--- a/02_定制简历库/通用简历/文雪_山东大学_运营管理方向.docx
+++ b/02_定制简历库/通用简历/文雪_山东大学_运营管理方向.docx
@@ -9,6 +9,7 @@
           <w:rFonts w:hint="default"/>
           <w:vanish/>
         </w:rPr>
+        <w:spacing w:line="240" w:lineRule="auto" w:before="0" w:after="0"/>
       </w:pPr>
     </w:p>
     <w:tbl>
@@ -53,7 +54,7 @@
           </w:tcPr>
           <w:p>
             <w:pPr>
-              <w:spacing w:line="505" w:lineRule="atLeast"/>
+              <w:spacing w:line="240" w:lineRule="auto" w:before="0" w:after="0"/>
               <w:rPr>
                 <w:rFonts w:ascii="宋体" w:eastAsia="宋体" w:hAnsi="宋体"/>
                 <w:b/>
@@ -94,6 +95,7 @@
               <w:rPr>
                 <w:rFonts w:hint="default"/>
               </w:rPr>
+              <w:spacing w:line="240" w:lineRule="auto" w:before="0" w:after="0"/>
             </w:pPr>
             <w:r>
               <w:rPr>
@@ -132,102 +134,6 @@
           <w:trHeight w:val="430"/>
           <w:jc w:val="center"/>
         </w:trPr>
-        <w:tc>
-          <w:tcPr>
-            <w:tcW w:w="3673" w:type="dxa"/>
-            <w:tcBorders>
-              <w:top w:val="nil"/>
-              <w:left w:val="nil"/>
-              <w:bottom w:val="nil"/>
-              <w:right w:val="nil"/>
-            </w:tcBorders>
-            <w:tcMar>
-              <w:top w:w="0" w:type="dxa"/>
-              <w:left w:w="227" w:type="dxa"/>
-              <w:bottom w:w="0" w:type="dxa"/>
-              <w:right w:w="85" w:type="dxa"/>
-            </w:tcMar>
-            <w:vAlign w:val="center"/>
-          </w:tcPr>
-          <w:p>
-            <w:pPr>
-              <w:spacing w:line="315" w:lineRule="atLeast"/>
-              <w:rPr>
-                <w:rFonts w:hint="default"/>
-                <w:sz w:val="21"/>
-              </w:rPr>
-            </w:pPr>
-            <w:r>
-              <w:rPr>
-                <w:b/>
-                <w:bCs/>
-                <w:sz w:val="21"/>
-              </w:rPr>
-              <w:t>电话：</w:t>
-            </w:r>
-            <w:r>
-              <w:rPr>
-                <w:rFonts w:ascii="Times New Roman" w:hAnsi="Times New Roman" w:hint="default"/>
-                <w:sz w:val="21"/>
-              </w:rPr>
-              <w:t>18658249341</w:t>
-            </w:r>
-          </w:p>
-        </w:tc>
-        <w:tc>
-          <w:tcPr>
-            <w:tcW w:w="5868" w:type="dxa"/>
-            <w:tcBorders>
-              <w:top w:val="nil"/>
-              <w:left w:val="nil"/>
-              <w:bottom w:val="nil"/>
-              <w:right w:val="nil"/>
-            </w:tcBorders>
-            <w:tcMar>
-              <w:top w:w="0" w:type="dxa"/>
-              <w:left w:w="85" w:type="dxa"/>
-              <w:bottom w:w="0" w:type="dxa"/>
-              <w:right w:w="85" w:type="dxa"/>
-            </w:tcMar>
-            <w:vAlign w:val="center"/>
-          </w:tcPr>
-          <w:p>
-            <w:pPr>
-              <w:spacing w:line="315" w:lineRule="atLeast"/>
-              <w:rPr>
-                <w:sz w:val="21"/>
-              </w:rPr>
-            </w:pPr>
-            <w:r>
-              <w:rPr>
-                <w:b/>
-                <w:bCs/>
-                <w:sz w:val="21"/>
-              </w:rPr>
-              <w:t>邮箱：</w:t>
-            </w:r>
-            <w:r>
-              <w:rPr>
-                <w:rFonts w:ascii="Times New Roman" w:hAnsi="Times New Roman" w:hint="default"/>
-                <w:sz w:val="21"/>
-              </w:rPr>
-              <w:t>2631217547@qq.com</w:t>
-            </w:r>
-          </w:p>
-        </w:tc>
-        <w:tc>
-          <w:tcPr>
-            <w:tcW w:w="1203" w:type="dxa"/>
-            <w:shd w:val="clear" w:color="auto" w:fill="FFFFFF"/>
-          </w:tcPr>
-          <w:p>
-            <w:pPr>
-              <w:rPr>
-                <w:sz w:val="21"/>
-              </w:rPr>
-            </w:pPr>
-          </w:p>
-        </w:tc>
       </w:tr>
       <w:tr>
         <w:trPr>
@@ -254,7 +160,7 @@
           </w:tcPr>
           <w:p>
             <w:pPr>
-              <w:spacing w:line="315" w:lineRule="atLeast"/>
+              <w:spacing w:line="240" w:lineRule="auto" w:before="0" w:after="0"/>
               <w:rPr>
                 <w:b/>
                 <w:bCs/>
@@ -272,7 +178,7 @@
             </w:r>
             <w:r>
               <w:rPr>
-                <w:rFonts w:ascii="Times New Roman" w:eastAsia="宋体" w:hAnsi="Times New Roman" w:cs="宋体"/>
+                <w:rFonts w:ascii="宋体" w:eastAsia="宋体" w:hAnsi="宋体" w:cs="宋体"/>
                 <w:b/>
                 <w:bCs/>
                 <w:sz w:val="21"/>
@@ -282,6 +188,8 @@
             <w:r>
               <w:rPr>
                 <w:rFonts w:ascii="宋体" w:eastAsia="宋体" w:hAnsi="宋体" w:cs="宋体"/>
+                <w:b/>
+                <w:bCs/>
                 <w:sz w:val="21"/>
               </w:rPr>
               <w:t xml:space="preserve">运营管理</w:t>
@@ -296,6 +204,8 @@
             <w:r>
               <w:rPr>
                 <w:rFonts w:ascii="宋体" w:eastAsia="宋体" w:hAnsi="宋体" w:cs="宋体"/>
+                <w:b/>
+                <w:bCs/>
                 <w:sz w:val="21"/>
               </w:rPr>
               <w:t xml:space="preserve">供应链运营</w:t>
@@ -310,6 +220,8 @@
             <w:r>
               <w:rPr>
                 <w:rFonts w:ascii="宋体" w:eastAsia="宋体" w:hAnsi="宋体" w:cs="宋体"/>
+                <w:b/>
+                <w:bCs/>
                 <w:sz w:val="21"/>
               </w:rPr>
               <w:t xml:space="preserve">库存管理</w:t>
@@ -326,6 +238,7 @@
               <w:rPr>
                 <w:sz w:val="21"/>
               </w:rPr>
+              <w:spacing w:line="240" w:lineRule="auto" w:before="0" w:after="0"/>
             </w:pPr>
           </w:p>
         </w:tc>
@@ -354,7 +267,7 @@
           </w:tcPr>
           <w:p>
             <w:pPr>
-              <w:spacing w:line="315" w:lineRule="atLeast"/>
+              <w:spacing w:line="240" w:lineRule="auto" w:before="0" w:after="0"/>
               <w:rPr>
                 <w:b/>
                 <w:bCs/>
@@ -373,6 +286,8 @@
             <w:r>
               <w:rPr>
                 <w:rFonts w:ascii="宋体" w:eastAsia="宋体" w:hAnsi="宋体" w:cs="宋体"/>
+                <w:b/>
+                <w:bCs/>
                 <w:sz w:val="21"/>
               </w:rPr>
               <w:t xml:space="preserve">运营优化：独立完成社区团购末端网络优化项目，设计弹性布局方案，测算运营成本降低</w:t>
@@ -387,6 +302,8 @@
             <w:r>
               <w:rPr>
                 <w:rFonts w:ascii="宋体" w:eastAsia="宋体" w:hAnsi="宋体" w:cs="宋体"/>
+                <w:b/>
+                <w:bCs/>
                 <w:sz w:val="21"/>
               </w:rPr>
               <w:t xml:space="preserve">、配送效率提升</w:t>
@@ -401,6 +318,8 @@
             <w:r>
               <w:rPr>
                 <w:rFonts w:ascii="宋体" w:eastAsia="宋体" w:hAnsi="宋体" w:cs="宋体"/>
+                <w:b/>
+                <w:bCs/>
                 <w:sz w:val="21"/>
               </w:rPr>
               <w:t xml:space="preserve">数据驱动：掌握</w:t>
@@ -415,6 +334,8 @@
             <w:r>
               <w:rPr>
                 <w:rFonts w:ascii="宋体" w:eastAsia="宋体" w:hAnsi="宋体" w:cs="宋体"/>
+                <w:b/>
+                <w:bCs/>
                 <w:sz w:val="21"/>
               </w:rPr>
               <w:t xml:space="preserve">，累计处理</w:t>
@@ -429,6 +350,8 @@
             <w:r>
               <w:rPr>
                 <w:rFonts w:ascii="宋体" w:eastAsia="宋体" w:hAnsi="宋体" w:cs="宋体"/>
+                <w:b/>
+                <w:bCs/>
                 <w:sz w:val="21"/>
               </w:rPr>
               <w:t xml:space="preserve">万</w:t>
@@ -443,6 +366,8 @@
             <w:r>
               <w:rPr>
                 <w:rFonts w:ascii="宋体" w:eastAsia="宋体" w:hAnsi="宋体" w:cs="宋体"/>
+                <w:b/>
+                <w:bCs/>
                 <w:sz w:val="21"/>
               </w:rPr>
               <w:t xml:space="preserve">条业务数据，能通过数据分析识别运营痛点并输出改进建议</w:t>
@@ -457,6 +382,8 @@
             <w:r>
               <w:rPr>
                 <w:rFonts w:ascii="宋体" w:eastAsia="宋体" w:hAnsi="宋体" w:cs="宋体"/>
+                <w:b/>
+                <w:bCs/>
                 <w:sz w:val="21"/>
               </w:rPr>
               <w:t xml:space="preserve">库存与流程：用友</w:t>
@@ -471,6 +398,8 @@
             <w:r>
               <w:rPr>
                 <w:rFonts w:ascii="宋体" w:eastAsia="宋体" w:hAnsi="宋体" w:cs="宋体"/>
+                <w:b/>
+                <w:bCs/>
                 <w:sz w:val="21"/>
               </w:rPr>
               <w:t xml:space="preserve">库存</w:t>
@@ -485,6 +414,8 @@
             <w:r>
               <w:rPr>
                 <w:rFonts w:ascii="宋体" w:eastAsia="宋体" w:hAnsi="宋体" w:cs="宋体"/>
+                <w:b/>
+                <w:bCs/>
                 <w:sz w:val="21"/>
               </w:rPr>
               <w:t xml:space="preserve">采购全流程操作，瑞幸门店原辅料盘点与效期管理经验，</w:t>
@@ -499,6 +430,8 @@
             <w:r>
               <w:rPr>
                 <w:rFonts w:ascii="宋体" w:eastAsia="宋体" w:hAnsi="宋体" w:cs="宋体"/>
+                <w:b/>
+                <w:bCs/>
                 <w:sz w:val="21"/>
               </w:rPr>
               <w:t xml:space="preserve">个月项目助理流程标准化经验</w:t>
@@ -513,6 +446,7 @@
           <w:vanish/>
           <w:sz w:val="2"/>
         </w:rPr>
+        <w:spacing w:line="240" w:lineRule="auto" w:before="0" w:after="0"/>
       </w:pPr>
     </w:p>
     <w:tbl>
@@ -554,7 +488,7 @@
           </w:tcPr>
           <w:p>
             <w:pPr>
-              <w:spacing w:line="275" w:lineRule="atLeast"/>
+              <w:spacing w:line="240" w:lineRule="auto" w:before="0" w:after="0"/>
             </w:pPr>
             <w:r>
               <w:rPr>
@@ -625,7 +559,7 @@
                 </w:tcPr>
                 <w:p>
                   <w:pPr>
-                    <w:spacing w:line="315" w:lineRule="atLeast"/>
+                    <w:spacing w:line="240" w:lineRule="auto" w:before="0" w:after="0"/>
                     <w:jc w:val="center"/>
                     <w:rPr>
                       <w:sz w:val="21"/>
@@ -652,7 +586,7 @@
                 </w:tcPr>
                 <w:p>
                   <w:pPr>
-                    <w:spacing w:line="315" w:lineRule="atLeast"/>
+                    <w:spacing w:line="240" w:lineRule="auto" w:before="0" w:after="0"/>
                     <w:rPr>
                       <w:b/>
                       <w:bCs/>
@@ -689,7 +623,7 @@
                 </w:tcPr>
                 <w:p>
                   <w:pPr>
-                    <w:spacing w:line="315" w:lineRule="atLeast"/>
+                    <w:spacing w:line="240" w:lineRule="auto" w:before="0" w:after="0"/>
                     <w:rPr>
                       <w:b/>
                       <w:bCs/>
@@ -764,7 +698,7 @@
                 </w:tcPr>
                 <w:p>
                   <w:pPr>
-                    <w:spacing w:line="315" w:lineRule="atLeast"/>
+                    <w:spacing w:line="240" w:lineRule="auto" w:before="0" w:after="0"/>
                     <w:rPr>
                       <w:rFonts w:ascii="Times New Roman" w:eastAsia="等线" w:hAnsi="Times New Roman" w:hint="default"/>
                       <w:b/>
@@ -787,7 +721,7 @@
           </w:tbl>
           <w:p>
             <w:pPr>
-              <w:spacing w:line="275" w:lineRule="atLeast"/>
+              <w:spacing w:line="240" w:lineRule="auto" w:before="0" w:after="0"/>
               <w:rPr>
                 <w:b/>
                 <w:bCs/>
@@ -802,6 +736,7 @@
         <w:rPr>
           <w:vanish/>
         </w:rPr>
+        <w:spacing w:line="240" w:lineRule="auto" w:before="0" w:after="0"/>
       </w:pPr>
     </w:p>
     <w:p>
@@ -810,6 +745,7 @@
           <w:vanish/>
           <w:sz w:val="21"/>
         </w:rPr>
+        <w:spacing w:line="240" w:lineRule="auto" w:before="0" w:after="0"/>
       </w:pPr>
     </w:p>
     <w:tbl>
@@ -851,7 +787,7 @@
           </w:tcPr>
           <w:p>
             <w:pPr>
-              <w:spacing w:line="210" w:lineRule="atLeast"/>
+              <w:spacing w:line="240" w:lineRule="auto" w:before="0" w:after="0"/>
               <w:rPr>
                 <w:sz w:val="21"/>
               </w:rPr>
@@ -881,7 +817,7 @@
                 <w:ilvl w:val="0"/>
                 <w:numId w:val="2"/>
               </w:numPr>
-              <w:spacing w:line="315" w:lineRule="atLeast"/>
+              <w:spacing w:line="240" w:lineRule="auto" w:before="0" w:after="0"/>
               <w:ind w:left="442" w:hanging="442"/>
               <w:rPr>
                 <w:sz w:val="21"/>
@@ -899,6 +835,8 @@
             <w:r>
               <w:rPr>
                 <w:rFonts w:ascii="宋体" w:eastAsia="宋体" w:hAnsi="宋体" w:cs="宋体"/>
+                <w:b/>
+                <w:bCs/>
                 <w:sz w:val="21"/>
               </w:rPr>
               <w:t xml:space="preserve">供应链建模与仿真、</w:t>
@@ -913,6 +851,8 @@
             <w:r>
               <w:rPr>
                 <w:rFonts w:ascii="宋体" w:eastAsia="宋体" w:hAnsi="宋体" w:cs="宋体"/>
+                <w:b/>
+                <w:bCs/>
                 <w:sz w:val="21"/>
               </w:rPr>
               <w:t xml:space="preserve">供应链管理综合实验、采购管理、物流管理、供应链成本与绩效管理、统计学</w:t>
@@ -943,7 +883,7 @@
           </w:tcPr>
           <w:p>
             <w:pPr>
-              <w:spacing w:line="210" w:lineRule="atLeast"/>
+              <w:spacing w:line="240" w:lineRule="auto" w:before="0" w:after="0"/>
               <w:rPr>
                 <w:sz w:val="21"/>
               </w:rPr>
@@ -973,7 +913,7 @@
                 <w:ilvl w:val="0"/>
                 <w:numId w:val="2"/>
               </w:numPr>
-              <w:spacing w:line="315" w:lineRule="atLeast"/>
+              <w:spacing w:line="240" w:lineRule="auto" w:before="0" w:after="0"/>
               <w:rPr>
                 <w:sz w:val="21"/>
               </w:rPr>
@@ -990,6 +930,8 @@
             <w:r>
               <w:rPr>
                 <w:rFonts w:ascii="宋体" w:eastAsia="宋体" w:hAnsi="宋体" w:cs="宋体"/>
+                <w:b/>
+                <w:bCs/>
                 <w:sz w:val="21"/>
               </w:rPr>
               <w:t xml:space="preserve">山东大学</w:t>
@@ -1004,6 +946,8 @@
             <w:r>
               <w:rPr>
                 <w:rFonts w:ascii="宋体" w:eastAsia="宋体" w:hAnsi="宋体" w:cs="宋体"/>
+                <w:b/>
+                <w:bCs/>
                 <w:sz w:val="21"/>
               </w:rPr>
               <w:t xml:space="preserve">—</w:t>
@@ -1018,6 +962,8 @@
             <w:r>
               <w:rPr>
                 <w:rFonts w:ascii="宋体" w:eastAsia="宋体" w:hAnsi="宋体" w:cs="宋体"/>
+                <w:b/>
+                <w:bCs/>
                 <w:sz w:val="21"/>
               </w:rPr>
               <w:t xml:space="preserve">年暑期社会实践专项优秀等级</w:t>
@@ -1032,6 +978,7 @@
           <w:vanish/>
           <w:sz w:val="21"/>
         </w:rPr>
+        <w:spacing w:line="240" w:lineRule="auto" w:before="0" w:after="0"/>
       </w:pPr>
     </w:p>
     <w:p>
@@ -1040,6 +987,7 @@
           <w:vanish/>
           <w:sz w:val="2"/>
         </w:rPr>
+        <w:spacing w:line="240" w:lineRule="auto" w:before="0" w:after="0"/>
       </w:pPr>
     </w:p>
     <w:p>
@@ -1047,6 +995,7 @@
         <w:rPr>
           <w:vanish/>
         </w:rPr>
+        <w:spacing w:line="240" w:lineRule="auto" w:before="0" w:after="0"/>
       </w:pPr>
     </w:p>
     <w:p>
@@ -1055,6 +1004,7 @@
           <w:vanish/>
           <w:sz w:val="21"/>
         </w:rPr>
+        <w:spacing w:line="240" w:lineRule="auto" w:before="0" w:after="0"/>
       </w:pPr>
     </w:p>
     <w:p>
@@ -1063,6 +1013,7 @@
           <w:vanish/>
           <w:sz w:val="21"/>
         </w:rPr>
+        <w:spacing w:line="240" w:lineRule="auto" w:before="0" w:after="0"/>
       </w:pPr>
     </w:p>
     <w:p>
@@ -1071,6 +1022,7 @@
           <w:vanish/>
           <w:sz w:val="2"/>
         </w:rPr>
+        <w:spacing w:line="240" w:lineRule="auto" w:before="0" w:after="0"/>
       </w:pPr>
     </w:p>
     <w:tbl>
@@ -1124,7 +1076,7 @@
           </w:tcPr>
           <w:p>
             <w:pPr>
-              <w:spacing w:line="275" w:lineRule="atLeast"/>
+              <w:spacing w:line="240" w:lineRule="auto" w:before="0" w:after="0"/>
               <w:rPr>
                 <w:rFonts w:ascii="Times New Roman" w:hAnsi="Times New Roman"/>
                 <w:b/>
@@ -1175,7 +1127,7 @@
           </w:tcPr>
           <w:p>
             <w:pPr>
-              <w:spacing w:line="315" w:lineRule="atLeast"/>
+              <w:spacing w:line="240" w:lineRule="auto" w:before="0" w:after="0"/>
               <w:rPr>
                 <w:rFonts w:ascii="Times New Roman" w:hAnsi="Times New Roman"/>
                 <w:sz w:val="21"/>
@@ -1203,7 +1155,7 @@
           </w:tcPr>
           <w:p>
             <w:pPr>
-              <w:spacing w:line="315" w:lineRule="atLeast"/>
+              <w:spacing w:line="240" w:lineRule="auto" w:before="0" w:after="0"/>
               <w:rPr>
                 <w:rFonts w:ascii="Times New Roman" w:hAnsi="Times New Roman"/>
                 <w:sz w:val="21"/>
@@ -1234,7 +1186,7 @@
           </w:tcPr>
           <w:p>
             <w:pPr>
-              <w:spacing w:line="315" w:lineRule="atLeast"/>
+              <w:spacing w:line="240" w:lineRule="auto" w:before="0" w:after="0"/>
               <w:rPr>
                 <w:rFonts w:ascii="Times New Roman" w:eastAsia="等线" w:hAnsi="Times New Roman"/>
                 <w:b/>
@@ -1266,7 +1218,7 @@
           </w:tcPr>
           <w:p>
             <w:pPr>
-              <w:spacing w:line="315" w:lineRule="atLeast"/>
+              <w:spacing w:line="240" w:lineRule="auto" w:before="0" w:after="0"/>
               <w:rPr>
                 <w:rFonts w:ascii="Times New Roman" w:eastAsia="等线" w:hAnsi="Times New Roman" w:hint="default"/>
                 <w:b/>
@@ -1276,7 +1228,7 @@
             </w:pPr>
             <w:r>
               <w:rPr>
-                <w:rFonts w:ascii="Times New Roman" w:eastAsia="宋体" w:hAnsi="Times New Roman" w:cs="宋体"/>
+                <w:rFonts w:ascii="宋体" w:eastAsia="宋体" w:hAnsi="宋体" w:cs="宋体"/>
                 <w:b/>
                 <w:bCs/>
                 <w:sz w:val="21"/>
@@ -1311,7 +1263,7 @@
           </w:tcPr>
           <w:p>
             <w:pPr>
-              <w:spacing w:line="315" w:lineRule="atLeast"/>
+              <w:spacing w:line="240" w:lineRule="auto" w:before="0" w:after="0"/>
               <w:rPr>
                 <w:rFonts w:ascii="Times New Roman" w:hAnsi="Times New Roman"/>
                 <w:sz w:val="21"/>
@@ -1343,7 +1295,7 @@
                 <w:ilvl w:val="0"/>
                 <w:numId w:val="9"/>
               </w:numPr>
-              <w:spacing w:line="315" w:lineRule="atLeast"/>
+              <w:spacing w:line="240" w:lineRule="auto" w:before="0" w:after="0"/>
               <w:rPr>
                 <w:rFonts w:ascii="Times New Roman" w:eastAsia="宋体" w:hAnsi="Times New Roman" w:cs="宋体" w:hint="default"/>
                 <w:sz w:val="21"/>
@@ -1352,6 +1304,8 @@
             <w:r>
               <w:rPr>
                 <w:rFonts w:ascii="宋体" w:eastAsia="宋体" w:hAnsi="宋体" w:cs="宋体"/>
+                <w:b/>
+                <w:bCs/>
                 <w:sz w:val="21"/>
               </w:rPr>
               <w:t xml:space="preserve">针对老龄化小区自提点布局零散、配送效率低的问题，调研</w:t>
@@ -1366,6 +1320,8 @@
             <w:r>
               <w:rPr>
                 <w:rFonts w:ascii="宋体" w:eastAsia="宋体" w:hAnsi="宋体" w:cs="宋体"/>
+                <w:b/>
+                <w:bCs/>
                 <w:sz w:val="21"/>
               </w:rPr>
               <w:t xml:space="preserve">个候选点位与日均</w:t>
@@ -1380,6 +1336,8 @@
             <w:r>
               <w:rPr>
                 <w:rFonts w:ascii="宋体" w:eastAsia="宋体" w:hAnsi="宋体" w:cs="宋体"/>
+                <w:b/>
+                <w:bCs/>
                 <w:sz w:val="21"/>
               </w:rPr>
               <w:t xml:space="preserve">单真实需求，设计“</w:t>
@@ -1394,6 +1352,8 @@
             <w:r>
               <w:rPr>
                 <w:rFonts w:ascii="宋体" w:eastAsia="宋体" w:hAnsi="宋体" w:cs="宋体"/>
+                <w:b/>
+                <w:bCs/>
                 <w:sz w:val="21"/>
               </w:rPr>
               <w:t xml:space="preserve">核心点</w:t>
@@ -1408,6 +1368,8 @@
             <w:r>
               <w:rPr>
                 <w:rFonts w:ascii="宋体" w:eastAsia="宋体" w:hAnsi="宋体" w:cs="宋体"/>
+                <w:b/>
+                <w:bCs/>
                 <w:sz w:val="21"/>
               </w:rPr>
               <w:t xml:space="preserve">动态临时点”的弹性运营方案</w:t>
@@ -1419,7 +1381,7 @@
                 <w:ilvl w:val="0"/>
                 <w:numId w:val="9"/>
               </w:numPr>
-              <w:spacing w:line="315" w:lineRule="atLeast"/>
+              <w:spacing w:line="240" w:lineRule="auto" w:before="0" w:after="0"/>
               <w:rPr>
                 <w:rFonts w:ascii="Times New Roman" w:eastAsia="宋体" w:hAnsi="Times New Roman" w:cs="宋体" w:hint="default"/>
                 <w:sz w:val="21"/>
@@ -1428,6 +1390,8 @@
             <w:r>
               <w:rPr>
                 <w:rFonts w:ascii="宋体" w:eastAsia="宋体" w:hAnsi="宋体" w:cs="宋体"/>
+                <w:b/>
+                <w:bCs/>
                 <w:sz w:val="21"/>
               </w:rPr>
               <w:t xml:space="preserve">将年龄分层服务半径与电梯等待时间纳入优化模型，用</w:t>
@@ -1442,6 +1406,8 @@
             <w:r>
               <w:rPr>
                 <w:rFonts w:ascii="宋体" w:eastAsia="宋体" w:hAnsi="宋体" w:cs="宋体"/>
+                <w:b/>
+                <w:bCs/>
                 <w:sz w:val="21"/>
               </w:rPr>
               <w:t xml:space="preserve">完成方案测算：模型测算总运营成本降低</w:t>
@@ -1456,6 +1422,8 @@
             <w:r>
               <w:rPr>
                 <w:rFonts w:ascii="宋体" w:eastAsia="宋体" w:hAnsi="宋体" w:cs="宋体"/>
+                <w:b/>
+                <w:bCs/>
                 <w:sz w:val="21"/>
               </w:rPr>
               <w:t xml:space="preserve">，老年人服务覆盖率</w:t>
@@ -1470,6 +1438,8 @@
             <w:r>
               <w:rPr>
                 <w:rFonts w:ascii="宋体" w:eastAsia="宋体" w:hAnsi="宋体" w:cs="宋体"/>
+                <w:b/>
+                <w:bCs/>
                 <w:sz w:val="21"/>
               </w:rPr>
               <w:t xml:space="preserve">→</w:t>
@@ -1484,6 +1454,8 @@
             <w:r>
               <w:rPr>
                 <w:rFonts w:ascii="宋体" w:eastAsia="宋体" w:hAnsi="宋体" w:cs="宋体"/>
+                <w:b/>
+                <w:bCs/>
                 <w:sz w:val="21"/>
               </w:rPr>
               <w:t xml:space="preserve">，平均配送时长缩短</w:t>
@@ -1502,7 +1474,7 @@
                 <w:ilvl w:val="0"/>
                 <w:numId w:val="9"/>
               </w:numPr>
-              <w:spacing w:line="315" w:lineRule="atLeast"/>
+              <w:spacing w:line="240" w:lineRule="auto" w:before="0" w:after="0"/>
               <w:rPr>
                 <w:rFonts w:ascii="Times New Roman" w:eastAsia="宋体" w:hAnsi="Times New Roman" w:cs="宋体" w:hint="default"/>
                 <w:sz w:val="21"/>
@@ -1511,6 +1483,8 @@
             <w:r>
               <w:rPr>
                 <w:rFonts w:ascii="宋体" w:eastAsia="宋体" w:hAnsi="宋体" w:cs="宋体"/>
+                <w:b/>
+                <w:bCs/>
                 <w:sz w:val="21"/>
               </w:rPr>
               <w:t xml:space="preserve">方案可快速响应周末</w:t>
@@ -1525,6 +1499,8 @@
             <w:r>
               <w:rPr>
                 <w:rFonts w:ascii="宋体" w:eastAsia="宋体" w:hAnsi="宋体" w:cs="宋体"/>
+                <w:b/>
+                <w:bCs/>
                 <w:sz w:val="21"/>
               </w:rPr>
               <w:t xml:space="preserve">、促销日</w:t>
@@ -1539,6 +1515,8 @@
             <w:r>
               <w:rPr>
                 <w:rFonts w:ascii="宋体" w:eastAsia="宋体" w:hAnsi="宋体" w:cs="宋体"/>
+                <w:b/>
+                <w:bCs/>
                 <w:sz w:val="21"/>
               </w:rPr>
               <w:t xml:space="preserve">的需求波动，为社区团购末端运营提供可落地的优化思路</w:t>
@@ -1571,7 +1549,7 @@
           </w:tcPr>
           <w:p>
             <w:pPr>
-              <w:spacing w:line="315" w:lineRule="atLeast"/>
+              <w:spacing w:line="240" w:lineRule="auto" w:before="0" w:after="0"/>
               <w:rPr>
                 <w:rFonts w:ascii="Times New Roman" w:hAnsi="Times New Roman"/>
                 <w:sz w:val="21"/>
@@ -1599,7 +1577,7 @@
           </w:tcPr>
           <w:p>
             <w:pPr>
-              <w:spacing w:line="315" w:lineRule="atLeast"/>
+              <w:spacing w:line="240" w:lineRule="auto" w:before="0" w:after="0"/>
               <w:rPr>
                 <w:rFonts w:ascii="Times New Roman" w:hAnsi="Times New Roman"/>
                 <w:sz w:val="21"/>
@@ -1630,7 +1608,7 @@
           </w:tcPr>
           <w:p>
             <w:pPr>
-              <w:spacing w:line="315" w:lineRule="atLeast"/>
+              <w:spacing w:line="240" w:lineRule="auto" w:before="0" w:after="0"/>
               <w:rPr>
                 <w:rFonts w:ascii="Times New Roman" w:eastAsia="等线" w:hAnsi="Times New Roman"/>
                 <w:b/>
@@ -1662,7 +1640,7 @@
           </w:tcPr>
           <w:p>
             <w:pPr>
-              <w:spacing w:line="315" w:lineRule="atLeast"/>
+              <w:spacing w:line="240" w:lineRule="auto" w:before="0" w:after="0"/>
               <w:rPr>
                 <w:rFonts w:ascii="Times New Roman" w:eastAsia="等线" w:hAnsi="Times New Roman" w:hint="default"/>
                 <w:b/>
@@ -1672,7 +1650,7 @@
             </w:pPr>
             <w:r>
               <w:rPr>
-                <w:rFonts w:ascii="Times New Roman" w:eastAsia="宋体" w:hAnsi="Times New Roman" w:cs="宋体"/>
+                <w:rFonts w:ascii="宋体" w:eastAsia="宋体" w:hAnsi="宋体" w:cs="宋体"/>
                 <w:b/>
                 <w:bCs/>
                 <w:sz w:val="21"/>
@@ -1707,7 +1685,7 @@
           </w:tcPr>
           <w:p>
             <w:pPr>
-              <w:spacing w:line="315" w:lineRule="atLeast"/>
+              <w:spacing w:line="240" w:lineRule="auto" w:before="0" w:after="0"/>
               <w:rPr>
                 <w:rFonts w:ascii="Times New Roman" w:hAnsi="Times New Roman"/>
                 <w:sz w:val="21"/>
@@ -1739,7 +1717,7 @@
                 <w:ilvl w:val="0"/>
                 <w:numId w:val="9"/>
               </w:numPr>
-              <w:spacing w:line="315" w:lineRule="atLeast"/>
+              <w:spacing w:line="240" w:lineRule="auto" w:before="0" w:after="0"/>
               <w:rPr>
                 <w:rFonts w:ascii="Times New Roman" w:eastAsia="宋体" w:hAnsi="Times New Roman" w:cs="宋体" w:hint="default"/>
                 <w:sz w:val="21"/>
@@ -1748,6 +1726,8 @@
             <w:r>
               <w:rPr>
                 <w:rFonts w:ascii="宋体" w:eastAsia="宋体" w:hAnsi="宋体" w:cs="宋体"/>
+                <w:b/>
+                <w:bCs/>
                 <w:sz w:val="21"/>
               </w:rPr>
               <w:t xml:space="preserve">基于</w:t>
@@ -1762,6 +1742,8 @@
             <w:r>
               <w:rPr>
                 <w:rFonts w:ascii="宋体" w:eastAsia="宋体" w:hAnsi="宋体" w:cs="宋体"/>
+                <w:b/>
+                <w:bCs/>
                 <w:sz w:val="21"/>
               </w:rPr>
               <w:t xml:space="preserve">模型设计</w:t>
@@ -1776,6 +1758,8 @@
             <w:r>
               <w:rPr>
                 <w:rFonts w:ascii="宋体" w:eastAsia="宋体" w:hAnsi="宋体" w:cs="宋体"/>
+                <w:b/>
+                <w:bCs/>
                 <w:sz w:val="21"/>
               </w:rPr>
               <w:t xml:space="preserve">点李克特量表问卷，回收</w:t>
@@ -1790,6 +1774,8 @@
             <w:r>
               <w:rPr>
                 <w:rFonts w:ascii="宋体" w:eastAsia="宋体" w:hAnsi="宋体" w:cs="宋体"/>
+                <w:b/>
+                <w:bCs/>
                 <w:sz w:val="21"/>
               </w:rPr>
               <w:t xml:space="preserve">份有效样本，用</w:t>
@@ -1804,6 +1790,8 @@
             <w:r>
               <w:rPr>
                 <w:rFonts w:ascii="宋体" w:eastAsia="宋体" w:hAnsi="宋体" w:cs="宋体"/>
+                <w:b/>
+                <w:bCs/>
                 <w:sz w:val="21"/>
               </w:rPr>
               <w:t xml:space="preserve">和</w:t>
@@ -1818,6 +1806,8 @@
             <w:r>
               <w:rPr>
                 <w:rFonts w:ascii="宋体" w:eastAsia="宋体" w:hAnsi="宋体" w:cs="宋体"/>
+                <w:b/>
+                <w:bCs/>
                 <w:sz w:val="21"/>
               </w:rPr>
               <w:t xml:space="preserve">完成统计分析；验证交互性（</w:t>
@@ -1832,6 +1822,8 @@
             <w:r>
               <w:rPr>
                 <w:rFonts w:ascii="宋体" w:eastAsia="宋体" w:hAnsi="宋体" w:cs="宋体"/>
+                <w:b/>
+                <w:bCs/>
                 <w:sz w:val="21"/>
               </w:rPr>
               <w:t xml:space="preserve">）、个性化（</w:t>
@@ -1846,6 +1838,8 @@
             <w:r>
               <w:rPr>
                 <w:rFonts w:ascii="宋体" w:eastAsia="宋体" w:hAnsi="宋体" w:cs="宋体"/>
+                <w:b/>
+                <w:bCs/>
                 <w:sz w:val="21"/>
               </w:rPr>
               <w:t xml:space="preserve">）、自主性（</w:t>
@@ -1860,6 +1854,8 @@
             <w:r>
               <w:rPr>
                 <w:rFonts w:ascii="宋体" w:eastAsia="宋体" w:hAnsi="宋体" w:cs="宋体"/>
+                <w:b/>
+                <w:bCs/>
                 <w:sz w:val="21"/>
               </w:rPr>
               <w:t xml:space="preserve">）显著正向影响用户感知价值，识别问题识别准确性、智能解决能力为核心影响因素</w:t>
@@ -1871,7 +1867,7 @@
                 <w:ilvl w:val="0"/>
                 <w:numId w:val="9"/>
               </w:numPr>
-              <w:spacing w:line="315" w:lineRule="atLeast"/>
+              <w:spacing w:line="240" w:lineRule="auto" w:before="0" w:after="0"/>
               <w:rPr>
                 <w:rFonts w:ascii="Times New Roman" w:eastAsia="宋体" w:hAnsi="Times New Roman" w:cs="宋体" w:hint="default"/>
                 <w:sz w:val="21"/>
@@ -1880,6 +1876,8 @@
             <w:r>
               <w:rPr>
                 <w:rFonts w:ascii="宋体" w:eastAsia="宋体" w:hAnsi="宋体" w:cs="宋体"/>
+                <w:b/>
+                <w:bCs/>
                 <w:sz w:val="21"/>
               </w:rPr>
               <w:t xml:space="preserve">发现用户智能体验起关键中介作用，感知增强维度贡献率</w:t>
@@ -1894,6 +1892,8 @@
             <w:r>
               <w:rPr>
                 <w:rFonts w:ascii="宋体" w:eastAsia="宋体" w:hAnsi="宋体" w:cs="宋体"/>
+                <w:b/>
+                <w:bCs/>
                 <w:sz w:val="21"/>
               </w:rPr>
               <w:t xml:space="preserve">；高复杂度场景下信任阈值提高</w:t>
@@ -1908,6 +1908,8 @@
             <w:r>
               <w:rPr>
                 <w:rFonts w:ascii="宋体" w:eastAsia="宋体" w:hAnsi="宋体" w:cs="宋体"/>
+                <w:b/>
+                <w:bCs/>
                 <w:sz w:val="21"/>
               </w:rPr>
               <w:t xml:space="preserve">，为电商</w:t>
@@ -1922,6 +1924,8 @@
             <w:r>
               <w:rPr>
                 <w:rFonts w:ascii="宋体" w:eastAsia="宋体" w:hAnsi="宋体" w:cs="宋体"/>
+                <w:b/>
+                <w:bCs/>
                 <w:sz w:val="21"/>
               </w:rPr>
               <w:t xml:space="preserve">客服优化提供参考</w:t>
@@ -1954,7 +1958,7 @@
           </w:tcPr>
           <w:p>
             <w:pPr>
-              <w:spacing w:line="315" w:lineRule="atLeast"/>
+              <w:spacing w:line="240" w:lineRule="auto" w:before="0" w:after="0"/>
               <w:rPr>
                 <w:rFonts w:ascii="Times New Roman" w:hAnsi="Times New Roman"/>
                 <w:sz w:val="21"/>
@@ -1982,7 +1986,7 @@
           </w:tcPr>
           <w:p>
             <w:pPr>
-              <w:spacing w:line="315" w:lineRule="atLeast"/>
+              <w:spacing w:line="240" w:lineRule="auto" w:before="0" w:after="0"/>
               <w:rPr>
                 <w:rFonts w:ascii="Times New Roman" w:hAnsi="Times New Roman"/>
                 <w:sz w:val="21"/>
@@ -2013,7 +2017,7 @@
           </w:tcPr>
           <w:p>
             <w:pPr>
-              <w:spacing w:line="315" w:lineRule="atLeast"/>
+              <w:spacing w:line="240" w:lineRule="auto" w:before="0" w:after="0"/>
               <w:rPr>
                 <w:rFonts w:ascii="Times New Roman" w:eastAsia="等线" w:hAnsi="Times New Roman"/>
                 <w:b/>
@@ -2045,7 +2049,7 @@
           </w:tcPr>
           <w:p>
             <w:pPr>
-              <w:spacing w:line="315" w:lineRule="atLeast"/>
+              <w:spacing w:line="240" w:lineRule="auto" w:before="0" w:after="0"/>
               <w:rPr>
                 <w:rFonts w:ascii="Times New Roman" w:eastAsia="等线" w:hAnsi="Times New Roman" w:hint="default"/>
                 <w:b/>
@@ -2055,7 +2059,7 @@
             </w:pPr>
             <w:r>
               <w:rPr>
-                <w:rFonts w:ascii="Times New Roman" w:eastAsia="宋体" w:hAnsi="Times New Roman" w:cs="宋体"/>
+                <w:rFonts w:ascii="宋体" w:eastAsia="宋体" w:hAnsi="宋体" w:cs="宋体"/>
                 <w:b/>
                 <w:bCs/>
                 <w:sz w:val="21"/>
@@ -2090,7 +2094,7 @@
           </w:tcPr>
           <w:p>
             <w:pPr>
-              <w:spacing w:line="315" w:lineRule="atLeast"/>
+              <w:spacing w:line="240" w:lineRule="auto" w:before="0" w:after="0"/>
               <w:rPr>
                 <w:rFonts w:ascii="Times New Roman" w:hAnsi="Times New Roman"/>
                 <w:sz w:val="21"/>
@@ -2122,7 +2126,7 @@
                 <w:ilvl w:val="0"/>
                 <w:numId w:val="9"/>
               </w:numPr>
-              <w:spacing w:line="315" w:lineRule="atLeast"/>
+              <w:spacing w:line="240" w:lineRule="auto" w:before="0" w:after="0"/>
               <w:rPr>
                 <w:rFonts w:ascii="Times New Roman" w:eastAsia="宋体" w:hAnsi="Times New Roman" w:cs="宋体" w:hint="default"/>
                 <w:sz w:val="21"/>
@@ -2131,6 +2135,8 @@
             <w:r>
               <w:rPr>
                 <w:rFonts w:ascii="宋体" w:eastAsia="宋体" w:hAnsi="宋体" w:cs="宋体"/>
+                <w:b/>
+                <w:bCs/>
                 <w:sz w:val="21"/>
               </w:rPr>
               <w:t xml:space="preserve">基于</w:t>
@@ -2145,6 +2151,8 @@
             <w:r>
               <w:rPr>
                 <w:rFonts w:ascii="宋体" w:eastAsia="宋体" w:hAnsi="宋体" w:cs="宋体"/>
+                <w:b/>
+                <w:bCs/>
                 <w:sz w:val="21"/>
               </w:rPr>
               <w:t xml:space="preserve">条银行营销数据，用</w:t>
@@ -2159,6 +2167,8 @@
             <w:r>
               <w:rPr>
                 <w:rFonts w:ascii="宋体" w:eastAsia="宋体" w:hAnsi="宋体" w:cs="宋体"/>
+                <w:b/>
+                <w:bCs/>
                 <w:sz w:val="21"/>
               </w:rPr>
               <w:t xml:space="preserve">完成数据清洗与多维度分层统计，通过帕累托分析识别高价值客群特征，用转化瀑布图定位营销流失关键环节</w:t>
@@ -2170,7 +2180,7 @@
                 <w:ilvl w:val="0"/>
                 <w:numId w:val="9"/>
               </w:numPr>
-              <w:spacing w:line="315" w:lineRule="atLeast"/>
+              <w:spacing w:line="240" w:lineRule="auto" w:before="0" w:after="0"/>
               <w:rPr>
                 <w:rFonts w:ascii="Times New Roman" w:eastAsia="宋体" w:hAnsi="Times New Roman" w:cs="宋体" w:hint="default"/>
                 <w:sz w:val="21"/>
@@ -2179,6 +2189,8 @@
             <w:r>
               <w:rPr>
                 <w:rFonts w:ascii="宋体" w:eastAsia="宋体" w:hAnsi="宋体" w:cs="宋体"/>
+                <w:b/>
+                <w:bCs/>
                 <w:sz w:val="21"/>
               </w:rPr>
               <w:t xml:space="preserve">通过帕累托分析呈现高价值客群分布特征，用转化瀑布图定位营销流失关键环节，为精准营销与运营效率提升提供数据支撑</w:t>
@@ -2211,7 +2223,7 @@
           </w:tcPr>
           <w:p>
             <w:pPr>
-              <w:spacing w:line="315" w:lineRule="atLeast"/>
+              <w:spacing w:line="240" w:lineRule="auto" w:before="0" w:after="0"/>
               <w:rPr>
                 <w:rFonts w:ascii="Times New Roman" w:hAnsi="Times New Roman"/>
                 <w:sz w:val="21"/>
@@ -2239,7 +2251,7 @@
           </w:tcPr>
           <w:p>
             <w:pPr>
-              <w:spacing w:line="315" w:lineRule="atLeast"/>
+              <w:spacing w:line="240" w:lineRule="auto" w:before="0" w:after="0"/>
               <w:rPr>
                 <w:rFonts w:ascii="Times New Roman" w:hAnsi="Times New Roman"/>
                 <w:sz w:val="21"/>
@@ -2247,7 +2259,7 @@
             </w:pPr>
             <w:r>
               <w:rPr>
-                <w:rFonts w:ascii="Times New Roman" w:eastAsia="宋体" w:hAnsi="Times New Roman" w:cs="宋体"/>
+                <w:rFonts w:ascii="宋体" w:eastAsia="宋体" w:hAnsi="宋体" w:cs="宋体"/>
                 <w:b/>
                 <w:bCs/>
                 <w:sz w:val="21"/>
@@ -2279,7 +2291,7 @@
           </w:tcPr>
           <w:p>
             <w:pPr>
-              <w:spacing w:line="315" w:lineRule="atLeast"/>
+              <w:spacing w:line="240" w:lineRule="auto" w:before="0" w:after="0"/>
               <w:rPr>
                 <w:rFonts w:ascii="Times New Roman" w:eastAsia="等线" w:hAnsi="Times New Roman"/>
                 <w:b/>
@@ -2311,7 +2323,7 @@
           </w:tcPr>
           <w:p>
             <w:pPr>
-              <w:spacing w:line="315" w:lineRule="atLeast"/>
+              <w:spacing w:line="240" w:lineRule="auto" w:before="0" w:after="0"/>
               <w:rPr>
                 <w:rFonts w:ascii="Times New Roman" w:eastAsia="等线" w:hAnsi="Times New Roman" w:hint="default"/>
                 <w:b/>
@@ -2321,7 +2333,7 @@
             </w:pPr>
             <w:r>
               <w:rPr>
-                <w:rFonts w:ascii="Times New Roman" w:eastAsia="宋体" w:hAnsi="Times New Roman" w:cs="宋体"/>
+                <w:rFonts w:ascii="宋体" w:eastAsia="宋体" w:hAnsi="宋体" w:cs="宋体"/>
                 <w:b/>
                 <w:bCs/>
                 <w:sz w:val="21"/>
@@ -2356,7 +2368,7 @@
           </w:tcPr>
           <w:p>
             <w:pPr>
-              <w:spacing w:line="315" w:lineRule="atLeast"/>
+              <w:spacing w:line="240" w:lineRule="auto" w:before="0" w:after="0"/>
               <w:rPr>
                 <w:rFonts w:ascii="Times New Roman" w:hAnsi="Times New Roman"/>
                 <w:sz w:val="21"/>
@@ -2388,7 +2400,7 @@
                 <w:ilvl w:val="0"/>
                 <w:numId w:val="9"/>
               </w:numPr>
-              <w:spacing w:line="315" w:lineRule="atLeast"/>
+              <w:spacing w:line="240" w:lineRule="auto" w:before="0" w:after="0"/>
               <w:rPr>
                 <w:rFonts w:ascii="Times New Roman" w:eastAsia="宋体" w:hAnsi="Times New Roman" w:cs="宋体" w:hint="default"/>
                 <w:sz w:val="21"/>
@@ -2397,6 +2409,8 @@
             <w:r>
               <w:rPr>
                 <w:rFonts w:ascii="宋体" w:eastAsia="宋体" w:hAnsi="宋体" w:cs="宋体"/>
+                <w:b/>
+                <w:bCs/>
                 <w:sz w:val="21"/>
               </w:rPr>
               <w:t xml:space="preserve">以账套主管角色使用用友</w:t>
@@ -2411,6 +2425,8 @@
             <w:r>
               <w:rPr>
                 <w:rFonts w:ascii="宋体" w:eastAsia="宋体" w:hAnsi="宋体" w:cs="宋体"/>
+                <w:b/>
+                <w:bCs/>
                 <w:sz w:val="21"/>
               </w:rPr>
               <w:t xml:space="preserve">系统，以模拟箱包贸易企业为对象，独立完成采购订单→到货入库→销售订单→发货出库→库存调拨→盘点→存货核算→收付款凭证全流程运营操作</w:t>
@@ -2422,7 +2438,7 @@
                 <w:ilvl w:val="0"/>
                 <w:numId w:val="9"/>
               </w:numPr>
-              <w:spacing w:line="315" w:lineRule="atLeast"/>
+              <w:spacing w:line="240" w:lineRule="auto" w:before="0" w:after="0"/>
               <w:rPr>
                 <w:rFonts w:ascii="Times New Roman" w:eastAsia="宋体" w:hAnsi="Times New Roman" w:cs="宋体" w:hint="default"/>
                 <w:sz w:val="21"/>
@@ -2431,6 +2447,8 @@
             <w:r>
               <w:rPr>
                 <w:rFonts w:ascii="宋体" w:eastAsia="宋体" w:hAnsi="宋体" w:cs="宋体"/>
+                <w:b/>
+                <w:bCs/>
                 <w:sz w:val="21"/>
               </w:rPr>
               <w:t xml:space="preserve">掌握采购、销售、库存、存货、财务五大模块间的数据流转与单据联动逻辑，理解</w:t>
@@ -2445,9 +2463,521 @@
             <w:r>
               <w:rPr>
                 <w:rFonts w:ascii="宋体" w:eastAsia="宋体" w:hAnsi="宋体" w:cs="宋体"/>
+                <w:b/>
+                <w:bCs/>
                 <w:sz w:val="21"/>
               </w:rPr>
               <w:t xml:space="preserve">系统中供应链业务从订单到核算的标准化运作机制</w:t>
+            </w:r>
+          </w:p>
+        </w:tc>
+      </w:tr>
+      <w:tr>
+        <w:trPr>
+          <w:gridAfter w:val="2"/>
+          <w:wAfter w:w="880" w:type="dxa"/>
+          <w:jc w:val="center"/>
+        </w:trPr>
+        <w:tc>
+          <w:tcPr>
+            <w:tcW w:w="695" w:type="dxa"/>
+            <w:tcBorders>
+              <w:top w:val="nil"/>
+              <w:left w:val="nil"/>
+              <w:bottom w:val="nil"/>
+              <w:right w:val="nil"/>
+            </w:tcBorders>
+            <w:tcMar>
+              <w:top w:w="0" w:type="dxa"/>
+              <w:left w:w="113" w:type="dxa"/>
+              <w:bottom w:w="0" w:type="dxa"/>
+              <w:right w:w="85" w:type="dxa"/>
+            </w:tcMar>
+            <w:vAlign w:val="center"/>
+          </w:tcPr>
+          <w:p>
+            <w:pPr>
+              <w:spacing w:line="240" w:lineRule="auto" w:before="0" w:after="0"/>
+              <w:rPr>
+                <w:rFonts w:ascii="Times New Roman" w:hAnsi="Times New Roman"/>
+                <w:sz w:val="21"/>
+              </w:rPr>
+            </w:pPr>
+          </w:p>
+        </w:tc>
+        <w:tc>
+          <w:tcPr>
+            <w:tcW w:w="4600" w:type="dxa"/>
+            <w:gridSpan w:val="4"/>
+            <w:tcBorders>
+              <w:top w:val="nil"/>
+              <w:left w:val="nil"/>
+              <w:bottom w:val="nil"/>
+              <w:right w:val="nil"/>
+            </w:tcBorders>
+            <w:tcMar>
+              <w:top w:w="0" w:type="dxa"/>
+              <w:left w:w="85" w:type="dxa"/>
+              <w:bottom w:w="0" w:type="dxa"/>
+              <w:right w:w="85" w:type="dxa"/>
+            </w:tcMar>
+            <w:vAlign w:val="center"/>
+          </w:tcPr>
+          <w:p>
+            <w:pPr>
+              <w:spacing w:line="240" w:lineRule="auto" w:before="0" w:after="0"/>
+              <w:rPr>
+                <w:rFonts w:ascii="Times New Roman" w:hAnsi="Times New Roman"/>
+                <w:sz w:val="21"/>
+              </w:rPr>
+            </w:pPr>
+            <w:r>
+              <w:rPr>
+                <w:rFonts w:ascii="宋体" w:eastAsia="宋体" w:hAnsi="宋体" w:cs="宋体"/>
+                <w:b/>
+                <w:bCs/>
+                <w:sz w:val="21"/>
+              </w:rPr>
+              <w:t xml:space="preserve">ERP</w:t>
+            </w:r>
+            <w:r>
+              <w:rPr>
+                <w:rFonts w:ascii="宋体" w:eastAsia="宋体" w:hAnsi="宋体" w:cs="宋体"/>
+                <w:b/>
+                <w:bCs/>
+                <w:sz w:val="21"/>
+              </w:rPr>
+              <w:t xml:space="preserve">供应链全流程模拟操作</w:t>
+            </w:r>
+          </w:p>
+        </w:tc>
+        <w:tc>
+          <w:tcPr>
+            <w:tcW w:w="2693" w:type="dxa"/>
+            <w:gridSpan w:val="2"/>
+            <w:tcBorders>
+              <w:top w:val="nil"/>
+              <w:left w:val="nil"/>
+              <w:bottom w:val="nil"/>
+              <w:right w:val="nil"/>
+            </w:tcBorders>
+            <w:vAlign w:val="center"/>
+          </w:tcPr>
+          <w:p>
+            <w:pPr>
+              <w:spacing w:line="240" w:lineRule="auto" w:before="0" w:after="0"/>
+              <w:rPr>
+                <w:rFonts w:ascii="Times New Roman" w:eastAsia="等线" w:hAnsi="Times New Roman"/>
+                <w:b/>
+                <w:bCs/>
+                <w:sz w:val="21"/>
+              </w:rPr>
+            </w:pPr>
+            <w:r>
+              <w:rPr>
+                <w:rFonts w:ascii="宋体" w:eastAsia="宋体" w:hAnsi="宋体" w:cs="宋体"/>
+                <w:b/>
+                <w:bCs/>
+                <w:sz w:val="21"/>
+              </w:rPr>
+              <w:t xml:space="preserve">课程实验・账套主管</w:t>
+            </w:r>
+          </w:p>
+        </w:tc>
+        <w:tc>
+          <w:tcPr>
+            <w:tcW w:w="2755" w:type="dxa"/>
+            <w:tcBorders>
+              <w:top w:val="nil"/>
+              <w:left w:val="nil"/>
+              <w:bottom w:val="nil"/>
+              <w:right w:val="nil"/>
+            </w:tcBorders>
+            <w:vAlign w:val="center"/>
+          </w:tcPr>
+          <w:p>
+            <w:pPr>
+              <w:spacing w:line="240" w:lineRule="auto" w:before="0" w:after="0"/>
+              <w:rPr>
+                <w:rFonts w:ascii="Times New Roman" w:eastAsia="等线" w:hAnsi="Times New Roman" w:hint="default"/>
+                <w:b/>
+                <w:bCs/>
+                <w:sz w:val="21"/>
+              </w:rPr>
+            </w:pPr>
+            <w:r>
+              <w:rPr>
+                <w:rFonts w:ascii="宋体" w:eastAsia="宋体" w:hAnsi="宋体" w:cs="宋体"/>
+                <w:b/>
+                <w:bCs/>
+                <w:sz w:val="21"/>
+              </w:rPr>
+              <w:t xml:space="preserve">2025.03-2025.07</w:t>
+            </w:r>
+          </w:p>
+        </w:tc>
+      </w:tr>
+      <w:tr>
+        <w:trPr>
+          <w:gridAfter w:val="2"/>
+          <w:wAfter w:w="880" w:type="dxa"/>
+          <w:jc w:val="center"/>
+        </w:trPr>
+        <w:tc>
+          <w:tcPr>
+            <w:tcW w:w="695" w:type="dxa"/>
+            <w:tcBorders>
+              <w:top w:val="nil"/>
+              <w:left w:val="nil"/>
+              <w:bottom w:val="nil"/>
+              <w:right w:val="nil"/>
+            </w:tcBorders>
+            <w:tcMar>
+              <w:top w:w="0" w:type="dxa"/>
+              <w:left w:w="113" w:type="dxa"/>
+              <w:bottom w:w="0" w:type="dxa"/>
+              <w:right w:w="85" w:type="dxa"/>
+            </w:tcMar>
+            <w:vAlign w:val="center"/>
+          </w:tcPr>
+          <w:p>
+            <w:pPr>
+              <w:spacing w:line="240" w:lineRule="auto" w:before="0" w:after="0"/>
+              <w:rPr>
+                <w:rFonts w:ascii="Times New Roman" w:hAnsi="Times New Roman"/>
+                <w:sz w:val="21"/>
+              </w:rPr>
+            </w:pPr>
+          </w:p>
+        </w:tc>
+        <w:tc>
+          <w:tcPr>
+            <w:tcW w:w="10048" w:type="dxa"/>
+            <w:gridSpan w:val="7"/>
+            <w:tcBorders>
+              <w:top w:val="nil"/>
+              <w:left w:val="nil"/>
+              <w:bottom w:val="nil"/>
+              <w:right w:val="nil"/>
+            </w:tcBorders>
+            <w:tcMar>
+              <w:top w:w="0" w:type="dxa"/>
+              <w:left w:w="85" w:type="dxa"/>
+              <w:bottom w:w="0" w:type="dxa"/>
+              <w:right w:w="85" w:type="dxa"/>
+            </w:tcMar>
+            <w:vAlign w:val="center"/>
+          </w:tcPr>
+          <w:p>
+            <w:pPr>
+              <w:numPr>
+                <w:ilvl w:val="0"/>
+                <w:numId w:val="9"/>
+              </w:numPr>
+              <w:spacing w:line="240" w:lineRule="auto" w:before="0" w:after="0"/>
+              <w:rPr>
+                <w:rFonts w:ascii="Times New Roman" w:eastAsia="宋体" w:hAnsi="Times New Roman" w:cs="宋体" w:hint="default"/>
+                <w:sz w:val="21"/>
+              </w:rPr>
+            </w:pPr>
+            <w:r>
+              <w:rPr>
+                <w:rFonts w:ascii="Times New Roman" w:eastAsia="宋体" w:hAnsi="Times New Roman" w:cs="宋体"/>
+                <w:b/>
+                <w:bCs/>
+                <w:sz w:val="21"/>
+              </w:rPr>
+              <w:t xml:space="preserve">以账套主管角色，以模拟箱包贸易企业为对象，独立完成采购订单→到货入库→销售订单→发货出库→库存调拨→盘点→存货核算→收付款凭证全流程实操</w:t>
+            </w:r>
+          </w:p>
+          <w:p>
+            <w:pPr>
+              <w:numPr>
+                <w:ilvl w:val="0"/>
+                <w:numId w:val="9"/>
+              </w:numPr>
+              <w:spacing w:line="240" w:lineRule="auto" w:before="0" w:after="0"/>
+              <w:rPr>
+                <w:rFonts w:ascii="Times New Roman" w:eastAsia="宋体" w:hAnsi="Times New Roman" w:cs="宋体" w:hint="default"/>
+                <w:sz w:val="21"/>
+              </w:rPr>
+            </w:pPr>
+            <w:r>
+              <w:rPr>
+                <w:rFonts w:ascii="Times New Roman" w:eastAsia="宋体" w:hAnsi="Times New Roman" w:cs="宋体"/>
+                <w:b/>
+                <w:bCs/>
+                <w:sz w:val="21"/>
+              </w:rPr>
+              <w:t xml:space="preserve">梳理采购、销售、库存等模块间的数据流转与单据关联逻辑，理解</w:t>
+            </w:r>
+            <w:r>
+              <w:rPr>
+                <w:rFonts w:ascii="Times New Roman" w:hAnsi="Times New Roman" w:hint="default"/>
+                <w:sz w:val="21"/>
+              </w:rPr>
+              <w:t xml:space="preserve">ERP</w:t>
+            </w:r>
+            <w:r>
+              <w:rPr>
+                <w:rFonts w:ascii="Times New Roman" w:eastAsia="宋体" w:hAnsi="Times New Roman" w:cs="宋体"/>
+                <w:b/>
+                <w:bCs/>
+                <w:sz w:val="21"/>
+              </w:rPr>
+              <w:t xml:space="preserve">系统供应链业务标准化运作机制</w:t>
+            </w:r>
+          </w:p>
+        </w:tc>
+      </w:tr>
+      <w:tr>
+        <w:trPr>
+          <w:gridAfter w:val="2"/>
+          <w:wAfter w:w="880" w:type="dxa"/>
+          <w:jc w:val="center"/>
+        </w:trPr>
+        <w:tc>
+          <w:tcPr>
+            <w:tcW w:w="695" w:type="dxa"/>
+            <w:tcBorders>
+              <w:top w:val="nil"/>
+              <w:left w:val="nil"/>
+              <w:bottom w:val="nil"/>
+              <w:right w:val="nil"/>
+            </w:tcBorders>
+            <w:tcMar>
+              <w:top w:w="0" w:type="dxa"/>
+              <w:left w:w="113" w:type="dxa"/>
+              <w:bottom w:w="0" w:type="dxa"/>
+              <w:right w:w="85" w:type="dxa"/>
+            </w:tcMar>
+            <w:vAlign w:val="center"/>
+          </w:tcPr>
+          <w:p>
+            <w:pPr>
+              <w:spacing w:line="240" w:lineRule="auto" w:before="0" w:after="0"/>
+              <w:rPr>
+                <w:rFonts w:ascii="Times New Roman" w:hAnsi="Times New Roman"/>
+                <w:sz w:val="21"/>
+              </w:rPr>
+            </w:pPr>
+          </w:p>
+        </w:tc>
+        <w:tc>
+          <w:tcPr>
+            <w:tcW w:w="4600" w:type="dxa"/>
+            <w:gridSpan w:val="4"/>
+            <w:tcBorders>
+              <w:top w:val="nil"/>
+              <w:left w:val="nil"/>
+              <w:bottom w:val="nil"/>
+              <w:right w:val="nil"/>
+            </w:tcBorders>
+            <w:tcMar>
+              <w:top w:w="0" w:type="dxa"/>
+              <w:left w:w="85" w:type="dxa"/>
+              <w:bottom w:w="0" w:type="dxa"/>
+              <w:right w:w="85" w:type="dxa"/>
+            </w:tcMar>
+            <w:vAlign w:val="center"/>
+          </w:tcPr>
+          <w:p>
+            <w:pPr>
+              <w:spacing w:line="240" w:lineRule="auto" w:before="0" w:after="0"/>
+              <w:rPr>
+                <w:rFonts w:ascii="Times New Roman" w:hAnsi="Times New Roman"/>
+                <w:sz w:val="21"/>
+              </w:rPr>
+            </w:pPr>
+            <w:r>
+              <w:rPr>
+                <w:rFonts w:ascii="Times New Roman" w:eastAsia="宋体" w:hAnsi="Times New Roman" w:cs="宋体"/>
+                <w:b/>
+                <w:bCs/>
+                <w:sz w:val="21"/>
+              </w:rPr>
+              <w:t xml:space="preserve">ERP</w:t>
+            </w:r>
+            <w:r>
+              <w:rPr>
+                <w:rFonts w:ascii="宋体" w:eastAsia="宋体" w:hAnsi="宋体" w:cs="宋体"/>
+                <w:b/>
+                <w:bCs/>
+                <w:sz w:val="21"/>
+              </w:rPr>
+              <w:t xml:space="preserve">供应链全流程模拟操作</w:t>
+            </w:r>
+          </w:p>
+        </w:tc>
+        <w:tc>
+          <w:tcPr>
+            <w:tcW w:w="2693" w:type="dxa"/>
+            <w:gridSpan w:val="2"/>
+            <w:tcBorders>
+              <w:top w:val="nil"/>
+              <w:left w:val="nil"/>
+              <w:bottom w:val="nil"/>
+              <w:right w:val="nil"/>
+            </w:tcBorders>
+            <w:vAlign w:val="center"/>
+          </w:tcPr>
+          <w:p>
+            <w:pPr>
+              <w:spacing w:line="240" w:lineRule="auto" w:before="0" w:after="0"/>
+              <w:rPr>
+                <w:rFonts w:ascii="Times New Roman" w:eastAsia="等线" w:hAnsi="Times New Roman"/>
+                <w:b/>
+                <w:bCs/>
+                <w:sz w:val="21"/>
+              </w:rPr>
+            </w:pPr>
+            <w:r>
+              <w:rPr>
+                <w:rFonts w:ascii="宋体" w:eastAsia="宋体" w:hAnsi="宋体" w:cs="宋体"/>
+                <w:b/>
+                <w:bCs/>
+                <w:sz w:val="21"/>
+              </w:rPr>
+              <w:t xml:space="preserve">课程实验・账套主管</w:t>
+            </w:r>
+          </w:p>
+        </w:tc>
+        <w:tc>
+          <w:tcPr>
+            <w:tcW w:w="2755" w:type="dxa"/>
+            <w:tcBorders>
+              <w:top w:val="nil"/>
+              <w:left w:val="nil"/>
+              <w:bottom w:val="nil"/>
+              <w:right w:val="nil"/>
+            </w:tcBorders>
+            <w:vAlign w:val="center"/>
+          </w:tcPr>
+          <w:p>
+            <w:pPr>
+              <w:spacing w:line="240" w:lineRule="auto" w:before="0" w:after="0"/>
+              <w:rPr>
+                <w:rFonts w:ascii="Times New Roman" w:eastAsia="等线" w:hAnsi="Times New Roman" w:hint="default"/>
+                <w:b/>
+                <w:bCs/>
+                <w:sz w:val="21"/>
+              </w:rPr>
+            </w:pPr>
+            <w:r>
+              <w:rPr>
+                <w:rFonts w:ascii="Times New Roman" w:eastAsia="宋体" w:hAnsi="Times New Roman" w:cs="宋体"/>
+                <w:b/>
+                <w:bCs/>
+                <w:sz w:val="21"/>
+              </w:rPr>
+              <w:t xml:space="preserve">2025.03-2025.07</w:t>
+            </w:r>
+          </w:p>
+        </w:tc>
+      </w:tr>
+      <w:tr>
+        <w:trPr>
+          <w:gridAfter w:val="2"/>
+          <w:wAfter w:w="880" w:type="dxa"/>
+          <w:jc w:val="center"/>
+        </w:trPr>
+        <w:tc>
+          <w:tcPr>
+            <w:tcW w:w="695" w:type="dxa"/>
+            <w:tcBorders>
+              <w:top w:val="nil"/>
+              <w:left w:val="nil"/>
+              <w:bottom w:val="nil"/>
+              <w:right w:val="nil"/>
+            </w:tcBorders>
+            <w:tcMar>
+              <w:top w:w="0" w:type="dxa"/>
+              <w:left w:w="113" w:type="dxa"/>
+              <w:bottom w:w="0" w:type="dxa"/>
+              <w:right w:w="85" w:type="dxa"/>
+            </w:tcMar>
+            <w:vAlign w:val="center"/>
+          </w:tcPr>
+          <w:p>
+            <w:pPr>
+              <w:spacing w:line="240" w:lineRule="auto" w:before="0" w:after="0"/>
+              <w:rPr>
+                <w:rFonts w:ascii="Times New Roman" w:hAnsi="Times New Roman"/>
+                <w:sz w:val="21"/>
+              </w:rPr>
+            </w:pPr>
+          </w:p>
+        </w:tc>
+        <w:tc>
+          <w:tcPr>
+            <w:tcW w:w="10048" w:type="dxa"/>
+            <w:gridSpan w:val="7"/>
+            <w:tcBorders>
+              <w:top w:val="nil"/>
+              <w:left w:val="nil"/>
+              <w:bottom w:val="nil"/>
+              <w:right w:val="nil"/>
+            </w:tcBorders>
+            <w:tcMar>
+              <w:top w:w="0" w:type="dxa"/>
+              <w:left w:w="85" w:type="dxa"/>
+              <w:bottom w:w="0" w:type="dxa"/>
+              <w:right w:w="85" w:type="dxa"/>
+            </w:tcMar>
+            <w:vAlign w:val="center"/>
+          </w:tcPr>
+          <w:p>
+            <w:pPr>
+              <w:numPr>
+                <w:ilvl w:val="0"/>
+                <w:numId w:val="9"/>
+              </w:numPr>
+              <w:spacing w:line="240" w:lineRule="auto" w:before="0" w:after="0"/>
+              <w:rPr>
+                <w:rFonts w:ascii="Times New Roman" w:eastAsia="宋体" w:hAnsi="Times New Roman" w:cs="宋体" w:hint="default"/>
+                <w:sz w:val="21"/>
+              </w:rPr>
+            </w:pPr>
+            <w:r>
+              <w:rPr>
+                <w:rFonts w:ascii="宋体" w:eastAsia="宋体" w:hAnsi="宋体" w:cs="宋体"/>
+                <w:sz w:val="21"/>
+              </w:rPr>
+              <w:t xml:space="preserve">以账套主管角色，以模拟箱包贸易企业为对象，独立完成采购订单→到货入库→销售订单→发货出库→库存调拨→盘点→存货核算→收付款凭证全流程实操</w:t>
+            </w:r>
+          </w:p>
+          <w:p>
+            <w:pPr>
+              <w:numPr>
+                <w:ilvl w:val="0"/>
+                <w:numId w:val="9"/>
+              </w:numPr>
+              <w:spacing w:line="240" w:lineRule="auto" w:before="0" w:after="0"/>
+              <w:rPr>
+                <w:rFonts w:ascii="Times New Roman" w:eastAsia="宋体" w:hAnsi="Times New Roman" w:cs="宋体" w:hint="default"/>
+                <w:sz w:val="21"/>
+              </w:rPr>
+            </w:pPr>
+            <w:r>
+              <w:rPr>
+                <w:rFonts w:ascii="宋体" w:eastAsia="宋体" w:hAnsi="宋体" w:cs="宋体"/>
+                <w:sz w:val="21"/>
+              </w:rPr>
+              <w:t xml:space="preserve">梳理采购、销售、库存等模块间的数据流转与单据关联逻辑，理解</w:t>
+            </w:r>
+            <w:r>
+              <w:rPr>
+                <w:rFonts w:ascii="Times New Roman" w:hAnsi="Times New Roman" w:hint="default"/>
+                <w:sz w:val="21"/>
+              </w:rPr>
+              <w:t xml:space="preserve">ERP</w:t>
+            </w:r>
+            <w:r>
+              <w:rPr>
+                <w:rFonts w:ascii="宋体" w:eastAsia="宋体" w:hAnsi="宋体" w:cs="宋体"/>
+                <w:sz w:val="21"/>
+              </w:rPr>
+              <w:t xml:space="preserve">系统供应链业务标准化运作机制</w:t>
             </w:r>
           </w:p>
         </w:tc>
@@ -2479,7 +3009,7 @@
           </w:tcPr>
           <w:p>
             <w:pPr>
-              <w:spacing w:line="275" w:lineRule="atLeast"/>
+              <w:spacing w:line="240" w:lineRule="auto" w:before="0" w:after="0"/>
             </w:pPr>
             <w:r>
               <w:rPr>
@@ -2496,6 +3026,7 @@
         <w:rPr>
           <w:vanish/>
         </w:rPr>
+        <w:spacing w:line="240" w:lineRule="auto" w:before="0" w:after="0"/>
       </w:pPr>
     </w:p>
     <w:p>
@@ -2504,6 +3035,7 @@
           <w:vanish/>
           <w:sz w:val="21"/>
         </w:rPr>
+        <w:spacing w:line="240" w:lineRule="auto" w:before="0" w:after="0"/>
       </w:pPr>
     </w:p>
     <w:tbl>
@@ -2547,7 +3079,7 @@
           </w:tcPr>
           <w:p>
             <w:pPr>
-              <w:spacing w:line="315" w:lineRule="atLeast"/>
+              <w:spacing w:line="240" w:lineRule="auto" w:before="0" w:after="0"/>
               <w:rPr>
                 <w:sz w:val="21"/>
               </w:rPr>
@@ -2573,7 +3105,7 @@
           </w:tcPr>
           <w:p>
             <w:pPr>
-              <w:spacing w:line="315" w:lineRule="atLeast"/>
+              <w:spacing w:line="240" w:lineRule="auto" w:before="0" w:after="0"/>
               <w:rPr>
                 <w:b/>
                 <w:bCs/>
@@ -2604,7 +3136,7 @@
           </w:tcPr>
           <w:p>
             <w:pPr>
-              <w:spacing w:line="315" w:lineRule="atLeast"/>
+              <w:spacing w:line="240" w:lineRule="auto" w:before="0" w:after="0"/>
               <w:rPr>
                 <w:b/>
                 <w:bCs/>
@@ -2635,7 +3167,7 @@
           </w:tcPr>
           <w:p>
             <w:pPr>
-              <w:spacing w:line="315" w:lineRule="atLeast"/>
+              <w:spacing w:line="240" w:lineRule="auto" w:before="0" w:after="0"/>
               <w:rPr>
                 <w:rFonts w:ascii="Times New Roman" w:eastAsia="等线" w:hAnsi="Times New Roman" w:hint="default"/>
                 <w:b/>
@@ -2645,7 +3177,7 @@
             </w:pPr>
             <w:r>
               <w:rPr>
-                <w:rFonts w:ascii="Times New Roman" w:eastAsia="宋体" w:hAnsi="Times New Roman" w:cs="宋体"/>
+                <w:rFonts w:ascii="宋体" w:eastAsia="宋体" w:hAnsi="宋体" w:cs="宋体"/>
                 <w:b/>
                 <w:bCs/>
                 <w:sz w:val="21"/>
@@ -2678,7 +3210,7 @@
           </w:tcPr>
           <w:p>
             <w:pPr>
-              <w:spacing w:line="315" w:lineRule="atLeast"/>
+              <w:spacing w:line="240" w:lineRule="auto" w:before="0" w:after="0"/>
               <w:rPr>
                 <w:rFonts w:ascii="Times New Roman" w:hAnsi="Times New Roman"/>
                 <w:sz w:val="21"/>
@@ -2710,7 +3242,7 @@
                 <w:ilvl w:val="0"/>
                 <w:numId w:val="6"/>
               </w:numPr>
-              <w:spacing w:line="315" w:lineRule="atLeast"/>
+              <w:spacing w:line="240" w:lineRule="auto" w:before="0" w:after="0"/>
               <w:rPr>
                 <w:rFonts w:ascii="Times New Roman" w:eastAsia="宋体" w:hAnsi="Times New Roman" w:cs="宋体" w:hint="default"/>
                 <w:sz w:val="21"/>
@@ -2719,6 +3251,8 @@
             <w:r>
               <w:rPr>
                 <w:rFonts w:ascii="宋体" w:eastAsia="宋体" w:hAnsi="宋体" w:cs="宋体"/>
+                <w:b/>
+                <w:bCs/>
                 <w:sz w:val="21"/>
               </w:rPr>
               <w:t xml:space="preserve">统筹</w:t>
@@ -2733,6 +3267,8 @@
             <w:r>
               <w:rPr>
                 <w:rFonts w:ascii="宋体" w:eastAsia="宋体" w:hAnsi="宋体" w:cs="宋体"/>
+                <w:b/>
+                <w:bCs/>
                 <w:sz w:val="21"/>
               </w:rPr>
               <w:t xml:space="preserve">份申报材料全流程管理，用</w:t>
@@ -2747,6 +3283,8 @@
             <w:r>
               <w:rPr>
                 <w:rFonts w:ascii="宋体" w:eastAsia="宋体" w:hAnsi="宋体" w:cs="宋体"/>
+                <w:b/>
+                <w:bCs/>
                 <w:sz w:val="21"/>
               </w:rPr>
               <w:t xml:space="preserve">搭建分类台账，建立三级校验机制实现零差错提交</w:t>
@@ -2758,7 +3296,7 @@
                 <w:ilvl w:val="0"/>
                 <w:numId w:val="6"/>
               </w:numPr>
-              <w:spacing w:line="315" w:lineRule="atLeast"/>
+              <w:spacing w:line="240" w:lineRule="auto" w:before="0" w:after="0"/>
               <w:rPr>
                 <w:rFonts w:ascii="Times New Roman" w:eastAsia="宋体" w:hAnsi="Times New Roman" w:cs="宋体" w:hint="default"/>
                 <w:sz w:val="21"/>
@@ -2767,6 +3305,8 @@
             <w:r>
               <w:rPr>
                 <w:rFonts w:ascii="宋体" w:eastAsia="宋体" w:hAnsi="宋体" w:cs="宋体"/>
+                <w:b/>
+                <w:bCs/>
                 <w:sz w:val="21"/>
               </w:rPr>
               <w:t xml:space="preserve">梳理并标准化资料审核与报批流程，与各方同步进度，按月汇总数据形成工作小结，提升整体执行效率</w:t>
@@ -2797,7 +3337,7 @@
           </w:tcPr>
           <w:p>
             <w:pPr>
-              <w:spacing w:line="315" w:lineRule="atLeast"/>
+              <w:spacing w:line="240" w:lineRule="auto" w:before="0" w:after="0"/>
               <w:rPr>
                 <w:sz w:val="21"/>
               </w:rPr>
@@ -2823,7 +3363,7 @@
           </w:tcPr>
           <w:p>
             <w:pPr>
-              <w:spacing w:line="315" w:lineRule="atLeast"/>
+              <w:spacing w:line="240" w:lineRule="auto" w:before="0" w:after="0"/>
               <w:rPr>
                 <w:b/>
                 <w:bCs/>
@@ -2854,7 +3394,7 @@
           </w:tcPr>
           <w:p>
             <w:pPr>
-              <w:spacing w:line="315" w:lineRule="atLeast"/>
+              <w:spacing w:line="240" w:lineRule="auto" w:before="0" w:after="0"/>
               <w:rPr>
                 <w:b/>
                 <w:bCs/>
@@ -2885,7 +3425,7 @@
           </w:tcPr>
           <w:p>
             <w:pPr>
-              <w:spacing w:line="315" w:lineRule="atLeast"/>
+              <w:spacing w:line="240" w:lineRule="auto" w:before="0" w:after="0"/>
               <w:rPr>
                 <w:rFonts w:ascii="Times New Roman" w:eastAsia="等线" w:hAnsi="Times New Roman" w:hint="default"/>
                 <w:b/>
@@ -2895,7 +3435,7 @@
             </w:pPr>
             <w:r>
               <w:rPr>
-                <w:rFonts w:ascii="Times New Roman" w:eastAsia="宋体" w:hAnsi="Times New Roman" w:cs="宋体"/>
+                <w:rFonts w:ascii="宋体" w:eastAsia="宋体" w:hAnsi="宋体" w:cs="宋体"/>
                 <w:b/>
                 <w:bCs/>
                 <w:sz w:val="21"/>
@@ -2928,7 +3468,7 @@
           </w:tcPr>
           <w:p>
             <w:pPr>
-              <w:spacing w:line="315" w:lineRule="atLeast"/>
+              <w:spacing w:line="240" w:lineRule="auto" w:before="0" w:after="0"/>
               <w:rPr>
                 <w:rFonts w:ascii="Times New Roman" w:hAnsi="Times New Roman"/>
                 <w:sz w:val="21"/>
@@ -2960,7 +3500,7 @@
                 <w:ilvl w:val="0"/>
                 <w:numId w:val="6"/>
               </w:numPr>
-              <w:spacing w:line="315" w:lineRule="atLeast"/>
+              <w:spacing w:line="240" w:lineRule="auto" w:before="0" w:after="0"/>
               <w:rPr>
                 <w:rFonts w:ascii="Times New Roman" w:eastAsia="宋体" w:hAnsi="Times New Roman" w:cs="宋体" w:hint="default"/>
                 <w:sz w:val="21"/>
@@ -2969,6 +3509,8 @@
             <w:r>
               <w:rPr>
                 <w:rFonts w:ascii="宋体" w:eastAsia="宋体" w:hAnsi="宋体" w:cs="宋体"/>
+                <w:b/>
+                <w:bCs/>
                 <w:sz w:val="21"/>
               </w:rPr>
               <w:t xml:space="preserve">负责门店数十种原辅料的日常盘点与效期管理，落实日盘制度，根据消耗规律提醒仓库解冻备货，降低物料损耗与缺货风险；规范物料分区与出入库单据核对，保持交接班库存账实一致；根据销售数据同步补货需求，保障门店日常运营物料供应</w:t>
@@ -2984,6 +3526,7 @@
           <w:vanish/>
           <w:sz w:val="21"/>
         </w:rPr>
+        <w:spacing w:line="240" w:lineRule="auto" w:before="0" w:after="0"/>
       </w:pPr>
     </w:p>
     <w:p>
@@ -2993,6 +3536,7 @@
           <w:vanish/>
           <w:sz w:val="21"/>
         </w:rPr>
+        <w:spacing w:line="240" w:lineRule="auto" w:before="0" w:after="0"/>
       </w:pPr>
     </w:p>
     <w:p>
@@ -3002,6 +3546,7 @@
           <w:vanish/>
           <w:sz w:val="21"/>
         </w:rPr>
+        <w:spacing w:line="240" w:lineRule="auto" w:before="0" w:after="0"/>
       </w:pPr>
     </w:p>
     <w:p>
@@ -3011,6 +3556,7 @@
           <w:vanish/>
           <w:sz w:val="2"/>
         </w:rPr>
+        <w:spacing w:line="240" w:lineRule="auto" w:before="0" w:after="0"/>
       </w:pPr>
     </w:p>
     <w:p>
@@ -3019,6 +3565,7 @@
           <w:rFonts w:ascii="Times New Roman" w:hAnsi="Times New Roman"/>
           <w:vanish/>
         </w:rPr>
+        <w:spacing w:line="240" w:lineRule="auto" w:before="0" w:after="0"/>
       </w:pPr>
     </w:p>
     <w:p>
@@ -3028,6 +3575,7 @@
           <w:vanish/>
           <w:sz w:val="21"/>
         </w:rPr>
+        <w:spacing w:line="240" w:lineRule="auto" w:before="0" w:after="0"/>
       </w:pPr>
     </w:p>
     <w:tbl>
@@ -3069,7 +3617,7 @@
           </w:tcPr>
           <w:p>
             <w:pPr>
-              <w:spacing w:before="63" w:after="42" w:line="275" w:lineRule="atLeast"/>
+              <w:spacing w:before="0" w:after="0" w:line="240" w:lineRule="auto"/>
               <w:rPr>
                 <w:rFonts w:ascii="Times New Roman" w:hAnsi="Times New Roman"/>
               </w:rPr>
@@ -3092,6 +3640,7 @@
           <w:rFonts w:ascii="Times New Roman" w:hAnsi="Times New Roman"/>
           <w:vanish/>
         </w:rPr>
+        <w:spacing w:line="240" w:lineRule="auto" w:before="0" w:after="0"/>
       </w:pPr>
     </w:p>
     <w:tbl>
@@ -3134,7 +3683,7 @@
           </w:tcPr>
           <w:p>
             <w:pPr>
-              <w:spacing w:before="63" w:after="21" w:line="210" w:lineRule="atLeast"/>
+              <w:spacing w:before="0" w:after="0" w:line="240" w:lineRule="auto"/>
               <w:rPr>
                 <w:rFonts w:ascii="Times New Roman" w:hAnsi="Times New Roman"/>
                 <w:sz w:val="21"/>
@@ -3161,7 +3710,7 @@
           </w:tcPr>
           <w:p>
             <w:pPr>
-              <w:spacing w:line="315" w:lineRule="atLeast"/>
+              <w:spacing w:line="240" w:lineRule="auto" w:before="0" w:after="0"/>
               <w:rPr>
                 <w:rFonts w:ascii="Times New Roman" w:eastAsia="宋体" w:hAnsi="Times New Roman" w:cs="宋体" w:hint="default"/>
                 <w:b/>
@@ -3181,6 +3730,8 @@
             <w:r>
               <w:rPr>
                 <w:rFonts w:ascii="宋体" w:eastAsia="宋体" w:hAnsi="宋体" w:cs="宋体"/>
+                <w:b/>
+                <w:bCs/>
                 <w:sz w:val="21"/>
               </w:rPr>
               <w:t xml:space="preserve">用友</w:t>
@@ -3195,6 +3746,8 @@
             <w:r>
               <w:rPr>
                 <w:rFonts w:ascii="宋体" w:eastAsia="宋体" w:hAnsi="宋体" w:cs="宋体"/>
+                <w:b/>
+                <w:bCs/>
                 <w:sz w:val="21"/>
               </w:rPr>
               <w:t xml:space="preserve">（采购</w:t>
@@ -3209,6 +3762,8 @@
             <w:r>
               <w:rPr>
                 <w:rFonts w:ascii="宋体" w:eastAsia="宋体" w:hAnsi="宋体" w:cs="宋体"/>
+                <w:b/>
+                <w:bCs/>
                 <w:sz w:val="21"/>
               </w:rPr>
               <w:t xml:space="preserve">销售</w:t>
@@ -3223,6 +3778,8 @@
             <w:r>
               <w:rPr>
                 <w:rFonts w:ascii="宋体" w:eastAsia="宋体" w:hAnsi="宋体" w:cs="宋体"/>
+                <w:b/>
+                <w:bCs/>
                 <w:sz w:val="21"/>
               </w:rPr>
               <w:t xml:space="preserve">库存</w:t>
@@ -3237,6 +3794,8 @@
             <w:r>
               <w:rPr>
                 <w:rFonts w:ascii="宋体" w:eastAsia="宋体" w:hAnsi="宋体" w:cs="宋体"/>
+                <w:b/>
+                <w:bCs/>
                 <w:sz w:val="21"/>
               </w:rPr>
               <w:t xml:space="preserve">核算全流程），</w:t>
@@ -3251,6 +3810,8 @@
             <w:r>
               <w:rPr>
                 <w:rFonts w:ascii="宋体" w:eastAsia="宋体" w:hAnsi="宋体" w:cs="宋体"/>
+                <w:b/>
+                <w:bCs/>
                 <w:sz w:val="21"/>
               </w:rPr>
               <w:t xml:space="preserve">（数据透视表、</w:t>
@@ -3265,6 +3826,8 @@
             <w:r>
               <w:rPr>
                 <w:rFonts w:ascii="宋体" w:eastAsia="宋体" w:hAnsi="宋体" w:cs="宋体"/>
+                <w:b/>
+                <w:bCs/>
                 <w:sz w:val="21"/>
               </w:rPr>
               <w:t xml:space="preserve">、函数公式、图表可视化）、</w:t>
@@ -3279,6 +3842,8 @@
             <w:r>
               <w:rPr>
                 <w:rFonts w:ascii="宋体" w:eastAsia="宋体" w:hAnsi="宋体" w:cs="宋体"/>
+                <w:b/>
+                <w:bCs/>
                 <w:sz w:val="21"/>
               </w:rPr>
               <w:t xml:space="preserve">（</w:t>
@@ -3293,6 +3858,8 @@
             <w:r>
               <w:rPr>
                 <w:rFonts w:ascii="宋体" w:eastAsia="宋体" w:hAnsi="宋体" w:cs="宋体"/>
+                <w:b/>
+                <w:bCs/>
                 <w:sz w:val="21"/>
               </w:rPr>
               <w:t xml:space="preserve">数据处理、</w:t>
@@ -3307,6 +3874,8 @@
             <w:r>
               <w:rPr>
                 <w:rFonts w:ascii="宋体" w:eastAsia="宋体" w:hAnsi="宋体" w:cs="宋体"/>
+                <w:b/>
+                <w:bCs/>
                 <w:sz w:val="21"/>
               </w:rPr>
               <w:t xml:space="preserve">可视化）、</w:t>
@@ -3321,6 +3890,8 @@
             <w:r>
               <w:rPr>
                 <w:rFonts w:ascii="宋体" w:eastAsia="宋体" w:hAnsi="宋体" w:cs="宋体"/>
+                <w:b/>
+                <w:bCs/>
                 <w:sz w:val="21"/>
               </w:rPr>
               <w:t xml:space="preserve">、</w:t>
@@ -3335,7 +3906,7 @@
           </w:p>
           <w:p>
             <w:pPr>
-              <w:spacing w:line="315" w:lineRule="atLeast"/>
+              <w:spacing w:line="240" w:lineRule="auto" w:before="0" w:after="0"/>
               <w:rPr>
                 <w:rFonts w:ascii="Times New Roman" w:eastAsia="宋体" w:hAnsi="Times New Roman" w:cs="宋体" w:hint="default"/>
                 <w:b/>
@@ -3362,6 +3933,8 @@
             <w:r>
               <w:rPr>
                 <w:rFonts w:ascii="宋体" w:eastAsia="宋体" w:hAnsi="宋体" w:cs="宋体"/>
+                <w:b/>
+                <w:bCs/>
                 <w:sz w:val="21"/>
               </w:rPr>
               <w:t xml:space="preserve">，可阅读英文专业资料与基础商务沟通</w:t>
@@ -3369,7 +3942,7 @@
           </w:p>
           <w:p>
             <w:pPr>
-              <w:spacing w:line="315" w:lineRule="atLeast"/>
+              <w:spacing w:line="240" w:lineRule="auto" w:before="0" w:after="0"/>
               <w:rPr>
                 <w:rFonts w:ascii="Times New Roman" w:eastAsia="宋体" w:hAnsi="Times New Roman" w:cs="宋体" w:hint="default"/>
                 <w:b/>
@@ -3389,6 +3962,8 @@
             <w:r>
               <w:rPr>
                 <w:rFonts w:ascii="宋体" w:eastAsia="宋体" w:hAnsi="宋体" w:cs="宋体"/>
+                <w:b/>
+                <w:bCs/>
                 <w:sz w:val="21"/>
               </w:rPr>
               <w:t xml:space="preserve">流程梳理与标准化、库存与效期管理、跨部门沟通对接、电子台账搭建与文档归档、数据驱动的问题分析与改进建议输出</w:t>
@@ -3403,6 +3978,7 @@
           <w:vanish/>
           <w:sz w:val="21"/>
         </w:rPr>
+        <w:spacing w:line="240" w:lineRule="auto" w:before="0" w:after="0"/>
       </w:pPr>
     </w:p>
     <w:sectPr>

--- a/02_定制简历库/通用简历/文雪_山东大学_运营管理方向.docx
+++ b/02_定制简历库/通用简历/文雪_山东大学_运营管理方向.docx
@@ -9,7 +9,6 @@
           <w:rFonts w:hint="default"/>
           <w:vanish/>
         </w:rPr>
-        <w:spacing w:line="240" w:lineRule="auto" w:before="0" w:after="0"/>
       </w:pPr>
     </w:p>
     <w:tbl>
@@ -25,8 +24,7 @@
         <w:tblLook w:val="0000" w:firstRow="0" w:lastRow="0" w:firstColumn="0" w:lastColumn="0" w:noHBand="0" w:noVBand="0"/>
       </w:tblPr>
       <w:tblGrid>
-        <w:gridCol w:w="3673"/>
-        <w:gridCol w:w="5868"/>
+        <w:gridCol w:w="9541"/>
         <w:gridCol w:w="1203"/>
       </w:tblGrid>
       <w:tr>
@@ -37,7 +35,6 @@
         <w:tc>
           <w:tcPr>
             <w:tcW w:w="9541" w:type="dxa"/>
-            <w:gridSpan w:val="2"/>
             <w:tcBorders>
               <w:top w:val="nil"/>
               <w:left w:val="nil"/>
@@ -54,7 +51,7 @@
           </w:tcPr>
           <w:p>
             <w:pPr>
-              <w:spacing w:line="240" w:lineRule="auto" w:before="0" w:after="0"/>
+              <w:spacing w:line="505" w:lineRule="atLeast"/>
               <w:rPr>
                 <w:rFonts w:ascii="宋体" w:eastAsia="宋体" w:hAnsi="宋体"/>
                 <w:b/>
@@ -95,13 +92,12 @@
               <w:rPr>
                 <w:rFonts w:hint="default"/>
               </w:rPr>
-              <w:spacing w:line="240" w:lineRule="auto" w:before="0" w:after="0"/>
             </w:pPr>
             <w:r>
               <w:rPr>
                 <w:noProof/>
               </w:rPr>
-              <w:pict w14:anchorId="66D4D0FE">
+              <w:pict w14:anchorId="7207AFA7">
                 <v:shapetype id="_x0000_t75" coordsize="21600,21600" o:spt="75" o:preferrelative="t" path="m@4@5l@4@11@9@11@9@5xe" filled="f" stroked="f">
                   <v:stroke joinstyle="miter"/>
                   <v:formulas>
@@ -134,16 +130,9 @@
           <w:trHeight w:val="430"/>
           <w:jc w:val="center"/>
         </w:trPr>
-      </w:tr>
-      <w:tr>
-        <w:trPr>
-          <w:trHeight w:val="423"/>
-          <w:jc w:val="center"/>
-        </w:trPr>
         <w:tc>
           <w:tcPr>
             <w:tcW w:w="9541" w:type="dxa"/>
-            <w:gridSpan w:val="2"/>
             <w:tcBorders>
               <w:top w:val="nil"/>
               <w:left w:val="nil"/>
@@ -160,71 +149,78 @@
           </w:tcPr>
           <w:p>
             <w:pPr>
-              <w:spacing w:line="240" w:lineRule="auto" w:before="0" w:after="0"/>
-              <w:rPr>
+              <w:spacing w:line="315" w:lineRule="atLeast"/>
+              <w:rPr>
+                <w:rFonts w:eastAsia="等线"/>
+                <w:sz w:val="21"/>
+              </w:rPr>
+            </w:pPr>
+            <w:r>
+              <w:rPr>
+                <w:rFonts w:ascii="Times New Roman" w:hAnsi="Times New Roman" w:hint="default"/>
+                <w:sz w:val="21"/>
+              </w:rPr>
+              <w:t>18658249341</w:t>
+            </w:r>
+            <w:r>
+              <w:rPr>
+                <w:rFonts w:eastAsia="等线"/>
+                <w:sz w:val="21"/>
+              </w:rPr>
+              <w:t xml:space="preserve"> </w:t>
+            </w:r>
+            <w:r>
+              <w:rPr>
+                <w:rFonts w:ascii="宋体" w:eastAsia="宋体" w:hAnsi="宋体"/>
+                <w:sz w:val="21"/>
+              </w:rPr>
+              <w:t xml:space="preserve"> </w:t>
+            </w:r>
+            <w:r>
+              <w:rPr>
+                <w:rFonts w:ascii="宋体" w:eastAsia="宋体" w:hAnsi="宋体"/>
                 <w:b/>
                 <w:bCs/>
                 <w:sz w:val="21"/>
               </w:rPr>
-            </w:pPr>
-            <w:r>
-              <w:rPr>
-                <w:rFonts w:ascii="宋体" w:eastAsia="宋体" w:hAnsi="宋体" w:cs="宋体"/>
+              <w:t>|</w:t>
+            </w:r>
+            <w:r>
+              <w:rPr>
+                <w:rFonts w:eastAsia="等线"/>
+                <w:sz w:val="21"/>
+              </w:rPr>
+              <w:t xml:space="preserve">  </w:t>
+            </w:r>
+            <w:r>
+              <w:rPr>
+                <w:rFonts w:ascii="Times New Roman" w:hAnsi="Times New Roman"/>
+                <w:sz w:val="21"/>
+              </w:rPr>
+              <w:t>2631217547@qq.com</w:t>
+            </w:r>
+            <w:r>
+              <w:rPr>
+                <w:rFonts w:ascii="Times New Roman" w:eastAsia="等线" w:hAnsi="Times New Roman"/>
+                <w:sz w:val="21"/>
+              </w:rPr>
+              <w:t xml:space="preserve">  </w:t>
+            </w:r>
+            <w:r>
+              <w:rPr>
+                <w:rFonts w:ascii="宋体" w:eastAsia="宋体" w:hAnsi="宋体"/>
                 <w:b/>
                 <w:bCs/>
                 <w:sz w:val="21"/>
               </w:rPr>
-              <w:t xml:space="preserve">求职意向：</w:t>
-            </w:r>
-            <w:r>
-              <w:rPr>
-                <w:rFonts w:ascii="宋体" w:eastAsia="宋体" w:hAnsi="宋体" w:cs="宋体"/>
-                <w:b/>
-                <w:bCs/>
-                <w:sz w:val="21"/>
-              </w:rPr>
-              <w:t xml:space="preserve"> </w:t>
-            </w:r>
-            <w:r>
-              <w:rPr>
-                <w:rFonts w:ascii="宋体" w:eastAsia="宋体" w:hAnsi="宋体" w:cs="宋体"/>
-                <w:b/>
-                <w:bCs/>
-                <w:sz w:val="21"/>
-              </w:rPr>
-              <w:t xml:space="preserve">运营管理</w:t>
-            </w:r>
-            <w:r>
-              <w:rPr>
-                <w:rFonts w:ascii="Times New Roman" w:hAnsi="Times New Roman" w:hint="default"/>
-                <w:sz w:val="21"/>
-              </w:rPr>
-              <w:t xml:space="preserve">/</w:t>
-            </w:r>
-            <w:r>
-              <w:rPr>
-                <w:rFonts w:ascii="宋体" w:eastAsia="宋体" w:hAnsi="宋体" w:cs="宋体"/>
-                <w:b/>
-                <w:bCs/>
-                <w:sz w:val="21"/>
-              </w:rPr>
-              <w:t xml:space="preserve">供应链运营</w:t>
-            </w:r>
-            <w:r>
-              <w:rPr>
-                <w:rFonts w:ascii="Times New Roman" w:hAnsi="Times New Roman" w:hint="default"/>
-                <w:sz w:val="21"/>
-              </w:rPr>
-              <w:t xml:space="preserve">/</w:t>
-            </w:r>
-            <w:r>
-              <w:rPr>
-                <w:rFonts w:ascii="宋体" w:eastAsia="宋体" w:hAnsi="宋体" w:cs="宋体"/>
-                <w:b/>
-                <w:bCs/>
-                <w:sz w:val="21"/>
-              </w:rPr>
-              <w:t xml:space="preserve">库存管理</w:t>
+              <w:t>|</w:t>
+            </w:r>
+            <w:r>
+              <w:rPr>
+                <w:rFonts w:ascii="宋体" w:eastAsia="宋体" w:hAnsi="宋体"/>
+                <w:sz w:val="21"/>
+              </w:rPr>
+              <w:t xml:space="preserve">  济南</w:t>
             </w:r>
           </w:p>
         </w:tc>
@@ -238,7 +234,106 @@
               <w:rPr>
                 <w:sz w:val="21"/>
               </w:rPr>
-              <w:spacing w:line="240" w:lineRule="auto" w:before="0" w:after="0"/>
+            </w:pPr>
+          </w:p>
+        </w:tc>
+      </w:tr>
+      <w:tr>
+        <w:trPr>
+          <w:trHeight w:val="423"/>
+          <w:jc w:val="center"/>
+        </w:trPr>
+        <w:tc>
+          <w:tcPr>
+            <w:tcW w:w="9541" w:type="dxa"/>
+            <w:tcBorders>
+              <w:top w:val="nil"/>
+              <w:left w:val="nil"/>
+              <w:bottom w:val="nil"/>
+              <w:right w:val="nil"/>
+            </w:tcBorders>
+            <w:tcMar>
+              <w:top w:w="0" w:type="dxa"/>
+              <w:left w:w="227" w:type="dxa"/>
+              <w:bottom w:w="0" w:type="dxa"/>
+              <w:right w:w="85" w:type="dxa"/>
+            </w:tcMar>
+            <w:vAlign w:val="center"/>
+          </w:tcPr>
+          <w:p>
+            <w:pPr>
+              <w:spacing w:line="315" w:lineRule="atLeast"/>
+              <w:rPr>
+                <w:b/>
+                <w:bCs/>
+                <w:sz w:val="21"/>
+              </w:rPr>
+            </w:pPr>
+            <w:r>
+              <w:rPr>
+                <w:rFonts w:ascii="Times New Roman" w:eastAsia="宋体" w:hAnsi="Times New Roman" w:cs="宋体"/>
+                <w:b/>
+                <w:bCs/>
+                <w:sz w:val="21"/>
+              </w:rPr>
+              <w:t xml:space="preserve">求职意向：</w:t>
+            </w:r>
+            <w:r>
+              <w:rPr>
+                <w:rFonts w:ascii="Times New Roman" w:eastAsia="宋体" w:hAnsi="Times New Roman" w:cs="宋体"/>
+                <w:b/>
+                <w:bCs/>
+                <w:sz w:val="21"/>
+              </w:rPr>
+              <w:t xml:space="preserve"> </w:t>
+            </w:r>
+            <w:r>
+              <w:rPr>
+                <w:rFonts w:ascii="Times New Roman" w:eastAsia="宋体" w:hAnsi="Times New Roman" w:cs="宋体"/>
+                <w:sz w:val="21"/>
+              </w:rPr>
+              <w:t xml:space="preserve">运营管理</w:t>
+            </w:r>
+            <w:r>
+              <w:rPr>
+                <w:rFonts w:eastAsia="宋体" w:ascii="Times New Roman" w:hAnsi="Times New Roman"/>
+                <w:sz w:val="21"/>
+              </w:rPr>
+              <w:t xml:space="preserve">/</w:t>
+            </w:r>
+            <w:r>
+              <w:rPr>
+                <w:rFonts w:ascii="Times New Roman" w:eastAsia="宋体" w:hAnsi="Times New Roman" w:cs="宋体"/>
+                <w:sz w:val="21"/>
+              </w:rPr>
+              <w:t xml:space="preserve">供应链运营</w:t>
+            </w:r>
+            <w:r>
+              <w:rPr>
+                <w:rFonts w:eastAsia="宋体" w:ascii="Times New Roman" w:hAnsi="Times New Roman"/>
+                <w:sz w:val="21"/>
+              </w:rPr>
+              <w:t xml:space="preserve">/</w:t>
+            </w:r>
+            <w:r>
+              <w:rPr>
+                <w:rFonts w:ascii="Times New Roman" w:eastAsia="宋体" w:hAnsi="Times New Roman" w:cs="宋体"/>
+                <w:sz w:val="21"/>
+              </w:rPr>
+              <w:t xml:space="preserve">库存管理</w:t>
+            </w:r>
+          </w:p>
+        </w:tc>
+        <w:tc>
+          <w:tcPr>
+            <w:tcW w:w="1203" w:type="dxa"/>
+            <w:shd w:val="clear" w:color="auto" w:fill="FFFFFF"/>
+          </w:tcPr>
+          <w:p>
+            <w:pPr>
+              <w:rPr>
+                <w:sz w:val="21"/>
+              </w:rPr>
             </w:pPr>
           </w:p>
         </w:tc>
@@ -251,7 +346,7 @@
         <w:tc>
           <w:tcPr>
             <w:tcW w:w="10744" w:type="dxa"/>
-            <w:gridSpan w:val="3"/>
+            <w:gridSpan w:val="2"/>
             <w:tcBorders>
               <w:top w:val="nil"/>
               <w:left w:val="nil"/>
@@ -267,7 +362,7 @@
           </w:tcPr>
           <w:p>
             <w:pPr>
-              <w:spacing w:line="240" w:lineRule="auto" w:before="0" w:after="0"/>
+              <w:spacing w:line="315" w:lineRule="atLeast"/>
               <w:rPr>
                 <w:b/>
                 <w:bCs/>
@@ -276,7 +371,7 @@
             </w:pPr>
             <w:r>
               <w:rPr>
-                <w:rFonts w:ascii="宋体" w:eastAsia="宋体" w:hAnsi="宋体" w:cs="宋体"/>
+                <w:rFonts w:ascii="Times New Roman" w:eastAsia="宋体" w:hAnsi="Times New Roman" w:cs="宋体"/>
                 <w:b/>
                 <w:bCs/>
                 <w:sz w:val="21"/>
@@ -285,153 +380,133 @@
             </w:r>
             <w:r>
               <w:rPr>
-                <w:rFonts w:ascii="宋体" w:eastAsia="宋体" w:hAnsi="宋体" w:cs="宋体"/>
-                <w:b/>
-                <w:bCs/>
+                <w:rFonts w:ascii="Times New Roman" w:eastAsia="宋体" w:hAnsi="Times New Roman" w:cs="宋体"/>
                 <w:sz w:val="21"/>
               </w:rPr>
               <w:t xml:space="preserve">运营优化：独立完成社区团购末端网络优化项目，设计弹性布局方案，测算运营成本降低</w:t>
             </w:r>
             <w:r>
               <w:rPr>
-                <w:rFonts w:ascii="Times New Roman" w:hAnsi="Times New Roman" w:hint="default"/>
+                <w:rFonts w:eastAsia="宋体" w:ascii="Times New Roman" w:hAnsi="Times New Roman"/>
                 <w:sz w:val="21"/>
               </w:rPr>
               <w:t xml:space="preserve">18.7%</w:t>
             </w:r>
             <w:r>
               <w:rPr>
-                <w:rFonts w:ascii="宋体" w:eastAsia="宋体" w:hAnsi="宋体" w:cs="宋体"/>
-                <w:b/>
-                <w:bCs/>
+                <w:rFonts w:ascii="Times New Roman" w:eastAsia="宋体" w:hAnsi="Times New Roman" w:cs="宋体"/>
                 <w:sz w:val="21"/>
               </w:rPr>
               <w:t xml:space="preserve">、配送效率提升</w:t>
             </w:r>
             <w:r>
               <w:rPr>
-                <w:rFonts w:ascii="Times New Roman" w:hAnsi="Times New Roman" w:hint="default"/>
+                <w:rFonts w:eastAsia="宋体" w:ascii="Times New Roman" w:hAnsi="Times New Roman"/>
                 <w:sz w:val="21"/>
               </w:rPr>
               <w:t xml:space="preserve">22.3%;</w:t>
             </w:r>
             <w:r>
               <w:rPr>
-                <w:rFonts w:ascii="宋体" w:eastAsia="宋体" w:hAnsi="宋体" w:cs="宋体"/>
-                <w:b/>
-                <w:bCs/>
+                <w:rFonts w:ascii="Times New Roman" w:eastAsia="宋体" w:hAnsi="Times New Roman" w:cs="宋体"/>
                 <w:sz w:val="21"/>
               </w:rPr>
               <w:t xml:space="preserve">数据驱动：掌握</w:t>
             </w:r>
             <w:r>
               <w:rPr>
-                <w:rFonts w:ascii="Times New Roman" w:hAnsi="Times New Roman" w:hint="default"/>
+                <w:rFonts w:eastAsia="宋体" w:ascii="Times New Roman" w:hAnsi="Times New Roman"/>
                 <w:sz w:val="21"/>
               </w:rPr>
               <w:t xml:space="preserve">Python/R/SPSS</w:t>
             </w:r>
             <w:r>
               <w:rPr>
-                <w:rFonts w:ascii="宋体" w:eastAsia="宋体" w:hAnsi="宋体" w:cs="宋体"/>
-                <w:b/>
-                <w:bCs/>
+                <w:rFonts w:ascii="Times New Roman" w:eastAsia="宋体" w:hAnsi="Times New Roman" w:cs="宋体"/>
                 <w:sz w:val="21"/>
               </w:rPr>
               <w:t xml:space="preserve">，累计处理</w:t>
             </w:r>
             <w:r>
               <w:rPr>
-                <w:rFonts w:ascii="Times New Roman" w:hAnsi="Times New Roman" w:hint="default"/>
+                <w:rFonts w:eastAsia="宋体" w:ascii="Times New Roman" w:hAnsi="Times New Roman"/>
                 <w:sz w:val="21"/>
               </w:rPr>
               <w:t xml:space="preserve">4.5</w:t>
             </w:r>
             <w:r>
               <w:rPr>
-                <w:rFonts w:ascii="宋体" w:eastAsia="宋体" w:hAnsi="宋体" w:cs="宋体"/>
-                <w:b/>
-                <w:bCs/>
+                <w:rFonts w:ascii="Times New Roman" w:eastAsia="宋体" w:hAnsi="Times New Roman" w:cs="宋体"/>
                 <w:sz w:val="21"/>
               </w:rPr>
               <w:t xml:space="preserve">万</w:t>
             </w:r>
             <w:r>
               <w:rPr>
-                <w:rFonts w:ascii="Times New Roman" w:hAnsi="Times New Roman" w:hint="default"/>
+                <w:rFonts w:eastAsia="宋体" w:ascii="Times New Roman" w:hAnsi="Times New Roman"/>
                 <w:sz w:val="21"/>
               </w:rPr>
               <w:t xml:space="preserve">+</w:t>
             </w:r>
             <w:r>
               <w:rPr>
-                <w:rFonts w:ascii="宋体" w:eastAsia="宋体" w:hAnsi="宋体" w:cs="宋体"/>
-                <w:b/>
-                <w:bCs/>
+                <w:rFonts w:ascii="Times New Roman" w:eastAsia="宋体" w:hAnsi="Times New Roman" w:cs="宋体"/>
                 <w:sz w:val="21"/>
               </w:rPr>
               <w:t xml:space="preserve">条业务数据，能通过数据分析识别运营痛点并输出改进建议</w:t>
             </w:r>
             <w:r>
               <w:rPr>
-                <w:rFonts w:ascii="Times New Roman" w:hAnsi="Times New Roman" w:hint="default"/>
+                <w:rFonts w:eastAsia="宋体" w:ascii="Times New Roman" w:hAnsi="Times New Roman"/>
                 <w:sz w:val="21"/>
               </w:rPr>
               <w:t xml:space="preserve">;</w:t>
             </w:r>
             <w:r>
               <w:rPr>
-                <w:rFonts w:ascii="宋体" w:eastAsia="宋体" w:hAnsi="宋体" w:cs="宋体"/>
-                <w:b/>
-                <w:bCs/>
+                <w:rFonts w:ascii="Times New Roman" w:eastAsia="宋体" w:hAnsi="Times New Roman" w:cs="宋体"/>
                 <w:sz w:val="21"/>
               </w:rPr>
               <w:t xml:space="preserve">库存与流程：用友</w:t>
             </w:r>
             <w:r>
               <w:rPr>
-                <w:rFonts w:ascii="Times New Roman" w:hAnsi="Times New Roman" w:hint="default"/>
+                <w:rFonts w:eastAsia="宋体" w:ascii="Times New Roman" w:hAnsi="Times New Roman"/>
                 <w:sz w:val="21"/>
               </w:rPr>
               <w:t xml:space="preserve">U8+ERP</w:t>
             </w:r>
             <w:r>
               <w:rPr>
-                <w:rFonts w:ascii="宋体" w:eastAsia="宋体" w:hAnsi="宋体" w:cs="宋体"/>
-                <w:b/>
-                <w:bCs/>
+                <w:rFonts w:ascii="Times New Roman" w:eastAsia="宋体" w:hAnsi="Times New Roman" w:cs="宋体"/>
                 <w:sz w:val="21"/>
               </w:rPr>
               <w:t xml:space="preserve">库存</w:t>
             </w:r>
             <w:r>
               <w:rPr>
-                <w:rFonts w:ascii="Times New Roman" w:hAnsi="Times New Roman" w:hint="default"/>
+                <w:rFonts w:eastAsia="宋体" w:ascii="Times New Roman" w:hAnsi="Times New Roman"/>
                 <w:sz w:val="21"/>
               </w:rPr>
               <w:t xml:space="preserve">/</w:t>
             </w:r>
             <w:r>
               <w:rPr>
-                <w:rFonts w:ascii="宋体" w:eastAsia="宋体" w:hAnsi="宋体" w:cs="宋体"/>
-                <w:b/>
-                <w:bCs/>
+                <w:rFonts w:ascii="Times New Roman" w:eastAsia="宋体" w:hAnsi="Times New Roman" w:cs="宋体"/>
                 <w:sz w:val="21"/>
               </w:rPr>
               <w:t xml:space="preserve">采购全流程操作，瑞幸门店原辅料盘点与效期管理经验，</w:t>
             </w:r>
             <w:r>
               <w:rPr>
-                <w:rFonts w:ascii="Times New Roman" w:hAnsi="Times New Roman" w:hint="default"/>
+                <w:rFonts w:eastAsia="宋体" w:ascii="Times New Roman" w:hAnsi="Times New Roman"/>
                 <w:sz w:val="21"/>
               </w:rPr>
               <w:t xml:space="preserve">3</w:t>
             </w:r>
             <w:r>
               <w:rPr>
-                <w:rFonts w:ascii="宋体" w:eastAsia="宋体" w:hAnsi="宋体" w:cs="宋体"/>
-                <w:b/>
-                <w:bCs/>
+                <w:rFonts w:ascii="Times New Roman" w:eastAsia="宋体" w:hAnsi="Times New Roman" w:cs="宋体"/>
                 <w:sz w:val="21"/>
               </w:rPr>
               <w:t xml:space="preserve">个月项目助理流程标准化经验</w:t>
@@ -446,7 +521,6 @@
           <w:vanish/>
           <w:sz w:val="2"/>
         </w:rPr>
-        <w:spacing w:line="240" w:lineRule="auto" w:before="0" w:after="0"/>
       </w:pPr>
     </w:p>
     <w:tbl>
@@ -488,7 +562,7 @@
           </w:tcPr>
           <w:p>
             <w:pPr>
-              <w:spacing w:line="240" w:lineRule="auto" w:before="0" w:after="0"/>
+              <w:spacing w:line="275" w:lineRule="atLeast"/>
             </w:pPr>
             <w:r>
               <w:rPr>
@@ -559,7 +633,7 @@
                 </w:tcPr>
                 <w:p>
                   <w:pPr>
-                    <w:spacing w:line="240" w:lineRule="auto" w:before="0" w:after="0"/>
+                    <w:spacing w:line="315" w:lineRule="atLeast"/>
                     <w:jc w:val="center"/>
                     <w:rPr>
                       <w:sz w:val="21"/>
@@ -586,7 +660,7 @@
                 </w:tcPr>
                 <w:p>
                   <w:pPr>
-                    <w:spacing w:line="240" w:lineRule="auto" w:before="0" w:after="0"/>
+                    <w:spacing w:line="315" w:lineRule="atLeast"/>
                     <w:rPr>
                       <w:b/>
                       <w:bCs/>
@@ -623,7 +697,7 @@
                 </w:tcPr>
                 <w:p>
                   <w:pPr>
-                    <w:spacing w:line="240" w:lineRule="auto" w:before="0" w:after="0"/>
+                    <w:spacing w:line="315" w:lineRule="atLeast"/>
                     <w:rPr>
                       <w:b/>
                       <w:bCs/>
@@ -698,7 +772,7 @@
                 </w:tcPr>
                 <w:p>
                   <w:pPr>
-                    <w:spacing w:line="240" w:lineRule="auto" w:before="0" w:after="0"/>
+                    <w:spacing w:line="315" w:lineRule="atLeast"/>
                     <w:rPr>
                       <w:rFonts w:ascii="Times New Roman" w:eastAsia="等线" w:hAnsi="Times New Roman" w:hint="default"/>
                       <w:b/>
@@ -721,7 +795,7 @@
           </w:tbl>
           <w:p>
             <w:pPr>
-              <w:spacing w:line="240" w:lineRule="auto" w:before="0" w:after="0"/>
+              <w:spacing w:line="275" w:lineRule="atLeast"/>
               <w:rPr>
                 <w:b/>
                 <w:bCs/>
@@ -736,7 +810,6 @@
         <w:rPr>
           <w:vanish/>
         </w:rPr>
-        <w:spacing w:line="240" w:lineRule="auto" w:before="0" w:after="0"/>
       </w:pPr>
     </w:p>
     <w:p>
@@ -745,7 +818,6 @@
           <w:vanish/>
           <w:sz w:val="21"/>
         </w:rPr>
-        <w:spacing w:line="240" w:lineRule="auto" w:before="0" w:after="0"/>
       </w:pPr>
     </w:p>
     <w:tbl>
@@ -787,7 +859,7 @@
           </w:tcPr>
           <w:p>
             <w:pPr>
-              <w:spacing w:line="240" w:lineRule="auto" w:before="0" w:after="0"/>
+              <w:spacing w:line="210" w:lineRule="atLeast"/>
               <w:rPr>
                 <w:sz w:val="21"/>
               </w:rPr>
@@ -817,7 +889,7 @@
                 <w:ilvl w:val="0"/>
                 <w:numId w:val="2"/>
               </w:numPr>
-              <w:spacing w:line="240" w:lineRule="auto" w:before="0" w:after="0"/>
+              <w:spacing w:line="315" w:lineRule="atLeast"/>
               <w:ind w:left="442" w:hanging="442"/>
               <w:rPr>
                 <w:sz w:val="21"/>
@@ -825,7 +897,7 @@
             </w:pPr>
             <w:r>
               <w:rPr>
-                <w:rFonts w:ascii="宋体" w:eastAsia="宋体" w:hAnsi="宋体" w:cs="宋体"/>
+                <w:rFonts w:ascii="Times New Roman" w:eastAsia="宋体" w:hAnsi="Times New Roman" w:cs="宋体"/>
                 <w:b/>
                 <w:bCs/>
                 <w:sz w:val="21"/>
@@ -834,25 +906,21 @@
             </w:r>
             <w:r>
               <w:rPr>
-                <w:rFonts w:ascii="宋体" w:eastAsia="宋体" w:hAnsi="宋体" w:cs="宋体"/>
-                <w:b/>
-                <w:bCs/>
+                <w:rFonts w:ascii="Times New Roman" w:eastAsia="宋体" w:hAnsi="Times New Roman" w:cs="宋体"/>
                 <w:sz w:val="21"/>
               </w:rPr>
               <w:t xml:space="preserve">供应链建模与仿真、</w:t>
             </w:r>
             <w:r>
               <w:rPr>
-                <w:rFonts w:ascii="Times New Roman" w:hAnsi="Times New Roman" w:hint="default"/>
+                <w:rFonts w:eastAsia="宋体" w:ascii="Times New Roman" w:hAnsi="Times New Roman"/>
                 <w:sz w:val="21"/>
               </w:rPr>
               <w:t xml:space="preserve">ERP</w:t>
             </w:r>
             <w:r>
               <w:rPr>
-                <w:rFonts w:ascii="宋体" w:eastAsia="宋体" w:hAnsi="宋体" w:cs="宋体"/>
-                <w:b/>
-                <w:bCs/>
+                <w:rFonts w:ascii="Times New Roman" w:eastAsia="宋体" w:hAnsi="Times New Roman" w:cs="宋体"/>
                 <w:sz w:val="21"/>
               </w:rPr>
               <w:t xml:space="preserve">供应链管理综合实验、采购管理、物流管理、供应链成本与绩效管理、统计学</w:t>
@@ -883,7 +951,7 @@
           </w:tcPr>
           <w:p>
             <w:pPr>
-              <w:spacing w:line="240" w:lineRule="auto" w:before="0" w:after="0"/>
+              <w:spacing w:line="210" w:lineRule="atLeast"/>
               <w:rPr>
                 <w:sz w:val="21"/>
               </w:rPr>
@@ -913,14 +981,14 @@
                 <w:ilvl w:val="0"/>
                 <w:numId w:val="2"/>
               </w:numPr>
-              <w:spacing w:line="240" w:lineRule="auto" w:before="0" w:after="0"/>
+              <w:spacing w:line="315" w:lineRule="atLeast"/>
               <w:rPr>
                 <w:sz w:val="21"/>
               </w:rPr>
             </w:pPr>
             <w:r>
               <w:rPr>
-                <w:rFonts w:ascii="宋体" w:eastAsia="宋体" w:hAnsi="宋体" w:cs="宋体"/>
+                <w:rFonts w:ascii="Times New Roman" w:eastAsia="宋体" w:hAnsi="Times New Roman" w:cs="宋体"/>
                 <w:b/>
                 <w:bCs/>
                 <w:sz w:val="21"/>
@@ -929,41 +997,35 @@
             </w:r>
             <w:r>
               <w:rPr>
-                <w:rFonts w:ascii="宋体" w:eastAsia="宋体" w:hAnsi="宋体" w:cs="宋体"/>
-                <w:b/>
-                <w:bCs/>
+                <w:rFonts w:ascii="Times New Roman" w:eastAsia="宋体" w:hAnsi="Times New Roman" w:cs="宋体"/>
                 <w:sz w:val="21"/>
               </w:rPr>
               <w:t xml:space="preserve">山东大学</w:t>
             </w:r>
             <w:r>
               <w:rPr>
-                <w:rFonts w:ascii="Times New Roman" w:hAnsi="Times New Roman" w:hint="default"/>
+                <w:rFonts w:eastAsia="宋体" w:ascii="Times New Roman" w:hAnsi="Times New Roman"/>
                 <w:sz w:val="21"/>
               </w:rPr>
               <w:t xml:space="preserve">2024</w:t>
             </w:r>
             <w:r>
               <w:rPr>
-                <w:rFonts w:ascii="宋体" w:eastAsia="宋体" w:hAnsi="宋体" w:cs="宋体"/>
-                <w:b/>
-                <w:bCs/>
+                <w:rFonts w:ascii="Times New Roman" w:eastAsia="宋体" w:hAnsi="Times New Roman" w:cs="宋体"/>
                 <w:sz w:val="21"/>
               </w:rPr>
               <w:t xml:space="preserve">—</w:t>
             </w:r>
             <w:r>
               <w:rPr>
-                <w:rFonts w:ascii="Times New Roman" w:hAnsi="Times New Roman" w:hint="default"/>
+                <w:rFonts w:eastAsia="宋体" w:ascii="Times New Roman" w:hAnsi="Times New Roman"/>
                 <w:sz w:val="21"/>
               </w:rPr>
               <w:t xml:space="preserve">2025</w:t>
             </w:r>
             <w:r>
               <w:rPr>
-                <w:rFonts w:ascii="宋体" w:eastAsia="宋体" w:hAnsi="宋体" w:cs="宋体"/>
-                <w:b/>
-                <w:bCs/>
+                <w:rFonts w:ascii="Times New Roman" w:eastAsia="宋体" w:hAnsi="Times New Roman" w:cs="宋体"/>
                 <w:sz w:val="21"/>
               </w:rPr>
               <w:t xml:space="preserve">年暑期社会实践专项优秀等级</w:t>
@@ -978,7 +1040,6 @@
           <w:vanish/>
           <w:sz w:val="21"/>
         </w:rPr>
-        <w:spacing w:line="240" w:lineRule="auto" w:before="0" w:after="0"/>
       </w:pPr>
     </w:p>
     <w:p>
@@ -987,7 +1048,6 @@
           <w:vanish/>
           <w:sz w:val="2"/>
         </w:rPr>
-        <w:spacing w:line="240" w:lineRule="auto" w:before="0" w:after="0"/>
       </w:pPr>
     </w:p>
     <w:p>
@@ -995,7 +1055,6 @@
         <w:rPr>
           <w:vanish/>
         </w:rPr>
-        <w:spacing w:line="240" w:lineRule="auto" w:before="0" w:after="0"/>
       </w:pPr>
     </w:p>
     <w:p>
@@ -1004,7 +1063,6 @@
           <w:vanish/>
           <w:sz w:val="21"/>
         </w:rPr>
-        <w:spacing w:line="240" w:lineRule="auto" w:before="0" w:after="0"/>
       </w:pPr>
     </w:p>
     <w:p>
@@ -1013,7 +1071,6 @@
           <w:vanish/>
           <w:sz w:val="21"/>
         </w:rPr>
-        <w:spacing w:line="240" w:lineRule="auto" w:before="0" w:after="0"/>
       </w:pPr>
     </w:p>
     <w:p>
@@ -1022,7 +1079,6 @@
           <w:vanish/>
           <w:sz w:val="2"/>
         </w:rPr>
-        <w:spacing w:line="240" w:lineRule="auto" w:before="0" w:after="0"/>
       </w:pPr>
     </w:p>
     <w:tbl>
@@ -1076,7 +1132,7 @@
           </w:tcPr>
           <w:p>
             <w:pPr>
-              <w:spacing w:line="240" w:lineRule="auto" w:before="0" w:after="0"/>
+              <w:spacing w:line="275" w:lineRule="atLeast"/>
               <w:rPr>
                 <w:rFonts w:ascii="Times New Roman" w:hAnsi="Times New Roman"/>
                 <w:b/>
@@ -1127,7 +1183,7 @@
           </w:tcPr>
           <w:p>
             <w:pPr>
-              <w:spacing w:line="240" w:lineRule="auto" w:before="0" w:after="0"/>
+              <w:spacing w:line="315" w:lineRule="atLeast"/>
               <w:rPr>
                 <w:rFonts w:ascii="Times New Roman" w:hAnsi="Times New Roman"/>
                 <w:sz w:val="21"/>
@@ -1155,7 +1211,7 @@
           </w:tcPr>
           <w:p>
             <w:pPr>
-              <w:spacing w:line="240" w:lineRule="auto" w:before="0" w:after="0"/>
+              <w:spacing w:line="315" w:lineRule="atLeast"/>
               <w:rPr>
                 <w:rFonts w:ascii="Times New Roman" w:hAnsi="Times New Roman"/>
                 <w:sz w:val="21"/>
@@ -1163,7 +1219,7 @@
             </w:pPr>
             <w:r>
               <w:rPr>
-                <w:rFonts w:ascii="宋体" w:eastAsia="宋体" w:hAnsi="宋体" w:cs="宋体"/>
+                <w:rFonts w:ascii="Times New Roman" w:eastAsia="宋体" w:hAnsi="Times New Roman" w:cs="宋体"/>
                 <w:b/>
                 <w:bCs/>
                 <w:sz w:val="21"/>
@@ -1186,7 +1242,7 @@
           </w:tcPr>
           <w:p>
             <w:pPr>
-              <w:spacing w:line="240" w:lineRule="auto" w:before="0" w:after="0"/>
+              <w:spacing w:line="315" w:lineRule="atLeast"/>
               <w:rPr>
                 <w:rFonts w:ascii="Times New Roman" w:eastAsia="等线" w:hAnsi="Times New Roman"/>
                 <w:b/>
@@ -1196,7 +1252,7 @@
             </w:pPr>
             <w:r>
               <w:rPr>
-                <w:rFonts w:ascii="宋体" w:eastAsia="宋体" w:hAnsi="宋体" w:cs="宋体"/>
+                <w:rFonts w:ascii="Times New Roman" w:eastAsia="宋体" w:hAnsi="Times New Roman" w:cs="宋体"/>
                 <w:b/>
                 <w:bCs/>
                 <w:sz w:val="21"/>
@@ -1218,7 +1274,7 @@
           </w:tcPr>
           <w:p>
             <w:pPr>
-              <w:spacing w:line="240" w:lineRule="auto" w:before="0" w:after="0"/>
+              <w:spacing w:line="315" w:lineRule="atLeast"/>
               <w:rPr>
                 <w:rFonts w:ascii="Times New Roman" w:eastAsia="等线" w:hAnsi="Times New Roman" w:hint="default"/>
                 <w:b/>
@@ -1228,7 +1284,7 @@
             </w:pPr>
             <w:r>
               <w:rPr>
-                <w:rFonts w:ascii="宋体" w:eastAsia="宋体" w:hAnsi="宋体" w:cs="宋体"/>
+                <w:rFonts w:ascii="Times New Roman" w:eastAsia="宋体" w:hAnsi="Times New Roman" w:cs="宋体"/>
                 <w:b/>
                 <w:bCs/>
                 <w:sz w:val="21"/>
@@ -1263,7 +1319,7 @@
           </w:tcPr>
           <w:p>
             <w:pPr>
-              <w:spacing w:line="240" w:lineRule="auto" w:before="0" w:after="0"/>
+              <w:spacing w:line="315" w:lineRule="atLeast"/>
               <w:rPr>
                 <w:rFonts w:ascii="Times New Roman" w:hAnsi="Times New Roman"/>
                 <w:sz w:val="21"/>
@@ -1295,7 +1351,7 @@
                 <w:ilvl w:val="0"/>
                 <w:numId w:val="9"/>
               </w:numPr>
-              <w:spacing w:line="240" w:lineRule="auto" w:before="0" w:after="0"/>
+              <w:spacing w:line="315" w:lineRule="atLeast"/>
               <w:rPr>
                 <w:rFonts w:ascii="Times New Roman" w:eastAsia="宋体" w:hAnsi="Times New Roman" w:cs="宋体" w:hint="default"/>
                 <w:sz w:val="21"/>
@@ -1303,223 +1359,66 @@
             </w:pPr>
             <w:r>
               <w:rPr>
-                <w:rFonts w:ascii="宋体" w:eastAsia="宋体" w:hAnsi="宋体" w:cs="宋体"/>
-                <w:b/>
-                <w:bCs/>
-                <w:sz w:val="21"/>
-              </w:rPr>
-              <w:t xml:space="preserve">针对老龄化小区自提点布局零散、配送效率低的问题，调研</w:t>
-            </w:r>
-            <w:r>
-              <w:rPr>
-                <w:rFonts w:ascii="Times New Roman" w:hAnsi="Times New Roman" w:hint="default"/>
-                <w:sz w:val="21"/>
-              </w:rPr>
-              <w:t xml:space="preserve">15</w:t>
-            </w:r>
-            <w:r>
-              <w:rPr>
-                <w:rFonts w:ascii="宋体" w:eastAsia="宋体" w:hAnsi="宋体" w:cs="宋体"/>
-                <w:b/>
-                <w:bCs/>
-                <w:sz w:val="21"/>
-              </w:rPr>
-              <w:t xml:space="preserve">个候选点位与日均</w:t>
-            </w:r>
-            <w:r>
-              <w:rPr>
-                <w:rFonts w:ascii="Times New Roman" w:hAnsi="Times New Roman" w:hint="default"/>
-                <w:sz w:val="21"/>
-              </w:rPr>
-              <w:t xml:space="preserve">345</w:t>
-            </w:r>
-            <w:r>
-              <w:rPr>
-                <w:rFonts w:ascii="宋体" w:eastAsia="宋体" w:hAnsi="宋体" w:cs="宋体"/>
-                <w:b/>
-                <w:bCs/>
-                <w:sz w:val="21"/>
-              </w:rPr>
-              <w:t xml:space="preserve">单真实需求，设计“</w:t>
-            </w:r>
-            <w:r>
-              <w:rPr>
-                <w:rFonts w:ascii="Times New Roman" w:hAnsi="Times New Roman" w:hint="default"/>
-                <w:sz w:val="21"/>
-              </w:rPr>
-              <w:t xml:space="preserve">2</w:t>
-            </w:r>
-            <w:r>
-              <w:rPr>
-                <w:rFonts w:ascii="宋体" w:eastAsia="宋体" w:hAnsi="宋体" w:cs="宋体"/>
-                <w:b/>
-                <w:bCs/>
-                <w:sz w:val="21"/>
-              </w:rPr>
-              <w:t xml:space="preserve">核心点</w:t>
-            </w:r>
-            <w:r>
-              <w:rPr>
-                <w:rFonts w:ascii="Times New Roman" w:hAnsi="Times New Roman" w:hint="default"/>
-                <w:sz w:val="21"/>
-              </w:rPr>
-              <w:t xml:space="preserve">+4</w:t>
-            </w:r>
-            <w:r>
-              <w:rPr>
-                <w:rFonts w:ascii="宋体" w:eastAsia="宋体" w:hAnsi="宋体" w:cs="宋体"/>
-                <w:b/>
-                <w:bCs/>
-                <w:sz w:val="21"/>
-              </w:rPr>
-              <w:t xml:space="preserve">动态临时点”的弹性运营方案</w:t>
-            </w:r>
-          </w:p>
-          <w:p>
-            <w:pPr>
-              <w:numPr>
-                <w:ilvl w:val="0"/>
-                <w:numId w:val="9"/>
-              </w:numPr>
-              <w:spacing w:line="240" w:lineRule="auto" w:before="0" w:after="0"/>
+                <w:rFonts w:ascii="Times New Roman" w:eastAsia="宋体" w:hAnsi="Times New Roman" w:cs="宋体"/>
+                <w:sz w:val="21"/>
+              </w:rPr>
+              <w:t>针对老龄化小区自提点布局零散、老年覆盖不足痛点，调研</w:t>
+            </w:r>
+            <w:r>
               <w:rPr>
                 <w:rFonts w:ascii="Times New Roman" w:eastAsia="宋体" w:hAnsi="Times New Roman" w:cs="宋体" w:hint="default"/>
                 <w:sz w:val="21"/>
               </w:rPr>
-            </w:pPr>
-            <w:r>
-              <w:rPr>
-                <w:rFonts w:ascii="宋体" w:eastAsia="宋体" w:hAnsi="宋体" w:cs="宋体"/>
-                <w:b/>
-                <w:bCs/>
-                <w:sz w:val="21"/>
-              </w:rPr>
-              <w:t xml:space="preserve">将年龄分层服务半径与电梯等待时间纳入优化模型，用</w:t>
-            </w:r>
-            <w:r>
-              <w:rPr>
-                <w:rFonts w:ascii="Times New Roman" w:hAnsi="Times New Roman" w:hint="default"/>
-                <w:sz w:val="21"/>
-              </w:rPr>
-              <w:t xml:space="preserve">Python</w:t>
-            </w:r>
-            <w:r>
-              <w:rPr>
-                <w:rFonts w:ascii="宋体" w:eastAsia="宋体" w:hAnsi="宋体" w:cs="宋体"/>
-                <w:b/>
-                <w:bCs/>
-                <w:sz w:val="21"/>
-              </w:rPr>
-              <w:t xml:space="preserve">完成方案测算：模型测算总运营成本降低</w:t>
-            </w:r>
-            <w:r>
-              <w:rPr>
-                <w:rFonts w:ascii="Times New Roman" w:hAnsi="Times New Roman" w:hint="default"/>
-                <w:sz w:val="21"/>
-              </w:rPr>
-              <w:t xml:space="preserve">18.7%</w:t>
-            </w:r>
-            <w:r>
-              <w:rPr>
-                <w:rFonts w:ascii="宋体" w:eastAsia="宋体" w:hAnsi="宋体" w:cs="宋体"/>
-                <w:b/>
-                <w:bCs/>
-                <w:sz w:val="21"/>
-              </w:rPr>
-              <w:t xml:space="preserve">，老年人服务覆盖率</w:t>
-            </w:r>
-            <w:r>
-              <w:rPr>
-                <w:rFonts w:ascii="Times New Roman" w:hAnsi="Times New Roman" w:hint="default"/>
-                <w:sz w:val="21"/>
-              </w:rPr>
-              <w:t xml:space="preserve">53.4%</w:t>
-            </w:r>
-            <w:r>
-              <w:rPr>
-                <w:rFonts w:ascii="宋体" w:eastAsia="宋体" w:hAnsi="宋体" w:cs="宋体"/>
-                <w:b/>
-                <w:bCs/>
-                <w:sz w:val="21"/>
-              </w:rPr>
-              <w:t xml:space="preserve">→</w:t>
-            </w:r>
-            <w:r>
-              <w:rPr>
-                <w:rFonts w:ascii="Times New Roman" w:hAnsi="Times New Roman" w:hint="default"/>
-                <w:sz w:val="21"/>
-              </w:rPr>
-              <w:t xml:space="preserve">87.3%</w:t>
-            </w:r>
-            <w:r>
-              <w:rPr>
-                <w:rFonts w:ascii="宋体" w:eastAsia="宋体" w:hAnsi="宋体" w:cs="宋体"/>
-                <w:b/>
-                <w:bCs/>
-                <w:sz w:val="21"/>
-              </w:rPr>
-              <w:t xml:space="preserve">，平均配送时长缩短</w:t>
-            </w:r>
-            <w:r>
-              <w:rPr>
-                <w:rFonts w:ascii="Times New Roman" w:hAnsi="Times New Roman" w:hint="default"/>
-                <w:sz w:val="21"/>
-              </w:rPr>
-              <w:t xml:space="preserve">22.3%</w:t>
-            </w:r>
-          </w:p>
-          <w:p>
-            <w:pPr>
-              <w:numPr>
-                <w:ilvl w:val="0"/>
-                <w:numId w:val="9"/>
-              </w:numPr>
-              <w:spacing w:line="240" w:lineRule="auto" w:before="0" w:after="0"/>
+              <w:t>15</w:t>
+            </w:r>
+            <w:r>
+              <w:rPr>
+                <w:rFonts w:ascii="Times New Roman" w:eastAsia="宋体" w:hAnsi="Times New Roman" w:cs="宋体"/>
+                <w:sz w:val="21"/>
+              </w:rPr>
+              <w:t>个候选点、日均</w:t>
+            </w:r>
+            <w:r>
               <w:rPr>
                 <w:rFonts w:ascii="Times New Roman" w:eastAsia="宋体" w:hAnsi="Times New Roman" w:cs="宋体" w:hint="default"/>
                 <w:sz w:val="21"/>
               </w:rPr>
-            </w:pPr>
-            <w:r>
-              <w:rPr>
-                <w:rFonts w:ascii="宋体" w:eastAsia="宋体" w:hAnsi="宋体" w:cs="宋体"/>
-                <w:b/>
-                <w:bCs/>
-                <w:sz w:val="21"/>
-              </w:rPr>
-              <w:t xml:space="preserve">方案可快速响应周末</w:t>
-            </w:r>
-            <w:r>
-              <w:rPr>
-                <w:rFonts w:ascii="Times New Roman" w:hAnsi="Times New Roman" w:hint="default"/>
-                <w:sz w:val="21"/>
-              </w:rPr>
-              <w:t xml:space="preserve">29.9%</w:t>
-            </w:r>
-            <w:r>
-              <w:rPr>
-                <w:rFonts w:ascii="宋体" w:eastAsia="宋体" w:hAnsi="宋体" w:cs="宋体"/>
-                <w:b/>
-                <w:bCs/>
-                <w:sz w:val="21"/>
-              </w:rPr>
-              <w:t xml:space="preserve">、促销日</w:t>
-            </w:r>
-            <w:r>
-              <w:rPr>
-                <w:rFonts w:ascii="Times New Roman" w:hAnsi="Times New Roman" w:hint="default"/>
-                <w:sz w:val="21"/>
-              </w:rPr>
-              <w:t xml:space="preserve">50.7%</w:t>
-            </w:r>
-            <w:r>
-              <w:rPr>
-                <w:rFonts w:ascii="宋体" w:eastAsia="宋体" w:hAnsi="宋体" w:cs="宋体"/>
-                <w:b/>
-                <w:bCs/>
-                <w:sz w:val="21"/>
-              </w:rPr>
-              <w:t xml:space="preserve">的需求波动，为社区团购末端运营提供可落地的优化思路</w:t>
+              <w:t>345</w:t>
+            </w:r>
+            <w:r>
+              <w:rPr>
+                <w:rFonts w:ascii="Times New Roman" w:eastAsia="宋体" w:hAnsi="Times New Roman" w:cs="宋体"/>
+                <w:sz w:val="21"/>
+              </w:rPr>
+              <w:t>单真实需求，将年龄分层服务半径、电梯等待时间纳入选址</w:t>
+            </w:r>
+            <w:r>
+              <w:rPr>
+                <w:rFonts w:ascii="Times New Roman" w:eastAsia="宋体" w:hAnsi="Times New Roman" w:cs="宋体" w:hint="default"/>
+                <w:sz w:val="21"/>
+              </w:rPr>
+              <w:t>-</w:t>
+            </w:r>
+            <w:r>
+              <w:rPr>
+                <w:rFonts w:ascii="Times New Roman" w:eastAsia="宋体" w:hAnsi="Times New Roman" w:cs="宋体"/>
+                <w:sz w:val="21"/>
+              </w:rPr>
+              <w:t>路径双层优化模型，用</w:t>
+            </w:r>
+            <w:r>
+              <w:rPr>
+                <w:rFonts w:ascii="Times New Roman" w:eastAsia="宋体" w:hAnsi="Times New Roman" w:cs="宋体" w:hint="default"/>
+                <w:sz w:val="21"/>
+              </w:rPr>
+              <w:t>Python</w:t>
+            </w:r>
+            <w:r>
+              <w:rPr>
+                <w:rFonts w:ascii="Times New Roman" w:eastAsia="宋体" w:hAnsi="Times New Roman" w:cs="宋体"/>
+                <w:sz w:val="21"/>
+              </w:rPr>
+              <w:t>完成求解</w:t>
             </w:r>
           </w:p>
         </w:tc>
@@ -1549,7 +1448,7 @@
           </w:tcPr>
           <w:p>
             <w:pPr>
-              <w:spacing w:line="240" w:lineRule="auto" w:before="0" w:after="0"/>
+              <w:spacing w:line="315" w:lineRule="atLeast"/>
               <w:rPr>
                 <w:rFonts w:ascii="Times New Roman" w:hAnsi="Times New Roman"/>
                 <w:sz w:val="21"/>
@@ -1577,7 +1476,7 @@
           </w:tcPr>
           <w:p>
             <w:pPr>
-              <w:spacing w:line="240" w:lineRule="auto" w:before="0" w:after="0"/>
+              <w:spacing w:line="315" w:lineRule="atLeast"/>
               <w:rPr>
                 <w:rFonts w:ascii="Times New Roman" w:hAnsi="Times New Roman"/>
                 <w:sz w:val="21"/>
@@ -1585,7 +1484,7 @@
             </w:pPr>
             <w:r>
               <w:rPr>
-                <w:rFonts w:ascii="宋体" w:eastAsia="宋体" w:hAnsi="宋体" w:cs="宋体"/>
+                <w:rFonts w:ascii="Times New Roman" w:eastAsia="宋体" w:hAnsi="Times New Roman" w:cs="宋体"/>
                 <w:b/>
                 <w:bCs/>
                 <w:sz w:val="21"/>
@@ -1608,7 +1507,7 @@
           </w:tcPr>
           <w:p>
             <w:pPr>
-              <w:spacing w:line="240" w:lineRule="auto" w:before="0" w:after="0"/>
+              <w:spacing w:line="315" w:lineRule="atLeast"/>
               <w:rPr>
                 <w:rFonts w:ascii="Times New Roman" w:eastAsia="等线" w:hAnsi="Times New Roman"/>
                 <w:b/>
@@ -1618,7 +1517,7 @@
             </w:pPr>
             <w:r>
               <w:rPr>
-                <w:rFonts w:ascii="宋体" w:eastAsia="宋体" w:hAnsi="宋体" w:cs="宋体"/>
+                <w:rFonts w:ascii="Times New Roman" w:eastAsia="宋体" w:hAnsi="Times New Roman" w:cs="宋体"/>
                 <w:b/>
                 <w:bCs/>
                 <w:sz w:val="21"/>
@@ -1640,7 +1539,7 @@
           </w:tcPr>
           <w:p>
             <w:pPr>
-              <w:spacing w:line="240" w:lineRule="auto" w:before="0" w:after="0"/>
+              <w:spacing w:line="315" w:lineRule="atLeast"/>
               <w:rPr>
                 <w:rFonts w:ascii="Times New Roman" w:eastAsia="等线" w:hAnsi="Times New Roman" w:hint="default"/>
                 <w:b/>
@@ -1650,7 +1549,7 @@
             </w:pPr>
             <w:r>
               <w:rPr>
-                <w:rFonts w:ascii="宋体" w:eastAsia="宋体" w:hAnsi="宋体" w:cs="宋体"/>
+                <w:rFonts w:ascii="Times New Roman" w:eastAsia="宋体" w:hAnsi="Times New Roman" w:cs="宋体"/>
                 <w:b/>
                 <w:bCs/>
                 <w:sz w:val="21"/>
@@ -1685,7 +1584,7 @@
           </w:tcPr>
           <w:p>
             <w:pPr>
-              <w:spacing w:line="240" w:lineRule="auto" w:before="0" w:after="0"/>
+              <w:spacing w:line="315" w:lineRule="atLeast"/>
               <w:rPr>
                 <w:rFonts w:ascii="Times New Roman" w:hAnsi="Times New Roman"/>
                 <w:sz w:val="21"/>
@@ -1717,7 +1616,7 @@
                 <w:ilvl w:val="0"/>
                 <w:numId w:val="9"/>
               </w:numPr>
-              <w:spacing w:line="240" w:lineRule="auto" w:before="0" w:after="0"/>
+              <w:spacing w:line="315" w:lineRule="atLeast"/>
               <w:rPr>
                 <w:rFonts w:ascii="Times New Roman" w:eastAsia="宋体" w:hAnsi="Times New Roman" w:cs="宋体" w:hint="default"/>
                 <w:sz w:val="21"/>
@@ -1725,210 +1624,66 @@
             </w:pPr>
             <w:r>
               <w:rPr>
-                <w:rFonts w:ascii="宋体" w:eastAsia="宋体" w:hAnsi="宋体" w:cs="宋体"/>
-                <w:b/>
-                <w:bCs/>
-                <w:sz w:val="21"/>
-              </w:rPr>
-              <w:t xml:space="preserve">基于</w:t>
-            </w:r>
-            <w:r>
-              <w:rPr>
-                <w:rFonts w:ascii="Times New Roman" w:hAnsi="Times New Roman" w:hint="default"/>
-                <w:sz w:val="21"/>
-              </w:rPr>
-              <w:t xml:space="preserve">TAM</w:t>
-            </w:r>
-            <w:r>
-              <w:rPr>
-                <w:rFonts w:ascii="宋体" w:eastAsia="宋体" w:hAnsi="宋体" w:cs="宋体"/>
-                <w:b/>
-                <w:bCs/>
-                <w:sz w:val="21"/>
-              </w:rPr>
-              <w:t xml:space="preserve">模型设计</w:t>
-            </w:r>
-            <w:r>
-              <w:rPr>
-                <w:rFonts w:ascii="Times New Roman" w:hAnsi="Times New Roman" w:hint="default"/>
-                <w:sz w:val="21"/>
-              </w:rPr>
-              <w:t xml:space="preserve">7</w:t>
-            </w:r>
-            <w:r>
-              <w:rPr>
-                <w:rFonts w:ascii="宋体" w:eastAsia="宋体" w:hAnsi="宋体" w:cs="宋体"/>
-                <w:b/>
-                <w:bCs/>
-                <w:sz w:val="21"/>
-              </w:rPr>
-              <w:t xml:space="preserve">点李克特量表问卷，回收</w:t>
-            </w:r>
-            <w:r>
-              <w:rPr>
-                <w:rFonts w:ascii="Times New Roman" w:hAnsi="Times New Roman" w:hint="default"/>
-                <w:sz w:val="21"/>
-              </w:rPr>
-              <w:t xml:space="preserve">328</w:t>
-            </w:r>
-            <w:r>
-              <w:rPr>
-                <w:rFonts w:ascii="宋体" w:eastAsia="宋体" w:hAnsi="宋体" w:cs="宋体"/>
-                <w:b/>
-                <w:bCs/>
-                <w:sz w:val="21"/>
-              </w:rPr>
-              <w:t xml:space="preserve">份有效样本，用</w:t>
-            </w:r>
-            <w:r>
-              <w:rPr>
-                <w:rFonts w:ascii="Times New Roman" w:hAnsi="Times New Roman" w:hint="default"/>
-                <w:sz w:val="21"/>
-              </w:rPr>
-              <w:t xml:space="preserve">SPSS</w:t>
-            </w:r>
-            <w:r>
-              <w:rPr>
-                <w:rFonts w:ascii="宋体" w:eastAsia="宋体" w:hAnsi="宋体" w:cs="宋体"/>
-                <w:b/>
-                <w:bCs/>
-                <w:sz w:val="21"/>
-              </w:rPr>
-              <w:t xml:space="preserve">和</w:t>
-            </w:r>
-            <w:r>
-              <w:rPr>
-                <w:rFonts w:ascii="Times New Roman" w:hAnsi="Times New Roman" w:hint="default"/>
-                <w:sz w:val="21"/>
-              </w:rPr>
-              <w:t xml:space="preserve">Python</w:t>
-            </w:r>
-            <w:r>
-              <w:rPr>
-                <w:rFonts w:ascii="宋体" w:eastAsia="宋体" w:hAnsi="宋体" w:cs="宋体"/>
-                <w:b/>
-                <w:bCs/>
-                <w:sz w:val="21"/>
-              </w:rPr>
-              <w:t xml:space="preserve">完成统计分析；验证交互性（</w:t>
-            </w:r>
-            <w:r>
-              <w:rPr>
-                <w:rFonts w:ascii="Times New Roman" w:hAnsi="Times New Roman" w:hint="default"/>
-                <w:sz w:val="21"/>
-              </w:rPr>
-              <w:t xml:space="preserve">β=0.42</w:t>
-            </w:r>
-            <w:r>
-              <w:rPr>
-                <w:rFonts w:ascii="宋体" w:eastAsia="宋体" w:hAnsi="宋体" w:cs="宋体"/>
-                <w:b/>
-                <w:bCs/>
-                <w:sz w:val="21"/>
-              </w:rPr>
-              <w:t xml:space="preserve">）、个性化（</w:t>
-            </w:r>
-            <w:r>
-              <w:rPr>
-                <w:rFonts w:ascii="Times New Roman" w:hAnsi="Times New Roman" w:hint="default"/>
-                <w:sz w:val="21"/>
-              </w:rPr>
-              <w:t xml:space="preserve">β=0.38</w:t>
-            </w:r>
-            <w:r>
-              <w:rPr>
-                <w:rFonts w:ascii="宋体" w:eastAsia="宋体" w:hAnsi="宋体" w:cs="宋体"/>
-                <w:b/>
-                <w:bCs/>
-                <w:sz w:val="21"/>
-              </w:rPr>
-              <w:t xml:space="preserve">）、自主性（</w:t>
-            </w:r>
-            <w:r>
-              <w:rPr>
-                <w:rFonts w:ascii="Times New Roman" w:hAnsi="Times New Roman" w:hint="default"/>
-                <w:sz w:val="21"/>
-              </w:rPr>
-              <w:t xml:space="preserve">β=0.31</w:t>
-            </w:r>
-            <w:r>
-              <w:rPr>
-                <w:rFonts w:ascii="宋体" w:eastAsia="宋体" w:hAnsi="宋体" w:cs="宋体"/>
-                <w:b/>
-                <w:bCs/>
-                <w:sz w:val="21"/>
-              </w:rPr>
-              <w:t xml:space="preserve">）显著正向影响用户感知价值，识别问题识别准确性、智能解决能力为核心影响因素</w:t>
-            </w:r>
-          </w:p>
-          <w:p>
-            <w:pPr>
-              <w:numPr>
-                <w:ilvl w:val="0"/>
-                <w:numId w:val="9"/>
-              </w:numPr>
-              <w:spacing w:line="240" w:lineRule="auto" w:before="0" w:after="0"/>
+                <w:rFonts w:ascii="Times New Roman" w:eastAsia="宋体" w:hAnsi="Times New Roman" w:cs="宋体"/>
+                <w:sz w:val="21"/>
+              </w:rPr>
+              <w:t>针对老龄化小区自提点布局零散、老年覆盖不足痛点，调研</w:t>
+            </w:r>
+            <w:r>
               <w:rPr>
                 <w:rFonts w:ascii="Times New Roman" w:eastAsia="宋体" w:hAnsi="Times New Roman" w:cs="宋体" w:hint="default"/>
                 <w:sz w:val="21"/>
               </w:rPr>
-            </w:pPr>
-            <w:r>
-              <w:rPr>
-                <w:rFonts w:ascii="宋体" w:eastAsia="宋体" w:hAnsi="宋体" w:cs="宋体"/>
-                <w:b/>
-                <w:bCs/>
-                <w:sz w:val="21"/>
-              </w:rPr>
-              <w:t xml:space="preserve">发现用户智能体验起关键中介作用，感知增强维度贡献率</w:t>
-            </w:r>
-            <w:r>
-              <w:rPr>
-                <w:rFonts w:ascii="Times New Roman" w:hAnsi="Times New Roman" w:hint="default"/>
-                <w:sz w:val="21"/>
-              </w:rPr>
-              <w:t xml:space="preserve">63%</w:t>
-            </w:r>
-            <w:r>
-              <w:rPr>
-                <w:rFonts w:ascii="宋体" w:eastAsia="宋体" w:hAnsi="宋体" w:cs="宋体"/>
-                <w:b/>
-                <w:bCs/>
-                <w:sz w:val="21"/>
-              </w:rPr>
-              <w:t xml:space="preserve">；高复杂度场景下信任阈值提高</w:t>
-            </w:r>
-            <w:r>
-              <w:rPr>
-                <w:rFonts w:ascii="Times New Roman" w:hAnsi="Times New Roman" w:hint="default"/>
-                <w:sz w:val="21"/>
-              </w:rPr>
-              <w:t xml:space="preserve">32%</w:t>
-            </w:r>
-            <w:r>
-              <w:rPr>
-                <w:rFonts w:ascii="宋体" w:eastAsia="宋体" w:hAnsi="宋体" w:cs="宋体"/>
-                <w:b/>
-                <w:bCs/>
-                <w:sz w:val="21"/>
-              </w:rPr>
-              <w:t xml:space="preserve">，为电商</w:t>
-            </w:r>
-            <w:r>
-              <w:rPr>
-                <w:rFonts w:ascii="Times New Roman" w:hAnsi="Times New Roman" w:hint="default"/>
-                <w:sz w:val="21"/>
-              </w:rPr>
-              <w:t xml:space="preserve">AI</w:t>
-            </w:r>
-            <w:r>
-              <w:rPr>
-                <w:rFonts w:ascii="宋体" w:eastAsia="宋体" w:hAnsi="宋体" w:cs="宋体"/>
-                <w:b/>
-                <w:bCs/>
-                <w:sz w:val="21"/>
-              </w:rPr>
-              <w:t xml:space="preserve">客服优化提供参考</w:t>
+              <w:t>15</w:t>
+            </w:r>
+            <w:r>
+              <w:rPr>
+                <w:rFonts w:ascii="Times New Roman" w:eastAsia="宋体" w:hAnsi="Times New Roman" w:cs="宋体"/>
+                <w:sz w:val="21"/>
+              </w:rPr>
+              <w:t>个候选点、日均</w:t>
+            </w:r>
+            <w:r>
+              <w:rPr>
+                <w:rFonts w:ascii="Times New Roman" w:eastAsia="宋体" w:hAnsi="Times New Roman" w:cs="宋体" w:hint="default"/>
+                <w:sz w:val="21"/>
+              </w:rPr>
+              <w:t>345</w:t>
+            </w:r>
+            <w:r>
+              <w:rPr>
+                <w:rFonts w:ascii="Times New Roman" w:eastAsia="宋体" w:hAnsi="Times New Roman" w:cs="宋体"/>
+                <w:sz w:val="21"/>
+              </w:rPr>
+              <w:t>单真实需求，将年龄分层服务半径、电梯等待时间纳入选址</w:t>
+            </w:r>
+            <w:r>
+              <w:rPr>
+                <w:rFonts w:ascii="Times New Roman" w:eastAsia="宋体" w:hAnsi="Times New Roman" w:cs="宋体" w:hint="default"/>
+                <w:sz w:val="21"/>
+              </w:rPr>
+              <w:t>-</w:t>
+            </w:r>
+            <w:r>
+              <w:rPr>
+                <w:rFonts w:ascii="Times New Roman" w:eastAsia="宋体" w:hAnsi="Times New Roman" w:cs="宋体"/>
+                <w:sz w:val="21"/>
+              </w:rPr>
+              <w:t>路径双层优化模型，用</w:t>
+            </w:r>
+            <w:r>
+              <w:rPr>
+                <w:rFonts w:ascii="Times New Roman" w:eastAsia="宋体" w:hAnsi="Times New Roman" w:cs="宋体" w:hint="default"/>
+                <w:sz w:val="21"/>
+              </w:rPr>
+              <w:t>Python</w:t>
+            </w:r>
+            <w:r>
+              <w:rPr>
+                <w:rFonts w:ascii="Times New Roman" w:eastAsia="宋体" w:hAnsi="Times New Roman" w:cs="宋体"/>
+                <w:sz w:val="21"/>
+              </w:rPr>
+              <w:t>完成求解</w:t>
             </w:r>
           </w:p>
         </w:tc>
@@ -1958,7 +1713,7 @@
           </w:tcPr>
           <w:p>
             <w:pPr>
-              <w:spacing w:line="240" w:lineRule="auto" w:before="0" w:after="0"/>
+              <w:spacing w:line="315" w:lineRule="atLeast"/>
               <w:rPr>
                 <w:rFonts w:ascii="Times New Roman" w:hAnsi="Times New Roman"/>
                 <w:sz w:val="21"/>
@@ -1986,7 +1741,7 @@
           </w:tcPr>
           <w:p>
             <w:pPr>
-              <w:spacing w:line="240" w:lineRule="auto" w:before="0" w:after="0"/>
+              <w:spacing w:line="315" w:lineRule="atLeast"/>
               <w:rPr>
                 <w:rFonts w:ascii="Times New Roman" w:hAnsi="Times New Roman"/>
                 <w:sz w:val="21"/>
@@ -1994,7 +1749,7 @@
             </w:pPr>
             <w:r>
               <w:rPr>
-                <w:rFonts w:ascii="宋体" w:eastAsia="宋体" w:hAnsi="宋体" w:cs="宋体"/>
+                <w:rFonts w:ascii="Times New Roman" w:eastAsia="宋体" w:hAnsi="Times New Roman" w:cs="宋体"/>
                 <w:b/>
                 <w:bCs/>
                 <w:sz w:val="21"/>
@@ -2017,7 +1772,7 @@
           </w:tcPr>
           <w:p>
             <w:pPr>
-              <w:spacing w:line="240" w:lineRule="auto" w:before="0" w:after="0"/>
+              <w:spacing w:line="315" w:lineRule="atLeast"/>
               <w:rPr>
                 <w:rFonts w:ascii="Times New Roman" w:eastAsia="等线" w:hAnsi="Times New Roman"/>
                 <w:b/>
@@ -2027,7 +1782,7 @@
             </w:pPr>
             <w:r>
               <w:rPr>
-                <w:rFonts w:ascii="宋体" w:eastAsia="宋体" w:hAnsi="宋体" w:cs="宋体"/>
+                <w:rFonts w:ascii="Times New Roman" w:eastAsia="宋体" w:hAnsi="Times New Roman" w:cs="宋体"/>
                 <w:b/>
                 <w:bCs/>
                 <w:sz w:val="21"/>
@@ -2049,7 +1804,7 @@
           </w:tcPr>
           <w:p>
             <w:pPr>
-              <w:spacing w:line="240" w:lineRule="auto" w:before="0" w:after="0"/>
+              <w:spacing w:line="315" w:lineRule="atLeast"/>
               <w:rPr>
                 <w:rFonts w:ascii="Times New Roman" w:eastAsia="等线" w:hAnsi="Times New Roman" w:hint="default"/>
                 <w:b/>
@@ -2059,7 +1814,7 @@
             </w:pPr>
             <w:r>
               <w:rPr>
-                <w:rFonts w:ascii="宋体" w:eastAsia="宋体" w:hAnsi="宋体" w:cs="宋体"/>
+                <w:rFonts w:ascii="Times New Roman" w:eastAsia="宋体" w:hAnsi="Times New Roman" w:cs="宋体"/>
                 <w:b/>
                 <w:bCs/>
                 <w:sz w:val="21"/>
@@ -2094,7 +1849,7 @@
           </w:tcPr>
           <w:p>
             <w:pPr>
-              <w:spacing w:line="240" w:lineRule="auto" w:before="0" w:after="0"/>
+              <w:spacing w:line="315" w:lineRule="atLeast"/>
               <w:rPr>
                 <w:rFonts w:ascii="Times New Roman" w:hAnsi="Times New Roman"/>
                 <w:sz w:val="21"/>
@@ -2126,7 +1881,7 @@
                 <w:ilvl w:val="0"/>
                 <w:numId w:val="9"/>
               </w:numPr>
-              <w:spacing w:line="240" w:lineRule="auto" w:before="0" w:after="0"/>
+              <w:spacing w:line="315" w:lineRule="atLeast"/>
               <w:rPr>
                 <w:rFonts w:ascii="Times New Roman" w:eastAsia="宋体" w:hAnsi="Times New Roman" w:cs="宋体" w:hint="default"/>
                 <w:sz w:val="21"/>
@@ -2134,66 +1889,66 @@
             </w:pPr>
             <w:r>
               <w:rPr>
-                <w:rFonts w:ascii="宋体" w:eastAsia="宋体" w:hAnsi="宋体" w:cs="宋体"/>
-                <w:b/>
-                <w:bCs/>
-                <w:sz w:val="21"/>
-              </w:rPr>
-              <w:t xml:space="preserve">基于</w:t>
-            </w:r>
-            <w:r>
-              <w:rPr>
-                <w:rFonts w:ascii="Times New Roman" w:hAnsi="Times New Roman" w:hint="default"/>
-                <w:sz w:val="21"/>
-              </w:rPr>
-              <w:t xml:space="preserve">45211</w:t>
-            </w:r>
-            <w:r>
-              <w:rPr>
-                <w:rFonts w:ascii="宋体" w:eastAsia="宋体" w:hAnsi="宋体" w:cs="宋体"/>
-                <w:b/>
-                <w:bCs/>
-                <w:sz w:val="21"/>
-              </w:rPr>
-              <w:t xml:space="preserve">条银行营销数据，用</w:t>
-            </w:r>
-            <w:r>
-              <w:rPr>
-                <w:rFonts w:ascii="Times New Roman" w:hAnsi="Times New Roman" w:hint="default"/>
-                <w:sz w:val="21"/>
-              </w:rPr>
-              <w:t xml:space="preserve">R</w:t>
-            </w:r>
-            <w:r>
-              <w:rPr>
-                <w:rFonts w:ascii="宋体" w:eastAsia="宋体" w:hAnsi="宋体" w:cs="宋体"/>
-                <w:b/>
-                <w:bCs/>
-                <w:sz w:val="21"/>
-              </w:rPr>
-              <w:t xml:space="preserve">完成数据清洗与多维度分层统计，通过帕累托分析识别高价值客群特征，用转化瀑布图定位营销流失关键环节</w:t>
-            </w:r>
-          </w:p>
-          <w:p>
-            <w:pPr>
-              <w:numPr>
-                <w:ilvl w:val="0"/>
-                <w:numId w:val="9"/>
-              </w:numPr>
-              <w:spacing w:line="240" w:lineRule="auto" w:before="0" w:after="0"/>
+                <w:rFonts w:ascii="Times New Roman" w:eastAsia="宋体" w:hAnsi="Times New Roman" w:cs="宋体"/>
+                <w:sz w:val="21"/>
+              </w:rPr>
+              <w:t>针对老龄化小区自提点布局零散、老年覆盖不足痛点，调研</w:t>
+            </w:r>
+            <w:r>
               <w:rPr>
                 <w:rFonts w:ascii="Times New Roman" w:eastAsia="宋体" w:hAnsi="Times New Roman" w:cs="宋体" w:hint="default"/>
                 <w:sz w:val="21"/>
               </w:rPr>
-            </w:pPr>
-            <w:r>
-              <w:rPr>
-                <w:rFonts w:ascii="宋体" w:eastAsia="宋体" w:hAnsi="宋体" w:cs="宋体"/>
-                <w:b/>
-                <w:bCs/>
-                <w:sz w:val="21"/>
-              </w:rPr>
-              <w:t xml:space="preserve">通过帕累托分析呈现高价值客群分布特征，用转化瀑布图定位营销流失关键环节，为精准营销与运营效率提升提供数据支撑</w:t>
+              <w:t>15</w:t>
+            </w:r>
+            <w:r>
+              <w:rPr>
+                <w:rFonts w:ascii="Times New Roman" w:eastAsia="宋体" w:hAnsi="Times New Roman" w:cs="宋体"/>
+                <w:sz w:val="21"/>
+              </w:rPr>
+              <w:t>个候选点、日均</w:t>
+            </w:r>
+            <w:r>
+              <w:rPr>
+                <w:rFonts w:ascii="Times New Roman" w:eastAsia="宋体" w:hAnsi="Times New Roman" w:cs="宋体" w:hint="default"/>
+                <w:sz w:val="21"/>
+              </w:rPr>
+              <w:t>345</w:t>
+            </w:r>
+            <w:r>
+              <w:rPr>
+                <w:rFonts w:ascii="Times New Roman" w:eastAsia="宋体" w:hAnsi="Times New Roman" w:cs="宋体"/>
+                <w:sz w:val="21"/>
+              </w:rPr>
+              <w:t>单真实需求，将年龄分层服务半径、电梯等待时间纳入选址</w:t>
+            </w:r>
+            <w:r>
+              <w:rPr>
+                <w:rFonts w:ascii="Times New Roman" w:eastAsia="宋体" w:hAnsi="Times New Roman" w:cs="宋体" w:hint="default"/>
+                <w:sz w:val="21"/>
+              </w:rPr>
+              <w:t>-</w:t>
+            </w:r>
+            <w:r>
+              <w:rPr>
+                <w:rFonts w:ascii="Times New Roman" w:eastAsia="宋体" w:hAnsi="Times New Roman" w:cs="宋体"/>
+                <w:sz w:val="21"/>
+              </w:rPr>
+              <w:t>路径双层优化模型，用</w:t>
+            </w:r>
+            <w:r>
+              <w:rPr>
+                <w:rFonts w:ascii="Times New Roman" w:eastAsia="宋体" w:hAnsi="Times New Roman" w:cs="宋体" w:hint="default"/>
+                <w:sz w:val="21"/>
+              </w:rPr>
+              <w:t>Python</w:t>
+            </w:r>
+            <w:r>
+              <w:rPr>
+                <w:rFonts w:ascii="Times New Roman" w:eastAsia="宋体" w:hAnsi="Times New Roman" w:cs="宋体"/>
+                <w:sz w:val="21"/>
+              </w:rPr>
+              <w:t>完成求解</w:t>
             </w:r>
           </w:p>
         </w:tc>
@@ -2223,7 +1978,7 @@
           </w:tcPr>
           <w:p>
             <w:pPr>
-              <w:spacing w:line="240" w:lineRule="auto" w:before="0" w:after="0"/>
+              <w:spacing w:line="315" w:lineRule="atLeast"/>
               <w:rPr>
                 <w:rFonts w:ascii="Times New Roman" w:hAnsi="Times New Roman"/>
                 <w:sz w:val="21"/>
@@ -2251,7 +2006,7 @@
           </w:tcPr>
           <w:p>
             <w:pPr>
-              <w:spacing w:line="240" w:lineRule="auto" w:before="0" w:after="0"/>
+              <w:spacing w:line="315" w:lineRule="atLeast"/>
               <w:rPr>
                 <w:rFonts w:ascii="Times New Roman" w:hAnsi="Times New Roman"/>
                 <w:sz w:val="21"/>
@@ -2259,7 +2014,7 @@
             </w:pPr>
             <w:r>
               <w:rPr>
-                <w:rFonts w:ascii="宋体" w:eastAsia="宋体" w:hAnsi="宋体" w:cs="宋体"/>
+                <w:rFonts w:ascii="Times New Roman" w:eastAsia="宋体" w:hAnsi="Times New Roman" w:cs="宋体"/>
                 <w:b/>
                 <w:bCs/>
                 <w:sz w:val="21"/>
@@ -2268,7 +2023,7 @@
             </w:r>
             <w:r>
               <w:rPr>
-                <w:rFonts w:ascii="宋体" w:eastAsia="宋体" w:hAnsi="宋体" w:cs="宋体"/>
+                <w:rFonts w:ascii="Times New Roman" w:eastAsia="宋体" w:hAnsi="Times New Roman" w:cs="宋体"/>
                 <w:b/>
                 <w:bCs/>
                 <w:sz w:val="21"/>
@@ -2291,7 +2046,7 @@
           </w:tcPr>
           <w:p>
             <w:pPr>
-              <w:spacing w:line="240" w:lineRule="auto" w:before="0" w:after="0"/>
+              <w:spacing w:line="315" w:lineRule="atLeast"/>
               <w:rPr>
                 <w:rFonts w:ascii="Times New Roman" w:eastAsia="等线" w:hAnsi="Times New Roman"/>
                 <w:b/>
@@ -2301,7 +2056,7 @@
             </w:pPr>
             <w:r>
               <w:rPr>
-                <w:rFonts w:ascii="宋体" w:eastAsia="宋体" w:hAnsi="宋体" w:cs="宋体"/>
+                <w:rFonts w:ascii="Times New Roman" w:eastAsia="宋体" w:hAnsi="Times New Roman" w:cs="宋体"/>
                 <w:b/>
                 <w:bCs/>
                 <w:sz w:val="21"/>
@@ -2323,7 +2078,7 @@
           </w:tcPr>
           <w:p>
             <w:pPr>
-              <w:spacing w:line="240" w:lineRule="auto" w:before="0" w:after="0"/>
+              <w:spacing w:line="315" w:lineRule="atLeast"/>
               <w:rPr>
                 <w:rFonts w:ascii="Times New Roman" w:eastAsia="等线" w:hAnsi="Times New Roman" w:hint="default"/>
                 <w:b/>
@@ -2333,7 +2088,7 @@
             </w:pPr>
             <w:r>
               <w:rPr>
-                <w:rFonts w:ascii="宋体" w:eastAsia="宋体" w:hAnsi="宋体" w:cs="宋体"/>
+                <w:rFonts w:ascii="Times New Roman" w:eastAsia="宋体" w:hAnsi="Times New Roman" w:cs="宋体"/>
                 <w:b/>
                 <w:bCs/>
                 <w:sz w:val="21"/>
@@ -2368,7 +2123,7 @@
           </w:tcPr>
           <w:p>
             <w:pPr>
-              <w:spacing w:line="240" w:lineRule="auto" w:before="0" w:after="0"/>
+              <w:spacing w:line="315" w:lineRule="atLeast"/>
               <w:rPr>
                 <w:rFonts w:ascii="Times New Roman" w:hAnsi="Times New Roman"/>
                 <w:sz w:val="21"/>
@@ -2400,7 +2155,7 @@
                 <w:ilvl w:val="0"/>
                 <w:numId w:val="9"/>
               </w:numPr>
-              <w:spacing w:line="240" w:lineRule="auto" w:before="0" w:after="0"/>
+              <w:spacing w:line="315" w:lineRule="atLeast"/>
               <w:rPr>
                 <w:rFonts w:ascii="Times New Roman" w:eastAsia="宋体" w:hAnsi="Times New Roman" w:cs="宋体" w:hint="default"/>
                 <w:sz w:val="21"/>
@@ -2408,576 +2163,66 @@
             </w:pPr>
             <w:r>
               <w:rPr>
-                <w:rFonts w:ascii="宋体" w:eastAsia="宋体" w:hAnsi="宋体" w:cs="宋体"/>
-                <w:b/>
-                <w:bCs/>
-                <w:sz w:val="21"/>
-              </w:rPr>
-              <w:t xml:space="preserve">以账套主管角色使用用友</w:t>
-            </w:r>
-            <w:r>
-              <w:rPr>
-                <w:rFonts w:ascii="Times New Roman" w:hAnsi="Times New Roman" w:hint="default"/>
-                <w:sz w:val="21"/>
-              </w:rPr>
-              <w:t xml:space="preserve">U8+ ERP</w:t>
-            </w:r>
-            <w:r>
-              <w:rPr>
-                <w:rFonts w:ascii="宋体" w:eastAsia="宋体" w:hAnsi="宋体" w:cs="宋体"/>
-                <w:b/>
-                <w:bCs/>
-                <w:sz w:val="21"/>
-              </w:rPr>
-              <w:t xml:space="preserve">系统，以模拟箱包贸易企业为对象，独立完成采购订单→到货入库→销售订单→发货出库→库存调拨→盘点→存货核算→收付款凭证全流程运营操作</w:t>
-            </w:r>
-          </w:p>
-          <w:p>
-            <w:pPr>
-              <w:numPr>
-                <w:ilvl w:val="0"/>
-                <w:numId w:val="9"/>
-              </w:numPr>
-              <w:spacing w:line="240" w:lineRule="auto" w:before="0" w:after="0"/>
+                <w:rFonts w:ascii="Times New Roman" w:eastAsia="宋体" w:hAnsi="Times New Roman" w:cs="宋体"/>
+                <w:sz w:val="21"/>
+              </w:rPr>
+              <w:t>针对老龄化小区自提点布局零散、老年覆盖不足痛点，调研</w:t>
+            </w:r>
+            <w:r>
               <w:rPr>
                 <w:rFonts w:ascii="Times New Roman" w:eastAsia="宋体" w:hAnsi="Times New Roman" w:cs="宋体" w:hint="default"/>
                 <w:sz w:val="21"/>
               </w:rPr>
-            </w:pPr>
-            <w:r>
-              <w:rPr>
-                <w:rFonts w:ascii="宋体" w:eastAsia="宋体" w:hAnsi="宋体" w:cs="宋体"/>
-                <w:b/>
-                <w:bCs/>
-                <w:sz w:val="21"/>
-              </w:rPr>
-              <w:t xml:space="preserve">掌握采购、销售、库存、存货、财务五大模块间的数据流转与单据联动逻辑，理解</w:t>
-            </w:r>
-            <w:r>
-              <w:rPr>
-                <w:rFonts w:ascii="Times New Roman" w:hAnsi="Times New Roman" w:hint="default"/>
-                <w:sz w:val="21"/>
-              </w:rPr>
-              <w:t xml:space="preserve"> ERP </w:t>
-            </w:r>
-            <w:r>
-              <w:rPr>
-                <w:rFonts w:ascii="宋体" w:eastAsia="宋体" w:hAnsi="宋体" w:cs="宋体"/>
-                <w:b/>
-                <w:bCs/>
-                <w:sz w:val="21"/>
-              </w:rPr>
-              <w:t xml:space="preserve">系统中供应链业务从订单到核算的标准化运作机制</w:t>
-            </w:r>
-          </w:p>
-        </w:tc>
-      </w:tr>
-      <w:tr>
-        <w:trPr>
-          <w:gridAfter w:val="2"/>
-          <w:wAfter w:w="880" w:type="dxa"/>
-          <w:jc w:val="center"/>
-        </w:trPr>
-        <w:tc>
-          <w:tcPr>
-            <w:tcW w:w="695" w:type="dxa"/>
-            <w:tcBorders>
-              <w:top w:val="nil"/>
-              <w:left w:val="nil"/>
-              <w:bottom w:val="nil"/>
-              <w:right w:val="nil"/>
-            </w:tcBorders>
-            <w:tcMar>
-              <w:top w:w="0" w:type="dxa"/>
-              <w:left w:w="113" w:type="dxa"/>
-              <w:bottom w:w="0" w:type="dxa"/>
-              <w:right w:w="85" w:type="dxa"/>
-            </w:tcMar>
-            <w:vAlign w:val="center"/>
-          </w:tcPr>
-          <w:p>
-            <w:pPr>
-              <w:spacing w:line="240" w:lineRule="auto" w:before="0" w:after="0"/>
-              <w:rPr>
-                <w:rFonts w:ascii="Times New Roman" w:hAnsi="Times New Roman"/>
-                <w:sz w:val="21"/>
-              </w:rPr>
-            </w:pPr>
-          </w:p>
-        </w:tc>
-        <w:tc>
-          <w:tcPr>
-            <w:tcW w:w="4600" w:type="dxa"/>
-            <w:gridSpan w:val="4"/>
-            <w:tcBorders>
-              <w:top w:val="nil"/>
-              <w:left w:val="nil"/>
-              <w:bottom w:val="nil"/>
-              <w:right w:val="nil"/>
-            </w:tcBorders>
-            <w:tcMar>
-              <w:top w:w="0" w:type="dxa"/>
-              <w:left w:w="85" w:type="dxa"/>
-              <w:bottom w:w="0" w:type="dxa"/>
-              <w:right w:w="85" w:type="dxa"/>
-            </w:tcMar>
-            <w:vAlign w:val="center"/>
-          </w:tcPr>
-          <w:p>
-            <w:pPr>
-              <w:spacing w:line="240" w:lineRule="auto" w:before="0" w:after="0"/>
-              <w:rPr>
-                <w:rFonts w:ascii="Times New Roman" w:hAnsi="Times New Roman"/>
-                <w:sz w:val="21"/>
-              </w:rPr>
-            </w:pPr>
-            <w:r>
-              <w:rPr>
-                <w:rFonts w:ascii="宋体" w:eastAsia="宋体" w:hAnsi="宋体" w:cs="宋体"/>
-                <w:b/>
-                <w:bCs/>
-                <w:sz w:val="21"/>
-              </w:rPr>
-              <w:t xml:space="preserve">ERP</w:t>
-            </w:r>
-            <w:r>
-              <w:rPr>
-                <w:rFonts w:ascii="宋体" w:eastAsia="宋体" w:hAnsi="宋体" w:cs="宋体"/>
-                <w:b/>
-                <w:bCs/>
-                <w:sz w:val="21"/>
-              </w:rPr>
-              <w:t xml:space="preserve">供应链全流程模拟操作</w:t>
-            </w:r>
-          </w:p>
-        </w:tc>
-        <w:tc>
-          <w:tcPr>
-            <w:tcW w:w="2693" w:type="dxa"/>
-            <w:gridSpan w:val="2"/>
-            <w:tcBorders>
-              <w:top w:val="nil"/>
-              <w:left w:val="nil"/>
-              <w:bottom w:val="nil"/>
-              <w:right w:val="nil"/>
-            </w:tcBorders>
-            <w:vAlign w:val="center"/>
-          </w:tcPr>
-          <w:p>
-            <w:pPr>
-              <w:spacing w:line="240" w:lineRule="auto" w:before="0" w:after="0"/>
-              <w:rPr>
-                <w:rFonts w:ascii="Times New Roman" w:eastAsia="等线" w:hAnsi="Times New Roman"/>
-                <w:b/>
-                <w:bCs/>
-                <w:sz w:val="21"/>
-              </w:rPr>
-            </w:pPr>
-            <w:r>
-              <w:rPr>
-                <w:rFonts w:ascii="宋体" w:eastAsia="宋体" w:hAnsi="宋体" w:cs="宋体"/>
-                <w:b/>
-                <w:bCs/>
-                <w:sz w:val="21"/>
-              </w:rPr>
-              <w:t xml:space="preserve">课程实验・账套主管</w:t>
-            </w:r>
-          </w:p>
-        </w:tc>
-        <w:tc>
-          <w:tcPr>
-            <w:tcW w:w="2755" w:type="dxa"/>
-            <w:tcBorders>
-              <w:top w:val="nil"/>
-              <w:left w:val="nil"/>
-              <w:bottom w:val="nil"/>
-              <w:right w:val="nil"/>
-            </w:tcBorders>
-            <w:vAlign w:val="center"/>
-          </w:tcPr>
-          <w:p>
-            <w:pPr>
-              <w:spacing w:line="240" w:lineRule="auto" w:before="0" w:after="0"/>
-              <w:rPr>
-                <w:rFonts w:ascii="Times New Roman" w:eastAsia="等线" w:hAnsi="Times New Roman" w:hint="default"/>
-                <w:b/>
-                <w:bCs/>
-                <w:sz w:val="21"/>
-              </w:rPr>
-            </w:pPr>
-            <w:r>
-              <w:rPr>
-                <w:rFonts w:ascii="宋体" w:eastAsia="宋体" w:hAnsi="宋体" w:cs="宋体"/>
-                <w:b/>
-                <w:bCs/>
-                <w:sz w:val="21"/>
-              </w:rPr>
-              <w:t xml:space="preserve">2025.03-2025.07</w:t>
-            </w:r>
-          </w:p>
-        </w:tc>
-      </w:tr>
-      <w:tr>
-        <w:trPr>
-          <w:gridAfter w:val="2"/>
-          <w:wAfter w:w="880" w:type="dxa"/>
-          <w:jc w:val="center"/>
-        </w:trPr>
-        <w:tc>
-          <w:tcPr>
-            <w:tcW w:w="695" w:type="dxa"/>
-            <w:tcBorders>
-              <w:top w:val="nil"/>
-              <w:left w:val="nil"/>
-              <w:bottom w:val="nil"/>
-              <w:right w:val="nil"/>
-            </w:tcBorders>
-            <w:tcMar>
-              <w:top w:w="0" w:type="dxa"/>
-              <w:left w:w="113" w:type="dxa"/>
-              <w:bottom w:w="0" w:type="dxa"/>
-              <w:right w:w="85" w:type="dxa"/>
-            </w:tcMar>
-            <w:vAlign w:val="center"/>
-          </w:tcPr>
-          <w:p>
-            <w:pPr>
-              <w:spacing w:line="240" w:lineRule="auto" w:before="0" w:after="0"/>
-              <w:rPr>
-                <w:rFonts w:ascii="Times New Roman" w:hAnsi="Times New Roman"/>
-                <w:sz w:val="21"/>
-              </w:rPr>
-            </w:pPr>
-          </w:p>
-        </w:tc>
-        <w:tc>
-          <w:tcPr>
-            <w:tcW w:w="10048" w:type="dxa"/>
-            <w:gridSpan w:val="7"/>
-            <w:tcBorders>
-              <w:top w:val="nil"/>
-              <w:left w:val="nil"/>
-              <w:bottom w:val="nil"/>
-              <w:right w:val="nil"/>
-            </w:tcBorders>
-            <w:tcMar>
-              <w:top w:w="0" w:type="dxa"/>
-              <w:left w:w="85" w:type="dxa"/>
-              <w:bottom w:w="0" w:type="dxa"/>
-              <w:right w:w="85" w:type="dxa"/>
-            </w:tcMar>
-            <w:vAlign w:val="center"/>
-          </w:tcPr>
-          <w:p>
-            <w:pPr>
-              <w:numPr>
-                <w:ilvl w:val="0"/>
-                <w:numId w:val="9"/>
-              </w:numPr>
-              <w:spacing w:line="240" w:lineRule="auto" w:before="0" w:after="0"/>
+              <w:t>15</w:t>
+            </w:r>
+            <w:r>
+              <w:rPr>
+                <w:rFonts w:ascii="Times New Roman" w:eastAsia="宋体" w:hAnsi="Times New Roman" w:cs="宋体"/>
+                <w:sz w:val="21"/>
+              </w:rPr>
+              <w:t>个候选点、日均</w:t>
+            </w:r>
+            <w:r>
               <w:rPr>
                 <w:rFonts w:ascii="Times New Roman" w:eastAsia="宋体" w:hAnsi="Times New Roman" w:cs="宋体" w:hint="default"/>
                 <w:sz w:val="21"/>
               </w:rPr>
-            </w:pPr>
-            <w:r>
-              <w:rPr>
-                <w:rFonts w:ascii="Times New Roman" w:eastAsia="宋体" w:hAnsi="Times New Roman" w:cs="宋体"/>
-                <w:b/>
-                <w:bCs/>
-                <w:sz w:val="21"/>
-              </w:rPr>
-              <w:t xml:space="preserve">以账套主管角色，以模拟箱包贸易企业为对象，独立完成采购订单→到货入库→销售订单→发货出库→库存调拨→盘点→存货核算→收付款凭证全流程实操</w:t>
-            </w:r>
-          </w:p>
-          <w:p>
-            <w:pPr>
-              <w:numPr>
-                <w:ilvl w:val="0"/>
-                <w:numId w:val="9"/>
-              </w:numPr>
-              <w:spacing w:line="240" w:lineRule="auto" w:before="0" w:after="0"/>
+              <w:t>345</w:t>
+            </w:r>
+            <w:r>
+              <w:rPr>
+                <w:rFonts w:ascii="Times New Roman" w:eastAsia="宋体" w:hAnsi="Times New Roman" w:cs="宋体"/>
+                <w:sz w:val="21"/>
+              </w:rPr>
+              <w:t>单真实需求，将年龄分层服务半径、电梯等待时间纳入选址</w:t>
+            </w:r>
+            <w:r>
               <w:rPr>
                 <w:rFonts w:ascii="Times New Roman" w:eastAsia="宋体" w:hAnsi="Times New Roman" w:cs="宋体" w:hint="default"/>
                 <w:sz w:val="21"/>
               </w:rPr>
-            </w:pPr>
-            <w:r>
-              <w:rPr>
-                <w:rFonts w:ascii="Times New Roman" w:eastAsia="宋体" w:hAnsi="Times New Roman" w:cs="宋体"/>
-                <w:b/>
-                <w:bCs/>
-                <w:sz w:val="21"/>
-              </w:rPr>
-              <w:t xml:space="preserve">梳理采购、销售、库存等模块间的数据流转与单据关联逻辑，理解</w:t>
-            </w:r>
-            <w:r>
-              <w:rPr>
-                <w:rFonts w:ascii="Times New Roman" w:hAnsi="Times New Roman" w:hint="default"/>
-                <w:sz w:val="21"/>
-              </w:rPr>
-              <w:t xml:space="preserve">ERP</w:t>
-            </w:r>
-            <w:r>
-              <w:rPr>
-                <w:rFonts w:ascii="Times New Roman" w:eastAsia="宋体" w:hAnsi="Times New Roman" w:cs="宋体"/>
-                <w:b/>
-                <w:bCs/>
-                <w:sz w:val="21"/>
-              </w:rPr>
-              <w:t xml:space="preserve">系统供应链业务标准化运作机制</w:t>
-            </w:r>
-          </w:p>
-        </w:tc>
-      </w:tr>
-      <w:tr>
-        <w:trPr>
-          <w:gridAfter w:val="2"/>
-          <w:wAfter w:w="880" w:type="dxa"/>
-          <w:jc w:val="center"/>
-        </w:trPr>
-        <w:tc>
-          <w:tcPr>
-            <w:tcW w:w="695" w:type="dxa"/>
-            <w:tcBorders>
-              <w:top w:val="nil"/>
-              <w:left w:val="nil"/>
-              <w:bottom w:val="nil"/>
-              <w:right w:val="nil"/>
-            </w:tcBorders>
-            <w:tcMar>
-              <w:top w:w="0" w:type="dxa"/>
-              <w:left w:w="113" w:type="dxa"/>
-              <w:bottom w:w="0" w:type="dxa"/>
-              <w:right w:w="85" w:type="dxa"/>
-            </w:tcMar>
-            <w:vAlign w:val="center"/>
-          </w:tcPr>
-          <w:p>
-            <w:pPr>
-              <w:spacing w:line="240" w:lineRule="auto" w:before="0" w:after="0"/>
-              <w:rPr>
-                <w:rFonts w:ascii="Times New Roman" w:hAnsi="Times New Roman"/>
-                <w:sz w:val="21"/>
-              </w:rPr>
-            </w:pPr>
-          </w:p>
-        </w:tc>
-        <w:tc>
-          <w:tcPr>
-            <w:tcW w:w="4600" w:type="dxa"/>
-            <w:gridSpan w:val="4"/>
-            <w:tcBorders>
-              <w:top w:val="nil"/>
-              <w:left w:val="nil"/>
-              <w:bottom w:val="nil"/>
-              <w:right w:val="nil"/>
-            </w:tcBorders>
-            <w:tcMar>
-              <w:top w:w="0" w:type="dxa"/>
-              <w:left w:w="85" w:type="dxa"/>
-              <w:bottom w:w="0" w:type="dxa"/>
-              <w:right w:w="85" w:type="dxa"/>
-            </w:tcMar>
-            <w:vAlign w:val="center"/>
-          </w:tcPr>
-          <w:p>
-            <w:pPr>
-              <w:spacing w:line="240" w:lineRule="auto" w:before="0" w:after="0"/>
-              <w:rPr>
-                <w:rFonts w:ascii="Times New Roman" w:hAnsi="Times New Roman"/>
-                <w:sz w:val="21"/>
-              </w:rPr>
-            </w:pPr>
-            <w:r>
-              <w:rPr>
-                <w:rFonts w:ascii="Times New Roman" w:eastAsia="宋体" w:hAnsi="Times New Roman" w:cs="宋体"/>
-                <w:b/>
-                <w:bCs/>
-                <w:sz w:val="21"/>
-              </w:rPr>
-              <w:t xml:space="preserve">ERP</w:t>
-            </w:r>
-            <w:r>
-              <w:rPr>
-                <w:rFonts w:ascii="宋体" w:eastAsia="宋体" w:hAnsi="宋体" w:cs="宋体"/>
-                <w:b/>
-                <w:bCs/>
-                <w:sz w:val="21"/>
-              </w:rPr>
-              <w:t xml:space="preserve">供应链全流程模拟操作</w:t>
-            </w:r>
-          </w:p>
-        </w:tc>
-        <w:tc>
-          <w:tcPr>
-            <w:tcW w:w="2693" w:type="dxa"/>
-            <w:gridSpan w:val="2"/>
-            <w:tcBorders>
-              <w:top w:val="nil"/>
-              <w:left w:val="nil"/>
-              <w:bottom w:val="nil"/>
-              <w:right w:val="nil"/>
-            </w:tcBorders>
-            <w:vAlign w:val="center"/>
-          </w:tcPr>
-          <w:p>
-            <w:pPr>
-              <w:spacing w:line="240" w:lineRule="auto" w:before="0" w:after="0"/>
-              <w:rPr>
-                <w:rFonts w:ascii="Times New Roman" w:eastAsia="等线" w:hAnsi="Times New Roman"/>
-                <w:b/>
-                <w:bCs/>
-                <w:sz w:val="21"/>
-              </w:rPr>
-            </w:pPr>
-            <w:r>
-              <w:rPr>
-                <w:rFonts w:ascii="宋体" w:eastAsia="宋体" w:hAnsi="宋体" w:cs="宋体"/>
-                <w:b/>
-                <w:bCs/>
-                <w:sz w:val="21"/>
-              </w:rPr>
-              <w:t xml:space="preserve">课程实验・账套主管</w:t>
-            </w:r>
-          </w:p>
-        </w:tc>
-        <w:tc>
-          <w:tcPr>
-            <w:tcW w:w="2755" w:type="dxa"/>
-            <w:tcBorders>
-              <w:top w:val="nil"/>
-              <w:left w:val="nil"/>
-              <w:bottom w:val="nil"/>
-              <w:right w:val="nil"/>
-            </w:tcBorders>
-            <w:vAlign w:val="center"/>
-          </w:tcPr>
-          <w:p>
-            <w:pPr>
-              <w:spacing w:line="240" w:lineRule="auto" w:before="0" w:after="0"/>
-              <w:rPr>
-                <w:rFonts w:ascii="Times New Roman" w:eastAsia="等线" w:hAnsi="Times New Roman" w:hint="default"/>
-                <w:b/>
-                <w:bCs/>
-                <w:sz w:val="21"/>
-              </w:rPr>
-            </w:pPr>
-            <w:r>
-              <w:rPr>
-                <w:rFonts w:ascii="Times New Roman" w:eastAsia="宋体" w:hAnsi="Times New Roman" w:cs="宋体"/>
-                <w:b/>
-                <w:bCs/>
-                <w:sz w:val="21"/>
-              </w:rPr>
-              <w:t xml:space="preserve">2025.03-2025.07</w:t>
-            </w:r>
-          </w:p>
-        </w:tc>
-      </w:tr>
-      <w:tr>
-        <w:trPr>
-          <w:gridAfter w:val="2"/>
-          <w:wAfter w:w="880" w:type="dxa"/>
-          <w:jc w:val="center"/>
-        </w:trPr>
-        <w:tc>
-          <w:tcPr>
-            <w:tcW w:w="695" w:type="dxa"/>
-            <w:tcBorders>
-              <w:top w:val="nil"/>
-              <w:left w:val="nil"/>
-              <w:bottom w:val="nil"/>
-              <w:right w:val="nil"/>
-            </w:tcBorders>
-            <w:tcMar>
-              <w:top w:w="0" w:type="dxa"/>
-              <w:left w:w="113" w:type="dxa"/>
-              <w:bottom w:w="0" w:type="dxa"/>
-              <w:right w:w="85" w:type="dxa"/>
-            </w:tcMar>
-            <w:vAlign w:val="center"/>
-          </w:tcPr>
-          <w:p>
-            <w:pPr>
-              <w:spacing w:line="240" w:lineRule="auto" w:before="0" w:after="0"/>
-              <w:rPr>
-                <w:rFonts w:ascii="Times New Roman" w:hAnsi="Times New Roman"/>
-                <w:sz w:val="21"/>
-              </w:rPr>
-            </w:pPr>
-          </w:p>
-        </w:tc>
-        <w:tc>
-          <w:tcPr>
-            <w:tcW w:w="10048" w:type="dxa"/>
-            <w:gridSpan w:val="7"/>
-            <w:tcBorders>
-              <w:top w:val="nil"/>
-              <w:left w:val="nil"/>
-              <w:bottom w:val="nil"/>
-              <w:right w:val="nil"/>
-            </w:tcBorders>
-            <w:tcMar>
-              <w:top w:w="0" w:type="dxa"/>
-              <w:left w:w="85" w:type="dxa"/>
-              <w:bottom w:w="0" w:type="dxa"/>
-              <w:right w:w="85" w:type="dxa"/>
-            </w:tcMar>
-            <w:vAlign w:val="center"/>
-          </w:tcPr>
-          <w:p>
-            <w:pPr>
-              <w:numPr>
-                <w:ilvl w:val="0"/>
-                <w:numId w:val="9"/>
-              </w:numPr>
-              <w:spacing w:line="240" w:lineRule="auto" w:before="0" w:after="0"/>
+              <w:t>-</w:t>
+            </w:r>
+            <w:r>
+              <w:rPr>
+                <w:rFonts w:ascii="Times New Roman" w:eastAsia="宋体" w:hAnsi="Times New Roman" w:cs="宋体"/>
+                <w:sz w:val="21"/>
+              </w:rPr>
+              <w:t>路径双层优化模型，用</w:t>
+            </w:r>
+            <w:r>
               <w:rPr>
                 <w:rFonts w:ascii="Times New Roman" w:eastAsia="宋体" w:hAnsi="Times New Roman" w:cs="宋体" w:hint="default"/>
                 <w:sz w:val="21"/>
               </w:rPr>
-            </w:pPr>
-            <w:r>
-              <w:rPr>
-                <w:rFonts w:ascii="宋体" w:eastAsia="宋体" w:hAnsi="宋体" w:cs="宋体"/>
-                <w:sz w:val="21"/>
-              </w:rPr>
-              <w:t xml:space="preserve">以账套主管角色，以模拟箱包贸易企业为对象，独立完成采购订单→到货入库→销售订单→发货出库→库存调拨→盘点→存货核算→收付款凭证全流程实操</w:t>
-            </w:r>
-          </w:p>
-          <w:p>
-            <w:pPr>
-              <w:numPr>
-                <w:ilvl w:val="0"/>
-                <w:numId w:val="9"/>
-              </w:numPr>
-              <w:spacing w:line="240" w:lineRule="auto" w:before="0" w:after="0"/>
-              <w:rPr>
-                <w:rFonts w:ascii="Times New Roman" w:eastAsia="宋体" w:hAnsi="Times New Roman" w:cs="宋体" w:hint="default"/>
-                <w:sz w:val="21"/>
-              </w:rPr>
-            </w:pPr>
-            <w:r>
-              <w:rPr>
-                <w:rFonts w:ascii="宋体" w:eastAsia="宋体" w:hAnsi="宋体" w:cs="宋体"/>
-                <w:sz w:val="21"/>
-              </w:rPr>
-              <w:t xml:space="preserve">梳理采购、销售、库存等模块间的数据流转与单据关联逻辑，理解</w:t>
-            </w:r>
-            <w:r>
-              <w:rPr>
-                <w:rFonts w:ascii="Times New Roman" w:hAnsi="Times New Roman" w:hint="default"/>
-                <w:sz w:val="21"/>
-              </w:rPr>
-              <w:t xml:space="preserve">ERP</w:t>
-            </w:r>
-            <w:r>
-              <w:rPr>
-                <w:rFonts w:ascii="宋体" w:eastAsia="宋体" w:hAnsi="宋体" w:cs="宋体"/>
-                <w:sz w:val="21"/>
-              </w:rPr>
-              <w:t xml:space="preserve">系统供应链业务标准化运作机制</w:t>
+              <w:t>Python</w:t>
+            </w:r>
+            <w:r>
+              <w:rPr>
+                <w:rFonts w:ascii="Times New Roman" w:eastAsia="宋体" w:hAnsi="Times New Roman" w:cs="宋体"/>
+                <w:sz w:val="21"/>
+              </w:rPr>
+              <w:t>完成求解</w:t>
             </w:r>
           </w:p>
         </w:tc>
@@ -3009,7 +2254,7 @@
           </w:tcPr>
           <w:p>
             <w:pPr>
-              <w:spacing w:line="240" w:lineRule="auto" w:before="0" w:after="0"/>
+              <w:spacing w:line="275" w:lineRule="atLeast"/>
             </w:pPr>
             <w:r>
               <w:rPr>
@@ -3026,7 +2271,6 @@
         <w:rPr>
           <w:vanish/>
         </w:rPr>
-        <w:spacing w:line="240" w:lineRule="auto" w:before="0" w:after="0"/>
       </w:pPr>
     </w:p>
     <w:p>
@@ -3035,7 +2279,6 @@
           <w:vanish/>
           <w:sz w:val="21"/>
         </w:rPr>
-        <w:spacing w:line="240" w:lineRule="auto" w:before="0" w:after="0"/>
       </w:pPr>
     </w:p>
     <w:tbl>
@@ -3079,7 +2322,7 @@
           </w:tcPr>
           <w:p>
             <w:pPr>
-              <w:spacing w:line="240" w:lineRule="auto" w:before="0" w:after="0"/>
+              <w:spacing w:line="315" w:lineRule="atLeast"/>
               <w:rPr>
                 <w:sz w:val="21"/>
               </w:rPr>
@@ -3105,7 +2348,7 @@
           </w:tcPr>
           <w:p>
             <w:pPr>
-              <w:spacing w:line="240" w:lineRule="auto" w:before="0" w:after="0"/>
+              <w:spacing w:line="315" w:lineRule="atLeast"/>
               <w:rPr>
                 <w:b/>
                 <w:bCs/>
@@ -3114,7 +2357,7 @@
             </w:pPr>
             <w:r>
               <w:rPr>
-                <w:rFonts w:ascii="宋体" w:eastAsia="宋体" w:hAnsi="宋体" w:cs="宋体"/>
+                <w:rFonts w:ascii="Times New Roman" w:eastAsia="宋体" w:hAnsi="Times New Roman" w:cs="宋体"/>
                 <w:b/>
                 <w:bCs/>
                 <w:sz w:val="21"/>
@@ -3136,7 +2379,7 @@
           </w:tcPr>
           <w:p>
             <w:pPr>
-              <w:spacing w:line="240" w:lineRule="auto" w:before="0" w:after="0"/>
+              <w:spacing w:line="315" w:lineRule="atLeast"/>
               <w:rPr>
                 <w:b/>
                 <w:bCs/>
@@ -3145,7 +2388,7 @@
             </w:pPr>
             <w:r>
               <w:rPr>
-                <w:rFonts w:ascii="宋体" w:eastAsia="宋体" w:hAnsi="宋体" w:cs="宋体"/>
+                <w:rFonts w:ascii="Times New Roman" w:eastAsia="宋体" w:hAnsi="Times New Roman" w:cs="宋体"/>
                 <w:b/>
                 <w:bCs/>
                 <w:sz w:val="21"/>
@@ -3167,7 +2410,7 @@
           </w:tcPr>
           <w:p>
             <w:pPr>
-              <w:spacing w:line="240" w:lineRule="auto" w:before="0" w:after="0"/>
+              <w:spacing w:line="315" w:lineRule="atLeast"/>
               <w:rPr>
                 <w:rFonts w:ascii="Times New Roman" w:eastAsia="等线" w:hAnsi="Times New Roman" w:hint="default"/>
                 <w:b/>
@@ -3177,7 +2420,7 @@
             </w:pPr>
             <w:r>
               <w:rPr>
-                <w:rFonts w:ascii="宋体" w:eastAsia="宋体" w:hAnsi="宋体" w:cs="宋体"/>
+                <w:rFonts w:ascii="Times New Roman" w:eastAsia="宋体" w:hAnsi="Times New Roman" w:cs="宋体"/>
                 <w:b/>
                 <w:bCs/>
                 <w:sz w:val="21"/>
@@ -3210,7 +2453,7 @@
           </w:tcPr>
           <w:p>
             <w:pPr>
-              <w:spacing w:line="240" w:lineRule="auto" w:before="0" w:after="0"/>
+              <w:spacing w:line="315" w:lineRule="atLeast"/>
               <w:rPr>
                 <w:rFonts w:ascii="Times New Roman" w:hAnsi="Times New Roman"/>
                 <w:sz w:val="21"/>
@@ -3242,7 +2485,7 @@
                 <w:ilvl w:val="0"/>
                 <w:numId w:val="6"/>
               </w:numPr>
-              <w:spacing w:line="240" w:lineRule="auto" w:before="0" w:after="0"/>
+              <w:spacing w:line="315" w:lineRule="atLeast"/>
               <w:rPr>
                 <w:rFonts w:ascii="Times New Roman" w:eastAsia="宋体" w:hAnsi="Times New Roman" w:cs="宋体" w:hint="default"/>
                 <w:sz w:val="21"/>
@@ -3250,66 +2493,80 @@
             </w:pPr>
             <w:r>
               <w:rPr>
-                <w:rFonts w:ascii="宋体" w:eastAsia="宋体" w:hAnsi="宋体" w:cs="宋体"/>
-                <w:b/>
-                <w:bCs/>
-                <w:sz w:val="21"/>
-              </w:rPr>
-              <w:t xml:space="preserve">统筹</w:t>
-            </w:r>
-            <w:r>
-              <w:rPr>
-                <w:rFonts w:ascii="Times New Roman" w:hAnsi="Times New Roman" w:hint="default"/>
-                <w:sz w:val="21"/>
-              </w:rPr>
-              <w:t xml:space="preserve">200+</w:t>
-            </w:r>
-            <w:r>
-              <w:rPr>
-                <w:rFonts w:ascii="宋体" w:eastAsia="宋体" w:hAnsi="宋体" w:cs="宋体"/>
-                <w:b/>
-                <w:bCs/>
-                <w:sz w:val="21"/>
-              </w:rPr>
-              <w:t xml:space="preserve">份申报材料全流程管理，用</w:t>
-            </w:r>
-            <w:r>
-              <w:rPr>
-                <w:rFonts w:ascii="Times New Roman" w:hAnsi="Times New Roman" w:hint="default"/>
-                <w:sz w:val="21"/>
-              </w:rPr>
-              <w:t xml:space="preserve">Excel</w:t>
-            </w:r>
-            <w:r>
-              <w:rPr>
-                <w:rFonts w:ascii="宋体" w:eastAsia="宋体" w:hAnsi="宋体" w:cs="宋体"/>
-                <w:b/>
-                <w:bCs/>
-                <w:sz w:val="21"/>
-              </w:rPr>
-              <w:t xml:space="preserve">搭建分类台账，建立三级校验机制实现零差错提交</w:t>
-            </w:r>
-          </w:p>
-          <w:p>
-            <w:pPr>
-              <w:numPr>
-                <w:ilvl w:val="0"/>
-                <w:numId w:val="6"/>
-              </w:numPr>
-              <w:spacing w:line="240" w:lineRule="auto" w:before="0" w:after="0"/>
+                <w:rFonts w:ascii="Times New Roman" w:eastAsia="宋体" w:hAnsi="Times New Roman" w:cs="宋体"/>
+                <w:sz w:val="21"/>
+              </w:rPr>
+              <w:t>统筹</w:t>
+            </w:r>
+            <w:r>
               <w:rPr>
                 <w:rFonts w:ascii="Times New Roman" w:eastAsia="宋体" w:hAnsi="Times New Roman" w:cs="宋体" w:hint="default"/>
                 <w:sz w:val="21"/>
               </w:rPr>
-            </w:pPr>
-            <w:r>
-              <w:rPr>
-                <w:rFonts w:ascii="宋体" w:eastAsia="宋体" w:hAnsi="宋体" w:cs="宋体"/>
-                <w:b/>
-                <w:bCs/>
-                <w:sz w:val="21"/>
-              </w:rPr>
-              <w:t xml:space="preserve">梳理并标准化资料审核与报批流程，与各方同步进度，按月汇总数据形成工作小结，提升整体执行效率</w:t>
+              <w:t>200+</w:t>
+            </w:r>
+            <w:r>
+              <w:rPr>
+                <w:rFonts w:ascii="Times New Roman" w:eastAsia="宋体" w:hAnsi="Times New Roman" w:cs="宋体"/>
+                <w:sz w:val="21"/>
+              </w:rPr>
+              <w:t>份学生申报材料全流程管理，搭建分类电子台账，建立</w:t>
+            </w:r>
+            <w:r>
+              <w:rPr>
+                <w:rFonts w:ascii="Times New Roman" w:eastAsia="宋体" w:hAnsi="Times New Roman" w:cs="宋体"/>
+                <w:sz w:val="21"/>
+              </w:rPr>
+              <w:t>“</w:t>
+            </w:r>
+            <w:r>
+              <w:rPr>
+                <w:rFonts w:ascii="Times New Roman" w:eastAsia="宋体" w:hAnsi="Times New Roman" w:cs="宋体"/>
+                <w:sz w:val="21"/>
+              </w:rPr>
+              <w:t>录入</w:t>
+            </w:r>
+            <w:r>
+              <w:rPr>
+                <w:rFonts w:ascii="Times New Roman" w:eastAsia="宋体" w:hAnsi="Times New Roman" w:cs="宋体" w:hint="default"/>
+                <w:sz w:val="21"/>
+              </w:rPr>
+              <w:t>-</w:t>
+            </w:r>
+            <w:r>
+              <w:rPr>
+                <w:rFonts w:ascii="Times New Roman" w:eastAsia="宋体" w:hAnsi="Times New Roman" w:cs="宋体"/>
+                <w:sz w:val="21"/>
+              </w:rPr>
+              <w:t>核对</w:t>
+            </w:r>
+            <w:r>
+              <w:rPr>
+                <w:rFonts w:ascii="Times New Roman" w:eastAsia="宋体" w:hAnsi="Times New Roman" w:cs="宋体" w:hint="default"/>
+                <w:sz w:val="21"/>
+              </w:rPr>
+              <w:t>-</w:t>
+            </w:r>
+            <w:r>
+              <w:rPr>
+                <w:rFonts w:ascii="Times New Roman" w:eastAsia="宋体" w:hAnsi="Times New Roman" w:cs="宋体"/>
+                <w:sz w:val="21"/>
+              </w:rPr>
+              <w:t>提交</w:t>
+            </w:r>
+            <w:r>
+              <w:rPr>
+                <w:rFonts w:ascii="Times New Roman" w:eastAsia="宋体" w:hAnsi="Times New Roman" w:cs="宋体"/>
+                <w:sz w:val="21"/>
+              </w:rPr>
+              <w:t>”</w:t>
+            </w:r>
+            <w:r>
+              <w:rPr>
+                <w:rFonts w:ascii="Times New Roman" w:eastAsia="宋体" w:hAnsi="Times New Roman" w:cs="宋体"/>
+                <w:sz w:val="21"/>
+              </w:rPr>
+              <w:t>三级校验机制，实现零差错交付</w:t>
             </w:r>
           </w:p>
         </w:tc>
@@ -3337,7 +2594,7 @@
           </w:tcPr>
           <w:p>
             <w:pPr>
-              <w:spacing w:line="240" w:lineRule="auto" w:before="0" w:after="0"/>
+              <w:spacing w:line="315" w:lineRule="atLeast"/>
               <w:rPr>
                 <w:sz w:val="21"/>
               </w:rPr>
@@ -3363,7 +2620,7 @@
           </w:tcPr>
           <w:p>
             <w:pPr>
-              <w:spacing w:line="240" w:lineRule="auto" w:before="0" w:after="0"/>
+              <w:spacing w:line="315" w:lineRule="atLeast"/>
               <w:rPr>
                 <w:b/>
                 <w:bCs/>
@@ -3372,7 +2629,7 @@
             </w:pPr>
             <w:r>
               <w:rPr>
-                <w:rFonts w:ascii="宋体" w:eastAsia="宋体" w:hAnsi="宋体" w:cs="宋体"/>
+                <w:rFonts w:ascii="Times New Roman" w:eastAsia="宋体" w:hAnsi="Times New Roman" w:cs="宋体"/>
                 <w:b/>
                 <w:bCs/>
                 <w:sz w:val="21"/>
@@ -3394,7 +2651,7 @@
           </w:tcPr>
           <w:p>
             <w:pPr>
-              <w:spacing w:line="240" w:lineRule="auto" w:before="0" w:after="0"/>
+              <w:spacing w:line="315" w:lineRule="atLeast"/>
               <w:rPr>
                 <w:b/>
                 <w:bCs/>
@@ -3403,7 +2660,7 @@
             </w:pPr>
             <w:r>
               <w:rPr>
-                <w:rFonts w:ascii="宋体" w:eastAsia="宋体" w:hAnsi="宋体" w:cs="宋体"/>
+                <w:rFonts w:ascii="Times New Roman" w:eastAsia="宋体" w:hAnsi="Times New Roman" w:cs="宋体"/>
                 <w:b/>
                 <w:bCs/>
                 <w:sz w:val="21"/>
@@ -3425,7 +2682,7 @@
           </w:tcPr>
           <w:p>
             <w:pPr>
-              <w:spacing w:line="240" w:lineRule="auto" w:before="0" w:after="0"/>
+              <w:spacing w:line="315" w:lineRule="atLeast"/>
               <w:rPr>
                 <w:rFonts w:ascii="Times New Roman" w:eastAsia="等线" w:hAnsi="Times New Roman" w:hint="default"/>
                 <w:b/>
@@ -3435,7 +2692,7 @@
             </w:pPr>
             <w:r>
               <w:rPr>
-                <w:rFonts w:ascii="宋体" w:eastAsia="宋体" w:hAnsi="宋体" w:cs="宋体"/>
+                <w:rFonts w:ascii="Times New Roman" w:eastAsia="宋体" w:hAnsi="Times New Roman" w:cs="宋体"/>
                 <w:b/>
                 <w:bCs/>
                 <w:sz w:val="21"/>
@@ -3468,7 +2725,7 @@
           </w:tcPr>
           <w:p>
             <w:pPr>
-              <w:spacing w:line="240" w:lineRule="auto" w:before="0" w:after="0"/>
+              <w:spacing w:line="315" w:lineRule="atLeast"/>
               <w:rPr>
                 <w:rFonts w:ascii="Times New Roman" w:hAnsi="Times New Roman"/>
                 <w:sz w:val="21"/>
@@ -3500,7 +2757,7 @@
                 <w:ilvl w:val="0"/>
                 <w:numId w:val="6"/>
               </w:numPr>
-              <w:spacing w:line="240" w:lineRule="auto" w:before="0" w:after="0"/>
+              <w:spacing w:line="315" w:lineRule="atLeast"/>
               <w:rPr>
                 <w:rFonts w:ascii="Times New Roman" w:eastAsia="宋体" w:hAnsi="Times New Roman" w:cs="宋体" w:hint="default"/>
                 <w:sz w:val="21"/>
@@ -3508,12 +2765,80 @@
             </w:pPr>
             <w:r>
               <w:rPr>
-                <w:rFonts w:ascii="宋体" w:eastAsia="宋体" w:hAnsi="宋体" w:cs="宋体"/>
-                <w:b/>
-                <w:bCs/>
-                <w:sz w:val="21"/>
-              </w:rPr>
-              <w:t xml:space="preserve">负责门店数十种原辅料的日常盘点与效期管理，落实日盘制度，根据消耗规律提醒仓库解冻备货，降低物料损耗与缺货风险；规范物料分区与出入库单据核对，保持交接班库存账实一致；根据销售数据同步补货需求，保障门店日常运营物料供应</w:t>
+                <w:rFonts w:ascii="Times New Roman" w:eastAsia="宋体" w:hAnsi="Times New Roman" w:cs="宋体"/>
+                <w:sz w:val="21"/>
+              </w:rPr>
+              <w:t>统筹</w:t>
+            </w:r>
+            <w:r>
+              <w:rPr>
+                <w:rFonts w:ascii="Times New Roman" w:eastAsia="宋体" w:hAnsi="Times New Roman" w:cs="宋体" w:hint="default"/>
+                <w:sz w:val="21"/>
+              </w:rPr>
+              <w:t>200+</w:t>
+            </w:r>
+            <w:r>
+              <w:rPr>
+                <w:rFonts w:ascii="Times New Roman" w:eastAsia="宋体" w:hAnsi="Times New Roman" w:cs="宋体"/>
+                <w:sz w:val="21"/>
+              </w:rPr>
+              <w:t>份学生申报材料全流程管理，搭建分类电子台账，建立</w:t>
+            </w:r>
+            <w:r>
+              <w:rPr>
+                <w:rFonts w:ascii="Times New Roman" w:eastAsia="宋体" w:hAnsi="Times New Roman" w:cs="宋体"/>
+                <w:sz w:val="21"/>
+              </w:rPr>
+              <w:t>“</w:t>
+            </w:r>
+            <w:r>
+              <w:rPr>
+                <w:rFonts w:ascii="Times New Roman" w:eastAsia="宋体" w:hAnsi="Times New Roman" w:cs="宋体"/>
+                <w:sz w:val="21"/>
+              </w:rPr>
+              <w:t>录入</w:t>
+            </w:r>
+            <w:r>
+              <w:rPr>
+                <w:rFonts w:ascii="Times New Roman" w:eastAsia="宋体" w:hAnsi="Times New Roman" w:cs="宋体" w:hint="default"/>
+                <w:sz w:val="21"/>
+              </w:rPr>
+              <w:t>-</w:t>
+            </w:r>
+            <w:r>
+              <w:rPr>
+                <w:rFonts w:ascii="Times New Roman" w:eastAsia="宋体" w:hAnsi="Times New Roman" w:cs="宋体"/>
+                <w:sz w:val="21"/>
+              </w:rPr>
+              <w:t>核对</w:t>
+            </w:r>
+            <w:r>
+              <w:rPr>
+                <w:rFonts w:ascii="Times New Roman" w:eastAsia="宋体" w:hAnsi="Times New Roman" w:cs="宋体" w:hint="default"/>
+                <w:sz w:val="21"/>
+              </w:rPr>
+              <w:t>-</w:t>
+            </w:r>
+            <w:r>
+              <w:rPr>
+                <w:rFonts w:ascii="Times New Roman" w:eastAsia="宋体" w:hAnsi="Times New Roman" w:cs="宋体"/>
+                <w:sz w:val="21"/>
+              </w:rPr>
+              <w:t>提交</w:t>
+            </w:r>
+            <w:r>
+              <w:rPr>
+                <w:rFonts w:ascii="Times New Roman" w:eastAsia="宋体" w:hAnsi="Times New Roman" w:cs="宋体"/>
+                <w:sz w:val="21"/>
+              </w:rPr>
+              <w:t>”</w:t>
+            </w:r>
+            <w:r>
+              <w:rPr>
+                <w:rFonts w:ascii="Times New Roman" w:eastAsia="宋体" w:hAnsi="Times New Roman" w:cs="宋体"/>
+                <w:sz w:val="21"/>
+              </w:rPr>
+              <w:t>三级校验机制，实现零差错交付</w:t>
             </w:r>
           </w:p>
         </w:tc>
@@ -3526,7 +2851,6 @@
           <w:vanish/>
           <w:sz w:val="21"/>
         </w:rPr>
-        <w:spacing w:line="240" w:lineRule="auto" w:before="0" w:after="0"/>
       </w:pPr>
     </w:p>
     <w:p>
@@ -3536,7 +2860,6 @@
           <w:vanish/>
           <w:sz w:val="21"/>
         </w:rPr>
-        <w:spacing w:line="240" w:lineRule="auto" w:before="0" w:after="0"/>
       </w:pPr>
     </w:p>
     <w:p>
@@ -3546,7 +2869,6 @@
           <w:vanish/>
           <w:sz w:val="21"/>
         </w:rPr>
-        <w:spacing w:line="240" w:lineRule="auto" w:before="0" w:after="0"/>
       </w:pPr>
     </w:p>
     <w:p>
@@ -3556,7 +2878,6 @@
           <w:vanish/>
           <w:sz w:val="2"/>
         </w:rPr>
-        <w:spacing w:line="240" w:lineRule="auto" w:before="0" w:after="0"/>
       </w:pPr>
     </w:p>
     <w:p>
@@ -3565,7 +2886,6 @@
           <w:rFonts w:ascii="Times New Roman" w:hAnsi="Times New Roman"/>
           <w:vanish/>
         </w:rPr>
-        <w:spacing w:line="240" w:lineRule="auto" w:before="0" w:after="0"/>
       </w:pPr>
     </w:p>
     <w:p>
@@ -3575,7 +2895,6 @@
           <w:vanish/>
           <w:sz w:val="21"/>
         </w:rPr>
-        <w:spacing w:line="240" w:lineRule="auto" w:before="0" w:after="0"/>
       </w:pPr>
     </w:p>
     <w:tbl>
@@ -3617,14 +2936,14 @@
           </w:tcPr>
           <w:p>
             <w:pPr>
-              <w:spacing w:before="0" w:after="0" w:line="240" w:lineRule="auto"/>
+              <w:spacing w:before="63" w:after="42" w:line="275" w:lineRule="atLeast"/>
               <w:rPr>
                 <w:rFonts w:ascii="Times New Roman" w:hAnsi="Times New Roman"/>
               </w:rPr>
             </w:pPr>
             <w:r>
               <w:rPr>
-                <w:rFonts w:ascii="宋体" w:eastAsia="宋体" w:hAnsi="宋体" w:cs="宋体"/>
+                <w:rFonts w:ascii="Times New Roman" w:eastAsia="宋体" w:hAnsi="Times New Roman" w:cs="宋体"/>
                 <w:b/>
                 <w:bCs/>
               </w:rPr>
@@ -3640,7 +2959,6 @@
           <w:rFonts w:ascii="Times New Roman" w:hAnsi="Times New Roman"/>
           <w:vanish/>
         </w:rPr>
-        <w:spacing w:line="240" w:lineRule="auto" w:before="0" w:after="0"/>
       </w:pPr>
     </w:p>
     <w:tbl>
@@ -3683,7 +3001,7 @@
           </w:tcPr>
           <w:p>
             <w:pPr>
-              <w:spacing w:before="0" w:after="0" w:line="240" w:lineRule="auto"/>
+              <w:spacing w:before="63" w:after="21" w:line="210" w:lineRule="atLeast"/>
               <w:rPr>
                 <w:rFonts w:ascii="Times New Roman" w:hAnsi="Times New Roman"/>
                 <w:sz w:val="21"/>
@@ -3710,7 +3028,7 @@
           </w:tcPr>
           <w:p>
             <w:pPr>
-              <w:spacing w:line="240" w:lineRule="auto" w:before="0" w:after="0"/>
+              <w:spacing w:line="315" w:lineRule="atLeast"/>
               <w:rPr>
                 <w:rFonts w:ascii="Times New Roman" w:eastAsia="宋体" w:hAnsi="Times New Roman" w:cs="宋体" w:hint="default"/>
                 <w:b/>
@@ -3720,253 +3038,110 @@
             </w:pPr>
             <w:r>
               <w:rPr>
-                <w:rFonts w:ascii="宋体" w:eastAsia="宋体" w:hAnsi="宋体" w:cs="宋体"/>
+                <w:rFonts w:ascii="Times New Roman" w:eastAsia="宋体" w:hAnsi="Times New Roman" w:cs="宋体"/>
                 <w:b/>
                 <w:bCs/>
                 <w:sz w:val="21"/>
               </w:rPr>
-              <w:t xml:space="preserve">业务系统与数据工具：</w:t>
-            </w:r>
-            <w:r>
-              <w:rPr>
-                <w:rFonts w:ascii="宋体" w:eastAsia="宋体" w:hAnsi="宋体" w:cs="宋体"/>
-                <w:b/>
-                <w:bCs/>
-                <w:sz w:val="21"/>
-              </w:rPr>
-              <w:t xml:space="preserve">用友</w:t>
-            </w:r>
-            <w:r>
-              <w:rPr>
-                <w:rFonts w:ascii="Times New Roman" w:hAnsi="Times New Roman" w:hint="default"/>
-                <w:sz w:val="21"/>
-              </w:rPr>
-              <w:t xml:space="preserve">U8+ ERP</w:t>
-            </w:r>
-            <w:r>
-              <w:rPr>
-                <w:rFonts w:ascii="宋体" w:eastAsia="宋体" w:hAnsi="宋体" w:cs="宋体"/>
-                <w:b/>
-                <w:bCs/>
-                <w:sz w:val="21"/>
-              </w:rPr>
-              <w:t xml:space="preserve">（采购</w:t>
-            </w:r>
-            <w:r>
-              <w:rPr>
-                <w:rFonts w:ascii="Times New Roman" w:hAnsi="Times New Roman" w:hint="default"/>
-                <w:sz w:val="21"/>
-              </w:rPr>
-              <w:t xml:space="preserve">/</w:t>
-            </w:r>
-            <w:r>
-              <w:rPr>
-                <w:rFonts w:ascii="宋体" w:eastAsia="宋体" w:hAnsi="宋体" w:cs="宋体"/>
-                <w:b/>
-                <w:bCs/>
-                <w:sz w:val="21"/>
-              </w:rPr>
-              <w:t xml:space="preserve">销售</w:t>
-            </w:r>
-            <w:r>
-              <w:rPr>
-                <w:rFonts w:ascii="Times New Roman" w:hAnsi="Times New Roman" w:hint="default"/>
-                <w:sz w:val="21"/>
-              </w:rPr>
-              <w:t xml:space="preserve">/</w:t>
-            </w:r>
-            <w:r>
-              <w:rPr>
-                <w:rFonts w:ascii="宋体" w:eastAsia="宋体" w:hAnsi="宋体" w:cs="宋体"/>
-                <w:b/>
-                <w:bCs/>
-                <w:sz w:val="21"/>
-              </w:rPr>
-              <w:t xml:space="preserve">库存</w:t>
-            </w:r>
-            <w:r>
-              <w:rPr>
-                <w:rFonts w:ascii="Times New Roman" w:hAnsi="Times New Roman" w:hint="default"/>
-                <w:sz w:val="21"/>
-              </w:rPr>
-              <w:t xml:space="preserve">/</w:t>
-            </w:r>
-            <w:r>
-              <w:rPr>
-                <w:rFonts w:ascii="宋体" w:eastAsia="宋体" w:hAnsi="宋体" w:cs="宋体"/>
-                <w:b/>
-                <w:bCs/>
-                <w:sz w:val="21"/>
-              </w:rPr>
-              <w:t xml:space="preserve">核算全流程），</w:t>
-            </w:r>
-            <w:r>
-              <w:rPr>
-                <w:rFonts w:ascii="Times New Roman" w:hAnsi="Times New Roman" w:hint="default"/>
-                <w:sz w:val="21"/>
-              </w:rPr>
-              <w:t xml:space="preserve">Excel</w:t>
-            </w:r>
-            <w:r>
-              <w:rPr>
-                <w:rFonts w:ascii="宋体" w:eastAsia="宋体" w:hAnsi="宋体" w:cs="宋体"/>
-                <w:b/>
-                <w:bCs/>
-                <w:sz w:val="21"/>
-              </w:rPr>
-              <w:t xml:space="preserve">（数据透视表、</w:t>
-            </w:r>
-            <w:r>
-              <w:rPr>
-                <w:rFonts w:ascii="Times New Roman" w:hAnsi="Times New Roman" w:hint="default"/>
-                <w:sz w:val="21"/>
-              </w:rPr>
-              <w:t xml:space="preserve">VLOOKUP</w:t>
-            </w:r>
-            <w:r>
-              <w:rPr>
-                <w:rFonts w:ascii="宋体" w:eastAsia="宋体" w:hAnsi="宋体" w:cs="宋体"/>
-                <w:b/>
-                <w:bCs/>
-                <w:sz w:val="21"/>
-              </w:rPr>
-              <w:t xml:space="preserve">、函数公式、图表可视化）、</w:t>
-            </w:r>
-            <w:r>
-              <w:rPr>
-                <w:rFonts w:ascii="Times New Roman" w:hAnsi="Times New Roman" w:hint="default"/>
-                <w:sz w:val="21"/>
-              </w:rPr>
-              <w:t xml:space="preserve">Python</w:t>
-            </w:r>
-            <w:r>
-              <w:rPr>
-                <w:rFonts w:ascii="宋体" w:eastAsia="宋体" w:hAnsi="宋体" w:cs="宋体"/>
-                <w:b/>
-                <w:bCs/>
-                <w:sz w:val="21"/>
-              </w:rPr>
-              <w:t xml:space="preserve">（</w:t>
-            </w:r>
-            <w:r>
-              <w:rPr>
-                <w:rFonts w:ascii="Times New Roman" w:hAnsi="Times New Roman" w:hint="default"/>
-                <w:sz w:val="21"/>
-              </w:rPr>
-              <w:t xml:space="preserve">pandas</w:t>
-            </w:r>
-            <w:r>
-              <w:rPr>
-                <w:rFonts w:ascii="宋体" w:eastAsia="宋体" w:hAnsi="宋体" w:cs="宋体"/>
-                <w:b/>
-                <w:bCs/>
-                <w:sz w:val="21"/>
-              </w:rPr>
-              <w:t xml:space="preserve">数据处理、</w:t>
-            </w:r>
-            <w:r>
-              <w:rPr>
-                <w:rFonts w:ascii="Times New Roman" w:hAnsi="Times New Roman" w:hint="default"/>
-                <w:sz w:val="21"/>
-              </w:rPr>
-              <w:t xml:space="preserve">matplotlib</w:t>
-            </w:r>
-            <w:r>
-              <w:rPr>
-                <w:rFonts w:ascii="宋体" w:eastAsia="宋体" w:hAnsi="宋体" w:cs="宋体"/>
-                <w:b/>
-                <w:bCs/>
-                <w:sz w:val="21"/>
-              </w:rPr>
-              <w:t xml:space="preserve">可视化）、</w:t>
-            </w:r>
-            <w:r>
-              <w:rPr>
-                <w:rFonts w:ascii="Times New Roman" w:hAnsi="Times New Roman" w:hint="default"/>
-                <w:sz w:val="21"/>
-              </w:rPr>
-              <w:t xml:space="preserve">R</w:t>
-            </w:r>
-            <w:r>
-              <w:rPr>
-                <w:rFonts w:ascii="宋体" w:eastAsia="宋体" w:hAnsi="宋体" w:cs="宋体"/>
-                <w:b/>
-                <w:bCs/>
-                <w:sz w:val="21"/>
-              </w:rPr>
-              <w:t xml:space="preserve">、</w:t>
-            </w:r>
-            <w:r>
-              <w:rPr>
-                <w:rFonts w:ascii="Times New Roman" w:hAnsi="Times New Roman" w:hint="default"/>
-                <w:sz w:val="21"/>
-              </w:rPr>
-              <w:t xml:space="preserve">SPSS</w:t>
-            </w:r>
-          </w:p>
-          <w:p>
-            <w:pPr>
-              <w:spacing w:line="240" w:lineRule="auto" w:before="0" w:after="0"/>
+              <w:t>数据分析与编程：</w:t>
+            </w:r>
+            <w:r>
               <w:rPr>
                 <w:rFonts w:ascii="Times New Roman" w:eastAsia="宋体" w:hAnsi="Times New Roman" w:cs="宋体" w:hint="default"/>
-                <w:b/>
-                <w:bCs/>
-                <w:sz w:val="21"/>
-              </w:rPr>
-            </w:pPr>
-            <w:r>
-              <w:rPr>
-                <w:rFonts w:ascii="宋体" w:eastAsia="宋体" w:hAnsi="宋体" w:cs="宋体"/>
-                <w:b/>
-                <w:bCs/>
-                <w:sz w:val="21"/>
-              </w:rPr>
-              <w:t xml:space="preserve">语言能力：</w:t>
-            </w:r>
-            <w:r>
-              <w:rPr>
-                <w:rFonts w:ascii="Times New Roman" w:hAnsi="Times New Roman" w:hint="default"/>
-                <w:sz w:val="21"/>
-              </w:rPr>
-              <w:t xml:space="preserve">CET-4</w:t>
-            </w:r>
-            <w:r>
-              <w:rPr>
-                <w:rFonts w:ascii="宋体" w:eastAsia="宋体" w:hAnsi="宋体" w:cs="宋体"/>
-                <w:b/>
-                <w:bCs/>
-                <w:sz w:val="21"/>
-              </w:rPr>
-              <w:t xml:space="preserve">，可阅读英文专业资料与基础商务沟通</w:t>
-            </w:r>
-          </w:p>
-          <w:p>
-            <w:pPr>
-              <w:spacing w:line="240" w:lineRule="auto" w:before="0" w:after="0"/>
+                <w:sz w:val="21"/>
+              </w:rPr>
+              <w:t>Python</w:t>
+            </w:r>
+            <w:r>
+              <w:rPr>
+                <w:rFonts w:ascii="Times New Roman" w:eastAsia="宋体" w:hAnsi="Times New Roman" w:cs="宋体"/>
+                <w:sz w:val="21"/>
+              </w:rPr>
+              <w:t>、</w:t>
+            </w:r>
+            <w:r>
               <w:rPr>
                 <w:rFonts w:ascii="Times New Roman" w:eastAsia="宋体" w:hAnsi="Times New Roman" w:cs="宋体" w:hint="default"/>
-                <w:b/>
-                <w:bCs/>
-                <w:sz w:val="21"/>
-              </w:rPr>
-            </w:pPr>
-            <w:r>
-              <w:rPr>
-                <w:rFonts w:ascii="宋体" w:eastAsia="宋体" w:hAnsi="宋体" w:cs="宋体"/>
-                <w:b/>
-                <w:bCs/>
-                <w:sz w:val="21"/>
-              </w:rPr>
-              <w:t xml:space="preserve">通用能力：</w:t>
-            </w:r>
-            <w:r>
-              <w:rPr>
-                <w:rFonts w:ascii="宋体" w:eastAsia="宋体" w:hAnsi="宋体" w:cs="宋体"/>
-                <w:b/>
-                <w:bCs/>
-                <w:sz w:val="21"/>
-              </w:rPr>
-              <w:t xml:space="preserve">流程梳理与标准化、库存与效期管理、跨部门沟通对接、电子台账搭建与文档归档、数据驱动的问题分析与改进建议输出</w:t>
+                <w:sz w:val="21"/>
+              </w:rPr>
+              <w:t>R</w:t>
+            </w:r>
+            <w:r>
+              <w:rPr>
+                <w:rFonts w:ascii="Times New Roman" w:eastAsia="宋体" w:hAnsi="Times New Roman" w:cs="宋体"/>
+                <w:sz w:val="21"/>
+              </w:rPr>
+              <w:t>、</w:t>
+            </w:r>
+            <w:r>
+              <w:rPr>
+                <w:rFonts w:ascii="Times New Roman" w:eastAsia="宋体" w:hAnsi="Times New Roman" w:cs="宋体" w:hint="default"/>
+                <w:sz w:val="21"/>
+              </w:rPr>
+              <w:t>SPSS</w:t>
+            </w:r>
+            <w:r>
+              <w:rPr>
+                <w:rFonts w:ascii="Times New Roman" w:eastAsia="宋体" w:hAnsi="Times New Roman" w:cs="宋体"/>
+                <w:sz w:val="21"/>
+              </w:rPr>
+              <w:t>、</w:t>
+            </w:r>
+            <w:r>
+              <w:rPr>
+                <w:rFonts w:ascii="Times New Roman" w:eastAsia="宋体" w:hAnsi="Times New Roman" w:cs="宋体" w:hint="default"/>
+                <w:sz w:val="21"/>
+              </w:rPr>
+              <w:t>Excel</w:t>
+            </w:r>
+            <w:r>
+              <w:rPr>
+                <w:rFonts w:ascii="Times New Roman" w:eastAsia="宋体" w:hAnsi="Times New Roman" w:cs="宋体"/>
+                <w:sz w:val="21"/>
+              </w:rPr>
+              <w:t>（透视表</w:t>
+            </w:r>
+            <w:r>
+              <w:rPr>
+                <w:rFonts w:ascii="Times New Roman" w:eastAsia="宋体" w:hAnsi="Times New Roman" w:cs="宋体" w:hint="default"/>
+                <w:sz w:val="21"/>
+              </w:rPr>
+              <w:t>/VLOOKUP/</w:t>
+            </w:r>
+            <w:r>
+              <w:rPr>
+                <w:rFonts w:ascii="Times New Roman" w:eastAsia="宋体" w:hAnsi="Times New Roman" w:cs="宋体"/>
+                <w:sz w:val="21"/>
+              </w:rPr>
+              <w:t>高级函数</w:t>
+            </w:r>
+            <w:r>
+              <w:rPr>
+                <w:rFonts w:ascii="Times New Roman" w:eastAsia="宋体" w:hAnsi="Times New Roman" w:cs="宋体" w:hint="default"/>
+                <w:sz w:val="21"/>
+              </w:rPr>
+              <w:t>/</w:t>
+            </w:r>
+            <w:r>
+              <w:rPr>
+                <w:rFonts w:ascii="Times New Roman" w:eastAsia="宋体" w:hAnsi="Times New Roman" w:cs="宋体"/>
+                <w:sz w:val="21"/>
+              </w:rPr>
+              <w:t>看板制作），掌握数据清洗、异常筛查、可视化与业务痛点分析；</w:t>
+            </w:r>
+            <w:r>
+              <w:rPr>
+                <w:rFonts w:ascii="Times New Roman" w:eastAsia="宋体" w:hAnsi="Times New Roman" w:cs="宋体" w:hint="default"/>
+                <w:sz w:val="21"/>
+              </w:rPr>
+              <w:t>SQL</w:t>
+            </w:r>
+            <w:r>
+              <w:rPr>
+                <w:rFonts w:ascii="Times New Roman" w:eastAsia="宋体" w:hAnsi="Times New Roman" w:cs="宋体"/>
+                <w:sz w:val="21"/>
+              </w:rPr>
+              <w:t>（课程使用，了解）</w:t>
             </w:r>
           </w:p>
         </w:tc>
@@ -3978,7 +3153,6 @@
           <w:vanish/>
           <w:sz w:val="21"/>
         </w:rPr>
-        <w:spacing w:line="240" w:lineRule="auto" w:before="0" w:after="0"/>
       </w:pPr>
     </w:p>
     <w:sectPr>
@@ -5550,43 +4724,43 @@
       </w:rPr>
     </w:lvl>
   </w:abstractNum>
-  <w:num w:numId="1" w16cid:durableId="1211110954">
+  <w:num w:numId="1" w16cid:durableId="45564599">
     <w:abstractNumId w:val="3"/>
   </w:num>
-  <w:num w:numId="2" w16cid:durableId="1998218541">
+  <w:num w:numId="2" w16cid:durableId="453059383">
     <w:abstractNumId w:val="7"/>
   </w:num>
-  <w:num w:numId="3" w16cid:durableId="962229070">
+  <w:num w:numId="3" w16cid:durableId="1083911136">
     <w:abstractNumId w:val="10"/>
   </w:num>
-  <w:num w:numId="4" w16cid:durableId="1218593623">
+  <w:num w:numId="4" w16cid:durableId="1489401990">
     <w:abstractNumId w:val="0"/>
   </w:num>
-  <w:num w:numId="5" w16cid:durableId="494758702">
+  <w:num w:numId="5" w16cid:durableId="52118718">
     <w:abstractNumId w:val="5"/>
   </w:num>
-  <w:num w:numId="6" w16cid:durableId="159974084">
+  <w:num w:numId="6" w16cid:durableId="1965043679">
     <w:abstractNumId w:val="8"/>
   </w:num>
-  <w:num w:numId="7" w16cid:durableId="1119563755">
+  <w:num w:numId="7" w16cid:durableId="855264805">
     <w:abstractNumId w:val="4"/>
   </w:num>
-  <w:num w:numId="8" w16cid:durableId="363284835">
+  <w:num w:numId="8" w16cid:durableId="930704606">
     <w:abstractNumId w:val="2"/>
   </w:num>
-  <w:num w:numId="9" w16cid:durableId="442965038">
+  <w:num w:numId="9" w16cid:durableId="1224945940">
     <w:abstractNumId w:val="11"/>
   </w:num>
-  <w:num w:numId="10" w16cid:durableId="1242376479">
+  <w:num w:numId="10" w16cid:durableId="371344320">
     <w:abstractNumId w:val="9"/>
   </w:num>
-  <w:num w:numId="11" w16cid:durableId="1053963832">
+  <w:num w:numId="11" w16cid:durableId="1810392422">
     <w:abstractNumId w:val="6"/>
   </w:num>
-  <w:num w:numId="12" w16cid:durableId="1338775365">
+  <w:num w:numId="12" w16cid:durableId="1112557520">
     <w:abstractNumId w:val="1"/>
   </w:num>
-  <w:num w:numId="13" w16cid:durableId="2011832182">
+  <w:num w:numId="13" w16cid:durableId="1101874244">
     <w:abstractNumId w:val="5"/>
     <w:lvlOverride w:ilvl="0"/>
     <w:lvlOverride w:ilvl="1"/>
@@ -6159,6 +5333,27 @@
       <w:szCs w:val="24"/>
     </w:rPr>
   </w:style>
+  <w:style w:type="character" w:styleId="a8">
+    <w:name w:val="Hyperlink"/>
+    <w:uiPriority w:val="1"/>
+    <w:unhideWhenUsed/>
+    <w:rsid w:val="008577DB"/>
+    <w:rPr>
+      <w:color w:val="0563C1"/>
+      <w:u w:val="single"/>
+    </w:rPr>
+  </w:style>
+  <w:style w:type="character" w:styleId="a9">
+    <w:name w:val="Unresolved Mention"/>
+    <w:uiPriority w:val="99"/>
+    <w:semiHidden/>
+    <w:unhideWhenUsed/>
+    <w:rsid w:val="008577DB"/>
+    <w:rPr>
+      <w:color w:val="605E5C"/>
+      <w:shd w:val="clear" w:color="auto" w:fill="E1DFDD"/>
+    </w:rPr>
+  </w:style>
 </w:styles>
 </file>
 

--- a/02_定制简历库/通用简历/文雪_山东大学_运营管理方向.docx
+++ b/02_定制简历库/通用简历/文雪_山东大学_运营管理方向.docx
@@ -9,6 +9,7 @@
           <w:rFonts w:hint="default"/>
           <w:vanish/>
         </w:rPr>
+        <w:spacing w:line="290" w:lineRule="atLeast" w:before="0" w:after="0"/>
       </w:pPr>
     </w:p>
     <w:tbl>
@@ -51,7 +52,7 @@
           </w:tcPr>
           <w:p>
             <w:pPr>
-              <w:spacing w:line="505" w:lineRule="atLeast"/>
+              <w:spacing w:line="290" w:lineRule="atLeast" w:before="0" w:after="0"/>
               <w:rPr>
                 <w:rFonts w:ascii="宋体" w:eastAsia="宋体" w:hAnsi="宋体"/>
                 <w:b/>
@@ -92,6 +93,7 @@
               <w:rPr>
                 <w:rFonts w:hint="default"/>
               </w:rPr>
+              <w:spacing w:line="290" w:lineRule="atLeast" w:before="0" w:after="0"/>
             </w:pPr>
             <w:r>
               <w:rPr>
@@ -149,7 +151,7 @@
           </w:tcPr>
           <w:p>
             <w:pPr>
-              <w:spacing w:line="315" w:lineRule="atLeast"/>
+              <w:spacing w:line="290" w:lineRule="atLeast" w:before="0" w:after="0"/>
               <w:rPr>
                 <w:rFonts w:eastAsia="等线"/>
                 <w:sz w:val="21"/>
@@ -234,6 +236,7 @@
               <w:rPr>
                 <w:sz w:val="21"/>
               </w:rPr>
+              <w:spacing w:line="290" w:lineRule="atLeast" w:before="0" w:after="0"/>
             </w:pPr>
           </w:p>
         </w:tc>
@@ -262,7 +265,7 @@
           </w:tcPr>
           <w:p>
             <w:pPr>
-              <w:spacing w:line="315" w:lineRule="atLeast"/>
+              <w:spacing w:line="290" w:lineRule="atLeast" w:before="0" w:after="0"/>
               <w:rPr>
                 <w:b/>
                 <w:bCs/>
@@ -334,6 +337,7 @@
               <w:rPr>
                 <w:sz w:val="21"/>
               </w:rPr>
+              <w:spacing w:line="290" w:lineRule="atLeast" w:before="0" w:after="0"/>
             </w:pPr>
           </w:p>
         </w:tc>
@@ -362,7 +366,7 @@
           </w:tcPr>
           <w:p>
             <w:pPr>
-              <w:spacing w:line="315" w:lineRule="atLeast"/>
+              <w:spacing w:line="290" w:lineRule="atLeast" w:before="0" w:after="0"/>
               <w:rPr>
                 <w:b/>
                 <w:bCs/>
@@ -521,6 +525,7 @@
           <w:vanish/>
           <w:sz w:val="2"/>
         </w:rPr>
+        <w:spacing w:line="290" w:lineRule="atLeast" w:before="0" w:after="0"/>
       </w:pPr>
     </w:p>
     <w:tbl>
@@ -562,7 +567,7 @@
           </w:tcPr>
           <w:p>
             <w:pPr>
-              <w:spacing w:line="275" w:lineRule="atLeast"/>
+              <w:spacing w:line="290" w:lineRule="atLeast" w:before="0" w:after="0"/>
             </w:pPr>
             <w:r>
               <w:rPr>
@@ -633,7 +638,7 @@
                 </w:tcPr>
                 <w:p>
                   <w:pPr>
-                    <w:spacing w:line="315" w:lineRule="atLeast"/>
+                    <w:spacing w:line="290" w:lineRule="atLeast" w:before="0" w:after="0"/>
                     <w:jc w:val="center"/>
                     <w:rPr>
                       <w:sz w:val="21"/>
@@ -660,7 +665,7 @@
                 </w:tcPr>
                 <w:p>
                   <w:pPr>
-                    <w:spacing w:line="315" w:lineRule="atLeast"/>
+                    <w:spacing w:line="290" w:lineRule="atLeast" w:before="0" w:after="0"/>
                     <w:rPr>
                       <w:b/>
                       <w:bCs/>
@@ -697,7 +702,7 @@
                 </w:tcPr>
                 <w:p>
                   <w:pPr>
-                    <w:spacing w:line="315" w:lineRule="atLeast"/>
+                    <w:spacing w:line="290" w:lineRule="atLeast" w:before="0" w:after="0"/>
                     <w:rPr>
                       <w:b/>
                       <w:bCs/>
@@ -772,7 +777,7 @@
                 </w:tcPr>
                 <w:p>
                   <w:pPr>
-                    <w:spacing w:line="315" w:lineRule="atLeast"/>
+                    <w:spacing w:line="290" w:lineRule="atLeast" w:before="0" w:after="0"/>
                     <w:rPr>
                       <w:rFonts w:ascii="Times New Roman" w:eastAsia="等线" w:hAnsi="Times New Roman" w:hint="default"/>
                       <w:b/>
@@ -795,7 +800,7 @@
           </w:tbl>
           <w:p>
             <w:pPr>
-              <w:spacing w:line="275" w:lineRule="atLeast"/>
+              <w:spacing w:line="290" w:lineRule="atLeast" w:before="0" w:after="0"/>
               <w:rPr>
                 <w:b/>
                 <w:bCs/>
@@ -810,6 +815,7 @@
         <w:rPr>
           <w:vanish/>
         </w:rPr>
+        <w:spacing w:line="290" w:lineRule="atLeast" w:before="0" w:after="0"/>
       </w:pPr>
     </w:p>
     <w:p>
@@ -818,6 +824,7 @@
           <w:vanish/>
           <w:sz w:val="21"/>
         </w:rPr>
+        <w:spacing w:line="290" w:lineRule="atLeast" w:before="0" w:after="0"/>
       </w:pPr>
     </w:p>
     <w:tbl>
@@ -859,7 +866,7 @@
           </w:tcPr>
           <w:p>
             <w:pPr>
-              <w:spacing w:line="210" w:lineRule="atLeast"/>
+              <w:spacing w:line="290" w:lineRule="atLeast" w:before="0" w:after="0"/>
               <w:rPr>
                 <w:sz w:val="21"/>
               </w:rPr>
@@ -889,7 +896,7 @@
                 <w:ilvl w:val="0"/>
                 <w:numId w:val="2"/>
               </w:numPr>
-              <w:spacing w:line="315" w:lineRule="atLeast"/>
+              <w:spacing w:line="290" w:lineRule="atLeast" w:before="0" w:after="0"/>
               <w:ind w:left="442" w:hanging="442"/>
               <w:rPr>
                 <w:sz w:val="21"/>
@@ -951,7 +958,7 @@
           </w:tcPr>
           <w:p>
             <w:pPr>
-              <w:spacing w:line="210" w:lineRule="atLeast"/>
+              <w:spacing w:line="290" w:lineRule="atLeast" w:before="0" w:after="0"/>
               <w:rPr>
                 <w:sz w:val="21"/>
               </w:rPr>
@@ -981,7 +988,7 @@
                 <w:ilvl w:val="0"/>
                 <w:numId w:val="2"/>
               </w:numPr>
-              <w:spacing w:line="315" w:lineRule="atLeast"/>
+              <w:spacing w:line="290" w:lineRule="atLeast" w:before="0" w:after="0"/>
               <w:rPr>
                 <w:sz w:val="21"/>
               </w:rPr>
@@ -1040,6 +1047,7 @@
           <w:vanish/>
           <w:sz w:val="21"/>
         </w:rPr>
+        <w:spacing w:line="290" w:lineRule="atLeast" w:before="0" w:after="0"/>
       </w:pPr>
     </w:p>
     <w:p>
@@ -1048,6 +1056,7 @@
           <w:vanish/>
           <w:sz w:val="2"/>
         </w:rPr>
+        <w:spacing w:line="290" w:lineRule="atLeast" w:before="0" w:after="0"/>
       </w:pPr>
     </w:p>
     <w:p>
@@ -1055,6 +1064,7 @@
         <w:rPr>
           <w:vanish/>
         </w:rPr>
+        <w:spacing w:line="290" w:lineRule="atLeast" w:before="0" w:after="0"/>
       </w:pPr>
     </w:p>
     <w:p>
@@ -1063,6 +1073,7 @@
           <w:vanish/>
           <w:sz w:val="21"/>
         </w:rPr>
+        <w:spacing w:line="290" w:lineRule="atLeast" w:before="0" w:after="0"/>
       </w:pPr>
     </w:p>
     <w:p>
@@ -1071,6 +1082,7 @@
           <w:vanish/>
           <w:sz w:val="21"/>
         </w:rPr>
+        <w:spacing w:line="290" w:lineRule="atLeast" w:before="0" w:after="0"/>
       </w:pPr>
     </w:p>
     <w:p>
@@ -1079,6 +1091,7 @@
           <w:vanish/>
           <w:sz w:val="2"/>
         </w:rPr>
+        <w:spacing w:line="290" w:lineRule="atLeast" w:before="0" w:after="0"/>
       </w:pPr>
     </w:p>
     <w:tbl>
@@ -1132,7 +1145,7 @@
           </w:tcPr>
           <w:p>
             <w:pPr>
-              <w:spacing w:line="275" w:lineRule="atLeast"/>
+              <w:spacing w:line="290" w:lineRule="atLeast" w:before="0" w:after="0"/>
               <w:rPr>
                 <w:rFonts w:ascii="Times New Roman" w:hAnsi="Times New Roman"/>
                 <w:b/>
@@ -1183,7 +1196,7 @@
           </w:tcPr>
           <w:p>
             <w:pPr>
-              <w:spacing w:line="315" w:lineRule="atLeast"/>
+              <w:spacing w:line="290" w:lineRule="atLeast" w:before="0" w:after="0"/>
               <w:rPr>
                 <w:rFonts w:ascii="Times New Roman" w:hAnsi="Times New Roman"/>
                 <w:sz w:val="21"/>
@@ -1211,7 +1224,7 @@
           </w:tcPr>
           <w:p>
             <w:pPr>
-              <w:spacing w:line="315" w:lineRule="atLeast"/>
+              <w:spacing w:line="290" w:lineRule="atLeast" w:before="0" w:after="0"/>
               <w:rPr>
                 <w:rFonts w:ascii="Times New Roman" w:hAnsi="Times New Roman"/>
                 <w:sz w:val="21"/>
@@ -1242,7 +1255,7 @@
           </w:tcPr>
           <w:p>
             <w:pPr>
-              <w:spacing w:line="315" w:lineRule="atLeast"/>
+              <w:spacing w:line="290" w:lineRule="atLeast" w:before="0" w:after="0"/>
               <w:rPr>
                 <w:rFonts w:ascii="Times New Roman" w:eastAsia="等线" w:hAnsi="Times New Roman"/>
                 <w:b/>
@@ -1274,7 +1287,7 @@
           </w:tcPr>
           <w:p>
             <w:pPr>
-              <w:spacing w:line="315" w:lineRule="atLeast"/>
+              <w:spacing w:line="290" w:lineRule="atLeast" w:before="0" w:after="0"/>
               <w:rPr>
                 <w:rFonts w:ascii="Times New Roman" w:eastAsia="等线" w:hAnsi="Times New Roman" w:hint="default"/>
                 <w:b/>
@@ -1319,7 +1332,7 @@
           </w:tcPr>
           <w:p>
             <w:pPr>
-              <w:spacing w:line="315" w:lineRule="atLeast"/>
+              <w:spacing w:line="290" w:lineRule="atLeast" w:before="0" w:after="0"/>
               <w:rPr>
                 <w:rFonts w:ascii="Times New Roman" w:hAnsi="Times New Roman"/>
                 <w:sz w:val="21"/>
@@ -1351,7 +1364,7 @@
                 <w:ilvl w:val="0"/>
                 <w:numId w:val="9"/>
               </w:numPr>
-              <w:spacing w:line="315" w:lineRule="atLeast"/>
+              <w:spacing w:line="290" w:lineRule="atLeast" w:before="0" w:after="0"/>
               <w:rPr>
                 <w:rFonts w:ascii="Times New Roman" w:eastAsia="宋体" w:hAnsi="Times New Roman" w:cs="宋体" w:hint="default"/>
                 <w:sz w:val="21"/>
@@ -1362,63 +1375,194 @@
                 <w:rFonts w:ascii="Times New Roman" w:eastAsia="宋体" w:hAnsi="Times New Roman" w:cs="宋体"/>
                 <w:sz w:val="21"/>
               </w:rPr>
-              <w:t>针对老龄化小区自提点布局零散、老年覆盖不足痛点，调研</w:t>
-            </w:r>
-            <w:r>
+              <w:t xml:space="preserve">针对老龄化小区自提点布局零散、配送效率低的问题，调研</w:t>
+            </w:r>
+            <w:r>
+              <w:rPr>
+                <w:rFonts w:eastAsia="宋体" w:ascii="Times New Roman" w:hAnsi="Times New Roman"/>
+                <w:sz w:val="21"/>
+              </w:rPr>
+              <w:t xml:space="preserve">15</w:t>
+            </w:r>
+            <w:r>
+              <w:rPr>
+                <w:rFonts w:ascii="Times New Roman" w:eastAsia="宋体" w:hAnsi="Times New Roman" w:cs="宋体"/>
+                <w:sz w:val="21"/>
+              </w:rPr>
+              <w:t xml:space="preserve">个候选点位与日均</w:t>
+            </w:r>
+            <w:r>
+              <w:rPr>
+                <w:rFonts w:eastAsia="宋体" w:ascii="Times New Roman" w:hAnsi="Times New Roman"/>
+                <w:sz w:val="21"/>
+              </w:rPr>
+              <w:t xml:space="preserve">345</w:t>
+            </w:r>
+            <w:r>
+              <w:rPr>
+                <w:rFonts w:ascii="Times New Roman" w:eastAsia="宋体" w:hAnsi="Times New Roman" w:cs="宋体"/>
+                <w:sz w:val="21"/>
+              </w:rPr>
+              <w:t xml:space="preserve">单真实需求，设计“</w:t>
+            </w:r>
+            <w:r>
+              <w:rPr>
+                <w:rFonts w:eastAsia="宋体" w:ascii="Times New Roman" w:hAnsi="Times New Roman"/>
+                <w:sz w:val="21"/>
+              </w:rPr>
+              <w:t xml:space="preserve">2</w:t>
+            </w:r>
+            <w:r>
+              <w:rPr>
+                <w:rFonts w:ascii="Times New Roman" w:eastAsia="宋体" w:hAnsi="Times New Roman" w:cs="宋体"/>
+                <w:sz w:val="21"/>
+              </w:rPr>
+              <w:t xml:space="preserve">核心点</w:t>
+            </w:r>
+            <w:r>
+              <w:rPr>
+                <w:rFonts w:eastAsia="宋体" w:ascii="Times New Roman" w:hAnsi="Times New Roman"/>
+                <w:sz w:val="21"/>
+              </w:rPr>
+              <w:t xml:space="preserve">+4</w:t>
+            </w:r>
+            <w:r>
+              <w:rPr>
+                <w:rFonts w:ascii="Times New Roman" w:eastAsia="宋体" w:hAnsi="Times New Roman" w:cs="宋体"/>
+                <w:sz w:val="21"/>
+              </w:rPr>
+              <w:t xml:space="preserve">动态临时点”的弹性运营方案</w:t>
+            </w:r>
+          </w:p>
+          <w:p>
+            <w:pPr>
+              <w:numPr>
+                <w:ilvl w:val="0"/>
+                <w:numId w:val="9"/>
+              </w:numPr>
+              <w:spacing w:line="290" w:lineRule="atLeast" w:before="0" w:after="0"/>
               <w:rPr>
                 <w:rFonts w:ascii="Times New Roman" w:eastAsia="宋体" w:hAnsi="Times New Roman" w:cs="宋体" w:hint="default"/>
                 <w:sz w:val="21"/>
               </w:rPr>
-              <w:t>15</w:t>
-            </w:r>
-            <w:r>
-              <w:rPr>
-                <w:rFonts w:ascii="Times New Roman" w:eastAsia="宋体" w:hAnsi="Times New Roman" w:cs="宋体"/>
-                <w:sz w:val="21"/>
-              </w:rPr>
-              <w:t>个候选点、日均</w:t>
-            </w:r>
-            <w:r>
+            </w:pPr>
+            <w:r>
+              <w:rPr>
+                <w:rFonts w:ascii="Times New Roman" w:eastAsia="宋体" w:hAnsi="Times New Roman" w:cs="宋体"/>
+                <w:sz w:val="21"/>
+              </w:rPr>
+              <w:t xml:space="preserve">将年龄分层服务半径与电梯等待时间纳入优化模型，用</w:t>
+            </w:r>
+            <w:r>
+              <w:rPr>
+                <w:rFonts w:eastAsia="宋体" w:ascii="Times New Roman" w:hAnsi="Times New Roman"/>
+                <w:sz w:val="21"/>
+              </w:rPr>
+              <w:t xml:space="preserve">Python</w:t>
+            </w:r>
+            <w:r>
+              <w:rPr>
+                <w:rFonts w:ascii="Times New Roman" w:eastAsia="宋体" w:hAnsi="Times New Roman" w:cs="宋体"/>
+                <w:sz w:val="21"/>
+              </w:rPr>
+              <w:t xml:space="preserve">完成方案测算：模型测算总运营成本降低</w:t>
+            </w:r>
+            <w:r>
+              <w:rPr>
+                <w:rFonts w:eastAsia="宋体" w:ascii="Times New Roman" w:hAnsi="Times New Roman"/>
+                <w:sz w:val="21"/>
+              </w:rPr>
+              <w:t xml:space="preserve">18.7%</w:t>
+            </w:r>
+            <w:r>
+              <w:rPr>
+                <w:rFonts w:ascii="Times New Roman" w:eastAsia="宋体" w:hAnsi="Times New Roman" w:cs="宋体"/>
+                <w:sz w:val="21"/>
+              </w:rPr>
+              <w:t xml:space="preserve">，老年人服务覆盖率</w:t>
+            </w:r>
+            <w:r>
+              <w:rPr>
+                <w:rFonts w:eastAsia="宋体" w:ascii="Times New Roman" w:hAnsi="Times New Roman"/>
+                <w:sz w:val="21"/>
+              </w:rPr>
+              <w:t xml:space="preserve">53.4%</w:t>
+            </w:r>
+            <w:r>
+              <w:rPr>
+                <w:rFonts w:ascii="Times New Roman" w:eastAsia="宋体" w:hAnsi="Times New Roman" w:cs="宋体"/>
+                <w:sz w:val="21"/>
+              </w:rPr>
+              <w:t xml:space="preserve">→</w:t>
+            </w:r>
+            <w:r>
+              <w:rPr>
+                <w:rFonts w:eastAsia="宋体" w:ascii="Times New Roman" w:hAnsi="Times New Roman"/>
+                <w:sz w:val="21"/>
+              </w:rPr>
+              <w:t xml:space="preserve">87.3%</w:t>
+            </w:r>
+            <w:r>
+              <w:rPr>
+                <w:rFonts w:ascii="Times New Roman" w:eastAsia="宋体" w:hAnsi="Times New Roman" w:cs="宋体"/>
+                <w:sz w:val="21"/>
+              </w:rPr>
+              <w:t xml:space="preserve">，平均配送时长缩短</w:t>
+            </w:r>
+            <w:r>
+              <w:rPr>
+                <w:rFonts w:eastAsia="宋体" w:ascii="Times New Roman" w:hAnsi="Times New Roman"/>
+                <w:sz w:val="21"/>
+              </w:rPr>
+              <w:t xml:space="preserve">22.3%</w:t>
+            </w:r>
+          </w:p>
+          <w:p>
+            <w:pPr>
+              <w:numPr>
+                <w:ilvl w:val="0"/>
+                <w:numId w:val="9"/>
+              </w:numPr>
+              <w:spacing w:line="290" w:lineRule="atLeast" w:before="0" w:after="0"/>
               <w:rPr>
                 <w:rFonts w:ascii="Times New Roman" w:eastAsia="宋体" w:hAnsi="Times New Roman" w:cs="宋体" w:hint="default"/>
                 <w:sz w:val="21"/>
               </w:rPr>
-              <w:t>345</w:t>
-            </w:r>
-            <w:r>
-              <w:rPr>
-                <w:rFonts w:ascii="Times New Roman" w:eastAsia="宋体" w:hAnsi="Times New Roman" w:cs="宋体"/>
-                <w:sz w:val="21"/>
-              </w:rPr>
-              <w:t>单真实需求，将年龄分层服务半径、电梯等待时间纳入选址</w:t>
-            </w:r>
-            <w:r>
-              <w:rPr>
-                <w:rFonts w:ascii="Times New Roman" w:eastAsia="宋体" w:hAnsi="Times New Roman" w:cs="宋体" w:hint="default"/>
-                <w:sz w:val="21"/>
-              </w:rPr>
-              <w:t>-</w:t>
-            </w:r>
-            <w:r>
-              <w:rPr>
-                <w:rFonts w:ascii="Times New Roman" w:eastAsia="宋体" w:hAnsi="Times New Roman" w:cs="宋体"/>
-                <w:sz w:val="21"/>
-              </w:rPr>
-              <w:t>路径双层优化模型，用</w:t>
-            </w:r>
-            <w:r>
-              <w:rPr>
-                <w:rFonts w:ascii="Times New Roman" w:eastAsia="宋体" w:hAnsi="Times New Roman" w:cs="宋体" w:hint="default"/>
-                <w:sz w:val="21"/>
-              </w:rPr>
-              <w:t>Python</w:t>
-            </w:r>
-            <w:r>
-              <w:rPr>
-                <w:rFonts w:ascii="Times New Roman" w:eastAsia="宋体" w:hAnsi="Times New Roman" w:cs="宋体"/>
-                <w:sz w:val="21"/>
-              </w:rPr>
-              <w:t>完成求解</w:t>
+            </w:pPr>
+            <w:r>
+              <w:rPr>
+                <w:rFonts w:ascii="Times New Roman" w:eastAsia="宋体" w:hAnsi="Times New Roman" w:cs="宋体"/>
+                <w:sz w:val="21"/>
+              </w:rPr>
+              <w:t xml:space="preserve">方案可快速响应周末</w:t>
+            </w:r>
+            <w:r>
+              <w:rPr>
+                <w:rFonts w:eastAsia="宋体" w:ascii="Times New Roman" w:hAnsi="Times New Roman"/>
+                <w:sz w:val="21"/>
+              </w:rPr>
+              <w:t xml:space="preserve">29.9%</w:t>
+            </w:r>
+            <w:r>
+              <w:rPr>
+                <w:rFonts w:ascii="Times New Roman" w:eastAsia="宋体" w:hAnsi="Times New Roman" w:cs="宋体"/>
+                <w:sz w:val="21"/>
+              </w:rPr>
+              <w:t xml:space="preserve">、促销日</w:t>
+            </w:r>
+            <w:r>
+              <w:rPr>
+                <w:rFonts w:eastAsia="宋体" w:ascii="Times New Roman" w:hAnsi="Times New Roman"/>
+                <w:sz w:val="21"/>
+              </w:rPr>
+              <w:t xml:space="preserve">50.7%</w:t>
+            </w:r>
+            <w:r>
+              <w:rPr>
+                <w:rFonts w:ascii="Times New Roman" w:eastAsia="宋体" w:hAnsi="Times New Roman" w:cs="宋体"/>
+                <w:sz w:val="21"/>
+              </w:rPr>
+              <w:t xml:space="preserve">的需求波动，为社区团购末端运营提供可落地的优化思路</w:t>
             </w:r>
           </w:p>
         </w:tc>
@@ -1448,7 +1592,7 @@
           </w:tcPr>
           <w:p>
             <w:pPr>
-              <w:spacing w:line="315" w:lineRule="atLeast"/>
+              <w:spacing w:line="290" w:lineRule="atLeast" w:before="0" w:after="0"/>
               <w:rPr>
                 <w:rFonts w:ascii="Times New Roman" w:hAnsi="Times New Roman"/>
                 <w:sz w:val="21"/>
@@ -1476,7 +1620,7 @@
           </w:tcPr>
           <w:p>
             <w:pPr>
-              <w:spacing w:line="315" w:lineRule="atLeast"/>
+              <w:spacing w:line="290" w:lineRule="atLeast" w:before="0" w:after="0"/>
               <w:rPr>
                 <w:rFonts w:ascii="Times New Roman" w:hAnsi="Times New Roman"/>
                 <w:sz w:val="21"/>
@@ -1507,7 +1651,7 @@
           </w:tcPr>
           <w:p>
             <w:pPr>
-              <w:spacing w:line="315" w:lineRule="atLeast"/>
+              <w:spacing w:line="290" w:lineRule="atLeast" w:before="0" w:after="0"/>
               <w:rPr>
                 <w:rFonts w:ascii="Times New Roman" w:eastAsia="等线" w:hAnsi="Times New Roman"/>
                 <w:b/>
@@ -1539,7 +1683,7 @@
           </w:tcPr>
           <w:p>
             <w:pPr>
-              <w:spacing w:line="315" w:lineRule="atLeast"/>
+              <w:spacing w:line="290" w:lineRule="atLeast" w:before="0" w:after="0"/>
               <w:rPr>
                 <w:rFonts w:ascii="Times New Roman" w:eastAsia="等线" w:hAnsi="Times New Roman" w:hint="default"/>
                 <w:b/>
@@ -1584,7 +1728,7 @@
           </w:tcPr>
           <w:p>
             <w:pPr>
-              <w:spacing w:line="315" w:lineRule="atLeast"/>
+              <w:spacing w:line="290" w:lineRule="atLeast" w:before="0" w:after="0"/>
               <w:rPr>
                 <w:rFonts w:ascii="Times New Roman" w:hAnsi="Times New Roman"/>
                 <w:sz w:val="21"/>
@@ -1616,7 +1760,7 @@
                 <w:ilvl w:val="0"/>
                 <w:numId w:val="9"/>
               </w:numPr>
-              <w:spacing w:line="315" w:lineRule="atLeast"/>
+              <w:spacing w:line="290" w:lineRule="atLeast" w:before="0" w:after="0"/>
               <w:rPr>
                 <w:rFonts w:ascii="Times New Roman" w:eastAsia="宋体" w:hAnsi="Times New Roman" w:cs="宋体" w:hint="default"/>
                 <w:sz w:val="21"/>
@@ -1627,63 +1771,181 @@
                 <w:rFonts w:ascii="Times New Roman" w:eastAsia="宋体" w:hAnsi="Times New Roman" w:cs="宋体"/>
                 <w:sz w:val="21"/>
               </w:rPr>
-              <w:t>针对老龄化小区自提点布局零散、老年覆盖不足痛点，调研</w:t>
-            </w:r>
-            <w:r>
+              <w:t xml:space="preserve">基于</w:t>
+            </w:r>
+            <w:r>
+              <w:rPr>
+                <w:rFonts w:eastAsia="宋体" w:ascii="Times New Roman" w:hAnsi="Times New Roman"/>
+                <w:sz w:val="21"/>
+              </w:rPr>
+              <w:t xml:space="preserve">TAM</w:t>
+            </w:r>
+            <w:r>
+              <w:rPr>
+                <w:rFonts w:ascii="Times New Roman" w:eastAsia="宋体" w:hAnsi="Times New Roman" w:cs="宋体"/>
+                <w:sz w:val="21"/>
+              </w:rPr>
+              <w:t xml:space="preserve">模型设计</w:t>
+            </w:r>
+            <w:r>
+              <w:rPr>
+                <w:rFonts w:eastAsia="宋体" w:ascii="Times New Roman" w:hAnsi="Times New Roman"/>
+                <w:sz w:val="21"/>
+              </w:rPr>
+              <w:t xml:space="preserve">7</w:t>
+            </w:r>
+            <w:r>
+              <w:rPr>
+                <w:rFonts w:ascii="Times New Roman" w:eastAsia="宋体" w:hAnsi="Times New Roman" w:cs="宋体"/>
+                <w:sz w:val="21"/>
+              </w:rPr>
+              <w:t xml:space="preserve">点李克特量表问卷，回收</w:t>
+            </w:r>
+            <w:r>
+              <w:rPr>
+                <w:rFonts w:eastAsia="宋体" w:ascii="Times New Roman" w:hAnsi="Times New Roman"/>
+                <w:sz w:val="21"/>
+              </w:rPr>
+              <w:t xml:space="preserve">328</w:t>
+            </w:r>
+            <w:r>
+              <w:rPr>
+                <w:rFonts w:ascii="Times New Roman" w:eastAsia="宋体" w:hAnsi="Times New Roman" w:cs="宋体"/>
+                <w:sz w:val="21"/>
+              </w:rPr>
+              <w:t xml:space="preserve">份有效样本，用</w:t>
+            </w:r>
+            <w:r>
+              <w:rPr>
+                <w:rFonts w:eastAsia="宋体" w:ascii="Times New Roman" w:hAnsi="Times New Roman"/>
+                <w:sz w:val="21"/>
+              </w:rPr>
+              <w:t xml:space="preserve">SPSS</w:t>
+            </w:r>
+            <w:r>
+              <w:rPr>
+                <w:rFonts w:ascii="Times New Roman" w:eastAsia="宋体" w:hAnsi="Times New Roman" w:cs="宋体"/>
+                <w:sz w:val="21"/>
+              </w:rPr>
+              <w:t xml:space="preserve">和</w:t>
+            </w:r>
+            <w:r>
+              <w:rPr>
+                <w:rFonts w:eastAsia="宋体" w:ascii="Times New Roman" w:hAnsi="Times New Roman"/>
+                <w:sz w:val="21"/>
+              </w:rPr>
+              <w:t xml:space="preserve">Python</w:t>
+            </w:r>
+            <w:r>
+              <w:rPr>
+                <w:rFonts w:ascii="Times New Roman" w:eastAsia="宋体" w:hAnsi="Times New Roman" w:cs="宋体"/>
+                <w:sz w:val="21"/>
+              </w:rPr>
+              <w:t xml:space="preserve">完成统计分析；验证交互性（</w:t>
+            </w:r>
+            <w:r>
+              <w:rPr>
+                <w:rFonts w:eastAsia="宋体" w:ascii="Times New Roman" w:hAnsi="Times New Roman"/>
+                <w:sz w:val="21"/>
+              </w:rPr>
+              <w:t xml:space="preserve">β=0.42</w:t>
+            </w:r>
+            <w:r>
+              <w:rPr>
+                <w:rFonts w:ascii="Times New Roman" w:eastAsia="宋体" w:hAnsi="Times New Roman" w:cs="宋体"/>
+                <w:sz w:val="21"/>
+              </w:rPr>
+              <w:t xml:space="preserve">）、个性化（</w:t>
+            </w:r>
+            <w:r>
+              <w:rPr>
+                <w:rFonts w:eastAsia="宋体" w:ascii="Times New Roman" w:hAnsi="Times New Roman"/>
+                <w:sz w:val="21"/>
+              </w:rPr>
+              <w:t xml:space="preserve">β=0.38</w:t>
+            </w:r>
+            <w:r>
+              <w:rPr>
+                <w:rFonts w:ascii="Times New Roman" w:eastAsia="宋体" w:hAnsi="Times New Roman" w:cs="宋体"/>
+                <w:sz w:val="21"/>
+              </w:rPr>
+              <w:t xml:space="preserve">）、自主性（</w:t>
+            </w:r>
+            <w:r>
+              <w:rPr>
+                <w:rFonts w:eastAsia="宋体" w:ascii="Times New Roman" w:hAnsi="Times New Roman"/>
+                <w:sz w:val="21"/>
+              </w:rPr>
+              <w:t xml:space="preserve">β=0.31</w:t>
+            </w:r>
+            <w:r>
+              <w:rPr>
+                <w:rFonts w:ascii="Times New Roman" w:eastAsia="宋体" w:hAnsi="Times New Roman" w:cs="宋体"/>
+                <w:sz w:val="21"/>
+              </w:rPr>
+              <w:t xml:space="preserve">）显著正向影响用户感知价值，识别问题识别准确性、智能解决能力为核心影响因素</w:t>
+            </w:r>
+          </w:p>
+          <w:p>
+            <w:pPr>
+              <w:numPr>
+                <w:ilvl w:val="0"/>
+                <w:numId w:val="9"/>
+              </w:numPr>
+              <w:spacing w:line="290" w:lineRule="atLeast" w:before="0" w:after="0"/>
               <w:rPr>
                 <w:rFonts w:ascii="Times New Roman" w:eastAsia="宋体" w:hAnsi="Times New Roman" w:cs="宋体" w:hint="default"/>
                 <w:sz w:val="21"/>
               </w:rPr>
-              <w:t>15</w:t>
-            </w:r>
-            <w:r>
-              <w:rPr>
-                <w:rFonts w:ascii="Times New Roman" w:eastAsia="宋体" w:hAnsi="Times New Roman" w:cs="宋体"/>
-                <w:sz w:val="21"/>
-              </w:rPr>
-              <w:t>个候选点、日均</w:t>
-            </w:r>
-            <w:r>
-              <w:rPr>
-                <w:rFonts w:ascii="Times New Roman" w:eastAsia="宋体" w:hAnsi="Times New Roman" w:cs="宋体" w:hint="default"/>
-                <w:sz w:val="21"/>
-              </w:rPr>
-              <w:t>345</w:t>
-            </w:r>
-            <w:r>
-              <w:rPr>
-                <w:rFonts w:ascii="Times New Roman" w:eastAsia="宋体" w:hAnsi="Times New Roman" w:cs="宋体"/>
-                <w:sz w:val="21"/>
-              </w:rPr>
-              <w:t>单真实需求，将年龄分层服务半径、电梯等待时间纳入选址</w:t>
-            </w:r>
-            <w:r>
-              <w:rPr>
-                <w:rFonts w:ascii="Times New Roman" w:eastAsia="宋体" w:hAnsi="Times New Roman" w:cs="宋体" w:hint="default"/>
-                <w:sz w:val="21"/>
-              </w:rPr>
-              <w:t>-</w:t>
-            </w:r>
-            <w:r>
-              <w:rPr>
-                <w:rFonts w:ascii="Times New Roman" w:eastAsia="宋体" w:hAnsi="Times New Roman" w:cs="宋体"/>
-                <w:sz w:val="21"/>
-              </w:rPr>
-              <w:t>路径双层优化模型，用</w:t>
-            </w:r>
-            <w:r>
-              <w:rPr>
-                <w:rFonts w:ascii="Times New Roman" w:eastAsia="宋体" w:hAnsi="Times New Roman" w:cs="宋体" w:hint="default"/>
-                <w:sz w:val="21"/>
-              </w:rPr>
-              <w:t>Python</w:t>
-            </w:r>
-            <w:r>
-              <w:rPr>
-                <w:rFonts w:ascii="Times New Roman" w:eastAsia="宋体" w:hAnsi="Times New Roman" w:cs="宋体"/>
-                <w:sz w:val="21"/>
-              </w:rPr>
-              <w:t>完成求解</w:t>
+            </w:pPr>
+            <w:r>
+              <w:rPr>
+                <w:rFonts w:ascii="Times New Roman" w:eastAsia="宋体" w:hAnsi="Times New Roman" w:cs="宋体"/>
+                <w:sz w:val="21"/>
+              </w:rPr>
+              <w:t xml:space="preserve">发现用户智能体验起关键中介作用，感知增强维度贡献率</w:t>
+            </w:r>
+            <w:r>
+              <w:rPr>
+                <w:rFonts w:eastAsia="宋体" w:ascii="Times New Roman" w:hAnsi="Times New Roman"/>
+                <w:sz w:val="21"/>
+              </w:rPr>
+              <w:t xml:space="preserve">63%</w:t>
+            </w:r>
+            <w:r>
+              <w:rPr>
+                <w:rFonts w:ascii="Times New Roman" w:eastAsia="宋体" w:hAnsi="Times New Roman" w:cs="宋体"/>
+                <w:sz w:val="21"/>
+              </w:rPr>
+              <w:t xml:space="preserve">；高复杂度场景下信任阈值提高</w:t>
+            </w:r>
+            <w:r>
+              <w:rPr>
+                <w:rFonts w:eastAsia="宋体" w:ascii="Times New Roman" w:hAnsi="Times New Roman"/>
+                <w:sz w:val="21"/>
+              </w:rPr>
+              <w:t xml:space="preserve">32%</w:t>
+            </w:r>
+            <w:r>
+              <w:rPr>
+                <w:rFonts w:ascii="Times New Roman" w:eastAsia="宋体" w:hAnsi="Times New Roman" w:cs="宋体"/>
+                <w:sz w:val="21"/>
+              </w:rPr>
+              <w:t xml:space="preserve">，为电商</w:t>
+            </w:r>
+            <w:r>
+              <w:rPr>
+                <w:rFonts w:eastAsia="宋体" w:ascii="Times New Roman" w:hAnsi="Times New Roman"/>
+                <w:sz w:val="21"/>
+              </w:rPr>
+              <w:t xml:space="preserve">AI</w:t>
+            </w:r>
+            <w:r>
+              <w:rPr>
+                <w:rFonts w:ascii="Times New Roman" w:eastAsia="宋体" w:hAnsi="Times New Roman" w:cs="宋体"/>
+                <w:sz w:val="21"/>
+              </w:rPr>
+              <w:t xml:space="preserve">客服优化提供参考</w:t>
             </w:r>
           </w:p>
         </w:tc>
@@ -1713,7 +1975,7 @@
           </w:tcPr>
           <w:p>
             <w:pPr>
-              <w:spacing w:line="315" w:lineRule="atLeast"/>
+              <w:spacing w:line="290" w:lineRule="atLeast" w:before="0" w:after="0"/>
               <w:rPr>
                 <w:rFonts w:ascii="Times New Roman" w:hAnsi="Times New Roman"/>
                 <w:sz w:val="21"/>
@@ -1741,7 +2003,7 @@
           </w:tcPr>
           <w:p>
             <w:pPr>
-              <w:spacing w:line="315" w:lineRule="atLeast"/>
+              <w:spacing w:line="290" w:lineRule="atLeast" w:before="0" w:after="0"/>
               <w:rPr>
                 <w:rFonts w:ascii="Times New Roman" w:hAnsi="Times New Roman"/>
                 <w:sz w:val="21"/>
@@ -1772,7 +2034,7 @@
           </w:tcPr>
           <w:p>
             <w:pPr>
-              <w:spacing w:line="315" w:lineRule="atLeast"/>
+              <w:spacing w:line="290" w:lineRule="atLeast" w:before="0" w:after="0"/>
               <w:rPr>
                 <w:rFonts w:ascii="Times New Roman" w:eastAsia="等线" w:hAnsi="Times New Roman"/>
                 <w:b/>
@@ -1804,7 +2066,7 @@
           </w:tcPr>
           <w:p>
             <w:pPr>
-              <w:spacing w:line="315" w:lineRule="atLeast"/>
+              <w:spacing w:line="290" w:lineRule="atLeast" w:before="0" w:after="0"/>
               <w:rPr>
                 <w:rFonts w:ascii="Times New Roman" w:eastAsia="等线" w:hAnsi="Times New Roman" w:hint="default"/>
                 <w:b/>
@@ -1849,7 +2111,7 @@
           </w:tcPr>
           <w:p>
             <w:pPr>
-              <w:spacing w:line="315" w:lineRule="atLeast"/>
+              <w:spacing w:line="290" w:lineRule="atLeast" w:before="0" w:after="0"/>
               <w:rPr>
                 <w:rFonts w:ascii="Times New Roman" w:hAnsi="Times New Roman"/>
                 <w:sz w:val="21"/>
@@ -1881,7 +2143,7 @@
                 <w:ilvl w:val="0"/>
                 <w:numId w:val="9"/>
               </w:numPr>
-              <w:spacing w:line="315" w:lineRule="atLeast"/>
+              <w:spacing w:line="290" w:lineRule="atLeast" w:before="0" w:after="0"/>
               <w:rPr>
                 <w:rFonts w:ascii="Times New Roman" w:eastAsia="宋体" w:hAnsi="Times New Roman" w:cs="宋体" w:hint="default"/>
                 <w:sz w:val="21"/>
@@ -1892,63 +2154,55 @@
                 <w:rFonts w:ascii="Times New Roman" w:eastAsia="宋体" w:hAnsi="Times New Roman" w:cs="宋体"/>
                 <w:sz w:val="21"/>
               </w:rPr>
-              <w:t>针对老龄化小区自提点布局零散、老年覆盖不足痛点，调研</w:t>
-            </w:r>
-            <w:r>
+              <w:t xml:space="preserve">基于</w:t>
+            </w:r>
+            <w:r>
+              <w:rPr>
+                <w:rFonts w:eastAsia="宋体" w:ascii="Times New Roman" w:hAnsi="Times New Roman"/>
+                <w:sz w:val="21"/>
+              </w:rPr>
+              <w:t xml:space="preserve">45211</w:t>
+            </w:r>
+            <w:r>
+              <w:rPr>
+                <w:rFonts w:ascii="Times New Roman" w:eastAsia="宋体" w:hAnsi="Times New Roman" w:cs="宋体"/>
+                <w:sz w:val="21"/>
+              </w:rPr>
+              <w:t xml:space="preserve">条银行营销数据，用</w:t>
+            </w:r>
+            <w:r>
+              <w:rPr>
+                <w:rFonts w:eastAsia="宋体" w:ascii="Times New Roman" w:hAnsi="Times New Roman"/>
+                <w:sz w:val="21"/>
+              </w:rPr>
+              <w:t xml:space="preserve">R</w:t>
+            </w:r>
+            <w:r>
+              <w:rPr>
+                <w:rFonts w:ascii="Times New Roman" w:eastAsia="宋体" w:hAnsi="Times New Roman" w:cs="宋体"/>
+                <w:sz w:val="21"/>
+              </w:rPr>
+              <w:t xml:space="preserve">完成数据清洗与多维度分层统计，通过帕累托分析识别高价值客群特征，用转化瀑布图定位营销流失关键环节</w:t>
+            </w:r>
+          </w:p>
+          <w:p>
+            <w:pPr>
+              <w:numPr>
+                <w:ilvl w:val="0"/>
+                <w:numId w:val="9"/>
+              </w:numPr>
+              <w:spacing w:line="290" w:lineRule="atLeast" w:before="0" w:after="0"/>
               <w:rPr>
                 <w:rFonts w:ascii="Times New Roman" w:eastAsia="宋体" w:hAnsi="Times New Roman" w:cs="宋体" w:hint="default"/>
                 <w:sz w:val="21"/>
               </w:rPr>
-              <w:t>15</w:t>
-            </w:r>
-            <w:r>
-              <w:rPr>
-                <w:rFonts w:ascii="Times New Roman" w:eastAsia="宋体" w:hAnsi="Times New Roman" w:cs="宋体"/>
-                <w:sz w:val="21"/>
-              </w:rPr>
-              <w:t>个候选点、日均</w:t>
-            </w:r>
-            <w:r>
-              <w:rPr>
-                <w:rFonts w:ascii="Times New Roman" w:eastAsia="宋体" w:hAnsi="Times New Roman" w:cs="宋体" w:hint="default"/>
-                <w:sz w:val="21"/>
-              </w:rPr>
-              <w:t>345</w:t>
-            </w:r>
-            <w:r>
-              <w:rPr>
-                <w:rFonts w:ascii="Times New Roman" w:eastAsia="宋体" w:hAnsi="Times New Roman" w:cs="宋体"/>
-                <w:sz w:val="21"/>
-              </w:rPr>
-              <w:t>单真实需求，将年龄分层服务半径、电梯等待时间纳入选址</w:t>
-            </w:r>
-            <w:r>
-              <w:rPr>
-                <w:rFonts w:ascii="Times New Roman" w:eastAsia="宋体" w:hAnsi="Times New Roman" w:cs="宋体" w:hint="default"/>
-                <w:sz w:val="21"/>
-              </w:rPr>
-              <w:t>-</w:t>
-            </w:r>
-            <w:r>
-              <w:rPr>
-                <w:rFonts w:ascii="Times New Roman" w:eastAsia="宋体" w:hAnsi="Times New Roman" w:cs="宋体"/>
-                <w:sz w:val="21"/>
-              </w:rPr>
-              <w:t>路径双层优化模型，用</w:t>
-            </w:r>
-            <w:r>
-              <w:rPr>
-                <w:rFonts w:ascii="Times New Roman" w:eastAsia="宋体" w:hAnsi="Times New Roman" w:cs="宋体" w:hint="default"/>
-                <w:sz w:val="21"/>
-              </w:rPr>
-              <w:t>Python</w:t>
-            </w:r>
-            <w:r>
-              <w:rPr>
-                <w:rFonts w:ascii="Times New Roman" w:eastAsia="宋体" w:hAnsi="Times New Roman" w:cs="宋体"/>
-                <w:sz w:val="21"/>
-              </w:rPr>
-              <w:t>完成求解</w:t>
+            </w:pPr>
+            <w:r>
+              <w:rPr>
+                <w:rFonts w:ascii="Times New Roman" w:eastAsia="宋体" w:hAnsi="Times New Roman" w:cs="宋体"/>
+                <w:sz w:val="21"/>
+              </w:rPr>
+              <w:t xml:space="preserve">通过帕累托分析呈现高价值客群分布特征，用转化瀑布图定位营销流失关键环节，为精准营销与运营效率提升提供数据支撑</w:t>
             </w:r>
           </w:p>
         </w:tc>
@@ -1978,7 +2232,7 @@
           </w:tcPr>
           <w:p>
             <w:pPr>
-              <w:spacing w:line="315" w:lineRule="atLeast"/>
+              <w:spacing w:line="290" w:lineRule="atLeast" w:before="0" w:after="0"/>
               <w:rPr>
                 <w:rFonts w:ascii="Times New Roman" w:hAnsi="Times New Roman"/>
                 <w:sz w:val="21"/>
@@ -2006,7 +2260,7 @@
           </w:tcPr>
           <w:p>
             <w:pPr>
-              <w:spacing w:line="315" w:lineRule="atLeast"/>
+              <w:spacing w:line="290" w:lineRule="atLeast" w:before="0" w:after="0"/>
               <w:rPr>
                 <w:rFonts w:ascii="Times New Roman" w:hAnsi="Times New Roman"/>
                 <w:sz w:val="21"/>
@@ -2046,7 +2300,7 @@
           </w:tcPr>
           <w:p>
             <w:pPr>
-              <w:spacing w:line="315" w:lineRule="atLeast"/>
+              <w:spacing w:line="290" w:lineRule="atLeast" w:before="0" w:after="0"/>
               <w:rPr>
                 <w:rFonts w:ascii="Times New Roman" w:eastAsia="等线" w:hAnsi="Times New Roman"/>
                 <w:b/>
@@ -2078,7 +2332,7 @@
           </w:tcPr>
           <w:p>
             <w:pPr>
-              <w:spacing w:line="315" w:lineRule="atLeast"/>
+              <w:spacing w:line="290" w:lineRule="atLeast" w:before="0" w:after="0"/>
               <w:rPr>
                 <w:rFonts w:ascii="Times New Roman" w:eastAsia="等线" w:hAnsi="Times New Roman" w:hint="default"/>
                 <w:b/>
@@ -2123,7 +2377,7 @@
           </w:tcPr>
           <w:p>
             <w:pPr>
-              <w:spacing w:line="315" w:lineRule="atLeast"/>
+              <w:spacing w:line="290" w:lineRule="atLeast" w:before="0" w:after="0"/>
               <w:rPr>
                 <w:rFonts w:ascii="Times New Roman" w:hAnsi="Times New Roman"/>
                 <w:sz w:val="21"/>
@@ -2155,7 +2409,7 @@
                 <w:ilvl w:val="0"/>
                 <w:numId w:val="9"/>
               </w:numPr>
-              <w:spacing w:line="315" w:lineRule="atLeast"/>
+              <w:spacing w:line="290" w:lineRule="atLeast" w:before="0" w:after="0"/>
               <w:rPr>
                 <w:rFonts w:ascii="Times New Roman" w:eastAsia="宋体" w:hAnsi="Times New Roman" w:cs="宋体" w:hint="default"/>
                 <w:sz w:val="21"/>
@@ -2166,63 +2420,55 @@
                 <w:rFonts w:ascii="Times New Roman" w:eastAsia="宋体" w:hAnsi="Times New Roman" w:cs="宋体"/>
                 <w:sz w:val="21"/>
               </w:rPr>
-              <w:t>针对老龄化小区自提点布局零散、老年覆盖不足痛点，调研</w:t>
-            </w:r>
-            <w:r>
+              <w:t xml:space="preserve">以账套主管角色使用用友</w:t>
+            </w:r>
+            <w:r>
+              <w:rPr>
+                <w:rFonts w:eastAsia="宋体" w:ascii="Times New Roman" w:hAnsi="Times New Roman"/>
+                <w:sz w:val="21"/>
+              </w:rPr>
+              <w:t xml:space="preserve">U8+ ERP</w:t>
+            </w:r>
+            <w:r>
+              <w:rPr>
+                <w:rFonts w:ascii="Times New Roman" w:eastAsia="宋体" w:hAnsi="Times New Roman" w:cs="宋体"/>
+                <w:sz w:val="21"/>
+              </w:rPr>
+              <w:t xml:space="preserve">系统，以模拟箱包贸易企业为对象，独立完成采购订单→到货入库→销售订单→发货出库→库存调拨→盘点→存货核算→收付款凭证全流程运营操作</w:t>
+            </w:r>
+          </w:p>
+          <w:p>
+            <w:pPr>
+              <w:numPr>
+                <w:ilvl w:val="0"/>
+                <w:numId w:val="9"/>
+              </w:numPr>
+              <w:spacing w:line="290" w:lineRule="atLeast" w:before="0" w:after="0"/>
               <w:rPr>
                 <w:rFonts w:ascii="Times New Roman" w:eastAsia="宋体" w:hAnsi="Times New Roman" w:cs="宋体" w:hint="default"/>
                 <w:sz w:val="21"/>
               </w:rPr>
-              <w:t>15</w:t>
-            </w:r>
-            <w:r>
-              <w:rPr>
-                <w:rFonts w:ascii="Times New Roman" w:eastAsia="宋体" w:hAnsi="Times New Roman" w:cs="宋体"/>
-                <w:sz w:val="21"/>
-              </w:rPr>
-              <w:t>个候选点、日均</w:t>
-            </w:r>
-            <w:r>
-              <w:rPr>
-                <w:rFonts w:ascii="Times New Roman" w:eastAsia="宋体" w:hAnsi="Times New Roman" w:cs="宋体" w:hint="default"/>
-                <w:sz w:val="21"/>
-              </w:rPr>
-              <w:t>345</w:t>
-            </w:r>
-            <w:r>
-              <w:rPr>
-                <w:rFonts w:ascii="Times New Roman" w:eastAsia="宋体" w:hAnsi="Times New Roman" w:cs="宋体"/>
-                <w:sz w:val="21"/>
-              </w:rPr>
-              <w:t>单真实需求，将年龄分层服务半径、电梯等待时间纳入选址</w:t>
-            </w:r>
-            <w:r>
-              <w:rPr>
-                <w:rFonts w:ascii="Times New Roman" w:eastAsia="宋体" w:hAnsi="Times New Roman" w:cs="宋体" w:hint="default"/>
-                <w:sz w:val="21"/>
-              </w:rPr>
-              <w:t>-</w:t>
-            </w:r>
-            <w:r>
-              <w:rPr>
-                <w:rFonts w:ascii="Times New Roman" w:eastAsia="宋体" w:hAnsi="Times New Roman" w:cs="宋体"/>
-                <w:sz w:val="21"/>
-              </w:rPr>
-              <w:t>路径双层优化模型，用</w:t>
-            </w:r>
-            <w:r>
-              <w:rPr>
-                <w:rFonts w:ascii="Times New Roman" w:eastAsia="宋体" w:hAnsi="Times New Roman" w:cs="宋体" w:hint="default"/>
-                <w:sz w:val="21"/>
-              </w:rPr>
-              <w:t>Python</w:t>
-            </w:r>
-            <w:r>
-              <w:rPr>
-                <w:rFonts w:ascii="Times New Roman" w:eastAsia="宋体" w:hAnsi="Times New Roman" w:cs="宋体"/>
-                <w:sz w:val="21"/>
-              </w:rPr>
-              <w:t>完成求解</w:t>
+            </w:pPr>
+            <w:r>
+              <w:rPr>
+                <w:rFonts w:ascii="Times New Roman" w:eastAsia="宋体" w:hAnsi="Times New Roman" w:cs="宋体"/>
+                <w:sz w:val="21"/>
+              </w:rPr>
+              <w:t xml:space="preserve">掌握采购、销售、库存、存货、财务五大模块间的数据流转与单据联动逻辑，理解</w:t>
+            </w:r>
+            <w:r>
+              <w:rPr>
+                <w:rFonts w:eastAsia="宋体" w:ascii="Times New Roman" w:hAnsi="Times New Roman"/>
+                <w:sz w:val="21"/>
+              </w:rPr>
+              <w:t xml:space="preserve">ERP</w:t>
+            </w:r>
+            <w:r>
+              <w:rPr>
+                <w:rFonts w:ascii="Times New Roman" w:eastAsia="宋体" w:hAnsi="Times New Roman" w:cs="宋体"/>
+                <w:sz w:val="21"/>
+              </w:rPr>
+              <w:t xml:space="preserve">系统中供应链业务从订单到核算的标准化运作机制</w:t>
             </w:r>
           </w:p>
         </w:tc>
@@ -2254,7 +2500,7 @@
           </w:tcPr>
           <w:p>
             <w:pPr>
-              <w:spacing w:line="275" w:lineRule="atLeast"/>
+              <w:spacing w:line="290" w:lineRule="atLeast" w:before="0" w:after="0"/>
             </w:pPr>
             <w:r>
               <w:rPr>
@@ -2271,6 +2517,7 @@
         <w:rPr>
           <w:vanish/>
         </w:rPr>
+        <w:spacing w:line="290" w:lineRule="atLeast" w:before="0" w:after="0"/>
       </w:pPr>
     </w:p>
     <w:p>
@@ -2279,6 +2526,7 @@
           <w:vanish/>
           <w:sz w:val="21"/>
         </w:rPr>
+        <w:spacing w:line="290" w:lineRule="atLeast" w:before="0" w:after="0"/>
       </w:pPr>
     </w:p>
     <w:tbl>
@@ -2322,7 +2570,7 @@
           </w:tcPr>
           <w:p>
             <w:pPr>
-              <w:spacing w:line="315" w:lineRule="atLeast"/>
+              <w:spacing w:line="290" w:lineRule="atLeast" w:before="0" w:after="0"/>
               <w:rPr>
                 <w:sz w:val="21"/>
               </w:rPr>
@@ -2348,7 +2596,7 @@
           </w:tcPr>
           <w:p>
             <w:pPr>
-              <w:spacing w:line="315" w:lineRule="atLeast"/>
+              <w:spacing w:line="290" w:lineRule="atLeast" w:before="0" w:after="0"/>
               <w:rPr>
                 <w:b/>
                 <w:bCs/>
@@ -2379,7 +2627,7 @@
           </w:tcPr>
           <w:p>
             <w:pPr>
-              <w:spacing w:line="315" w:lineRule="atLeast"/>
+              <w:spacing w:line="290" w:lineRule="atLeast" w:before="0" w:after="0"/>
               <w:rPr>
                 <w:b/>
                 <w:bCs/>
@@ -2410,7 +2658,7 @@
           </w:tcPr>
           <w:p>
             <w:pPr>
-              <w:spacing w:line="315" w:lineRule="atLeast"/>
+              <w:spacing w:line="290" w:lineRule="atLeast" w:before="0" w:after="0"/>
               <w:rPr>
                 <w:rFonts w:ascii="Times New Roman" w:eastAsia="等线" w:hAnsi="Times New Roman" w:hint="default"/>
                 <w:b/>
@@ -2453,7 +2701,7 @@
           </w:tcPr>
           <w:p>
             <w:pPr>
-              <w:spacing w:line="315" w:lineRule="atLeast"/>
+              <w:spacing w:line="290" w:lineRule="atLeast" w:before="0" w:after="0"/>
               <w:rPr>
                 <w:rFonts w:ascii="Times New Roman" w:hAnsi="Times New Roman"/>
                 <w:sz w:val="21"/>
@@ -2485,7 +2733,7 @@
                 <w:ilvl w:val="0"/>
                 <w:numId w:val="6"/>
               </w:numPr>
-              <w:spacing w:line="315" w:lineRule="atLeast"/>
+              <w:spacing w:line="290" w:lineRule="atLeast" w:before="0" w:after="0"/>
               <w:rPr>
                 <w:rFonts w:ascii="Times New Roman" w:eastAsia="宋体" w:hAnsi="Times New Roman" w:cs="宋体" w:hint="default"/>
                 <w:sz w:val="21"/>
@@ -2496,77 +2744,55 @@
                 <w:rFonts w:ascii="Times New Roman" w:eastAsia="宋体" w:hAnsi="Times New Roman" w:cs="宋体"/>
                 <w:sz w:val="21"/>
               </w:rPr>
-              <w:t>统筹</w:t>
-            </w:r>
-            <w:r>
+              <w:t xml:space="preserve">统筹</w:t>
+            </w:r>
+            <w:r>
+              <w:rPr>
+                <w:rFonts w:eastAsia="宋体" w:ascii="Times New Roman" w:hAnsi="Times New Roman"/>
+                <w:sz w:val="21"/>
+              </w:rPr>
+              <w:t xml:space="preserve">200+</w:t>
+            </w:r>
+            <w:r>
+              <w:rPr>
+                <w:rFonts w:ascii="Times New Roman" w:eastAsia="宋体" w:hAnsi="Times New Roman" w:cs="宋体"/>
+                <w:sz w:val="21"/>
+              </w:rPr>
+              <w:t xml:space="preserve">份申报材料全流程管理，用</w:t>
+            </w:r>
+            <w:r>
+              <w:rPr>
+                <w:rFonts w:eastAsia="宋体" w:ascii="Times New Roman" w:hAnsi="Times New Roman"/>
+                <w:sz w:val="21"/>
+              </w:rPr>
+              <w:t xml:space="preserve">Excel</w:t>
+            </w:r>
+            <w:r>
+              <w:rPr>
+                <w:rFonts w:ascii="Times New Roman" w:eastAsia="宋体" w:hAnsi="Times New Roman" w:cs="宋体"/>
+                <w:sz w:val="21"/>
+              </w:rPr>
+              <w:t xml:space="preserve">搭建分类台账，建立三级校验机制实现零差错提交</w:t>
+            </w:r>
+          </w:p>
+          <w:p>
+            <w:pPr>
+              <w:numPr>
+                <w:ilvl w:val="0"/>
+                <w:numId w:val="6"/>
+              </w:numPr>
+              <w:spacing w:line="290" w:lineRule="atLeast" w:before="0" w:after="0"/>
               <w:rPr>
                 <w:rFonts w:ascii="Times New Roman" w:eastAsia="宋体" w:hAnsi="Times New Roman" w:cs="宋体" w:hint="default"/>
                 <w:sz w:val="21"/>
               </w:rPr>
-              <w:t>200+</w:t>
-            </w:r>
-            <w:r>
-              <w:rPr>
-                <w:rFonts w:ascii="Times New Roman" w:eastAsia="宋体" w:hAnsi="Times New Roman" w:cs="宋体"/>
-                <w:sz w:val="21"/>
-              </w:rPr>
-              <w:t>份学生申报材料全流程管理，搭建分类电子台账，建立</w:t>
-            </w:r>
-            <w:r>
-              <w:rPr>
-                <w:rFonts w:ascii="Times New Roman" w:eastAsia="宋体" w:hAnsi="Times New Roman" w:cs="宋体"/>
-                <w:sz w:val="21"/>
-              </w:rPr>
-              <w:t>“</w:t>
-            </w:r>
-            <w:r>
-              <w:rPr>
-                <w:rFonts w:ascii="Times New Roman" w:eastAsia="宋体" w:hAnsi="Times New Roman" w:cs="宋体"/>
-                <w:sz w:val="21"/>
-              </w:rPr>
-              <w:t>录入</w:t>
-            </w:r>
-            <w:r>
-              <w:rPr>
-                <w:rFonts w:ascii="Times New Roman" w:eastAsia="宋体" w:hAnsi="Times New Roman" w:cs="宋体" w:hint="default"/>
-                <w:sz w:val="21"/>
-              </w:rPr>
-              <w:t>-</w:t>
-            </w:r>
-            <w:r>
-              <w:rPr>
-                <w:rFonts w:ascii="Times New Roman" w:eastAsia="宋体" w:hAnsi="Times New Roman" w:cs="宋体"/>
-                <w:sz w:val="21"/>
-              </w:rPr>
-              <w:t>核对</w:t>
-            </w:r>
-            <w:r>
-              <w:rPr>
-                <w:rFonts w:ascii="Times New Roman" w:eastAsia="宋体" w:hAnsi="Times New Roman" w:cs="宋体" w:hint="default"/>
-                <w:sz w:val="21"/>
-              </w:rPr>
-              <w:t>-</w:t>
-            </w:r>
-            <w:r>
-              <w:rPr>
-                <w:rFonts w:ascii="Times New Roman" w:eastAsia="宋体" w:hAnsi="Times New Roman" w:cs="宋体"/>
-                <w:sz w:val="21"/>
-              </w:rPr>
-              <w:t>提交</w:t>
-            </w:r>
-            <w:r>
-              <w:rPr>
-                <w:rFonts w:ascii="Times New Roman" w:eastAsia="宋体" w:hAnsi="Times New Roman" w:cs="宋体"/>
-                <w:sz w:val="21"/>
-              </w:rPr>
-              <w:t>”</w:t>
-            </w:r>
-            <w:r>
-              <w:rPr>
-                <w:rFonts w:ascii="Times New Roman" w:eastAsia="宋体" w:hAnsi="Times New Roman" w:cs="宋体"/>
-                <w:sz w:val="21"/>
-              </w:rPr>
-              <w:t>三级校验机制，实现零差错交付</w:t>
+            </w:pPr>
+            <w:r>
+              <w:rPr>
+                <w:rFonts w:ascii="Times New Roman" w:eastAsia="宋体" w:hAnsi="Times New Roman" w:cs="宋体"/>
+                <w:sz w:val="21"/>
+              </w:rPr>
+              <w:t xml:space="preserve">梳理并标准化资料审核与报批流程，与各方同步进度，按月汇总数据形成工作小结，提升整体执行效率</w:t>
             </w:r>
           </w:p>
         </w:tc>
@@ -2594,7 +2820,7 @@
           </w:tcPr>
           <w:p>
             <w:pPr>
-              <w:spacing w:line="315" w:lineRule="atLeast"/>
+              <w:spacing w:line="290" w:lineRule="atLeast" w:before="0" w:after="0"/>
               <w:rPr>
                 <w:sz w:val="21"/>
               </w:rPr>
@@ -2620,7 +2846,7 @@
           </w:tcPr>
           <w:p>
             <w:pPr>
-              <w:spacing w:line="315" w:lineRule="atLeast"/>
+              <w:spacing w:line="290" w:lineRule="atLeast" w:before="0" w:after="0"/>
               <w:rPr>
                 <w:b/>
                 <w:bCs/>
@@ -2651,7 +2877,7 @@
           </w:tcPr>
           <w:p>
             <w:pPr>
-              <w:spacing w:line="315" w:lineRule="atLeast"/>
+              <w:spacing w:line="290" w:lineRule="atLeast" w:before="0" w:after="0"/>
               <w:rPr>
                 <w:b/>
                 <w:bCs/>
@@ -2682,7 +2908,7 @@
           </w:tcPr>
           <w:p>
             <w:pPr>
-              <w:spacing w:line="315" w:lineRule="atLeast"/>
+              <w:spacing w:line="290" w:lineRule="atLeast" w:before="0" w:after="0"/>
               <w:rPr>
                 <w:rFonts w:ascii="Times New Roman" w:eastAsia="等线" w:hAnsi="Times New Roman" w:hint="default"/>
                 <w:b/>
@@ -2725,7 +2951,7 @@
           </w:tcPr>
           <w:p>
             <w:pPr>
-              <w:spacing w:line="315" w:lineRule="atLeast"/>
+              <w:spacing w:line="290" w:lineRule="atLeast" w:before="0" w:after="0"/>
               <w:rPr>
                 <w:rFonts w:ascii="Times New Roman" w:hAnsi="Times New Roman"/>
                 <w:sz w:val="21"/>
@@ -2757,7 +2983,7 @@
                 <w:ilvl w:val="0"/>
                 <w:numId w:val="6"/>
               </w:numPr>
-              <w:spacing w:line="315" w:lineRule="atLeast"/>
+              <w:spacing w:line="290" w:lineRule="atLeast" w:before="0" w:after="0"/>
               <w:rPr>
                 <w:rFonts w:ascii="Times New Roman" w:eastAsia="宋体" w:hAnsi="Times New Roman" w:cs="宋体" w:hint="default"/>
                 <w:sz w:val="21"/>
@@ -2768,77 +2994,7 @@
                 <w:rFonts w:ascii="Times New Roman" w:eastAsia="宋体" w:hAnsi="Times New Roman" w:cs="宋体"/>
                 <w:sz w:val="21"/>
               </w:rPr>
-              <w:t>统筹</w:t>
-            </w:r>
-            <w:r>
-              <w:rPr>
-                <w:rFonts w:ascii="Times New Roman" w:eastAsia="宋体" w:hAnsi="Times New Roman" w:cs="宋体" w:hint="default"/>
-                <w:sz w:val="21"/>
-              </w:rPr>
-              <w:t>200+</w:t>
-            </w:r>
-            <w:r>
-              <w:rPr>
-                <w:rFonts w:ascii="Times New Roman" w:eastAsia="宋体" w:hAnsi="Times New Roman" w:cs="宋体"/>
-                <w:sz w:val="21"/>
-              </w:rPr>
-              <w:t>份学生申报材料全流程管理，搭建分类电子台账，建立</w:t>
-            </w:r>
-            <w:r>
-              <w:rPr>
-                <w:rFonts w:ascii="Times New Roman" w:eastAsia="宋体" w:hAnsi="Times New Roman" w:cs="宋体"/>
-                <w:sz w:val="21"/>
-              </w:rPr>
-              <w:t>“</w:t>
-            </w:r>
-            <w:r>
-              <w:rPr>
-                <w:rFonts w:ascii="Times New Roman" w:eastAsia="宋体" w:hAnsi="Times New Roman" w:cs="宋体"/>
-                <w:sz w:val="21"/>
-              </w:rPr>
-              <w:t>录入</w:t>
-            </w:r>
-            <w:r>
-              <w:rPr>
-                <w:rFonts w:ascii="Times New Roman" w:eastAsia="宋体" w:hAnsi="Times New Roman" w:cs="宋体" w:hint="default"/>
-                <w:sz w:val="21"/>
-              </w:rPr>
-              <w:t>-</w:t>
-            </w:r>
-            <w:r>
-              <w:rPr>
-                <w:rFonts w:ascii="Times New Roman" w:eastAsia="宋体" w:hAnsi="Times New Roman" w:cs="宋体"/>
-                <w:sz w:val="21"/>
-              </w:rPr>
-              <w:t>核对</w:t>
-            </w:r>
-            <w:r>
-              <w:rPr>
-                <w:rFonts w:ascii="Times New Roman" w:eastAsia="宋体" w:hAnsi="Times New Roman" w:cs="宋体" w:hint="default"/>
-                <w:sz w:val="21"/>
-              </w:rPr>
-              <w:t>-</w:t>
-            </w:r>
-            <w:r>
-              <w:rPr>
-                <w:rFonts w:ascii="Times New Roman" w:eastAsia="宋体" w:hAnsi="Times New Roman" w:cs="宋体"/>
-                <w:sz w:val="21"/>
-              </w:rPr>
-              <w:t>提交</w:t>
-            </w:r>
-            <w:r>
-              <w:rPr>
-                <w:rFonts w:ascii="Times New Roman" w:eastAsia="宋体" w:hAnsi="Times New Roman" w:cs="宋体"/>
-                <w:sz w:val="21"/>
-              </w:rPr>
-              <w:t>”</w:t>
-            </w:r>
-            <w:r>
-              <w:rPr>
-                <w:rFonts w:ascii="Times New Roman" w:eastAsia="宋体" w:hAnsi="Times New Roman" w:cs="宋体"/>
-                <w:sz w:val="21"/>
-              </w:rPr>
-              <w:t>三级校验机制，实现零差错交付</w:t>
+              <w:t xml:space="preserve">负责门店数十种原辅料的日常盘点与效期管理，落实日盘制度，根据消耗规律提醒仓库解冻备货，降低物料损耗与缺货风险；规范物料分区与出入库单据核对，保持交接班库存账实一致；根据销售数据同步补货需求，保障门店日常运营物料供应</w:t>
             </w:r>
           </w:p>
         </w:tc>
@@ -2851,6 +3007,7 @@
           <w:vanish/>
           <w:sz w:val="21"/>
         </w:rPr>
+        <w:spacing w:line="290" w:lineRule="atLeast" w:before="0" w:after="0"/>
       </w:pPr>
     </w:p>
     <w:p>
@@ -2860,6 +3017,7 @@
           <w:vanish/>
           <w:sz w:val="21"/>
         </w:rPr>
+        <w:spacing w:line="290" w:lineRule="atLeast" w:before="0" w:after="0"/>
       </w:pPr>
     </w:p>
     <w:p>
@@ -2869,6 +3027,7 @@
           <w:vanish/>
           <w:sz w:val="21"/>
         </w:rPr>
+        <w:spacing w:line="290" w:lineRule="atLeast" w:before="0" w:after="0"/>
       </w:pPr>
     </w:p>
     <w:p>
@@ -2878,6 +3037,7 @@
           <w:vanish/>
           <w:sz w:val="2"/>
         </w:rPr>
+        <w:spacing w:line="290" w:lineRule="atLeast" w:before="0" w:after="0"/>
       </w:pPr>
     </w:p>
     <w:p>
@@ -2886,6 +3046,7 @@
           <w:rFonts w:ascii="Times New Roman" w:hAnsi="Times New Roman"/>
           <w:vanish/>
         </w:rPr>
+        <w:spacing w:line="290" w:lineRule="atLeast" w:before="0" w:after="0"/>
       </w:pPr>
     </w:p>
     <w:p>
@@ -2895,6 +3056,7 @@
           <w:vanish/>
           <w:sz w:val="21"/>
         </w:rPr>
+        <w:spacing w:line="290" w:lineRule="atLeast" w:before="0" w:after="0"/>
       </w:pPr>
     </w:p>
     <w:tbl>
@@ -2936,7 +3098,7 @@
           </w:tcPr>
           <w:p>
             <w:pPr>
-              <w:spacing w:before="63" w:after="42" w:line="275" w:lineRule="atLeast"/>
+              <w:spacing w:before="0" w:after="0" w:line="290" w:lineRule="atLeast"/>
               <w:rPr>
                 <w:rFonts w:ascii="Times New Roman" w:hAnsi="Times New Roman"/>
               </w:rPr>
@@ -2959,6 +3121,7 @@
           <w:rFonts w:ascii="Times New Roman" w:hAnsi="Times New Roman"/>
           <w:vanish/>
         </w:rPr>
+        <w:spacing w:line="290" w:lineRule="atLeast" w:before="0" w:after="0"/>
       </w:pPr>
     </w:p>
     <w:tbl>
@@ -3001,7 +3164,7 @@
           </w:tcPr>
           <w:p>
             <w:pPr>
-              <w:spacing w:before="63" w:after="21" w:line="210" w:lineRule="atLeast"/>
+              <w:spacing w:before="0" w:after="0" w:line="290" w:lineRule="atLeast"/>
               <w:rPr>
                 <w:rFonts w:ascii="Times New Roman" w:hAnsi="Times New Roman"/>
                 <w:sz w:val="21"/>
@@ -3028,7 +3191,7 @@
           </w:tcPr>
           <w:p>
             <w:pPr>
-              <w:spacing w:line="315" w:lineRule="atLeast"/>
+              <w:spacing w:line="290" w:lineRule="atLeast" w:before="0" w:after="0"/>
               <w:rPr>
                 <w:rFonts w:ascii="Times New Roman" w:eastAsia="宋体" w:hAnsi="Times New Roman" w:cs="宋体" w:hint="default"/>
                 <w:b/>
@@ -3043,105 +3206,222 @@
                 <w:bCs/>
                 <w:sz w:val="21"/>
               </w:rPr>
-              <w:t>数据分析与编程：</w:t>
-            </w:r>
-            <w:r>
+              <w:t xml:space="preserve">业务系统与数据工具：</w:t>
+            </w:r>
+            <w:r>
+              <w:rPr>
+                <w:rFonts w:ascii="Times New Roman" w:eastAsia="宋体" w:hAnsi="Times New Roman" w:cs="宋体"/>
+                <w:sz w:val="21"/>
+              </w:rPr>
+              <w:t xml:space="preserve">用友</w:t>
+            </w:r>
+            <w:r>
+              <w:rPr>
+                <w:rFonts w:eastAsia="宋体" w:ascii="Times New Roman" w:hAnsi="Times New Roman"/>
+                <w:sz w:val="21"/>
+              </w:rPr>
+              <w:t xml:space="preserve">U8+ ERP</w:t>
+            </w:r>
+            <w:r>
+              <w:rPr>
+                <w:rFonts w:ascii="Times New Roman" w:eastAsia="宋体" w:hAnsi="Times New Roman" w:cs="宋体"/>
+                <w:sz w:val="21"/>
+              </w:rPr>
+              <w:t xml:space="preserve">（采购</w:t>
+            </w:r>
+            <w:r>
+              <w:rPr>
+                <w:rFonts w:eastAsia="宋体" w:ascii="Times New Roman" w:hAnsi="Times New Roman"/>
+                <w:sz w:val="21"/>
+              </w:rPr>
+              <w:t xml:space="preserve">/</w:t>
+            </w:r>
+            <w:r>
+              <w:rPr>
+                <w:rFonts w:ascii="Times New Roman" w:eastAsia="宋体" w:hAnsi="Times New Roman" w:cs="宋体"/>
+                <w:sz w:val="21"/>
+              </w:rPr>
+              <w:t xml:space="preserve">销售</w:t>
+            </w:r>
+            <w:r>
+              <w:rPr>
+                <w:rFonts w:eastAsia="宋体" w:ascii="Times New Roman" w:hAnsi="Times New Roman"/>
+                <w:sz w:val="21"/>
+              </w:rPr>
+              <w:t xml:space="preserve">/</w:t>
+            </w:r>
+            <w:r>
+              <w:rPr>
+                <w:rFonts w:ascii="Times New Roman" w:eastAsia="宋体" w:hAnsi="Times New Roman" w:cs="宋体"/>
+                <w:sz w:val="21"/>
+              </w:rPr>
+              <w:t xml:space="preserve">库存</w:t>
+            </w:r>
+            <w:r>
+              <w:rPr>
+                <w:rFonts w:eastAsia="宋体" w:ascii="Times New Roman" w:hAnsi="Times New Roman"/>
+                <w:sz w:val="21"/>
+              </w:rPr>
+              <w:t xml:space="preserve">/</w:t>
+            </w:r>
+            <w:r>
+              <w:rPr>
+                <w:rFonts w:ascii="Times New Roman" w:eastAsia="宋体" w:hAnsi="Times New Roman" w:cs="宋体"/>
+                <w:sz w:val="21"/>
+              </w:rPr>
+              <w:t xml:space="preserve">核算全流程），</w:t>
+            </w:r>
+            <w:r>
+              <w:rPr>
+                <w:rFonts w:eastAsia="宋体" w:ascii="Times New Roman" w:hAnsi="Times New Roman"/>
+                <w:sz w:val="21"/>
+              </w:rPr>
+              <w:t xml:space="preserve">Excel</w:t>
+            </w:r>
+            <w:r>
+              <w:rPr>
+                <w:rFonts w:ascii="Times New Roman" w:eastAsia="宋体" w:hAnsi="Times New Roman" w:cs="宋体"/>
+                <w:sz w:val="21"/>
+              </w:rPr>
+              <w:t xml:space="preserve">（数据透视表、</w:t>
+            </w:r>
+            <w:r>
+              <w:rPr>
+                <w:rFonts w:eastAsia="宋体" w:ascii="Times New Roman" w:hAnsi="Times New Roman"/>
+                <w:sz w:val="21"/>
+              </w:rPr>
+              <w:t xml:space="preserve">VLOOKUP</w:t>
+            </w:r>
+            <w:r>
+              <w:rPr>
+                <w:rFonts w:ascii="Times New Roman" w:eastAsia="宋体" w:hAnsi="Times New Roman" w:cs="宋体"/>
+                <w:sz w:val="21"/>
+              </w:rPr>
+              <w:t xml:space="preserve">、函数公式、图表可视化）、</w:t>
+            </w:r>
+            <w:r>
+              <w:rPr>
+                <w:rFonts w:eastAsia="宋体" w:ascii="Times New Roman" w:hAnsi="Times New Roman"/>
+                <w:sz w:val="21"/>
+              </w:rPr>
+              <w:t xml:space="preserve">Python</w:t>
+            </w:r>
+            <w:r>
+              <w:rPr>
+                <w:rFonts w:ascii="Times New Roman" w:eastAsia="宋体" w:hAnsi="Times New Roman" w:cs="宋体"/>
+                <w:sz w:val="21"/>
+              </w:rPr>
+              <w:t xml:space="preserve">（</w:t>
+            </w:r>
+            <w:r>
+              <w:rPr>
+                <w:rFonts w:eastAsia="宋体" w:ascii="Times New Roman" w:hAnsi="Times New Roman"/>
+                <w:sz w:val="21"/>
+              </w:rPr>
+              <w:t xml:space="preserve">pandas</w:t>
+            </w:r>
+            <w:r>
+              <w:rPr>
+                <w:rFonts w:ascii="Times New Roman" w:eastAsia="宋体" w:hAnsi="Times New Roman" w:cs="宋体"/>
+                <w:sz w:val="21"/>
+              </w:rPr>
+              <w:t xml:space="preserve">数据处理、</w:t>
+            </w:r>
+            <w:r>
+              <w:rPr>
+                <w:rFonts w:eastAsia="宋体" w:ascii="Times New Roman" w:hAnsi="Times New Roman"/>
+                <w:sz w:val="21"/>
+              </w:rPr>
+              <w:t xml:space="preserve">matplotlib</w:t>
+            </w:r>
+            <w:r>
+              <w:rPr>
+                <w:rFonts w:ascii="Times New Roman" w:eastAsia="宋体" w:hAnsi="Times New Roman" w:cs="宋体"/>
+                <w:sz w:val="21"/>
+              </w:rPr>
+              <w:t xml:space="preserve">可视化）、</w:t>
+            </w:r>
+            <w:r>
+              <w:rPr>
+                <w:rFonts w:eastAsia="宋体" w:ascii="Times New Roman" w:hAnsi="Times New Roman"/>
+                <w:sz w:val="21"/>
+              </w:rPr>
+              <w:t xml:space="preserve">R</w:t>
+            </w:r>
+            <w:r>
+              <w:rPr>
+                <w:rFonts w:ascii="Times New Roman" w:eastAsia="宋体" w:hAnsi="Times New Roman" w:cs="宋体"/>
+                <w:sz w:val="21"/>
+              </w:rPr>
+              <w:t xml:space="preserve">、</w:t>
+            </w:r>
+            <w:r>
+              <w:rPr>
+                <w:rFonts w:eastAsia="宋体" w:ascii="Times New Roman" w:hAnsi="Times New Roman"/>
+                <w:sz w:val="21"/>
+              </w:rPr>
+              <w:t xml:space="preserve">SPSS</w:t>
+            </w:r>
+          </w:p>
+          <w:p>
+            <w:pPr>
+              <w:spacing w:line="290" w:lineRule="atLeast" w:before="0" w:after="0"/>
               <w:rPr>
                 <w:rFonts w:ascii="Times New Roman" w:eastAsia="宋体" w:hAnsi="Times New Roman" w:cs="宋体" w:hint="default"/>
-                <w:sz w:val="21"/>
-              </w:rPr>
-              <w:t>Python</w:t>
-            </w:r>
-            <w:r>
-              <w:rPr>
-                <w:rFonts w:ascii="Times New Roman" w:eastAsia="宋体" w:hAnsi="Times New Roman" w:cs="宋体"/>
-                <w:sz w:val="21"/>
-              </w:rPr>
-              <w:t>、</w:t>
-            </w:r>
-            <w:r>
+                <w:b/>
+                <w:bCs/>
+                <w:sz w:val="21"/>
+              </w:rPr>
+            </w:pPr>
+            <w:r>
+              <w:rPr>
+                <w:rFonts w:ascii="Times New Roman" w:eastAsia="宋体" w:hAnsi="Times New Roman" w:cs="宋体"/>
+                <w:b/>
+                <w:bCs/>
+                <w:sz w:val="21"/>
+              </w:rPr>
+              <w:t xml:space="preserve">语言能力：</w:t>
+            </w:r>
+            <w:r>
+              <w:rPr>
+                <w:rFonts w:eastAsia="宋体" w:ascii="Times New Roman" w:hAnsi="Times New Roman"/>
+                <w:sz w:val="21"/>
+              </w:rPr>
+              <w:t xml:space="preserve">CET-4</w:t>
+            </w:r>
+            <w:r>
+              <w:rPr>
+                <w:rFonts w:ascii="Times New Roman" w:eastAsia="宋体" w:hAnsi="Times New Roman" w:cs="宋体"/>
+                <w:sz w:val="21"/>
+              </w:rPr>
+              <w:t xml:space="preserve">，可阅读英文专业资料与基础商务沟通</w:t>
+            </w:r>
+          </w:p>
+          <w:p>
+            <w:pPr>
+              <w:spacing w:line="290" w:lineRule="atLeast" w:before="0" w:after="0"/>
               <w:rPr>
                 <w:rFonts w:ascii="Times New Roman" w:eastAsia="宋体" w:hAnsi="Times New Roman" w:cs="宋体" w:hint="default"/>
-                <w:sz w:val="21"/>
-              </w:rPr>
-              <w:t>R</w:t>
-            </w:r>
-            <w:r>
-              <w:rPr>
-                <w:rFonts w:ascii="Times New Roman" w:eastAsia="宋体" w:hAnsi="Times New Roman" w:cs="宋体"/>
-                <w:sz w:val="21"/>
-              </w:rPr>
-              <w:t>、</w:t>
-            </w:r>
-            <w:r>
-              <w:rPr>
-                <w:rFonts w:ascii="Times New Roman" w:eastAsia="宋体" w:hAnsi="Times New Roman" w:cs="宋体" w:hint="default"/>
-                <w:sz w:val="21"/>
-              </w:rPr>
-              <w:t>SPSS</w:t>
-            </w:r>
-            <w:r>
-              <w:rPr>
-                <w:rFonts w:ascii="Times New Roman" w:eastAsia="宋体" w:hAnsi="Times New Roman" w:cs="宋体"/>
-                <w:sz w:val="21"/>
-              </w:rPr>
-              <w:t>、</w:t>
-            </w:r>
-            <w:r>
-              <w:rPr>
-                <w:rFonts w:ascii="Times New Roman" w:eastAsia="宋体" w:hAnsi="Times New Roman" w:cs="宋体" w:hint="default"/>
-                <w:sz w:val="21"/>
-              </w:rPr>
-              <w:t>Excel</w:t>
-            </w:r>
-            <w:r>
-              <w:rPr>
-                <w:rFonts w:ascii="Times New Roman" w:eastAsia="宋体" w:hAnsi="Times New Roman" w:cs="宋体"/>
-                <w:sz w:val="21"/>
-              </w:rPr>
-              <w:t>（透视表</w:t>
-            </w:r>
-            <w:r>
-              <w:rPr>
-                <w:rFonts w:ascii="Times New Roman" w:eastAsia="宋体" w:hAnsi="Times New Roman" w:cs="宋体" w:hint="default"/>
-                <w:sz w:val="21"/>
-              </w:rPr>
-              <w:t>/VLOOKUP/</w:t>
-            </w:r>
-            <w:r>
-              <w:rPr>
-                <w:rFonts w:ascii="Times New Roman" w:eastAsia="宋体" w:hAnsi="Times New Roman" w:cs="宋体"/>
-                <w:sz w:val="21"/>
-              </w:rPr>
-              <w:t>高级函数</w:t>
-            </w:r>
-            <w:r>
-              <w:rPr>
-                <w:rFonts w:ascii="Times New Roman" w:eastAsia="宋体" w:hAnsi="Times New Roman" w:cs="宋体" w:hint="default"/>
-                <w:sz w:val="21"/>
-              </w:rPr>
-              <w:t>/</w:t>
-            </w:r>
-            <w:r>
-              <w:rPr>
-                <w:rFonts w:ascii="Times New Roman" w:eastAsia="宋体" w:hAnsi="Times New Roman" w:cs="宋体"/>
-                <w:sz w:val="21"/>
-              </w:rPr>
-              <w:t>看板制作），掌握数据清洗、异常筛查、可视化与业务痛点分析；</w:t>
-            </w:r>
-            <w:r>
-              <w:rPr>
-                <w:rFonts w:ascii="Times New Roman" w:eastAsia="宋体" w:hAnsi="Times New Roman" w:cs="宋体" w:hint="default"/>
-                <w:sz w:val="21"/>
-              </w:rPr>
-              <w:t>SQL</w:t>
-            </w:r>
-            <w:r>
-              <w:rPr>
-                <w:rFonts w:ascii="Times New Roman" w:eastAsia="宋体" w:hAnsi="Times New Roman" w:cs="宋体"/>
-                <w:sz w:val="21"/>
-              </w:rPr>
-              <w:t>（课程使用，了解）</w:t>
+                <w:b/>
+                <w:bCs/>
+                <w:sz w:val="21"/>
+              </w:rPr>
+            </w:pPr>
+            <w:r>
+              <w:rPr>
+                <w:rFonts w:ascii="Times New Roman" w:eastAsia="宋体" w:hAnsi="Times New Roman" w:cs="宋体"/>
+                <w:b/>
+                <w:bCs/>
+                <w:sz w:val="21"/>
+              </w:rPr>
+              <w:t xml:space="preserve">通用能力：</w:t>
+            </w:r>
+            <w:r>
+              <w:rPr>
+                <w:rFonts w:ascii="Times New Roman" w:eastAsia="宋体" w:hAnsi="Times New Roman" w:cs="宋体"/>
+                <w:sz w:val="21"/>
+              </w:rPr>
+              <w:t xml:space="preserve">流程梳理与标准化、库存与效期管理、跨部门沟通对接、电子台账搭建与文档归档、数据驱动的问题分析与改进建议输出</w:t>
             </w:r>
           </w:p>
         </w:tc>
@@ -3153,6 +3433,7 @@
           <w:vanish/>
           <w:sz w:val="21"/>
         </w:rPr>
+        <w:spacing w:line="290" w:lineRule="atLeast" w:before="0" w:after="0"/>
       </w:pPr>
     </w:p>
     <w:sectPr>

--- a/02_定制简历库/通用简历/文雪_山东大学_运营管理方向.docx
+++ b/02_定制简历库/通用简历/文雪_山东大学_运营管理方向.docx
@@ -5,18 +5,17 @@
   <w:body>
     <w:p>
       <w:pPr>
+        <w:spacing w:line="290" w:lineRule="atLeast"/>
         <w:rPr>
           <w:rFonts w:hint="default"/>
           <w:vanish/>
         </w:rPr>
-        <w:spacing w:line="290" w:lineRule="atLeast" w:before="0" w:after="0"/>
       </w:pPr>
     </w:p>
     <w:tbl>
       <w:tblPr>
         <w:tblW w:w="0" w:type="auto"/>
         <w:jc w:val="center"/>
-        <w:tblInd w:w="0" w:type="dxa"/>
         <w:tblLayout w:type="fixed"/>
         <w:tblCellMar>
           <w:left w:w="0" w:type="dxa"/>
@@ -52,7 +51,7 @@
           </w:tcPr>
           <w:p>
             <w:pPr>
-              <w:spacing w:line="290" w:lineRule="atLeast" w:before="0" w:after="0"/>
+              <w:spacing w:line="290" w:lineRule="atLeast"/>
               <w:rPr>
                 <w:rFonts w:ascii="宋体" w:eastAsia="宋体" w:hAnsi="宋体"/>
                 <w:b/>
@@ -89,14 +88,15 @@
           </w:tcPr>
           <w:p>
             <w:pPr>
+              <w:spacing w:line="290" w:lineRule="atLeast"/>
               <w:jc w:val="center"/>
               <w:rPr>
                 <w:rFonts w:hint="default"/>
               </w:rPr>
-              <w:spacing w:line="290" w:lineRule="atLeast" w:before="0" w:after="0"/>
-            </w:pPr>
-            <w:r>
-              <w:rPr>
+            </w:pPr>
+            <w:r>
+              <w:rPr>
+                <w:rFonts w:hint="default"/>
                 <w:noProof/>
               </w:rPr>
               <w:pict w14:anchorId="7207AFA7">
@@ -119,7 +119,7 @@
                   <v:path o:extrusionok="f" gradientshapeok="t" o:connecttype="rect"/>
                   <o:lock v:ext="edit" aspectratio="t"/>
                 </v:shapetype>
-                <v:shape id="_x0000_s2052" type="#_x0000_t75" style="position:absolute;left:0;text-align:left;margin-left:-3.1pt;margin-top:-3.1pt;width:58.05pt;height:81.95pt;z-index:251657728;mso-position-horizontal-relative:text;mso-position-vertical-relative:text">
+                <v:shape id="_x0000_s2052" type="#_x0000_t75" style="position:absolute;left:0;text-align:left;margin-left:-3.1pt;margin-top:-3.1pt;width:58.05pt;height:81.95pt;z-index:1;mso-position-horizontal-relative:text;mso-position-vertical-relative:text">
                   <v:imagedata r:id="rId7" o:title="微信图片_20260311210753_173_4"/>
                 </v:shape>
               </w:pict>
@@ -151,9 +151,9 @@
           </w:tcPr>
           <w:p>
             <w:pPr>
-              <w:spacing w:line="290" w:lineRule="atLeast" w:before="0" w:after="0"/>
-              <w:rPr>
-                <w:rFonts w:eastAsia="等线"/>
+              <w:spacing w:line="290" w:lineRule="atLeast"/>
+              <w:rPr>
+                <w:rFonts w:eastAsia="等线" w:hint="default"/>
                 <w:sz w:val="21"/>
               </w:rPr>
             </w:pPr>
@@ -233,10 +233,11 @@
           </w:tcPr>
           <w:p>
             <w:pPr>
-              <w:rPr>
-                <w:sz w:val="21"/>
-              </w:rPr>
-              <w:spacing w:line="290" w:lineRule="atLeast" w:before="0" w:after="0"/>
+              <w:spacing w:line="290" w:lineRule="atLeast"/>
+              <w:rPr>
+                <w:rFonts w:hint="default"/>
+                <w:sz w:val="21"/>
+              </w:rPr>
             </w:pPr>
           </w:p>
         </w:tc>
@@ -265,8 +266,9 @@
           </w:tcPr>
           <w:p>
             <w:pPr>
-              <w:spacing w:line="290" w:lineRule="atLeast" w:before="0" w:after="0"/>
-              <w:rPr>
+              <w:spacing w:line="290" w:lineRule="atLeast"/>
+              <w:rPr>
+                <w:rFonts w:hint="default"/>
                 <w:b/>
                 <w:bCs/>
                 <w:sz w:val="21"/>
@@ -279,7 +281,7 @@
                 <w:bCs/>
                 <w:sz w:val="21"/>
               </w:rPr>
-              <w:t xml:space="preserve">求职意向：</w:t>
+              <w:t>求职意向：</w:t>
             </w:r>
             <w:r>
               <w:rPr>
@@ -295,35 +297,35 @@
                 <w:rFonts w:ascii="Times New Roman" w:eastAsia="宋体" w:hAnsi="Times New Roman" w:cs="宋体"/>
                 <w:sz w:val="21"/>
               </w:rPr>
-              <w:t xml:space="preserve">运营管理</w:t>
-            </w:r>
-            <w:r>
-              <w:rPr>
-                <w:rFonts w:eastAsia="宋体" w:ascii="Times New Roman" w:hAnsi="Times New Roman"/>
-                <w:sz w:val="21"/>
-              </w:rPr>
-              <w:t xml:space="preserve">/</w:t>
-            </w:r>
-            <w:r>
-              <w:rPr>
-                <w:rFonts w:ascii="Times New Roman" w:eastAsia="宋体" w:hAnsi="Times New Roman" w:cs="宋体"/>
-                <w:sz w:val="21"/>
-              </w:rPr>
-              <w:t xml:space="preserve">供应链运营</w:t>
-            </w:r>
-            <w:r>
-              <w:rPr>
-                <w:rFonts w:eastAsia="宋体" w:ascii="Times New Roman" w:hAnsi="Times New Roman"/>
-                <w:sz w:val="21"/>
-              </w:rPr>
-              <w:t xml:space="preserve">/</w:t>
-            </w:r>
-            <w:r>
-              <w:rPr>
-                <w:rFonts w:ascii="Times New Roman" w:eastAsia="宋体" w:hAnsi="Times New Roman" w:cs="宋体"/>
-                <w:sz w:val="21"/>
-              </w:rPr>
-              <w:t xml:space="preserve">库存管理</w:t>
+              <w:t>运营管理</w:t>
+            </w:r>
+            <w:r>
+              <w:rPr>
+                <w:rFonts w:ascii="Times New Roman" w:eastAsia="宋体" w:hAnsi="Times New Roman"/>
+                <w:sz w:val="21"/>
+              </w:rPr>
+              <w:t>/</w:t>
+            </w:r>
+            <w:r>
+              <w:rPr>
+                <w:rFonts w:ascii="Times New Roman" w:eastAsia="宋体" w:hAnsi="Times New Roman" w:cs="宋体"/>
+                <w:sz w:val="21"/>
+              </w:rPr>
+              <w:t>供应链运营</w:t>
+            </w:r>
+            <w:r>
+              <w:rPr>
+                <w:rFonts w:ascii="Times New Roman" w:eastAsia="宋体" w:hAnsi="Times New Roman"/>
+                <w:sz w:val="21"/>
+              </w:rPr>
+              <w:t>/</w:t>
+            </w:r>
+            <w:r>
+              <w:rPr>
+                <w:rFonts w:ascii="Times New Roman" w:eastAsia="宋体" w:hAnsi="Times New Roman" w:cs="宋体"/>
+                <w:sz w:val="21"/>
+              </w:rPr>
+              <w:t>库存管理</w:t>
             </w:r>
           </w:p>
         </w:tc>
@@ -334,10 +336,11 @@
           </w:tcPr>
           <w:p>
             <w:pPr>
-              <w:rPr>
-                <w:sz w:val="21"/>
-              </w:rPr>
-              <w:spacing w:line="290" w:lineRule="atLeast" w:before="0" w:after="0"/>
+              <w:spacing w:line="290" w:lineRule="atLeast"/>
+              <w:rPr>
+                <w:rFonts w:hint="default"/>
+                <w:sz w:val="21"/>
+              </w:rPr>
             </w:pPr>
           </w:p>
         </w:tc>
@@ -366,8 +369,9 @@
           </w:tcPr>
           <w:p>
             <w:pPr>
-              <w:spacing w:line="290" w:lineRule="atLeast" w:before="0" w:after="0"/>
-              <w:rPr>
+              <w:spacing w:line="290" w:lineRule="atLeast"/>
+              <w:rPr>
+                <w:rFonts w:hint="default"/>
                 <w:b/>
                 <w:bCs/>
                 <w:sz w:val="21"/>
@@ -380,140 +384,140 @@
                 <w:bCs/>
                 <w:sz w:val="21"/>
               </w:rPr>
-              <w:t xml:space="preserve">个人优势：</w:t>
-            </w:r>
-            <w:r>
-              <w:rPr>
-                <w:rFonts w:ascii="Times New Roman" w:eastAsia="宋体" w:hAnsi="Times New Roman" w:cs="宋体"/>
-                <w:sz w:val="21"/>
-              </w:rPr>
-              <w:t xml:space="preserve">运营优化：独立完成社区团购末端网络优化项目，设计弹性布局方案，测算运营成本降低</w:t>
-            </w:r>
-            <w:r>
-              <w:rPr>
-                <w:rFonts w:eastAsia="宋体" w:ascii="Times New Roman" w:hAnsi="Times New Roman"/>
-                <w:sz w:val="21"/>
-              </w:rPr>
-              <w:t xml:space="preserve">18.7%</w:t>
-            </w:r>
-            <w:r>
-              <w:rPr>
-                <w:rFonts w:ascii="Times New Roman" w:eastAsia="宋体" w:hAnsi="Times New Roman" w:cs="宋体"/>
-                <w:sz w:val="21"/>
-              </w:rPr>
-              <w:t xml:space="preserve">、配送效率提升</w:t>
-            </w:r>
-            <w:r>
-              <w:rPr>
-                <w:rFonts w:eastAsia="宋体" w:ascii="Times New Roman" w:hAnsi="Times New Roman"/>
-                <w:sz w:val="21"/>
-              </w:rPr>
-              <w:t xml:space="preserve">22.3%;</w:t>
-            </w:r>
-            <w:r>
-              <w:rPr>
-                <w:rFonts w:ascii="Times New Roman" w:eastAsia="宋体" w:hAnsi="Times New Roman" w:cs="宋体"/>
-                <w:sz w:val="21"/>
-              </w:rPr>
-              <w:t xml:space="preserve">数据驱动：掌握</w:t>
-            </w:r>
-            <w:r>
-              <w:rPr>
-                <w:rFonts w:eastAsia="宋体" w:ascii="Times New Roman" w:hAnsi="Times New Roman"/>
-                <w:sz w:val="21"/>
-              </w:rPr>
-              <w:t xml:space="preserve">Python/R/SPSS</w:t>
-            </w:r>
-            <w:r>
-              <w:rPr>
-                <w:rFonts w:ascii="Times New Roman" w:eastAsia="宋体" w:hAnsi="Times New Roman" w:cs="宋体"/>
-                <w:sz w:val="21"/>
-              </w:rPr>
-              <w:t xml:space="preserve">，累计处理</w:t>
-            </w:r>
-            <w:r>
-              <w:rPr>
-                <w:rFonts w:eastAsia="宋体" w:ascii="Times New Roman" w:hAnsi="Times New Roman"/>
-                <w:sz w:val="21"/>
-              </w:rPr>
-              <w:t xml:space="preserve">4.5</w:t>
-            </w:r>
-            <w:r>
-              <w:rPr>
-                <w:rFonts w:ascii="Times New Roman" w:eastAsia="宋体" w:hAnsi="Times New Roman" w:cs="宋体"/>
-                <w:sz w:val="21"/>
-              </w:rPr>
-              <w:t xml:space="preserve">万</w:t>
-            </w:r>
-            <w:r>
-              <w:rPr>
-                <w:rFonts w:eastAsia="宋体" w:ascii="Times New Roman" w:hAnsi="Times New Roman"/>
-                <w:sz w:val="21"/>
-              </w:rPr>
-              <w:t xml:space="preserve">+</w:t>
-            </w:r>
-            <w:r>
-              <w:rPr>
-                <w:rFonts w:ascii="Times New Roman" w:eastAsia="宋体" w:hAnsi="Times New Roman" w:cs="宋体"/>
-                <w:sz w:val="21"/>
-              </w:rPr>
-              <w:t xml:space="preserve">条业务数据，能通过数据分析识别运营痛点并输出改进建议</w:t>
-            </w:r>
-            <w:r>
-              <w:rPr>
-                <w:rFonts w:eastAsia="宋体" w:ascii="Times New Roman" w:hAnsi="Times New Roman"/>
-                <w:sz w:val="21"/>
-              </w:rPr>
-              <w:t xml:space="preserve">;</w:t>
-            </w:r>
-            <w:r>
-              <w:rPr>
-                <w:rFonts w:ascii="Times New Roman" w:eastAsia="宋体" w:hAnsi="Times New Roman" w:cs="宋体"/>
-                <w:sz w:val="21"/>
-              </w:rPr>
-              <w:t xml:space="preserve">库存与流程：用友</w:t>
-            </w:r>
-            <w:r>
-              <w:rPr>
-                <w:rFonts w:eastAsia="宋体" w:ascii="Times New Roman" w:hAnsi="Times New Roman"/>
-                <w:sz w:val="21"/>
-              </w:rPr>
-              <w:t xml:space="preserve">U8+ERP</w:t>
-            </w:r>
-            <w:r>
-              <w:rPr>
-                <w:rFonts w:ascii="Times New Roman" w:eastAsia="宋体" w:hAnsi="Times New Roman" w:cs="宋体"/>
-                <w:sz w:val="21"/>
-              </w:rPr>
-              <w:t xml:space="preserve">库存</w:t>
-            </w:r>
-            <w:r>
-              <w:rPr>
-                <w:rFonts w:eastAsia="宋体" w:ascii="Times New Roman" w:hAnsi="Times New Roman"/>
-                <w:sz w:val="21"/>
-              </w:rPr>
-              <w:t xml:space="preserve">/</w:t>
-            </w:r>
-            <w:r>
-              <w:rPr>
-                <w:rFonts w:ascii="Times New Roman" w:eastAsia="宋体" w:hAnsi="Times New Roman" w:cs="宋体"/>
-                <w:sz w:val="21"/>
-              </w:rPr>
-              <w:t xml:space="preserve">采购全流程操作，瑞幸门店原辅料盘点与效期管理经验，</w:t>
-            </w:r>
-            <w:r>
-              <w:rPr>
-                <w:rFonts w:eastAsia="宋体" w:ascii="Times New Roman" w:hAnsi="Times New Roman"/>
-                <w:sz w:val="21"/>
-              </w:rPr>
-              <w:t xml:space="preserve">3</w:t>
-            </w:r>
-            <w:r>
-              <w:rPr>
-                <w:rFonts w:ascii="Times New Roman" w:eastAsia="宋体" w:hAnsi="Times New Roman" w:cs="宋体"/>
-                <w:sz w:val="21"/>
-              </w:rPr>
-              <w:t xml:space="preserve">个月项目助理流程标准化经验</w:t>
+              <w:t>个人优势：</w:t>
+            </w:r>
+            <w:r>
+              <w:rPr>
+                <w:rFonts w:ascii="Times New Roman" w:eastAsia="宋体" w:hAnsi="Times New Roman" w:cs="宋体"/>
+                <w:sz w:val="21"/>
+              </w:rPr>
+              <w:t>运营优化：独立完成社区团购末端网络优化项目，设计弹性布局方案，测算运营成本降低</w:t>
+            </w:r>
+            <w:r>
+              <w:rPr>
+                <w:rFonts w:ascii="Times New Roman" w:eastAsia="宋体" w:hAnsi="Times New Roman"/>
+                <w:sz w:val="21"/>
+              </w:rPr>
+              <w:t>18.7%</w:t>
+            </w:r>
+            <w:r>
+              <w:rPr>
+                <w:rFonts w:ascii="Times New Roman" w:eastAsia="宋体" w:hAnsi="Times New Roman" w:cs="宋体"/>
+                <w:sz w:val="21"/>
+              </w:rPr>
+              <w:t>、配送效率提升</w:t>
+            </w:r>
+            <w:r>
+              <w:rPr>
+                <w:rFonts w:ascii="Times New Roman" w:eastAsia="宋体" w:hAnsi="Times New Roman"/>
+                <w:sz w:val="21"/>
+              </w:rPr>
+              <w:t>22.3%;</w:t>
+            </w:r>
+            <w:r>
+              <w:rPr>
+                <w:rFonts w:ascii="Times New Roman" w:eastAsia="宋体" w:hAnsi="Times New Roman" w:cs="宋体"/>
+                <w:sz w:val="21"/>
+              </w:rPr>
+              <w:t>数据驱动：掌握</w:t>
+            </w:r>
+            <w:r>
+              <w:rPr>
+                <w:rFonts w:ascii="Times New Roman" w:eastAsia="宋体" w:hAnsi="Times New Roman"/>
+                <w:sz w:val="21"/>
+              </w:rPr>
+              <w:t>Python/R/SPSS</w:t>
+            </w:r>
+            <w:r>
+              <w:rPr>
+                <w:rFonts w:ascii="Times New Roman" w:eastAsia="宋体" w:hAnsi="Times New Roman" w:cs="宋体"/>
+                <w:sz w:val="21"/>
+              </w:rPr>
+              <w:t>，累计处理</w:t>
+            </w:r>
+            <w:r>
+              <w:rPr>
+                <w:rFonts w:ascii="Times New Roman" w:eastAsia="宋体" w:hAnsi="Times New Roman"/>
+                <w:sz w:val="21"/>
+              </w:rPr>
+              <w:t>4.5</w:t>
+            </w:r>
+            <w:r>
+              <w:rPr>
+                <w:rFonts w:ascii="Times New Roman" w:eastAsia="宋体" w:hAnsi="Times New Roman" w:cs="宋体"/>
+                <w:sz w:val="21"/>
+              </w:rPr>
+              <w:t>万</w:t>
+            </w:r>
+            <w:r>
+              <w:rPr>
+                <w:rFonts w:ascii="Times New Roman" w:eastAsia="宋体" w:hAnsi="Times New Roman"/>
+                <w:sz w:val="21"/>
+              </w:rPr>
+              <w:t>+</w:t>
+            </w:r>
+            <w:r>
+              <w:rPr>
+                <w:rFonts w:ascii="Times New Roman" w:eastAsia="宋体" w:hAnsi="Times New Roman" w:cs="宋体"/>
+                <w:sz w:val="21"/>
+              </w:rPr>
+              <w:t>条业务数据，能通过数据分析识别运营痛点并输出改进建议</w:t>
+            </w:r>
+            <w:r>
+              <w:rPr>
+                <w:rFonts w:ascii="Times New Roman" w:eastAsia="宋体" w:hAnsi="Times New Roman"/>
+                <w:sz w:val="21"/>
+              </w:rPr>
+              <w:t>;</w:t>
+            </w:r>
+            <w:r>
+              <w:rPr>
+                <w:rFonts w:ascii="Times New Roman" w:eastAsia="宋体" w:hAnsi="Times New Roman" w:cs="宋体"/>
+                <w:sz w:val="21"/>
+              </w:rPr>
+              <w:t>库存与流程：用友</w:t>
+            </w:r>
+            <w:r>
+              <w:rPr>
+                <w:rFonts w:ascii="Times New Roman" w:eastAsia="宋体" w:hAnsi="Times New Roman"/>
+                <w:sz w:val="21"/>
+              </w:rPr>
+              <w:t>U8+ERP</w:t>
+            </w:r>
+            <w:r>
+              <w:rPr>
+                <w:rFonts w:ascii="Times New Roman" w:eastAsia="宋体" w:hAnsi="Times New Roman" w:cs="宋体"/>
+                <w:sz w:val="21"/>
+              </w:rPr>
+              <w:t>库存</w:t>
+            </w:r>
+            <w:r>
+              <w:rPr>
+                <w:rFonts w:ascii="Times New Roman" w:eastAsia="宋体" w:hAnsi="Times New Roman"/>
+                <w:sz w:val="21"/>
+              </w:rPr>
+              <w:t>/</w:t>
+            </w:r>
+            <w:r>
+              <w:rPr>
+                <w:rFonts w:ascii="Times New Roman" w:eastAsia="宋体" w:hAnsi="Times New Roman" w:cs="宋体"/>
+                <w:sz w:val="21"/>
+              </w:rPr>
+              <w:t>采购全流程操作，瑞幸门店原辅料盘点与效期管理经验，</w:t>
+            </w:r>
+            <w:r>
+              <w:rPr>
+                <w:rFonts w:ascii="Times New Roman" w:eastAsia="宋体" w:hAnsi="Times New Roman"/>
+                <w:sz w:val="21"/>
+              </w:rPr>
+              <w:t>3</w:t>
+            </w:r>
+            <w:r>
+              <w:rPr>
+                <w:rFonts w:ascii="Times New Roman" w:eastAsia="宋体" w:hAnsi="Times New Roman" w:cs="宋体"/>
+                <w:sz w:val="21"/>
+              </w:rPr>
+              <w:t>个月项目助理流程标准化经验</w:t>
             </w:r>
           </w:p>
         </w:tc>
@@ -521,18 +525,18 @@
     </w:tbl>
     <w:p>
       <w:pPr>
+        <w:spacing w:line="290" w:lineRule="atLeast"/>
         <w:rPr>
+          <w:rFonts w:hint="default"/>
           <w:vanish/>
           <w:sz w:val="2"/>
         </w:rPr>
-        <w:spacing w:line="290" w:lineRule="atLeast" w:before="0" w:after="0"/>
       </w:pPr>
     </w:p>
     <w:tbl>
       <w:tblPr>
         <w:tblW w:w="0" w:type="auto"/>
         <w:jc w:val="center"/>
-        <w:tblInd w:w="0" w:type="dxa"/>
         <w:tblLayout w:type="fixed"/>
         <w:tblCellMar>
           <w:left w:w="0" w:type="dxa"/>
@@ -567,7 +571,10 @@
           </w:tcPr>
           <w:p>
             <w:pPr>
-              <w:spacing w:line="290" w:lineRule="atLeast" w:before="0" w:after="0"/>
+              <w:spacing w:line="290" w:lineRule="atLeast"/>
+              <w:rPr>
+                <w:rFonts w:hint="default"/>
+              </w:rPr>
             </w:pPr>
             <w:r>
               <w:rPr>
@@ -604,7 +611,6 @@
             <w:tblPr>
               <w:tblpPr w:leftFromText="180" w:rightFromText="180" w:vertAnchor="page" w:horzAnchor="margin" w:tblpY="1"/>
               <w:tblW w:w="10915" w:type="dxa"/>
-              <w:tblInd w:w="0" w:type="dxa"/>
               <w:tblLayout w:type="fixed"/>
               <w:tblCellMar>
                 <w:left w:w="0" w:type="dxa"/>
@@ -638,9 +644,10 @@
                 </w:tcPr>
                 <w:p>
                   <w:pPr>
-                    <w:spacing w:line="290" w:lineRule="atLeast" w:before="0" w:after="0"/>
+                    <w:spacing w:line="290" w:lineRule="atLeast"/>
                     <w:jc w:val="center"/>
                     <w:rPr>
+                      <w:rFonts w:hint="default"/>
                       <w:sz w:val="21"/>
                     </w:rPr>
                   </w:pPr>
@@ -665,8 +672,9 @@
                 </w:tcPr>
                 <w:p>
                   <w:pPr>
-                    <w:spacing w:line="290" w:lineRule="atLeast" w:before="0" w:after="0"/>
+                    <w:spacing w:line="290" w:lineRule="atLeast"/>
                     <w:rPr>
+                      <w:rFonts w:hint="default"/>
                       <w:b/>
                       <w:bCs/>
                       <w:sz w:val="21"/>
@@ -702,8 +710,9 @@
                 </w:tcPr>
                 <w:p>
                   <w:pPr>
-                    <w:spacing w:line="290" w:lineRule="atLeast" w:before="0" w:after="0"/>
+                    <w:spacing w:line="290" w:lineRule="atLeast"/>
                     <w:rPr>
+                      <w:rFonts w:hint="default"/>
                       <w:b/>
                       <w:bCs/>
                       <w:sz w:val="21"/>
@@ -777,7 +786,7 @@
                 </w:tcPr>
                 <w:p>
                   <w:pPr>
-                    <w:spacing w:line="290" w:lineRule="atLeast" w:before="0" w:after="0"/>
+                    <w:spacing w:line="290" w:lineRule="atLeast"/>
                     <w:rPr>
                       <w:rFonts w:ascii="Times New Roman" w:eastAsia="等线" w:hAnsi="Times New Roman" w:hint="default"/>
                       <w:b/>
@@ -800,8 +809,9 @@
           </w:tbl>
           <w:p>
             <w:pPr>
-              <w:spacing w:line="290" w:lineRule="atLeast" w:before="0" w:after="0"/>
-              <w:rPr>
+              <w:spacing w:line="290" w:lineRule="atLeast"/>
+              <w:rPr>
+                <w:rFonts w:hint="default"/>
                 <w:b/>
                 <w:bCs/>
               </w:rPr>
@@ -812,26 +822,27 @@
     </w:tbl>
     <w:p>
       <w:pPr>
+        <w:spacing w:line="290" w:lineRule="atLeast"/>
         <w:rPr>
+          <w:rFonts w:hint="default"/>
           <w:vanish/>
         </w:rPr>
-        <w:spacing w:line="290" w:lineRule="atLeast" w:before="0" w:after="0"/>
       </w:pPr>
     </w:p>
     <w:p>
       <w:pPr>
+        <w:spacing w:line="290" w:lineRule="atLeast"/>
         <w:rPr>
+          <w:rFonts w:hint="default"/>
           <w:vanish/>
           <w:sz w:val="21"/>
         </w:rPr>
-        <w:spacing w:line="290" w:lineRule="atLeast" w:before="0" w:after="0"/>
       </w:pPr>
     </w:p>
     <w:tbl>
       <w:tblPr>
         <w:tblW w:w="0" w:type="auto"/>
         <w:jc w:val="center"/>
-        <w:tblInd w:w="0" w:type="dxa"/>
         <w:tblLayout w:type="fixed"/>
         <w:tblCellMar>
           <w:left w:w="0" w:type="dxa"/>
@@ -866,8 +877,9 @@
           </w:tcPr>
           <w:p>
             <w:pPr>
-              <w:spacing w:line="290" w:lineRule="atLeast" w:before="0" w:after="0"/>
-              <w:rPr>
+              <w:spacing w:line="290" w:lineRule="atLeast"/>
+              <w:rPr>
+                <w:rFonts w:hint="default"/>
                 <w:sz w:val="21"/>
               </w:rPr>
             </w:pPr>
@@ -896,9 +908,10 @@
                 <w:ilvl w:val="0"/>
                 <w:numId w:val="2"/>
               </w:numPr>
-              <w:spacing w:line="290" w:lineRule="atLeast" w:before="0" w:after="0"/>
+              <w:spacing w:line="290" w:lineRule="atLeast"/>
               <w:ind w:left="442" w:hanging="442"/>
               <w:rPr>
+                <w:rFonts w:hint="default"/>
                 <w:sz w:val="21"/>
               </w:rPr>
             </w:pPr>
@@ -909,28 +922,28 @@
                 <w:bCs/>
                 <w:sz w:val="21"/>
               </w:rPr>
-              <w:t xml:space="preserve">核心课程：</w:t>
-            </w:r>
-            <w:r>
-              <w:rPr>
-                <w:rFonts w:ascii="Times New Roman" w:eastAsia="宋体" w:hAnsi="Times New Roman" w:cs="宋体"/>
-                <w:sz w:val="21"/>
-              </w:rPr>
-              <w:t xml:space="preserve">供应链建模与仿真、</w:t>
-            </w:r>
-            <w:r>
-              <w:rPr>
-                <w:rFonts w:eastAsia="宋体" w:ascii="Times New Roman" w:hAnsi="Times New Roman"/>
-                <w:sz w:val="21"/>
-              </w:rPr>
-              <w:t xml:space="preserve">ERP</w:t>
-            </w:r>
-            <w:r>
-              <w:rPr>
-                <w:rFonts w:ascii="Times New Roman" w:eastAsia="宋体" w:hAnsi="Times New Roman" w:cs="宋体"/>
-                <w:sz w:val="21"/>
-              </w:rPr>
-              <w:t xml:space="preserve">供应链管理综合实验、采购管理、物流管理、供应链成本与绩效管理、统计学</w:t>
+              <w:t>核心课程：</w:t>
+            </w:r>
+            <w:r>
+              <w:rPr>
+                <w:rFonts w:ascii="Times New Roman" w:eastAsia="宋体" w:hAnsi="Times New Roman" w:cs="宋体"/>
+                <w:sz w:val="21"/>
+              </w:rPr>
+              <w:t>供应链建模与仿真、</w:t>
+            </w:r>
+            <w:r>
+              <w:rPr>
+                <w:rFonts w:ascii="Times New Roman" w:eastAsia="宋体" w:hAnsi="Times New Roman"/>
+                <w:sz w:val="21"/>
+              </w:rPr>
+              <w:t>ERP</w:t>
+            </w:r>
+            <w:r>
+              <w:rPr>
+                <w:rFonts w:ascii="Times New Roman" w:eastAsia="宋体" w:hAnsi="Times New Roman" w:cs="宋体"/>
+                <w:sz w:val="21"/>
+              </w:rPr>
+              <w:t>供应链管理综合实验、采购管理、物流管理、供应链成本与绩效管理、统计学</w:t>
             </w:r>
           </w:p>
         </w:tc>
@@ -958,8 +971,9 @@
           </w:tcPr>
           <w:p>
             <w:pPr>
-              <w:spacing w:line="290" w:lineRule="atLeast" w:before="0" w:after="0"/>
-              <w:rPr>
+              <w:spacing w:line="290" w:lineRule="atLeast"/>
+              <w:rPr>
+                <w:rFonts w:hint="default"/>
                 <w:sz w:val="21"/>
               </w:rPr>
             </w:pPr>
@@ -988,8 +1002,9 @@
                 <w:ilvl w:val="0"/>
                 <w:numId w:val="2"/>
               </w:numPr>
-              <w:spacing w:line="290" w:lineRule="atLeast" w:before="0" w:after="0"/>
-              <w:rPr>
+              <w:spacing w:line="290" w:lineRule="atLeast"/>
+              <w:rPr>
+                <w:rFonts w:hint="default"/>
                 <w:sz w:val="21"/>
               </w:rPr>
             </w:pPr>
@@ -1000,42 +1015,42 @@
                 <w:bCs/>
                 <w:sz w:val="21"/>
               </w:rPr>
-              <w:t xml:space="preserve">荣誉奖励：</w:t>
-            </w:r>
-            <w:r>
-              <w:rPr>
-                <w:rFonts w:ascii="Times New Roman" w:eastAsia="宋体" w:hAnsi="Times New Roman" w:cs="宋体"/>
-                <w:sz w:val="21"/>
-              </w:rPr>
-              <w:t xml:space="preserve">山东大学</w:t>
-            </w:r>
-            <w:r>
-              <w:rPr>
-                <w:rFonts w:eastAsia="宋体" w:ascii="Times New Roman" w:hAnsi="Times New Roman"/>
-                <w:sz w:val="21"/>
-              </w:rPr>
-              <w:t xml:space="preserve">2024</w:t>
-            </w:r>
-            <w:r>
-              <w:rPr>
-                <w:rFonts w:ascii="Times New Roman" w:eastAsia="宋体" w:hAnsi="Times New Roman" w:cs="宋体"/>
-                <w:sz w:val="21"/>
-              </w:rPr>
-              <w:t xml:space="preserve">—</w:t>
-            </w:r>
-            <w:r>
-              <w:rPr>
-                <w:rFonts w:eastAsia="宋体" w:ascii="Times New Roman" w:hAnsi="Times New Roman"/>
-                <w:sz w:val="21"/>
-              </w:rPr>
-              <w:t xml:space="preserve">2025</w:t>
-            </w:r>
-            <w:r>
-              <w:rPr>
-                <w:rFonts w:ascii="Times New Roman" w:eastAsia="宋体" w:hAnsi="Times New Roman" w:cs="宋体"/>
-                <w:sz w:val="21"/>
-              </w:rPr>
-              <w:t xml:space="preserve">年暑期社会实践专项优秀等级</w:t>
+              <w:t>荣誉奖励：</w:t>
+            </w:r>
+            <w:r>
+              <w:rPr>
+                <w:rFonts w:ascii="Times New Roman" w:eastAsia="宋体" w:hAnsi="Times New Roman" w:cs="宋体"/>
+                <w:sz w:val="21"/>
+              </w:rPr>
+              <w:t>山东大学</w:t>
+            </w:r>
+            <w:r>
+              <w:rPr>
+                <w:rFonts w:ascii="Times New Roman" w:eastAsia="宋体" w:hAnsi="Times New Roman"/>
+                <w:sz w:val="21"/>
+              </w:rPr>
+              <w:t>2024</w:t>
+            </w:r>
+            <w:r>
+              <w:rPr>
+                <w:rFonts w:ascii="Times New Roman" w:eastAsia="宋体" w:hAnsi="Times New Roman" w:cs="宋体"/>
+                <w:sz w:val="21"/>
+              </w:rPr>
+              <w:t>—</w:t>
+            </w:r>
+            <w:r>
+              <w:rPr>
+                <w:rFonts w:ascii="Times New Roman" w:eastAsia="宋体" w:hAnsi="Times New Roman"/>
+                <w:sz w:val="21"/>
+              </w:rPr>
+              <w:t>2025</w:t>
+            </w:r>
+            <w:r>
+              <w:rPr>
+                <w:rFonts w:ascii="Times New Roman" w:eastAsia="宋体" w:hAnsi="Times New Roman" w:cs="宋体"/>
+                <w:sz w:val="21"/>
+              </w:rPr>
+              <w:t>年暑期社会实践专项优秀等级</w:t>
             </w:r>
           </w:p>
         </w:tc>
@@ -1043,62 +1058,67 @@
     </w:tbl>
     <w:p>
       <w:pPr>
+        <w:spacing w:line="290" w:lineRule="atLeast"/>
         <w:rPr>
+          <w:rFonts w:hint="default"/>
           <w:vanish/>
           <w:sz w:val="21"/>
         </w:rPr>
-        <w:spacing w:line="290" w:lineRule="atLeast" w:before="0" w:after="0"/>
       </w:pPr>
     </w:p>
     <w:p>
       <w:pPr>
+        <w:spacing w:line="290" w:lineRule="atLeast"/>
         <w:rPr>
+          <w:rFonts w:hint="default"/>
           <w:vanish/>
           <w:sz w:val="2"/>
         </w:rPr>
-        <w:spacing w:line="290" w:lineRule="atLeast" w:before="0" w:after="0"/>
       </w:pPr>
     </w:p>
     <w:p>
       <w:pPr>
+        <w:spacing w:line="290" w:lineRule="atLeast"/>
         <w:rPr>
+          <w:rFonts w:hint="default"/>
           <w:vanish/>
         </w:rPr>
-        <w:spacing w:line="290" w:lineRule="atLeast" w:before="0" w:after="0"/>
       </w:pPr>
     </w:p>
     <w:p>
       <w:pPr>
+        <w:spacing w:line="290" w:lineRule="atLeast"/>
         <w:rPr>
+          <w:rFonts w:hint="default"/>
           <w:vanish/>
           <w:sz w:val="21"/>
         </w:rPr>
-        <w:spacing w:line="290" w:lineRule="atLeast" w:before="0" w:after="0"/>
       </w:pPr>
     </w:p>
     <w:p>
       <w:pPr>
+        <w:spacing w:line="290" w:lineRule="atLeast"/>
         <w:rPr>
+          <w:rFonts w:hint="default"/>
           <w:vanish/>
           <w:sz w:val="21"/>
         </w:rPr>
-        <w:spacing w:line="290" w:lineRule="atLeast" w:before="0" w:after="0"/>
       </w:pPr>
     </w:p>
     <w:p>
       <w:pPr>
+        <w:spacing w:line="290" w:lineRule="atLeast"/>
         <w:rPr>
+          <w:rFonts w:hint="default"/>
           <w:vanish/>
           <w:sz w:val="2"/>
         </w:rPr>
-        <w:spacing w:line="290" w:lineRule="atLeast" w:before="0" w:after="0"/>
       </w:pPr>
     </w:p>
     <w:tbl>
       <w:tblPr>
         <w:tblW w:w="0" w:type="auto"/>
         <w:jc w:val="center"/>
-        <w:tblInd w:w="0" w:type="dxa"/>
         <w:tblLayout w:type="fixed"/>
         <w:tblCellMar>
           <w:left w:w="0" w:type="dxa"/>
@@ -1108,26 +1128,22 @@
       </w:tblPr>
       <w:tblGrid>
         <w:gridCol w:w="695"/>
-        <w:gridCol w:w="156"/>
-        <w:gridCol w:w="28"/>
-        <w:gridCol w:w="667"/>
-        <w:gridCol w:w="2835"/>
-        <w:gridCol w:w="2189"/>
-        <w:gridCol w:w="504"/>
-        <w:gridCol w:w="3669"/>
-        <w:gridCol w:w="851"/>
-        <w:gridCol w:w="29"/>
+        <w:gridCol w:w="184"/>
+        <w:gridCol w:w="4416"/>
+        <w:gridCol w:w="2693"/>
+        <w:gridCol w:w="2755"/>
+        <w:gridCol w:w="880"/>
       </w:tblGrid>
       <w:tr>
         <w:trPr>
-          <w:gridBefore w:val="3"/>
+          <w:gridBefore w:val="2"/>
           <w:wBefore w:w="879" w:type="dxa"/>
           <w:jc w:val="center"/>
         </w:trPr>
         <w:tc>
           <w:tcPr>
             <w:tcW w:w="10744" w:type="dxa"/>
-            <w:gridSpan w:val="7"/>
+            <w:gridSpan w:val="4"/>
             <w:tcBorders>
               <w:top w:val="nil"/>
               <w:left w:val="nil"/>
@@ -1145,9 +1161,9 @@
           </w:tcPr>
           <w:p>
             <w:pPr>
-              <w:spacing w:line="290" w:lineRule="atLeast" w:before="0" w:after="0"/>
-              <w:rPr>
-                <w:rFonts w:ascii="Times New Roman" w:hAnsi="Times New Roman"/>
+              <w:spacing w:line="290" w:lineRule="atLeast"/>
+              <w:rPr>
+                <w:rFonts w:ascii="Times New Roman" w:hAnsi="Times New Roman" w:hint="default"/>
                 <w:b/>
                 <w:bCs/>
               </w:rPr>
@@ -1173,7 +1189,7 @@
       </w:tr>
       <w:tr>
         <w:trPr>
-          <w:gridAfter w:val="2"/>
+          <w:gridAfter w:val="1"/>
           <w:wAfter w:w="880" w:type="dxa"/>
           <w:jc w:val="center"/>
         </w:trPr>
@@ -1196,9 +1212,9 @@
           </w:tcPr>
           <w:p>
             <w:pPr>
-              <w:spacing w:line="290" w:lineRule="atLeast" w:before="0" w:after="0"/>
-              <w:rPr>
-                <w:rFonts w:ascii="Times New Roman" w:hAnsi="Times New Roman"/>
+              <w:spacing w:line="290" w:lineRule="atLeast"/>
+              <w:rPr>
+                <w:rFonts w:ascii="Times New Roman" w:hAnsi="Times New Roman" w:hint="default"/>
                 <w:sz w:val="21"/>
               </w:rPr>
             </w:pPr>
@@ -1207,7 +1223,7 @@
         <w:tc>
           <w:tcPr>
             <w:tcW w:w="4600" w:type="dxa"/>
-            <w:gridSpan w:val="4"/>
+            <w:gridSpan w:val="2"/>
             <w:tcBorders>
               <w:top w:val="nil"/>
               <w:left w:val="nil"/>
@@ -1224,9 +1240,9 @@
           </w:tcPr>
           <w:p>
             <w:pPr>
-              <w:spacing w:line="290" w:lineRule="atLeast" w:before="0" w:after="0"/>
-              <w:rPr>
-                <w:rFonts w:ascii="Times New Roman" w:hAnsi="Times New Roman"/>
+              <w:spacing w:line="290" w:lineRule="atLeast"/>
+              <w:rPr>
+                <w:rFonts w:ascii="Times New Roman" w:hAnsi="Times New Roman" w:hint="default"/>
                 <w:sz w:val="21"/>
               </w:rPr>
             </w:pPr>
@@ -1237,14 +1253,13 @@
                 <w:bCs/>
                 <w:sz w:val="21"/>
               </w:rPr>
-              <w:t xml:space="preserve">社区团购自提点布局与配送优化</w:t>
+              <w:t>社区团购自提点布局与配送优化</w:t>
             </w:r>
           </w:p>
         </w:tc>
         <w:tc>
           <w:tcPr>
             <w:tcW w:w="2693" w:type="dxa"/>
-            <w:gridSpan w:val="2"/>
             <w:tcBorders>
               <w:top w:val="nil"/>
               <w:left w:val="nil"/>
@@ -1255,9 +1270,9 @@
           </w:tcPr>
           <w:p>
             <w:pPr>
-              <w:spacing w:line="290" w:lineRule="atLeast" w:before="0" w:after="0"/>
-              <w:rPr>
-                <w:rFonts w:ascii="Times New Roman" w:eastAsia="等线" w:hAnsi="Times New Roman"/>
+              <w:spacing w:line="290" w:lineRule="atLeast"/>
+              <w:rPr>
+                <w:rFonts w:ascii="Times New Roman" w:eastAsia="等线" w:hAnsi="Times New Roman" w:hint="default"/>
                 <w:b/>
                 <w:bCs/>
                 <w:sz w:val="21"/>
@@ -1270,7 +1285,7 @@
                 <w:bCs/>
                 <w:sz w:val="21"/>
               </w:rPr>
-              <w:t xml:space="preserve">项目负责人</w:t>
+              <w:t>项目负责人</w:t>
             </w:r>
           </w:p>
         </w:tc>
@@ -1287,7 +1302,7 @@
           </w:tcPr>
           <w:p>
             <w:pPr>
-              <w:spacing w:line="290" w:lineRule="atLeast" w:before="0" w:after="0"/>
+              <w:spacing w:line="290" w:lineRule="atLeast"/>
               <w:rPr>
                 <w:rFonts w:ascii="Times New Roman" w:eastAsia="等线" w:hAnsi="Times New Roman" w:hint="default"/>
                 <w:b/>
@@ -1302,14 +1317,14 @@
                 <w:bCs/>
                 <w:sz w:val="21"/>
               </w:rPr>
-              <w:t xml:space="preserve">2026.03-2026.06</w:t>
+              <w:t>2026.03-2026.06</w:t>
             </w:r>
           </w:p>
         </w:tc>
       </w:tr>
       <w:tr>
         <w:trPr>
-          <w:gridAfter w:val="2"/>
+          <w:gridAfter w:val="1"/>
           <w:wAfter w:w="880" w:type="dxa"/>
           <w:jc w:val="center"/>
         </w:trPr>
@@ -1332,9 +1347,9 @@
           </w:tcPr>
           <w:p>
             <w:pPr>
-              <w:spacing w:line="290" w:lineRule="atLeast" w:before="0" w:after="0"/>
-              <w:rPr>
-                <w:rFonts w:ascii="Times New Roman" w:hAnsi="Times New Roman"/>
+              <w:spacing w:line="290" w:lineRule="atLeast"/>
+              <w:rPr>
+                <w:rFonts w:ascii="Times New Roman" w:hAnsi="Times New Roman" w:hint="default"/>
                 <w:sz w:val="21"/>
               </w:rPr>
             </w:pPr>
@@ -1343,7 +1358,7 @@
         <w:tc>
           <w:tcPr>
             <w:tcW w:w="10048" w:type="dxa"/>
-            <w:gridSpan w:val="7"/>
+            <w:gridSpan w:val="4"/>
             <w:tcBorders>
               <w:top w:val="nil"/>
               <w:left w:val="nil"/>
@@ -1364,7 +1379,7 @@
                 <w:ilvl w:val="0"/>
                 <w:numId w:val="9"/>
               </w:numPr>
-              <w:spacing w:line="290" w:lineRule="atLeast" w:before="0" w:after="0"/>
+              <w:spacing w:line="290" w:lineRule="atLeast"/>
               <w:rPr>
                 <w:rFonts w:ascii="Times New Roman" w:eastAsia="宋体" w:hAnsi="Times New Roman" w:cs="宋体" w:hint="default"/>
                 <w:sz w:val="21"/>
@@ -1375,63 +1390,63 @@
                 <w:rFonts w:ascii="Times New Roman" w:eastAsia="宋体" w:hAnsi="Times New Roman" w:cs="宋体"/>
                 <w:sz w:val="21"/>
               </w:rPr>
-              <w:t xml:space="preserve">针对老龄化小区自提点布局零散、配送效率低的问题，调研</w:t>
-            </w:r>
-            <w:r>
-              <w:rPr>
-                <w:rFonts w:eastAsia="宋体" w:ascii="Times New Roman" w:hAnsi="Times New Roman"/>
-                <w:sz w:val="21"/>
-              </w:rPr>
-              <w:t xml:space="preserve">15</w:t>
-            </w:r>
-            <w:r>
-              <w:rPr>
-                <w:rFonts w:ascii="Times New Roman" w:eastAsia="宋体" w:hAnsi="Times New Roman" w:cs="宋体"/>
-                <w:sz w:val="21"/>
-              </w:rPr>
-              <w:t xml:space="preserve">个候选点位与日均</w:t>
-            </w:r>
-            <w:r>
-              <w:rPr>
-                <w:rFonts w:eastAsia="宋体" w:ascii="Times New Roman" w:hAnsi="Times New Roman"/>
-                <w:sz w:val="21"/>
-              </w:rPr>
-              <w:t xml:space="preserve">345</w:t>
-            </w:r>
-            <w:r>
-              <w:rPr>
-                <w:rFonts w:ascii="Times New Roman" w:eastAsia="宋体" w:hAnsi="Times New Roman" w:cs="宋体"/>
-                <w:sz w:val="21"/>
-              </w:rPr>
-              <w:t xml:space="preserve">单真实需求，设计“</w:t>
-            </w:r>
-            <w:r>
-              <w:rPr>
-                <w:rFonts w:eastAsia="宋体" w:ascii="Times New Roman" w:hAnsi="Times New Roman"/>
-                <w:sz w:val="21"/>
-              </w:rPr>
-              <w:t xml:space="preserve">2</w:t>
-            </w:r>
-            <w:r>
-              <w:rPr>
-                <w:rFonts w:ascii="Times New Roman" w:eastAsia="宋体" w:hAnsi="Times New Roman" w:cs="宋体"/>
-                <w:sz w:val="21"/>
-              </w:rPr>
-              <w:t xml:space="preserve">核心点</w:t>
-            </w:r>
-            <w:r>
-              <w:rPr>
-                <w:rFonts w:eastAsia="宋体" w:ascii="Times New Roman" w:hAnsi="Times New Roman"/>
-                <w:sz w:val="21"/>
-              </w:rPr>
-              <w:t xml:space="preserve">+4</w:t>
-            </w:r>
-            <w:r>
-              <w:rPr>
-                <w:rFonts w:ascii="Times New Roman" w:eastAsia="宋体" w:hAnsi="Times New Roman" w:cs="宋体"/>
-                <w:sz w:val="21"/>
-              </w:rPr>
-              <w:t xml:space="preserve">动态临时点”的弹性运营方案</w:t>
+              <w:t>针对老龄化小区自提点布局零散、配送效率低的问题，调研</w:t>
+            </w:r>
+            <w:r>
+              <w:rPr>
+                <w:rFonts w:ascii="Times New Roman" w:eastAsia="宋体" w:hAnsi="Times New Roman"/>
+                <w:sz w:val="21"/>
+              </w:rPr>
+              <w:t>15</w:t>
+            </w:r>
+            <w:r>
+              <w:rPr>
+                <w:rFonts w:ascii="Times New Roman" w:eastAsia="宋体" w:hAnsi="Times New Roman" w:cs="宋体"/>
+                <w:sz w:val="21"/>
+              </w:rPr>
+              <w:t>个候选点位与日均</w:t>
+            </w:r>
+            <w:r>
+              <w:rPr>
+                <w:rFonts w:ascii="Times New Roman" w:eastAsia="宋体" w:hAnsi="Times New Roman"/>
+                <w:sz w:val="21"/>
+              </w:rPr>
+              <w:t>345</w:t>
+            </w:r>
+            <w:r>
+              <w:rPr>
+                <w:rFonts w:ascii="Times New Roman" w:eastAsia="宋体" w:hAnsi="Times New Roman" w:cs="宋体"/>
+                <w:sz w:val="21"/>
+              </w:rPr>
+              <w:t>单真实需求，设计“</w:t>
+            </w:r>
+            <w:r>
+              <w:rPr>
+                <w:rFonts w:ascii="Times New Roman" w:eastAsia="宋体" w:hAnsi="Times New Roman"/>
+                <w:sz w:val="21"/>
+              </w:rPr>
+              <w:t>2</w:t>
+            </w:r>
+            <w:r>
+              <w:rPr>
+                <w:rFonts w:ascii="Times New Roman" w:eastAsia="宋体" w:hAnsi="Times New Roman" w:cs="宋体"/>
+                <w:sz w:val="21"/>
+              </w:rPr>
+              <w:t>核心点</w:t>
+            </w:r>
+            <w:r>
+              <w:rPr>
+                <w:rFonts w:ascii="Times New Roman" w:eastAsia="宋体" w:hAnsi="Times New Roman"/>
+                <w:sz w:val="21"/>
+              </w:rPr>
+              <w:t>+4</w:t>
+            </w:r>
+            <w:r>
+              <w:rPr>
+                <w:rFonts w:ascii="Times New Roman" w:eastAsia="宋体" w:hAnsi="Times New Roman" w:cs="宋体"/>
+                <w:sz w:val="21"/>
+              </w:rPr>
+              <w:t>动态临时点”的弹性运营方案</w:t>
             </w:r>
           </w:p>
           <w:p>
@@ -1440,7 +1455,7 @@
                 <w:ilvl w:val="0"/>
                 <w:numId w:val="9"/>
               </w:numPr>
-              <w:spacing w:line="290" w:lineRule="atLeast" w:before="0" w:after="0"/>
+              <w:spacing w:line="290" w:lineRule="atLeast"/>
               <w:rPr>
                 <w:rFonts w:ascii="Times New Roman" w:eastAsia="宋体" w:hAnsi="Times New Roman" w:cs="宋体" w:hint="default"/>
                 <w:sz w:val="21"/>
@@ -1451,70 +1466,70 @@
                 <w:rFonts w:ascii="Times New Roman" w:eastAsia="宋体" w:hAnsi="Times New Roman" w:cs="宋体"/>
                 <w:sz w:val="21"/>
               </w:rPr>
-              <w:t xml:space="preserve">将年龄分层服务半径与电梯等待时间纳入优化模型，用</w:t>
-            </w:r>
-            <w:r>
-              <w:rPr>
-                <w:rFonts w:eastAsia="宋体" w:ascii="Times New Roman" w:hAnsi="Times New Roman"/>
-                <w:sz w:val="21"/>
-              </w:rPr>
-              <w:t xml:space="preserve">Python</w:t>
-            </w:r>
-            <w:r>
-              <w:rPr>
-                <w:rFonts w:ascii="Times New Roman" w:eastAsia="宋体" w:hAnsi="Times New Roman" w:cs="宋体"/>
-                <w:sz w:val="21"/>
-              </w:rPr>
-              <w:t xml:space="preserve">完成方案测算：模型测算总运营成本降低</w:t>
-            </w:r>
-            <w:r>
-              <w:rPr>
-                <w:rFonts w:eastAsia="宋体" w:ascii="Times New Roman" w:hAnsi="Times New Roman"/>
-                <w:sz w:val="21"/>
-              </w:rPr>
-              <w:t xml:space="preserve">18.7%</w:t>
-            </w:r>
-            <w:r>
-              <w:rPr>
-                <w:rFonts w:ascii="Times New Roman" w:eastAsia="宋体" w:hAnsi="Times New Roman" w:cs="宋体"/>
-                <w:sz w:val="21"/>
-              </w:rPr>
-              <w:t xml:space="preserve">，老年人服务覆盖率</w:t>
-            </w:r>
-            <w:r>
-              <w:rPr>
-                <w:rFonts w:eastAsia="宋体" w:ascii="Times New Roman" w:hAnsi="Times New Roman"/>
-                <w:sz w:val="21"/>
-              </w:rPr>
-              <w:t xml:space="preserve">53.4%</w:t>
-            </w:r>
-            <w:r>
-              <w:rPr>
-                <w:rFonts w:ascii="Times New Roman" w:eastAsia="宋体" w:hAnsi="Times New Roman" w:cs="宋体"/>
-                <w:sz w:val="21"/>
-              </w:rPr>
-              <w:t xml:space="preserve">→</w:t>
-            </w:r>
-            <w:r>
-              <w:rPr>
-                <w:rFonts w:eastAsia="宋体" w:ascii="Times New Roman" w:hAnsi="Times New Roman"/>
-                <w:sz w:val="21"/>
-              </w:rPr>
-              <w:t xml:space="preserve">87.3%</w:t>
-            </w:r>
-            <w:r>
-              <w:rPr>
-                <w:rFonts w:ascii="Times New Roman" w:eastAsia="宋体" w:hAnsi="Times New Roman" w:cs="宋体"/>
-                <w:sz w:val="21"/>
-              </w:rPr>
-              <w:t xml:space="preserve">，平均配送时长缩短</w:t>
-            </w:r>
-            <w:r>
-              <w:rPr>
-                <w:rFonts w:eastAsia="宋体" w:ascii="Times New Roman" w:hAnsi="Times New Roman"/>
-                <w:sz w:val="21"/>
-              </w:rPr>
-              <w:t xml:space="preserve">22.3%</w:t>
+              <w:t>将年龄分层服务半径与电梯等待时间纳入优化模型，用</w:t>
+            </w:r>
+            <w:r>
+              <w:rPr>
+                <w:rFonts w:ascii="Times New Roman" w:eastAsia="宋体" w:hAnsi="Times New Roman"/>
+                <w:sz w:val="21"/>
+              </w:rPr>
+              <w:t>Python</w:t>
+            </w:r>
+            <w:r>
+              <w:rPr>
+                <w:rFonts w:ascii="Times New Roman" w:eastAsia="宋体" w:hAnsi="Times New Roman" w:cs="宋体"/>
+                <w:sz w:val="21"/>
+              </w:rPr>
+              <w:t>完成方案测算：模型测算总运营成本降低</w:t>
+            </w:r>
+            <w:r>
+              <w:rPr>
+                <w:rFonts w:ascii="Times New Roman" w:eastAsia="宋体" w:hAnsi="Times New Roman"/>
+                <w:sz w:val="21"/>
+              </w:rPr>
+              <w:t>18.7%</w:t>
+            </w:r>
+            <w:r>
+              <w:rPr>
+                <w:rFonts w:ascii="Times New Roman" w:eastAsia="宋体" w:hAnsi="Times New Roman" w:cs="宋体"/>
+                <w:sz w:val="21"/>
+              </w:rPr>
+              <w:t>，老年人服务覆盖率</w:t>
+            </w:r>
+            <w:r>
+              <w:rPr>
+                <w:rFonts w:ascii="Times New Roman" w:eastAsia="宋体" w:hAnsi="Times New Roman"/>
+                <w:sz w:val="21"/>
+              </w:rPr>
+              <w:t>53.4%</w:t>
+            </w:r>
+            <w:r>
+              <w:rPr>
+                <w:rFonts w:ascii="Times New Roman" w:eastAsia="宋体" w:hAnsi="Times New Roman" w:cs="宋体"/>
+                <w:sz w:val="21"/>
+              </w:rPr>
+              <w:t>→</w:t>
+            </w:r>
+            <w:r>
+              <w:rPr>
+                <w:rFonts w:ascii="Times New Roman" w:eastAsia="宋体" w:hAnsi="Times New Roman"/>
+                <w:sz w:val="21"/>
+              </w:rPr>
+              <w:t>87.3%</w:t>
+            </w:r>
+            <w:r>
+              <w:rPr>
+                <w:rFonts w:ascii="Times New Roman" w:eastAsia="宋体" w:hAnsi="Times New Roman" w:cs="宋体"/>
+                <w:sz w:val="21"/>
+              </w:rPr>
+              <w:t>，平均配送时长缩短</w:t>
+            </w:r>
+            <w:r>
+              <w:rPr>
+                <w:rFonts w:ascii="Times New Roman" w:eastAsia="宋体" w:hAnsi="Times New Roman"/>
+                <w:sz w:val="21"/>
+              </w:rPr>
+              <w:t>22.3%</w:t>
             </w:r>
           </w:p>
           <w:p>
@@ -1523,7 +1538,7 @@
                 <w:ilvl w:val="0"/>
                 <w:numId w:val="9"/>
               </w:numPr>
-              <w:spacing w:line="290" w:lineRule="atLeast" w:before="0" w:after="0"/>
+              <w:spacing w:line="290" w:lineRule="atLeast"/>
               <w:rPr>
                 <w:rFonts w:ascii="Times New Roman" w:eastAsia="宋体" w:hAnsi="Times New Roman" w:cs="宋体" w:hint="default"/>
                 <w:sz w:val="21"/>
@@ -1534,42 +1549,42 @@
                 <w:rFonts w:ascii="Times New Roman" w:eastAsia="宋体" w:hAnsi="Times New Roman" w:cs="宋体"/>
                 <w:sz w:val="21"/>
               </w:rPr>
-              <w:t xml:space="preserve">方案可快速响应周末</w:t>
-            </w:r>
-            <w:r>
-              <w:rPr>
-                <w:rFonts w:eastAsia="宋体" w:ascii="Times New Roman" w:hAnsi="Times New Roman"/>
-                <w:sz w:val="21"/>
-              </w:rPr>
-              <w:t xml:space="preserve">29.9%</w:t>
-            </w:r>
-            <w:r>
-              <w:rPr>
-                <w:rFonts w:ascii="Times New Roman" w:eastAsia="宋体" w:hAnsi="Times New Roman" w:cs="宋体"/>
-                <w:sz w:val="21"/>
-              </w:rPr>
-              <w:t xml:space="preserve">、促销日</w:t>
-            </w:r>
-            <w:r>
-              <w:rPr>
-                <w:rFonts w:eastAsia="宋体" w:ascii="Times New Roman" w:hAnsi="Times New Roman"/>
-                <w:sz w:val="21"/>
-              </w:rPr>
-              <w:t xml:space="preserve">50.7%</w:t>
-            </w:r>
-            <w:r>
-              <w:rPr>
-                <w:rFonts w:ascii="Times New Roman" w:eastAsia="宋体" w:hAnsi="Times New Roman" w:cs="宋体"/>
-                <w:sz w:val="21"/>
-              </w:rPr>
-              <w:t xml:space="preserve">的需求波动，为社区团购末端运营提供可落地的优化思路</w:t>
+              <w:t>方案可快速响应周末</w:t>
+            </w:r>
+            <w:r>
+              <w:rPr>
+                <w:rFonts w:ascii="Times New Roman" w:eastAsia="宋体" w:hAnsi="Times New Roman"/>
+                <w:sz w:val="21"/>
+              </w:rPr>
+              <w:t>29.9%</w:t>
+            </w:r>
+            <w:r>
+              <w:rPr>
+                <w:rFonts w:ascii="Times New Roman" w:eastAsia="宋体" w:hAnsi="Times New Roman" w:cs="宋体"/>
+                <w:sz w:val="21"/>
+              </w:rPr>
+              <w:t>、促销日</w:t>
+            </w:r>
+            <w:r>
+              <w:rPr>
+                <w:rFonts w:ascii="Times New Roman" w:eastAsia="宋体" w:hAnsi="Times New Roman"/>
+                <w:sz w:val="21"/>
+              </w:rPr>
+              <w:t>50.7%</w:t>
+            </w:r>
+            <w:r>
+              <w:rPr>
+                <w:rFonts w:ascii="Times New Roman" w:eastAsia="宋体" w:hAnsi="Times New Roman" w:cs="宋体"/>
+                <w:sz w:val="21"/>
+              </w:rPr>
+              <w:t>的需求波动，为社区团购末端运营提供可落地的优化思路</w:t>
             </w:r>
           </w:p>
         </w:tc>
       </w:tr>
       <w:tr>
         <w:trPr>
-          <w:gridAfter w:val="2"/>
+          <w:gridAfter w:val="1"/>
           <w:wAfter w:w="880" w:type="dxa"/>
           <w:jc w:val="center"/>
         </w:trPr>
@@ -1592,9 +1607,9 @@
           </w:tcPr>
           <w:p>
             <w:pPr>
-              <w:spacing w:line="290" w:lineRule="atLeast" w:before="0" w:after="0"/>
-              <w:rPr>
-                <w:rFonts w:ascii="Times New Roman" w:hAnsi="Times New Roman"/>
+              <w:spacing w:line="290" w:lineRule="atLeast"/>
+              <w:rPr>
+                <w:rFonts w:ascii="Times New Roman" w:hAnsi="Times New Roman" w:hint="default"/>
                 <w:sz w:val="21"/>
               </w:rPr>
             </w:pPr>
@@ -1603,7 +1618,7 @@
         <w:tc>
           <w:tcPr>
             <w:tcW w:w="4600" w:type="dxa"/>
-            <w:gridSpan w:val="4"/>
+            <w:gridSpan w:val="2"/>
             <w:tcBorders>
               <w:top w:val="nil"/>
               <w:left w:val="nil"/>
@@ -1620,9 +1635,9 @@
           </w:tcPr>
           <w:p>
             <w:pPr>
-              <w:spacing w:line="290" w:lineRule="atLeast" w:before="0" w:after="0"/>
-              <w:rPr>
-                <w:rFonts w:ascii="Times New Roman" w:hAnsi="Times New Roman"/>
+              <w:spacing w:line="290" w:lineRule="atLeast"/>
+              <w:rPr>
+                <w:rFonts w:ascii="Times New Roman" w:hAnsi="Times New Roman" w:hint="default"/>
                 <w:sz w:val="21"/>
               </w:rPr>
             </w:pPr>
@@ -1633,14 +1648,13 @@
                 <w:bCs/>
                 <w:sz w:val="21"/>
               </w:rPr>
-              <w:t xml:space="preserve">电商用户行为分析与运营策略研究</w:t>
+              <w:t>电商用户行为分析与运营策略研究</w:t>
             </w:r>
           </w:p>
         </w:tc>
         <w:tc>
           <w:tcPr>
             <w:tcW w:w="2693" w:type="dxa"/>
-            <w:gridSpan w:val="2"/>
             <w:tcBorders>
               <w:top w:val="nil"/>
               <w:left w:val="nil"/>
@@ -1651,9 +1665,9 @@
           </w:tcPr>
           <w:p>
             <w:pPr>
-              <w:spacing w:line="290" w:lineRule="atLeast" w:before="0" w:after="0"/>
-              <w:rPr>
-                <w:rFonts w:ascii="Times New Roman" w:eastAsia="等线" w:hAnsi="Times New Roman"/>
+              <w:spacing w:line="290" w:lineRule="atLeast"/>
+              <w:rPr>
+                <w:rFonts w:ascii="Times New Roman" w:eastAsia="等线" w:hAnsi="Times New Roman" w:hint="default"/>
                 <w:b/>
                 <w:bCs/>
                 <w:sz w:val="21"/>
@@ -1666,7 +1680,7 @@
                 <w:bCs/>
                 <w:sz w:val="21"/>
               </w:rPr>
-              <w:t xml:space="preserve">项目负责人</w:t>
+              <w:t>项目负责人</w:t>
             </w:r>
           </w:p>
         </w:tc>
@@ -1683,7 +1697,7 @@
           </w:tcPr>
           <w:p>
             <w:pPr>
-              <w:spacing w:line="290" w:lineRule="atLeast" w:before="0" w:after="0"/>
+              <w:spacing w:line="290" w:lineRule="atLeast"/>
               <w:rPr>
                 <w:rFonts w:ascii="Times New Roman" w:eastAsia="等线" w:hAnsi="Times New Roman" w:hint="default"/>
                 <w:b/>
@@ -1698,14 +1712,14 @@
                 <w:bCs/>
                 <w:sz w:val="21"/>
               </w:rPr>
-              <w:t xml:space="preserve">2025.10-2025.12</w:t>
+              <w:t>2025.10-2025.12</w:t>
             </w:r>
           </w:p>
         </w:tc>
       </w:tr>
       <w:tr>
         <w:trPr>
-          <w:gridAfter w:val="2"/>
+          <w:gridAfter w:val="1"/>
           <w:wAfter w:w="880" w:type="dxa"/>
           <w:jc w:val="center"/>
         </w:trPr>
@@ -1728,9 +1742,9 @@
           </w:tcPr>
           <w:p>
             <w:pPr>
-              <w:spacing w:line="290" w:lineRule="atLeast" w:before="0" w:after="0"/>
-              <w:rPr>
-                <w:rFonts w:ascii="Times New Roman" w:hAnsi="Times New Roman"/>
+              <w:spacing w:line="290" w:lineRule="atLeast"/>
+              <w:rPr>
+                <w:rFonts w:ascii="Times New Roman" w:hAnsi="Times New Roman" w:hint="default"/>
                 <w:sz w:val="21"/>
               </w:rPr>
             </w:pPr>
@@ -1739,7 +1753,7 @@
         <w:tc>
           <w:tcPr>
             <w:tcW w:w="10048" w:type="dxa"/>
-            <w:gridSpan w:val="7"/>
+            <w:gridSpan w:val="4"/>
             <w:tcBorders>
               <w:top w:val="nil"/>
               <w:left w:val="nil"/>
@@ -1760,7 +1774,7 @@
                 <w:ilvl w:val="0"/>
                 <w:numId w:val="9"/>
               </w:numPr>
-              <w:spacing w:line="290" w:lineRule="atLeast" w:before="0" w:after="0"/>
+              <w:spacing w:line="290" w:lineRule="atLeast"/>
               <w:rPr>
                 <w:rFonts w:ascii="Times New Roman" w:eastAsia="宋体" w:hAnsi="Times New Roman" w:cs="宋体" w:hint="default"/>
                 <w:sz w:val="21"/>
@@ -1771,119 +1785,140 @@
                 <w:rFonts w:ascii="Times New Roman" w:eastAsia="宋体" w:hAnsi="Times New Roman" w:cs="宋体"/>
                 <w:sz w:val="21"/>
               </w:rPr>
-              <w:t xml:space="preserve">基于</w:t>
-            </w:r>
-            <w:r>
-              <w:rPr>
-                <w:rFonts w:eastAsia="宋体" w:ascii="Times New Roman" w:hAnsi="Times New Roman"/>
-                <w:sz w:val="21"/>
-              </w:rPr>
-              <w:t xml:space="preserve">TAM</w:t>
-            </w:r>
-            <w:r>
-              <w:rPr>
-                <w:rFonts w:ascii="Times New Roman" w:eastAsia="宋体" w:hAnsi="Times New Roman" w:cs="宋体"/>
-                <w:sz w:val="21"/>
-              </w:rPr>
-              <w:t xml:space="preserve">模型设计</w:t>
-            </w:r>
-            <w:r>
-              <w:rPr>
-                <w:rFonts w:eastAsia="宋体" w:ascii="Times New Roman" w:hAnsi="Times New Roman"/>
-                <w:sz w:val="21"/>
-              </w:rPr>
-              <w:t xml:space="preserve">7</w:t>
-            </w:r>
-            <w:r>
-              <w:rPr>
-                <w:rFonts w:ascii="Times New Roman" w:eastAsia="宋体" w:hAnsi="Times New Roman" w:cs="宋体"/>
-                <w:sz w:val="21"/>
-              </w:rPr>
-              <w:t xml:space="preserve">点李克特量表问卷，回收</w:t>
-            </w:r>
-            <w:r>
-              <w:rPr>
-                <w:rFonts w:eastAsia="宋体" w:ascii="Times New Roman" w:hAnsi="Times New Roman"/>
-                <w:sz w:val="21"/>
-              </w:rPr>
-              <w:t xml:space="preserve">328</w:t>
-            </w:r>
-            <w:r>
-              <w:rPr>
-                <w:rFonts w:ascii="Times New Roman" w:eastAsia="宋体" w:hAnsi="Times New Roman" w:cs="宋体"/>
-                <w:sz w:val="21"/>
-              </w:rPr>
-              <w:t xml:space="preserve">份有效样本，用</w:t>
-            </w:r>
-            <w:r>
-              <w:rPr>
-                <w:rFonts w:eastAsia="宋体" w:ascii="Times New Roman" w:hAnsi="Times New Roman"/>
-                <w:sz w:val="21"/>
-              </w:rPr>
-              <w:t xml:space="preserve">SPSS</w:t>
-            </w:r>
-            <w:r>
-              <w:rPr>
-                <w:rFonts w:ascii="Times New Roman" w:eastAsia="宋体" w:hAnsi="Times New Roman" w:cs="宋体"/>
-                <w:sz w:val="21"/>
-              </w:rPr>
-              <w:t xml:space="preserve">和</w:t>
-            </w:r>
-            <w:r>
-              <w:rPr>
-                <w:rFonts w:eastAsia="宋体" w:ascii="Times New Roman" w:hAnsi="Times New Roman"/>
-                <w:sz w:val="21"/>
-              </w:rPr>
-              <w:t xml:space="preserve">Python</w:t>
-            </w:r>
-            <w:r>
-              <w:rPr>
-                <w:rFonts w:ascii="Times New Roman" w:eastAsia="宋体" w:hAnsi="Times New Roman" w:cs="宋体"/>
-                <w:sz w:val="21"/>
-              </w:rPr>
-              <w:t xml:space="preserve">完成统计分析；验证交互性（</w:t>
-            </w:r>
-            <w:r>
-              <w:rPr>
-                <w:rFonts w:eastAsia="宋体" w:ascii="Times New Roman" w:hAnsi="Times New Roman"/>
-                <w:sz w:val="21"/>
-              </w:rPr>
-              <w:t xml:space="preserve">β=0.42</w:t>
-            </w:r>
-            <w:r>
-              <w:rPr>
-                <w:rFonts w:ascii="Times New Roman" w:eastAsia="宋体" w:hAnsi="Times New Roman" w:cs="宋体"/>
-                <w:sz w:val="21"/>
-              </w:rPr>
-              <w:t xml:space="preserve">）、个性化（</w:t>
-            </w:r>
-            <w:r>
-              <w:rPr>
-                <w:rFonts w:eastAsia="宋体" w:ascii="Times New Roman" w:hAnsi="Times New Roman"/>
-                <w:sz w:val="21"/>
-              </w:rPr>
-              <w:t xml:space="preserve">β=0.38</w:t>
-            </w:r>
-            <w:r>
-              <w:rPr>
-                <w:rFonts w:ascii="Times New Roman" w:eastAsia="宋体" w:hAnsi="Times New Roman" w:cs="宋体"/>
-                <w:sz w:val="21"/>
-              </w:rPr>
-              <w:t xml:space="preserve">）、自主性（</w:t>
-            </w:r>
-            <w:r>
-              <w:rPr>
-                <w:rFonts w:eastAsia="宋体" w:ascii="Times New Roman" w:hAnsi="Times New Roman"/>
-                <w:sz w:val="21"/>
-              </w:rPr>
-              <w:t xml:space="preserve">β=0.31</w:t>
-            </w:r>
-            <w:r>
-              <w:rPr>
-                <w:rFonts w:ascii="Times New Roman" w:eastAsia="宋体" w:hAnsi="Times New Roman" w:cs="宋体"/>
-                <w:sz w:val="21"/>
-              </w:rPr>
-              <w:t xml:space="preserve">）显著正向影响用户感知价值，识别问题识别准确性、智能解决能力为核心影响因素</w:t>
+              <w:t>基于</w:t>
+            </w:r>
+            <w:r>
+              <w:rPr>
+                <w:rFonts w:ascii="Times New Roman" w:eastAsia="宋体" w:hAnsi="Times New Roman"/>
+                <w:sz w:val="21"/>
+              </w:rPr>
+              <w:t>TAM</w:t>
+            </w:r>
+            <w:r>
+              <w:rPr>
+                <w:rFonts w:ascii="Times New Roman" w:eastAsia="宋体" w:hAnsi="Times New Roman" w:cs="宋体"/>
+                <w:sz w:val="21"/>
+              </w:rPr>
+              <w:t>模型设计</w:t>
+            </w:r>
+            <w:r>
+              <w:rPr>
+                <w:rFonts w:ascii="Times New Roman" w:eastAsia="宋体" w:hAnsi="Times New Roman"/>
+                <w:sz w:val="21"/>
+              </w:rPr>
+              <w:t>7</w:t>
+            </w:r>
+            <w:r>
+              <w:rPr>
+                <w:rFonts w:ascii="Times New Roman" w:eastAsia="宋体" w:hAnsi="Times New Roman" w:cs="宋体"/>
+                <w:sz w:val="21"/>
+              </w:rPr>
+              <w:t>点李克特量表问卷，回收</w:t>
+            </w:r>
+            <w:r>
+              <w:rPr>
+                <w:rFonts w:ascii="Times New Roman" w:eastAsia="宋体" w:hAnsi="Times New Roman"/>
+                <w:sz w:val="21"/>
+              </w:rPr>
+              <w:t>328</w:t>
+            </w:r>
+            <w:r>
+              <w:rPr>
+                <w:rFonts w:ascii="Times New Roman" w:eastAsia="宋体" w:hAnsi="Times New Roman" w:cs="宋体"/>
+                <w:sz w:val="21"/>
+              </w:rPr>
+              <w:t>份有效样本，用</w:t>
+            </w:r>
+            <w:r>
+              <w:rPr>
+                <w:rFonts w:ascii="Times New Roman" w:eastAsia="宋体" w:hAnsi="Times New Roman"/>
+                <w:sz w:val="21"/>
+              </w:rPr>
+              <w:t>SPSS</w:t>
+            </w:r>
+            <w:r>
+              <w:rPr>
+                <w:rFonts w:ascii="Times New Roman" w:eastAsia="宋体" w:hAnsi="Times New Roman" w:cs="宋体"/>
+                <w:sz w:val="21"/>
+              </w:rPr>
+              <w:t>和</w:t>
+            </w:r>
+            <w:r>
+              <w:rPr>
+                <w:rFonts w:ascii="Times New Roman" w:eastAsia="宋体" w:hAnsi="Times New Roman"/>
+                <w:sz w:val="21"/>
+              </w:rPr>
+              <w:t>Python</w:t>
+            </w:r>
+            <w:r>
+              <w:rPr>
+                <w:rFonts w:ascii="Times New Roman" w:eastAsia="宋体" w:hAnsi="Times New Roman" w:cs="宋体"/>
+                <w:sz w:val="21"/>
+              </w:rPr>
+              <w:t>完成统计分析；验证交互性（</w:t>
+            </w:r>
+            <w:r>
+              <w:rPr>
+                <w:rFonts w:ascii="Times New Roman" w:eastAsia="宋体" w:hAnsi="Times New Roman"/>
+                <w:sz w:val="21"/>
+              </w:rPr>
+              <w:t>β</w:t>
+            </w:r>
+            <w:r>
+              <w:rPr>
+                <w:rFonts w:ascii="Times New Roman" w:eastAsia="宋体" w:hAnsi="Times New Roman"/>
+                <w:sz w:val="21"/>
+              </w:rPr>
+              <w:t>=0.42</w:t>
+            </w:r>
+            <w:r>
+              <w:rPr>
+                <w:rFonts w:ascii="Times New Roman" w:eastAsia="宋体" w:hAnsi="Times New Roman" w:cs="宋体"/>
+                <w:sz w:val="21"/>
+              </w:rPr>
+              <w:t>）、个性化（</w:t>
+            </w:r>
+            <w:r>
+              <w:rPr>
+                <w:rFonts w:ascii="Times New Roman" w:eastAsia="宋体" w:hAnsi="Times New Roman"/>
+                <w:sz w:val="21"/>
+              </w:rPr>
+              <w:t>β</w:t>
+            </w:r>
+            <w:r>
+              <w:rPr>
+                <w:rFonts w:ascii="Times New Roman" w:eastAsia="宋体" w:hAnsi="Times New Roman"/>
+                <w:sz w:val="21"/>
+              </w:rPr>
+              <w:t>=0.38</w:t>
+            </w:r>
+            <w:r>
+              <w:rPr>
+                <w:rFonts w:ascii="Times New Roman" w:eastAsia="宋体" w:hAnsi="Times New Roman" w:cs="宋体"/>
+                <w:sz w:val="21"/>
+              </w:rPr>
+              <w:t>）、自主性（</w:t>
+            </w:r>
+            <w:r>
+              <w:rPr>
+                <w:rFonts w:ascii="Times New Roman" w:eastAsia="宋体" w:hAnsi="Times New Roman"/>
+                <w:sz w:val="21"/>
+              </w:rPr>
+              <w:t>β</w:t>
+            </w:r>
+            <w:r>
+              <w:rPr>
+                <w:rFonts w:ascii="Times New Roman" w:eastAsia="宋体" w:hAnsi="Times New Roman"/>
+                <w:sz w:val="21"/>
+              </w:rPr>
+              <w:t>=0.31</w:t>
+            </w:r>
+            <w:r>
+              <w:rPr>
+                <w:rFonts w:ascii="Times New Roman" w:eastAsia="宋体" w:hAnsi="Times New Roman" w:cs="宋体"/>
+                <w:sz w:val="21"/>
+              </w:rPr>
+              <w:t>）显著正向影响用户感知价值，识别问题识别准确性、智能解决能力为核心影响因素</w:t>
             </w:r>
           </w:p>
           <w:p>
@@ -1892,7 +1927,7 @@
                 <w:ilvl w:val="0"/>
                 <w:numId w:val="9"/>
               </w:numPr>
-              <w:spacing w:line="290" w:lineRule="atLeast" w:before="0" w:after="0"/>
+              <w:spacing w:line="290" w:lineRule="atLeast"/>
               <w:rPr>
                 <w:rFonts w:ascii="Times New Roman" w:eastAsia="宋体" w:hAnsi="Times New Roman" w:cs="宋体" w:hint="default"/>
                 <w:sz w:val="21"/>
@@ -1903,56 +1938,56 @@
                 <w:rFonts w:ascii="Times New Roman" w:eastAsia="宋体" w:hAnsi="Times New Roman" w:cs="宋体"/>
                 <w:sz w:val="21"/>
               </w:rPr>
-              <w:t xml:space="preserve">发现用户智能体验起关键中介作用，感知增强维度贡献率</w:t>
-            </w:r>
-            <w:r>
-              <w:rPr>
-                <w:rFonts w:eastAsia="宋体" w:ascii="Times New Roman" w:hAnsi="Times New Roman"/>
-                <w:sz w:val="21"/>
-              </w:rPr>
-              <w:t xml:space="preserve">63%</w:t>
-            </w:r>
-            <w:r>
-              <w:rPr>
-                <w:rFonts w:ascii="Times New Roman" w:eastAsia="宋体" w:hAnsi="Times New Roman" w:cs="宋体"/>
-                <w:sz w:val="21"/>
-              </w:rPr>
-              <w:t xml:space="preserve">；高复杂度场景下信任阈值提高</w:t>
-            </w:r>
-            <w:r>
-              <w:rPr>
-                <w:rFonts w:eastAsia="宋体" w:ascii="Times New Roman" w:hAnsi="Times New Roman"/>
-                <w:sz w:val="21"/>
-              </w:rPr>
-              <w:t xml:space="preserve">32%</w:t>
-            </w:r>
-            <w:r>
-              <w:rPr>
-                <w:rFonts w:ascii="Times New Roman" w:eastAsia="宋体" w:hAnsi="Times New Roman" w:cs="宋体"/>
-                <w:sz w:val="21"/>
-              </w:rPr>
-              <w:t xml:space="preserve">，为电商</w:t>
-            </w:r>
-            <w:r>
-              <w:rPr>
-                <w:rFonts w:eastAsia="宋体" w:ascii="Times New Roman" w:hAnsi="Times New Roman"/>
-                <w:sz w:val="21"/>
-              </w:rPr>
-              <w:t xml:space="preserve">AI</w:t>
-            </w:r>
-            <w:r>
-              <w:rPr>
-                <w:rFonts w:ascii="Times New Roman" w:eastAsia="宋体" w:hAnsi="Times New Roman" w:cs="宋体"/>
-                <w:sz w:val="21"/>
-              </w:rPr>
-              <w:t xml:space="preserve">客服优化提供参考</w:t>
+              <w:t>发现用户智能体验起关键中介作用，感知增强维度贡献率</w:t>
+            </w:r>
+            <w:r>
+              <w:rPr>
+                <w:rFonts w:ascii="Times New Roman" w:eastAsia="宋体" w:hAnsi="Times New Roman"/>
+                <w:sz w:val="21"/>
+              </w:rPr>
+              <w:t>63%</w:t>
+            </w:r>
+            <w:r>
+              <w:rPr>
+                <w:rFonts w:ascii="Times New Roman" w:eastAsia="宋体" w:hAnsi="Times New Roman" w:cs="宋体"/>
+                <w:sz w:val="21"/>
+              </w:rPr>
+              <w:t>；高复杂度场景下信任阈值提高</w:t>
+            </w:r>
+            <w:r>
+              <w:rPr>
+                <w:rFonts w:ascii="Times New Roman" w:eastAsia="宋体" w:hAnsi="Times New Roman"/>
+                <w:sz w:val="21"/>
+              </w:rPr>
+              <w:t>32%</w:t>
+            </w:r>
+            <w:r>
+              <w:rPr>
+                <w:rFonts w:ascii="Times New Roman" w:eastAsia="宋体" w:hAnsi="Times New Roman" w:cs="宋体"/>
+                <w:sz w:val="21"/>
+              </w:rPr>
+              <w:t>，为电商</w:t>
+            </w:r>
+            <w:r>
+              <w:rPr>
+                <w:rFonts w:ascii="Times New Roman" w:eastAsia="宋体" w:hAnsi="Times New Roman"/>
+                <w:sz w:val="21"/>
+              </w:rPr>
+              <w:t>AI</w:t>
+            </w:r>
+            <w:r>
+              <w:rPr>
+                <w:rFonts w:ascii="Times New Roman" w:eastAsia="宋体" w:hAnsi="Times New Roman" w:cs="宋体"/>
+                <w:sz w:val="21"/>
+              </w:rPr>
+              <w:t>客服优化提供参考</w:t>
             </w:r>
           </w:p>
         </w:tc>
       </w:tr>
       <w:tr>
         <w:trPr>
-          <w:gridAfter w:val="2"/>
+          <w:gridAfter w:val="1"/>
           <w:wAfter w:w="880" w:type="dxa"/>
           <w:jc w:val="center"/>
         </w:trPr>
@@ -1975,9 +2010,9 @@
           </w:tcPr>
           <w:p>
             <w:pPr>
-              <w:spacing w:line="290" w:lineRule="atLeast" w:before="0" w:after="0"/>
-              <w:rPr>
-                <w:rFonts w:ascii="Times New Roman" w:hAnsi="Times New Roman"/>
+              <w:spacing w:line="290" w:lineRule="atLeast"/>
+              <w:rPr>
+                <w:rFonts w:ascii="Times New Roman" w:hAnsi="Times New Roman" w:hint="default"/>
                 <w:sz w:val="21"/>
               </w:rPr>
             </w:pPr>
@@ -1986,7 +2021,7 @@
         <w:tc>
           <w:tcPr>
             <w:tcW w:w="4600" w:type="dxa"/>
-            <w:gridSpan w:val="4"/>
+            <w:gridSpan w:val="2"/>
             <w:tcBorders>
               <w:top w:val="nil"/>
               <w:left w:val="nil"/>
@@ -2003,9 +2038,9 @@
           </w:tcPr>
           <w:p>
             <w:pPr>
-              <w:spacing w:line="290" w:lineRule="atLeast" w:before="0" w:after="0"/>
-              <w:rPr>
-                <w:rFonts w:ascii="Times New Roman" w:hAnsi="Times New Roman"/>
+              <w:spacing w:line="290" w:lineRule="atLeast"/>
+              <w:rPr>
+                <w:rFonts w:ascii="Times New Roman" w:hAnsi="Times New Roman" w:hint="default"/>
                 <w:sz w:val="21"/>
               </w:rPr>
             </w:pPr>
@@ -2016,14 +2051,13 @@
                 <w:bCs/>
                 <w:sz w:val="21"/>
               </w:rPr>
-              <w:t xml:space="preserve">银行营销客户分层与转化分析</w:t>
+              <w:t>银行营销客户分层与转化分析</w:t>
             </w:r>
           </w:p>
         </w:tc>
         <w:tc>
           <w:tcPr>
             <w:tcW w:w="2693" w:type="dxa"/>
-            <w:gridSpan w:val="2"/>
             <w:tcBorders>
               <w:top w:val="nil"/>
               <w:left w:val="nil"/>
@@ -2034,9 +2068,9 @@
           </w:tcPr>
           <w:p>
             <w:pPr>
-              <w:spacing w:line="290" w:lineRule="atLeast" w:before="0" w:after="0"/>
-              <w:rPr>
-                <w:rFonts w:ascii="Times New Roman" w:eastAsia="等线" w:hAnsi="Times New Roman"/>
+              <w:spacing w:line="290" w:lineRule="atLeast"/>
+              <w:rPr>
+                <w:rFonts w:ascii="Times New Roman" w:eastAsia="等线" w:hAnsi="Times New Roman" w:hint="default"/>
                 <w:b/>
                 <w:bCs/>
                 <w:sz w:val="21"/>
@@ -2049,7 +2083,7 @@
                 <w:bCs/>
                 <w:sz w:val="21"/>
               </w:rPr>
-              <w:t xml:space="preserve">项目负责人</w:t>
+              <w:t>项目负责人</w:t>
             </w:r>
           </w:p>
         </w:tc>
@@ -2066,7 +2100,7 @@
           </w:tcPr>
           <w:p>
             <w:pPr>
-              <w:spacing w:line="290" w:lineRule="atLeast" w:before="0" w:after="0"/>
+              <w:spacing w:line="290" w:lineRule="atLeast"/>
               <w:rPr>
                 <w:rFonts w:ascii="Times New Roman" w:eastAsia="等线" w:hAnsi="Times New Roman" w:hint="default"/>
                 <w:b/>
@@ -2081,14 +2115,14 @@
                 <w:bCs/>
                 <w:sz w:val="21"/>
               </w:rPr>
-              <w:t xml:space="preserve">2026.04-2026.06</w:t>
+              <w:t>2026.04-2026.06</w:t>
             </w:r>
           </w:p>
         </w:tc>
       </w:tr>
       <w:tr>
         <w:trPr>
-          <w:gridAfter w:val="2"/>
+          <w:gridAfter w:val="1"/>
           <w:wAfter w:w="880" w:type="dxa"/>
           <w:jc w:val="center"/>
         </w:trPr>
@@ -2111,9 +2145,9 @@
           </w:tcPr>
           <w:p>
             <w:pPr>
-              <w:spacing w:line="290" w:lineRule="atLeast" w:before="0" w:after="0"/>
-              <w:rPr>
-                <w:rFonts w:ascii="Times New Roman" w:hAnsi="Times New Roman"/>
+              <w:spacing w:line="290" w:lineRule="atLeast"/>
+              <w:rPr>
+                <w:rFonts w:ascii="Times New Roman" w:hAnsi="Times New Roman" w:hint="default"/>
                 <w:sz w:val="21"/>
               </w:rPr>
             </w:pPr>
@@ -2122,7 +2156,7 @@
         <w:tc>
           <w:tcPr>
             <w:tcW w:w="10048" w:type="dxa"/>
-            <w:gridSpan w:val="7"/>
+            <w:gridSpan w:val="4"/>
             <w:tcBorders>
               <w:top w:val="nil"/>
               <w:left w:val="nil"/>
@@ -2143,7 +2177,7 @@
                 <w:ilvl w:val="0"/>
                 <w:numId w:val="9"/>
               </w:numPr>
-              <w:spacing w:line="290" w:lineRule="atLeast" w:before="0" w:after="0"/>
+              <w:spacing w:line="290" w:lineRule="atLeast"/>
               <w:rPr>
                 <w:rFonts w:ascii="Times New Roman" w:eastAsia="宋体" w:hAnsi="Times New Roman" w:cs="宋体" w:hint="default"/>
                 <w:sz w:val="21"/>
@@ -2154,35 +2188,35 @@
                 <w:rFonts w:ascii="Times New Roman" w:eastAsia="宋体" w:hAnsi="Times New Roman" w:cs="宋体"/>
                 <w:sz w:val="21"/>
               </w:rPr>
-              <w:t xml:space="preserve">基于</w:t>
-            </w:r>
-            <w:r>
-              <w:rPr>
-                <w:rFonts w:eastAsia="宋体" w:ascii="Times New Roman" w:hAnsi="Times New Roman"/>
-                <w:sz w:val="21"/>
-              </w:rPr>
-              <w:t xml:space="preserve">45211</w:t>
-            </w:r>
-            <w:r>
-              <w:rPr>
-                <w:rFonts w:ascii="Times New Roman" w:eastAsia="宋体" w:hAnsi="Times New Roman" w:cs="宋体"/>
-                <w:sz w:val="21"/>
-              </w:rPr>
-              <w:t xml:space="preserve">条银行营销数据，用</w:t>
-            </w:r>
-            <w:r>
-              <w:rPr>
-                <w:rFonts w:eastAsia="宋体" w:ascii="Times New Roman" w:hAnsi="Times New Roman"/>
-                <w:sz w:val="21"/>
-              </w:rPr>
-              <w:t xml:space="preserve">R</w:t>
-            </w:r>
-            <w:r>
-              <w:rPr>
-                <w:rFonts w:ascii="Times New Roman" w:eastAsia="宋体" w:hAnsi="Times New Roman" w:cs="宋体"/>
-                <w:sz w:val="21"/>
-              </w:rPr>
-              <w:t xml:space="preserve">完成数据清洗与多维度分层统计，通过帕累托分析识别高价值客群特征，用转化瀑布图定位营销流失关键环节</w:t>
+              <w:t>基于</w:t>
+            </w:r>
+            <w:r>
+              <w:rPr>
+                <w:rFonts w:ascii="Times New Roman" w:eastAsia="宋体" w:hAnsi="Times New Roman"/>
+                <w:sz w:val="21"/>
+              </w:rPr>
+              <w:t>45211</w:t>
+            </w:r>
+            <w:r>
+              <w:rPr>
+                <w:rFonts w:ascii="Times New Roman" w:eastAsia="宋体" w:hAnsi="Times New Roman" w:cs="宋体"/>
+                <w:sz w:val="21"/>
+              </w:rPr>
+              <w:t>条银行营销数据，用</w:t>
+            </w:r>
+            <w:r>
+              <w:rPr>
+                <w:rFonts w:ascii="Times New Roman" w:eastAsia="宋体" w:hAnsi="Times New Roman"/>
+                <w:sz w:val="21"/>
+              </w:rPr>
+              <w:t>R</w:t>
+            </w:r>
+            <w:r>
+              <w:rPr>
+                <w:rFonts w:ascii="Times New Roman" w:eastAsia="宋体" w:hAnsi="Times New Roman" w:cs="宋体"/>
+                <w:sz w:val="21"/>
+              </w:rPr>
+              <w:t>完成数据清洗与多维度分层统计，通过帕累托分析识别高价值客群特征，用转化瀑布图定位营销流失关键环节</w:t>
             </w:r>
           </w:p>
           <w:p>
@@ -2191,7 +2225,7 @@
                 <w:ilvl w:val="0"/>
                 <w:numId w:val="9"/>
               </w:numPr>
-              <w:spacing w:line="290" w:lineRule="atLeast" w:before="0" w:after="0"/>
+              <w:spacing w:line="290" w:lineRule="atLeast"/>
               <w:rPr>
                 <w:rFonts w:ascii="Times New Roman" w:eastAsia="宋体" w:hAnsi="Times New Roman" w:cs="宋体" w:hint="default"/>
                 <w:sz w:val="21"/>
@@ -2202,14 +2236,14 @@
                 <w:rFonts w:ascii="Times New Roman" w:eastAsia="宋体" w:hAnsi="Times New Roman" w:cs="宋体"/>
                 <w:sz w:val="21"/>
               </w:rPr>
-              <w:t xml:space="preserve">通过帕累托分析呈现高价值客群分布特征，用转化瀑布图定位营销流失关键环节，为精准营销与运营效率提升提供数据支撑</w:t>
+              <w:t>通过帕累托分析呈现高价值客群分布特征，用转化瀑布图定位营销流失关键环节，为精准营销与运营效率提升提供数据支撑</w:t>
             </w:r>
           </w:p>
         </w:tc>
       </w:tr>
       <w:tr>
         <w:trPr>
-          <w:gridAfter w:val="2"/>
+          <w:gridAfter w:val="1"/>
           <w:wAfter w:w="880" w:type="dxa"/>
           <w:jc w:val="center"/>
         </w:trPr>
@@ -2232,9 +2266,9 @@
           </w:tcPr>
           <w:p>
             <w:pPr>
-              <w:spacing w:line="290" w:lineRule="atLeast" w:before="0" w:after="0"/>
-              <w:rPr>
-                <w:rFonts w:ascii="Times New Roman" w:hAnsi="Times New Roman"/>
+              <w:spacing w:line="290" w:lineRule="atLeast"/>
+              <w:rPr>
+                <w:rFonts w:ascii="Times New Roman" w:hAnsi="Times New Roman" w:hint="default"/>
                 <w:sz w:val="21"/>
               </w:rPr>
             </w:pPr>
@@ -2243,7 +2277,7 @@
         <w:tc>
           <w:tcPr>
             <w:tcW w:w="4600" w:type="dxa"/>
-            <w:gridSpan w:val="4"/>
+            <w:gridSpan w:val="2"/>
             <w:tcBorders>
               <w:top w:val="nil"/>
               <w:left w:val="nil"/>
@@ -2260,9 +2294,9 @@
           </w:tcPr>
           <w:p>
             <w:pPr>
-              <w:spacing w:line="290" w:lineRule="atLeast" w:before="0" w:after="0"/>
-              <w:rPr>
-                <w:rFonts w:ascii="Times New Roman" w:hAnsi="Times New Roman"/>
+              <w:spacing w:line="290" w:lineRule="atLeast"/>
+              <w:rPr>
+                <w:rFonts w:ascii="Times New Roman" w:hAnsi="Times New Roman" w:hint="default"/>
                 <w:sz w:val="21"/>
               </w:rPr>
             </w:pPr>
@@ -2273,7 +2307,7 @@
                 <w:bCs/>
                 <w:sz w:val="21"/>
               </w:rPr>
-              <w:t xml:space="preserve">ERP</w:t>
+              <w:t>ERP</w:t>
             </w:r>
             <w:r>
               <w:rPr>
@@ -2282,14 +2316,13 @@
                 <w:bCs/>
                 <w:sz w:val="21"/>
               </w:rPr>
-              <w:t xml:space="preserve">供应链全流程模拟操作</w:t>
+              <w:t>供应链全流程模拟操作</w:t>
             </w:r>
           </w:p>
         </w:tc>
         <w:tc>
           <w:tcPr>
             <w:tcW w:w="2693" w:type="dxa"/>
-            <w:gridSpan w:val="2"/>
             <w:tcBorders>
               <w:top w:val="nil"/>
               <w:left w:val="nil"/>
@@ -2300,9 +2333,9 @@
           </w:tcPr>
           <w:p>
             <w:pPr>
-              <w:spacing w:line="290" w:lineRule="atLeast" w:before="0" w:after="0"/>
-              <w:rPr>
-                <w:rFonts w:ascii="Times New Roman" w:eastAsia="等线" w:hAnsi="Times New Roman"/>
+              <w:spacing w:line="290" w:lineRule="atLeast"/>
+              <w:rPr>
+                <w:rFonts w:ascii="Times New Roman" w:eastAsia="等线" w:hAnsi="Times New Roman" w:hint="default"/>
                 <w:b/>
                 <w:bCs/>
                 <w:sz w:val="21"/>
@@ -2315,7 +2348,7 @@
                 <w:bCs/>
                 <w:sz w:val="21"/>
               </w:rPr>
-              <w:t xml:space="preserve">课程实验・账套主管</w:t>
+              <w:t>课程实验・账套主管</w:t>
             </w:r>
           </w:p>
         </w:tc>
@@ -2332,7 +2365,7 @@
           </w:tcPr>
           <w:p>
             <w:pPr>
-              <w:spacing w:line="290" w:lineRule="atLeast" w:before="0" w:after="0"/>
+              <w:spacing w:line="290" w:lineRule="atLeast"/>
               <w:rPr>
                 <w:rFonts w:ascii="Times New Roman" w:eastAsia="等线" w:hAnsi="Times New Roman" w:hint="default"/>
                 <w:b/>
@@ -2347,14 +2380,14 @@
                 <w:bCs/>
                 <w:sz w:val="21"/>
               </w:rPr>
-              <w:t xml:space="preserve">2025.03-2025.07</w:t>
+              <w:t>2025.03-2025.07</w:t>
             </w:r>
           </w:p>
         </w:tc>
       </w:tr>
       <w:tr>
         <w:trPr>
-          <w:gridAfter w:val="2"/>
+          <w:gridAfter w:val="1"/>
           <w:wAfter w:w="880" w:type="dxa"/>
           <w:jc w:val="center"/>
         </w:trPr>
@@ -2377,9 +2410,9 @@
           </w:tcPr>
           <w:p>
             <w:pPr>
-              <w:spacing w:line="290" w:lineRule="atLeast" w:before="0" w:after="0"/>
-              <w:rPr>
-                <w:rFonts w:ascii="Times New Roman" w:hAnsi="Times New Roman"/>
+              <w:spacing w:line="290" w:lineRule="atLeast"/>
+              <w:rPr>
+                <w:rFonts w:ascii="Times New Roman" w:hAnsi="Times New Roman" w:hint="default"/>
                 <w:sz w:val="21"/>
               </w:rPr>
             </w:pPr>
@@ -2388,7 +2421,7 @@
         <w:tc>
           <w:tcPr>
             <w:tcW w:w="10048" w:type="dxa"/>
-            <w:gridSpan w:val="7"/>
+            <w:gridSpan w:val="4"/>
             <w:tcBorders>
               <w:top w:val="nil"/>
               <w:left w:val="nil"/>
@@ -2409,7 +2442,7 @@
                 <w:ilvl w:val="0"/>
                 <w:numId w:val="9"/>
               </w:numPr>
-              <w:spacing w:line="290" w:lineRule="atLeast" w:before="0" w:after="0"/>
+              <w:spacing w:line="290" w:lineRule="atLeast"/>
               <w:rPr>
                 <w:rFonts w:ascii="Times New Roman" w:eastAsia="宋体" w:hAnsi="Times New Roman" w:cs="宋体" w:hint="default"/>
                 <w:sz w:val="21"/>
@@ -2420,21 +2453,21 @@
                 <w:rFonts w:ascii="Times New Roman" w:eastAsia="宋体" w:hAnsi="Times New Roman" w:cs="宋体"/>
                 <w:sz w:val="21"/>
               </w:rPr>
-              <w:t xml:space="preserve">以账套主管角色使用用友</w:t>
-            </w:r>
-            <w:r>
-              <w:rPr>
-                <w:rFonts w:eastAsia="宋体" w:ascii="Times New Roman" w:hAnsi="Times New Roman"/>
-                <w:sz w:val="21"/>
-              </w:rPr>
-              <w:t xml:space="preserve">U8+ ERP</w:t>
-            </w:r>
-            <w:r>
-              <w:rPr>
-                <w:rFonts w:ascii="Times New Roman" w:eastAsia="宋体" w:hAnsi="Times New Roman" w:cs="宋体"/>
-                <w:sz w:val="21"/>
-              </w:rPr>
-              <w:t xml:space="preserve">系统，以模拟箱包贸易企业为对象，独立完成采购订单→到货入库→销售订单→发货出库→库存调拨→盘点→存货核算→收付款凭证全流程运营操作</w:t>
+              <w:t>以账套主管角色使用用友</w:t>
+            </w:r>
+            <w:r>
+              <w:rPr>
+                <w:rFonts w:ascii="Times New Roman" w:eastAsia="宋体" w:hAnsi="Times New Roman"/>
+                <w:sz w:val="21"/>
+              </w:rPr>
+              <w:t>U8+ ERP</w:t>
+            </w:r>
+            <w:r>
+              <w:rPr>
+                <w:rFonts w:ascii="Times New Roman" w:eastAsia="宋体" w:hAnsi="Times New Roman" w:cs="宋体"/>
+                <w:sz w:val="21"/>
+              </w:rPr>
+              <w:t>系统，以模拟箱包贸易企业为对象，独立完成采购订单→到货入库→销售订单→发货出库→库存调拨→盘点→存货核算→收付款凭证全流程运营操作</w:t>
             </w:r>
           </w:p>
           <w:p>
@@ -2443,7 +2476,7 @@
                 <w:ilvl w:val="0"/>
                 <w:numId w:val="9"/>
               </w:numPr>
-              <w:spacing w:line="290" w:lineRule="atLeast" w:before="0" w:after="0"/>
+              <w:spacing w:line="290" w:lineRule="atLeast"/>
               <w:rPr>
                 <w:rFonts w:ascii="Times New Roman" w:eastAsia="宋体" w:hAnsi="Times New Roman" w:cs="宋体" w:hint="default"/>
                 <w:sz w:val="21"/>
@@ -2454,35 +2487,35 @@
                 <w:rFonts w:ascii="Times New Roman" w:eastAsia="宋体" w:hAnsi="Times New Roman" w:cs="宋体"/>
                 <w:sz w:val="21"/>
               </w:rPr>
-              <w:t xml:space="preserve">掌握采购、销售、库存、存货、财务五大模块间的数据流转与单据联动逻辑，理解</w:t>
-            </w:r>
-            <w:r>
-              <w:rPr>
-                <w:rFonts w:eastAsia="宋体" w:ascii="Times New Roman" w:hAnsi="Times New Roman"/>
-                <w:sz w:val="21"/>
-              </w:rPr>
-              <w:t xml:space="preserve">ERP</w:t>
-            </w:r>
-            <w:r>
-              <w:rPr>
-                <w:rFonts w:ascii="Times New Roman" w:eastAsia="宋体" w:hAnsi="Times New Roman" w:cs="宋体"/>
-                <w:sz w:val="21"/>
-              </w:rPr>
-              <w:t xml:space="preserve">系统中供应链业务从订单到核算的标准化运作机制</w:t>
+              <w:t>掌握采购、销售、库存、存货、财务五大模块间的数据流转与单据联动逻辑，理解</w:t>
+            </w:r>
+            <w:r>
+              <w:rPr>
+                <w:rFonts w:ascii="Times New Roman" w:eastAsia="宋体" w:hAnsi="Times New Roman"/>
+                <w:sz w:val="21"/>
+              </w:rPr>
+              <w:t>ERP</w:t>
+            </w:r>
+            <w:r>
+              <w:rPr>
+                <w:rFonts w:ascii="Times New Roman" w:eastAsia="宋体" w:hAnsi="Times New Roman" w:cs="宋体"/>
+                <w:sz w:val="21"/>
+              </w:rPr>
+              <w:t>系统中供应链业务从订单到核算的标准化运作机制</w:t>
             </w:r>
           </w:p>
         </w:tc>
       </w:tr>
       <w:tr>
         <w:trPr>
-          <w:gridBefore w:val="3"/>
+          <w:gridBefore w:val="2"/>
           <w:wBefore w:w="879" w:type="dxa"/>
           <w:jc w:val="center"/>
         </w:trPr>
         <w:tc>
           <w:tcPr>
             <w:tcW w:w="10744" w:type="dxa"/>
-            <w:gridSpan w:val="7"/>
+            <w:gridSpan w:val="4"/>
             <w:tcBorders>
               <w:top w:val="nil"/>
               <w:left w:val="nil"/>
@@ -2500,7 +2533,10 @@
           </w:tcPr>
           <w:p>
             <w:pPr>
-              <w:spacing w:line="290" w:lineRule="atLeast" w:before="0" w:after="0"/>
+              <w:spacing w:line="290" w:lineRule="atLeast"/>
+              <w:rPr>
+                <w:rFonts w:hint="default"/>
+              </w:rPr>
             </w:pPr>
             <w:r>
               <w:rPr>
@@ -2514,26 +2550,27 @@
     </w:tbl>
     <w:p>
       <w:pPr>
+        <w:spacing w:line="290" w:lineRule="atLeast"/>
         <w:rPr>
+          <w:rFonts w:hint="default"/>
           <w:vanish/>
         </w:rPr>
-        <w:spacing w:line="290" w:lineRule="atLeast" w:before="0" w:after="0"/>
       </w:pPr>
     </w:p>
     <w:p>
       <w:pPr>
+        <w:spacing w:line="290" w:lineRule="atLeast"/>
         <w:rPr>
+          <w:rFonts w:hint="default"/>
           <w:vanish/>
           <w:sz w:val="21"/>
         </w:rPr>
-        <w:spacing w:line="290" w:lineRule="atLeast" w:before="0" w:after="0"/>
       </w:pPr>
     </w:p>
     <w:tbl>
       <w:tblPr>
         <w:tblW w:w="0" w:type="auto"/>
         <w:jc w:val="center"/>
-        <w:tblInd w:w="0" w:type="dxa"/>
         <w:tblLayout w:type="fixed"/>
         <w:tblCellMar>
           <w:left w:w="0" w:type="dxa"/>
@@ -2543,9 +2580,9 @@
       </w:tblPr>
       <w:tblGrid>
         <w:gridCol w:w="695"/>
-        <w:gridCol w:w="3686"/>
+        <w:gridCol w:w="4600"/>
         <w:gridCol w:w="2693"/>
-        <w:gridCol w:w="3669"/>
+        <w:gridCol w:w="2755"/>
       </w:tblGrid>
       <w:tr>
         <w:trPr>
@@ -2570,8 +2607,9 @@
           </w:tcPr>
           <w:p>
             <w:pPr>
-              <w:spacing w:line="290" w:lineRule="atLeast" w:before="0" w:after="0"/>
-              <w:rPr>
+              <w:spacing w:line="290" w:lineRule="atLeast"/>
+              <w:rPr>
+                <w:rFonts w:hint="default"/>
                 <w:sz w:val="21"/>
               </w:rPr>
             </w:pPr>
@@ -2596,8 +2634,9 @@
           </w:tcPr>
           <w:p>
             <w:pPr>
-              <w:spacing w:line="290" w:lineRule="atLeast" w:before="0" w:after="0"/>
-              <w:rPr>
+              <w:spacing w:line="290" w:lineRule="atLeast"/>
+              <w:rPr>
+                <w:rFonts w:hint="default"/>
                 <w:b/>
                 <w:bCs/>
                 <w:sz w:val="21"/>
@@ -2610,7 +2649,7 @@
                 <w:bCs/>
                 <w:sz w:val="21"/>
               </w:rPr>
-              <w:t xml:space="preserve">山东鱼跃尚成教育有限责任公司</w:t>
+              <w:t>山东鱼跃尚成教育有限责任公司</w:t>
             </w:r>
           </w:p>
         </w:tc>
@@ -2627,8 +2666,9 @@
           </w:tcPr>
           <w:p>
             <w:pPr>
-              <w:spacing w:line="290" w:lineRule="atLeast" w:before="0" w:after="0"/>
-              <w:rPr>
+              <w:spacing w:line="290" w:lineRule="atLeast"/>
+              <w:rPr>
+                <w:rFonts w:hint="default"/>
                 <w:b/>
                 <w:bCs/>
                 <w:sz w:val="21"/>
@@ -2641,7 +2681,7 @@
                 <w:bCs/>
                 <w:sz w:val="21"/>
               </w:rPr>
-              <w:t xml:space="preserve">项目助理（兼职）</w:t>
+              <w:t>项目助理（兼职）</w:t>
             </w:r>
           </w:p>
         </w:tc>
@@ -2658,7 +2698,7 @@
           </w:tcPr>
           <w:p>
             <w:pPr>
-              <w:spacing w:line="290" w:lineRule="atLeast" w:before="0" w:after="0"/>
+              <w:spacing w:line="290" w:lineRule="atLeast"/>
               <w:rPr>
                 <w:rFonts w:ascii="Times New Roman" w:eastAsia="等线" w:hAnsi="Times New Roman" w:hint="default"/>
                 <w:b/>
@@ -2673,7 +2713,7 @@
                 <w:bCs/>
                 <w:sz w:val="21"/>
               </w:rPr>
-              <w:t xml:space="preserve">2026.04 - 2026.07</w:t>
+              <w:t>2026.04 - 2026.07</w:t>
             </w:r>
           </w:p>
         </w:tc>
@@ -2701,9 +2741,9 @@
           </w:tcPr>
           <w:p>
             <w:pPr>
-              <w:spacing w:line="290" w:lineRule="atLeast" w:before="0" w:after="0"/>
-              <w:rPr>
-                <w:rFonts w:ascii="Times New Roman" w:hAnsi="Times New Roman"/>
+              <w:spacing w:line="290" w:lineRule="atLeast"/>
+              <w:rPr>
+                <w:rFonts w:ascii="Times New Roman" w:hAnsi="Times New Roman" w:hint="default"/>
                 <w:sz w:val="21"/>
               </w:rPr>
             </w:pPr>
@@ -2733,7 +2773,7 @@
                 <w:ilvl w:val="0"/>
                 <w:numId w:val="6"/>
               </w:numPr>
-              <w:spacing w:line="290" w:lineRule="atLeast" w:before="0" w:after="0"/>
+              <w:spacing w:line="290" w:lineRule="atLeast"/>
               <w:rPr>
                 <w:rFonts w:ascii="Times New Roman" w:eastAsia="宋体" w:hAnsi="Times New Roman" w:cs="宋体" w:hint="default"/>
                 <w:sz w:val="21"/>
@@ -2744,35 +2784,35 @@
                 <w:rFonts w:ascii="Times New Roman" w:eastAsia="宋体" w:hAnsi="Times New Roman" w:cs="宋体"/>
                 <w:sz w:val="21"/>
               </w:rPr>
-              <w:t xml:space="preserve">统筹</w:t>
-            </w:r>
-            <w:r>
-              <w:rPr>
-                <w:rFonts w:eastAsia="宋体" w:ascii="Times New Roman" w:hAnsi="Times New Roman"/>
-                <w:sz w:val="21"/>
-              </w:rPr>
-              <w:t xml:space="preserve">200+</w:t>
-            </w:r>
-            <w:r>
-              <w:rPr>
-                <w:rFonts w:ascii="Times New Roman" w:eastAsia="宋体" w:hAnsi="Times New Roman" w:cs="宋体"/>
-                <w:sz w:val="21"/>
-              </w:rPr>
-              <w:t xml:space="preserve">份申报材料全流程管理，用</w:t>
-            </w:r>
-            <w:r>
-              <w:rPr>
-                <w:rFonts w:eastAsia="宋体" w:ascii="Times New Roman" w:hAnsi="Times New Roman"/>
-                <w:sz w:val="21"/>
-              </w:rPr>
-              <w:t xml:space="preserve">Excel</w:t>
-            </w:r>
-            <w:r>
-              <w:rPr>
-                <w:rFonts w:ascii="Times New Roman" w:eastAsia="宋体" w:hAnsi="Times New Roman" w:cs="宋体"/>
-                <w:sz w:val="21"/>
-              </w:rPr>
-              <w:t xml:space="preserve">搭建分类台账，建立三级校验机制实现零差错提交</w:t>
+              <w:t>统筹</w:t>
+            </w:r>
+            <w:r>
+              <w:rPr>
+                <w:rFonts w:ascii="Times New Roman" w:eastAsia="宋体" w:hAnsi="Times New Roman"/>
+                <w:sz w:val="21"/>
+              </w:rPr>
+              <w:t>200+</w:t>
+            </w:r>
+            <w:r>
+              <w:rPr>
+                <w:rFonts w:ascii="Times New Roman" w:eastAsia="宋体" w:hAnsi="Times New Roman" w:cs="宋体"/>
+                <w:sz w:val="21"/>
+              </w:rPr>
+              <w:t>份申报材料全流程管理，用</w:t>
+            </w:r>
+            <w:r>
+              <w:rPr>
+                <w:rFonts w:ascii="Times New Roman" w:eastAsia="宋体" w:hAnsi="Times New Roman"/>
+                <w:sz w:val="21"/>
+              </w:rPr>
+              <w:t>Excel</w:t>
+            </w:r>
+            <w:r>
+              <w:rPr>
+                <w:rFonts w:ascii="Times New Roman" w:eastAsia="宋体" w:hAnsi="Times New Roman" w:cs="宋体"/>
+                <w:sz w:val="21"/>
+              </w:rPr>
+              <w:t>搭建分类台账，建立三级校验机制实现零差错提交</w:t>
             </w:r>
           </w:p>
           <w:p>
@@ -2781,7 +2821,7 @@
                 <w:ilvl w:val="0"/>
                 <w:numId w:val="6"/>
               </w:numPr>
-              <w:spacing w:line="290" w:lineRule="atLeast" w:before="0" w:after="0"/>
+              <w:spacing w:line="290" w:lineRule="atLeast"/>
               <w:rPr>
                 <w:rFonts w:ascii="Times New Roman" w:eastAsia="宋体" w:hAnsi="Times New Roman" w:cs="宋体" w:hint="default"/>
                 <w:sz w:val="21"/>
@@ -2792,7 +2832,7 @@
                 <w:rFonts w:ascii="Times New Roman" w:eastAsia="宋体" w:hAnsi="Times New Roman" w:cs="宋体"/>
                 <w:sz w:val="21"/>
               </w:rPr>
-              <w:t xml:space="preserve">梳理并标准化资料审核与报批流程，与各方同步进度，按月汇总数据形成工作小结，提升整体执行效率</w:t>
+              <w:t>梳理并标准化资料审核与报批流程，与各方同步进度，按月汇总数据形成工作小结，提升整体执行效率</w:t>
             </w:r>
           </w:p>
         </w:tc>
@@ -2820,8 +2860,9 @@
           </w:tcPr>
           <w:p>
             <w:pPr>
-              <w:spacing w:line="290" w:lineRule="atLeast" w:before="0" w:after="0"/>
-              <w:rPr>
+              <w:spacing w:line="290" w:lineRule="atLeast"/>
+              <w:rPr>
+                <w:rFonts w:hint="default"/>
                 <w:sz w:val="21"/>
               </w:rPr>
             </w:pPr>
@@ -2846,8 +2887,9 @@
           </w:tcPr>
           <w:p>
             <w:pPr>
-              <w:spacing w:line="290" w:lineRule="atLeast" w:before="0" w:after="0"/>
-              <w:rPr>
+              <w:spacing w:line="290" w:lineRule="atLeast"/>
+              <w:rPr>
+                <w:rFonts w:hint="default"/>
                 <w:b/>
                 <w:bCs/>
                 <w:sz w:val="21"/>
@@ -2860,7 +2902,7 @@
                 <w:bCs/>
                 <w:sz w:val="21"/>
               </w:rPr>
-              <w:t xml:space="preserve">瑞幸咖啡</w:t>
+              <w:t>瑞幸咖啡</w:t>
             </w:r>
           </w:p>
         </w:tc>
@@ -2877,8 +2919,9 @@
           </w:tcPr>
           <w:p>
             <w:pPr>
-              <w:spacing w:line="290" w:lineRule="atLeast" w:before="0" w:after="0"/>
-              <w:rPr>
+              <w:spacing w:line="290" w:lineRule="atLeast"/>
+              <w:rPr>
+                <w:rFonts w:hint="default"/>
                 <w:b/>
                 <w:bCs/>
                 <w:sz w:val="21"/>
@@ -2891,7 +2934,7 @@
                 <w:bCs/>
                 <w:sz w:val="21"/>
               </w:rPr>
-              <w:t xml:space="preserve">咖啡师（兼职）</w:t>
+              <w:t>咖啡师（兼职）</w:t>
             </w:r>
           </w:p>
         </w:tc>
@@ -2908,7 +2951,7 @@
           </w:tcPr>
           <w:p>
             <w:pPr>
-              <w:spacing w:line="290" w:lineRule="atLeast" w:before="0" w:after="0"/>
+              <w:spacing w:line="290" w:lineRule="atLeast"/>
               <w:rPr>
                 <w:rFonts w:ascii="Times New Roman" w:eastAsia="等线" w:hAnsi="Times New Roman" w:hint="default"/>
                 <w:b/>
@@ -2923,7 +2966,7 @@
                 <w:bCs/>
                 <w:sz w:val="21"/>
               </w:rPr>
-              <w:t xml:space="preserve">2023.07 - 2023.09</w:t>
+              <w:t>2023.07 - 2023.09</w:t>
             </w:r>
           </w:p>
         </w:tc>
@@ -2951,9 +2994,9 @@
           </w:tcPr>
           <w:p>
             <w:pPr>
-              <w:spacing w:line="290" w:lineRule="atLeast" w:before="0" w:after="0"/>
-              <w:rPr>
-                <w:rFonts w:ascii="Times New Roman" w:hAnsi="Times New Roman"/>
+              <w:spacing w:line="290" w:lineRule="atLeast"/>
+              <w:rPr>
+                <w:rFonts w:ascii="Times New Roman" w:hAnsi="Times New Roman" w:hint="default"/>
                 <w:sz w:val="21"/>
               </w:rPr>
             </w:pPr>
@@ -2983,7 +3026,7 @@
                 <w:ilvl w:val="0"/>
                 <w:numId w:val="6"/>
               </w:numPr>
-              <w:spacing w:line="290" w:lineRule="atLeast" w:before="0" w:after="0"/>
+              <w:spacing w:line="290" w:lineRule="atLeast"/>
               <w:rPr>
                 <w:rFonts w:ascii="Times New Roman" w:eastAsia="宋体" w:hAnsi="Times New Roman" w:cs="宋体" w:hint="default"/>
                 <w:sz w:val="21"/>
@@ -2994,7 +3037,7 @@
                 <w:rFonts w:ascii="Times New Roman" w:eastAsia="宋体" w:hAnsi="Times New Roman" w:cs="宋体"/>
                 <w:sz w:val="21"/>
               </w:rPr>
-              <w:t xml:space="preserve">负责门店数十种原辅料的日常盘点与效期管理，落实日盘制度，根据消耗规律提醒仓库解冻备货，降低物料损耗与缺货风险；规范物料分区与出入库单据核对，保持交接班库存账实一致；根据销售数据同步补货需求，保障门店日常运营物料供应</w:t>
+              <w:t>负责门店数十种原辅料的日常盘点与效期管理，落实日盘制度，根据消耗规律提醒仓库解冻备货，降低物料损耗与缺货风险；规范物料分区与出入库单据核对，保持交接班库存账实一致；根据销售数据同步补货需求，保障门店日常运营物料供应</w:t>
             </w:r>
           </w:p>
         </w:tc>
@@ -3002,68 +3045,67 @@
     </w:tbl>
     <w:p>
       <w:pPr>
+        <w:spacing w:line="290" w:lineRule="atLeast"/>
         <w:rPr>
-          <w:rFonts w:ascii="Times New Roman" w:hAnsi="Times New Roman"/>
+          <w:rFonts w:ascii="Times New Roman" w:hAnsi="Times New Roman" w:hint="default"/>
           <w:vanish/>
           <w:sz w:val="21"/>
         </w:rPr>
-        <w:spacing w:line="290" w:lineRule="atLeast" w:before="0" w:after="0"/>
       </w:pPr>
     </w:p>
     <w:p>
       <w:pPr>
+        <w:spacing w:line="290" w:lineRule="atLeast"/>
         <w:rPr>
-          <w:rFonts w:ascii="Times New Roman" w:hAnsi="Times New Roman"/>
+          <w:rFonts w:ascii="Times New Roman" w:hAnsi="Times New Roman" w:hint="default"/>
           <w:vanish/>
           <w:sz w:val="21"/>
         </w:rPr>
-        <w:spacing w:line="290" w:lineRule="atLeast" w:before="0" w:after="0"/>
       </w:pPr>
     </w:p>
     <w:p>
       <w:pPr>
+        <w:spacing w:line="290" w:lineRule="atLeast"/>
         <w:rPr>
-          <w:rFonts w:ascii="Times New Roman" w:hAnsi="Times New Roman"/>
+          <w:rFonts w:ascii="Times New Roman" w:hAnsi="Times New Roman" w:hint="default"/>
           <w:vanish/>
           <w:sz w:val="21"/>
         </w:rPr>
-        <w:spacing w:line="290" w:lineRule="atLeast" w:before="0" w:after="0"/>
       </w:pPr>
     </w:p>
     <w:p>
       <w:pPr>
+        <w:spacing w:line="290" w:lineRule="atLeast"/>
         <w:rPr>
-          <w:rFonts w:ascii="Times New Roman" w:hAnsi="Times New Roman"/>
+          <w:rFonts w:ascii="Times New Roman" w:hAnsi="Times New Roman" w:hint="default"/>
           <w:vanish/>
           <w:sz w:val="2"/>
         </w:rPr>
-        <w:spacing w:line="290" w:lineRule="atLeast" w:before="0" w:after="0"/>
       </w:pPr>
     </w:p>
     <w:p>
       <w:pPr>
+        <w:spacing w:line="290" w:lineRule="atLeast"/>
         <w:rPr>
-          <w:rFonts w:ascii="Times New Roman" w:hAnsi="Times New Roman"/>
+          <w:rFonts w:ascii="Times New Roman" w:hAnsi="Times New Roman" w:hint="default"/>
           <w:vanish/>
         </w:rPr>
-        <w:spacing w:line="290" w:lineRule="atLeast" w:before="0" w:after="0"/>
       </w:pPr>
     </w:p>
     <w:p>
       <w:pPr>
+        <w:spacing w:line="290" w:lineRule="atLeast"/>
         <w:rPr>
-          <w:rFonts w:ascii="Times New Roman" w:hAnsi="Times New Roman"/>
+          <w:rFonts w:ascii="Times New Roman" w:hAnsi="Times New Roman" w:hint="default"/>
           <w:vanish/>
           <w:sz w:val="21"/>
         </w:rPr>
-        <w:spacing w:line="290" w:lineRule="atLeast" w:before="0" w:after="0"/>
       </w:pPr>
     </w:p>
     <w:tbl>
       <w:tblPr>
         <w:tblW w:w="0" w:type="auto"/>
         <w:jc w:val="center"/>
-        <w:tblInd w:w="0" w:type="dxa"/>
         <w:tblLayout w:type="fixed"/>
         <w:tblCellMar>
           <w:left w:w="0" w:type="dxa"/>
@@ -3098,9 +3140,9 @@
           </w:tcPr>
           <w:p>
             <w:pPr>
-              <w:spacing w:before="0" w:after="0" w:line="290" w:lineRule="atLeast"/>
-              <w:rPr>
-                <w:rFonts w:ascii="Times New Roman" w:hAnsi="Times New Roman"/>
+              <w:spacing w:line="290" w:lineRule="atLeast"/>
+              <w:rPr>
+                <w:rFonts w:ascii="Times New Roman" w:hAnsi="Times New Roman" w:hint="default"/>
               </w:rPr>
             </w:pPr>
             <w:r>
@@ -3109,7 +3151,7 @@
                 <w:b/>
                 <w:bCs/>
               </w:rPr>
-              <w:t xml:space="preserve">综合技能</w:t>
+              <w:t>综合技能</w:t>
             </w:r>
           </w:p>
         </w:tc>
@@ -3117,18 +3159,17 @@
     </w:tbl>
     <w:p>
       <w:pPr>
+        <w:spacing w:line="290" w:lineRule="atLeast"/>
         <w:rPr>
-          <w:rFonts w:ascii="Times New Roman" w:hAnsi="Times New Roman"/>
+          <w:rFonts w:ascii="Times New Roman" w:hAnsi="Times New Roman" w:hint="default"/>
           <w:vanish/>
         </w:rPr>
-        <w:spacing w:line="290" w:lineRule="atLeast" w:before="0" w:after="0"/>
       </w:pPr>
     </w:p>
     <w:tbl>
       <w:tblPr>
         <w:tblW w:w="0" w:type="auto"/>
         <w:jc w:val="center"/>
-        <w:tblInd w:w="0" w:type="dxa"/>
         <w:tblLayout w:type="fixed"/>
         <w:tblCellMar>
           <w:left w:w="0" w:type="dxa"/>
@@ -3142,7 +3183,7 @@
       </w:tblGrid>
       <w:tr>
         <w:trPr>
-          <w:trHeight w:val="1843"/>
+          <w:trHeight w:val="1706"/>
           <w:jc w:val="center"/>
         </w:trPr>
         <w:tc>
@@ -3164,9 +3205,9 @@
           </w:tcPr>
           <w:p>
             <w:pPr>
-              <w:spacing w:before="0" w:after="0" w:line="290" w:lineRule="atLeast"/>
-              <w:rPr>
-                <w:rFonts w:ascii="Times New Roman" w:hAnsi="Times New Roman"/>
+              <w:spacing w:line="290" w:lineRule="atLeast"/>
+              <w:rPr>
+                <w:rFonts w:ascii="Times New Roman" w:hAnsi="Times New Roman" w:hint="default"/>
                 <w:sz w:val="21"/>
               </w:rPr>
             </w:pPr>
@@ -3191,7 +3232,7 @@
           </w:tcPr>
           <w:p>
             <w:pPr>
-              <w:spacing w:line="290" w:lineRule="atLeast" w:before="0" w:after="0"/>
+              <w:spacing w:line="290" w:lineRule="atLeast"/>
               <w:rPr>
                 <w:rFonts w:ascii="Times New Roman" w:eastAsia="宋体" w:hAnsi="Times New Roman" w:cs="宋体" w:hint="default"/>
                 <w:b/>
@@ -3206,166 +3247,166 @@
                 <w:bCs/>
                 <w:sz w:val="21"/>
               </w:rPr>
-              <w:t xml:space="preserve">业务系统与数据工具：</w:t>
-            </w:r>
-            <w:r>
-              <w:rPr>
-                <w:rFonts w:ascii="Times New Roman" w:eastAsia="宋体" w:hAnsi="Times New Roman" w:cs="宋体"/>
-                <w:sz w:val="21"/>
-              </w:rPr>
-              <w:t xml:space="preserve">用友</w:t>
-            </w:r>
-            <w:r>
-              <w:rPr>
-                <w:rFonts w:eastAsia="宋体" w:ascii="Times New Roman" w:hAnsi="Times New Roman"/>
-                <w:sz w:val="21"/>
-              </w:rPr>
-              <w:t xml:space="preserve">U8+ ERP</w:t>
-            </w:r>
-            <w:r>
-              <w:rPr>
-                <w:rFonts w:ascii="Times New Roman" w:eastAsia="宋体" w:hAnsi="Times New Roman" w:cs="宋体"/>
-                <w:sz w:val="21"/>
-              </w:rPr>
-              <w:t xml:space="preserve">（采购</w:t>
-            </w:r>
-            <w:r>
-              <w:rPr>
-                <w:rFonts w:eastAsia="宋体" w:ascii="Times New Roman" w:hAnsi="Times New Roman"/>
-                <w:sz w:val="21"/>
-              </w:rPr>
-              <w:t xml:space="preserve">/</w:t>
-            </w:r>
-            <w:r>
-              <w:rPr>
-                <w:rFonts w:ascii="Times New Roman" w:eastAsia="宋体" w:hAnsi="Times New Roman" w:cs="宋体"/>
-                <w:sz w:val="21"/>
-              </w:rPr>
-              <w:t xml:space="preserve">销售</w:t>
-            </w:r>
-            <w:r>
-              <w:rPr>
-                <w:rFonts w:eastAsia="宋体" w:ascii="Times New Roman" w:hAnsi="Times New Roman"/>
-                <w:sz w:val="21"/>
-              </w:rPr>
-              <w:t xml:space="preserve">/</w:t>
-            </w:r>
-            <w:r>
-              <w:rPr>
-                <w:rFonts w:ascii="Times New Roman" w:eastAsia="宋体" w:hAnsi="Times New Roman" w:cs="宋体"/>
-                <w:sz w:val="21"/>
-              </w:rPr>
-              <w:t xml:space="preserve">库存</w:t>
-            </w:r>
-            <w:r>
-              <w:rPr>
-                <w:rFonts w:eastAsia="宋体" w:ascii="Times New Roman" w:hAnsi="Times New Roman"/>
-                <w:sz w:val="21"/>
-              </w:rPr>
-              <w:t xml:space="preserve">/</w:t>
-            </w:r>
-            <w:r>
-              <w:rPr>
-                <w:rFonts w:ascii="Times New Roman" w:eastAsia="宋体" w:hAnsi="Times New Roman" w:cs="宋体"/>
-                <w:sz w:val="21"/>
-              </w:rPr>
-              <w:t xml:space="preserve">核算全流程），</w:t>
-            </w:r>
-            <w:r>
-              <w:rPr>
-                <w:rFonts w:eastAsia="宋体" w:ascii="Times New Roman" w:hAnsi="Times New Roman"/>
-                <w:sz w:val="21"/>
-              </w:rPr>
-              <w:t xml:space="preserve">Excel</w:t>
-            </w:r>
-            <w:r>
-              <w:rPr>
-                <w:rFonts w:ascii="Times New Roman" w:eastAsia="宋体" w:hAnsi="Times New Roman" w:cs="宋体"/>
-                <w:sz w:val="21"/>
-              </w:rPr>
-              <w:t xml:space="preserve">（数据透视表、</w:t>
-            </w:r>
-            <w:r>
-              <w:rPr>
-                <w:rFonts w:eastAsia="宋体" w:ascii="Times New Roman" w:hAnsi="Times New Roman"/>
-                <w:sz w:val="21"/>
-              </w:rPr>
-              <w:t xml:space="preserve">VLOOKUP</w:t>
-            </w:r>
-            <w:r>
-              <w:rPr>
-                <w:rFonts w:ascii="Times New Roman" w:eastAsia="宋体" w:hAnsi="Times New Roman" w:cs="宋体"/>
-                <w:sz w:val="21"/>
-              </w:rPr>
-              <w:t xml:space="preserve">、函数公式、图表可视化）、</w:t>
-            </w:r>
-            <w:r>
-              <w:rPr>
-                <w:rFonts w:eastAsia="宋体" w:ascii="Times New Roman" w:hAnsi="Times New Roman"/>
-                <w:sz w:val="21"/>
-              </w:rPr>
-              <w:t xml:space="preserve">Python</w:t>
-            </w:r>
-            <w:r>
-              <w:rPr>
-                <w:rFonts w:ascii="Times New Roman" w:eastAsia="宋体" w:hAnsi="Times New Roman" w:cs="宋体"/>
-                <w:sz w:val="21"/>
-              </w:rPr>
-              <w:t xml:space="preserve">（</w:t>
-            </w:r>
-            <w:r>
-              <w:rPr>
-                <w:rFonts w:eastAsia="宋体" w:ascii="Times New Roman" w:hAnsi="Times New Roman"/>
-                <w:sz w:val="21"/>
-              </w:rPr>
-              <w:t xml:space="preserve">pandas</w:t>
-            </w:r>
-            <w:r>
-              <w:rPr>
-                <w:rFonts w:ascii="Times New Roman" w:eastAsia="宋体" w:hAnsi="Times New Roman" w:cs="宋体"/>
-                <w:sz w:val="21"/>
-              </w:rPr>
-              <w:t xml:space="preserve">数据处理、</w:t>
-            </w:r>
-            <w:r>
-              <w:rPr>
-                <w:rFonts w:eastAsia="宋体" w:ascii="Times New Roman" w:hAnsi="Times New Roman"/>
-                <w:sz w:val="21"/>
-              </w:rPr>
-              <w:t xml:space="preserve">matplotlib</w:t>
-            </w:r>
-            <w:r>
-              <w:rPr>
-                <w:rFonts w:ascii="Times New Roman" w:eastAsia="宋体" w:hAnsi="Times New Roman" w:cs="宋体"/>
-                <w:sz w:val="21"/>
-              </w:rPr>
-              <w:t xml:space="preserve">可视化）、</w:t>
-            </w:r>
-            <w:r>
-              <w:rPr>
-                <w:rFonts w:eastAsia="宋体" w:ascii="Times New Roman" w:hAnsi="Times New Roman"/>
-                <w:sz w:val="21"/>
-              </w:rPr>
-              <w:t xml:space="preserve">R</w:t>
-            </w:r>
-            <w:r>
-              <w:rPr>
-                <w:rFonts w:ascii="Times New Roman" w:eastAsia="宋体" w:hAnsi="Times New Roman" w:cs="宋体"/>
-                <w:sz w:val="21"/>
-              </w:rPr>
-              <w:t xml:space="preserve">、</w:t>
-            </w:r>
-            <w:r>
-              <w:rPr>
-                <w:rFonts w:eastAsia="宋体" w:ascii="Times New Roman" w:hAnsi="Times New Roman"/>
-                <w:sz w:val="21"/>
-              </w:rPr>
-              <w:t xml:space="preserve">SPSS</w:t>
-            </w:r>
-          </w:p>
-          <w:p>
-            <w:pPr>
-              <w:spacing w:line="290" w:lineRule="atLeast" w:before="0" w:after="0"/>
+              <w:t>业务系统与数据工具：</w:t>
+            </w:r>
+            <w:r>
+              <w:rPr>
+                <w:rFonts w:ascii="Times New Roman" w:eastAsia="宋体" w:hAnsi="Times New Roman" w:cs="宋体"/>
+                <w:sz w:val="21"/>
+              </w:rPr>
+              <w:t>用友</w:t>
+            </w:r>
+            <w:r>
+              <w:rPr>
+                <w:rFonts w:ascii="Times New Roman" w:eastAsia="宋体" w:hAnsi="Times New Roman"/>
+                <w:sz w:val="21"/>
+              </w:rPr>
+              <w:t>U8+ ERP</w:t>
+            </w:r>
+            <w:r>
+              <w:rPr>
+                <w:rFonts w:ascii="Times New Roman" w:eastAsia="宋体" w:hAnsi="Times New Roman" w:cs="宋体"/>
+                <w:sz w:val="21"/>
+              </w:rPr>
+              <w:t>（采购</w:t>
+            </w:r>
+            <w:r>
+              <w:rPr>
+                <w:rFonts w:ascii="Times New Roman" w:eastAsia="宋体" w:hAnsi="Times New Roman"/>
+                <w:sz w:val="21"/>
+              </w:rPr>
+              <w:t>/</w:t>
+            </w:r>
+            <w:r>
+              <w:rPr>
+                <w:rFonts w:ascii="Times New Roman" w:eastAsia="宋体" w:hAnsi="Times New Roman" w:cs="宋体"/>
+                <w:sz w:val="21"/>
+              </w:rPr>
+              <w:t>销售</w:t>
+            </w:r>
+            <w:r>
+              <w:rPr>
+                <w:rFonts w:ascii="Times New Roman" w:eastAsia="宋体" w:hAnsi="Times New Roman"/>
+                <w:sz w:val="21"/>
+              </w:rPr>
+              <w:t>/</w:t>
+            </w:r>
+            <w:r>
+              <w:rPr>
+                <w:rFonts w:ascii="Times New Roman" w:eastAsia="宋体" w:hAnsi="Times New Roman" w:cs="宋体"/>
+                <w:sz w:val="21"/>
+              </w:rPr>
+              <w:t>库存</w:t>
+            </w:r>
+            <w:r>
+              <w:rPr>
+                <w:rFonts w:ascii="Times New Roman" w:eastAsia="宋体" w:hAnsi="Times New Roman"/>
+                <w:sz w:val="21"/>
+              </w:rPr>
+              <w:t>/</w:t>
+            </w:r>
+            <w:r>
+              <w:rPr>
+                <w:rFonts w:ascii="Times New Roman" w:eastAsia="宋体" w:hAnsi="Times New Roman" w:cs="宋体"/>
+                <w:sz w:val="21"/>
+              </w:rPr>
+              <w:t>核算全流程），</w:t>
+            </w:r>
+            <w:r>
+              <w:rPr>
+                <w:rFonts w:ascii="Times New Roman" w:eastAsia="宋体" w:hAnsi="Times New Roman"/>
+                <w:sz w:val="21"/>
+              </w:rPr>
+              <w:t>Excel</w:t>
+            </w:r>
+            <w:r>
+              <w:rPr>
+                <w:rFonts w:ascii="Times New Roman" w:eastAsia="宋体" w:hAnsi="Times New Roman" w:cs="宋体"/>
+                <w:sz w:val="21"/>
+              </w:rPr>
+              <w:t>（数据透视表、</w:t>
+            </w:r>
+            <w:r>
+              <w:rPr>
+                <w:rFonts w:ascii="Times New Roman" w:eastAsia="宋体" w:hAnsi="Times New Roman"/>
+                <w:sz w:val="21"/>
+              </w:rPr>
+              <w:t>VLOOKUP</w:t>
+            </w:r>
+            <w:r>
+              <w:rPr>
+                <w:rFonts w:ascii="Times New Roman" w:eastAsia="宋体" w:hAnsi="Times New Roman" w:cs="宋体"/>
+                <w:sz w:val="21"/>
+              </w:rPr>
+              <w:t>、函数公式、图表可视化）、</w:t>
+            </w:r>
+            <w:r>
+              <w:rPr>
+                <w:rFonts w:ascii="Times New Roman" w:eastAsia="宋体" w:hAnsi="Times New Roman"/>
+                <w:sz w:val="21"/>
+              </w:rPr>
+              <w:t>Python</w:t>
+            </w:r>
+            <w:r>
+              <w:rPr>
+                <w:rFonts w:ascii="Times New Roman" w:eastAsia="宋体" w:hAnsi="Times New Roman" w:cs="宋体"/>
+                <w:sz w:val="21"/>
+              </w:rPr>
+              <w:t>（</w:t>
+            </w:r>
+            <w:r>
+              <w:rPr>
+                <w:rFonts w:ascii="Times New Roman" w:eastAsia="宋体" w:hAnsi="Times New Roman"/>
+                <w:sz w:val="21"/>
+              </w:rPr>
+              <w:t>pandas</w:t>
+            </w:r>
+            <w:r>
+              <w:rPr>
+                <w:rFonts w:ascii="Times New Roman" w:eastAsia="宋体" w:hAnsi="Times New Roman" w:cs="宋体"/>
+                <w:sz w:val="21"/>
+              </w:rPr>
+              <w:t>数据处理、</w:t>
+            </w:r>
+            <w:r>
+              <w:rPr>
+                <w:rFonts w:ascii="Times New Roman" w:eastAsia="宋体" w:hAnsi="Times New Roman"/>
+                <w:sz w:val="21"/>
+              </w:rPr>
+              <w:t>matplotlib</w:t>
+            </w:r>
+            <w:r>
+              <w:rPr>
+                <w:rFonts w:ascii="Times New Roman" w:eastAsia="宋体" w:hAnsi="Times New Roman" w:cs="宋体"/>
+                <w:sz w:val="21"/>
+              </w:rPr>
+              <w:t>可视化）、</w:t>
+            </w:r>
+            <w:r>
+              <w:rPr>
+                <w:rFonts w:ascii="Times New Roman" w:eastAsia="宋体" w:hAnsi="Times New Roman"/>
+                <w:sz w:val="21"/>
+              </w:rPr>
+              <w:t>R</w:t>
+            </w:r>
+            <w:r>
+              <w:rPr>
+                <w:rFonts w:ascii="Times New Roman" w:eastAsia="宋体" w:hAnsi="Times New Roman" w:cs="宋体"/>
+                <w:sz w:val="21"/>
+              </w:rPr>
+              <w:t>、</w:t>
+            </w:r>
+            <w:r>
+              <w:rPr>
+                <w:rFonts w:ascii="Times New Roman" w:eastAsia="宋体" w:hAnsi="Times New Roman"/>
+                <w:sz w:val="21"/>
+              </w:rPr>
+              <w:t>SPSS</w:t>
+            </w:r>
+          </w:p>
+          <w:p>
+            <w:pPr>
+              <w:spacing w:line="290" w:lineRule="atLeast"/>
               <w:rPr>
                 <w:rFonts w:ascii="Times New Roman" w:eastAsia="宋体" w:hAnsi="Times New Roman" w:cs="宋体" w:hint="default"/>
                 <w:b/>
@@ -3380,26 +3421,26 @@
                 <w:bCs/>
                 <w:sz w:val="21"/>
               </w:rPr>
-              <w:t xml:space="preserve">语言能力：</w:t>
-            </w:r>
-            <w:r>
-              <w:rPr>
-                <w:rFonts w:eastAsia="宋体" w:ascii="Times New Roman" w:hAnsi="Times New Roman"/>
-                <w:sz w:val="21"/>
-              </w:rPr>
-              <w:t xml:space="preserve">CET-4</w:t>
-            </w:r>
-            <w:r>
-              <w:rPr>
-                <w:rFonts w:ascii="Times New Roman" w:eastAsia="宋体" w:hAnsi="Times New Roman" w:cs="宋体"/>
-                <w:sz w:val="21"/>
-              </w:rPr>
-              <w:t xml:space="preserve">，可阅读英文专业资料与基础商务沟通</w:t>
-            </w:r>
-          </w:p>
-          <w:p>
-            <w:pPr>
-              <w:spacing w:line="290" w:lineRule="atLeast" w:before="0" w:after="0"/>
+              <w:t>语言能力：</w:t>
+            </w:r>
+            <w:r>
+              <w:rPr>
+                <w:rFonts w:ascii="Times New Roman" w:eastAsia="宋体" w:hAnsi="Times New Roman"/>
+                <w:sz w:val="21"/>
+              </w:rPr>
+              <w:t>CET-4</w:t>
+            </w:r>
+            <w:r>
+              <w:rPr>
+                <w:rFonts w:ascii="Times New Roman" w:eastAsia="宋体" w:hAnsi="Times New Roman" w:cs="宋体"/>
+                <w:sz w:val="21"/>
+              </w:rPr>
+              <w:t>，可阅读英文专业资料与基础商务沟通</w:t>
+            </w:r>
+          </w:p>
+          <w:p>
+            <w:pPr>
+              <w:spacing w:line="290" w:lineRule="atLeast"/>
               <w:rPr>
                 <w:rFonts w:ascii="Times New Roman" w:eastAsia="宋体" w:hAnsi="Times New Roman" w:cs="宋体" w:hint="default"/>
                 <w:b/>
@@ -3414,14 +3455,14 @@
                 <w:bCs/>
                 <w:sz w:val="21"/>
               </w:rPr>
-              <w:t xml:space="preserve">通用能力：</w:t>
-            </w:r>
-            <w:r>
-              <w:rPr>
-                <w:rFonts w:ascii="Times New Roman" w:eastAsia="宋体" w:hAnsi="Times New Roman" w:cs="宋体"/>
-                <w:sz w:val="21"/>
-              </w:rPr>
-              <w:t xml:space="preserve">流程梳理与标准化、库存与效期管理、跨部门沟通对接、电子台账搭建与文档归档、数据驱动的问题分析与改进建议输出</w:t>
+              <w:t>通用能力：</w:t>
+            </w:r>
+            <w:r>
+              <w:rPr>
+                <w:rFonts w:ascii="Times New Roman" w:eastAsia="宋体" w:hAnsi="Times New Roman" w:cs="宋体"/>
+                <w:sz w:val="21"/>
+              </w:rPr>
+              <w:t>流程梳理与标准化、库存与效期管理、跨部门沟通对接、电子台账搭建与文档归档、数据驱动的问题分析与改进建议输出</w:t>
             </w:r>
           </w:p>
         </w:tc>
@@ -3429,11 +3470,12 @@
     </w:tbl>
     <w:p>
       <w:pPr>
+        <w:spacing w:line="290" w:lineRule="atLeast"/>
         <w:rPr>
+          <w:rFonts w:hint="default"/>
           <w:vanish/>
           <w:sz w:val="21"/>
         </w:rPr>
-        <w:spacing w:line="290" w:lineRule="atLeast" w:before="0" w:after="0"/>
       </w:pPr>
     </w:p>
     <w:sectPr>
@@ -5043,15 +5085,6 @@
   </w:num>
   <w:num w:numId="13" w16cid:durableId="1101874244">
     <w:abstractNumId w:val="5"/>
-    <w:lvlOverride w:ilvl="0"/>
-    <w:lvlOverride w:ilvl="1"/>
-    <w:lvlOverride w:ilvl="2"/>
-    <w:lvlOverride w:ilvl="3"/>
-    <w:lvlOverride w:ilvl="4"/>
-    <w:lvlOverride w:ilvl="5"/>
-    <w:lvlOverride w:ilvl="6"/>
-    <w:lvlOverride w:ilvl="7"/>
-    <w:lvlOverride w:ilvl="8"/>
   </w:num>
 </w:numbering>
 </file>
@@ -5222,7 +5255,6 @@
     <w:lsdException w:name="Table Web 2" w:semiHidden="1" w:unhideWhenUsed="1"/>
     <w:lsdException w:name="Table Web 3" w:semiHidden="1" w:unhideWhenUsed="1"/>
     <w:lsdException w:name="Balloon Text" w:semiHidden="1" w:unhideWhenUsed="1"/>
-    <w:lsdException w:name="Table Grid" w:semiHidden="1" w:unhideWhenUsed="1"/>
     <w:lsdException w:name="Table Theme" w:semiHidden="1" w:unhideWhenUsed="1"/>
     <w:lsdException w:name="Placeholder Text" w:semiHidden="1" w:uiPriority="99" w:unhideWhenUsed="1"/>
     <w:lsdException w:name="No Spacing" w:uiPriority="99" w:qFormat="1"/>
@@ -5514,14 +5546,17 @@
   </w:style>
   <w:style w:type="character" w:default="1" w:styleId="a0">
     <w:name w:val="Default Paragraph Font"/>
-    <w:uiPriority w:val="99"/>
+    <w:uiPriority w:val="1"/>
+    <w:semiHidden/>
     <w:unhideWhenUsed/>
   </w:style>
   <w:style w:type="table" w:default="1" w:styleId="a1">
     <w:name w:val="Normal Table"/>
     <w:uiPriority w:val="99"/>
+    <w:semiHidden/>
     <w:unhideWhenUsed/>
     <w:tblPr>
+      <w:tblInd w:w="0" w:type="dxa"/>
       <w:tblCellMar>
         <w:top w:w="0" w:type="dxa"/>
         <w:left w:w="108" w:type="dxa"/>

--- a/02_定制简历库/通用简历/文雪_山东大学_运营管理方向.docx
+++ b/02_定制简历库/通用简历/文雪_山东大学_运营管理方向.docx
@@ -5,17 +5,18 @@
   <w:body>
     <w:p>
       <w:pPr>
-        <w:spacing w:line="290" w:lineRule="atLeast"/>
         <w:rPr>
           <w:rFonts w:hint="default"/>
           <w:vanish/>
         </w:rPr>
+        <w:spacing w:line="290" w:lineRule="atLeast" w:before="0" w:after="0"/>
       </w:pPr>
     </w:p>
     <w:tbl>
       <w:tblPr>
         <w:tblW w:w="0" w:type="auto"/>
         <w:jc w:val="center"/>
+        <w:tblInd w:w="0" w:type="dxa"/>
         <w:tblLayout w:type="fixed"/>
         <w:tblCellMar>
           <w:left w:w="0" w:type="dxa"/>
@@ -51,7 +52,7 @@
           </w:tcPr>
           <w:p>
             <w:pPr>
-              <w:spacing w:line="290" w:lineRule="atLeast"/>
+              <w:spacing w:line="290" w:lineRule="atLeast" w:before="0" w:after="0"/>
               <w:rPr>
                 <w:rFonts w:ascii="宋体" w:eastAsia="宋体" w:hAnsi="宋体"/>
                 <w:b/>
@@ -88,15 +89,14 @@
           </w:tcPr>
           <w:p>
             <w:pPr>
-              <w:spacing w:line="290" w:lineRule="atLeast"/>
               <w:jc w:val="center"/>
               <w:rPr>
                 <w:rFonts w:hint="default"/>
               </w:rPr>
-            </w:pPr>
-            <w:r>
-              <w:rPr>
-                <w:rFonts w:hint="default"/>
+              <w:spacing w:line="290" w:lineRule="atLeast" w:before="0" w:after="0"/>
+            </w:pPr>
+            <w:r>
+              <w:rPr>
                 <w:noProof/>
               </w:rPr>
               <w:pict w14:anchorId="7207AFA7">
@@ -119,7 +119,7 @@
                   <v:path o:extrusionok="f" gradientshapeok="t" o:connecttype="rect"/>
                   <o:lock v:ext="edit" aspectratio="t"/>
                 </v:shapetype>
-                <v:shape id="_x0000_s2052" type="#_x0000_t75" style="position:absolute;left:0;text-align:left;margin-left:-3.1pt;margin-top:-3.1pt;width:58.05pt;height:81.95pt;z-index:1;mso-position-horizontal-relative:text;mso-position-vertical-relative:text">
+                <v:shape id="_x0000_s2052" type="#_x0000_t75" style="position:absolute;left:0;text-align:left;margin-left:-3.1pt;margin-top:-3.1pt;width:58.05pt;height:81.95pt;z-index:251657728;mso-position-horizontal-relative:text;mso-position-vertical-relative:text">
                   <v:imagedata r:id="rId7" o:title="微信图片_20260311210753_173_4"/>
                 </v:shape>
               </w:pict>
@@ -151,9 +151,9 @@
           </w:tcPr>
           <w:p>
             <w:pPr>
-              <w:spacing w:line="290" w:lineRule="atLeast"/>
-              <w:rPr>
-                <w:rFonts w:eastAsia="等线" w:hint="default"/>
+              <w:spacing w:line="290" w:lineRule="atLeast" w:before="0" w:after="0"/>
+              <w:rPr>
+                <w:rFonts w:eastAsia="等线"/>
                 <w:sz w:val="21"/>
               </w:rPr>
             </w:pPr>
@@ -233,11 +233,10 @@
           </w:tcPr>
           <w:p>
             <w:pPr>
-              <w:spacing w:line="290" w:lineRule="atLeast"/>
-              <w:rPr>
-                <w:rFonts w:hint="default"/>
-                <w:sz w:val="21"/>
-              </w:rPr>
+              <w:rPr>
+                <w:sz w:val="21"/>
+              </w:rPr>
+              <w:spacing w:line="290" w:lineRule="atLeast" w:before="0" w:after="0"/>
             </w:pPr>
           </w:p>
         </w:tc>
@@ -266,9 +265,8 @@
           </w:tcPr>
           <w:p>
             <w:pPr>
-              <w:spacing w:line="290" w:lineRule="atLeast"/>
-              <w:rPr>
-                <w:rFonts w:hint="default"/>
+              <w:spacing w:line="290" w:lineRule="atLeast" w:before="0" w:after="0"/>
+              <w:rPr>
                 <w:b/>
                 <w:bCs/>
                 <w:sz w:val="21"/>
@@ -281,7 +279,7 @@
                 <w:bCs/>
                 <w:sz w:val="21"/>
               </w:rPr>
-              <w:t>求职意向：</w:t>
+              <w:t xml:space="preserve">求职意向：</w:t>
             </w:r>
             <w:r>
               <w:rPr>
@@ -297,35 +295,35 @@
                 <w:rFonts w:ascii="Times New Roman" w:eastAsia="宋体" w:hAnsi="Times New Roman" w:cs="宋体"/>
                 <w:sz w:val="21"/>
               </w:rPr>
-              <w:t>运营管理</w:t>
-            </w:r>
-            <w:r>
-              <w:rPr>
-                <w:rFonts w:ascii="Times New Roman" w:eastAsia="宋体" w:hAnsi="Times New Roman"/>
-                <w:sz w:val="21"/>
-              </w:rPr>
-              <w:t>/</w:t>
-            </w:r>
-            <w:r>
-              <w:rPr>
-                <w:rFonts w:ascii="Times New Roman" w:eastAsia="宋体" w:hAnsi="Times New Roman" w:cs="宋体"/>
-                <w:sz w:val="21"/>
-              </w:rPr>
-              <w:t>供应链运营</w:t>
-            </w:r>
-            <w:r>
-              <w:rPr>
-                <w:rFonts w:ascii="Times New Roman" w:eastAsia="宋体" w:hAnsi="Times New Roman"/>
-                <w:sz w:val="21"/>
-              </w:rPr>
-              <w:t>/</w:t>
-            </w:r>
-            <w:r>
-              <w:rPr>
-                <w:rFonts w:ascii="Times New Roman" w:eastAsia="宋体" w:hAnsi="Times New Roman" w:cs="宋体"/>
-                <w:sz w:val="21"/>
-              </w:rPr>
-              <w:t>库存管理</w:t>
+              <w:t xml:space="preserve">运营管理</w:t>
+            </w:r>
+            <w:r>
+              <w:rPr>
+                <w:rFonts w:eastAsia="宋体" w:ascii="Times New Roman" w:hAnsi="Times New Roman"/>
+                <w:sz w:val="21"/>
+              </w:rPr>
+              <w:t xml:space="preserve">/</w:t>
+            </w:r>
+            <w:r>
+              <w:rPr>
+                <w:rFonts w:ascii="Times New Roman" w:eastAsia="宋体" w:hAnsi="Times New Roman" w:cs="宋体"/>
+                <w:sz w:val="21"/>
+              </w:rPr>
+              <w:t xml:space="preserve">供应链运营</w:t>
+            </w:r>
+            <w:r>
+              <w:rPr>
+                <w:rFonts w:eastAsia="宋体" w:ascii="Times New Roman" w:hAnsi="Times New Roman"/>
+                <w:sz w:val="21"/>
+              </w:rPr>
+              <w:t xml:space="preserve">/</w:t>
+            </w:r>
+            <w:r>
+              <w:rPr>
+                <w:rFonts w:ascii="Times New Roman" w:eastAsia="宋体" w:hAnsi="Times New Roman" w:cs="宋体"/>
+                <w:sz w:val="21"/>
+              </w:rPr>
+              <w:t xml:space="preserve">库存管理</w:t>
             </w:r>
           </w:p>
         </w:tc>
@@ -336,11 +334,10 @@
           </w:tcPr>
           <w:p>
             <w:pPr>
-              <w:spacing w:line="290" w:lineRule="atLeast"/>
-              <w:rPr>
-                <w:rFonts w:hint="default"/>
-                <w:sz w:val="21"/>
-              </w:rPr>
+              <w:rPr>
+                <w:sz w:val="21"/>
+              </w:rPr>
+              <w:spacing w:line="290" w:lineRule="atLeast" w:before="0" w:after="0"/>
             </w:pPr>
           </w:p>
         </w:tc>
@@ -369,9 +366,8 @@
           </w:tcPr>
           <w:p>
             <w:pPr>
-              <w:spacing w:line="290" w:lineRule="atLeast"/>
-              <w:rPr>
-                <w:rFonts w:hint="default"/>
+              <w:spacing w:line="290" w:lineRule="atLeast" w:before="0" w:after="0"/>
+              <w:rPr>
                 <w:b/>
                 <w:bCs/>
                 <w:sz w:val="21"/>
@@ -384,140 +380,140 @@
                 <w:bCs/>
                 <w:sz w:val="21"/>
               </w:rPr>
-              <w:t>个人优势：</w:t>
-            </w:r>
-            <w:r>
-              <w:rPr>
-                <w:rFonts w:ascii="Times New Roman" w:eastAsia="宋体" w:hAnsi="Times New Roman" w:cs="宋体"/>
-                <w:sz w:val="21"/>
-              </w:rPr>
-              <w:t>运营优化：独立完成社区团购末端网络优化项目，设计弹性布局方案，测算运营成本降低</w:t>
-            </w:r>
-            <w:r>
-              <w:rPr>
-                <w:rFonts w:ascii="Times New Roman" w:eastAsia="宋体" w:hAnsi="Times New Roman"/>
-                <w:sz w:val="21"/>
-              </w:rPr>
-              <w:t>18.7%</w:t>
-            </w:r>
-            <w:r>
-              <w:rPr>
-                <w:rFonts w:ascii="Times New Roman" w:eastAsia="宋体" w:hAnsi="Times New Roman" w:cs="宋体"/>
-                <w:sz w:val="21"/>
-              </w:rPr>
-              <w:t>、配送效率提升</w:t>
-            </w:r>
-            <w:r>
-              <w:rPr>
-                <w:rFonts w:ascii="Times New Roman" w:eastAsia="宋体" w:hAnsi="Times New Roman"/>
-                <w:sz w:val="21"/>
-              </w:rPr>
-              <w:t>22.3%;</w:t>
-            </w:r>
-            <w:r>
-              <w:rPr>
-                <w:rFonts w:ascii="Times New Roman" w:eastAsia="宋体" w:hAnsi="Times New Roman" w:cs="宋体"/>
-                <w:sz w:val="21"/>
-              </w:rPr>
-              <w:t>数据驱动：掌握</w:t>
-            </w:r>
-            <w:r>
-              <w:rPr>
-                <w:rFonts w:ascii="Times New Roman" w:eastAsia="宋体" w:hAnsi="Times New Roman"/>
-                <w:sz w:val="21"/>
-              </w:rPr>
-              <w:t>Python/R/SPSS</w:t>
-            </w:r>
-            <w:r>
-              <w:rPr>
-                <w:rFonts w:ascii="Times New Roman" w:eastAsia="宋体" w:hAnsi="Times New Roman" w:cs="宋体"/>
-                <w:sz w:val="21"/>
-              </w:rPr>
-              <w:t>，累计处理</w:t>
-            </w:r>
-            <w:r>
-              <w:rPr>
-                <w:rFonts w:ascii="Times New Roman" w:eastAsia="宋体" w:hAnsi="Times New Roman"/>
-                <w:sz w:val="21"/>
-              </w:rPr>
-              <w:t>4.5</w:t>
-            </w:r>
-            <w:r>
-              <w:rPr>
-                <w:rFonts w:ascii="Times New Roman" w:eastAsia="宋体" w:hAnsi="Times New Roman" w:cs="宋体"/>
-                <w:sz w:val="21"/>
-              </w:rPr>
-              <w:t>万</w:t>
-            </w:r>
-            <w:r>
-              <w:rPr>
-                <w:rFonts w:ascii="Times New Roman" w:eastAsia="宋体" w:hAnsi="Times New Roman"/>
-                <w:sz w:val="21"/>
-              </w:rPr>
-              <w:t>+</w:t>
-            </w:r>
-            <w:r>
-              <w:rPr>
-                <w:rFonts w:ascii="Times New Roman" w:eastAsia="宋体" w:hAnsi="Times New Roman" w:cs="宋体"/>
-                <w:sz w:val="21"/>
-              </w:rPr>
-              <w:t>条业务数据，能通过数据分析识别运营痛点并输出改进建议</w:t>
-            </w:r>
-            <w:r>
-              <w:rPr>
-                <w:rFonts w:ascii="Times New Roman" w:eastAsia="宋体" w:hAnsi="Times New Roman"/>
-                <w:sz w:val="21"/>
-              </w:rPr>
-              <w:t>;</w:t>
-            </w:r>
-            <w:r>
-              <w:rPr>
-                <w:rFonts w:ascii="Times New Roman" w:eastAsia="宋体" w:hAnsi="Times New Roman" w:cs="宋体"/>
-                <w:sz w:val="21"/>
-              </w:rPr>
-              <w:t>库存与流程：用友</w:t>
-            </w:r>
-            <w:r>
-              <w:rPr>
-                <w:rFonts w:ascii="Times New Roman" w:eastAsia="宋体" w:hAnsi="Times New Roman"/>
-                <w:sz w:val="21"/>
-              </w:rPr>
-              <w:t>U8+ERP</w:t>
-            </w:r>
-            <w:r>
-              <w:rPr>
-                <w:rFonts w:ascii="Times New Roman" w:eastAsia="宋体" w:hAnsi="Times New Roman" w:cs="宋体"/>
-                <w:sz w:val="21"/>
-              </w:rPr>
-              <w:t>库存</w:t>
-            </w:r>
-            <w:r>
-              <w:rPr>
-                <w:rFonts w:ascii="Times New Roman" w:eastAsia="宋体" w:hAnsi="Times New Roman"/>
-                <w:sz w:val="21"/>
-              </w:rPr>
-              <w:t>/</w:t>
-            </w:r>
-            <w:r>
-              <w:rPr>
-                <w:rFonts w:ascii="Times New Roman" w:eastAsia="宋体" w:hAnsi="Times New Roman" w:cs="宋体"/>
-                <w:sz w:val="21"/>
-              </w:rPr>
-              <w:t>采购全流程操作，瑞幸门店原辅料盘点与效期管理经验，</w:t>
-            </w:r>
-            <w:r>
-              <w:rPr>
-                <w:rFonts w:ascii="Times New Roman" w:eastAsia="宋体" w:hAnsi="Times New Roman"/>
-                <w:sz w:val="21"/>
-              </w:rPr>
-              <w:t>3</w:t>
-            </w:r>
-            <w:r>
-              <w:rPr>
-                <w:rFonts w:ascii="Times New Roman" w:eastAsia="宋体" w:hAnsi="Times New Roman" w:cs="宋体"/>
-                <w:sz w:val="21"/>
-              </w:rPr>
-              <w:t>个月项目助理流程标准化经验</w:t>
+              <w:t xml:space="preserve">个人优势：</w:t>
+            </w:r>
+            <w:r>
+              <w:rPr>
+                <w:rFonts w:ascii="Times New Roman" w:eastAsia="宋体" w:hAnsi="Times New Roman" w:cs="宋体"/>
+                <w:sz w:val="21"/>
+              </w:rPr>
+              <w:t xml:space="preserve">运营优化：独立完成社区团购末端网络优化项目，设计弹性布局方案，测算运营成本降低</w:t>
+            </w:r>
+            <w:r>
+              <w:rPr>
+                <w:rFonts w:eastAsia="宋体" w:ascii="Times New Roman" w:hAnsi="Times New Roman"/>
+                <w:sz w:val="21"/>
+              </w:rPr>
+              <w:t xml:space="preserve">18.7%</w:t>
+            </w:r>
+            <w:r>
+              <w:rPr>
+                <w:rFonts w:ascii="Times New Roman" w:eastAsia="宋体" w:hAnsi="Times New Roman" w:cs="宋体"/>
+                <w:sz w:val="21"/>
+              </w:rPr>
+              <w:t xml:space="preserve">、配送效率提升</w:t>
+            </w:r>
+            <w:r>
+              <w:rPr>
+                <w:rFonts w:eastAsia="宋体" w:ascii="Times New Roman" w:hAnsi="Times New Roman"/>
+                <w:sz w:val="21"/>
+              </w:rPr>
+              <w:t xml:space="preserve">22.3%;</w:t>
+            </w:r>
+            <w:r>
+              <w:rPr>
+                <w:rFonts w:ascii="Times New Roman" w:eastAsia="宋体" w:hAnsi="Times New Roman" w:cs="宋体"/>
+                <w:sz w:val="21"/>
+              </w:rPr>
+              <w:t xml:space="preserve">数据驱动：掌握</w:t>
+            </w:r>
+            <w:r>
+              <w:rPr>
+                <w:rFonts w:eastAsia="宋体" w:ascii="Times New Roman" w:hAnsi="Times New Roman"/>
+                <w:sz w:val="21"/>
+              </w:rPr>
+              <w:t xml:space="preserve">Python/R/SPSS</w:t>
+            </w:r>
+            <w:r>
+              <w:rPr>
+                <w:rFonts w:ascii="Times New Roman" w:eastAsia="宋体" w:hAnsi="Times New Roman" w:cs="宋体"/>
+                <w:sz w:val="21"/>
+              </w:rPr>
+              <w:t xml:space="preserve">，累计处理</w:t>
+            </w:r>
+            <w:r>
+              <w:rPr>
+                <w:rFonts w:eastAsia="宋体" w:ascii="Times New Roman" w:hAnsi="Times New Roman"/>
+                <w:sz w:val="21"/>
+              </w:rPr>
+              <w:t xml:space="preserve">4.5</w:t>
+            </w:r>
+            <w:r>
+              <w:rPr>
+                <w:rFonts w:ascii="Times New Roman" w:eastAsia="宋体" w:hAnsi="Times New Roman" w:cs="宋体"/>
+                <w:sz w:val="21"/>
+              </w:rPr>
+              <w:t xml:space="preserve">万</w:t>
+            </w:r>
+            <w:r>
+              <w:rPr>
+                <w:rFonts w:eastAsia="宋体" w:ascii="Times New Roman" w:hAnsi="Times New Roman"/>
+                <w:sz w:val="21"/>
+              </w:rPr>
+              <w:t xml:space="preserve">+</w:t>
+            </w:r>
+            <w:r>
+              <w:rPr>
+                <w:rFonts w:ascii="Times New Roman" w:eastAsia="宋体" w:hAnsi="Times New Roman" w:cs="宋体"/>
+                <w:sz w:val="21"/>
+              </w:rPr>
+              <w:t xml:space="preserve">条业务数据，能通过数据分析识别运营痛点并输出改进建议</w:t>
+            </w:r>
+            <w:r>
+              <w:rPr>
+                <w:rFonts w:eastAsia="宋体" w:ascii="Times New Roman" w:hAnsi="Times New Roman"/>
+                <w:sz w:val="21"/>
+              </w:rPr>
+              <w:t xml:space="preserve">;</w:t>
+            </w:r>
+            <w:r>
+              <w:rPr>
+                <w:rFonts w:ascii="Times New Roman" w:eastAsia="宋体" w:hAnsi="Times New Roman" w:cs="宋体"/>
+                <w:sz w:val="21"/>
+              </w:rPr>
+              <w:t xml:space="preserve">库存与流程：用友</w:t>
+            </w:r>
+            <w:r>
+              <w:rPr>
+                <w:rFonts w:eastAsia="宋体" w:ascii="Times New Roman" w:hAnsi="Times New Roman"/>
+                <w:sz w:val="21"/>
+              </w:rPr>
+              <w:t xml:space="preserve">U8+ERP</w:t>
+            </w:r>
+            <w:r>
+              <w:rPr>
+                <w:rFonts w:ascii="Times New Roman" w:eastAsia="宋体" w:hAnsi="Times New Roman" w:cs="宋体"/>
+                <w:sz w:val="21"/>
+              </w:rPr>
+              <w:t xml:space="preserve">库存</w:t>
+            </w:r>
+            <w:r>
+              <w:rPr>
+                <w:rFonts w:eastAsia="宋体" w:ascii="Times New Roman" w:hAnsi="Times New Roman"/>
+                <w:sz w:val="21"/>
+              </w:rPr>
+              <w:t xml:space="preserve">/</w:t>
+            </w:r>
+            <w:r>
+              <w:rPr>
+                <w:rFonts w:ascii="Times New Roman" w:eastAsia="宋体" w:hAnsi="Times New Roman" w:cs="宋体"/>
+                <w:sz w:val="21"/>
+              </w:rPr>
+              <w:t xml:space="preserve">采购全流程操作，瑞幸门店原辅料盘点与效期管理经验，</w:t>
+            </w:r>
+            <w:r>
+              <w:rPr>
+                <w:rFonts w:eastAsia="宋体" w:ascii="Times New Roman" w:hAnsi="Times New Roman"/>
+                <w:sz w:val="21"/>
+              </w:rPr>
+              <w:t xml:space="preserve">3</w:t>
+            </w:r>
+            <w:r>
+              <w:rPr>
+                <w:rFonts w:ascii="Times New Roman" w:eastAsia="宋体" w:hAnsi="Times New Roman" w:cs="宋体"/>
+                <w:sz w:val="21"/>
+              </w:rPr>
+              <w:t xml:space="preserve">个月项目助理流程标准化经验</w:t>
             </w:r>
           </w:p>
         </w:tc>
@@ -525,18 +521,18 @@
     </w:tbl>
     <w:p>
       <w:pPr>
-        <w:spacing w:line="290" w:lineRule="atLeast"/>
         <w:rPr>
-          <w:rFonts w:hint="default"/>
           <w:vanish/>
           <w:sz w:val="2"/>
         </w:rPr>
+        <w:spacing w:line="290" w:lineRule="atLeast" w:before="0" w:after="0"/>
       </w:pPr>
     </w:p>
     <w:tbl>
       <w:tblPr>
         <w:tblW w:w="0" w:type="auto"/>
         <w:jc w:val="center"/>
+        <w:tblInd w:w="0" w:type="dxa"/>
         <w:tblLayout w:type="fixed"/>
         <w:tblCellMar>
           <w:left w:w="0" w:type="dxa"/>
@@ -571,10 +567,7 @@
           </w:tcPr>
           <w:p>
             <w:pPr>
-              <w:spacing w:line="290" w:lineRule="atLeast"/>
-              <w:rPr>
-                <w:rFonts w:hint="default"/>
-              </w:rPr>
+              <w:spacing w:line="290" w:lineRule="atLeast" w:before="0" w:after="0"/>
             </w:pPr>
             <w:r>
               <w:rPr>
@@ -611,6 +604,7 @@
             <w:tblPr>
               <w:tblpPr w:leftFromText="180" w:rightFromText="180" w:vertAnchor="page" w:horzAnchor="margin" w:tblpY="1"/>
               <w:tblW w:w="10915" w:type="dxa"/>
+              <w:tblInd w:w="0" w:type="dxa"/>
               <w:tblLayout w:type="fixed"/>
               <w:tblCellMar>
                 <w:left w:w="0" w:type="dxa"/>
@@ -644,10 +638,9 @@
                 </w:tcPr>
                 <w:p>
                   <w:pPr>
-                    <w:spacing w:line="290" w:lineRule="atLeast"/>
+                    <w:spacing w:line="290" w:lineRule="atLeast" w:before="0" w:after="0"/>
                     <w:jc w:val="center"/>
                     <w:rPr>
-                      <w:rFonts w:hint="default"/>
                       <w:sz w:val="21"/>
                     </w:rPr>
                   </w:pPr>
@@ -672,9 +665,8 @@
                 </w:tcPr>
                 <w:p>
                   <w:pPr>
-                    <w:spacing w:line="290" w:lineRule="atLeast"/>
+                    <w:spacing w:line="290" w:lineRule="atLeast" w:before="0" w:after="0"/>
                     <w:rPr>
-                      <w:rFonts w:hint="default"/>
                       <w:b/>
                       <w:bCs/>
                       <w:sz w:val="21"/>
@@ -710,9 +702,8 @@
                 </w:tcPr>
                 <w:p>
                   <w:pPr>
-                    <w:spacing w:line="290" w:lineRule="atLeast"/>
+                    <w:spacing w:line="290" w:lineRule="atLeast" w:before="0" w:after="0"/>
                     <w:rPr>
-                      <w:rFonts w:hint="default"/>
                       <w:b/>
                       <w:bCs/>
                       <w:sz w:val="21"/>
@@ -786,7 +777,7 @@
                 </w:tcPr>
                 <w:p>
                   <w:pPr>
-                    <w:spacing w:line="290" w:lineRule="atLeast"/>
+                    <w:spacing w:line="290" w:lineRule="atLeast" w:before="0" w:after="0"/>
                     <w:rPr>
                       <w:rFonts w:ascii="Times New Roman" w:eastAsia="等线" w:hAnsi="Times New Roman" w:hint="default"/>
                       <w:b/>
@@ -809,9 +800,8 @@
           </w:tbl>
           <w:p>
             <w:pPr>
-              <w:spacing w:line="290" w:lineRule="atLeast"/>
-              <w:rPr>
-                <w:rFonts w:hint="default"/>
+              <w:spacing w:line="290" w:lineRule="atLeast" w:before="0" w:after="0"/>
+              <w:rPr>
                 <w:b/>
                 <w:bCs/>
               </w:rPr>
@@ -822,27 +812,26 @@
     </w:tbl>
     <w:p>
       <w:pPr>
-        <w:spacing w:line="290" w:lineRule="atLeast"/>
         <w:rPr>
-          <w:rFonts w:hint="default"/>
           <w:vanish/>
         </w:rPr>
+        <w:spacing w:line="290" w:lineRule="atLeast" w:before="0" w:after="0"/>
       </w:pPr>
     </w:p>
     <w:p>
       <w:pPr>
-        <w:spacing w:line="290" w:lineRule="atLeast"/>
         <w:rPr>
-          <w:rFonts w:hint="default"/>
           <w:vanish/>
           <w:sz w:val="21"/>
         </w:rPr>
+        <w:spacing w:line="290" w:lineRule="atLeast" w:before="0" w:after="0"/>
       </w:pPr>
     </w:p>
     <w:tbl>
       <w:tblPr>
         <w:tblW w:w="0" w:type="auto"/>
         <w:jc w:val="center"/>
+        <w:tblInd w:w="0" w:type="dxa"/>
         <w:tblLayout w:type="fixed"/>
         <w:tblCellMar>
           <w:left w:w="0" w:type="dxa"/>
@@ -877,9 +866,8 @@
           </w:tcPr>
           <w:p>
             <w:pPr>
-              <w:spacing w:line="290" w:lineRule="atLeast"/>
-              <w:rPr>
-                <w:rFonts w:hint="default"/>
+              <w:spacing w:line="290" w:lineRule="atLeast" w:before="0" w:after="0"/>
+              <w:rPr>
                 <w:sz w:val="21"/>
               </w:rPr>
             </w:pPr>
@@ -908,10 +896,9 @@
                 <w:ilvl w:val="0"/>
                 <w:numId w:val="2"/>
               </w:numPr>
-              <w:spacing w:line="290" w:lineRule="atLeast"/>
+              <w:spacing w:line="290" w:lineRule="atLeast" w:before="0" w:after="0"/>
               <w:ind w:left="442" w:hanging="442"/>
               <w:rPr>
-                <w:rFonts w:hint="default"/>
                 <w:sz w:val="21"/>
               </w:rPr>
             </w:pPr>
@@ -922,28 +909,28 @@
                 <w:bCs/>
                 <w:sz w:val="21"/>
               </w:rPr>
-              <w:t>核心课程：</w:t>
-            </w:r>
-            <w:r>
-              <w:rPr>
-                <w:rFonts w:ascii="Times New Roman" w:eastAsia="宋体" w:hAnsi="Times New Roman" w:cs="宋体"/>
-                <w:sz w:val="21"/>
-              </w:rPr>
-              <w:t>供应链建模与仿真、</w:t>
-            </w:r>
-            <w:r>
-              <w:rPr>
-                <w:rFonts w:ascii="Times New Roman" w:eastAsia="宋体" w:hAnsi="Times New Roman"/>
-                <w:sz w:val="21"/>
-              </w:rPr>
-              <w:t>ERP</w:t>
-            </w:r>
-            <w:r>
-              <w:rPr>
-                <w:rFonts w:ascii="Times New Roman" w:eastAsia="宋体" w:hAnsi="Times New Roman" w:cs="宋体"/>
-                <w:sz w:val="21"/>
-              </w:rPr>
-              <w:t>供应链管理综合实验、采购管理、物流管理、供应链成本与绩效管理、统计学</w:t>
+              <w:t xml:space="preserve">核心课程：</w:t>
+            </w:r>
+            <w:r>
+              <w:rPr>
+                <w:rFonts w:ascii="Times New Roman" w:eastAsia="宋体" w:hAnsi="Times New Roman" w:cs="宋体"/>
+                <w:sz w:val="21"/>
+              </w:rPr>
+              <w:t xml:space="preserve">供应链建模与仿真、</w:t>
+            </w:r>
+            <w:r>
+              <w:rPr>
+                <w:rFonts w:eastAsia="宋体" w:ascii="Times New Roman" w:hAnsi="Times New Roman"/>
+                <w:sz w:val="21"/>
+              </w:rPr>
+              <w:t xml:space="preserve">ERP</w:t>
+            </w:r>
+            <w:r>
+              <w:rPr>
+                <w:rFonts w:ascii="Times New Roman" w:eastAsia="宋体" w:hAnsi="Times New Roman" w:cs="宋体"/>
+                <w:sz w:val="21"/>
+              </w:rPr>
+              <w:t xml:space="preserve">供应链管理综合实验、采购管理、物流管理、供应链成本与绩效管理、统计学</w:t>
             </w:r>
           </w:p>
         </w:tc>
@@ -971,9 +958,8 @@
           </w:tcPr>
           <w:p>
             <w:pPr>
-              <w:spacing w:line="290" w:lineRule="atLeast"/>
-              <w:rPr>
-                <w:rFonts w:hint="default"/>
+              <w:spacing w:line="290" w:lineRule="atLeast" w:before="0" w:after="0"/>
+              <w:rPr>
                 <w:sz w:val="21"/>
               </w:rPr>
             </w:pPr>
@@ -1002,9 +988,8 @@
                 <w:ilvl w:val="0"/>
                 <w:numId w:val="2"/>
               </w:numPr>
-              <w:spacing w:line="290" w:lineRule="atLeast"/>
-              <w:rPr>
-                <w:rFonts w:hint="default"/>
+              <w:spacing w:line="290" w:lineRule="atLeast" w:before="0" w:after="0"/>
+              <w:rPr>
                 <w:sz w:val="21"/>
               </w:rPr>
             </w:pPr>
@@ -1015,42 +1000,42 @@
                 <w:bCs/>
                 <w:sz w:val="21"/>
               </w:rPr>
-              <w:t>荣誉奖励：</w:t>
-            </w:r>
-            <w:r>
-              <w:rPr>
-                <w:rFonts w:ascii="Times New Roman" w:eastAsia="宋体" w:hAnsi="Times New Roman" w:cs="宋体"/>
-                <w:sz w:val="21"/>
-              </w:rPr>
-              <w:t>山东大学</w:t>
-            </w:r>
-            <w:r>
-              <w:rPr>
-                <w:rFonts w:ascii="Times New Roman" w:eastAsia="宋体" w:hAnsi="Times New Roman"/>
-                <w:sz w:val="21"/>
-              </w:rPr>
-              <w:t>2024</w:t>
-            </w:r>
-            <w:r>
-              <w:rPr>
-                <w:rFonts w:ascii="Times New Roman" w:eastAsia="宋体" w:hAnsi="Times New Roman" w:cs="宋体"/>
-                <w:sz w:val="21"/>
-              </w:rPr>
-              <w:t>—</w:t>
-            </w:r>
-            <w:r>
-              <w:rPr>
-                <w:rFonts w:ascii="Times New Roman" w:eastAsia="宋体" w:hAnsi="Times New Roman"/>
-                <w:sz w:val="21"/>
-              </w:rPr>
-              <w:t>2025</w:t>
-            </w:r>
-            <w:r>
-              <w:rPr>
-                <w:rFonts w:ascii="Times New Roman" w:eastAsia="宋体" w:hAnsi="Times New Roman" w:cs="宋体"/>
-                <w:sz w:val="21"/>
-              </w:rPr>
-              <w:t>年暑期社会实践专项优秀等级</w:t>
+              <w:t xml:space="preserve">荣誉奖励：</w:t>
+            </w:r>
+            <w:r>
+              <w:rPr>
+                <w:rFonts w:ascii="Times New Roman" w:eastAsia="宋体" w:hAnsi="Times New Roman" w:cs="宋体"/>
+                <w:sz w:val="21"/>
+              </w:rPr>
+              <w:t xml:space="preserve">山东大学</w:t>
+            </w:r>
+            <w:r>
+              <w:rPr>
+                <w:rFonts w:eastAsia="宋体" w:ascii="Times New Roman" w:hAnsi="Times New Roman"/>
+                <w:sz w:val="21"/>
+              </w:rPr>
+              <w:t xml:space="preserve">2024</w:t>
+            </w:r>
+            <w:r>
+              <w:rPr>
+                <w:rFonts w:ascii="Times New Roman" w:eastAsia="宋体" w:hAnsi="Times New Roman" w:cs="宋体"/>
+                <w:sz w:val="21"/>
+              </w:rPr>
+              <w:t xml:space="preserve">—</w:t>
+            </w:r>
+            <w:r>
+              <w:rPr>
+                <w:rFonts w:eastAsia="宋体" w:ascii="Times New Roman" w:hAnsi="Times New Roman"/>
+                <w:sz w:val="21"/>
+              </w:rPr>
+              <w:t xml:space="preserve">2025</w:t>
+            </w:r>
+            <w:r>
+              <w:rPr>
+                <w:rFonts w:ascii="Times New Roman" w:eastAsia="宋体" w:hAnsi="Times New Roman" w:cs="宋体"/>
+                <w:sz w:val="21"/>
+              </w:rPr>
+              <w:t xml:space="preserve">年暑期社会实践专项优秀等级</w:t>
             </w:r>
           </w:p>
         </w:tc>
@@ -1058,67 +1043,62 @@
     </w:tbl>
     <w:p>
       <w:pPr>
-        <w:spacing w:line="290" w:lineRule="atLeast"/>
         <w:rPr>
-          <w:rFonts w:hint="default"/>
           <w:vanish/>
           <w:sz w:val="21"/>
         </w:rPr>
+        <w:spacing w:line="290" w:lineRule="atLeast" w:before="0" w:after="0"/>
       </w:pPr>
     </w:p>
     <w:p>
       <w:pPr>
-        <w:spacing w:line="290" w:lineRule="atLeast"/>
         <w:rPr>
-          <w:rFonts w:hint="default"/>
           <w:vanish/>
           <w:sz w:val="2"/>
         </w:rPr>
+        <w:spacing w:line="290" w:lineRule="atLeast" w:before="0" w:after="0"/>
       </w:pPr>
     </w:p>
     <w:p>
       <w:pPr>
-        <w:spacing w:line="290" w:lineRule="atLeast"/>
         <w:rPr>
-          <w:rFonts w:hint="default"/>
           <w:vanish/>
         </w:rPr>
+        <w:spacing w:line="290" w:lineRule="atLeast" w:before="0" w:after="0"/>
       </w:pPr>
     </w:p>
     <w:p>
       <w:pPr>
-        <w:spacing w:line="290" w:lineRule="atLeast"/>
         <w:rPr>
-          <w:rFonts w:hint="default"/>
           <w:vanish/>
           <w:sz w:val="21"/>
         </w:rPr>
+        <w:spacing w:line="290" w:lineRule="atLeast" w:before="0" w:after="0"/>
       </w:pPr>
     </w:p>
     <w:p>
       <w:pPr>
-        <w:spacing w:line="290" w:lineRule="atLeast"/>
         <w:rPr>
-          <w:rFonts w:hint="default"/>
           <w:vanish/>
           <w:sz w:val="21"/>
         </w:rPr>
+        <w:spacing w:line="290" w:lineRule="atLeast" w:before="0" w:after="0"/>
       </w:pPr>
     </w:p>
     <w:p>
       <w:pPr>
-        <w:spacing w:line="290" w:lineRule="atLeast"/>
         <w:rPr>
-          <w:rFonts w:hint="default"/>
           <w:vanish/>
           <w:sz w:val="2"/>
         </w:rPr>
+        <w:spacing w:line="290" w:lineRule="atLeast" w:before="0" w:after="0"/>
       </w:pPr>
     </w:p>
     <w:tbl>
       <w:tblPr>
         <w:tblW w:w="0" w:type="auto"/>
         <w:jc w:val="center"/>
+        <w:tblInd w:w="0" w:type="dxa"/>
         <w:tblLayout w:type="fixed"/>
         <w:tblCellMar>
           <w:left w:w="0" w:type="dxa"/>
@@ -1128,22 +1108,26 @@
       </w:tblPr>
       <w:tblGrid>
         <w:gridCol w:w="695"/>
-        <w:gridCol w:w="184"/>
-        <w:gridCol w:w="4416"/>
-        <w:gridCol w:w="2693"/>
-        <w:gridCol w:w="2755"/>
-        <w:gridCol w:w="880"/>
+        <w:gridCol w:w="156"/>
+        <w:gridCol w:w="28"/>
+        <w:gridCol w:w="667"/>
+        <w:gridCol w:w="2835"/>
+        <w:gridCol w:w="2189"/>
+        <w:gridCol w:w="504"/>
+        <w:gridCol w:w="3669"/>
+        <w:gridCol w:w="851"/>
+        <w:gridCol w:w="29"/>
       </w:tblGrid>
       <w:tr>
         <w:trPr>
-          <w:gridBefore w:val="2"/>
+          <w:gridBefore w:val="3"/>
           <w:wBefore w:w="879" w:type="dxa"/>
           <w:jc w:val="center"/>
         </w:trPr>
         <w:tc>
           <w:tcPr>
             <w:tcW w:w="10744" w:type="dxa"/>
-            <w:gridSpan w:val="4"/>
+            <w:gridSpan w:val="7"/>
             <w:tcBorders>
               <w:top w:val="nil"/>
               <w:left w:val="nil"/>
@@ -1161,9 +1145,9 @@
           </w:tcPr>
           <w:p>
             <w:pPr>
-              <w:spacing w:line="290" w:lineRule="atLeast"/>
-              <w:rPr>
-                <w:rFonts w:ascii="Times New Roman" w:hAnsi="Times New Roman" w:hint="default"/>
+              <w:spacing w:line="290" w:lineRule="atLeast" w:before="0" w:after="0"/>
+              <w:rPr>
+                <w:rFonts w:ascii="Times New Roman" w:hAnsi="Times New Roman"/>
                 <w:b/>
                 <w:bCs/>
               </w:rPr>
@@ -1189,7 +1173,7 @@
       </w:tr>
       <w:tr>
         <w:trPr>
-          <w:gridAfter w:val="1"/>
+          <w:gridAfter w:val="2"/>
           <w:wAfter w:w="880" w:type="dxa"/>
           <w:jc w:val="center"/>
         </w:trPr>
@@ -1212,9 +1196,9 @@
           </w:tcPr>
           <w:p>
             <w:pPr>
-              <w:spacing w:line="290" w:lineRule="atLeast"/>
-              <w:rPr>
-                <w:rFonts w:ascii="Times New Roman" w:hAnsi="Times New Roman" w:hint="default"/>
+              <w:spacing w:line="290" w:lineRule="atLeast" w:before="0" w:after="0"/>
+              <w:rPr>
+                <w:rFonts w:ascii="Times New Roman" w:hAnsi="Times New Roman"/>
                 <w:sz w:val="21"/>
               </w:rPr>
             </w:pPr>
@@ -1223,7 +1207,7 @@
         <w:tc>
           <w:tcPr>
             <w:tcW w:w="4600" w:type="dxa"/>
-            <w:gridSpan w:val="2"/>
+            <w:gridSpan w:val="4"/>
             <w:tcBorders>
               <w:top w:val="nil"/>
               <w:left w:val="nil"/>
@@ -1240,9 +1224,9 @@
           </w:tcPr>
           <w:p>
             <w:pPr>
-              <w:spacing w:line="290" w:lineRule="atLeast"/>
-              <w:rPr>
-                <w:rFonts w:ascii="Times New Roman" w:hAnsi="Times New Roman" w:hint="default"/>
+              <w:spacing w:line="290" w:lineRule="atLeast" w:before="0" w:after="0"/>
+              <w:rPr>
+                <w:rFonts w:ascii="Times New Roman" w:hAnsi="Times New Roman"/>
                 <w:sz w:val="21"/>
               </w:rPr>
             </w:pPr>
@@ -1253,13 +1237,14 @@
                 <w:bCs/>
                 <w:sz w:val="21"/>
               </w:rPr>
-              <w:t>社区团购自提点布局与配送优化</w:t>
+              <w:t xml:space="preserve">社区团购自提点布局与配送优化</w:t>
             </w:r>
           </w:p>
         </w:tc>
         <w:tc>
           <w:tcPr>
             <w:tcW w:w="2693" w:type="dxa"/>
+            <w:gridSpan w:val="2"/>
             <w:tcBorders>
               <w:top w:val="nil"/>
               <w:left w:val="nil"/>
@@ -1270,9 +1255,9 @@
           </w:tcPr>
           <w:p>
             <w:pPr>
-              <w:spacing w:line="290" w:lineRule="atLeast"/>
-              <w:rPr>
-                <w:rFonts w:ascii="Times New Roman" w:eastAsia="等线" w:hAnsi="Times New Roman" w:hint="default"/>
+              <w:spacing w:line="290" w:lineRule="atLeast" w:before="0" w:after="0"/>
+              <w:rPr>
+                <w:rFonts w:ascii="Times New Roman" w:eastAsia="等线" w:hAnsi="Times New Roman"/>
                 <w:b/>
                 <w:bCs/>
                 <w:sz w:val="21"/>
@@ -1285,7 +1270,7 @@
                 <w:bCs/>
                 <w:sz w:val="21"/>
               </w:rPr>
-              <w:t>项目负责人</w:t>
+              <w:t xml:space="preserve">独立完成</w:t>
             </w:r>
           </w:p>
         </w:tc>
@@ -1302,7 +1287,7 @@
           </w:tcPr>
           <w:p>
             <w:pPr>
-              <w:spacing w:line="290" w:lineRule="atLeast"/>
+              <w:spacing w:line="290" w:lineRule="atLeast" w:before="0" w:after="0"/>
               <w:rPr>
                 <w:rFonts w:ascii="Times New Roman" w:eastAsia="等线" w:hAnsi="Times New Roman" w:hint="default"/>
                 <w:b/>
@@ -1317,14 +1302,14 @@
                 <w:bCs/>
                 <w:sz w:val="21"/>
               </w:rPr>
-              <w:t>2026.03-2026.06</w:t>
+              <w:t xml:space="preserve">2026.03-2026.06</w:t>
             </w:r>
           </w:p>
         </w:tc>
       </w:tr>
       <w:tr>
         <w:trPr>
-          <w:gridAfter w:val="1"/>
+          <w:gridAfter w:val="2"/>
           <w:wAfter w:w="880" w:type="dxa"/>
           <w:jc w:val="center"/>
         </w:trPr>
@@ -1347,9 +1332,9 @@
           </w:tcPr>
           <w:p>
             <w:pPr>
-              <w:spacing w:line="290" w:lineRule="atLeast"/>
-              <w:rPr>
-                <w:rFonts w:ascii="Times New Roman" w:hAnsi="Times New Roman" w:hint="default"/>
+              <w:spacing w:line="290" w:lineRule="atLeast" w:before="0" w:after="0"/>
+              <w:rPr>
+                <w:rFonts w:ascii="Times New Roman" w:hAnsi="Times New Roman"/>
                 <w:sz w:val="21"/>
               </w:rPr>
             </w:pPr>
@@ -1358,7 +1343,7 @@
         <w:tc>
           <w:tcPr>
             <w:tcW w:w="10048" w:type="dxa"/>
-            <w:gridSpan w:val="4"/>
+            <w:gridSpan w:val="7"/>
             <w:tcBorders>
               <w:top w:val="nil"/>
               <w:left w:val="nil"/>
@@ -1379,7 +1364,7 @@
                 <w:ilvl w:val="0"/>
                 <w:numId w:val="9"/>
               </w:numPr>
-              <w:spacing w:line="290" w:lineRule="atLeast"/>
+              <w:spacing w:line="290" w:lineRule="atLeast" w:before="0" w:after="0"/>
               <w:rPr>
                 <w:rFonts w:ascii="Times New Roman" w:eastAsia="宋体" w:hAnsi="Times New Roman" w:cs="宋体" w:hint="default"/>
                 <w:sz w:val="21"/>
@@ -1390,63 +1375,63 @@
                 <w:rFonts w:ascii="Times New Roman" w:eastAsia="宋体" w:hAnsi="Times New Roman" w:cs="宋体"/>
                 <w:sz w:val="21"/>
               </w:rPr>
-              <w:t>针对老龄化小区自提点布局零散、配送效率低的问题，调研</w:t>
-            </w:r>
-            <w:r>
-              <w:rPr>
-                <w:rFonts w:ascii="Times New Roman" w:eastAsia="宋体" w:hAnsi="Times New Roman"/>
-                <w:sz w:val="21"/>
-              </w:rPr>
-              <w:t>15</w:t>
-            </w:r>
-            <w:r>
-              <w:rPr>
-                <w:rFonts w:ascii="Times New Roman" w:eastAsia="宋体" w:hAnsi="Times New Roman" w:cs="宋体"/>
-                <w:sz w:val="21"/>
-              </w:rPr>
-              <w:t>个候选点位与日均</w:t>
-            </w:r>
-            <w:r>
-              <w:rPr>
-                <w:rFonts w:ascii="Times New Roman" w:eastAsia="宋体" w:hAnsi="Times New Roman"/>
-                <w:sz w:val="21"/>
-              </w:rPr>
-              <w:t>345</w:t>
-            </w:r>
-            <w:r>
-              <w:rPr>
-                <w:rFonts w:ascii="Times New Roman" w:eastAsia="宋体" w:hAnsi="Times New Roman" w:cs="宋体"/>
-                <w:sz w:val="21"/>
-              </w:rPr>
-              <w:t>单真实需求，设计“</w:t>
-            </w:r>
-            <w:r>
-              <w:rPr>
-                <w:rFonts w:ascii="Times New Roman" w:eastAsia="宋体" w:hAnsi="Times New Roman"/>
-                <w:sz w:val="21"/>
-              </w:rPr>
-              <w:t>2</w:t>
-            </w:r>
-            <w:r>
-              <w:rPr>
-                <w:rFonts w:ascii="Times New Roman" w:eastAsia="宋体" w:hAnsi="Times New Roman" w:cs="宋体"/>
-                <w:sz w:val="21"/>
-              </w:rPr>
-              <w:t>核心点</w:t>
-            </w:r>
-            <w:r>
-              <w:rPr>
-                <w:rFonts w:ascii="Times New Roman" w:eastAsia="宋体" w:hAnsi="Times New Roman"/>
-                <w:sz w:val="21"/>
-              </w:rPr>
-              <w:t>+4</w:t>
-            </w:r>
-            <w:r>
-              <w:rPr>
-                <w:rFonts w:ascii="Times New Roman" w:eastAsia="宋体" w:hAnsi="Times New Roman" w:cs="宋体"/>
-                <w:sz w:val="21"/>
-              </w:rPr>
-              <w:t>动态临时点”的弹性运营方案</w:t>
+              <w:t xml:space="preserve">针对老龄化小区自提点布局零散、配送效率低的问题，调研</w:t>
+            </w:r>
+            <w:r>
+              <w:rPr>
+                <w:rFonts w:eastAsia="宋体" w:ascii="Times New Roman" w:hAnsi="Times New Roman"/>
+                <w:sz w:val="21"/>
+              </w:rPr>
+              <w:t xml:space="preserve">15</w:t>
+            </w:r>
+            <w:r>
+              <w:rPr>
+                <w:rFonts w:ascii="Times New Roman" w:eastAsia="宋体" w:hAnsi="Times New Roman" w:cs="宋体"/>
+                <w:sz w:val="21"/>
+              </w:rPr>
+              <w:t xml:space="preserve">个候选点位与日均</w:t>
+            </w:r>
+            <w:r>
+              <w:rPr>
+                <w:rFonts w:eastAsia="宋体" w:ascii="Times New Roman" w:hAnsi="Times New Roman"/>
+                <w:sz w:val="21"/>
+              </w:rPr>
+              <w:t xml:space="preserve">345</w:t>
+            </w:r>
+            <w:r>
+              <w:rPr>
+                <w:rFonts w:ascii="Times New Roman" w:eastAsia="宋体" w:hAnsi="Times New Roman" w:cs="宋体"/>
+                <w:sz w:val="21"/>
+              </w:rPr>
+              <w:t xml:space="preserve">单真实需求，设计“</w:t>
+            </w:r>
+            <w:r>
+              <w:rPr>
+                <w:rFonts w:eastAsia="宋体" w:ascii="Times New Roman" w:hAnsi="Times New Roman"/>
+                <w:sz w:val="21"/>
+              </w:rPr>
+              <w:t xml:space="preserve">2</w:t>
+            </w:r>
+            <w:r>
+              <w:rPr>
+                <w:rFonts w:ascii="Times New Roman" w:eastAsia="宋体" w:hAnsi="Times New Roman" w:cs="宋体"/>
+                <w:sz w:val="21"/>
+              </w:rPr>
+              <w:t xml:space="preserve">核心点</w:t>
+            </w:r>
+            <w:r>
+              <w:rPr>
+                <w:rFonts w:eastAsia="宋体" w:ascii="Times New Roman" w:hAnsi="Times New Roman"/>
+                <w:sz w:val="21"/>
+              </w:rPr>
+              <w:t xml:space="preserve">+4</w:t>
+            </w:r>
+            <w:r>
+              <w:rPr>
+                <w:rFonts w:ascii="Times New Roman" w:eastAsia="宋体" w:hAnsi="Times New Roman" w:cs="宋体"/>
+                <w:sz w:val="21"/>
+              </w:rPr>
+              <w:t xml:space="preserve">动态临时点”的弹性运营方案</w:t>
             </w:r>
           </w:p>
           <w:p>
@@ -1455,7 +1440,7 @@
                 <w:ilvl w:val="0"/>
                 <w:numId w:val="9"/>
               </w:numPr>
-              <w:spacing w:line="290" w:lineRule="atLeast"/>
+              <w:spacing w:line="290" w:lineRule="atLeast" w:before="0" w:after="0"/>
               <w:rPr>
                 <w:rFonts w:ascii="Times New Roman" w:eastAsia="宋体" w:hAnsi="Times New Roman" w:cs="宋体" w:hint="default"/>
                 <w:sz w:val="21"/>
@@ -1466,70 +1451,70 @@
                 <w:rFonts w:ascii="Times New Roman" w:eastAsia="宋体" w:hAnsi="Times New Roman" w:cs="宋体"/>
                 <w:sz w:val="21"/>
               </w:rPr>
-              <w:t>将年龄分层服务半径与电梯等待时间纳入优化模型，用</w:t>
-            </w:r>
-            <w:r>
-              <w:rPr>
-                <w:rFonts w:ascii="Times New Roman" w:eastAsia="宋体" w:hAnsi="Times New Roman"/>
-                <w:sz w:val="21"/>
-              </w:rPr>
-              <w:t>Python</w:t>
-            </w:r>
-            <w:r>
-              <w:rPr>
-                <w:rFonts w:ascii="Times New Roman" w:eastAsia="宋体" w:hAnsi="Times New Roman" w:cs="宋体"/>
-                <w:sz w:val="21"/>
-              </w:rPr>
-              <w:t>完成方案测算：模型测算总运营成本降低</w:t>
-            </w:r>
-            <w:r>
-              <w:rPr>
-                <w:rFonts w:ascii="Times New Roman" w:eastAsia="宋体" w:hAnsi="Times New Roman"/>
-                <w:sz w:val="21"/>
-              </w:rPr>
-              <w:t>18.7%</w:t>
-            </w:r>
-            <w:r>
-              <w:rPr>
-                <w:rFonts w:ascii="Times New Roman" w:eastAsia="宋体" w:hAnsi="Times New Roman" w:cs="宋体"/>
-                <w:sz w:val="21"/>
-              </w:rPr>
-              <w:t>，老年人服务覆盖率</w:t>
-            </w:r>
-            <w:r>
-              <w:rPr>
-                <w:rFonts w:ascii="Times New Roman" w:eastAsia="宋体" w:hAnsi="Times New Roman"/>
-                <w:sz w:val="21"/>
-              </w:rPr>
-              <w:t>53.4%</w:t>
-            </w:r>
-            <w:r>
-              <w:rPr>
-                <w:rFonts w:ascii="Times New Roman" w:eastAsia="宋体" w:hAnsi="Times New Roman" w:cs="宋体"/>
-                <w:sz w:val="21"/>
-              </w:rPr>
-              <w:t>→</w:t>
-            </w:r>
-            <w:r>
-              <w:rPr>
-                <w:rFonts w:ascii="Times New Roman" w:eastAsia="宋体" w:hAnsi="Times New Roman"/>
-                <w:sz w:val="21"/>
-              </w:rPr>
-              <w:t>87.3%</w:t>
-            </w:r>
-            <w:r>
-              <w:rPr>
-                <w:rFonts w:ascii="Times New Roman" w:eastAsia="宋体" w:hAnsi="Times New Roman" w:cs="宋体"/>
-                <w:sz w:val="21"/>
-              </w:rPr>
-              <w:t>，平均配送时长缩短</w:t>
-            </w:r>
-            <w:r>
-              <w:rPr>
-                <w:rFonts w:ascii="Times New Roman" w:eastAsia="宋体" w:hAnsi="Times New Roman"/>
-                <w:sz w:val="21"/>
-              </w:rPr>
-              <w:t>22.3%</w:t>
+              <w:t xml:space="preserve">将年龄分层服务半径与电梯等待时间纳入优化模型，用</w:t>
+            </w:r>
+            <w:r>
+              <w:rPr>
+                <w:rFonts w:eastAsia="宋体" w:ascii="Times New Roman" w:hAnsi="Times New Roman"/>
+                <w:sz w:val="21"/>
+              </w:rPr>
+              <w:t xml:space="preserve">Python</w:t>
+            </w:r>
+            <w:r>
+              <w:rPr>
+                <w:rFonts w:ascii="Times New Roman" w:eastAsia="宋体" w:hAnsi="Times New Roman" w:cs="宋体"/>
+                <w:sz w:val="21"/>
+              </w:rPr>
+              <w:t xml:space="preserve">完成方案测算：模型测算总运营成本降低</w:t>
+            </w:r>
+            <w:r>
+              <w:rPr>
+                <w:rFonts w:eastAsia="宋体" w:ascii="Times New Roman" w:hAnsi="Times New Roman"/>
+                <w:sz w:val="21"/>
+              </w:rPr>
+              <w:t xml:space="preserve">18.7%</w:t>
+            </w:r>
+            <w:r>
+              <w:rPr>
+                <w:rFonts w:ascii="Times New Roman" w:eastAsia="宋体" w:hAnsi="Times New Roman" w:cs="宋体"/>
+                <w:sz w:val="21"/>
+              </w:rPr>
+              <w:t xml:space="preserve">，老年人服务覆盖率</w:t>
+            </w:r>
+            <w:r>
+              <w:rPr>
+                <w:rFonts w:eastAsia="宋体" w:ascii="Times New Roman" w:hAnsi="Times New Roman"/>
+                <w:sz w:val="21"/>
+              </w:rPr>
+              <w:t xml:space="preserve">53.4%</w:t>
+            </w:r>
+            <w:r>
+              <w:rPr>
+                <w:rFonts w:ascii="Times New Roman" w:eastAsia="宋体" w:hAnsi="Times New Roman" w:cs="宋体"/>
+                <w:sz w:val="21"/>
+              </w:rPr>
+              <w:t xml:space="preserve">→</w:t>
+            </w:r>
+            <w:r>
+              <w:rPr>
+                <w:rFonts w:eastAsia="宋体" w:ascii="Times New Roman" w:hAnsi="Times New Roman"/>
+                <w:sz w:val="21"/>
+              </w:rPr>
+              <w:t xml:space="preserve">87.3%</w:t>
+            </w:r>
+            <w:r>
+              <w:rPr>
+                <w:rFonts w:ascii="Times New Roman" w:eastAsia="宋体" w:hAnsi="Times New Roman" w:cs="宋体"/>
+                <w:sz w:val="21"/>
+              </w:rPr>
+              <w:t xml:space="preserve">，平均配送时长缩短</w:t>
+            </w:r>
+            <w:r>
+              <w:rPr>
+                <w:rFonts w:eastAsia="宋体" w:ascii="Times New Roman" w:hAnsi="Times New Roman"/>
+                <w:sz w:val="21"/>
+              </w:rPr>
+              <w:t xml:space="preserve">22.3%</w:t>
             </w:r>
           </w:p>
           <w:p>
@@ -1538,7 +1523,7 @@
                 <w:ilvl w:val="0"/>
                 <w:numId w:val="9"/>
               </w:numPr>
-              <w:spacing w:line="290" w:lineRule="atLeast"/>
+              <w:spacing w:line="290" w:lineRule="atLeast" w:before="0" w:after="0"/>
               <w:rPr>
                 <w:rFonts w:ascii="Times New Roman" w:eastAsia="宋体" w:hAnsi="Times New Roman" w:cs="宋体" w:hint="default"/>
                 <w:sz w:val="21"/>
@@ -1549,42 +1534,42 @@
                 <w:rFonts w:ascii="Times New Roman" w:eastAsia="宋体" w:hAnsi="Times New Roman" w:cs="宋体"/>
                 <w:sz w:val="21"/>
               </w:rPr>
-              <w:t>方案可快速响应周末</w:t>
-            </w:r>
-            <w:r>
-              <w:rPr>
-                <w:rFonts w:ascii="Times New Roman" w:eastAsia="宋体" w:hAnsi="Times New Roman"/>
-                <w:sz w:val="21"/>
-              </w:rPr>
-              <w:t>29.9%</w:t>
-            </w:r>
-            <w:r>
-              <w:rPr>
-                <w:rFonts w:ascii="Times New Roman" w:eastAsia="宋体" w:hAnsi="Times New Roman" w:cs="宋体"/>
-                <w:sz w:val="21"/>
-              </w:rPr>
-              <w:t>、促销日</w:t>
-            </w:r>
-            <w:r>
-              <w:rPr>
-                <w:rFonts w:ascii="Times New Roman" w:eastAsia="宋体" w:hAnsi="Times New Roman"/>
-                <w:sz w:val="21"/>
-              </w:rPr>
-              <w:t>50.7%</w:t>
-            </w:r>
-            <w:r>
-              <w:rPr>
-                <w:rFonts w:ascii="Times New Roman" w:eastAsia="宋体" w:hAnsi="Times New Roman" w:cs="宋体"/>
-                <w:sz w:val="21"/>
-              </w:rPr>
-              <w:t>的需求波动，为社区团购末端运营提供可落地的优化思路</w:t>
+              <w:t xml:space="preserve">方案可快速响应周末</w:t>
+            </w:r>
+            <w:r>
+              <w:rPr>
+                <w:rFonts w:eastAsia="宋体" w:ascii="Times New Roman" w:hAnsi="Times New Roman"/>
+                <w:sz w:val="21"/>
+              </w:rPr>
+              <w:t xml:space="preserve">29.9%</w:t>
+            </w:r>
+            <w:r>
+              <w:rPr>
+                <w:rFonts w:ascii="Times New Roman" w:eastAsia="宋体" w:hAnsi="Times New Roman" w:cs="宋体"/>
+                <w:sz w:val="21"/>
+              </w:rPr>
+              <w:t xml:space="preserve">、促销日</w:t>
+            </w:r>
+            <w:r>
+              <w:rPr>
+                <w:rFonts w:eastAsia="宋体" w:ascii="Times New Roman" w:hAnsi="Times New Roman"/>
+                <w:sz w:val="21"/>
+              </w:rPr>
+              <w:t xml:space="preserve">50.7%</w:t>
+            </w:r>
+            <w:r>
+              <w:rPr>
+                <w:rFonts w:ascii="Times New Roman" w:eastAsia="宋体" w:hAnsi="Times New Roman" w:cs="宋体"/>
+                <w:sz w:val="21"/>
+              </w:rPr>
+              <w:t xml:space="preserve">的需求波动，为社区团购末端运营提供可落地的优化思路</w:t>
             </w:r>
           </w:p>
         </w:tc>
       </w:tr>
       <w:tr>
         <w:trPr>
-          <w:gridAfter w:val="1"/>
+          <w:gridAfter w:val="2"/>
           <w:wAfter w:w="880" w:type="dxa"/>
           <w:jc w:val="center"/>
         </w:trPr>
@@ -1607,9 +1592,9 @@
           </w:tcPr>
           <w:p>
             <w:pPr>
-              <w:spacing w:line="290" w:lineRule="atLeast"/>
-              <w:rPr>
-                <w:rFonts w:ascii="Times New Roman" w:hAnsi="Times New Roman" w:hint="default"/>
+              <w:spacing w:line="290" w:lineRule="atLeast" w:before="0" w:after="0"/>
+              <w:rPr>
+                <w:rFonts w:ascii="Times New Roman" w:hAnsi="Times New Roman"/>
                 <w:sz w:val="21"/>
               </w:rPr>
             </w:pPr>
@@ -1618,7 +1603,7 @@
         <w:tc>
           <w:tcPr>
             <w:tcW w:w="4600" w:type="dxa"/>
-            <w:gridSpan w:val="2"/>
+            <w:gridSpan w:val="4"/>
             <w:tcBorders>
               <w:top w:val="nil"/>
               <w:left w:val="nil"/>
@@ -1635,9 +1620,9 @@
           </w:tcPr>
           <w:p>
             <w:pPr>
-              <w:spacing w:line="290" w:lineRule="atLeast"/>
-              <w:rPr>
-                <w:rFonts w:ascii="Times New Roman" w:hAnsi="Times New Roman" w:hint="default"/>
+              <w:spacing w:line="290" w:lineRule="atLeast" w:before="0" w:after="0"/>
+              <w:rPr>
+                <w:rFonts w:ascii="Times New Roman" w:hAnsi="Times New Roman"/>
                 <w:sz w:val="21"/>
               </w:rPr>
             </w:pPr>
@@ -1648,13 +1633,14 @@
                 <w:bCs/>
                 <w:sz w:val="21"/>
               </w:rPr>
-              <w:t>电商用户行为分析与运营策略研究</w:t>
+              <w:t xml:space="preserve">电商用户行为分析与运营策略研究</w:t>
             </w:r>
           </w:p>
         </w:tc>
         <w:tc>
           <w:tcPr>
             <w:tcW w:w="2693" w:type="dxa"/>
+            <w:gridSpan w:val="2"/>
             <w:tcBorders>
               <w:top w:val="nil"/>
               <w:left w:val="nil"/>
@@ -1665,9 +1651,9 @@
           </w:tcPr>
           <w:p>
             <w:pPr>
-              <w:spacing w:line="290" w:lineRule="atLeast"/>
-              <w:rPr>
-                <w:rFonts w:ascii="Times New Roman" w:eastAsia="等线" w:hAnsi="Times New Roman" w:hint="default"/>
+              <w:spacing w:line="290" w:lineRule="atLeast" w:before="0" w:after="0"/>
+              <w:rPr>
+                <w:rFonts w:ascii="Times New Roman" w:eastAsia="等线" w:hAnsi="Times New Roman"/>
                 <w:b/>
                 <w:bCs/>
                 <w:sz w:val="21"/>
@@ -1680,7 +1666,7 @@
                 <w:bCs/>
                 <w:sz w:val="21"/>
               </w:rPr>
-              <w:t>项目负责人</w:t>
+              <w:t xml:space="preserve">独立完成</w:t>
             </w:r>
           </w:p>
         </w:tc>
@@ -1697,7 +1683,7 @@
           </w:tcPr>
           <w:p>
             <w:pPr>
-              <w:spacing w:line="290" w:lineRule="atLeast"/>
+              <w:spacing w:line="290" w:lineRule="atLeast" w:before="0" w:after="0"/>
               <w:rPr>
                 <w:rFonts w:ascii="Times New Roman" w:eastAsia="等线" w:hAnsi="Times New Roman" w:hint="default"/>
                 <w:b/>
@@ -1712,14 +1698,14 @@
                 <w:bCs/>
                 <w:sz w:val="21"/>
               </w:rPr>
-              <w:t>2025.10-2025.12</w:t>
+              <w:t xml:space="preserve">2025.10-2025.12</w:t>
             </w:r>
           </w:p>
         </w:tc>
       </w:tr>
       <w:tr>
         <w:trPr>
-          <w:gridAfter w:val="1"/>
+          <w:gridAfter w:val="2"/>
           <w:wAfter w:w="880" w:type="dxa"/>
           <w:jc w:val="center"/>
         </w:trPr>
@@ -1742,9 +1728,9 @@
           </w:tcPr>
           <w:p>
             <w:pPr>
-              <w:spacing w:line="290" w:lineRule="atLeast"/>
-              <w:rPr>
-                <w:rFonts w:ascii="Times New Roman" w:hAnsi="Times New Roman" w:hint="default"/>
+              <w:spacing w:line="290" w:lineRule="atLeast" w:before="0" w:after="0"/>
+              <w:rPr>
+                <w:rFonts w:ascii="Times New Roman" w:hAnsi="Times New Roman"/>
                 <w:sz w:val="21"/>
               </w:rPr>
             </w:pPr>
@@ -1753,7 +1739,7 @@
         <w:tc>
           <w:tcPr>
             <w:tcW w:w="10048" w:type="dxa"/>
-            <w:gridSpan w:val="4"/>
+            <w:gridSpan w:val="7"/>
             <w:tcBorders>
               <w:top w:val="nil"/>
               <w:left w:val="nil"/>
@@ -1774,7 +1760,7 @@
                 <w:ilvl w:val="0"/>
                 <w:numId w:val="9"/>
               </w:numPr>
-              <w:spacing w:line="290" w:lineRule="atLeast"/>
+              <w:spacing w:line="290" w:lineRule="atLeast" w:before="0" w:after="0"/>
               <w:rPr>
                 <w:rFonts w:ascii="Times New Roman" w:eastAsia="宋体" w:hAnsi="Times New Roman" w:cs="宋体" w:hint="default"/>
                 <w:sz w:val="21"/>
@@ -1785,140 +1771,119 @@
                 <w:rFonts w:ascii="Times New Roman" w:eastAsia="宋体" w:hAnsi="Times New Roman" w:cs="宋体"/>
                 <w:sz w:val="21"/>
               </w:rPr>
-              <w:t>基于</w:t>
-            </w:r>
-            <w:r>
-              <w:rPr>
-                <w:rFonts w:ascii="Times New Roman" w:eastAsia="宋体" w:hAnsi="Times New Roman"/>
-                <w:sz w:val="21"/>
-              </w:rPr>
-              <w:t>TAM</w:t>
-            </w:r>
-            <w:r>
-              <w:rPr>
-                <w:rFonts w:ascii="Times New Roman" w:eastAsia="宋体" w:hAnsi="Times New Roman" w:cs="宋体"/>
-                <w:sz w:val="21"/>
-              </w:rPr>
-              <w:t>模型设计</w:t>
-            </w:r>
-            <w:r>
-              <w:rPr>
-                <w:rFonts w:ascii="Times New Roman" w:eastAsia="宋体" w:hAnsi="Times New Roman"/>
-                <w:sz w:val="21"/>
-              </w:rPr>
-              <w:t>7</w:t>
-            </w:r>
-            <w:r>
-              <w:rPr>
-                <w:rFonts w:ascii="Times New Roman" w:eastAsia="宋体" w:hAnsi="Times New Roman" w:cs="宋体"/>
-                <w:sz w:val="21"/>
-              </w:rPr>
-              <w:t>点李克特量表问卷，回收</w:t>
-            </w:r>
-            <w:r>
-              <w:rPr>
-                <w:rFonts w:ascii="Times New Roman" w:eastAsia="宋体" w:hAnsi="Times New Roman"/>
-                <w:sz w:val="21"/>
-              </w:rPr>
-              <w:t>328</w:t>
-            </w:r>
-            <w:r>
-              <w:rPr>
-                <w:rFonts w:ascii="Times New Roman" w:eastAsia="宋体" w:hAnsi="Times New Roman" w:cs="宋体"/>
-                <w:sz w:val="21"/>
-              </w:rPr>
-              <w:t>份有效样本，用</w:t>
-            </w:r>
-            <w:r>
-              <w:rPr>
-                <w:rFonts w:ascii="Times New Roman" w:eastAsia="宋体" w:hAnsi="Times New Roman"/>
-                <w:sz w:val="21"/>
-              </w:rPr>
-              <w:t>SPSS</w:t>
-            </w:r>
-            <w:r>
-              <w:rPr>
-                <w:rFonts w:ascii="Times New Roman" w:eastAsia="宋体" w:hAnsi="Times New Roman" w:cs="宋体"/>
-                <w:sz w:val="21"/>
-              </w:rPr>
-              <w:t>和</w:t>
-            </w:r>
-            <w:r>
-              <w:rPr>
-                <w:rFonts w:ascii="Times New Roman" w:eastAsia="宋体" w:hAnsi="Times New Roman"/>
-                <w:sz w:val="21"/>
-              </w:rPr>
-              <w:t>Python</w:t>
-            </w:r>
-            <w:r>
-              <w:rPr>
-                <w:rFonts w:ascii="Times New Roman" w:eastAsia="宋体" w:hAnsi="Times New Roman" w:cs="宋体"/>
-                <w:sz w:val="21"/>
-              </w:rPr>
-              <w:t>完成统计分析；验证交互性（</w:t>
-            </w:r>
-            <w:r>
-              <w:rPr>
-                <w:rFonts w:ascii="Times New Roman" w:eastAsia="宋体" w:hAnsi="Times New Roman"/>
-                <w:sz w:val="21"/>
-              </w:rPr>
-              <w:t>β</w:t>
-            </w:r>
-            <w:r>
-              <w:rPr>
-                <w:rFonts w:ascii="Times New Roman" w:eastAsia="宋体" w:hAnsi="Times New Roman"/>
-                <w:sz w:val="21"/>
-              </w:rPr>
-              <w:t>=0.42</w:t>
-            </w:r>
-            <w:r>
-              <w:rPr>
-                <w:rFonts w:ascii="Times New Roman" w:eastAsia="宋体" w:hAnsi="Times New Roman" w:cs="宋体"/>
-                <w:sz w:val="21"/>
-              </w:rPr>
-              <w:t>）、个性化（</w:t>
-            </w:r>
-            <w:r>
-              <w:rPr>
-                <w:rFonts w:ascii="Times New Roman" w:eastAsia="宋体" w:hAnsi="Times New Roman"/>
-                <w:sz w:val="21"/>
-              </w:rPr>
-              <w:t>β</w:t>
-            </w:r>
-            <w:r>
-              <w:rPr>
-                <w:rFonts w:ascii="Times New Roman" w:eastAsia="宋体" w:hAnsi="Times New Roman"/>
-                <w:sz w:val="21"/>
-              </w:rPr>
-              <w:t>=0.38</w:t>
-            </w:r>
-            <w:r>
-              <w:rPr>
-                <w:rFonts w:ascii="Times New Roman" w:eastAsia="宋体" w:hAnsi="Times New Roman" w:cs="宋体"/>
-                <w:sz w:val="21"/>
-              </w:rPr>
-              <w:t>）、自主性（</w:t>
-            </w:r>
-            <w:r>
-              <w:rPr>
-                <w:rFonts w:ascii="Times New Roman" w:eastAsia="宋体" w:hAnsi="Times New Roman"/>
-                <w:sz w:val="21"/>
-              </w:rPr>
-              <w:t>β</w:t>
-            </w:r>
-            <w:r>
-              <w:rPr>
-                <w:rFonts w:ascii="Times New Roman" w:eastAsia="宋体" w:hAnsi="Times New Roman"/>
-                <w:sz w:val="21"/>
-              </w:rPr>
-              <w:t>=0.31</w:t>
-            </w:r>
-            <w:r>
-              <w:rPr>
-                <w:rFonts w:ascii="Times New Roman" w:eastAsia="宋体" w:hAnsi="Times New Roman" w:cs="宋体"/>
-                <w:sz w:val="21"/>
-              </w:rPr>
-              <w:t>）显著正向影响用户感知价值，识别问题识别准确性、智能解决能力为核心影响因素</w:t>
+              <w:t xml:space="preserve">基于</w:t>
+            </w:r>
+            <w:r>
+              <w:rPr>
+                <w:rFonts w:eastAsia="宋体" w:ascii="Times New Roman" w:hAnsi="Times New Roman"/>
+                <w:sz w:val="21"/>
+              </w:rPr>
+              <w:t xml:space="preserve">TAM</w:t>
+            </w:r>
+            <w:r>
+              <w:rPr>
+                <w:rFonts w:ascii="Times New Roman" w:eastAsia="宋体" w:hAnsi="Times New Roman" w:cs="宋体"/>
+                <w:sz w:val="21"/>
+              </w:rPr>
+              <w:t xml:space="preserve">模型设计</w:t>
+            </w:r>
+            <w:r>
+              <w:rPr>
+                <w:rFonts w:eastAsia="宋体" w:ascii="Times New Roman" w:hAnsi="Times New Roman"/>
+                <w:sz w:val="21"/>
+              </w:rPr>
+              <w:t xml:space="preserve">7</w:t>
+            </w:r>
+            <w:r>
+              <w:rPr>
+                <w:rFonts w:ascii="Times New Roman" w:eastAsia="宋体" w:hAnsi="Times New Roman" w:cs="宋体"/>
+                <w:sz w:val="21"/>
+              </w:rPr>
+              <w:t xml:space="preserve">点李克特量表问卷，回收</w:t>
+            </w:r>
+            <w:r>
+              <w:rPr>
+                <w:rFonts w:eastAsia="宋体" w:ascii="Times New Roman" w:hAnsi="Times New Roman"/>
+                <w:sz w:val="21"/>
+              </w:rPr>
+              <w:t xml:space="preserve">328</w:t>
+            </w:r>
+            <w:r>
+              <w:rPr>
+                <w:rFonts w:ascii="Times New Roman" w:eastAsia="宋体" w:hAnsi="Times New Roman" w:cs="宋体"/>
+                <w:sz w:val="21"/>
+              </w:rPr>
+              <w:t xml:space="preserve">份有效样本，用</w:t>
+            </w:r>
+            <w:r>
+              <w:rPr>
+                <w:rFonts w:eastAsia="宋体" w:ascii="Times New Roman" w:hAnsi="Times New Roman"/>
+                <w:sz w:val="21"/>
+              </w:rPr>
+              <w:t xml:space="preserve">SPSS</w:t>
+            </w:r>
+            <w:r>
+              <w:rPr>
+                <w:rFonts w:ascii="Times New Roman" w:eastAsia="宋体" w:hAnsi="Times New Roman" w:cs="宋体"/>
+                <w:sz w:val="21"/>
+              </w:rPr>
+              <w:t xml:space="preserve">和</w:t>
+            </w:r>
+            <w:r>
+              <w:rPr>
+                <w:rFonts w:eastAsia="宋体" w:ascii="Times New Roman" w:hAnsi="Times New Roman"/>
+                <w:sz w:val="21"/>
+              </w:rPr>
+              <w:t xml:space="preserve">Python</w:t>
+            </w:r>
+            <w:r>
+              <w:rPr>
+                <w:rFonts w:ascii="Times New Roman" w:eastAsia="宋体" w:hAnsi="Times New Roman" w:cs="宋体"/>
+                <w:sz w:val="21"/>
+              </w:rPr>
+              <w:t xml:space="preserve">完成统计分析；验证交互性（</w:t>
+            </w:r>
+            <w:r>
+              <w:rPr>
+                <w:rFonts w:eastAsia="宋体" w:ascii="Times New Roman" w:hAnsi="Times New Roman"/>
+                <w:sz w:val="21"/>
+              </w:rPr>
+              <w:t xml:space="preserve">β=0.42</w:t>
+            </w:r>
+            <w:r>
+              <w:rPr>
+                <w:rFonts w:ascii="Times New Roman" w:eastAsia="宋体" w:hAnsi="Times New Roman" w:cs="宋体"/>
+                <w:sz w:val="21"/>
+              </w:rPr>
+              <w:t xml:space="preserve">）、个性化（</w:t>
+            </w:r>
+            <w:r>
+              <w:rPr>
+                <w:rFonts w:eastAsia="宋体" w:ascii="Times New Roman" w:hAnsi="Times New Roman"/>
+                <w:sz w:val="21"/>
+              </w:rPr>
+              <w:t xml:space="preserve">β=0.38</w:t>
+            </w:r>
+            <w:r>
+              <w:rPr>
+                <w:rFonts w:ascii="Times New Roman" w:eastAsia="宋体" w:hAnsi="Times New Roman" w:cs="宋体"/>
+                <w:sz w:val="21"/>
+              </w:rPr>
+              <w:t xml:space="preserve">）、自主性（</w:t>
+            </w:r>
+            <w:r>
+              <w:rPr>
+                <w:rFonts w:eastAsia="宋体" w:ascii="Times New Roman" w:hAnsi="Times New Roman"/>
+                <w:sz w:val="21"/>
+              </w:rPr>
+              <w:t xml:space="preserve">β=0.31</w:t>
+            </w:r>
+            <w:r>
+              <w:rPr>
+                <w:rFonts w:ascii="Times New Roman" w:eastAsia="宋体" w:hAnsi="Times New Roman" w:cs="宋体"/>
+                <w:sz w:val="21"/>
+              </w:rPr>
+              <w:t xml:space="preserve">）显著正向影响用户感知价值，识别问题识别准确性、智能解决能力为核心影响因素</w:t>
             </w:r>
           </w:p>
           <w:p>
@@ -1927,7 +1892,7 @@
                 <w:ilvl w:val="0"/>
                 <w:numId w:val="9"/>
               </w:numPr>
-              <w:spacing w:line="290" w:lineRule="atLeast"/>
+              <w:spacing w:line="290" w:lineRule="atLeast" w:before="0" w:after="0"/>
               <w:rPr>
                 <w:rFonts w:ascii="Times New Roman" w:eastAsia="宋体" w:hAnsi="Times New Roman" w:cs="宋体" w:hint="default"/>
                 <w:sz w:val="21"/>
@@ -1938,56 +1903,56 @@
                 <w:rFonts w:ascii="Times New Roman" w:eastAsia="宋体" w:hAnsi="Times New Roman" w:cs="宋体"/>
                 <w:sz w:val="21"/>
               </w:rPr>
-              <w:t>发现用户智能体验起关键中介作用，感知增强维度贡献率</w:t>
-            </w:r>
-            <w:r>
-              <w:rPr>
-                <w:rFonts w:ascii="Times New Roman" w:eastAsia="宋体" w:hAnsi="Times New Roman"/>
-                <w:sz w:val="21"/>
-              </w:rPr>
-              <w:t>63%</w:t>
-            </w:r>
-            <w:r>
-              <w:rPr>
-                <w:rFonts w:ascii="Times New Roman" w:eastAsia="宋体" w:hAnsi="Times New Roman" w:cs="宋体"/>
-                <w:sz w:val="21"/>
-              </w:rPr>
-              <w:t>；高复杂度场景下信任阈值提高</w:t>
-            </w:r>
-            <w:r>
-              <w:rPr>
-                <w:rFonts w:ascii="Times New Roman" w:eastAsia="宋体" w:hAnsi="Times New Roman"/>
-                <w:sz w:val="21"/>
-              </w:rPr>
-              <w:t>32%</w:t>
-            </w:r>
-            <w:r>
-              <w:rPr>
-                <w:rFonts w:ascii="Times New Roman" w:eastAsia="宋体" w:hAnsi="Times New Roman" w:cs="宋体"/>
-                <w:sz w:val="21"/>
-              </w:rPr>
-              <w:t>，为电商</w:t>
-            </w:r>
-            <w:r>
-              <w:rPr>
-                <w:rFonts w:ascii="Times New Roman" w:eastAsia="宋体" w:hAnsi="Times New Roman"/>
-                <w:sz w:val="21"/>
-              </w:rPr>
-              <w:t>AI</w:t>
-            </w:r>
-            <w:r>
-              <w:rPr>
-                <w:rFonts w:ascii="Times New Roman" w:eastAsia="宋体" w:hAnsi="Times New Roman" w:cs="宋体"/>
-                <w:sz w:val="21"/>
-              </w:rPr>
-              <w:t>客服优化提供参考</w:t>
+              <w:t xml:space="preserve">发现用户智能体验起关键中介作用，感知增强维度贡献率</w:t>
+            </w:r>
+            <w:r>
+              <w:rPr>
+                <w:rFonts w:eastAsia="宋体" w:ascii="Times New Roman" w:hAnsi="Times New Roman"/>
+                <w:sz w:val="21"/>
+              </w:rPr>
+              <w:t xml:space="preserve">63%</w:t>
+            </w:r>
+            <w:r>
+              <w:rPr>
+                <w:rFonts w:ascii="Times New Roman" w:eastAsia="宋体" w:hAnsi="Times New Roman" w:cs="宋体"/>
+                <w:sz w:val="21"/>
+              </w:rPr>
+              <w:t xml:space="preserve">；高复杂度场景下信任阈值提高</w:t>
+            </w:r>
+            <w:r>
+              <w:rPr>
+                <w:rFonts w:eastAsia="宋体" w:ascii="Times New Roman" w:hAnsi="Times New Roman"/>
+                <w:sz w:val="21"/>
+              </w:rPr>
+              <w:t xml:space="preserve">32%</w:t>
+            </w:r>
+            <w:r>
+              <w:rPr>
+                <w:rFonts w:ascii="Times New Roman" w:eastAsia="宋体" w:hAnsi="Times New Roman" w:cs="宋体"/>
+                <w:sz w:val="21"/>
+              </w:rPr>
+              <w:t xml:space="preserve">，为电商</w:t>
+            </w:r>
+            <w:r>
+              <w:rPr>
+                <w:rFonts w:eastAsia="宋体" w:ascii="Times New Roman" w:hAnsi="Times New Roman"/>
+                <w:sz w:val="21"/>
+              </w:rPr>
+              <w:t xml:space="preserve">AI</w:t>
+            </w:r>
+            <w:r>
+              <w:rPr>
+                <w:rFonts w:ascii="Times New Roman" w:eastAsia="宋体" w:hAnsi="Times New Roman" w:cs="宋体"/>
+                <w:sz w:val="21"/>
+              </w:rPr>
+              <w:t xml:space="preserve">客服优化提供参考</w:t>
             </w:r>
           </w:p>
         </w:tc>
       </w:tr>
       <w:tr>
         <w:trPr>
-          <w:gridAfter w:val="1"/>
+          <w:gridAfter w:val="2"/>
           <w:wAfter w:w="880" w:type="dxa"/>
           <w:jc w:val="center"/>
         </w:trPr>
@@ -2010,9 +1975,9 @@
           </w:tcPr>
           <w:p>
             <w:pPr>
-              <w:spacing w:line="290" w:lineRule="atLeast"/>
-              <w:rPr>
-                <w:rFonts w:ascii="Times New Roman" w:hAnsi="Times New Roman" w:hint="default"/>
+              <w:spacing w:line="290" w:lineRule="atLeast" w:before="0" w:after="0"/>
+              <w:rPr>
+                <w:rFonts w:ascii="Times New Roman" w:hAnsi="Times New Roman"/>
                 <w:sz w:val="21"/>
               </w:rPr>
             </w:pPr>
@@ -2021,7 +1986,7 @@
         <w:tc>
           <w:tcPr>
             <w:tcW w:w="4600" w:type="dxa"/>
-            <w:gridSpan w:val="2"/>
+            <w:gridSpan w:val="4"/>
             <w:tcBorders>
               <w:top w:val="nil"/>
               <w:left w:val="nil"/>
@@ -2038,9 +2003,9 @@
           </w:tcPr>
           <w:p>
             <w:pPr>
-              <w:spacing w:line="290" w:lineRule="atLeast"/>
-              <w:rPr>
-                <w:rFonts w:ascii="Times New Roman" w:hAnsi="Times New Roman" w:hint="default"/>
+              <w:spacing w:line="290" w:lineRule="atLeast" w:before="0" w:after="0"/>
+              <w:rPr>
+                <w:rFonts w:ascii="Times New Roman" w:hAnsi="Times New Roman"/>
                 <w:sz w:val="21"/>
               </w:rPr>
             </w:pPr>
@@ -2051,13 +2016,14 @@
                 <w:bCs/>
                 <w:sz w:val="21"/>
               </w:rPr>
-              <w:t>银行营销客户分层与转化分析</w:t>
+              <w:t xml:space="preserve">银行营销客户分层与转化分析</w:t>
             </w:r>
           </w:p>
         </w:tc>
         <w:tc>
           <w:tcPr>
             <w:tcW w:w="2693" w:type="dxa"/>
+            <w:gridSpan w:val="2"/>
             <w:tcBorders>
               <w:top w:val="nil"/>
               <w:left w:val="nil"/>
@@ -2068,9 +2034,9 @@
           </w:tcPr>
           <w:p>
             <w:pPr>
-              <w:spacing w:line="290" w:lineRule="atLeast"/>
-              <w:rPr>
-                <w:rFonts w:ascii="Times New Roman" w:eastAsia="等线" w:hAnsi="Times New Roman" w:hint="default"/>
+              <w:spacing w:line="290" w:lineRule="atLeast" w:before="0" w:after="0"/>
+              <w:rPr>
+                <w:rFonts w:ascii="Times New Roman" w:eastAsia="等线" w:hAnsi="Times New Roman"/>
                 <w:b/>
                 <w:bCs/>
                 <w:sz w:val="21"/>
@@ -2083,7 +2049,7 @@
                 <w:bCs/>
                 <w:sz w:val="21"/>
               </w:rPr>
-              <w:t>项目负责人</w:t>
+              <w:t xml:space="preserve">独立完成</w:t>
             </w:r>
           </w:p>
         </w:tc>
@@ -2100,7 +2066,7 @@
           </w:tcPr>
           <w:p>
             <w:pPr>
-              <w:spacing w:line="290" w:lineRule="atLeast"/>
+              <w:spacing w:line="290" w:lineRule="atLeast" w:before="0" w:after="0"/>
               <w:rPr>
                 <w:rFonts w:ascii="Times New Roman" w:eastAsia="等线" w:hAnsi="Times New Roman" w:hint="default"/>
                 <w:b/>
@@ -2115,14 +2081,14 @@
                 <w:bCs/>
                 <w:sz w:val="21"/>
               </w:rPr>
-              <w:t>2026.04-2026.06</w:t>
+              <w:t xml:space="preserve">2026.04-2026.06</w:t>
             </w:r>
           </w:p>
         </w:tc>
       </w:tr>
       <w:tr>
         <w:trPr>
-          <w:gridAfter w:val="1"/>
+          <w:gridAfter w:val="2"/>
           <w:wAfter w:w="880" w:type="dxa"/>
           <w:jc w:val="center"/>
         </w:trPr>
@@ -2145,9 +2111,9 @@
           </w:tcPr>
           <w:p>
             <w:pPr>
-              <w:spacing w:line="290" w:lineRule="atLeast"/>
-              <w:rPr>
-                <w:rFonts w:ascii="Times New Roman" w:hAnsi="Times New Roman" w:hint="default"/>
+              <w:spacing w:line="290" w:lineRule="atLeast" w:before="0" w:after="0"/>
+              <w:rPr>
+                <w:rFonts w:ascii="Times New Roman" w:hAnsi="Times New Roman"/>
                 <w:sz w:val="21"/>
               </w:rPr>
             </w:pPr>
@@ -2156,7 +2122,7 @@
         <w:tc>
           <w:tcPr>
             <w:tcW w:w="10048" w:type="dxa"/>
-            <w:gridSpan w:val="4"/>
+            <w:gridSpan w:val="7"/>
             <w:tcBorders>
               <w:top w:val="nil"/>
               <w:left w:val="nil"/>
@@ -2177,7 +2143,7 @@
                 <w:ilvl w:val="0"/>
                 <w:numId w:val="9"/>
               </w:numPr>
-              <w:spacing w:line="290" w:lineRule="atLeast"/>
+              <w:spacing w:line="290" w:lineRule="atLeast" w:before="0" w:after="0"/>
               <w:rPr>
                 <w:rFonts w:ascii="Times New Roman" w:eastAsia="宋体" w:hAnsi="Times New Roman" w:cs="宋体" w:hint="default"/>
                 <w:sz w:val="21"/>
@@ -2188,35 +2154,35 @@
                 <w:rFonts w:ascii="Times New Roman" w:eastAsia="宋体" w:hAnsi="Times New Roman" w:cs="宋体"/>
                 <w:sz w:val="21"/>
               </w:rPr>
-              <w:t>基于</w:t>
-            </w:r>
-            <w:r>
-              <w:rPr>
-                <w:rFonts w:ascii="Times New Roman" w:eastAsia="宋体" w:hAnsi="Times New Roman"/>
-                <w:sz w:val="21"/>
-              </w:rPr>
-              <w:t>45211</w:t>
-            </w:r>
-            <w:r>
-              <w:rPr>
-                <w:rFonts w:ascii="Times New Roman" w:eastAsia="宋体" w:hAnsi="Times New Roman" w:cs="宋体"/>
-                <w:sz w:val="21"/>
-              </w:rPr>
-              <w:t>条银行营销数据，用</w:t>
-            </w:r>
-            <w:r>
-              <w:rPr>
-                <w:rFonts w:ascii="Times New Roman" w:eastAsia="宋体" w:hAnsi="Times New Roman"/>
-                <w:sz w:val="21"/>
-              </w:rPr>
-              <w:t>R</w:t>
-            </w:r>
-            <w:r>
-              <w:rPr>
-                <w:rFonts w:ascii="Times New Roman" w:eastAsia="宋体" w:hAnsi="Times New Roman" w:cs="宋体"/>
-                <w:sz w:val="21"/>
-              </w:rPr>
-              <w:t>完成数据清洗与多维度分层统计，通过帕累托分析识别高价值客群特征，用转化瀑布图定位营销流失关键环节</w:t>
+              <w:t xml:space="preserve">基于</w:t>
+            </w:r>
+            <w:r>
+              <w:rPr>
+                <w:rFonts w:eastAsia="宋体" w:ascii="Times New Roman" w:hAnsi="Times New Roman"/>
+                <w:sz w:val="21"/>
+              </w:rPr>
+              <w:t xml:space="preserve">45211</w:t>
+            </w:r>
+            <w:r>
+              <w:rPr>
+                <w:rFonts w:ascii="Times New Roman" w:eastAsia="宋体" w:hAnsi="Times New Roman" w:cs="宋体"/>
+                <w:sz w:val="21"/>
+              </w:rPr>
+              <w:t xml:space="preserve">条银行营销数据，用</w:t>
+            </w:r>
+            <w:r>
+              <w:rPr>
+                <w:rFonts w:eastAsia="宋体" w:ascii="Times New Roman" w:hAnsi="Times New Roman"/>
+                <w:sz w:val="21"/>
+              </w:rPr>
+              <w:t xml:space="preserve">R</w:t>
+            </w:r>
+            <w:r>
+              <w:rPr>
+                <w:rFonts w:ascii="Times New Roman" w:eastAsia="宋体" w:hAnsi="Times New Roman" w:cs="宋体"/>
+                <w:sz w:val="21"/>
+              </w:rPr>
+              <w:t xml:space="preserve">完成数据清洗与多维度分层统计，通过帕累托分析识别高价值客群特征，用转化瀑布图定位营销流失关键环节</w:t>
             </w:r>
           </w:p>
           <w:p>
@@ -2225,7 +2191,7 @@
                 <w:ilvl w:val="0"/>
                 <w:numId w:val="9"/>
               </w:numPr>
-              <w:spacing w:line="290" w:lineRule="atLeast"/>
+              <w:spacing w:line="290" w:lineRule="atLeast" w:before="0" w:after="0"/>
               <w:rPr>
                 <w:rFonts w:ascii="Times New Roman" w:eastAsia="宋体" w:hAnsi="Times New Roman" w:cs="宋体" w:hint="default"/>
                 <w:sz w:val="21"/>
@@ -2236,14 +2202,14 @@
                 <w:rFonts w:ascii="Times New Roman" w:eastAsia="宋体" w:hAnsi="Times New Roman" w:cs="宋体"/>
                 <w:sz w:val="21"/>
               </w:rPr>
-              <w:t>通过帕累托分析呈现高价值客群分布特征，用转化瀑布图定位营销流失关键环节，为精准营销与运营效率提升提供数据支撑</w:t>
+              <w:t xml:space="preserve">通过帕累托分析呈现高价值客群分布特征，用转化瀑布图定位营销流失关键环节，为精准营销与运营效率提升提供数据支撑</w:t>
             </w:r>
           </w:p>
         </w:tc>
       </w:tr>
       <w:tr>
         <w:trPr>
-          <w:gridAfter w:val="1"/>
+          <w:gridAfter w:val="2"/>
           <w:wAfter w:w="880" w:type="dxa"/>
           <w:jc w:val="center"/>
         </w:trPr>
@@ -2266,9 +2232,9 @@
           </w:tcPr>
           <w:p>
             <w:pPr>
-              <w:spacing w:line="290" w:lineRule="atLeast"/>
-              <w:rPr>
-                <w:rFonts w:ascii="Times New Roman" w:hAnsi="Times New Roman" w:hint="default"/>
+              <w:spacing w:line="290" w:lineRule="atLeast" w:before="0" w:after="0"/>
+              <w:rPr>
+                <w:rFonts w:ascii="Times New Roman" w:hAnsi="Times New Roman"/>
                 <w:sz w:val="21"/>
               </w:rPr>
             </w:pPr>
@@ -2277,7 +2243,7 @@
         <w:tc>
           <w:tcPr>
             <w:tcW w:w="4600" w:type="dxa"/>
-            <w:gridSpan w:val="2"/>
+            <w:gridSpan w:val="4"/>
             <w:tcBorders>
               <w:top w:val="nil"/>
               <w:left w:val="nil"/>
@@ -2294,9 +2260,9 @@
           </w:tcPr>
           <w:p>
             <w:pPr>
-              <w:spacing w:line="290" w:lineRule="atLeast"/>
-              <w:rPr>
-                <w:rFonts w:ascii="Times New Roman" w:hAnsi="Times New Roman" w:hint="default"/>
+              <w:spacing w:line="290" w:lineRule="atLeast" w:before="0" w:after="0"/>
+              <w:rPr>
+                <w:rFonts w:ascii="Times New Roman" w:hAnsi="Times New Roman"/>
                 <w:sz w:val="21"/>
               </w:rPr>
             </w:pPr>
@@ -2307,7 +2273,7 @@
                 <w:bCs/>
                 <w:sz w:val="21"/>
               </w:rPr>
-              <w:t>ERP</w:t>
+              <w:t xml:space="preserve">ERP</w:t>
             </w:r>
             <w:r>
               <w:rPr>
@@ -2316,13 +2282,14 @@
                 <w:bCs/>
                 <w:sz w:val="21"/>
               </w:rPr>
-              <w:t>供应链全流程模拟操作</w:t>
+              <w:t xml:space="preserve">供应链全流程模拟操作</w:t>
             </w:r>
           </w:p>
         </w:tc>
         <w:tc>
           <w:tcPr>
             <w:tcW w:w="2693" w:type="dxa"/>
+            <w:gridSpan w:val="2"/>
             <w:tcBorders>
               <w:top w:val="nil"/>
               <w:left w:val="nil"/>
@@ -2333,9 +2300,9 @@
           </w:tcPr>
           <w:p>
             <w:pPr>
-              <w:spacing w:line="290" w:lineRule="atLeast"/>
-              <w:rPr>
-                <w:rFonts w:ascii="Times New Roman" w:eastAsia="等线" w:hAnsi="Times New Roman" w:hint="default"/>
+              <w:spacing w:line="290" w:lineRule="atLeast" w:before="0" w:after="0"/>
+              <w:rPr>
+                <w:rFonts w:ascii="Times New Roman" w:eastAsia="等线" w:hAnsi="Times New Roman"/>
                 <w:b/>
                 <w:bCs/>
                 <w:sz w:val="21"/>
@@ -2348,7 +2315,7 @@
                 <w:bCs/>
                 <w:sz w:val="21"/>
               </w:rPr>
-              <w:t>课程实验・账套主管</w:t>
+              <w:t xml:space="preserve">课程实验・账套主管</w:t>
             </w:r>
           </w:p>
         </w:tc>
@@ -2365,7 +2332,7 @@
           </w:tcPr>
           <w:p>
             <w:pPr>
-              <w:spacing w:line="290" w:lineRule="atLeast"/>
+              <w:spacing w:line="290" w:lineRule="atLeast" w:before="0" w:after="0"/>
               <w:rPr>
                 <w:rFonts w:ascii="Times New Roman" w:eastAsia="等线" w:hAnsi="Times New Roman" w:hint="default"/>
                 <w:b/>
@@ -2380,14 +2347,14 @@
                 <w:bCs/>
                 <w:sz w:val="21"/>
               </w:rPr>
-              <w:t>2025.03-2025.07</w:t>
+              <w:t xml:space="preserve">2025.03-2025.07</w:t>
             </w:r>
           </w:p>
         </w:tc>
       </w:tr>
       <w:tr>
         <w:trPr>
-          <w:gridAfter w:val="1"/>
+          <w:gridAfter w:val="2"/>
           <w:wAfter w:w="880" w:type="dxa"/>
           <w:jc w:val="center"/>
         </w:trPr>
@@ -2410,9 +2377,9 @@
           </w:tcPr>
           <w:p>
             <w:pPr>
-              <w:spacing w:line="290" w:lineRule="atLeast"/>
-              <w:rPr>
-                <w:rFonts w:ascii="Times New Roman" w:hAnsi="Times New Roman" w:hint="default"/>
+              <w:spacing w:line="290" w:lineRule="atLeast" w:before="0" w:after="0"/>
+              <w:rPr>
+                <w:rFonts w:ascii="Times New Roman" w:hAnsi="Times New Roman"/>
                 <w:sz w:val="21"/>
               </w:rPr>
             </w:pPr>
@@ -2421,7 +2388,7 @@
         <w:tc>
           <w:tcPr>
             <w:tcW w:w="10048" w:type="dxa"/>
-            <w:gridSpan w:val="4"/>
+            <w:gridSpan w:val="7"/>
             <w:tcBorders>
               <w:top w:val="nil"/>
               <w:left w:val="nil"/>
@@ -2442,7 +2409,7 @@
                 <w:ilvl w:val="0"/>
                 <w:numId w:val="9"/>
               </w:numPr>
-              <w:spacing w:line="290" w:lineRule="atLeast"/>
+              <w:spacing w:line="290" w:lineRule="atLeast" w:before="0" w:after="0"/>
               <w:rPr>
                 <w:rFonts w:ascii="Times New Roman" w:eastAsia="宋体" w:hAnsi="Times New Roman" w:cs="宋体" w:hint="default"/>
                 <w:sz w:val="21"/>
@@ -2453,21 +2420,21 @@
                 <w:rFonts w:ascii="Times New Roman" w:eastAsia="宋体" w:hAnsi="Times New Roman" w:cs="宋体"/>
                 <w:sz w:val="21"/>
               </w:rPr>
-              <w:t>以账套主管角色使用用友</w:t>
-            </w:r>
-            <w:r>
-              <w:rPr>
-                <w:rFonts w:ascii="Times New Roman" w:eastAsia="宋体" w:hAnsi="Times New Roman"/>
-                <w:sz w:val="21"/>
-              </w:rPr>
-              <w:t>U8+ ERP</w:t>
-            </w:r>
-            <w:r>
-              <w:rPr>
-                <w:rFonts w:ascii="Times New Roman" w:eastAsia="宋体" w:hAnsi="Times New Roman" w:cs="宋体"/>
-                <w:sz w:val="21"/>
-              </w:rPr>
-              <w:t>系统，以模拟箱包贸易企业为对象，独立完成采购订单→到货入库→销售订单→发货出库→库存调拨→盘点→存货核算→收付款凭证全流程运营操作</w:t>
+              <w:t xml:space="preserve">以账套主管角色使用用友</w:t>
+            </w:r>
+            <w:r>
+              <w:rPr>
+                <w:rFonts w:eastAsia="宋体" w:ascii="Times New Roman" w:hAnsi="Times New Roman"/>
+                <w:sz w:val="21"/>
+              </w:rPr>
+              <w:t xml:space="preserve">U8+ ERP</w:t>
+            </w:r>
+            <w:r>
+              <w:rPr>
+                <w:rFonts w:ascii="Times New Roman" w:eastAsia="宋体" w:hAnsi="Times New Roman" w:cs="宋体"/>
+                <w:sz w:val="21"/>
+              </w:rPr>
+              <w:t xml:space="preserve">系统，以模拟箱包贸易企业为对象，独立完成采购订单→到货入库→销售订单→发货出库→库存调拨→盘点→存货核算→收付款凭证全流程运营操作</w:t>
             </w:r>
           </w:p>
           <w:p>
@@ -2476,7 +2443,7 @@
                 <w:ilvl w:val="0"/>
                 <w:numId w:val="9"/>
               </w:numPr>
-              <w:spacing w:line="290" w:lineRule="atLeast"/>
+              <w:spacing w:line="290" w:lineRule="atLeast" w:before="0" w:after="0"/>
               <w:rPr>
                 <w:rFonts w:ascii="Times New Roman" w:eastAsia="宋体" w:hAnsi="Times New Roman" w:cs="宋体" w:hint="default"/>
                 <w:sz w:val="21"/>
@@ -2487,35 +2454,35 @@
                 <w:rFonts w:ascii="Times New Roman" w:eastAsia="宋体" w:hAnsi="Times New Roman" w:cs="宋体"/>
                 <w:sz w:val="21"/>
               </w:rPr>
-              <w:t>掌握采购、销售、库存、存货、财务五大模块间的数据流转与单据联动逻辑，理解</w:t>
-            </w:r>
-            <w:r>
-              <w:rPr>
-                <w:rFonts w:ascii="Times New Roman" w:eastAsia="宋体" w:hAnsi="Times New Roman"/>
-                <w:sz w:val="21"/>
-              </w:rPr>
-              <w:t>ERP</w:t>
-            </w:r>
-            <w:r>
-              <w:rPr>
-                <w:rFonts w:ascii="Times New Roman" w:eastAsia="宋体" w:hAnsi="Times New Roman" w:cs="宋体"/>
-                <w:sz w:val="21"/>
-              </w:rPr>
-              <w:t>系统中供应链业务从订单到核算的标准化运作机制</w:t>
+              <w:t xml:space="preserve">掌握采购、销售、库存、存货、财务五大模块间的数据流转与单据联动逻辑，理解</w:t>
+            </w:r>
+            <w:r>
+              <w:rPr>
+                <w:rFonts w:eastAsia="宋体" w:ascii="Times New Roman" w:hAnsi="Times New Roman"/>
+                <w:sz w:val="21"/>
+              </w:rPr>
+              <w:t xml:space="preserve">ERP</w:t>
+            </w:r>
+            <w:r>
+              <w:rPr>
+                <w:rFonts w:ascii="Times New Roman" w:eastAsia="宋体" w:hAnsi="Times New Roman" w:cs="宋体"/>
+                <w:sz w:val="21"/>
+              </w:rPr>
+              <w:t xml:space="preserve">系统中供应链业务从订单到核算的标准化运作机制</w:t>
             </w:r>
           </w:p>
         </w:tc>
       </w:tr>
       <w:tr>
         <w:trPr>
-          <w:gridBefore w:val="2"/>
+          <w:gridBefore w:val="3"/>
           <w:wBefore w:w="879" w:type="dxa"/>
           <w:jc w:val="center"/>
         </w:trPr>
         <w:tc>
           <w:tcPr>
             <w:tcW w:w="10744" w:type="dxa"/>
-            <w:gridSpan w:val="4"/>
+            <w:gridSpan w:val="7"/>
             <w:tcBorders>
               <w:top w:val="nil"/>
               <w:left w:val="nil"/>
@@ -2533,10 +2500,7 @@
           </w:tcPr>
           <w:p>
             <w:pPr>
-              <w:spacing w:line="290" w:lineRule="atLeast"/>
-              <w:rPr>
-                <w:rFonts w:hint="default"/>
-              </w:rPr>
+              <w:spacing w:line="290" w:lineRule="atLeast" w:before="0" w:after="0"/>
             </w:pPr>
             <w:r>
               <w:rPr>
@@ -2550,27 +2514,26 @@
     </w:tbl>
     <w:p>
       <w:pPr>
-        <w:spacing w:line="290" w:lineRule="atLeast"/>
         <w:rPr>
-          <w:rFonts w:hint="default"/>
           <w:vanish/>
         </w:rPr>
+        <w:spacing w:line="290" w:lineRule="atLeast" w:before="0" w:after="0"/>
       </w:pPr>
     </w:p>
     <w:p>
       <w:pPr>
-        <w:spacing w:line="290" w:lineRule="atLeast"/>
         <w:rPr>
-          <w:rFonts w:hint="default"/>
           <w:vanish/>
           <w:sz w:val="21"/>
         </w:rPr>
+        <w:spacing w:line="290" w:lineRule="atLeast" w:before="0" w:after="0"/>
       </w:pPr>
     </w:p>
     <w:tbl>
       <w:tblPr>
         <w:tblW w:w="0" w:type="auto"/>
         <w:jc w:val="center"/>
+        <w:tblInd w:w="0" w:type="dxa"/>
         <w:tblLayout w:type="fixed"/>
         <w:tblCellMar>
           <w:left w:w="0" w:type="dxa"/>
@@ -2580,9 +2543,9 @@
       </w:tblPr>
       <w:tblGrid>
         <w:gridCol w:w="695"/>
-        <w:gridCol w:w="4600"/>
+        <w:gridCol w:w="3686"/>
         <w:gridCol w:w="2693"/>
-        <w:gridCol w:w="2755"/>
+        <w:gridCol w:w="3669"/>
       </w:tblGrid>
       <w:tr>
         <w:trPr>
@@ -2607,9 +2570,8 @@
           </w:tcPr>
           <w:p>
             <w:pPr>
-              <w:spacing w:line="290" w:lineRule="atLeast"/>
-              <w:rPr>
-                <w:rFonts w:hint="default"/>
+              <w:spacing w:line="290" w:lineRule="atLeast" w:before="0" w:after="0"/>
+              <w:rPr>
                 <w:sz w:val="21"/>
               </w:rPr>
             </w:pPr>
@@ -2634,9 +2596,8 @@
           </w:tcPr>
           <w:p>
             <w:pPr>
-              <w:spacing w:line="290" w:lineRule="atLeast"/>
-              <w:rPr>
-                <w:rFonts w:hint="default"/>
+              <w:spacing w:line="290" w:lineRule="atLeast" w:before="0" w:after="0"/>
+              <w:rPr>
                 <w:b/>
                 <w:bCs/>
                 <w:sz w:val="21"/>
@@ -2649,7 +2610,7 @@
                 <w:bCs/>
                 <w:sz w:val="21"/>
               </w:rPr>
-              <w:t>山东鱼跃尚成教育有限责任公司</w:t>
+              <w:t xml:space="preserve">山东鱼跃尚成教育有限责任公司</w:t>
             </w:r>
           </w:p>
         </w:tc>
@@ -2666,9 +2627,8 @@
           </w:tcPr>
           <w:p>
             <w:pPr>
-              <w:spacing w:line="290" w:lineRule="atLeast"/>
-              <w:rPr>
-                <w:rFonts w:hint="default"/>
+              <w:spacing w:line="290" w:lineRule="atLeast" w:before="0" w:after="0"/>
+              <w:rPr>
                 <w:b/>
                 <w:bCs/>
                 <w:sz w:val="21"/>
@@ -2681,7 +2641,7 @@
                 <w:bCs/>
                 <w:sz w:val="21"/>
               </w:rPr>
-              <w:t>项目助理（兼职）</w:t>
+              <w:t xml:space="preserve">项目助理（兼职）</w:t>
             </w:r>
           </w:p>
         </w:tc>
@@ -2698,7 +2658,7 @@
           </w:tcPr>
           <w:p>
             <w:pPr>
-              <w:spacing w:line="290" w:lineRule="atLeast"/>
+              <w:spacing w:line="290" w:lineRule="atLeast" w:before="0" w:after="0"/>
               <w:rPr>
                 <w:rFonts w:ascii="Times New Roman" w:eastAsia="等线" w:hAnsi="Times New Roman" w:hint="default"/>
                 <w:b/>
@@ -2713,7 +2673,7 @@
                 <w:bCs/>
                 <w:sz w:val="21"/>
               </w:rPr>
-              <w:t>2026.04 - 2026.07</w:t>
+              <w:t xml:space="preserve">2026.04 - 2026.07</w:t>
             </w:r>
           </w:p>
         </w:tc>
@@ -2741,9 +2701,9 @@
           </w:tcPr>
           <w:p>
             <w:pPr>
-              <w:spacing w:line="290" w:lineRule="atLeast"/>
-              <w:rPr>
-                <w:rFonts w:ascii="Times New Roman" w:hAnsi="Times New Roman" w:hint="default"/>
+              <w:spacing w:line="290" w:lineRule="atLeast" w:before="0" w:after="0"/>
+              <w:rPr>
+                <w:rFonts w:ascii="Times New Roman" w:hAnsi="Times New Roman"/>
                 <w:sz w:val="21"/>
               </w:rPr>
             </w:pPr>
@@ -2773,7 +2733,7 @@
                 <w:ilvl w:val="0"/>
                 <w:numId w:val="6"/>
               </w:numPr>
-              <w:spacing w:line="290" w:lineRule="atLeast"/>
+              <w:spacing w:line="290" w:lineRule="atLeast" w:before="0" w:after="0"/>
               <w:rPr>
                 <w:rFonts w:ascii="Times New Roman" w:eastAsia="宋体" w:hAnsi="Times New Roman" w:cs="宋体" w:hint="default"/>
                 <w:sz w:val="21"/>
@@ -2784,35 +2744,35 @@
                 <w:rFonts w:ascii="Times New Roman" w:eastAsia="宋体" w:hAnsi="Times New Roman" w:cs="宋体"/>
                 <w:sz w:val="21"/>
               </w:rPr>
-              <w:t>统筹</w:t>
-            </w:r>
-            <w:r>
-              <w:rPr>
-                <w:rFonts w:ascii="Times New Roman" w:eastAsia="宋体" w:hAnsi="Times New Roman"/>
-                <w:sz w:val="21"/>
-              </w:rPr>
-              <w:t>200+</w:t>
-            </w:r>
-            <w:r>
-              <w:rPr>
-                <w:rFonts w:ascii="Times New Roman" w:eastAsia="宋体" w:hAnsi="Times New Roman" w:cs="宋体"/>
-                <w:sz w:val="21"/>
-              </w:rPr>
-              <w:t>份申报材料全流程管理，用</w:t>
-            </w:r>
-            <w:r>
-              <w:rPr>
-                <w:rFonts w:ascii="Times New Roman" w:eastAsia="宋体" w:hAnsi="Times New Roman"/>
-                <w:sz w:val="21"/>
-              </w:rPr>
-              <w:t>Excel</w:t>
-            </w:r>
-            <w:r>
-              <w:rPr>
-                <w:rFonts w:ascii="Times New Roman" w:eastAsia="宋体" w:hAnsi="Times New Roman" w:cs="宋体"/>
-                <w:sz w:val="21"/>
-              </w:rPr>
-              <w:t>搭建分类台账，建立三级校验机制实现零差错提交</w:t>
+              <w:t xml:space="preserve">统筹</w:t>
+            </w:r>
+            <w:r>
+              <w:rPr>
+                <w:rFonts w:eastAsia="宋体" w:ascii="Times New Roman" w:hAnsi="Times New Roman"/>
+                <w:sz w:val="21"/>
+              </w:rPr>
+              <w:t xml:space="preserve">200+</w:t>
+            </w:r>
+            <w:r>
+              <w:rPr>
+                <w:rFonts w:ascii="Times New Roman" w:eastAsia="宋体" w:hAnsi="Times New Roman" w:cs="宋体"/>
+                <w:sz w:val="21"/>
+              </w:rPr>
+              <w:t xml:space="preserve">份申报材料全流程管理，用</w:t>
+            </w:r>
+            <w:r>
+              <w:rPr>
+                <w:rFonts w:eastAsia="宋体" w:ascii="Times New Roman" w:hAnsi="Times New Roman"/>
+                <w:sz w:val="21"/>
+              </w:rPr>
+              <w:t xml:space="preserve">Excel</w:t>
+            </w:r>
+            <w:r>
+              <w:rPr>
+                <w:rFonts w:ascii="Times New Roman" w:eastAsia="宋体" w:hAnsi="Times New Roman" w:cs="宋体"/>
+                <w:sz w:val="21"/>
+              </w:rPr>
+              <w:t xml:space="preserve">搭建分类台账，建立三级校验机制实现零差错提交</w:t>
             </w:r>
           </w:p>
           <w:p>
@@ -2821,7 +2781,7 @@
                 <w:ilvl w:val="0"/>
                 <w:numId w:val="6"/>
               </w:numPr>
-              <w:spacing w:line="290" w:lineRule="atLeast"/>
+              <w:spacing w:line="290" w:lineRule="atLeast" w:before="0" w:after="0"/>
               <w:rPr>
                 <w:rFonts w:ascii="Times New Roman" w:eastAsia="宋体" w:hAnsi="Times New Roman" w:cs="宋体" w:hint="default"/>
                 <w:sz w:val="21"/>
@@ -2832,7 +2792,7 @@
                 <w:rFonts w:ascii="Times New Roman" w:eastAsia="宋体" w:hAnsi="Times New Roman" w:cs="宋体"/>
                 <w:sz w:val="21"/>
               </w:rPr>
-              <w:t>梳理并标准化资料审核与报批流程，与各方同步进度，按月汇总数据形成工作小结，提升整体执行效率</w:t>
+              <w:t xml:space="preserve">梳理并标准化资料审核与报批流程，与各方同步进度，按月汇总数据形成工作小结，提升整体执行效率</w:t>
             </w:r>
           </w:p>
         </w:tc>
@@ -2860,9 +2820,8 @@
           </w:tcPr>
           <w:p>
             <w:pPr>
-              <w:spacing w:line="290" w:lineRule="atLeast"/>
-              <w:rPr>
-                <w:rFonts w:hint="default"/>
+              <w:spacing w:line="290" w:lineRule="atLeast" w:before="0" w:after="0"/>
+              <w:rPr>
                 <w:sz w:val="21"/>
               </w:rPr>
             </w:pPr>
@@ -2887,9 +2846,8 @@
           </w:tcPr>
           <w:p>
             <w:pPr>
-              <w:spacing w:line="290" w:lineRule="atLeast"/>
-              <w:rPr>
-                <w:rFonts w:hint="default"/>
+              <w:spacing w:line="290" w:lineRule="atLeast" w:before="0" w:after="0"/>
+              <w:rPr>
                 <w:b/>
                 <w:bCs/>
                 <w:sz w:val="21"/>
@@ -2902,7 +2860,7 @@
                 <w:bCs/>
                 <w:sz w:val="21"/>
               </w:rPr>
-              <w:t>瑞幸咖啡</w:t>
+              <w:t xml:space="preserve">瑞幸咖啡</w:t>
             </w:r>
           </w:p>
         </w:tc>
@@ -2919,9 +2877,8 @@
           </w:tcPr>
           <w:p>
             <w:pPr>
-              <w:spacing w:line="290" w:lineRule="atLeast"/>
-              <w:rPr>
-                <w:rFonts w:hint="default"/>
+              <w:spacing w:line="290" w:lineRule="atLeast" w:before="0" w:after="0"/>
+              <w:rPr>
                 <w:b/>
                 <w:bCs/>
                 <w:sz w:val="21"/>
@@ -2934,7 +2891,7 @@
                 <w:bCs/>
                 <w:sz w:val="21"/>
               </w:rPr>
-              <w:t>咖啡师（兼职）</w:t>
+              <w:t xml:space="preserve">咖啡师（兼职）</w:t>
             </w:r>
           </w:p>
         </w:tc>
@@ -2951,7 +2908,7 @@
           </w:tcPr>
           <w:p>
             <w:pPr>
-              <w:spacing w:line="290" w:lineRule="atLeast"/>
+              <w:spacing w:line="290" w:lineRule="atLeast" w:before="0" w:after="0"/>
               <w:rPr>
                 <w:rFonts w:ascii="Times New Roman" w:eastAsia="等线" w:hAnsi="Times New Roman" w:hint="default"/>
                 <w:b/>
@@ -2966,7 +2923,7 @@
                 <w:bCs/>
                 <w:sz w:val="21"/>
               </w:rPr>
-              <w:t>2023.07 - 2023.09</w:t>
+              <w:t xml:space="preserve">2023.07 - 2023.09</w:t>
             </w:r>
           </w:p>
         </w:tc>
@@ -2994,9 +2951,9 @@
           </w:tcPr>
           <w:p>
             <w:pPr>
-              <w:spacing w:line="290" w:lineRule="atLeast"/>
-              <w:rPr>
-                <w:rFonts w:ascii="Times New Roman" w:hAnsi="Times New Roman" w:hint="default"/>
+              <w:spacing w:line="290" w:lineRule="atLeast" w:before="0" w:after="0"/>
+              <w:rPr>
+                <w:rFonts w:ascii="Times New Roman" w:hAnsi="Times New Roman"/>
                 <w:sz w:val="21"/>
               </w:rPr>
             </w:pPr>
@@ -3026,7 +2983,7 @@
                 <w:ilvl w:val="0"/>
                 <w:numId w:val="6"/>
               </w:numPr>
-              <w:spacing w:line="290" w:lineRule="atLeast"/>
+              <w:spacing w:line="290" w:lineRule="atLeast" w:before="0" w:after="0"/>
               <w:rPr>
                 <w:rFonts w:ascii="Times New Roman" w:eastAsia="宋体" w:hAnsi="Times New Roman" w:cs="宋体" w:hint="default"/>
                 <w:sz w:val="21"/>
@@ -3037,7 +2994,7 @@
                 <w:rFonts w:ascii="Times New Roman" w:eastAsia="宋体" w:hAnsi="Times New Roman" w:cs="宋体"/>
                 <w:sz w:val="21"/>
               </w:rPr>
-              <w:t>负责门店数十种原辅料的日常盘点与效期管理，落实日盘制度，根据消耗规律提醒仓库解冻备货，降低物料损耗与缺货风险；规范物料分区与出入库单据核对，保持交接班库存账实一致；根据销售数据同步补货需求，保障门店日常运营物料供应</w:t>
+              <w:t xml:space="preserve">负责门店数十种原辅料的日常盘点与效期管理，落实日盘制度，根据消耗规律提醒仓库解冻备货，降低物料损耗与缺货风险；规范物料分区与出入库单据核对，保持交接班库存账实一致；根据销售数据同步补货需求，保障门店日常运营物料供应</w:t>
             </w:r>
           </w:p>
         </w:tc>
@@ -3045,67 +3002,68 @@
     </w:tbl>
     <w:p>
       <w:pPr>
-        <w:spacing w:line="290" w:lineRule="atLeast"/>
         <w:rPr>
-          <w:rFonts w:ascii="Times New Roman" w:hAnsi="Times New Roman" w:hint="default"/>
+          <w:rFonts w:ascii="Times New Roman" w:hAnsi="Times New Roman"/>
           <w:vanish/>
           <w:sz w:val="21"/>
         </w:rPr>
+        <w:spacing w:line="290" w:lineRule="atLeast" w:before="0" w:after="0"/>
       </w:pPr>
     </w:p>
     <w:p>
       <w:pPr>
-        <w:spacing w:line="290" w:lineRule="atLeast"/>
         <w:rPr>
-          <w:rFonts w:ascii="Times New Roman" w:hAnsi="Times New Roman" w:hint="default"/>
+          <w:rFonts w:ascii="Times New Roman" w:hAnsi="Times New Roman"/>
           <w:vanish/>
           <w:sz w:val="21"/>
         </w:rPr>
+        <w:spacing w:line="290" w:lineRule="atLeast" w:before="0" w:after="0"/>
       </w:pPr>
     </w:p>
     <w:p>
       <w:pPr>
-        <w:spacing w:line="290" w:lineRule="atLeast"/>
         <w:rPr>
-          <w:rFonts w:ascii="Times New Roman" w:hAnsi="Times New Roman" w:hint="default"/>
+          <w:rFonts w:ascii="Times New Roman" w:hAnsi="Times New Roman"/>
           <w:vanish/>
           <w:sz w:val="21"/>
         </w:rPr>
+        <w:spacing w:line="290" w:lineRule="atLeast" w:before="0" w:after="0"/>
       </w:pPr>
     </w:p>
     <w:p>
       <w:pPr>
-        <w:spacing w:line="290" w:lineRule="atLeast"/>
         <w:rPr>
-          <w:rFonts w:ascii="Times New Roman" w:hAnsi="Times New Roman" w:hint="default"/>
+          <w:rFonts w:ascii="Times New Roman" w:hAnsi="Times New Roman"/>
           <w:vanish/>
           <w:sz w:val="2"/>
         </w:rPr>
+        <w:spacing w:line="290" w:lineRule="atLeast" w:before="0" w:after="0"/>
       </w:pPr>
     </w:p>
     <w:p>
       <w:pPr>
-        <w:spacing w:line="290" w:lineRule="atLeast"/>
         <w:rPr>
-          <w:rFonts w:ascii="Times New Roman" w:hAnsi="Times New Roman" w:hint="default"/>
+          <w:rFonts w:ascii="Times New Roman" w:hAnsi="Times New Roman"/>
           <w:vanish/>
         </w:rPr>
+        <w:spacing w:line="290" w:lineRule="atLeast" w:before="0" w:after="0"/>
       </w:pPr>
     </w:p>
     <w:p>
       <w:pPr>
-        <w:spacing w:line="290" w:lineRule="atLeast"/>
         <w:rPr>
-          <w:rFonts w:ascii="Times New Roman" w:hAnsi="Times New Roman" w:hint="default"/>
+          <w:rFonts w:ascii="Times New Roman" w:hAnsi="Times New Roman"/>
           <w:vanish/>
           <w:sz w:val="21"/>
         </w:rPr>
+        <w:spacing w:line="290" w:lineRule="atLeast" w:before="0" w:after="0"/>
       </w:pPr>
     </w:p>
     <w:tbl>
       <w:tblPr>
         <w:tblW w:w="0" w:type="auto"/>
         <w:jc w:val="center"/>
+        <w:tblInd w:w="0" w:type="dxa"/>
         <w:tblLayout w:type="fixed"/>
         <w:tblCellMar>
           <w:left w:w="0" w:type="dxa"/>
@@ -3140,9 +3098,9 @@
           </w:tcPr>
           <w:p>
             <w:pPr>
-              <w:spacing w:line="290" w:lineRule="atLeast"/>
-              <w:rPr>
-                <w:rFonts w:ascii="Times New Roman" w:hAnsi="Times New Roman" w:hint="default"/>
+              <w:spacing w:before="0" w:after="0" w:line="290" w:lineRule="atLeast"/>
+              <w:rPr>
+                <w:rFonts w:ascii="Times New Roman" w:hAnsi="Times New Roman"/>
               </w:rPr>
             </w:pPr>
             <w:r>
@@ -3151,7 +3109,7 @@
                 <w:b/>
                 <w:bCs/>
               </w:rPr>
-              <w:t>综合技能</w:t>
+              <w:t xml:space="preserve">综合技能</w:t>
             </w:r>
           </w:p>
         </w:tc>
@@ -3159,17 +3117,18 @@
     </w:tbl>
     <w:p>
       <w:pPr>
-        <w:spacing w:line="290" w:lineRule="atLeast"/>
         <w:rPr>
-          <w:rFonts w:ascii="Times New Roman" w:hAnsi="Times New Roman" w:hint="default"/>
+          <w:rFonts w:ascii="Times New Roman" w:hAnsi="Times New Roman"/>
           <w:vanish/>
         </w:rPr>
+        <w:spacing w:line="290" w:lineRule="atLeast" w:before="0" w:after="0"/>
       </w:pPr>
     </w:p>
     <w:tbl>
       <w:tblPr>
         <w:tblW w:w="0" w:type="auto"/>
         <w:jc w:val="center"/>
+        <w:tblInd w:w="0" w:type="dxa"/>
         <w:tblLayout w:type="fixed"/>
         <w:tblCellMar>
           <w:left w:w="0" w:type="dxa"/>
@@ -3183,7 +3142,7 @@
       </w:tblGrid>
       <w:tr>
         <w:trPr>
-          <w:trHeight w:val="1706"/>
+          <w:trHeight w:val="1843"/>
           <w:jc w:val="center"/>
         </w:trPr>
         <w:tc>
@@ -3205,9 +3164,9 @@
           </w:tcPr>
           <w:p>
             <w:pPr>
-              <w:spacing w:line="290" w:lineRule="atLeast"/>
-              <w:rPr>
-                <w:rFonts w:ascii="Times New Roman" w:hAnsi="Times New Roman" w:hint="default"/>
+              <w:spacing w:before="0" w:after="0" w:line="290" w:lineRule="atLeast"/>
+              <w:rPr>
+                <w:rFonts w:ascii="Times New Roman" w:hAnsi="Times New Roman"/>
                 <w:sz w:val="21"/>
               </w:rPr>
             </w:pPr>
@@ -3232,7 +3191,7 @@
           </w:tcPr>
           <w:p>
             <w:pPr>
-              <w:spacing w:line="290" w:lineRule="atLeast"/>
+              <w:spacing w:line="290" w:lineRule="atLeast" w:before="0" w:after="0"/>
               <w:rPr>
                 <w:rFonts w:ascii="Times New Roman" w:eastAsia="宋体" w:hAnsi="Times New Roman" w:cs="宋体" w:hint="default"/>
                 <w:b/>
@@ -3247,166 +3206,166 @@
                 <w:bCs/>
                 <w:sz w:val="21"/>
               </w:rPr>
-              <w:t>业务系统与数据工具：</w:t>
-            </w:r>
-            <w:r>
-              <w:rPr>
-                <w:rFonts w:ascii="Times New Roman" w:eastAsia="宋体" w:hAnsi="Times New Roman" w:cs="宋体"/>
-                <w:sz w:val="21"/>
-              </w:rPr>
-              <w:t>用友</w:t>
-            </w:r>
-            <w:r>
-              <w:rPr>
-                <w:rFonts w:ascii="Times New Roman" w:eastAsia="宋体" w:hAnsi="Times New Roman"/>
-                <w:sz w:val="21"/>
-              </w:rPr>
-              <w:t>U8+ ERP</w:t>
-            </w:r>
-            <w:r>
-              <w:rPr>
-                <w:rFonts w:ascii="Times New Roman" w:eastAsia="宋体" w:hAnsi="Times New Roman" w:cs="宋体"/>
-                <w:sz w:val="21"/>
-              </w:rPr>
-              <w:t>（采购</w:t>
-            </w:r>
-            <w:r>
-              <w:rPr>
-                <w:rFonts w:ascii="Times New Roman" w:eastAsia="宋体" w:hAnsi="Times New Roman"/>
-                <w:sz w:val="21"/>
-              </w:rPr>
-              <w:t>/</w:t>
-            </w:r>
-            <w:r>
-              <w:rPr>
-                <w:rFonts w:ascii="Times New Roman" w:eastAsia="宋体" w:hAnsi="Times New Roman" w:cs="宋体"/>
-                <w:sz w:val="21"/>
-              </w:rPr>
-              <w:t>销售</w:t>
-            </w:r>
-            <w:r>
-              <w:rPr>
-                <w:rFonts w:ascii="Times New Roman" w:eastAsia="宋体" w:hAnsi="Times New Roman"/>
-                <w:sz w:val="21"/>
-              </w:rPr>
-              <w:t>/</w:t>
-            </w:r>
-            <w:r>
-              <w:rPr>
-                <w:rFonts w:ascii="Times New Roman" w:eastAsia="宋体" w:hAnsi="Times New Roman" w:cs="宋体"/>
-                <w:sz w:val="21"/>
-              </w:rPr>
-              <w:t>库存</w:t>
-            </w:r>
-            <w:r>
-              <w:rPr>
-                <w:rFonts w:ascii="Times New Roman" w:eastAsia="宋体" w:hAnsi="Times New Roman"/>
-                <w:sz w:val="21"/>
-              </w:rPr>
-              <w:t>/</w:t>
-            </w:r>
-            <w:r>
-              <w:rPr>
-                <w:rFonts w:ascii="Times New Roman" w:eastAsia="宋体" w:hAnsi="Times New Roman" w:cs="宋体"/>
-                <w:sz w:val="21"/>
-              </w:rPr>
-              <w:t>核算全流程），</w:t>
-            </w:r>
-            <w:r>
-              <w:rPr>
-                <w:rFonts w:ascii="Times New Roman" w:eastAsia="宋体" w:hAnsi="Times New Roman"/>
-                <w:sz w:val="21"/>
-              </w:rPr>
-              <w:t>Excel</w:t>
-            </w:r>
-            <w:r>
-              <w:rPr>
-                <w:rFonts w:ascii="Times New Roman" w:eastAsia="宋体" w:hAnsi="Times New Roman" w:cs="宋体"/>
-                <w:sz w:val="21"/>
-              </w:rPr>
-              <w:t>（数据透视表、</w:t>
-            </w:r>
-            <w:r>
-              <w:rPr>
-                <w:rFonts w:ascii="Times New Roman" w:eastAsia="宋体" w:hAnsi="Times New Roman"/>
-                <w:sz w:val="21"/>
-              </w:rPr>
-              <w:t>VLOOKUP</w:t>
-            </w:r>
-            <w:r>
-              <w:rPr>
-                <w:rFonts w:ascii="Times New Roman" w:eastAsia="宋体" w:hAnsi="Times New Roman" w:cs="宋体"/>
-                <w:sz w:val="21"/>
-              </w:rPr>
-              <w:t>、函数公式、图表可视化）、</w:t>
-            </w:r>
-            <w:r>
-              <w:rPr>
-                <w:rFonts w:ascii="Times New Roman" w:eastAsia="宋体" w:hAnsi="Times New Roman"/>
-                <w:sz w:val="21"/>
-              </w:rPr>
-              <w:t>Python</w:t>
-            </w:r>
-            <w:r>
-              <w:rPr>
-                <w:rFonts w:ascii="Times New Roman" w:eastAsia="宋体" w:hAnsi="Times New Roman" w:cs="宋体"/>
-                <w:sz w:val="21"/>
-              </w:rPr>
-              <w:t>（</w:t>
-            </w:r>
-            <w:r>
-              <w:rPr>
-                <w:rFonts w:ascii="Times New Roman" w:eastAsia="宋体" w:hAnsi="Times New Roman"/>
-                <w:sz w:val="21"/>
-              </w:rPr>
-              <w:t>pandas</w:t>
-            </w:r>
-            <w:r>
-              <w:rPr>
-                <w:rFonts w:ascii="Times New Roman" w:eastAsia="宋体" w:hAnsi="Times New Roman" w:cs="宋体"/>
-                <w:sz w:val="21"/>
-              </w:rPr>
-              <w:t>数据处理、</w:t>
-            </w:r>
-            <w:r>
-              <w:rPr>
-                <w:rFonts w:ascii="Times New Roman" w:eastAsia="宋体" w:hAnsi="Times New Roman"/>
-                <w:sz w:val="21"/>
-              </w:rPr>
-              <w:t>matplotlib</w:t>
-            </w:r>
-            <w:r>
-              <w:rPr>
-                <w:rFonts w:ascii="Times New Roman" w:eastAsia="宋体" w:hAnsi="Times New Roman" w:cs="宋体"/>
-                <w:sz w:val="21"/>
-              </w:rPr>
-              <w:t>可视化）、</w:t>
-            </w:r>
-            <w:r>
-              <w:rPr>
-                <w:rFonts w:ascii="Times New Roman" w:eastAsia="宋体" w:hAnsi="Times New Roman"/>
-                <w:sz w:val="21"/>
-              </w:rPr>
-              <w:t>R</w:t>
-            </w:r>
-            <w:r>
-              <w:rPr>
-                <w:rFonts w:ascii="Times New Roman" w:eastAsia="宋体" w:hAnsi="Times New Roman" w:cs="宋体"/>
-                <w:sz w:val="21"/>
-              </w:rPr>
-              <w:t>、</w:t>
-            </w:r>
-            <w:r>
-              <w:rPr>
-                <w:rFonts w:ascii="Times New Roman" w:eastAsia="宋体" w:hAnsi="Times New Roman"/>
-                <w:sz w:val="21"/>
-              </w:rPr>
-              <w:t>SPSS</w:t>
-            </w:r>
-          </w:p>
-          <w:p>
-            <w:pPr>
-              <w:spacing w:line="290" w:lineRule="atLeast"/>
+              <w:t xml:space="preserve">业务系统与数据工具：</w:t>
+            </w:r>
+            <w:r>
+              <w:rPr>
+                <w:rFonts w:ascii="Times New Roman" w:eastAsia="宋体" w:hAnsi="Times New Roman" w:cs="宋体"/>
+                <w:sz w:val="21"/>
+              </w:rPr>
+              <w:t xml:space="preserve">用友</w:t>
+            </w:r>
+            <w:r>
+              <w:rPr>
+                <w:rFonts w:eastAsia="宋体" w:ascii="Times New Roman" w:hAnsi="Times New Roman"/>
+                <w:sz w:val="21"/>
+              </w:rPr>
+              <w:t xml:space="preserve">U8+ ERP</w:t>
+            </w:r>
+            <w:r>
+              <w:rPr>
+                <w:rFonts w:ascii="Times New Roman" w:eastAsia="宋体" w:hAnsi="Times New Roman" w:cs="宋体"/>
+                <w:sz w:val="21"/>
+              </w:rPr>
+              <w:t xml:space="preserve">（采购</w:t>
+            </w:r>
+            <w:r>
+              <w:rPr>
+                <w:rFonts w:eastAsia="宋体" w:ascii="Times New Roman" w:hAnsi="Times New Roman"/>
+                <w:sz w:val="21"/>
+              </w:rPr>
+              <w:t xml:space="preserve">/</w:t>
+            </w:r>
+            <w:r>
+              <w:rPr>
+                <w:rFonts w:ascii="Times New Roman" w:eastAsia="宋体" w:hAnsi="Times New Roman" w:cs="宋体"/>
+                <w:sz w:val="21"/>
+              </w:rPr>
+              <w:t xml:space="preserve">销售</w:t>
+            </w:r>
+            <w:r>
+              <w:rPr>
+                <w:rFonts w:eastAsia="宋体" w:ascii="Times New Roman" w:hAnsi="Times New Roman"/>
+                <w:sz w:val="21"/>
+              </w:rPr>
+              <w:t xml:space="preserve">/</w:t>
+            </w:r>
+            <w:r>
+              <w:rPr>
+                <w:rFonts w:ascii="Times New Roman" w:eastAsia="宋体" w:hAnsi="Times New Roman" w:cs="宋体"/>
+                <w:sz w:val="21"/>
+              </w:rPr>
+              <w:t xml:space="preserve">库存</w:t>
+            </w:r>
+            <w:r>
+              <w:rPr>
+                <w:rFonts w:eastAsia="宋体" w:ascii="Times New Roman" w:hAnsi="Times New Roman"/>
+                <w:sz w:val="21"/>
+              </w:rPr>
+              <w:t xml:space="preserve">/</w:t>
+            </w:r>
+            <w:r>
+              <w:rPr>
+                <w:rFonts w:ascii="Times New Roman" w:eastAsia="宋体" w:hAnsi="Times New Roman" w:cs="宋体"/>
+                <w:sz w:val="21"/>
+              </w:rPr>
+              <w:t xml:space="preserve">核算全流程），</w:t>
+            </w:r>
+            <w:r>
+              <w:rPr>
+                <w:rFonts w:eastAsia="宋体" w:ascii="Times New Roman" w:hAnsi="Times New Roman"/>
+                <w:sz w:val="21"/>
+              </w:rPr>
+              <w:t xml:space="preserve">Excel</w:t>
+            </w:r>
+            <w:r>
+              <w:rPr>
+                <w:rFonts w:ascii="Times New Roman" w:eastAsia="宋体" w:hAnsi="Times New Roman" w:cs="宋体"/>
+                <w:sz w:val="21"/>
+              </w:rPr>
+              <w:t xml:space="preserve">（数据透视表、</w:t>
+            </w:r>
+            <w:r>
+              <w:rPr>
+                <w:rFonts w:eastAsia="宋体" w:ascii="Times New Roman" w:hAnsi="Times New Roman"/>
+                <w:sz w:val="21"/>
+              </w:rPr>
+              <w:t xml:space="preserve">VLOOKUP</w:t>
+            </w:r>
+            <w:r>
+              <w:rPr>
+                <w:rFonts w:ascii="Times New Roman" w:eastAsia="宋体" w:hAnsi="Times New Roman" w:cs="宋体"/>
+                <w:sz w:val="21"/>
+              </w:rPr>
+              <w:t xml:space="preserve">、函数公式、图表可视化）、</w:t>
+            </w:r>
+            <w:r>
+              <w:rPr>
+                <w:rFonts w:eastAsia="宋体" w:ascii="Times New Roman" w:hAnsi="Times New Roman"/>
+                <w:sz w:val="21"/>
+              </w:rPr>
+              <w:t xml:space="preserve">Python</w:t>
+            </w:r>
+            <w:r>
+              <w:rPr>
+                <w:rFonts w:ascii="Times New Roman" w:eastAsia="宋体" w:hAnsi="Times New Roman" w:cs="宋体"/>
+                <w:sz w:val="21"/>
+              </w:rPr>
+              <w:t xml:space="preserve">（</w:t>
+            </w:r>
+            <w:r>
+              <w:rPr>
+                <w:rFonts w:eastAsia="宋体" w:ascii="Times New Roman" w:hAnsi="Times New Roman"/>
+                <w:sz w:val="21"/>
+              </w:rPr>
+              <w:t xml:space="preserve">pandas</w:t>
+            </w:r>
+            <w:r>
+              <w:rPr>
+                <w:rFonts w:ascii="Times New Roman" w:eastAsia="宋体" w:hAnsi="Times New Roman" w:cs="宋体"/>
+                <w:sz w:val="21"/>
+              </w:rPr>
+              <w:t xml:space="preserve">数据处理、</w:t>
+            </w:r>
+            <w:r>
+              <w:rPr>
+                <w:rFonts w:eastAsia="宋体" w:ascii="Times New Roman" w:hAnsi="Times New Roman"/>
+                <w:sz w:val="21"/>
+              </w:rPr>
+              <w:t xml:space="preserve">matplotlib</w:t>
+            </w:r>
+            <w:r>
+              <w:rPr>
+                <w:rFonts w:ascii="Times New Roman" w:eastAsia="宋体" w:hAnsi="Times New Roman" w:cs="宋体"/>
+                <w:sz w:val="21"/>
+              </w:rPr>
+              <w:t xml:space="preserve">可视化）、</w:t>
+            </w:r>
+            <w:r>
+              <w:rPr>
+                <w:rFonts w:eastAsia="宋体" w:ascii="Times New Roman" w:hAnsi="Times New Roman"/>
+                <w:sz w:val="21"/>
+              </w:rPr>
+              <w:t xml:space="preserve">R</w:t>
+            </w:r>
+            <w:r>
+              <w:rPr>
+                <w:rFonts w:ascii="Times New Roman" w:eastAsia="宋体" w:hAnsi="Times New Roman" w:cs="宋体"/>
+                <w:sz w:val="21"/>
+              </w:rPr>
+              <w:t xml:space="preserve">、</w:t>
+            </w:r>
+            <w:r>
+              <w:rPr>
+                <w:rFonts w:eastAsia="宋体" w:ascii="Times New Roman" w:hAnsi="Times New Roman"/>
+                <w:sz w:val="21"/>
+              </w:rPr>
+              <w:t xml:space="preserve">SPSS</w:t>
+            </w:r>
+          </w:p>
+          <w:p>
+            <w:pPr>
+              <w:spacing w:line="290" w:lineRule="atLeast" w:before="0" w:after="0"/>
               <w:rPr>
                 <w:rFonts w:ascii="Times New Roman" w:eastAsia="宋体" w:hAnsi="Times New Roman" w:cs="宋体" w:hint="default"/>
                 <w:b/>
@@ -3421,26 +3380,26 @@
                 <w:bCs/>
                 <w:sz w:val="21"/>
               </w:rPr>
-              <w:t>语言能力：</w:t>
-            </w:r>
-            <w:r>
-              <w:rPr>
-                <w:rFonts w:ascii="Times New Roman" w:eastAsia="宋体" w:hAnsi="Times New Roman"/>
-                <w:sz w:val="21"/>
-              </w:rPr>
-              <w:t>CET-4</w:t>
-            </w:r>
-            <w:r>
-              <w:rPr>
-                <w:rFonts w:ascii="Times New Roman" w:eastAsia="宋体" w:hAnsi="Times New Roman" w:cs="宋体"/>
-                <w:sz w:val="21"/>
-              </w:rPr>
-              <w:t>，可阅读英文专业资料与基础商务沟通</w:t>
-            </w:r>
-          </w:p>
-          <w:p>
-            <w:pPr>
-              <w:spacing w:line="290" w:lineRule="atLeast"/>
+              <w:t xml:space="preserve">语言能力：</w:t>
+            </w:r>
+            <w:r>
+              <w:rPr>
+                <w:rFonts w:eastAsia="宋体" w:ascii="Times New Roman" w:hAnsi="Times New Roman"/>
+                <w:sz w:val="21"/>
+              </w:rPr>
+              <w:t xml:space="preserve">CET-4</w:t>
+            </w:r>
+            <w:r>
+              <w:rPr>
+                <w:rFonts w:ascii="Times New Roman" w:eastAsia="宋体" w:hAnsi="Times New Roman" w:cs="宋体"/>
+                <w:sz w:val="21"/>
+              </w:rPr>
+              <w:t xml:space="preserve">，可阅读英文专业资料与基础商务沟通</w:t>
+            </w:r>
+          </w:p>
+          <w:p>
+            <w:pPr>
+              <w:spacing w:line="290" w:lineRule="atLeast" w:before="0" w:after="0"/>
               <w:rPr>
                 <w:rFonts w:ascii="Times New Roman" w:eastAsia="宋体" w:hAnsi="Times New Roman" w:cs="宋体" w:hint="default"/>
                 <w:b/>
@@ -3455,14 +3414,14 @@
                 <w:bCs/>
                 <w:sz w:val="21"/>
               </w:rPr>
-              <w:t>通用能力：</w:t>
-            </w:r>
-            <w:r>
-              <w:rPr>
-                <w:rFonts w:ascii="Times New Roman" w:eastAsia="宋体" w:hAnsi="Times New Roman" w:cs="宋体"/>
-                <w:sz w:val="21"/>
-              </w:rPr>
-              <w:t>流程梳理与标准化、库存与效期管理、跨部门沟通对接、电子台账搭建与文档归档、数据驱动的问题分析与改进建议输出</w:t>
+              <w:t xml:space="preserve">通用能力：</w:t>
+            </w:r>
+            <w:r>
+              <w:rPr>
+                <w:rFonts w:ascii="Times New Roman" w:eastAsia="宋体" w:hAnsi="Times New Roman" w:cs="宋体"/>
+                <w:sz w:val="21"/>
+              </w:rPr>
+              <w:t xml:space="preserve">流程梳理与标准化、库存与效期管理、跨部门沟通对接、电子台账搭建与文档归档、数据驱动的问题分析与改进建议输出</w:t>
             </w:r>
           </w:p>
         </w:tc>
@@ -3470,12 +3429,11 @@
     </w:tbl>
     <w:p>
       <w:pPr>
-        <w:spacing w:line="290" w:lineRule="atLeast"/>
         <w:rPr>
-          <w:rFonts w:hint="default"/>
           <w:vanish/>
           <w:sz w:val="21"/>
         </w:rPr>
+        <w:spacing w:line="290" w:lineRule="atLeast" w:before="0" w:after="0"/>
       </w:pPr>
     </w:p>
     <w:sectPr>
@@ -5085,6 +5043,15 @@
   </w:num>
   <w:num w:numId="13" w16cid:durableId="1101874244">
     <w:abstractNumId w:val="5"/>
+    <w:lvlOverride w:ilvl="0"/>
+    <w:lvlOverride w:ilvl="1"/>
+    <w:lvlOverride w:ilvl="2"/>
+    <w:lvlOverride w:ilvl="3"/>
+    <w:lvlOverride w:ilvl="4"/>
+    <w:lvlOverride w:ilvl="5"/>
+    <w:lvlOverride w:ilvl="6"/>
+    <w:lvlOverride w:ilvl="7"/>
+    <w:lvlOverride w:ilvl="8"/>
   </w:num>
 </w:numbering>
 </file>
@@ -5255,6 +5222,7 @@
     <w:lsdException w:name="Table Web 2" w:semiHidden="1" w:unhideWhenUsed="1"/>
     <w:lsdException w:name="Table Web 3" w:semiHidden="1" w:unhideWhenUsed="1"/>
     <w:lsdException w:name="Balloon Text" w:semiHidden="1" w:unhideWhenUsed="1"/>
+    <w:lsdException w:name="Table Grid" w:semiHidden="1" w:unhideWhenUsed="1"/>
     <w:lsdException w:name="Table Theme" w:semiHidden="1" w:unhideWhenUsed="1"/>
     <w:lsdException w:name="Placeholder Text" w:semiHidden="1" w:uiPriority="99" w:unhideWhenUsed="1"/>
     <w:lsdException w:name="No Spacing" w:uiPriority="99" w:qFormat="1"/>
@@ -5546,17 +5514,14 @@
   </w:style>
   <w:style w:type="character" w:default="1" w:styleId="a0">
     <w:name w:val="Default Paragraph Font"/>
-    <w:uiPriority w:val="1"/>
-    <w:semiHidden/>
+    <w:uiPriority w:val="99"/>
     <w:unhideWhenUsed/>
   </w:style>
   <w:style w:type="table" w:default="1" w:styleId="a1">
     <w:name w:val="Normal Table"/>
     <w:uiPriority w:val="99"/>
-    <w:semiHidden/>
     <w:unhideWhenUsed/>
     <w:tblPr>
-      <w:tblInd w:w="0" w:type="dxa"/>
       <w:tblCellMar>
         <w:top w:w="0" w:type="dxa"/>
         <w:left w:w="108" w:type="dxa"/>

--- a/02_定制简历库/通用简历/文雪_山东大学_运营管理方向.docx
+++ b/02_定制简历库/通用简历/文雪_山东大学_运营管理方向.docx
@@ -1270,7 +1270,7 @@
                 <w:bCs/>
                 <w:sz w:val="21"/>
               </w:rPr>
-              <w:t xml:space="preserve">独立完成</w:t>
+              <w:t xml:space="preserve">个人课程项目</w:t>
             </w:r>
           </w:p>
         </w:tc>
@@ -1666,7 +1666,7 @@
                 <w:bCs/>
                 <w:sz w:val="21"/>
               </w:rPr>
-              <w:t xml:space="preserve">独立完成</w:t>
+              <w:t xml:space="preserve">个人课程项目</w:t>
             </w:r>
           </w:p>
         </w:tc>
@@ -2049,7 +2049,7 @@
                 <w:bCs/>
                 <w:sz w:val="21"/>
               </w:rPr>
-              <w:t xml:space="preserve">独立完成</w:t>
+              <w:t xml:space="preserve">个人课程项目</w:t>
             </w:r>
           </w:p>
         </w:tc>

--- a/02_定制简历库/通用简历/文雪_山东大学_运营管理方向.docx
+++ b/02_定制简历库/通用简历/文雪_山东大学_运营管理方向.docx
@@ -5,18 +5,17 @@
   <w:body>
     <w:p>
       <w:pPr>
+        <w:spacing w:line="290" w:lineRule="atLeast"/>
         <w:rPr>
           <w:rFonts w:hint="default"/>
           <w:vanish/>
         </w:rPr>
-        <w:spacing w:line="290" w:lineRule="atLeast" w:before="0" w:after="0"/>
       </w:pPr>
     </w:p>
     <w:tbl>
       <w:tblPr>
         <w:tblW w:w="0" w:type="auto"/>
         <w:jc w:val="center"/>
-        <w:tblInd w:w="0" w:type="dxa"/>
         <w:tblLayout w:type="fixed"/>
         <w:tblCellMar>
           <w:left w:w="0" w:type="dxa"/>
@@ -52,7 +51,7 @@
           </w:tcPr>
           <w:p>
             <w:pPr>
-              <w:spacing w:line="290" w:lineRule="atLeast" w:before="0" w:after="0"/>
+              <w:spacing w:line="290" w:lineRule="atLeast"/>
               <w:rPr>
                 <w:rFonts w:ascii="宋体" w:eastAsia="宋体" w:hAnsi="宋体"/>
                 <w:b/>
@@ -89,14 +88,15 @@
           </w:tcPr>
           <w:p>
             <w:pPr>
+              <w:spacing w:line="290" w:lineRule="atLeast"/>
               <w:jc w:val="center"/>
               <w:rPr>
                 <w:rFonts w:hint="default"/>
               </w:rPr>
-              <w:spacing w:line="290" w:lineRule="atLeast" w:before="0" w:after="0"/>
-            </w:pPr>
-            <w:r>
-              <w:rPr>
+            </w:pPr>
+            <w:r>
+              <w:rPr>
+                <w:rFonts w:hint="default"/>
                 <w:noProof/>
               </w:rPr>
               <w:pict w14:anchorId="7207AFA7">
@@ -119,7 +119,7 @@
                   <v:path o:extrusionok="f" gradientshapeok="t" o:connecttype="rect"/>
                   <o:lock v:ext="edit" aspectratio="t"/>
                 </v:shapetype>
-                <v:shape id="_x0000_s2052" type="#_x0000_t75" style="position:absolute;left:0;text-align:left;margin-left:-3.1pt;margin-top:-3.1pt;width:58.05pt;height:81.95pt;z-index:251657728;mso-position-horizontal-relative:text;mso-position-vertical-relative:text">
+                <v:shape id="_x0000_s2052" type="#_x0000_t75" style="position:absolute;left:0;text-align:left;margin-left:-3.1pt;margin-top:-3.1pt;width:58.05pt;height:81.95pt;z-index:1;mso-position-horizontal-relative:text;mso-position-vertical-relative:text">
                   <v:imagedata r:id="rId7" o:title="微信图片_20260311210753_173_4"/>
                 </v:shape>
               </w:pict>
@@ -151,9 +151,9 @@
           </w:tcPr>
           <w:p>
             <w:pPr>
-              <w:spacing w:line="290" w:lineRule="atLeast" w:before="0" w:after="0"/>
-              <w:rPr>
-                <w:rFonts w:eastAsia="等线"/>
+              <w:spacing w:line="290" w:lineRule="atLeast"/>
+              <w:rPr>
+                <w:rFonts w:eastAsia="等线" w:hint="default"/>
                 <w:sz w:val="21"/>
               </w:rPr>
             </w:pPr>
@@ -207,6 +207,22 @@
                 <w:sz w:val="21"/>
               </w:rPr>
               <w:t xml:space="preserve">  </w:t>
+            </w:r>
+            <w:r>
+              <w:rPr>
+                <w:rFonts w:ascii="宋体" w:eastAsia="宋体" w:hAnsi="宋体"/>
+                <w:b/>
+                <w:bCs/>
+                <w:sz w:val="21"/>
+              </w:rPr>
+              <w:t>|</w:t>
+            </w:r>
+            <w:r>
+              <w:rPr>
+                <w:rFonts w:ascii="宋体" w:eastAsia="宋体" w:hAnsi="宋体"/>
+                <w:sz w:val="21"/>
+              </w:rPr>
+              <w:t xml:space="preserve">  共青团员  </w:t>
             </w:r>
             <w:r>
               <w:rPr>
@@ -233,10 +249,11 @@
           </w:tcPr>
           <w:p>
             <w:pPr>
-              <w:rPr>
-                <w:sz w:val="21"/>
-              </w:rPr>
-              <w:spacing w:line="290" w:lineRule="atLeast" w:before="0" w:after="0"/>
+              <w:spacing w:line="290" w:lineRule="atLeast"/>
+              <w:rPr>
+                <w:rFonts w:hint="default"/>
+                <w:sz w:val="21"/>
+              </w:rPr>
             </w:pPr>
           </w:p>
         </w:tc>
@@ -265,8 +282,9 @@
           </w:tcPr>
           <w:p>
             <w:pPr>
-              <w:spacing w:line="290" w:lineRule="atLeast" w:before="0" w:after="0"/>
-              <w:rPr>
+              <w:spacing w:line="290" w:lineRule="atLeast"/>
+              <w:rPr>
+                <w:rFonts w:hint="default"/>
                 <w:b/>
                 <w:bCs/>
                 <w:sz w:val="21"/>
@@ -279,7 +297,7 @@
                 <w:bCs/>
                 <w:sz w:val="21"/>
               </w:rPr>
-              <w:t xml:space="preserve">求职意向：</w:t>
+              <w:t>求职意向：</w:t>
             </w:r>
             <w:r>
               <w:rPr>
@@ -295,35 +313,35 @@
                 <w:rFonts w:ascii="Times New Roman" w:eastAsia="宋体" w:hAnsi="Times New Roman" w:cs="宋体"/>
                 <w:sz w:val="21"/>
               </w:rPr>
-              <w:t xml:space="preserve">运营管理</w:t>
-            </w:r>
-            <w:r>
-              <w:rPr>
-                <w:rFonts w:eastAsia="宋体" w:ascii="Times New Roman" w:hAnsi="Times New Roman"/>
-                <w:sz w:val="21"/>
-              </w:rPr>
-              <w:t xml:space="preserve">/</w:t>
-            </w:r>
-            <w:r>
-              <w:rPr>
-                <w:rFonts w:ascii="Times New Roman" w:eastAsia="宋体" w:hAnsi="Times New Roman" w:cs="宋体"/>
-                <w:sz w:val="21"/>
-              </w:rPr>
-              <w:t xml:space="preserve">供应链运营</w:t>
-            </w:r>
-            <w:r>
-              <w:rPr>
-                <w:rFonts w:eastAsia="宋体" w:ascii="Times New Roman" w:hAnsi="Times New Roman"/>
-                <w:sz w:val="21"/>
-              </w:rPr>
-              <w:t xml:space="preserve">/</w:t>
-            </w:r>
-            <w:r>
-              <w:rPr>
-                <w:rFonts w:ascii="Times New Roman" w:eastAsia="宋体" w:hAnsi="Times New Roman" w:cs="宋体"/>
-                <w:sz w:val="21"/>
-              </w:rPr>
-              <w:t xml:space="preserve">库存管理</w:t>
+              <w:t>运营管理</w:t>
+            </w:r>
+            <w:r>
+              <w:rPr>
+                <w:rFonts w:ascii="Times New Roman" w:eastAsia="宋体" w:hAnsi="Times New Roman"/>
+                <w:sz w:val="21"/>
+              </w:rPr>
+              <w:t>/</w:t>
+            </w:r>
+            <w:r>
+              <w:rPr>
+                <w:rFonts w:ascii="Times New Roman" w:eastAsia="宋体" w:hAnsi="Times New Roman" w:cs="宋体"/>
+                <w:sz w:val="21"/>
+              </w:rPr>
+              <w:t>供应链运营</w:t>
+            </w:r>
+            <w:r>
+              <w:rPr>
+                <w:rFonts w:ascii="Times New Roman" w:eastAsia="宋体" w:hAnsi="Times New Roman"/>
+                <w:sz w:val="21"/>
+              </w:rPr>
+              <w:t>/</w:t>
+            </w:r>
+            <w:r>
+              <w:rPr>
+                <w:rFonts w:ascii="Times New Roman" w:eastAsia="宋体" w:hAnsi="Times New Roman" w:cs="宋体"/>
+                <w:sz w:val="21"/>
+              </w:rPr>
+              <w:t>库存管理</w:t>
             </w:r>
           </w:p>
         </w:tc>
@@ -334,10 +352,11 @@
           </w:tcPr>
           <w:p>
             <w:pPr>
-              <w:rPr>
-                <w:sz w:val="21"/>
-              </w:rPr>
-              <w:spacing w:line="290" w:lineRule="atLeast" w:before="0" w:after="0"/>
+              <w:spacing w:line="290" w:lineRule="atLeast"/>
+              <w:rPr>
+                <w:rFonts w:hint="default"/>
+                <w:sz w:val="21"/>
+              </w:rPr>
             </w:pPr>
           </w:p>
         </w:tc>
@@ -366,8 +385,9 @@
           </w:tcPr>
           <w:p>
             <w:pPr>
-              <w:spacing w:line="290" w:lineRule="atLeast" w:before="0" w:after="0"/>
-              <w:rPr>
+              <w:spacing w:line="290" w:lineRule="atLeast"/>
+              <w:rPr>
+                <w:rFonts w:hint="default"/>
                 <w:b/>
                 <w:bCs/>
                 <w:sz w:val="21"/>
@@ -380,140 +400,147 @@
                 <w:bCs/>
                 <w:sz w:val="21"/>
               </w:rPr>
-              <w:t xml:space="preserve">个人优势：</w:t>
-            </w:r>
-            <w:r>
-              <w:rPr>
-                <w:rFonts w:ascii="Times New Roman" w:eastAsia="宋体" w:hAnsi="Times New Roman" w:cs="宋体"/>
-                <w:sz w:val="21"/>
-              </w:rPr>
-              <w:t xml:space="preserve">运营优化：独立完成社区团购末端网络优化项目，设计弹性布局方案，测算运营成本降低</w:t>
-            </w:r>
-            <w:r>
-              <w:rPr>
-                <w:rFonts w:eastAsia="宋体" w:ascii="Times New Roman" w:hAnsi="Times New Roman"/>
-                <w:sz w:val="21"/>
-              </w:rPr>
-              <w:t xml:space="preserve">18.7%</w:t>
-            </w:r>
-            <w:r>
-              <w:rPr>
-                <w:rFonts w:ascii="Times New Roman" w:eastAsia="宋体" w:hAnsi="Times New Roman" w:cs="宋体"/>
-                <w:sz w:val="21"/>
-              </w:rPr>
-              <w:t xml:space="preserve">、配送效率提升</w:t>
-            </w:r>
-            <w:r>
-              <w:rPr>
-                <w:rFonts w:eastAsia="宋体" w:ascii="Times New Roman" w:hAnsi="Times New Roman"/>
-                <w:sz w:val="21"/>
-              </w:rPr>
-              <w:t xml:space="preserve">22.3%;</w:t>
-            </w:r>
-            <w:r>
-              <w:rPr>
-                <w:rFonts w:ascii="Times New Roman" w:eastAsia="宋体" w:hAnsi="Times New Roman" w:cs="宋体"/>
-                <w:sz w:val="21"/>
-              </w:rPr>
-              <w:t xml:space="preserve">数据驱动：掌握</w:t>
-            </w:r>
-            <w:r>
-              <w:rPr>
-                <w:rFonts w:eastAsia="宋体" w:ascii="Times New Roman" w:hAnsi="Times New Roman"/>
-                <w:sz w:val="21"/>
-              </w:rPr>
-              <w:t xml:space="preserve">Python/R/SPSS</w:t>
-            </w:r>
-            <w:r>
-              <w:rPr>
-                <w:rFonts w:ascii="Times New Roman" w:eastAsia="宋体" w:hAnsi="Times New Roman" w:cs="宋体"/>
-                <w:sz w:val="21"/>
-              </w:rPr>
-              <w:t xml:space="preserve">，累计处理</w:t>
-            </w:r>
-            <w:r>
-              <w:rPr>
-                <w:rFonts w:eastAsia="宋体" w:ascii="Times New Roman" w:hAnsi="Times New Roman"/>
-                <w:sz w:val="21"/>
-              </w:rPr>
-              <w:t xml:space="preserve">4.5</w:t>
-            </w:r>
-            <w:r>
-              <w:rPr>
-                <w:rFonts w:ascii="Times New Roman" w:eastAsia="宋体" w:hAnsi="Times New Roman" w:cs="宋体"/>
-                <w:sz w:val="21"/>
-              </w:rPr>
-              <w:t xml:space="preserve">万</w:t>
-            </w:r>
-            <w:r>
-              <w:rPr>
-                <w:rFonts w:eastAsia="宋体" w:ascii="Times New Roman" w:hAnsi="Times New Roman"/>
-                <w:sz w:val="21"/>
-              </w:rPr>
-              <w:t xml:space="preserve">+</w:t>
-            </w:r>
-            <w:r>
-              <w:rPr>
-                <w:rFonts w:ascii="Times New Roman" w:eastAsia="宋体" w:hAnsi="Times New Roman" w:cs="宋体"/>
-                <w:sz w:val="21"/>
-              </w:rPr>
-              <w:t xml:space="preserve">条业务数据，能通过数据分析识别运营痛点并输出改进建议</w:t>
-            </w:r>
-            <w:r>
-              <w:rPr>
-                <w:rFonts w:eastAsia="宋体" w:ascii="Times New Roman" w:hAnsi="Times New Roman"/>
-                <w:sz w:val="21"/>
-              </w:rPr>
-              <w:t xml:space="preserve">;</w:t>
-            </w:r>
-            <w:r>
-              <w:rPr>
-                <w:rFonts w:ascii="Times New Roman" w:eastAsia="宋体" w:hAnsi="Times New Roman" w:cs="宋体"/>
-                <w:sz w:val="21"/>
-              </w:rPr>
-              <w:t xml:space="preserve">库存与流程：用友</w:t>
-            </w:r>
-            <w:r>
-              <w:rPr>
-                <w:rFonts w:eastAsia="宋体" w:ascii="Times New Roman" w:hAnsi="Times New Roman"/>
-                <w:sz w:val="21"/>
-              </w:rPr>
-              <w:t xml:space="preserve">U8+ERP</w:t>
-            </w:r>
-            <w:r>
-              <w:rPr>
-                <w:rFonts w:ascii="Times New Roman" w:eastAsia="宋体" w:hAnsi="Times New Roman" w:cs="宋体"/>
-                <w:sz w:val="21"/>
-              </w:rPr>
-              <w:t xml:space="preserve">库存</w:t>
-            </w:r>
-            <w:r>
-              <w:rPr>
-                <w:rFonts w:eastAsia="宋体" w:ascii="Times New Roman" w:hAnsi="Times New Roman"/>
-                <w:sz w:val="21"/>
-              </w:rPr>
-              <w:t xml:space="preserve">/</w:t>
-            </w:r>
-            <w:r>
-              <w:rPr>
-                <w:rFonts w:ascii="Times New Roman" w:eastAsia="宋体" w:hAnsi="Times New Roman" w:cs="宋体"/>
-                <w:sz w:val="21"/>
-              </w:rPr>
-              <w:t xml:space="preserve">采购全流程操作，瑞幸门店原辅料盘点与效期管理经验，</w:t>
-            </w:r>
-            <w:r>
-              <w:rPr>
-                <w:rFonts w:eastAsia="宋体" w:ascii="Times New Roman" w:hAnsi="Times New Roman"/>
-                <w:sz w:val="21"/>
-              </w:rPr>
-              <w:t xml:space="preserve">3</w:t>
-            </w:r>
-            <w:r>
-              <w:rPr>
-                <w:rFonts w:ascii="Times New Roman" w:eastAsia="宋体" w:hAnsi="Times New Roman" w:cs="宋体"/>
-                <w:sz w:val="21"/>
-              </w:rPr>
-              <w:t xml:space="preserve">个月项目助理流程标准化经验</w:t>
+              <w:t>个人优势：</w:t>
+            </w:r>
+            <w:r>
+              <w:rPr>
+                <w:rFonts w:ascii="Times New Roman" w:eastAsia="宋体" w:hAnsi="Times New Roman" w:cs="宋体"/>
+                <w:sz w:val="21"/>
+              </w:rPr>
+              <w:t>运营优化：独立完成社区团购末端网络优化项目，设计弹性布局方案，测算运营成本降低</w:t>
+            </w:r>
+            <w:r>
+              <w:rPr>
+                <w:rFonts w:ascii="Times New Roman" w:eastAsia="宋体" w:hAnsi="Times New Roman"/>
+                <w:sz w:val="21"/>
+              </w:rPr>
+              <w:t>18.7%</w:t>
+            </w:r>
+            <w:r>
+              <w:rPr>
+                <w:rFonts w:ascii="Times New Roman" w:eastAsia="宋体" w:hAnsi="Times New Roman" w:cs="宋体"/>
+                <w:sz w:val="21"/>
+              </w:rPr>
+              <w:t>、配送效率提升</w:t>
+            </w:r>
+            <w:r>
+              <w:rPr>
+                <w:rFonts w:ascii="Times New Roman" w:eastAsia="宋体" w:hAnsi="Times New Roman"/>
+                <w:sz w:val="21"/>
+              </w:rPr>
+              <w:t>22.3%</w:t>
+            </w:r>
+            <w:r>
+              <w:rPr>
+                <w:rFonts w:ascii="Times New Roman" w:eastAsia="宋体" w:hAnsi="Times New Roman"/>
+                <w:sz w:val="21"/>
+              </w:rPr>
+              <w:t>；</w:t>
+            </w:r>
+            <w:r>
+              <w:rPr>
+                <w:rFonts w:ascii="Times New Roman" w:eastAsia="宋体" w:hAnsi="Times New Roman" w:cs="宋体"/>
+                <w:sz w:val="21"/>
+              </w:rPr>
+              <w:t>数据驱动：掌握</w:t>
+            </w:r>
+            <w:r>
+              <w:rPr>
+                <w:rFonts w:ascii="Times New Roman" w:eastAsia="宋体" w:hAnsi="Times New Roman"/>
+                <w:sz w:val="21"/>
+              </w:rPr>
+              <w:t>Python/R/SPSS</w:t>
+            </w:r>
+            <w:r>
+              <w:rPr>
+                <w:rFonts w:ascii="Times New Roman" w:eastAsia="宋体" w:hAnsi="Times New Roman" w:cs="宋体"/>
+                <w:sz w:val="21"/>
+              </w:rPr>
+              <w:t>，累计处理</w:t>
+            </w:r>
+            <w:r>
+              <w:rPr>
+                <w:rFonts w:ascii="Times New Roman" w:eastAsia="宋体" w:hAnsi="Times New Roman"/>
+                <w:sz w:val="21"/>
+              </w:rPr>
+              <w:t>4.5</w:t>
+            </w:r>
+            <w:r>
+              <w:rPr>
+                <w:rFonts w:ascii="Times New Roman" w:eastAsia="宋体" w:hAnsi="Times New Roman" w:cs="宋体"/>
+                <w:sz w:val="21"/>
+              </w:rPr>
+              <w:t>万</w:t>
+            </w:r>
+            <w:r>
+              <w:rPr>
+                <w:rFonts w:ascii="Times New Roman" w:eastAsia="宋体" w:hAnsi="Times New Roman"/>
+                <w:sz w:val="21"/>
+              </w:rPr>
+              <w:t>+</w:t>
+            </w:r>
+            <w:r>
+              <w:rPr>
+                <w:rFonts w:ascii="Times New Roman" w:eastAsia="宋体" w:hAnsi="Times New Roman" w:cs="宋体"/>
+                <w:sz w:val="21"/>
+              </w:rPr>
+              <w:t>条业务数据，能通过数据分析识别运营痛点并输出改进建议</w:t>
+            </w:r>
+            <w:r>
+              <w:rPr>
+                <w:rFonts w:ascii="Times New Roman" w:eastAsia="宋体" w:hAnsi="Times New Roman"/>
+                <w:sz w:val="21"/>
+              </w:rPr>
+              <w:t>；</w:t>
+            </w:r>
+            <w:r>
+              <w:rPr>
+                <w:rFonts w:ascii="Times New Roman" w:eastAsia="宋体" w:hAnsi="Times New Roman" w:cs="宋体"/>
+                <w:sz w:val="21"/>
+              </w:rPr>
+              <w:t>库存与流程：用友</w:t>
+            </w:r>
+            <w:r>
+              <w:rPr>
+                <w:rFonts w:ascii="Times New Roman" w:eastAsia="宋体" w:hAnsi="Times New Roman"/>
+                <w:sz w:val="21"/>
+              </w:rPr>
+              <w:t>U8+ERP</w:t>
+            </w:r>
+            <w:r>
+              <w:rPr>
+                <w:rFonts w:ascii="Times New Roman" w:eastAsia="宋体" w:hAnsi="Times New Roman" w:cs="宋体"/>
+                <w:sz w:val="21"/>
+              </w:rPr>
+              <w:t>库存</w:t>
+            </w:r>
+            <w:r>
+              <w:rPr>
+                <w:rFonts w:ascii="Times New Roman" w:eastAsia="宋体" w:hAnsi="Times New Roman"/>
+                <w:sz w:val="21"/>
+              </w:rPr>
+              <w:t>/</w:t>
+            </w:r>
+            <w:r>
+              <w:rPr>
+                <w:rFonts w:ascii="Times New Roman" w:eastAsia="宋体" w:hAnsi="Times New Roman" w:cs="宋体"/>
+                <w:sz w:val="21"/>
+              </w:rPr>
+              <w:t>采购全流程操作，瑞幸门店原辅料盘点与效期管理经验，</w:t>
+            </w:r>
+            <w:r>
+              <w:rPr>
+                <w:rFonts w:ascii="Times New Roman" w:eastAsia="宋体" w:hAnsi="Times New Roman"/>
+                <w:sz w:val="21"/>
+              </w:rPr>
+              <w:t>3</w:t>
+            </w:r>
+            <w:r>
+              <w:rPr>
+                <w:rFonts w:ascii="Times New Roman" w:eastAsia="宋体" w:hAnsi="Times New Roman" w:cs="宋体"/>
+                <w:sz w:val="21"/>
+              </w:rPr>
+              <w:t>个月项目助理流程标准化经验</w:t>
             </w:r>
           </w:p>
         </w:tc>
@@ -521,18 +548,18 @@
     </w:tbl>
     <w:p>
       <w:pPr>
+        <w:spacing w:line="290" w:lineRule="atLeast"/>
         <w:rPr>
+          <w:rFonts w:hint="default"/>
           <w:vanish/>
           <w:sz w:val="2"/>
         </w:rPr>
-        <w:spacing w:line="290" w:lineRule="atLeast" w:before="0" w:after="0"/>
       </w:pPr>
     </w:p>
     <w:tbl>
       <w:tblPr>
         <w:tblW w:w="0" w:type="auto"/>
         <w:jc w:val="center"/>
-        <w:tblInd w:w="0" w:type="dxa"/>
         <w:tblLayout w:type="fixed"/>
         <w:tblCellMar>
           <w:left w:w="0" w:type="dxa"/>
@@ -567,7 +594,10 @@
           </w:tcPr>
           <w:p>
             <w:pPr>
-              <w:spacing w:line="290" w:lineRule="atLeast" w:before="0" w:after="0"/>
+              <w:spacing w:line="290" w:lineRule="atLeast"/>
+              <w:rPr>
+                <w:rFonts w:hint="default"/>
+              </w:rPr>
             </w:pPr>
             <w:r>
               <w:rPr>
@@ -604,7 +634,6 @@
             <w:tblPr>
               <w:tblpPr w:leftFromText="180" w:rightFromText="180" w:vertAnchor="page" w:horzAnchor="margin" w:tblpY="1"/>
               <w:tblW w:w="10915" w:type="dxa"/>
-              <w:tblInd w:w="0" w:type="dxa"/>
               <w:tblLayout w:type="fixed"/>
               <w:tblCellMar>
                 <w:left w:w="0" w:type="dxa"/>
@@ -638,9 +667,10 @@
                 </w:tcPr>
                 <w:p>
                   <w:pPr>
-                    <w:spacing w:line="290" w:lineRule="atLeast" w:before="0" w:after="0"/>
+                    <w:spacing w:line="290" w:lineRule="atLeast"/>
                     <w:jc w:val="center"/>
                     <w:rPr>
+                      <w:rFonts w:hint="default"/>
                       <w:sz w:val="21"/>
                     </w:rPr>
                   </w:pPr>
@@ -665,8 +695,9 @@
                 </w:tcPr>
                 <w:p>
                   <w:pPr>
-                    <w:spacing w:line="290" w:lineRule="atLeast" w:before="0" w:after="0"/>
+                    <w:spacing w:line="290" w:lineRule="atLeast"/>
                     <w:rPr>
+                      <w:rFonts w:hint="default"/>
                       <w:b/>
                       <w:bCs/>
                       <w:sz w:val="21"/>
@@ -702,8 +733,9 @@
                 </w:tcPr>
                 <w:p>
                   <w:pPr>
-                    <w:spacing w:line="290" w:lineRule="atLeast" w:before="0" w:after="0"/>
+                    <w:spacing w:line="290" w:lineRule="atLeast"/>
                     <w:rPr>
+                      <w:rFonts w:hint="default"/>
                       <w:b/>
                       <w:bCs/>
                       <w:sz w:val="21"/>
@@ -777,7 +809,7 @@
                 </w:tcPr>
                 <w:p>
                   <w:pPr>
-                    <w:spacing w:line="290" w:lineRule="atLeast" w:before="0" w:after="0"/>
+                    <w:spacing w:line="290" w:lineRule="atLeast"/>
                     <w:rPr>
                       <w:rFonts w:ascii="Times New Roman" w:eastAsia="等线" w:hAnsi="Times New Roman" w:hint="default"/>
                       <w:b/>
@@ -800,8 +832,9 @@
           </w:tbl>
           <w:p>
             <w:pPr>
-              <w:spacing w:line="290" w:lineRule="atLeast" w:before="0" w:after="0"/>
-              <w:rPr>
+              <w:spacing w:line="290" w:lineRule="atLeast"/>
+              <w:rPr>
+                <w:rFonts w:hint="default"/>
                 <w:b/>
                 <w:bCs/>
               </w:rPr>
@@ -812,26 +845,27 @@
     </w:tbl>
     <w:p>
       <w:pPr>
+        <w:spacing w:line="290" w:lineRule="atLeast"/>
         <w:rPr>
+          <w:rFonts w:hint="default"/>
           <w:vanish/>
         </w:rPr>
-        <w:spacing w:line="290" w:lineRule="atLeast" w:before="0" w:after="0"/>
       </w:pPr>
     </w:p>
     <w:p>
       <w:pPr>
+        <w:spacing w:line="290" w:lineRule="atLeast"/>
         <w:rPr>
+          <w:rFonts w:hint="default"/>
           <w:vanish/>
           <w:sz w:val="21"/>
         </w:rPr>
-        <w:spacing w:line="290" w:lineRule="atLeast" w:before="0" w:after="0"/>
       </w:pPr>
     </w:p>
     <w:tbl>
       <w:tblPr>
         <w:tblW w:w="0" w:type="auto"/>
         <w:jc w:val="center"/>
-        <w:tblInd w:w="0" w:type="dxa"/>
         <w:tblLayout w:type="fixed"/>
         <w:tblCellMar>
           <w:left w:w="0" w:type="dxa"/>
@@ -866,8 +900,9 @@
           </w:tcPr>
           <w:p>
             <w:pPr>
-              <w:spacing w:line="290" w:lineRule="atLeast" w:before="0" w:after="0"/>
-              <w:rPr>
+              <w:spacing w:line="290" w:lineRule="atLeast"/>
+              <w:rPr>
+                <w:rFonts w:hint="default"/>
                 <w:sz w:val="21"/>
               </w:rPr>
             </w:pPr>
@@ -896,9 +931,10 @@
                 <w:ilvl w:val="0"/>
                 <w:numId w:val="2"/>
               </w:numPr>
-              <w:spacing w:line="290" w:lineRule="atLeast" w:before="0" w:after="0"/>
+              <w:spacing w:line="290" w:lineRule="atLeast"/>
               <w:ind w:left="442" w:hanging="442"/>
               <w:rPr>
+                <w:rFonts w:hint="default"/>
                 <w:sz w:val="21"/>
               </w:rPr>
             </w:pPr>
@@ -909,28 +945,28 @@
                 <w:bCs/>
                 <w:sz w:val="21"/>
               </w:rPr>
-              <w:t xml:space="preserve">核心课程：</w:t>
-            </w:r>
-            <w:r>
-              <w:rPr>
-                <w:rFonts w:ascii="Times New Roman" w:eastAsia="宋体" w:hAnsi="Times New Roman" w:cs="宋体"/>
-                <w:sz w:val="21"/>
-              </w:rPr>
-              <w:t xml:space="preserve">供应链建模与仿真、</w:t>
-            </w:r>
-            <w:r>
-              <w:rPr>
-                <w:rFonts w:eastAsia="宋体" w:ascii="Times New Roman" w:hAnsi="Times New Roman"/>
-                <w:sz w:val="21"/>
-              </w:rPr>
-              <w:t xml:space="preserve">ERP</w:t>
-            </w:r>
-            <w:r>
-              <w:rPr>
-                <w:rFonts w:ascii="Times New Roman" w:eastAsia="宋体" w:hAnsi="Times New Roman" w:cs="宋体"/>
-                <w:sz w:val="21"/>
-              </w:rPr>
-              <w:t xml:space="preserve">供应链管理综合实验、采购管理、物流管理、供应链成本与绩效管理、统计学</w:t>
+              <w:t>核心课程：</w:t>
+            </w:r>
+            <w:r>
+              <w:rPr>
+                <w:rFonts w:ascii="Times New Roman" w:eastAsia="宋体" w:hAnsi="Times New Roman" w:cs="宋体"/>
+                <w:sz w:val="21"/>
+              </w:rPr>
+              <w:t>供应链建模与仿真、</w:t>
+            </w:r>
+            <w:r>
+              <w:rPr>
+                <w:rFonts w:ascii="Times New Roman" w:eastAsia="宋体" w:hAnsi="Times New Roman"/>
+                <w:sz w:val="21"/>
+              </w:rPr>
+              <w:t>ERP</w:t>
+            </w:r>
+            <w:r>
+              <w:rPr>
+                <w:rFonts w:ascii="Times New Roman" w:eastAsia="宋体" w:hAnsi="Times New Roman" w:cs="宋体"/>
+                <w:sz w:val="21"/>
+              </w:rPr>
+              <w:t>供应链管理综合实验、采购管理、物流管理、供应链成本与绩效管理、统计学</w:t>
             </w:r>
           </w:p>
         </w:tc>
@@ -958,8 +994,9 @@
           </w:tcPr>
           <w:p>
             <w:pPr>
-              <w:spacing w:line="290" w:lineRule="atLeast" w:before="0" w:after="0"/>
-              <w:rPr>
+              <w:spacing w:line="290" w:lineRule="atLeast"/>
+              <w:rPr>
+                <w:rFonts w:hint="default"/>
                 <w:sz w:val="21"/>
               </w:rPr>
             </w:pPr>
@@ -988,8 +1025,9 @@
                 <w:ilvl w:val="0"/>
                 <w:numId w:val="2"/>
               </w:numPr>
-              <w:spacing w:line="290" w:lineRule="atLeast" w:before="0" w:after="0"/>
-              <w:rPr>
+              <w:spacing w:line="290" w:lineRule="atLeast"/>
+              <w:rPr>
+                <w:rFonts w:hint="default"/>
                 <w:sz w:val="21"/>
               </w:rPr>
             </w:pPr>
@@ -1000,42 +1038,42 @@
                 <w:bCs/>
                 <w:sz w:val="21"/>
               </w:rPr>
-              <w:t xml:space="preserve">荣誉奖励：</w:t>
-            </w:r>
-            <w:r>
-              <w:rPr>
-                <w:rFonts w:ascii="Times New Roman" w:eastAsia="宋体" w:hAnsi="Times New Roman" w:cs="宋体"/>
-                <w:sz w:val="21"/>
-              </w:rPr>
-              <w:t xml:space="preserve">山东大学</w:t>
-            </w:r>
-            <w:r>
-              <w:rPr>
-                <w:rFonts w:eastAsia="宋体" w:ascii="Times New Roman" w:hAnsi="Times New Roman"/>
-                <w:sz w:val="21"/>
-              </w:rPr>
-              <w:t xml:space="preserve">2024</w:t>
-            </w:r>
-            <w:r>
-              <w:rPr>
-                <w:rFonts w:ascii="Times New Roman" w:eastAsia="宋体" w:hAnsi="Times New Roman" w:cs="宋体"/>
-                <w:sz w:val="21"/>
-              </w:rPr>
-              <w:t xml:space="preserve">—</w:t>
-            </w:r>
-            <w:r>
-              <w:rPr>
-                <w:rFonts w:eastAsia="宋体" w:ascii="Times New Roman" w:hAnsi="Times New Roman"/>
-                <w:sz w:val="21"/>
-              </w:rPr>
-              <w:t xml:space="preserve">2025</w:t>
-            </w:r>
-            <w:r>
-              <w:rPr>
-                <w:rFonts w:ascii="Times New Roman" w:eastAsia="宋体" w:hAnsi="Times New Roman" w:cs="宋体"/>
-                <w:sz w:val="21"/>
-              </w:rPr>
-              <w:t xml:space="preserve">年暑期社会实践专项优秀等级</w:t>
+              <w:t>荣誉奖励：</w:t>
+            </w:r>
+            <w:r>
+              <w:rPr>
+                <w:rFonts w:ascii="Times New Roman" w:eastAsia="宋体" w:hAnsi="Times New Roman" w:cs="宋体"/>
+                <w:sz w:val="21"/>
+              </w:rPr>
+              <w:t>山东大学</w:t>
+            </w:r>
+            <w:r>
+              <w:rPr>
+                <w:rFonts w:ascii="Times New Roman" w:eastAsia="宋体" w:hAnsi="Times New Roman"/>
+                <w:sz w:val="21"/>
+              </w:rPr>
+              <w:t>2024</w:t>
+            </w:r>
+            <w:r>
+              <w:rPr>
+                <w:rFonts w:ascii="Times New Roman" w:eastAsia="宋体" w:hAnsi="Times New Roman" w:cs="宋体"/>
+                <w:sz w:val="21"/>
+              </w:rPr>
+              <w:t>—</w:t>
+            </w:r>
+            <w:r>
+              <w:rPr>
+                <w:rFonts w:ascii="Times New Roman" w:eastAsia="宋体" w:hAnsi="Times New Roman"/>
+                <w:sz w:val="21"/>
+              </w:rPr>
+              <w:t>2025</w:t>
+            </w:r>
+            <w:r>
+              <w:rPr>
+                <w:rFonts w:ascii="Times New Roman" w:eastAsia="宋体" w:hAnsi="Times New Roman" w:cs="宋体"/>
+                <w:sz w:val="21"/>
+              </w:rPr>
+              <w:t>年暑期社会实践专项优秀等级</w:t>
             </w:r>
           </w:p>
         </w:tc>
@@ -1043,62 +1081,67 @@
     </w:tbl>
     <w:p>
       <w:pPr>
+        <w:spacing w:line="290" w:lineRule="atLeast"/>
         <w:rPr>
+          <w:rFonts w:hint="default"/>
           <w:vanish/>
           <w:sz w:val="21"/>
         </w:rPr>
-        <w:spacing w:line="290" w:lineRule="atLeast" w:before="0" w:after="0"/>
       </w:pPr>
     </w:p>
     <w:p>
       <w:pPr>
+        <w:spacing w:line="290" w:lineRule="atLeast"/>
         <w:rPr>
+          <w:rFonts w:hint="default"/>
           <w:vanish/>
           <w:sz w:val="2"/>
         </w:rPr>
-        <w:spacing w:line="290" w:lineRule="atLeast" w:before="0" w:after="0"/>
       </w:pPr>
     </w:p>
     <w:p>
       <w:pPr>
+        <w:spacing w:line="290" w:lineRule="atLeast"/>
         <w:rPr>
+          <w:rFonts w:hint="default"/>
           <w:vanish/>
         </w:rPr>
-        <w:spacing w:line="290" w:lineRule="atLeast" w:before="0" w:after="0"/>
       </w:pPr>
     </w:p>
     <w:p>
       <w:pPr>
+        <w:spacing w:line="290" w:lineRule="atLeast"/>
         <w:rPr>
+          <w:rFonts w:hint="default"/>
           <w:vanish/>
           <w:sz w:val="21"/>
         </w:rPr>
-        <w:spacing w:line="290" w:lineRule="atLeast" w:before="0" w:after="0"/>
       </w:pPr>
     </w:p>
     <w:p>
       <w:pPr>
+        <w:spacing w:line="290" w:lineRule="atLeast"/>
         <w:rPr>
+          <w:rFonts w:hint="default"/>
           <w:vanish/>
           <w:sz w:val="21"/>
         </w:rPr>
-        <w:spacing w:line="290" w:lineRule="atLeast" w:before="0" w:after="0"/>
       </w:pPr>
     </w:p>
     <w:p>
       <w:pPr>
+        <w:spacing w:line="290" w:lineRule="atLeast"/>
         <w:rPr>
+          <w:rFonts w:hint="default"/>
           <w:vanish/>
           <w:sz w:val="2"/>
         </w:rPr>
-        <w:spacing w:line="290" w:lineRule="atLeast" w:before="0" w:after="0"/>
       </w:pPr>
     </w:p>
     <w:tbl>
       <w:tblPr>
         <w:tblW w:w="0" w:type="auto"/>
         <w:jc w:val="center"/>
-        <w:tblInd w:w="0" w:type="dxa"/>
         <w:tblLayout w:type="fixed"/>
         <w:tblCellMar>
           <w:left w:w="0" w:type="dxa"/>
@@ -1108,26 +1151,22 @@
       </w:tblPr>
       <w:tblGrid>
         <w:gridCol w:w="695"/>
-        <w:gridCol w:w="156"/>
-        <w:gridCol w:w="28"/>
-        <w:gridCol w:w="667"/>
-        <w:gridCol w:w="2835"/>
-        <w:gridCol w:w="2189"/>
-        <w:gridCol w:w="504"/>
-        <w:gridCol w:w="3669"/>
-        <w:gridCol w:w="851"/>
-        <w:gridCol w:w="29"/>
+        <w:gridCol w:w="184"/>
+        <w:gridCol w:w="4416"/>
+        <w:gridCol w:w="2693"/>
+        <w:gridCol w:w="2755"/>
+        <w:gridCol w:w="880"/>
       </w:tblGrid>
       <w:tr>
         <w:trPr>
-          <w:gridBefore w:val="3"/>
+          <w:gridBefore w:val="2"/>
           <w:wBefore w:w="879" w:type="dxa"/>
           <w:jc w:val="center"/>
         </w:trPr>
         <w:tc>
           <w:tcPr>
             <w:tcW w:w="10744" w:type="dxa"/>
-            <w:gridSpan w:val="7"/>
+            <w:gridSpan w:val="4"/>
             <w:tcBorders>
               <w:top w:val="nil"/>
               <w:left w:val="nil"/>
@@ -1145,9 +1184,9 @@
           </w:tcPr>
           <w:p>
             <w:pPr>
-              <w:spacing w:line="290" w:lineRule="atLeast" w:before="0" w:after="0"/>
-              <w:rPr>
-                <w:rFonts w:ascii="Times New Roman" w:hAnsi="Times New Roman"/>
+              <w:spacing w:line="290" w:lineRule="atLeast"/>
+              <w:rPr>
+                <w:rFonts w:ascii="Times New Roman" w:hAnsi="Times New Roman" w:hint="default"/>
                 <w:b/>
                 <w:bCs/>
               </w:rPr>
@@ -1173,7 +1212,7 @@
       </w:tr>
       <w:tr>
         <w:trPr>
-          <w:gridAfter w:val="2"/>
+          <w:gridAfter w:val="1"/>
           <w:wAfter w:w="880" w:type="dxa"/>
           <w:jc w:val="center"/>
         </w:trPr>
@@ -1196,9 +1235,9 @@
           </w:tcPr>
           <w:p>
             <w:pPr>
-              <w:spacing w:line="290" w:lineRule="atLeast" w:before="0" w:after="0"/>
-              <w:rPr>
-                <w:rFonts w:ascii="Times New Roman" w:hAnsi="Times New Roman"/>
+              <w:spacing w:line="290" w:lineRule="atLeast"/>
+              <w:rPr>
+                <w:rFonts w:ascii="Times New Roman" w:hAnsi="Times New Roman" w:hint="default"/>
                 <w:sz w:val="21"/>
               </w:rPr>
             </w:pPr>
@@ -1207,7 +1246,7 @@
         <w:tc>
           <w:tcPr>
             <w:tcW w:w="4600" w:type="dxa"/>
-            <w:gridSpan w:val="4"/>
+            <w:gridSpan w:val="2"/>
             <w:tcBorders>
               <w:top w:val="nil"/>
               <w:left w:val="nil"/>
@@ -1224,9 +1263,9 @@
           </w:tcPr>
           <w:p>
             <w:pPr>
-              <w:spacing w:line="290" w:lineRule="atLeast" w:before="0" w:after="0"/>
-              <w:rPr>
-                <w:rFonts w:ascii="Times New Roman" w:hAnsi="Times New Roman"/>
+              <w:spacing w:line="290" w:lineRule="atLeast"/>
+              <w:rPr>
+                <w:rFonts w:ascii="Times New Roman" w:hAnsi="Times New Roman" w:hint="default"/>
                 <w:sz w:val="21"/>
               </w:rPr>
             </w:pPr>
@@ -1237,14 +1276,13 @@
                 <w:bCs/>
                 <w:sz w:val="21"/>
               </w:rPr>
-              <w:t xml:space="preserve">社区团购自提点布局与配送优化</w:t>
+              <w:t>社区团购自提点布局与配送优化</w:t>
             </w:r>
           </w:p>
         </w:tc>
         <w:tc>
           <w:tcPr>
             <w:tcW w:w="2693" w:type="dxa"/>
-            <w:gridSpan w:val="2"/>
             <w:tcBorders>
               <w:top w:val="nil"/>
               <w:left w:val="nil"/>
@@ -1255,9 +1293,9 @@
           </w:tcPr>
           <w:p>
             <w:pPr>
-              <w:spacing w:line="290" w:lineRule="atLeast" w:before="0" w:after="0"/>
-              <w:rPr>
-                <w:rFonts w:ascii="Times New Roman" w:eastAsia="等线" w:hAnsi="Times New Roman"/>
+              <w:spacing w:line="290" w:lineRule="atLeast"/>
+              <w:rPr>
+                <w:rFonts w:ascii="Times New Roman" w:eastAsia="等线" w:hAnsi="Times New Roman" w:hint="default"/>
                 <w:b/>
                 <w:bCs/>
                 <w:sz w:val="21"/>
@@ -1270,7 +1308,7 @@
                 <w:bCs/>
                 <w:sz w:val="21"/>
               </w:rPr>
-              <w:t xml:space="preserve">个人课程项目</w:t>
+              <w:t>个人课程项目</w:t>
             </w:r>
           </w:p>
         </w:tc>
@@ -1287,7 +1325,7 @@
           </w:tcPr>
           <w:p>
             <w:pPr>
-              <w:spacing w:line="290" w:lineRule="atLeast" w:before="0" w:after="0"/>
+              <w:spacing w:line="290" w:lineRule="atLeast"/>
               <w:rPr>
                 <w:rFonts w:ascii="Times New Roman" w:eastAsia="等线" w:hAnsi="Times New Roman" w:hint="default"/>
                 <w:b/>
@@ -1302,14 +1340,14 @@
                 <w:bCs/>
                 <w:sz w:val="21"/>
               </w:rPr>
-              <w:t xml:space="preserve">2026.03-2026.06</w:t>
+              <w:t>2026.03-2026.06</w:t>
             </w:r>
           </w:p>
         </w:tc>
       </w:tr>
       <w:tr>
         <w:trPr>
-          <w:gridAfter w:val="2"/>
+          <w:gridAfter w:val="1"/>
           <w:wAfter w:w="880" w:type="dxa"/>
           <w:jc w:val="center"/>
         </w:trPr>
@@ -1332,9 +1370,9 @@
           </w:tcPr>
           <w:p>
             <w:pPr>
-              <w:spacing w:line="290" w:lineRule="atLeast" w:before="0" w:after="0"/>
-              <w:rPr>
-                <w:rFonts w:ascii="Times New Roman" w:hAnsi="Times New Roman"/>
+              <w:spacing w:line="290" w:lineRule="atLeast"/>
+              <w:rPr>
+                <w:rFonts w:ascii="Times New Roman" w:hAnsi="Times New Roman" w:hint="default"/>
                 <w:sz w:val="21"/>
               </w:rPr>
             </w:pPr>
@@ -1343,7 +1381,7 @@
         <w:tc>
           <w:tcPr>
             <w:tcW w:w="10048" w:type="dxa"/>
-            <w:gridSpan w:val="7"/>
+            <w:gridSpan w:val="4"/>
             <w:tcBorders>
               <w:top w:val="nil"/>
               <w:left w:val="nil"/>
@@ -1364,7 +1402,7 @@
                 <w:ilvl w:val="0"/>
                 <w:numId w:val="9"/>
               </w:numPr>
-              <w:spacing w:line="290" w:lineRule="atLeast" w:before="0" w:after="0"/>
+              <w:spacing w:line="290" w:lineRule="atLeast"/>
               <w:rPr>
                 <w:rFonts w:ascii="Times New Roman" w:eastAsia="宋体" w:hAnsi="Times New Roman" w:cs="宋体" w:hint="default"/>
                 <w:sz w:val="21"/>
@@ -1375,63 +1413,70 @@
                 <w:rFonts w:ascii="Times New Roman" w:eastAsia="宋体" w:hAnsi="Times New Roman" w:cs="宋体"/>
                 <w:sz w:val="21"/>
               </w:rPr>
-              <w:t xml:space="preserve">针对老龄化小区自提点布局零散、配送效率低的问题，调研</w:t>
-            </w:r>
-            <w:r>
-              <w:rPr>
-                <w:rFonts w:eastAsia="宋体" w:ascii="Times New Roman" w:hAnsi="Times New Roman"/>
-                <w:sz w:val="21"/>
-              </w:rPr>
-              <w:t xml:space="preserve">15</w:t>
-            </w:r>
-            <w:r>
-              <w:rPr>
-                <w:rFonts w:ascii="Times New Roman" w:eastAsia="宋体" w:hAnsi="Times New Roman" w:cs="宋体"/>
-                <w:sz w:val="21"/>
-              </w:rPr>
-              <w:t xml:space="preserve">个候选点位与日均</w:t>
-            </w:r>
-            <w:r>
-              <w:rPr>
-                <w:rFonts w:eastAsia="宋体" w:ascii="Times New Roman" w:hAnsi="Times New Roman"/>
-                <w:sz w:val="21"/>
-              </w:rPr>
-              <w:t xml:space="preserve">345</w:t>
-            </w:r>
-            <w:r>
-              <w:rPr>
-                <w:rFonts w:ascii="Times New Roman" w:eastAsia="宋体" w:hAnsi="Times New Roman" w:cs="宋体"/>
-                <w:sz w:val="21"/>
-              </w:rPr>
-              <w:t xml:space="preserve">单真实需求，设计“</w:t>
-            </w:r>
-            <w:r>
-              <w:rPr>
-                <w:rFonts w:eastAsia="宋体" w:ascii="Times New Roman" w:hAnsi="Times New Roman"/>
-                <w:sz w:val="21"/>
-              </w:rPr>
-              <w:t xml:space="preserve">2</w:t>
-            </w:r>
-            <w:r>
-              <w:rPr>
-                <w:rFonts w:ascii="Times New Roman" w:eastAsia="宋体" w:hAnsi="Times New Roman" w:cs="宋体"/>
-                <w:sz w:val="21"/>
-              </w:rPr>
-              <w:t xml:space="preserve">核心点</w:t>
-            </w:r>
-            <w:r>
-              <w:rPr>
-                <w:rFonts w:eastAsia="宋体" w:ascii="Times New Roman" w:hAnsi="Times New Roman"/>
-                <w:sz w:val="21"/>
-              </w:rPr>
-              <w:t xml:space="preserve">+4</w:t>
-            </w:r>
-            <w:r>
-              <w:rPr>
-                <w:rFonts w:ascii="Times New Roman" w:eastAsia="宋体" w:hAnsi="Times New Roman" w:cs="宋体"/>
-                <w:sz w:val="21"/>
-              </w:rPr>
-              <w:t xml:space="preserve">动态临时点”的弹性运营方案</w:t>
+              <w:t>针对老龄化小区自提点布局零散、配送效率低的问题，调研</w:t>
+            </w:r>
+            <w:r>
+              <w:rPr>
+                <w:rFonts w:ascii="Times New Roman" w:eastAsia="宋体" w:hAnsi="Times New Roman"/>
+                <w:sz w:val="21"/>
+              </w:rPr>
+              <w:t>15</w:t>
+            </w:r>
+            <w:r>
+              <w:rPr>
+                <w:rFonts w:ascii="Times New Roman" w:eastAsia="宋体" w:hAnsi="Times New Roman" w:cs="宋体"/>
+                <w:sz w:val="21"/>
+              </w:rPr>
+              <w:t>个候选点位与日均</w:t>
+            </w:r>
+            <w:r>
+              <w:rPr>
+                <w:rFonts w:ascii="Times New Roman" w:eastAsia="宋体" w:hAnsi="Times New Roman"/>
+                <w:sz w:val="21"/>
+              </w:rPr>
+              <w:t>345</w:t>
+            </w:r>
+            <w:r>
+              <w:rPr>
+                <w:rFonts w:ascii="Times New Roman" w:eastAsia="宋体" w:hAnsi="Times New Roman" w:cs="宋体"/>
+                <w:sz w:val="21"/>
+              </w:rPr>
+              <w:t>单真实需求，设计</w:t>
+            </w:r>
+            <w:r>
+              <w:rPr>
+                <w:rFonts w:ascii="Times New Roman" w:eastAsia="宋体" w:hAnsi="Times New Roman" w:cs="宋体"/>
+                <w:sz w:val="21"/>
+              </w:rPr>
+              <w:t>“</w:t>
+            </w:r>
+            <w:r>
+              <w:rPr>
+                <w:rFonts w:ascii="Times New Roman" w:eastAsia="宋体" w:hAnsi="Times New Roman"/>
+                <w:sz w:val="21"/>
+              </w:rPr>
+              <w:t>2</w:t>
+            </w:r>
+            <w:r>
+              <w:rPr>
+                <w:rFonts w:ascii="Times New Roman" w:eastAsia="宋体" w:hAnsi="Times New Roman" w:cs="宋体"/>
+                <w:sz w:val="21"/>
+              </w:rPr>
+              <w:t>核心点</w:t>
+            </w:r>
+            <w:r>
+              <w:rPr>
+                <w:rFonts w:ascii="Times New Roman" w:eastAsia="宋体" w:hAnsi="Times New Roman"/>
+                <w:sz w:val="21"/>
+              </w:rPr>
+              <w:t>+4</w:t>
+            </w:r>
+            <w:r>
+              <w:rPr>
+                <w:rFonts w:ascii="Times New Roman" w:eastAsia="宋体" w:hAnsi="Times New Roman" w:cs="宋体"/>
+                <w:sz w:val="21"/>
+              </w:rPr>
+              <w:t>动态临时点”的弹性运营方案</w:t>
             </w:r>
           </w:p>
           <w:p>
@@ -1440,7 +1485,7 @@
                 <w:ilvl w:val="0"/>
                 <w:numId w:val="9"/>
               </w:numPr>
-              <w:spacing w:line="290" w:lineRule="atLeast" w:before="0" w:after="0"/>
+              <w:spacing w:line="290" w:lineRule="atLeast"/>
               <w:rPr>
                 <w:rFonts w:ascii="Times New Roman" w:eastAsia="宋体" w:hAnsi="Times New Roman" w:cs="宋体" w:hint="default"/>
                 <w:sz w:val="21"/>
@@ -1451,70 +1496,70 @@
                 <w:rFonts w:ascii="Times New Roman" w:eastAsia="宋体" w:hAnsi="Times New Roman" w:cs="宋体"/>
                 <w:sz w:val="21"/>
               </w:rPr>
-              <w:t xml:space="preserve">将年龄分层服务半径与电梯等待时间纳入优化模型，用</w:t>
-            </w:r>
-            <w:r>
-              <w:rPr>
-                <w:rFonts w:eastAsia="宋体" w:ascii="Times New Roman" w:hAnsi="Times New Roman"/>
-                <w:sz w:val="21"/>
-              </w:rPr>
-              <w:t xml:space="preserve">Python</w:t>
-            </w:r>
-            <w:r>
-              <w:rPr>
-                <w:rFonts w:ascii="Times New Roman" w:eastAsia="宋体" w:hAnsi="Times New Roman" w:cs="宋体"/>
-                <w:sz w:val="21"/>
-              </w:rPr>
-              <w:t xml:space="preserve">完成方案测算：模型测算总运营成本降低</w:t>
-            </w:r>
-            <w:r>
-              <w:rPr>
-                <w:rFonts w:eastAsia="宋体" w:ascii="Times New Roman" w:hAnsi="Times New Roman"/>
-                <w:sz w:val="21"/>
-              </w:rPr>
-              <w:t xml:space="preserve">18.7%</w:t>
-            </w:r>
-            <w:r>
-              <w:rPr>
-                <w:rFonts w:ascii="Times New Roman" w:eastAsia="宋体" w:hAnsi="Times New Roman" w:cs="宋体"/>
-                <w:sz w:val="21"/>
-              </w:rPr>
-              <w:t xml:space="preserve">，老年人服务覆盖率</w:t>
-            </w:r>
-            <w:r>
-              <w:rPr>
-                <w:rFonts w:eastAsia="宋体" w:ascii="Times New Roman" w:hAnsi="Times New Roman"/>
-                <w:sz w:val="21"/>
-              </w:rPr>
-              <w:t xml:space="preserve">53.4%</w:t>
-            </w:r>
-            <w:r>
-              <w:rPr>
-                <w:rFonts w:ascii="Times New Roman" w:eastAsia="宋体" w:hAnsi="Times New Roman" w:cs="宋体"/>
-                <w:sz w:val="21"/>
-              </w:rPr>
-              <w:t xml:space="preserve">→</w:t>
-            </w:r>
-            <w:r>
-              <w:rPr>
-                <w:rFonts w:eastAsia="宋体" w:ascii="Times New Roman" w:hAnsi="Times New Roman"/>
-                <w:sz w:val="21"/>
-              </w:rPr>
-              <w:t xml:space="preserve">87.3%</w:t>
-            </w:r>
-            <w:r>
-              <w:rPr>
-                <w:rFonts w:ascii="Times New Roman" w:eastAsia="宋体" w:hAnsi="Times New Roman" w:cs="宋体"/>
-                <w:sz w:val="21"/>
-              </w:rPr>
-              <w:t xml:space="preserve">，平均配送时长缩短</w:t>
-            </w:r>
-            <w:r>
-              <w:rPr>
-                <w:rFonts w:eastAsia="宋体" w:ascii="Times New Roman" w:hAnsi="Times New Roman"/>
-                <w:sz w:val="21"/>
-              </w:rPr>
-              <w:t xml:space="preserve">22.3%</w:t>
+              <w:t>将年龄分层服务半径与电梯等待时间纳入优化模型，用</w:t>
+            </w:r>
+            <w:r>
+              <w:rPr>
+                <w:rFonts w:ascii="Times New Roman" w:eastAsia="宋体" w:hAnsi="Times New Roman"/>
+                <w:sz w:val="21"/>
+              </w:rPr>
+              <w:t>Python</w:t>
+            </w:r>
+            <w:r>
+              <w:rPr>
+                <w:rFonts w:ascii="Times New Roman" w:eastAsia="宋体" w:hAnsi="Times New Roman" w:cs="宋体"/>
+                <w:sz w:val="21"/>
+              </w:rPr>
+              <w:t>完成方案测算：模型测算总运营成本降低</w:t>
+            </w:r>
+            <w:r>
+              <w:rPr>
+                <w:rFonts w:ascii="Times New Roman" w:eastAsia="宋体" w:hAnsi="Times New Roman"/>
+                <w:sz w:val="21"/>
+              </w:rPr>
+              <w:t>18.7%</w:t>
+            </w:r>
+            <w:r>
+              <w:rPr>
+                <w:rFonts w:ascii="Times New Roman" w:eastAsia="宋体" w:hAnsi="Times New Roman" w:cs="宋体"/>
+                <w:sz w:val="21"/>
+              </w:rPr>
+              <w:t>，老年人服务覆盖率</w:t>
+            </w:r>
+            <w:r>
+              <w:rPr>
+                <w:rFonts w:ascii="Times New Roman" w:eastAsia="宋体" w:hAnsi="Times New Roman"/>
+                <w:sz w:val="21"/>
+              </w:rPr>
+              <w:t>53.4%</w:t>
+            </w:r>
+            <w:r>
+              <w:rPr>
+                <w:rFonts w:ascii="Times New Roman" w:eastAsia="宋体" w:hAnsi="Times New Roman" w:cs="宋体"/>
+                <w:sz w:val="21"/>
+              </w:rPr>
+              <w:t>→</w:t>
+            </w:r>
+            <w:r>
+              <w:rPr>
+                <w:rFonts w:ascii="Times New Roman" w:eastAsia="宋体" w:hAnsi="Times New Roman"/>
+                <w:sz w:val="21"/>
+              </w:rPr>
+              <w:t>87.3%</w:t>
+            </w:r>
+            <w:r>
+              <w:rPr>
+                <w:rFonts w:ascii="Times New Roman" w:eastAsia="宋体" w:hAnsi="Times New Roman" w:cs="宋体"/>
+                <w:sz w:val="21"/>
+              </w:rPr>
+              <w:t>，平均配送时长缩短</w:t>
+            </w:r>
+            <w:r>
+              <w:rPr>
+                <w:rFonts w:ascii="Times New Roman" w:eastAsia="宋体" w:hAnsi="Times New Roman"/>
+                <w:sz w:val="21"/>
+              </w:rPr>
+              <w:t>22.3%</w:t>
             </w:r>
           </w:p>
           <w:p>
@@ -1523,7 +1568,7 @@
                 <w:ilvl w:val="0"/>
                 <w:numId w:val="9"/>
               </w:numPr>
-              <w:spacing w:line="290" w:lineRule="atLeast" w:before="0" w:after="0"/>
+              <w:spacing w:line="290" w:lineRule="atLeast"/>
               <w:rPr>
                 <w:rFonts w:ascii="Times New Roman" w:eastAsia="宋体" w:hAnsi="Times New Roman" w:cs="宋体" w:hint="default"/>
                 <w:sz w:val="21"/>
@@ -1534,42 +1579,42 @@
                 <w:rFonts w:ascii="Times New Roman" w:eastAsia="宋体" w:hAnsi="Times New Roman" w:cs="宋体"/>
                 <w:sz w:val="21"/>
               </w:rPr>
-              <w:t xml:space="preserve">方案可快速响应周末</w:t>
-            </w:r>
-            <w:r>
-              <w:rPr>
-                <w:rFonts w:eastAsia="宋体" w:ascii="Times New Roman" w:hAnsi="Times New Roman"/>
-                <w:sz w:val="21"/>
-              </w:rPr>
-              <w:t xml:space="preserve">29.9%</w:t>
-            </w:r>
-            <w:r>
-              <w:rPr>
-                <w:rFonts w:ascii="Times New Roman" w:eastAsia="宋体" w:hAnsi="Times New Roman" w:cs="宋体"/>
-                <w:sz w:val="21"/>
-              </w:rPr>
-              <w:t xml:space="preserve">、促销日</w:t>
-            </w:r>
-            <w:r>
-              <w:rPr>
-                <w:rFonts w:eastAsia="宋体" w:ascii="Times New Roman" w:hAnsi="Times New Roman"/>
-                <w:sz w:val="21"/>
-              </w:rPr>
-              <w:t xml:space="preserve">50.7%</w:t>
-            </w:r>
-            <w:r>
-              <w:rPr>
-                <w:rFonts w:ascii="Times New Roman" w:eastAsia="宋体" w:hAnsi="Times New Roman" w:cs="宋体"/>
-                <w:sz w:val="21"/>
-              </w:rPr>
-              <w:t xml:space="preserve">的需求波动，为社区团购末端运营提供可落地的优化思路</w:t>
+              <w:t>方案可快速响应周末</w:t>
+            </w:r>
+            <w:r>
+              <w:rPr>
+                <w:rFonts w:ascii="Times New Roman" w:eastAsia="宋体" w:hAnsi="Times New Roman"/>
+                <w:sz w:val="21"/>
+              </w:rPr>
+              <w:t>29.9%</w:t>
+            </w:r>
+            <w:r>
+              <w:rPr>
+                <w:rFonts w:ascii="Times New Roman" w:eastAsia="宋体" w:hAnsi="Times New Roman" w:cs="宋体"/>
+                <w:sz w:val="21"/>
+              </w:rPr>
+              <w:t>、促销日</w:t>
+            </w:r>
+            <w:r>
+              <w:rPr>
+                <w:rFonts w:ascii="Times New Roman" w:eastAsia="宋体" w:hAnsi="Times New Roman"/>
+                <w:sz w:val="21"/>
+              </w:rPr>
+              <w:t>50.7%</w:t>
+            </w:r>
+            <w:r>
+              <w:rPr>
+                <w:rFonts w:ascii="Times New Roman" w:eastAsia="宋体" w:hAnsi="Times New Roman" w:cs="宋体"/>
+                <w:sz w:val="21"/>
+              </w:rPr>
+              <w:t>的需求波动，为社区团购末端运营提供可落地的优化思路</w:t>
             </w:r>
           </w:p>
         </w:tc>
       </w:tr>
       <w:tr>
         <w:trPr>
-          <w:gridAfter w:val="2"/>
+          <w:gridAfter w:val="1"/>
           <w:wAfter w:w="880" w:type="dxa"/>
           <w:jc w:val="center"/>
         </w:trPr>
@@ -1592,9 +1637,9 @@
           </w:tcPr>
           <w:p>
             <w:pPr>
-              <w:spacing w:line="290" w:lineRule="atLeast" w:before="0" w:after="0"/>
-              <w:rPr>
-                <w:rFonts w:ascii="Times New Roman" w:hAnsi="Times New Roman"/>
+              <w:spacing w:line="290" w:lineRule="atLeast"/>
+              <w:rPr>
+                <w:rFonts w:ascii="Times New Roman" w:hAnsi="Times New Roman" w:hint="default"/>
                 <w:sz w:val="21"/>
               </w:rPr>
             </w:pPr>
@@ -1603,7 +1648,7 @@
         <w:tc>
           <w:tcPr>
             <w:tcW w:w="4600" w:type="dxa"/>
-            <w:gridSpan w:val="4"/>
+            <w:gridSpan w:val="2"/>
             <w:tcBorders>
               <w:top w:val="nil"/>
               <w:left w:val="nil"/>
@@ -1620,9 +1665,9 @@
           </w:tcPr>
           <w:p>
             <w:pPr>
-              <w:spacing w:line="290" w:lineRule="atLeast" w:before="0" w:after="0"/>
-              <w:rPr>
-                <w:rFonts w:ascii="Times New Roman" w:hAnsi="Times New Roman"/>
+              <w:spacing w:line="290" w:lineRule="atLeast"/>
+              <w:rPr>
+                <w:rFonts w:ascii="Times New Roman" w:hAnsi="Times New Roman" w:hint="default"/>
                 <w:sz w:val="21"/>
               </w:rPr>
             </w:pPr>
@@ -1633,14 +1678,13 @@
                 <w:bCs/>
                 <w:sz w:val="21"/>
               </w:rPr>
-              <w:t xml:space="preserve">电商用户行为分析与运营策略研究</w:t>
+              <w:t>电商用户行为分析与运营策略研究</w:t>
             </w:r>
           </w:p>
         </w:tc>
         <w:tc>
           <w:tcPr>
             <w:tcW w:w="2693" w:type="dxa"/>
-            <w:gridSpan w:val="2"/>
             <w:tcBorders>
               <w:top w:val="nil"/>
               <w:left w:val="nil"/>
@@ -1651,9 +1695,9 @@
           </w:tcPr>
           <w:p>
             <w:pPr>
-              <w:spacing w:line="290" w:lineRule="atLeast" w:before="0" w:after="0"/>
-              <w:rPr>
-                <w:rFonts w:ascii="Times New Roman" w:eastAsia="等线" w:hAnsi="Times New Roman"/>
+              <w:spacing w:line="290" w:lineRule="atLeast"/>
+              <w:rPr>
+                <w:rFonts w:ascii="Times New Roman" w:eastAsia="等线" w:hAnsi="Times New Roman" w:hint="default"/>
                 <w:b/>
                 <w:bCs/>
                 <w:sz w:val="21"/>
@@ -1666,7 +1710,7 @@
                 <w:bCs/>
                 <w:sz w:val="21"/>
               </w:rPr>
-              <w:t xml:space="preserve">个人课程项目</w:t>
+              <w:t>个人课程项目</w:t>
             </w:r>
           </w:p>
         </w:tc>
@@ -1683,7 +1727,7 @@
           </w:tcPr>
           <w:p>
             <w:pPr>
-              <w:spacing w:line="290" w:lineRule="atLeast" w:before="0" w:after="0"/>
+              <w:spacing w:line="290" w:lineRule="atLeast"/>
               <w:rPr>
                 <w:rFonts w:ascii="Times New Roman" w:eastAsia="等线" w:hAnsi="Times New Roman" w:hint="default"/>
                 <w:b/>
@@ -1698,14 +1742,14 @@
                 <w:bCs/>
                 <w:sz w:val="21"/>
               </w:rPr>
-              <w:t xml:space="preserve">2025.10-2025.12</w:t>
+              <w:t>2025.10-2025.12</w:t>
             </w:r>
           </w:p>
         </w:tc>
       </w:tr>
       <w:tr>
         <w:trPr>
-          <w:gridAfter w:val="2"/>
+          <w:gridAfter w:val="1"/>
           <w:wAfter w:w="880" w:type="dxa"/>
           <w:jc w:val="center"/>
         </w:trPr>
@@ -1728,9 +1772,9 @@
           </w:tcPr>
           <w:p>
             <w:pPr>
-              <w:spacing w:line="290" w:lineRule="atLeast" w:before="0" w:after="0"/>
-              <w:rPr>
-                <w:rFonts w:ascii="Times New Roman" w:hAnsi="Times New Roman"/>
+              <w:spacing w:line="290" w:lineRule="atLeast"/>
+              <w:rPr>
+                <w:rFonts w:ascii="Times New Roman" w:hAnsi="Times New Roman" w:hint="default"/>
                 <w:sz w:val="21"/>
               </w:rPr>
             </w:pPr>
@@ -1739,7 +1783,7 @@
         <w:tc>
           <w:tcPr>
             <w:tcW w:w="10048" w:type="dxa"/>
-            <w:gridSpan w:val="7"/>
+            <w:gridSpan w:val="4"/>
             <w:tcBorders>
               <w:top w:val="nil"/>
               <w:left w:val="nil"/>
@@ -1760,7 +1804,7 @@
                 <w:ilvl w:val="0"/>
                 <w:numId w:val="9"/>
               </w:numPr>
-              <w:spacing w:line="290" w:lineRule="atLeast" w:before="0" w:after="0"/>
+              <w:spacing w:line="290" w:lineRule="atLeast"/>
               <w:rPr>
                 <w:rFonts w:ascii="Times New Roman" w:eastAsia="宋体" w:hAnsi="Times New Roman" w:cs="宋体" w:hint="default"/>
                 <w:sz w:val="21"/>
@@ -1771,119 +1815,140 @@
                 <w:rFonts w:ascii="Times New Roman" w:eastAsia="宋体" w:hAnsi="Times New Roman" w:cs="宋体"/>
                 <w:sz w:val="21"/>
               </w:rPr>
-              <w:t xml:space="preserve">基于</w:t>
-            </w:r>
-            <w:r>
-              <w:rPr>
-                <w:rFonts w:eastAsia="宋体" w:ascii="Times New Roman" w:hAnsi="Times New Roman"/>
-                <w:sz w:val="21"/>
-              </w:rPr>
-              <w:t xml:space="preserve">TAM</w:t>
-            </w:r>
-            <w:r>
-              <w:rPr>
-                <w:rFonts w:ascii="Times New Roman" w:eastAsia="宋体" w:hAnsi="Times New Roman" w:cs="宋体"/>
-                <w:sz w:val="21"/>
-              </w:rPr>
-              <w:t xml:space="preserve">模型设计</w:t>
-            </w:r>
-            <w:r>
-              <w:rPr>
-                <w:rFonts w:eastAsia="宋体" w:ascii="Times New Roman" w:hAnsi="Times New Roman"/>
-                <w:sz w:val="21"/>
-              </w:rPr>
-              <w:t xml:space="preserve">7</w:t>
-            </w:r>
-            <w:r>
-              <w:rPr>
-                <w:rFonts w:ascii="Times New Roman" w:eastAsia="宋体" w:hAnsi="Times New Roman" w:cs="宋体"/>
-                <w:sz w:val="21"/>
-              </w:rPr>
-              <w:t xml:space="preserve">点李克特量表问卷，回收</w:t>
-            </w:r>
-            <w:r>
-              <w:rPr>
-                <w:rFonts w:eastAsia="宋体" w:ascii="Times New Roman" w:hAnsi="Times New Roman"/>
-                <w:sz w:val="21"/>
-              </w:rPr>
-              <w:t xml:space="preserve">328</w:t>
-            </w:r>
-            <w:r>
-              <w:rPr>
-                <w:rFonts w:ascii="Times New Roman" w:eastAsia="宋体" w:hAnsi="Times New Roman" w:cs="宋体"/>
-                <w:sz w:val="21"/>
-              </w:rPr>
-              <w:t xml:space="preserve">份有效样本，用</w:t>
-            </w:r>
-            <w:r>
-              <w:rPr>
-                <w:rFonts w:eastAsia="宋体" w:ascii="Times New Roman" w:hAnsi="Times New Roman"/>
-                <w:sz w:val="21"/>
-              </w:rPr>
-              <w:t xml:space="preserve">SPSS</w:t>
-            </w:r>
-            <w:r>
-              <w:rPr>
-                <w:rFonts w:ascii="Times New Roman" w:eastAsia="宋体" w:hAnsi="Times New Roman" w:cs="宋体"/>
-                <w:sz w:val="21"/>
-              </w:rPr>
-              <w:t xml:space="preserve">和</w:t>
-            </w:r>
-            <w:r>
-              <w:rPr>
-                <w:rFonts w:eastAsia="宋体" w:ascii="Times New Roman" w:hAnsi="Times New Roman"/>
-                <w:sz w:val="21"/>
-              </w:rPr>
-              <w:t xml:space="preserve">Python</w:t>
-            </w:r>
-            <w:r>
-              <w:rPr>
-                <w:rFonts w:ascii="Times New Roman" w:eastAsia="宋体" w:hAnsi="Times New Roman" w:cs="宋体"/>
-                <w:sz w:val="21"/>
-              </w:rPr>
-              <w:t xml:space="preserve">完成统计分析；验证交互性（</w:t>
-            </w:r>
-            <w:r>
-              <w:rPr>
-                <w:rFonts w:eastAsia="宋体" w:ascii="Times New Roman" w:hAnsi="Times New Roman"/>
-                <w:sz w:val="21"/>
-              </w:rPr>
-              <w:t xml:space="preserve">β=0.42</w:t>
-            </w:r>
-            <w:r>
-              <w:rPr>
-                <w:rFonts w:ascii="Times New Roman" w:eastAsia="宋体" w:hAnsi="Times New Roman" w:cs="宋体"/>
-                <w:sz w:val="21"/>
-              </w:rPr>
-              <w:t xml:space="preserve">）、个性化（</w:t>
-            </w:r>
-            <w:r>
-              <w:rPr>
-                <w:rFonts w:eastAsia="宋体" w:ascii="Times New Roman" w:hAnsi="Times New Roman"/>
-                <w:sz w:val="21"/>
-              </w:rPr>
-              <w:t xml:space="preserve">β=0.38</w:t>
-            </w:r>
-            <w:r>
-              <w:rPr>
-                <w:rFonts w:ascii="Times New Roman" w:eastAsia="宋体" w:hAnsi="Times New Roman" w:cs="宋体"/>
-                <w:sz w:val="21"/>
-              </w:rPr>
-              <w:t xml:space="preserve">）、自主性（</w:t>
-            </w:r>
-            <w:r>
-              <w:rPr>
-                <w:rFonts w:eastAsia="宋体" w:ascii="Times New Roman" w:hAnsi="Times New Roman"/>
-                <w:sz w:val="21"/>
-              </w:rPr>
-              <w:t xml:space="preserve">β=0.31</w:t>
-            </w:r>
-            <w:r>
-              <w:rPr>
-                <w:rFonts w:ascii="Times New Roman" w:eastAsia="宋体" w:hAnsi="Times New Roman" w:cs="宋体"/>
-                <w:sz w:val="21"/>
-              </w:rPr>
-              <w:t xml:space="preserve">）显著正向影响用户感知价值，识别问题识别准确性、智能解决能力为核心影响因素</w:t>
+              <w:t>基于</w:t>
+            </w:r>
+            <w:r>
+              <w:rPr>
+                <w:rFonts w:ascii="Times New Roman" w:eastAsia="宋体" w:hAnsi="Times New Roman"/>
+                <w:sz w:val="21"/>
+              </w:rPr>
+              <w:t>TAM</w:t>
+            </w:r>
+            <w:r>
+              <w:rPr>
+                <w:rFonts w:ascii="Times New Roman" w:eastAsia="宋体" w:hAnsi="Times New Roman" w:cs="宋体"/>
+                <w:sz w:val="21"/>
+              </w:rPr>
+              <w:t>模型设计</w:t>
+            </w:r>
+            <w:r>
+              <w:rPr>
+                <w:rFonts w:ascii="Times New Roman" w:eastAsia="宋体" w:hAnsi="Times New Roman"/>
+                <w:sz w:val="21"/>
+              </w:rPr>
+              <w:t>7</w:t>
+            </w:r>
+            <w:r>
+              <w:rPr>
+                <w:rFonts w:ascii="Times New Roman" w:eastAsia="宋体" w:hAnsi="Times New Roman" w:cs="宋体"/>
+                <w:sz w:val="21"/>
+              </w:rPr>
+              <w:t>点李克特量表问卷，回收</w:t>
+            </w:r>
+            <w:r>
+              <w:rPr>
+                <w:rFonts w:ascii="Times New Roman" w:eastAsia="宋体" w:hAnsi="Times New Roman"/>
+                <w:sz w:val="21"/>
+              </w:rPr>
+              <w:t>328</w:t>
+            </w:r>
+            <w:r>
+              <w:rPr>
+                <w:rFonts w:ascii="Times New Roman" w:eastAsia="宋体" w:hAnsi="Times New Roman" w:cs="宋体"/>
+                <w:sz w:val="21"/>
+              </w:rPr>
+              <w:t>份有效样本，用</w:t>
+            </w:r>
+            <w:r>
+              <w:rPr>
+                <w:rFonts w:ascii="Times New Roman" w:eastAsia="宋体" w:hAnsi="Times New Roman"/>
+                <w:sz w:val="21"/>
+              </w:rPr>
+              <w:t>SPSS</w:t>
+            </w:r>
+            <w:r>
+              <w:rPr>
+                <w:rFonts w:ascii="Times New Roman" w:eastAsia="宋体" w:hAnsi="Times New Roman" w:cs="宋体"/>
+                <w:sz w:val="21"/>
+              </w:rPr>
+              <w:t>和</w:t>
+            </w:r>
+            <w:r>
+              <w:rPr>
+                <w:rFonts w:ascii="Times New Roman" w:eastAsia="宋体" w:hAnsi="Times New Roman"/>
+                <w:sz w:val="21"/>
+              </w:rPr>
+              <w:t>Python</w:t>
+            </w:r>
+            <w:r>
+              <w:rPr>
+                <w:rFonts w:ascii="Times New Roman" w:eastAsia="宋体" w:hAnsi="Times New Roman" w:cs="宋体"/>
+                <w:sz w:val="21"/>
+              </w:rPr>
+              <w:t>完成统计分析；验证交互性（</w:t>
+            </w:r>
+            <w:r>
+              <w:rPr>
+                <w:rFonts w:ascii="Times New Roman" w:eastAsia="宋体" w:hAnsi="Times New Roman"/>
+                <w:sz w:val="21"/>
+              </w:rPr>
+              <w:t>β</w:t>
+            </w:r>
+            <w:r>
+              <w:rPr>
+                <w:rFonts w:ascii="Times New Roman" w:eastAsia="宋体" w:hAnsi="Times New Roman"/>
+                <w:sz w:val="21"/>
+              </w:rPr>
+              <w:t>=0.42</w:t>
+            </w:r>
+            <w:r>
+              <w:rPr>
+                <w:rFonts w:ascii="Times New Roman" w:eastAsia="宋体" w:hAnsi="Times New Roman" w:cs="宋体"/>
+                <w:sz w:val="21"/>
+              </w:rPr>
+              <w:t>）、个性化（</w:t>
+            </w:r>
+            <w:r>
+              <w:rPr>
+                <w:rFonts w:ascii="Times New Roman" w:eastAsia="宋体" w:hAnsi="Times New Roman"/>
+                <w:sz w:val="21"/>
+              </w:rPr>
+              <w:t>β</w:t>
+            </w:r>
+            <w:r>
+              <w:rPr>
+                <w:rFonts w:ascii="Times New Roman" w:eastAsia="宋体" w:hAnsi="Times New Roman"/>
+                <w:sz w:val="21"/>
+              </w:rPr>
+              <w:t>=0.38</w:t>
+            </w:r>
+            <w:r>
+              <w:rPr>
+                <w:rFonts w:ascii="Times New Roman" w:eastAsia="宋体" w:hAnsi="Times New Roman" w:cs="宋体"/>
+                <w:sz w:val="21"/>
+              </w:rPr>
+              <w:t>）、自主性（</w:t>
+            </w:r>
+            <w:r>
+              <w:rPr>
+                <w:rFonts w:ascii="Times New Roman" w:eastAsia="宋体" w:hAnsi="Times New Roman"/>
+                <w:sz w:val="21"/>
+              </w:rPr>
+              <w:t>β</w:t>
+            </w:r>
+            <w:r>
+              <w:rPr>
+                <w:rFonts w:ascii="Times New Roman" w:eastAsia="宋体" w:hAnsi="Times New Roman"/>
+                <w:sz w:val="21"/>
+              </w:rPr>
+              <w:t>=0.31</w:t>
+            </w:r>
+            <w:r>
+              <w:rPr>
+                <w:rFonts w:ascii="Times New Roman" w:eastAsia="宋体" w:hAnsi="Times New Roman" w:cs="宋体"/>
+                <w:sz w:val="21"/>
+              </w:rPr>
+              <w:t>）显著正向影响用户感知价值，识别问题识别准确性、智能解决能力为核心影响因素</w:t>
             </w:r>
           </w:p>
           <w:p>
@@ -1892,7 +1957,7 @@
                 <w:ilvl w:val="0"/>
                 <w:numId w:val="9"/>
               </w:numPr>
-              <w:spacing w:line="290" w:lineRule="atLeast" w:before="0" w:after="0"/>
+              <w:spacing w:line="290" w:lineRule="atLeast"/>
               <w:rPr>
                 <w:rFonts w:ascii="Times New Roman" w:eastAsia="宋体" w:hAnsi="Times New Roman" w:cs="宋体" w:hint="default"/>
                 <w:sz w:val="21"/>
@@ -1903,56 +1968,56 @@
                 <w:rFonts w:ascii="Times New Roman" w:eastAsia="宋体" w:hAnsi="Times New Roman" w:cs="宋体"/>
                 <w:sz w:val="21"/>
               </w:rPr>
-              <w:t xml:space="preserve">发现用户智能体验起关键中介作用，感知增强维度贡献率</w:t>
-            </w:r>
-            <w:r>
-              <w:rPr>
-                <w:rFonts w:eastAsia="宋体" w:ascii="Times New Roman" w:hAnsi="Times New Roman"/>
-                <w:sz w:val="21"/>
-              </w:rPr>
-              <w:t xml:space="preserve">63%</w:t>
-            </w:r>
-            <w:r>
-              <w:rPr>
-                <w:rFonts w:ascii="Times New Roman" w:eastAsia="宋体" w:hAnsi="Times New Roman" w:cs="宋体"/>
-                <w:sz w:val="21"/>
-              </w:rPr>
-              <w:t xml:space="preserve">；高复杂度场景下信任阈值提高</w:t>
-            </w:r>
-            <w:r>
-              <w:rPr>
-                <w:rFonts w:eastAsia="宋体" w:ascii="Times New Roman" w:hAnsi="Times New Roman"/>
-                <w:sz w:val="21"/>
-              </w:rPr>
-              <w:t xml:space="preserve">32%</w:t>
-            </w:r>
-            <w:r>
-              <w:rPr>
-                <w:rFonts w:ascii="Times New Roman" w:eastAsia="宋体" w:hAnsi="Times New Roman" w:cs="宋体"/>
-                <w:sz w:val="21"/>
-              </w:rPr>
-              <w:t xml:space="preserve">，为电商</w:t>
-            </w:r>
-            <w:r>
-              <w:rPr>
-                <w:rFonts w:eastAsia="宋体" w:ascii="Times New Roman" w:hAnsi="Times New Roman"/>
-                <w:sz w:val="21"/>
-              </w:rPr>
-              <w:t xml:space="preserve">AI</w:t>
-            </w:r>
-            <w:r>
-              <w:rPr>
-                <w:rFonts w:ascii="Times New Roman" w:eastAsia="宋体" w:hAnsi="Times New Roman" w:cs="宋体"/>
-                <w:sz w:val="21"/>
-              </w:rPr>
-              <w:t xml:space="preserve">客服优化提供参考</w:t>
+              <w:t>发现用户智能体验起关键中介作用，感知增强维度贡献率</w:t>
+            </w:r>
+            <w:r>
+              <w:rPr>
+                <w:rFonts w:ascii="Times New Roman" w:eastAsia="宋体" w:hAnsi="Times New Roman"/>
+                <w:sz w:val="21"/>
+              </w:rPr>
+              <w:t>63%</w:t>
+            </w:r>
+            <w:r>
+              <w:rPr>
+                <w:rFonts w:ascii="Times New Roman" w:eastAsia="宋体" w:hAnsi="Times New Roman" w:cs="宋体"/>
+                <w:sz w:val="21"/>
+              </w:rPr>
+              <w:t>；高复杂度场景下信任阈值提高</w:t>
+            </w:r>
+            <w:r>
+              <w:rPr>
+                <w:rFonts w:ascii="Times New Roman" w:eastAsia="宋体" w:hAnsi="Times New Roman"/>
+                <w:sz w:val="21"/>
+              </w:rPr>
+              <w:t>32%</w:t>
+            </w:r>
+            <w:r>
+              <w:rPr>
+                <w:rFonts w:ascii="Times New Roman" w:eastAsia="宋体" w:hAnsi="Times New Roman" w:cs="宋体"/>
+                <w:sz w:val="21"/>
+              </w:rPr>
+              <w:t>，为电商</w:t>
+            </w:r>
+            <w:r>
+              <w:rPr>
+                <w:rFonts w:ascii="Times New Roman" w:eastAsia="宋体" w:hAnsi="Times New Roman"/>
+                <w:sz w:val="21"/>
+              </w:rPr>
+              <w:t>AI</w:t>
+            </w:r>
+            <w:r>
+              <w:rPr>
+                <w:rFonts w:ascii="Times New Roman" w:eastAsia="宋体" w:hAnsi="Times New Roman" w:cs="宋体"/>
+                <w:sz w:val="21"/>
+              </w:rPr>
+              <w:t>客服优化提供参考</w:t>
             </w:r>
           </w:p>
         </w:tc>
       </w:tr>
       <w:tr>
         <w:trPr>
-          <w:gridAfter w:val="2"/>
+          <w:gridAfter w:val="1"/>
           <w:wAfter w:w="880" w:type="dxa"/>
           <w:jc w:val="center"/>
         </w:trPr>
@@ -1975,9 +2040,9 @@
           </w:tcPr>
           <w:p>
             <w:pPr>
-              <w:spacing w:line="290" w:lineRule="atLeast" w:before="0" w:after="0"/>
-              <w:rPr>
-                <w:rFonts w:ascii="Times New Roman" w:hAnsi="Times New Roman"/>
+              <w:spacing w:line="290" w:lineRule="atLeast"/>
+              <w:rPr>
+                <w:rFonts w:ascii="Times New Roman" w:hAnsi="Times New Roman" w:hint="default"/>
                 <w:sz w:val="21"/>
               </w:rPr>
             </w:pPr>
@@ -1986,7 +2051,7 @@
         <w:tc>
           <w:tcPr>
             <w:tcW w:w="4600" w:type="dxa"/>
-            <w:gridSpan w:val="4"/>
+            <w:gridSpan w:val="2"/>
             <w:tcBorders>
               <w:top w:val="nil"/>
               <w:left w:val="nil"/>
@@ -2003,9 +2068,9 @@
           </w:tcPr>
           <w:p>
             <w:pPr>
-              <w:spacing w:line="290" w:lineRule="atLeast" w:before="0" w:after="0"/>
-              <w:rPr>
-                <w:rFonts w:ascii="Times New Roman" w:hAnsi="Times New Roman"/>
+              <w:spacing w:line="290" w:lineRule="atLeast"/>
+              <w:rPr>
+                <w:rFonts w:ascii="Times New Roman" w:hAnsi="Times New Roman" w:hint="default"/>
                 <w:sz w:val="21"/>
               </w:rPr>
             </w:pPr>
@@ -2016,14 +2081,13 @@
                 <w:bCs/>
                 <w:sz w:val="21"/>
               </w:rPr>
-              <w:t xml:space="preserve">银行营销客户分层与转化分析</w:t>
+              <w:t>银行营销客户分层与转化分析</w:t>
             </w:r>
           </w:p>
         </w:tc>
         <w:tc>
           <w:tcPr>
             <w:tcW w:w="2693" w:type="dxa"/>
-            <w:gridSpan w:val="2"/>
             <w:tcBorders>
               <w:top w:val="nil"/>
               <w:left w:val="nil"/>
@@ -2034,9 +2098,9 @@
           </w:tcPr>
           <w:p>
             <w:pPr>
-              <w:spacing w:line="290" w:lineRule="atLeast" w:before="0" w:after="0"/>
-              <w:rPr>
-                <w:rFonts w:ascii="Times New Roman" w:eastAsia="等线" w:hAnsi="Times New Roman"/>
+              <w:spacing w:line="290" w:lineRule="atLeast"/>
+              <w:rPr>
+                <w:rFonts w:ascii="Times New Roman" w:eastAsia="等线" w:hAnsi="Times New Roman" w:hint="default"/>
                 <w:b/>
                 <w:bCs/>
                 <w:sz w:val="21"/>
@@ -2049,7 +2113,7 @@
                 <w:bCs/>
                 <w:sz w:val="21"/>
               </w:rPr>
-              <w:t xml:space="preserve">个人课程项目</w:t>
+              <w:t>个人课程项目</w:t>
             </w:r>
           </w:p>
         </w:tc>
@@ -2066,7 +2130,7 @@
           </w:tcPr>
           <w:p>
             <w:pPr>
-              <w:spacing w:line="290" w:lineRule="atLeast" w:before="0" w:after="0"/>
+              <w:spacing w:line="290" w:lineRule="atLeast"/>
               <w:rPr>
                 <w:rFonts w:ascii="Times New Roman" w:eastAsia="等线" w:hAnsi="Times New Roman" w:hint="default"/>
                 <w:b/>
@@ -2081,14 +2145,14 @@
                 <w:bCs/>
                 <w:sz w:val="21"/>
               </w:rPr>
-              <w:t xml:space="preserve">2026.04-2026.06</w:t>
+              <w:t>2026.04-2026.06</w:t>
             </w:r>
           </w:p>
         </w:tc>
       </w:tr>
       <w:tr>
         <w:trPr>
-          <w:gridAfter w:val="2"/>
+          <w:gridAfter w:val="1"/>
           <w:wAfter w:w="880" w:type="dxa"/>
           <w:jc w:val="center"/>
         </w:trPr>
@@ -2111,9 +2175,9 @@
           </w:tcPr>
           <w:p>
             <w:pPr>
-              <w:spacing w:line="290" w:lineRule="atLeast" w:before="0" w:after="0"/>
-              <w:rPr>
-                <w:rFonts w:ascii="Times New Roman" w:hAnsi="Times New Roman"/>
+              <w:spacing w:line="290" w:lineRule="atLeast"/>
+              <w:rPr>
+                <w:rFonts w:ascii="Times New Roman" w:hAnsi="Times New Roman" w:hint="default"/>
                 <w:sz w:val="21"/>
               </w:rPr>
             </w:pPr>
@@ -2122,7 +2186,7 @@
         <w:tc>
           <w:tcPr>
             <w:tcW w:w="10048" w:type="dxa"/>
-            <w:gridSpan w:val="7"/>
+            <w:gridSpan w:val="4"/>
             <w:tcBorders>
               <w:top w:val="nil"/>
               <w:left w:val="nil"/>
@@ -2143,7 +2207,7 @@
                 <w:ilvl w:val="0"/>
                 <w:numId w:val="9"/>
               </w:numPr>
-              <w:spacing w:line="290" w:lineRule="atLeast" w:before="0" w:after="0"/>
+              <w:spacing w:line="290" w:lineRule="atLeast"/>
               <w:rPr>
                 <w:rFonts w:ascii="Times New Roman" w:eastAsia="宋体" w:hAnsi="Times New Roman" w:cs="宋体" w:hint="default"/>
                 <w:sz w:val="21"/>
@@ -2154,35 +2218,35 @@
                 <w:rFonts w:ascii="Times New Roman" w:eastAsia="宋体" w:hAnsi="Times New Roman" w:cs="宋体"/>
                 <w:sz w:val="21"/>
               </w:rPr>
-              <w:t xml:space="preserve">基于</w:t>
-            </w:r>
-            <w:r>
-              <w:rPr>
-                <w:rFonts w:eastAsia="宋体" w:ascii="Times New Roman" w:hAnsi="Times New Roman"/>
-                <w:sz w:val="21"/>
-              </w:rPr>
-              <w:t xml:space="preserve">45211</w:t>
-            </w:r>
-            <w:r>
-              <w:rPr>
-                <w:rFonts w:ascii="Times New Roman" w:eastAsia="宋体" w:hAnsi="Times New Roman" w:cs="宋体"/>
-                <w:sz w:val="21"/>
-              </w:rPr>
-              <w:t xml:space="preserve">条银行营销数据，用</w:t>
-            </w:r>
-            <w:r>
-              <w:rPr>
-                <w:rFonts w:eastAsia="宋体" w:ascii="Times New Roman" w:hAnsi="Times New Roman"/>
-                <w:sz w:val="21"/>
-              </w:rPr>
-              <w:t xml:space="preserve">R</w:t>
-            </w:r>
-            <w:r>
-              <w:rPr>
-                <w:rFonts w:ascii="Times New Roman" w:eastAsia="宋体" w:hAnsi="Times New Roman" w:cs="宋体"/>
-                <w:sz w:val="21"/>
-              </w:rPr>
-              <w:t xml:space="preserve">完成数据清洗与多维度分层统计，通过帕累托分析识别高价值客群特征，用转化瀑布图定位营销流失关键环节</w:t>
+              <w:t>基于</w:t>
+            </w:r>
+            <w:r>
+              <w:rPr>
+                <w:rFonts w:ascii="Times New Roman" w:eastAsia="宋体" w:hAnsi="Times New Roman"/>
+                <w:sz w:val="21"/>
+              </w:rPr>
+              <w:t>45211</w:t>
+            </w:r>
+            <w:r>
+              <w:rPr>
+                <w:rFonts w:ascii="Times New Roman" w:eastAsia="宋体" w:hAnsi="Times New Roman" w:cs="宋体"/>
+                <w:sz w:val="21"/>
+              </w:rPr>
+              <w:t>条银行营销数据，用</w:t>
+            </w:r>
+            <w:r>
+              <w:rPr>
+                <w:rFonts w:ascii="Times New Roman" w:eastAsia="宋体" w:hAnsi="Times New Roman"/>
+                <w:sz w:val="21"/>
+              </w:rPr>
+              <w:t>R</w:t>
+            </w:r>
+            <w:r>
+              <w:rPr>
+                <w:rFonts w:ascii="Times New Roman" w:eastAsia="宋体" w:hAnsi="Times New Roman" w:cs="宋体"/>
+                <w:sz w:val="21"/>
+              </w:rPr>
+              <w:t>完成数据清洗与多维度分层统计，通过帕累托分析识别高价值客群特征，用转化瀑布图定位营销流失关键环节</w:t>
             </w:r>
           </w:p>
           <w:p>
@@ -2191,7 +2255,7 @@
                 <w:ilvl w:val="0"/>
                 <w:numId w:val="9"/>
               </w:numPr>
-              <w:spacing w:line="290" w:lineRule="atLeast" w:before="0" w:after="0"/>
+              <w:spacing w:line="290" w:lineRule="atLeast"/>
               <w:rPr>
                 <w:rFonts w:ascii="Times New Roman" w:eastAsia="宋体" w:hAnsi="Times New Roman" w:cs="宋体" w:hint="default"/>
                 <w:sz w:val="21"/>
@@ -2202,14 +2266,14 @@
                 <w:rFonts w:ascii="Times New Roman" w:eastAsia="宋体" w:hAnsi="Times New Roman" w:cs="宋体"/>
                 <w:sz w:val="21"/>
               </w:rPr>
-              <w:t xml:space="preserve">通过帕累托分析呈现高价值客群分布特征，用转化瀑布图定位营销流失关键环节，为精准营销与运营效率提升提供数据支撑</w:t>
+              <w:t>通过帕累托分析呈现高价值客群分布特征，用转化瀑布图定位营销流失关键环节，为精准营销与运营效率提升提供数据支撑</w:t>
             </w:r>
           </w:p>
         </w:tc>
       </w:tr>
       <w:tr>
         <w:trPr>
-          <w:gridAfter w:val="2"/>
+          <w:gridAfter w:val="1"/>
           <w:wAfter w:w="880" w:type="dxa"/>
           <w:jc w:val="center"/>
         </w:trPr>
@@ -2232,9 +2296,9 @@
           </w:tcPr>
           <w:p>
             <w:pPr>
-              <w:spacing w:line="290" w:lineRule="atLeast" w:before="0" w:after="0"/>
-              <w:rPr>
-                <w:rFonts w:ascii="Times New Roman" w:hAnsi="Times New Roman"/>
+              <w:spacing w:line="290" w:lineRule="atLeast"/>
+              <w:rPr>
+                <w:rFonts w:ascii="Times New Roman" w:hAnsi="Times New Roman" w:hint="default"/>
                 <w:sz w:val="21"/>
               </w:rPr>
             </w:pPr>
@@ -2243,7 +2307,7 @@
         <w:tc>
           <w:tcPr>
             <w:tcW w:w="4600" w:type="dxa"/>
-            <w:gridSpan w:val="4"/>
+            <w:gridSpan w:val="2"/>
             <w:tcBorders>
               <w:top w:val="nil"/>
               <w:left w:val="nil"/>
@@ -2260,9 +2324,9 @@
           </w:tcPr>
           <w:p>
             <w:pPr>
-              <w:spacing w:line="290" w:lineRule="atLeast" w:before="0" w:after="0"/>
-              <w:rPr>
-                <w:rFonts w:ascii="Times New Roman" w:hAnsi="Times New Roman"/>
+              <w:spacing w:line="290" w:lineRule="atLeast"/>
+              <w:rPr>
+                <w:rFonts w:ascii="Times New Roman" w:hAnsi="Times New Roman" w:hint="default"/>
                 <w:sz w:val="21"/>
               </w:rPr>
             </w:pPr>
@@ -2273,7 +2337,7 @@
                 <w:bCs/>
                 <w:sz w:val="21"/>
               </w:rPr>
-              <w:t xml:space="preserve">ERP</w:t>
+              <w:t>ERP</w:t>
             </w:r>
             <w:r>
               <w:rPr>
@@ -2282,14 +2346,13 @@
                 <w:bCs/>
                 <w:sz w:val="21"/>
               </w:rPr>
-              <w:t xml:space="preserve">供应链全流程模拟操作</w:t>
+              <w:t>供应链全流程模拟操作</w:t>
             </w:r>
           </w:p>
         </w:tc>
         <w:tc>
           <w:tcPr>
             <w:tcW w:w="2693" w:type="dxa"/>
-            <w:gridSpan w:val="2"/>
             <w:tcBorders>
               <w:top w:val="nil"/>
               <w:left w:val="nil"/>
@@ -2300,9 +2363,9 @@
           </w:tcPr>
           <w:p>
             <w:pPr>
-              <w:spacing w:line="290" w:lineRule="atLeast" w:before="0" w:after="0"/>
-              <w:rPr>
-                <w:rFonts w:ascii="Times New Roman" w:eastAsia="等线" w:hAnsi="Times New Roman"/>
+              <w:spacing w:line="290" w:lineRule="atLeast"/>
+              <w:rPr>
+                <w:rFonts w:ascii="Times New Roman" w:eastAsia="等线" w:hAnsi="Times New Roman" w:hint="default"/>
                 <w:b/>
                 <w:bCs/>
                 <w:sz w:val="21"/>
@@ -2315,7 +2378,7 @@
                 <w:bCs/>
                 <w:sz w:val="21"/>
               </w:rPr>
-              <w:t xml:space="preserve">课程实验・账套主管</w:t>
+              <w:t>课程实验・账套主管</w:t>
             </w:r>
           </w:p>
         </w:tc>
@@ -2332,7 +2395,7 @@
           </w:tcPr>
           <w:p>
             <w:pPr>
-              <w:spacing w:line="290" w:lineRule="atLeast" w:before="0" w:after="0"/>
+              <w:spacing w:line="290" w:lineRule="atLeast"/>
               <w:rPr>
                 <w:rFonts w:ascii="Times New Roman" w:eastAsia="等线" w:hAnsi="Times New Roman" w:hint="default"/>
                 <w:b/>
@@ -2347,14 +2410,14 @@
                 <w:bCs/>
                 <w:sz w:val="21"/>
               </w:rPr>
-              <w:t xml:space="preserve">2025.03-2025.07</w:t>
+              <w:t>2025.03-2025.07</w:t>
             </w:r>
           </w:p>
         </w:tc>
       </w:tr>
       <w:tr>
         <w:trPr>
-          <w:gridAfter w:val="2"/>
+          <w:gridAfter w:val="1"/>
           <w:wAfter w:w="880" w:type="dxa"/>
           <w:jc w:val="center"/>
         </w:trPr>
@@ -2377,9 +2440,9 @@
           </w:tcPr>
           <w:p>
             <w:pPr>
-              <w:spacing w:line="290" w:lineRule="atLeast" w:before="0" w:after="0"/>
-              <w:rPr>
-                <w:rFonts w:ascii="Times New Roman" w:hAnsi="Times New Roman"/>
+              <w:spacing w:line="290" w:lineRule="atLeast"/>
+              <w:rPr>
+                <w:rFonts w:ascii="Times New Roman" w:hAnsi="Times New Roman" w:hint="default"/>
                 <w:sz w:val="21"/>
               </w:rPr>
             </w:pPr>
@@ -2388,7 +2451,7 @@
         <w:tc>
           <w:tcPr>
             <w:tcW w:w="10048" w:type="dxa"/>
-            <w:gridSpan w:val="7"/>
+            <w:gridSpan w:val="4"/>
             <w:tcBorders>
               <w:top w:val="nil"/>
               <w:left w:val="nil"/>
@@ -2409,7 +2472,7 @@
                 <w:ilvl w:val="0"/>
                 <w:numId w:val="9"/>
               </w:numPr>
-              <w:spacing w:line="290" w:lineRule="atLeast" w:before="0" w:after="0"/>
+              <w:spacing w:line="290" w:lineRule="atLeast"/>
               <w:rPr>
                 <w:rFonts w:ascii="Times New Roman" w:eastAsia="宋体" w:hAnsi="Times New Roman" w:cs="宋体" w:hint="default"/>
                 <w:sz w:val="21"/>
@@ -2420,21 +2483,21 @@
                 <w:rFonts w:ascii="Times New Roman" w:eastAsia="宋体" w:hAnsi="Times New Roman" w:cs="宋体"/>
                 <w:sz w:val="21"/>
               </w:rPr>
-              <w:t xml:space="preserve">以账套主管角色使用用友</w:t>
-            </w:r>
-            <w:r>
-              <w:rPr>
-                <w:rFonts w:eastAsia="宋体" w:ascii="Times New Roman" w:hAnsi="Times New Roman"/>
-                <w:sz w:val="21"/>
-              </w:rPr>
-              <w:t xml:space="preserve">U8+ ERP</w:t>
-            </w:r>
-            <w:r>
-              <w:rPr>
-                <w:rFonts w:ascii="Times New Roman" w:eastAsia="宋体" w:hAnsi="Times New Roman" w:cs="宋体"/>
-                <w:sz w:val="21"/>
-              </w:rPr>
-              <w:t xml:space="preserve">系统，以模拟箱包贸易企业为对象，独立完成采购订单→到货入库→销售订单→发货出库→库存调拨→盘点→存货核算→收付款凭证全流程运营操作</w:t>
+              <w:t>以账套主管角色使用用友</w:t>
+            </w:r>
+            <w:r>
+              <w:rPr>
+                <w:rFonts w:ascii="Times New Roman" w:eastAsia="宋体" w:hAnsi="Times New Roman"/>
+                <w:sz w:val="21"/>
+              </w:rPr>
+              <w:t>U8+ ERP</w:t>
+            </w:r>
+            <w:r>
+              <w:rPr>
+                <w:rFonts w:ascii="Times New Roman" w:eastAsia="宋体" w:hAnsi="Times New Roman" w:cs="宋体"/>
+                <w:sz w:val="21"/>
+              </w:rPr>
+              <w:t>系统，以模拟箱包贸易企业为对象，独立完成采购订单→到货入库→销售订单→发货出库→库存调拨→盘点→存货核算→收付款凭证全流程运营操作</w:t>
             </w:r>
           </w:p>
           <w:p>
@@ -2443,7 +2506,7 @@
                 <w:ilvl w:val="0"/>
                 <w:numId w:val="9"/>
               </w:numPr>
-              <w:spacing w:line="290" w:lineRule="atLeast" w:before="0" w:after="0"/>
+              <w:spacing w:line="290" w:lineRule="atLeast"/>
               <w:rPr>
                 <w:rFonts w:ascii="Times New Roman" w:eastAsia="宋体" w:hAnsi="Times New Roman" w:cs="宋体" w:hint="default"/>
                 <w:sz w:val="21"/>
@@ -2454,35 +2517,35 @@
                 <w:rFonts w:ascii="Times New Roman" w:eastAsia="宋体" w:hAnsi="Times New Roman" w:cs="宋体"/>
                 <w:sz w:val="21"/>
               </w:rPr>
-              <w:t xml:space="preserve">掌握采购、销售、库存、存货、财务五大模块间的数据流转与单据联动逻辑，理解</w:t>
-            </w:r>
-            <w:r>
-              <w:rPr>
-                <w:rFonts w:eastAsia="宋体" w:ascii="Times New Roman" w:hAnsi="Times New Roman"/>
-                <w:sz w:val="21"/>
-              </w:rPr>
-              <w:t xml:space="preserve">ERP</w:t>
-            </w:r>
-            <w:r>
-              <w:rPr>
-                <w:rFonts w:ascii="Times New Roman" w:eastAsia="宋体" w:hAnsi="Times New Roman" w:cs="宋体"/>
-                <w:sz w:val="21"/>
-              </w:rPr>
-              <w:t xml:space="preserve">系统中供应链业务从订单到核算的标准化运作机制</w:t>
+              <w:t>掌握采购、销售、库存、存货、财务五大模块间的数据流转与单据联动逻辑，理解</w:t>
+            </w:r>
+            <w:r>
+              <w:rPr>
+                <w:rFonts w:ascii="Times New Roman" w:eastAsia="宋体" w:hAnsi="Times New Roman"/>
+                <w:sz w:val="21"/>
+              </w:rPr>
+              <w:t>ERP</w:t>
+            </w:r>
+            <w:r>
+              <w:rPr>
+                <w:rFonts w:ascii="Times New Roman" w:eastAsia="宋体" w:hAnsi="Times New Roman" w:cs="宋体"/>
+                <w:sz w:val="21"/>
+              </w:rPr>
+              <w:t>系统中供应链业务从订单到核算的标准化运作机制</w:t>
             </w:r>
           </w:p>
         </w:tc>
       </w:tr>
       <w:tr>
         <w:trPr>
-          <w:gridBefore w:val="3"/>
+          <w:gridBefore w:val="2"/>
           <w:wBefore w:w="879" w:type="dxa"/>
           <w:jc w:val="center"/>
         </w:trPr>
         <w:tc>
           <w:tcPr>
             <w:tcW w:w="10744" w:type="dxa"/>
-            <w:gridSpan w:val="7"/>
+            <w:gridSpan w:val="4"/>
             <w:tcBorders>
               <w:top w:val="nil"/>
               <w:left w:val="nil"/>
@@ -2500,7 +2563,10 @@
           </w:tcPr>
           <w:p>
             <w:pPr>
-              <w:spacing w:line="290" w:lineRule="atLeast" w:before="0" w:after="0"/>
+              <w:spacing w:line="290" w:lineRule="atLeast"/>
+              <w:rPr>
+                <w:rFonts w:hint="default"/>
+              </w:rPr>
             </w:pPr>
             <w:r>
               <w:rPr>
@@ -2514,26 +2580,27 @@
     </w:tbl>
     <w:p>
       <w:pPr>
+        <w:spacing w:line="290" w:lineRule="atLeast"/>
         <w:rPr>
+          <w:rFonts w:hint="default"/>
           <w:vanish/>
         </w:rPr>
-        <w:spacing w:line="290" w:lineRule="atLeast" w:before="0" w:after="0"/>
       </w:pPr>
     </w:p>
     <w:p>
       <w:pPr>
+        <w:spacing w:line="290" w:lineRule="atLeast"/>
         <w:rPr>
+          <w:rFonts w:hint="default"/>
           <w:vanish/>
           <w:sz w:val="21"/>
         </w:rPr>
-        <w:spacing w:line="290" w:lineRule="atLeast" w:before="0" w:after="0"/>
       </w:pPr>
     </w:p>
     <w:tbl>
       <w:tblPr>
         <w:tblW w:w="0" w:type="auto"/>
         <w:jc w:val="center"/>
-        <w:tblInd w:w="0" w:type="dxa"/>
         <w:tblLayout w:type="fixed"/>
         <w:tblCellMar>
           <w:left w:w="0" w:type="dxa"/>
@@ -2543,9 +2610,9 @@
       </w:tblPr>
       <w:tblGrid>
         <w:gridCol w:w="695"/>
-        <w:gridCol w:w="3686"/>
+        <w:gridCol w:w="4600"/>
         <w:gridCol w:w="2693"/>
-        <w:gridCol w:w="3669"/>
+        <w:gridCol w:w="2755"/>
       </w:tblGrid>
       <w:tr>
         <w:trPr>
@@ -2570,8 +2637,9 @@
           </w:tcPr>
           <w:p>
             <w:pPr>
-              <w:spacing w:line="290" w:lineRule="atLeast" w:before="0" w:after="0"/>
-              <w:rPr>
+              <w:spacing w:line="290" w:lineRule="atLeast"/>
+              <w:rPr>
+                <w:rFonts w:hint="default"/>
                 <w:sz w:val="21"/>
               </w:rPr>
             </w:pPr>
@@ -2596,8 +2664,9 @@
           </w:tcPr>
           <w:p>
             <w:pPr>
-              <w:spacing w:line="290" w:lineRule="atLeast" w:before="0" w:after="0"/>
-              <w:rPr>
+              <w:spacing w:line="290" w:lineRule="atLeast"/>
+              <w:rPr>
+                <w:rFonts w:hint="default"/>
                 <w:b/>
                 <w:bCs/>
                 <w:sz w:val="21"/>
@@ -2610,7 +2679,7 @@
                 <w:bCs/>
                 <w:sz w:val="21"/>
               </w:rPr>
-              <w:t xml:space="preserve">山东鱼跃尚成教育有限责任公司</w:t>
+              <w:t>山东鱼跃尚成教育有限责任公司</w:t>
             </w:r>
           </w:p>
         </w:tc>
@@ -2627,8 +2696,9 @@
           </w:tcPr>
           <w:p>
             <w:pPr>
-              <w:spacing w:line="290" w:lineRule="atLeast" w:before="0" w:after="0"/>
-              <w:rPr>
+              <w:spacing w:line="290" w:lineRule="atLeast"/>
+              <w:rPr>
+                <w:rFonts w:hint="default"/>
                 <w:b/>
                 <w:bCs/>
                 <w:sz w:val="21"/>
@@ -2641,7 +2711,7 @@
                 <w:bCs/>
                 <w:sz w:val="21"/>
               </w:rPr>
-              <w:t xml:space="preserve">项目助理（兼职）</w:t>
+              <w:t>项目助理（兼职）</w:t>
             </w:r>
           </w:p>
         </w:tc>
@@ -2658,7 +2728,7 @@
           </w:tcPr>
           <w:p>
             <w:pPr>
-              <w:spacing w:line="290" w:lineRule="atLeast" w:before="0" w:after="0"/>
+              <w:spacing w:line="290" w:lineRule="atLeast"/>
               <w:rPr>
                 <w:rFonts w:ascii="Times New Roman" w:eastAsia="等线" w:hAnsi="Times New Roman" w:hint="default"/>
                 <w:b/>
@@ -2673,7 +2743,7 @@
                 <w:bCs/>
                 <w:sz w:val="21"/>
               </w:rPr>
-              <w:t xml:space="preserve">2026.04 - 2026.07</w:t>
+              <w:t>2026.04 - 2026.07</w:t>
             </w:r>
           </w:p>
         </w:tc>
@@ -2701,9 +2771,9 @@
           </w:tcPr>
           <w:p>
             <w:pPr>
-              <w:spacing w:line="290" w:lineRule="atLeast" w:before="0" w:after="0"/>
-              <w:rPr>
-                <w:rFonts w:ascii="Times New Roman" w:hAnsi="Times New Roman"/>
+              <w:spacing w:line="290" w:lineRule="atLeast"/>
+              <w:rPr>
+                <w:rFonts w:ascii="Times New Roman" w:hAnsi="Times New Roman" w:hint="default"/>
                 <w:sz w:val="21"/>
               </w:rPr>
             </w:pPr>
@@ -2733,7 +2803,7 @@
                 <w:ilvl w:val="0"/>
                 <w:numId w:val="6"/>
               </w:numPr>
-              <w:spacing w:line="290" w:lineRule="atLeast" w:before="0" w:after="0"/>
+              <w:spacing w:line="290" w:lineRule="atLeast"/>
               <w:rPr>
                 <w:rFonts w:ascii="Times New Roman" w:eastAsia="宋体" w:hAnsi="Times New Roman" w:cs="宋体" w:hint="default"/>
                 <w:sz w:val="21"/>
@@ -2744,35 +2814,35 @@
                 <w:rFonts w:ascii="Times New Roman" w:eastAsia="宋体" w:hAnsi="Times New Roman" w:cs="宋体"/>
                 <w:sz w:val="21"/>
               </w:rPr>
-              <w:t xml:space="preserve">统筹</w:t>
-            </w:r>
-            <w:r>
-              <w:rPr>
-                <w:rFonts w:eastAsia="宋体" w:ascii="Times New Roman" w:hAnsi="Times New Roman"/>
-                <w:sz w:val="21"/>
-              </w:rPr>
-              <w:t xml:space="preserve">200+</w:t>
-            </w:r>
-            <w:r>
-              <w:rPr>
-                <w:rFonts w:ascii="Times New Roman" w:eastAsia="宋体" w:hAnsi="Times New Roman" w:cs="宋体"/>
-                <w:sz w:val="21"/>
-              </w:rPr>
-              <w:t xml:space="preserve">份申报材料全流程管理，用</w:t>
-            </w:r>
-            <w:r>
-              <w:rPr>
-                <w:rFonts w:eastAsia="宋体" w:ascii="Times New Roman" w:hAnsi="Times New Roman"/>
-                <w:sz w:val="21"/>
-              </w:rPr>
-              <w:t xml:space="preserve">Excel</w:t>
-            </w:r>
-            <w:r>
-              <w:rPr>
-                <w:rFonts w:ascii="Times New Roman" w:eastAsia="宋体" w:hAnsi="Times New Roman" w:cs="宋体"/>
-                <w:sz w:val="21"/>
-              </w:rPr>
-              <w:t xml:space="preserve">搭建分类台账，建立三级校验机制实现零差错提交</w:t>
+              <w:t>统筹</w:t>
+            </w:r>
+            <w:r>
+              <w:rPr>
+                <w:rFonts w:ascii="Times New Roman" w:eastAsia="宋体" w:hAnsi="Times New Roman"/>
+                <w:sz w:val="21"/>
+              </w:rPr>
+              <w:t>200+</w:t>
+            </w:r>
+            <w:r>
+              <w:rPr>
+                <w:rFonts w:ascii="Times New Roman" w:eastAsia="宋体" w:hAnsi="Times New Roman" w:cs="宋体"/>
+                <w:sz w:val="21"/>
+              </w:rPr>
+              <w:t>份申报材料全流程管理，用</w:t>
+            </w:r>
+            <w:r>
+              <w:rPr>
+                <w:rFonts w:ascii="Times New Roman" w:eastAsia="宋体" w:hAnsi="Times New Roman"/>
+                <w:sz w:val="21"/>
+              </w:rPr>
+              <w:t>Excel</w:t>
+            </w:r>
+            <w:r>
+              <w:rPr>
+                <w:rFonts w:ascii="Times New Roman" w:eastAsia="宋体" w:hAnsi="Times New Roman" w:cs="宋体"/>
+                <w:sz w:val="21"/>
+              </w:rPr>
+              <w:t>搭建分类台账，建立三级校验机制实现零差错提交</w:t>
             </w:r>
           </w:p>
           <w:p>
@@ -2781,7 +2851,7 @@
                 <w:ilvl w:val="0"/>
                 <w:numId w:val="6"/>
               </w:numPr>
-              <w:spacing w:line="290" w:lineRule="atLeast" w:before="0" w:after="0"/>
+              <w:spacing w:line="290" w:lineRule="atLeast"/>
               <w:rPr>
                 <w:rFonts w:ascii="Times New Roman" w:eastAsia="宋体" w:hAnsi="Times New Roman" w:cs="宋体" w:hint="default"/>
                 <w:sz w:val="21"/>
@@ -2792,7 +2862,7 @@
                 <w:rFonts w:ascii="Times New Roman" w:eastAsia="宋体" w:hAnsi="Times New Roman" w:cs="宋体"/>
                 <w:sz w:val="21"/>
               </w:rPr>
-              <w:t xml:space="preserve">梳理并标准化资料审核与报批流程，与各方同步进度，按月汇总数据形成工作小结，提升整体执行效率</w:t>
+              <w:t>梳理并标准化资料审核与报批流程，与各方同步进度，按月汇总数据形成工作小结，提升整体执行效率</w:t>
             </w:r>
           </w:p>
         </w:tc>
@@ -2820,8 +2890,9 @@
           </w:tcPr>
           <w:p>
             <w:pPr>
-              <w:spacing w:line="290" w:lineRule="atLeast" w:before="0" w:after="0"/>
-              <w:rPr>
+              <w:spacing w:line="290" w:lineRule="atLeast"/>
+              <w:rPr>
+                <w:rFonts w:hint="default"/>
                 <w:sz w:val="21"/>
               </w:rPr>
             </w:pPr>
@@ -2846,8 +2917,9 @@
           </w:tcPr>
           <w:p>
             <w:pPr>
-              <w:spacing w:line="290" w:lineRule="atLeast" w:before="0" w:after="0"/>
-              <w:rPr>
+              <w:spacing w:line="290" w:lineRule="atLeast"/>
+              <w:rPr>
+                <w:rFonts w:hint="default"/>
                 <w:b/>
                 <w:bCs/>
                 <w:sz w:val="21"/>
@@ -2860,7 +2932,7 @@
                 <w:bCs/>
                 <w:sz w:val="21"/>
               </w:rPr>
-              <w:t xml:space="preserve">瑞幸咖啡</w:t>
+              <w:t>瑞幸咖啡</w:t>
             </w:r>
           </w:p>
         </w:tc>
@@ -2877,8 +2949,9 @@
           </w:tcPr>
           <w:p>
             <w:pPr>
-              <w:spacing w:line="290" w:lineRule="atLeast" w:before="0" w:after="0"/>
-              <w:rPr>
+              <w:spacing w:line="290" w:lineRule="atLeast"/>
+              <w:rPr>
+                <w:rFonts w:hint="default"/>
                 <w:b/>
                 <w:bCs/>
                 <w:sz w:val="21"/>
@@ -2891,7 +2964,7 @@
                 <w:bCs/>
                 <w:sz w:val="21"/>
               </w:rPr>
-              <w:t xml:space="preserve">咖啡师（兼职）</w:t>
+              <w:t>咖啡师（兼职）</w:t>
             </w:r>
           </w:p>
         </w:tc>
@@ -2908,7 +2981,7 @@
           </w:tcPr>
           <w:p>
             <w:pPr>
-              <w:spacing w:line="290" w:lineRule="atLeast" w:before="0" w:after="0"/>
+              <w:spacing w:line="290" w:lineRule="atLeast"/>
               <w:rPr>
                 <w:rFonts w:ascii="Times New Roman" w:eastAsia="等线" w:hAnsi="Times New Roman" w:hint="default"/>
                 <w:b/>
@@ -2923,7 +2996,7 @@
                 <w:bCs/>
                 <w:sz w:val="21"/>
               </w:rPr>
-              <w:t xml:space="preserve">2023.07 - 2023.09</w:t>
+              <w:t>2023.07 - 2023.09</w:t>
             </w:r>
           </w:p>
         </w:tc>
@@ -2951,9 +3024,9 @@
           </w:tcPr>
           <w:p>
             <w:pPr>
-              <w:spacing w:line="290" w:lineRule="atLeast" w:before="0" w:after="0"/>
-              <w:rPr>
-                <w:rFonts w:ascii="Times New Roman" w:hAnsi="Times New Roman"/>
+              <w:spacing w:line="290" w:lineRule="atLeast"/>
+              <w:rPr>
+                <w:rFonts w:ascii="Times New Roman" w:hAnsi="Times New Roman" w:hint="default"/>
                 <w:sz w:val="21"/>
               </w:rPr>
             </w:pPr>
@@ -2983,7 +3056,7 @@
                 <w:ilvl w:val="0"/>
                 <w:numId w:val="6"/>
               </w:numPr>
-              <w:spacing w:line="290" w:lineRule="atLeast" w:before="0" w:after="0"/>
+              <w:spacing w:line="290" w:lineRule="atLeast"/>
               <w:rPr>
                 <w:rFonts w:ascii="Times New Roman" w:eastAsia="宋体" w:hAnsi="Times New Roman" w:cs="宋体" w:hint="default"/>
                 <w:sz w:val="21"/>
@@ -2994,7 +3067,7 @@
                 <w:rFonts w:ascii="Times New Roman" w:eastAsia="宋体" w:hAnsi="Times New Roman" w:cs="宋体"/>
                 <w:sz w:val="21"/>
               </w:rPr>
-              <w:t xml:space="preserve">负责门店数十种原辅料的日常盘点与效期管理，落实日盘制度，根据消耗规律提醒仓库解冻备货，降低物料损耗与缺货风险；规范物料分区与出入库单据核对，保持交接班库存账实一致；根据销售数据同步补货需求，保障门店日常运营物料供应</w:t>
+              <w:t>负责门店数十种原辅料的日常盘点与效期管理，落实日盘制度，根据消耗规律提醒仓库解冻备货，降低物料损耗与缺货风险；规范物料分区与出入库单据核对，保持交接班库存账实一致；根据销售数据同步补货需求，保障门店日常运营物料供应</w:t>
             </w:r>
           </w:p>
         </w:tc>
@@ -3002,68 +3075,67 @@
     </w:tbl>
     <w:p>
       <w:pPr>
+        <w:spacing w:line="290" w:lineRule="atLeast"/>
         <w:rPr>
-          <w:rFonts w:ascii="Times New Roman" w:hAnsi="Times New Roman"/>
+          <w:rFonts w:ascii="Times New Roman" w:hAnsi="Times New Roman" w:hint="default"/>
           <w:vanish/>
           <w:sz w:val="21"/>
         </w:rPr>
-        <w:spacing w:line="290" w:lineRule="atLeast" w:before="0" w:after="0"/>
       </w:pPr>
     </w:p>
     <w:p>
       <w:pPr>
+        <w:spacing w:line="290" w:lineRule="atLeast"/>
         <w:rPr>
-          <w:rFonts w:ascii="Times New Roman" w:hAnsi="Times New Roman"/>
+          <w:rFonts w:ascii="Times New Roman" w:hAnsi="Times New Roman" w:hint="default"/>
           <w:vanish/>
           <w:sz w:val="21"/>
         </w:rPr>
-        <w:spacing w:line="290" w:lineRule="atLeast" w:before="0" w:after="0"/>
       </w:pPr>
     </w:p>
     <w:p>
       <w:pPr>
+        <w:spacing w:line="290" w:lineRule="atLeast"/>
         <w:rPr>
-          <w:rFonts w:ascii="Times New Roman" w:hAnsi="Times New Roman"/>
+          <w:rFonts w:ascii="Times New Roman" w:hAnsi="Times New Roman" w:hint="default"/>
           <w:vanish/>
           <w:sz w:val="21"/>
         </w:rPr>
-        <w:spacing w:line="290" w:lineRule="atLeast" w:before="0" w:after="0"/>
       </w:pPr>
     </w:p>
     <w:p>
       <w:pPr>
+        <w:spacing w:line="290" w:lineRule="atLeast"/>
         <w:rPr>
-          <w:rFonts w:ascii="Times New Roman" w:hAnsi="Times New Roman"/>
+          <w:rFonts w:ascii="Times New Roman" w:hAnsi="Times New Roman" w:hint="default"/>
           <w:vanish/>
           <w:sz w:val="2"/>
         </w:rPr>
-        <w:spacing w:line="290" w:lineRule="atLeast" w:before="0" w:after="0"/>
       </w:pPr>
     </w:p>
     <w:p>
       <w:pPr>
+        <w:spacing w:line="290" w:lineRule="atLeast"/>
         <w:rPr>
-          <w:rFonts w:ascii="Times New Roman" w:hAnsi="Times New Roman"/>
+          <w:rFonts w:ascii="Times New Roman" w:hAnsi="Times New Roman" w:hint="default"/>
           <w:vanish/>
         </w:rPr>
-        <w:spacing w:line="290" w:lineRule="atLeast" w:before="0" w:after="0"/>
       </w:pPr>
     </w:p>
     <w:p>
       <w:pPr>
+        <w:spacing w:line="290" w:lineRule="atLeast"/>
         <w:rPr>
-          <w:rFonts w:ascii="Times New Roman" w:hAnsi="Times New Roman"/>
+          <w:rFonts w:ascii="Times New Roman" w:hAnsi="Times New Roman" w:hint="default"/>
           <w:vanish/>
           <w:sz w:val="21"/>
         </w:rPr>
-        <w:spacing w:line="290" w:lineRule="atLeast" w:before="0" w:after="0"/>
       </w:pPr>
     </w:p>
     <w:tbl>
       <w:tblPr>
         <w:tblW w:w="0" w:type="auto"/>
         <w:jc w:val="center"/>
-        <w:tblInd w:w="0" w:type="dxa"/>
         <w:tblLayout w:type="fixed"/>
         <w:tblCellMar>
           <w:left w:w="0" w:type="dxa"/>
@@ -3098,9 +3170,9 @@
           </w:tcPr>
           <w:p>
             <w:pPr>
-              <w:spacing w:before="0" w:after="0" w:line="290" w:lineRule="atLeast"/>
-              <w:rPr>
-                <w:rFonts w:ascii="Times New Roman" w:hAnsi="Times New Roman"/>
+              <w:spacing w:line="290" w:lineRule="atLeast"/>
+              <w:rPr>
+                <w:rFonts w:ascii="Times New Roman" w:hAnsi="Times New Roman" w:hint="default"/>
               </w:rPr>
             </w:pPr>
             <w:r>
@@ -3109,7 +3181,7 @@
                 <w:b/>
                 <w:bCs/>
               </w:rPr>
-              <w:t xml:space="preserve">综合技能</w:t>
+              <w:t>综合技能</w:t>
             </w:r>
           </w:p>
         </w:tc>
@@ -3117,18 +3189,17 @@
     </w:tbl>
     <w:p>
       <w:pPr>
+        <w:spacing w:line="290" w:lineRule="atLeast"/>
         <w:rPr>
-          <w:rFonts w:ascii="Times New Roman" w:hAnsi="Times New Roman"/>
+          <w:rFonts w:ascii="Times New Roman" w:hAnsi="Times New Roman" w:hint="default"/>
           <w:vanish/>
         </w:rPr>
-        <w:spacing w:line="290" w:lineRule="atLeast" w:before="0" w:after="0"/>
       </w:pPr>
     </w:p>
     <w:tbl>
       <w:tblPr>
         <w:tblW w:w="0" w:type="auto"/>
         <w:jc w:val="center"/>
-        <w:tblInd w:w="0" w:type="dxa"/>
         <w:tblLayout w:type="fixed"/>
         <w:tblCellMar>
           <w:left w:w="0" w:type="dxa"/>
@@ -3142,7 +3213,7 @@
       </w:tblGrid>
       <w:tr>
         <w:trPr>
-          <w:trHeight w:val="1843"/>
+          <w:trHeight w:val="1565"/>
           <w:jc w:val="center"/>
         </w:trPr>
         <w:tc>
@@ -3164,9 +3235,9 @@
           </w:tcPr>
           <w:p>
             <w:pPr>
-              <w:spacing w:before="0" w:after="0" w:line="290" w:lineRule="atLeast"/>
-              <w:rPr>
-                <w:rFonts w:ascii="Times New Roman" w:hAnsi="Times New Roman"/>
+              <w:spacing w:line="290" w:lineRule="atLeast"/>
+              <w:rPr>
+                <w:rFonts w:ascii="Times New Roman" w:hAnsi="Times New Roman" w:hint="default"/>
                 <w:sz w:val="21"/>
               </w:rPr>
             </w:pPr>
@@ -3191,7 +3262,7 @@
           </w:tcPr>
           <w:p>
             <w:pPr>
-              <w:spacing w:line="290" w:lineRule="atLeast" w:before="0" w:after="0"/>
+              <w:spacing w:line="290" w:lineRule="atLeast"/>
               <w:rPr>
                 <w:rFonts w:ascii="Times New Roman" w:eastAsia="宋体" w:hAnsi="Times New Roman" w:cs="宋体" w:hint="default"/>
                 <w:b/>
@@ -3206,166 +3277,166 @@
                 <w:bCs/>
                 <w:sz w:val="21"/>
               </w:rPr>
-              <w:t xml:space="preserve">业务系统与数据工具：</w:t>
-            </w:r>
-            <w:r>
-              <w:rPr>
-                <w:rFonts w:ascii="Times New Roman" w:eastAsia="宋体" w:hAnsi="Times New Roman" w:cs="宋体"/>
-                <w:sz w:val="21"/>
-              </w:rPr>
-              <w:t xml:space="preserve">用友</w:t>
-            </w:r>
-            <w:r>
-              <w:rPr>
-                <w:rFonts w:eastAsia="宋体" w:ascii="Times New Roman" w:hAnsi="Times New Roman"/>
-                <w:sz w:val="21"/>
-              </w:rPr>
-              <w:t xml:space="preserve">U8+ ERP</w:t>
-            </w:r>
-            <w:r>
-              <w:rPr>
-                <w:rFonts w:ascii="Times New Roman" w:eastAsia="宋体" w:hAnsi="Times New Roman" w:cs="宋体"/>
-                <w:sz w:val="21"/>
-              </w:rPr>
-              <w:t xml:space="preserve">（采购</w:t>
-            </w:r>
-            <w:r>
-              <w:rPr>
-                <w:rFonts w:eastAsia="宋体" w:ascii="Times New Roman" w:hAnsi="Times New Roman"/>
-                <w:sz w:val="21"/>
-              </w:rPr>
-              <w:t xml:space="preserve">/</w:t>
-            </w:r>
-            <w:r>
-              <w:rPr>
-                <w:rFonts w:ascii="Times New Roman" w:eastAsia="宋体" w:hAnsi="Times New Roman" w:cs="宋体"/>
-                <w:sz w:val="21"/>
-              </w:rPr>
-              <w:t xml:space="preserve">销售</w:t>
-            </w:r>
-            <w:r>
-              <w:rPr>
-                <w:rFonts w:eastAsia="宋体" w:ascii="Times New Roman" w:hAnsi="Times New Roman"/>
-                <w:sz w:val="21"/>
-              </w:rPr>
-              <w:t xml:space="preserve">/</w:t>
-            </w:r>
-            <w:r>
-              <w:rPr>
-                <w:rFonts w:ascii="Times New Roman" w:eastAsia="宋体" w:hAnsi="Times New Roman" w:cs="宋体"/>
-                <w:sz w:val="21"/>
-              </w:rPr>
-              <w:t xml:space="preserve">库存</w:t>
-            </w:r>
-            <w:r>
-              <w:rPr>
-                <w:rFonts w:eastAsia="宋体" w:ascii="Times New Roman" w:hAnsi="Times New Roman"/>
-                <w:sz w:val="21"/>
-              </w:rPr>
-              <w:t xml:space="preserve">/</w:t>
-            </w:r>
-            <w:r>
-              <w:rPr>
-                <w:rFonts w:ascii="Times New Roman" w:eastAsia="宋体" w:hAnsi="Times New Roman" w:cs="宋体"/>
-                <w:sz w:val="21"/>
-              </w:rPr>
-              <w:t xml:space="preserve">核算全流程），</w:t>
-            </w:r>
-            <w:r>
-              <w:rPr>
-                <w:rFonts w:eastAsia="宋体" w:ascii="Times New Roman" w:hAnsi="Times New Roman"/>
-                <w:sz w:val="21"/>
-              </w:rPr>
-              <w:t xml:space="preserve">Excel</w:t>
-            </w:r>
-            <w:r>
-              <w:rPr>
-                <w:rFonts w:ascii="Times New Roman" w:eastAsia="宋体" w:hAnsi="Times New Roman" w:cs="宋体"/>
-                <w:sz w:val="21"/>
-              </w:rPr>
-              <w:t xml:space="preserve">（数据透视表、</w:t>
-            </w:r>
-            <w:r>
-              <w:rPr>
-                <w:rFonts w:eastAsia="宋体" w:ascii="Times New Roman" w:hAnsi="Times New Roman"/>
-                <w:sz w:val="21"/>
-              </w:rPr>
-              <w:t xml:space="preserve">VLOOKUP</w:t>
-            </w:r>
-            <w:r>
-              <w:rPr>
-                <w:rFonts w:ascii="Times New Roman" w:eastAsia="宋体" w:hAnsi="Times New Roman" w:cs="宋体"/>
-                <w:sz w:val="21"/>
-              </w:rPr>
-              <w:t xml:space="preserve">、函数公式、图表可视化）、</w:t>
-            </w:r>
-            <w:r>
-              <w:rPr>
-                <w:rFonts w:eastAsia="宋体" w:ascii="Times New Roman" w:hAnsi="Times New Roman"/>
-                <w:sz w:val="21"/>
-              </w:rPr>
-              <w:t xml:space="preserve">Python</w:t>
-            </w:r>
-            <w:r>
-              <w:rPr>
-                <w:rFonts w:ascii="Times New Roman" w:eastAsia="宋体" w:hAnsi="Times New Roman" w:cs="宋体"/>
-                <w:sz w:val="21"/>
-              </w:rPr>
-              <w:t xml:space="preserve">（</w:t>
-            </w:r>
-            <w:r>
-              <w:rPr>
-                <w:rFonts w:eastAsia="宋体" w:ascii="Times New Roman" w:hAnsi="Times New Roman"/>
-                <w:sz w:val="21"/>
-              </w:rPr>
-              <w:t xml:space="preserve">pandas</w:t>
-            </w:r>
-            <w:r>
-              <w:rPr>
-                <w:rFonts w:ascii="Times New Roman" w:eastAsia="宋体" w:hAnsi="Times New Roman" w:cs="宋体"/>
-                <w:sz w:val="21"/>
-              </w:rPr>
-              <w:t xml:space="preserve">数据处理、</w:t>
-            </w:r>
-            <w:r>
-              <w:rPr>
-                <w:rFonts w:eastAsia="宋体" w:ascii="Times New Roman" w:hAnsi="Times New Roman"/>
-                <w:sz w:val="21"/>
-              </w:rPr>
-              <w:t xml:space="preserve">matplotlib</w:t>
-            </w:r>
-            <w:r>
-              <w:rPr>
-                <w:rFonts w:ascii="Times New Roman" w:eastAsia="宋体" w:hAnsi="Times New Roman" w:cs="宋体"/>
-                <w:sz w:val="21"/>
-              </w:rPr>
-              <w:t xml:space="preserve">可视化）、</w:t>
-            </w:r>
-            <w:r>
-              <w:rPr>
-                <w:rFonts w:eastAsia="宋体" w:ascii="Times New Roman" w:hAnsi="Times New Roman"/>
-                <w:sz w:val="21"/>
-              </w:rPr>
-              <w:t xml:space="preserve">R</w:t>
-            </w:r>
-            <w:r>
-              <w:rPr>
-                <w:rFonts w:ascii="Times New Roman" w:eastAsia="宋体" w:hAnsi="Times New Roman" w:cs="宋体"/>
-                <w:sz w:val="21"/>
-              </w:rPr>
-              <w:t xml:space="preserve">、</w:t>
-            </w:r>
-            <w:r>
-              <w:rPr>
-                <w:rFonts w:eastAsia="宋体" w:ascii="Times New Roman" w:hAnsi="Times New Roman"/>
-                <w:sz w:val="21"/>
-              </w:rPr>
-              <w:t xml:space="preserve">SPSS</w:t>
-            </w:r>
-          </w:p>
-          <w:p>
-            <w:pPr>
-              <w:spacing w:line="290" w:lineRule="atLeast" w:before="0" w:after="0"/>
+              <w:t>业务系统与数据工具：</w:t>
+            </w:r>
+            <w:r>
+              <w:rPr>
+                <w:rFonts w:ascii="Times New Roman" w:eastAsia="宋体" w:hAnsi="Times New Roman" w:cs="宋体"/>
+                <w:sz w:val="21"/>
+              </w:rPr>
+              <w:t>用友</w:t>
+            </w:r>
+            <w:r>
+              <w:rPr>
+                <w:rFonts w:ascii="Times New Roman" w:eastAsia="宋体" w:hAnsi="Times New Roman"/>
+                <w:sz w:val="21"/>
+              </w:rPr>
+              <w:t>U8+ ERP</w:t>
+            </w:r>
+            <w:r>
+              <w:rPr>
+                <w:rFonts w:ascii="Times New Roman" w:eastAsia="宋体" w:hAnsi="Times New Roman" w:cs="宋体"/>
+                <w:sz w:val="21"/>
+              </w:rPr>
+              <w:t>（采购</w:t>
+            </w:r>
+            <w:r>
+              <w:rPr>
+                <w:rFonts w:ascii="Times New Roman" w:eastAsia="宋体" w:hAnsi="Times New Roman"/>
+                <w:sz w:val="21"/>
+              </w:rPr>
+              <w:t>/</w:t>
+            </w:r>
+            <w:r>
+              <w:rPr>
+                <w:rFonts w:ascii="Times New Roman" w:eastAsia="宋体" w:hAnsi="Times New Roman" w:cs="宋体"/>
+                <w:sz w:val="21"/>
+              </w:rPr>
+              <w:t>销售</w:t>
+            </w:r>
+            <w:r>
+              <w:rPr>
+                <w:rFonts w:ascii="Times New Roman" w:eastAsia="宋体" w:hAnsi="Times New Roman"/>
+                <w:sz w:val="21"/>
+              </w:rPr>
+              <w:t>/</w:t>
+            </w:r>
+            <w:r>
+              <w:rPr>
+                <w:rFonts w:ascii="Times New Roman" w:eastAsia="宋体" w:hAnsi="Times New Roman" w:cs="宋体"/>
+                <w:sz w:val="21"/>
+              </w:rPr>
+              <w:t>库存</w:t>
+            </w:r>
+            <w:r>
+              <w:rPr>
+                <w:rFonts w:ascii="Times New Roman" w:eastAsia="宋体" w:hAnsi="Times New Roman"/>
+                <w:sz w:val="21"/>
+              </w:rPr>
+              <w:t>/</w:t>
+            </w:r>
+            <w:r>
+              <w:rPr>
+                <w:rFonts w:ascii="Times New Roman" w:eastAsia="宋体" w:hAnsi="Times New Roman" w:cs="宋体"/>
+                <w:sz w:val="21"/>
+              </w:rPr>
+              <w:t>核算全流程），</w:t>
+            </w:r>
+            <w:r>
+              <w:rPr>
+                <w:rFonts w:ascii="Times New Roman" w:eastAsia="宋体" w:hAnsi="Times New Roman"/>
+                <w:sz w:val="21"/>
+              </w:rPr>
+              <w:t>Excel</w:t>
+            </w:r>
+            <w:r>
+              <w:rPr>
+                <w:rFonts w:ascii="Times New Roman" w:eastAsia="宋体" w:hAnsi="Times New Roman" w:cs="宋体"/>
+                <w:sz w:val="21"/>
+              </w:rPr>
+              <w:t>（数据透视表、</w:t>
+            </w:r>
+            <w:r>
+              <w:rPr>
+                <w:rFonts w:ascii="Times New Roman" w:eastAsia="宋体" w:hAnsi="Times New Roman"/>
+                <w:sz w:val="21"/>
+              </w:rPr>
+              <w:t>VLOOKUP</w:t>
+            </w:r>
+            <w:r>
+              <w:rPr>
+                <w:rFonts w:ascii="Times New Roman" w:eastAsia="宋体" w:hAnsi="Times New Roman" w:cs="宋体"/>
+                <w:sz w:val="21"/>
+              </w:rPr>
+              <w:t>、函数公式、图表可视化）、</w:t>
+            </w:r>
+            <w:r>
+              <w:rPr>
+                <w:rFonts w:ascii="Times New Roman" w:eastAsia="宋体" w:hAnsi="Times New Roman"/>
+                <w:sz w:val="21"/>
+              </w:rPr>
+              <w:t>Python</w:t>
+            </w:r>
+            <w:r>
+              <w:rPr>
+                <w:rFonts w:ascii="Times New Roman" w:eastAsia="宋体" w:hAnsi="Times New Roman" w:cs="宋体"/>
+                <w:sz w:val="21"/>
+              </w:rPr>
+              <w:t>（</w:t>
+            </w:r>
+            <w:r>
+              <w:rPr>
+                <w:rFonts w:ascii="Times New Roman" w:eastAsia="宋体" w:hAnsi="Times New Roman"/>
+                <w:sz w:val="21"/>
+              </w:rPr>
+              <w:t>pandas</w:t>
+            </w:r>
+            <w:r>
+              <w:rPr>
+                <w:rFonts w:ascii="Times New Roman" w:eastAsia="宋体" w:hAnsi="Times New Roman" w:cs="宋体"/>
+                <w:sz w:val="21"/>
+              </w:rPr>
+              <w:t>数据处理、</w:t>
+            </w:r>
+            <w:r>
+              <w:rPr>
+                <w:rFonts w:ascii="Times New Roman" w:eastAsia="宋体" w:hAnsi="Times New Roman"/>
+                <w:sz w:val="21"/>
+              </w:rPr>
+              <w:t>matplotlib</w:t>
+            </w:r>
+            <w:r>
+              <w:rPr>
+                <w:rFonts w:ascii="Times New Roman" w:eastAsia="宋体" w:hAnsi="Times New Roman" w:cs="宋体"/>
+                <w:sz w:val="21"/>
+              </w:rPr>
+              <w:t>可视化）、</w:t>
+            </w:r>
+            <w:r>
+              <w:rPr>
+                <w:rFonts w:ascii="Times New Roman" w:eastAsia="宋体" w:hAnsi="Times New Roman"/>
+                <w:sz w:val="21"/>
+              </w:rPr>
+              <w:t>R</w:t>
+            </w:r>
+            <w:r>
+              <w:rPr>
+                <w:rFonts w:ascii="Times New Roman" w:eastAsia="宋体" w:hAnsi="Times New Roman" w:cs="宋体"/>
+                <w:sz w:val="21"/>
+              </w:rPr>
+              <w:t>、</w:t>
+            </w:r>
+            <w:r>
+              <w:rPr>
+                <w:rFonts w:ascii="Times New Roman" w:eastAsia="宋体" w:hAnsi="Times New Roman"/>
+                <w:sz w:val="21"/>
+              </w:rPr>
+              <w:t>SPSS</w:t>
+            </w:r>
+          </w:p>
+          <w:p>
+            <w:pPr>
+              <w:spacing w:line="290" w:lineRule="atLeast"/>
               <w:rPr>
                 <w:rFonts w:ascii="Times New Roman" w:eastAsia="宋体" w:hAnsi="Times New Roman" w:cs="宋体" w:hint="default"/>
                 <w:b/>
@@ -3380,26 +3451,26 @@
                 <w:bCs/>
                 <w:sz w:val="21"/>
               </w:rPr>
-              <w:t xml:space="preserve">语言能力：</w:t>
-            </w:r>
-            <w:r>
-              <w:rPr>
-                <w:rFonts w:eastAsia="宋体" w:ascii="Times New Roman" w:hAnsi="Times New Roman"/>
-                <w:sz w:val="21"/>
-              </w:rPr>
-              <w:t xml:space="preserve">CET-4</w:t>
-            </w:r>
-            <w:r>
-              <w:rPr>
-                <w:rFonts w:ascii="Times New Roman" w:eastAsia="宋体" w:hAnsi="Times New Roman" w:cs="宋体"/>
-                <w:sz w:val="21"/>
-              </w:rPr>
-              <w:t xml:space="preserve">，可阅读英文专业资料与基础商务沟通</w:t>
-            </w:r>
-          </w:p>
-          <w:p>
-            <w:pPr>
-              <w:spacing w:line="290" w:lineRule="atLeast" w:before="0" w:after="0"/>
+              <w:t>语言能力：</w:t>
+            </w:r>
+            <w:r>
+              <w:rPr>
+                <w:rFonts w:ascii="Times New Roman" w:eastAsia="宋体" w:hAnsi="Times New Roman"/>
+                <w:sz w:val="21"/>
+              </w:rPr>
+              <w:t>CET-4</w:t>
+            </w:r>
+            <w:r>
+              <w:rPr>
+                <w:rFonts w:ascii="Times New Roman" w:eastAsia="宋体" w:hAnsi="Times New Roman" w:cs="宋体"/>
+                <w:sz w:val="21"/>
+              </w:rPr>
+              <w:t>，可阅读英文专业资料与基础商务沟通</w:t>
+            </w:r>
+          </w:p>
+          <w:p>
+            <w:pPr>
+              <w:spacing w:line="290" w:lineRule="atLeast"/>
               <w:rPr>
                 <w:rFonts w:ascii="Times New Roman" w:eastAsia="宋体" w:hAnsi="Times New Roman" w:cs="宋体" w:hint="default"/>
                 <w:b/>
@@ -3414,14 +3485,14 @@
                 <w:bCs/>
                 <w:sz w:val="21"/>
               </w:rPr>
-              <w:t xml:space="preserve">通用能力：</w:t>
-            </w:r>
-            <w:r>
-              <w:rPr>
-                <w:rFonts w:ascii="Times New Roman" w:eastAsia="宋体" w:hAnsi="Times New Roman" w:cs="宋体"/>
-                <w:sz w:val="21"/>
-              </w:rPr>
-              <w:t xml:space="preserve">流程梳理与标准化、库存与效期管理、跨部门沟通对接、电子台账搭建与文档归档、数据驱动的问题分析与改进建议输出</w:t>
+              <w:t>通用能力：</w:t>
+            </w:r>
+            <w:r>
+              <w:rPr>
+                <w:rFonts w:ascii="Times New Roman" w:eastAsia="宋体" w:hAnsi="Times New Roman" w:cs="宋体"/>
+                <w:sz w:val="21"/>
+              </w:rPr>
+              <w:t>流程梳理与标准化、库存与效期管理、跨部门沟通对接、电子台账搭建与文档归档、数据驱动的问题分析与改进建议输出</w:t>
             </w:r>
           </w:p>
         </w:tc>
@@ -3429,11 +3500,12 @@
     </w:tbl>
     <w:p>
       <w:pPr>
+        <w:spacing w:line="290" w:lineRule="atLeast"/>
         <w:rPr>
+          <w:rFonts w:hint="default"/>
           <w:vanish/>
           <w:sz w:val="21"/>
         </w:rPr>
-        <w:spacing w:line="290" w:lineRule="atLeast" w:before="0" w:after="0"/>
       </w:pPr>
     </w:p>
     <w:sectPr>
@@ -5043,15 +5115,6 @@
   </w:num>
   <w:num w:numId="13" w16cid:durableId="1101874244">
     <w:abstractNumId w:val="5"/>
-    <w:lvlOverride w:ilvl="0"/>
-    <w:lvlOverride w:ilvl="1"/>
-    <w:lvlOverride w:ilvl="2"/>
-    <w:lvlOverride w:ilvl="3"/>
-    <w:lvlOverride w:ilvl="4"/>
-    <w:lvlOverride w:ilvl="5"/>
-    <w:lvlOverride w:ilvl="6"/>
-    <w:lvlOverride w:ilvl="7"/>
-    <w:lvlOverride w:ilvl="8"/>
   </w:num>
 </w:numbering>
 </file>
@@ -5222,7 +5285,6 @@
     <w:lsdException w:name="Table Web 2" w:semiHidden="1" w:unhideWhenUsed="1"/>
     <w:lsdException w:name="Table Web 3" w:semiHidden="1" w:unhideWhenUsed="1"/>
     <w:lsdException w:name="Balloon Text" w:semiHidden="1" w:unhideWhenUsed="1"/>
-    <w:lsdException w:name="Table Grid" w:semiHidden="1" w:unhideWhenUsed="1"/>
     <w:lsdException w:name="Table Theme" w:semiHidden="1" w:unhideWhenUsed="1"/>
     <w:lsdException w:name="Placeholder Text" w:semiHidden="1" w:uiPriority="99" w:unhideWhenUsed="1"/>
     <w:lsdException w:name="No Spacing" w:uiPriority="99" w:qFormat="1"/>
@@ -5514,14 +5576,16 @@
   </w:style>
   <w:style w:type="character" w:default="1" w:styleId="a0">
     <w:name w:val="Default Paragraph Font"/>
-    <w:uiPriority w:val="99"/>
+    <w:uiPriority w:val="1"/>
     <w:unhideWhenUsed/>
   </w:style>
   <w:style w:type="table" w:default="1" w:styleId="a1">
     <w:name w:val="Normal Table"/>
     <w:uiPriority w:val="99"/>
+    <w:semiHidden/>
     <w:unhideWhenUsed/>
     <w:tblPr>
+      <w:tblInd w:w="0" w:type="dxa"/>
       <w:tblCellMar>
         <w:top w:w="0" w:type="dxa"/>
         <w:left w:w="108" w:type="dxa"/>

--- a/02_定制简历库/通用简历/文雪_山东大学_运营管理方向.docx
+++ b/02_定制简历库/通用简历/文雪_山东大学_运营管理方向.docx
@@ -5,17 +5,18 @@
   <w:body>
     <w:p>
       <w:pPr>
-        <w:spacing w:line="290" w:lineRule="atLeast"/>
         <w:rPr>
           <w:rFonts w:hint="default"/>
           <w:vanish/>
         </w:rPr>
+        <w:spacing w:line="290" w:lineRule="atLeast" w:before="0" w:after="0"/>
       </w:pPr>
     </w:p>
     <w:tbl>
       <w:tblPr>
         <w:tblW w:w="0" w:type="auto"/>
         <w:jc w:val="center"/>
+        <w:tblInd w:w="0" w:type="dxa"/>
         <w:tblLayout w:type="fixed"/>
         <w:tblCellMar>
           <w:left w:w="0" w:type="dxa"/>
@@ -51,7 +52,7 @@
           </w:tcPr>
           <w:p>
             <w:pPr>
-              <w:spacing w:line="290" w:lineRule="atLeast"/>
+              <w:spacing w:line="290" w:lineRule="atLeast" w:before="0" w:after="0"/>
               <w:rPr>
                 <w:rFonts w:ascii="宋体" w:eastAsia="宋体" w:hAnsi="宋体"/>
                 <w:b/>
@@ -88,15 +89,14 @@
           </w:tcPr>
           <w:p>
             <w:pPr>
-              <w:spacing w:line="290" w:lineRule="atLeast"/>
               <w:jc w:val="center"/>
               <w:rPr>
                 <w:rFonts w:hint="default"/>
               </w:rPr>
-            </w:pPr>
-            <w:r>
-              <w:rPr>
-                <w:rFonts w:hint="default"/>
+              <w:spacing w:line="290" w:lineRule="atLeast" w:before="0" w:after="0"/>
+            </w:pPr>
+            <w:r>
+              <w:rPr>
                 <w:noProof/>
               </w:rPr>
               <w:pict w14:anchorId="7207AFA7">
@@ -119,7 +119,7 @@
                   <v:path o:extrusionok="f" gradientshapeok="t" o:connecttype="rect"/>
                   <o:lock v:ext="edit" aspectratio="t"/>
                 </v:shapetype>
-                <v:shape id="_x0000_s2052" type="#_x0000_t75" style="position:absolute;left:0;text-align:left;margin-left:-3.1pt;margin-top:-3.1pt;width:58.05pt;height:81.95pt;z-index:1;mso-position-horizontal-relative:text;mso-position-vertical-relative:text">
+                <v:shape id="_x0000_s2052" type="#_x0000_t75" style="position:absolute;left:0;text-align:left;margin-left:-3.1pt;margin-top:-3.1pt;width:58.05pt;height:81.95pt;z-index:251657728;mso-position-horizontal-relative:text;mso-position-vertical-relative:text">
                   <v:imagedata r:id="rId7" o:title="微信图片_20260311210753_173_4"/>
                 </v:shape>
               </w:pict>
@@ -151,9 +151,9 @@
           </w:tcPr>
           <w:p>
             <w:pPr>
-              <w:spacing w:line="290" w:lineRule="atLeast"/>
-              <w:rPr>
-                <w:rFonts w:eastAsia="等线" w:hint="default"/>
+              <w:spacing w:line="290" w:lineRule="atLeast" w:before="0" w:after="0"/>
+              <w:rPr>
+                <w:rFonts w:eastAsia="等线"/>
                 <w:sz w:val="21"/>
               </w:rPr>
             </w:pPr>
@@ -222,23 +222,7 @@
                 <w:rFonts w:ascii="宋体" w:eastAsia="宋体" w:hAnsi="宋体"/>
                 <w:sz w:val="21"/>
               </w:rPr>
-              <w:t xml:space="preserve">  共青团员  </w:t>
-            </w:r>
-            <w:r>
-              <w:rPr>
-                <w:rFonts w:ascii="宋体" w:eastAsia="宋体" w:hAnsi="宋体"/>
-                <w:b/>
-                <w:bCs/>
-                <w:sz w:val="21"/>
-              </w:rPr>
-              <w:t>|</w:t>
-            </w:r>
-            <w:r>
-              <w:rPr>
-                <w:rFonts w:ascii="宋体" w:eastAsia="宋体" w:hAnsi="宋体"/>
-                <w:sz w:val="21"/>
-              </w:rPr>
-              <w:t xml:space="preserve">  济南</w:t>
+              <w:t xml:space="preserve">  共青团员  |  济南</w:t>
             </w:r>
           </w:p>
         </w:tc>
@@ -249,11 +233,10 @@
           </w:tcPr>
           <w:p>
             <w:pPr>
-              <w:spacing w:line="290" w:lineRule="atLeast"/>
-              <w:rPr>
-                <w:rFonts w:hint="default"/>
-                <w:sz w:val="21"/>
-              </w:rPr>
+              <w:rPr>
+                <w:sz w:val="21"/>
+              </w:rPr>
+              <w:spacing w:line="290" w:lineRule="atLeast" w:before="0" w:after="0"/>
             </w:pPr>
           </w:p>
         </w:tc>
@@ -282,9 +265,8 @@
           </w:tcPr>
           <w:p>
             <w:pPr>
-              <w:spacing w:line="290" w:lineRule="atLeast"/>
-              <w:rPr>
-                <w:rFonts w:hint="default"/>
+              <w:spacing w:line="290" w:lineRule="atLeast" w:before="0" w:after="0"/>
+              <w:rPr>
                 <w:b/>
                 <w:bCs/>
                 <w:sz w:val="21"/>
@@ -297,7 +279,7 @@
                 <w:bCs/>
                 <w:sz w:val="21"/>
               </w:rPr>
-              <w:t>求职意向：</w:t>
+              <w:t xml:space="preserve">求职意向：</w:t>
             </w:r>
             <w:r>
               <w:rPr>
@@ -313,35 +295,35 @@
                 <w:rFonts w:ascii="Times New Roman" w:eastAsia="宋体" w:hAnsi="Times New Roman" w:cs="宋体"/>
                 <w:sz w:val="21"/>
               </w:rPr>
-              <w:t>运营管理</w:t>
-            </w:r>
-            <w:r>
-              <w:rPr>
-                <w:rFonts w:ascii="Times New Roman" w:eastAsia="宋体" w:hAnsi="Times New Roman"/>
-                <w:sz w:val="21"/>
-              </w:rPr>
-              <w:t>/</w:t>
-            </w:r>
-            <w:r>
-              <w:rPr>
-                <w:rFonts w:ascii="Times New Roman" w:eastAsia="宋体" w:hAnsi="Times New Roman" w:cs="宋体"/>
-                <w:sz w:val="21"/>
-              </w:rPr>
-              <w:t>供应链运营</w:t>
-            </w:r>
-            <w:r>
-              <w:rPr>
-                <w:rFonts w:ascii="Times New Roman" w:eastAsia="宋体" w:hAnsi="Times New Roman"/>
-                <w:sz w:val="21"/>
-              </w:rPr>
-              <w:t>/</w:t>
-            </w:r>
-            <w:r>
-              <w:rPr>
-                <w:rFonts w:ascii="Times New Roman" w:eastAsia="宋体" w:hAnsi="Times New Roman" w:cs="宋体"/>
-                <w:sz w:val="21"/>
-              </w:rPr>
-              <w:t>库存管理</w:t>
+              <w:t xml:space="preserve">运营管理</w:t>
+            </w:r>
+            <w:r>
+              <w:rPr>
+                <w:rFonts w:eastAsia="宋体" w:ascii="Times New Roman" w:hAnsi="Times New Roman"/>
+                <w:sz w:val="21"/>
+              </w:rPr>
+              <w:t xml:space="preserve">/</w:t>
+            </w:r>
+            <w:r>
+              <w:rPr>
+                <w:rFonts w:ascii="Times New Roman" w:eastAsia="宋体" w:hAnsi="Times New Roman" w:cs="宋体"/>
+                <w:sz w:val="21"/>
+              </w:rPr>
+              <w:t xml:space="preserve">供应链运营</w:t>
+            </w:r>
+            <w:r>
+              <w:rPr>
+                <w:rFonts w:eastAsia="宋体" w:ascii="Times New Roman" w:hAnsi="Times New Roman"/>
+                <w:sz w:val="21"/>
+              </w:rPr>
+              <w:t xml:space="preserve">/</w:t>
+            </w:r>
+            <w:r>
+              <w:rPr>
+                <w:rFonts w:ascii="Times New Roman" w:eastAsia="宋体" w:hAnsi="Times New Roman" w:cs="宋体"/>
+                <w:sz w:val="21"/>
+              </w:rPr>
+              <w:t xml:space="preserve">库存管理</w:t>
             </w:r>
           </w:p>
         </w:tc>
@@ -352,11 +334,10 @@
           </w:tcPr>
           <w:p>
             <w:pPr>
-              <w:spacing w:line="290" w:lineRule="atLeast"/>
-              <w:rPr>
-                <w:rFonts w:hint="default"/>
-                <w:sz w:val="21"/>
-              </w:rPr>
+              <w:rPr>
+                <w:sz w:val="21"/>
+              </w:rPr>
+              <w:spacing w:line="290" w:lineRule="atLeast" w:before="0" w:after="0"/>
             </w:pPr>
           </w:p>
         </w:tc>
@@ -385,9 +366,8 @@
           </w:tcPr>
           <w:p>
             <w:pPr>
-              <w:spacing w:line="290" w:lineRule="atLeast"/>
-              <w:rPr>
-                <w:rFonts w:hint="default"/>
+              <w:spacing w:line="290" w:lineRule="atLeast" w:before="0" w:after="0"/>
+              <w:rPr>
                 <w:b/>
                 <w:bCs/>
                 <w:sz w:val="21"/>
@@ -400,147 +380,140 @@
                 <w:bCs/>
                 <w:sz w:val="21"/>
               </w:rPr>
-              <w:t>个人优势：</w:t>
-            </w:r>
-            <w:r>
-              <w:rPr>
-                <w:rFonts w:ascii="Times New Roman" w:eastAsia="宋体" w:hAnsi="Times New Roman" w:cs="宋体"/>
-                <w:sz w:val="21"/>
-              </w:rPr>
-              <w:t>运营优化：独立完成社区团购末端网络优化项目，设计弹性布局方案，测算运营成本降低</w:t>
-            </w:r>
-            <w:r>
-              <w:rPr>
-                <w:rFonts w:ascii="Times New Roman" w:eastAsia="宋体" w:hAnsi="Times New Roman"/>
-                <w:sz w:val="21"/>
-              </w:rPr>
-              <w:t>18.7%</w:t>
-            </w:r>
-            <w:r>
-              <w:rPr>
-                <w:rFonts w:ascii="Times New Roman" w:eastAsia="宋体" w:hAnsi="Times New Roman" w:cs="宋体"/>
-                <w:sz w:val="21"/>
-              </w:rPr>
-              <w:t>、配送效率提升</w:t>
-            </w:r>
-            <w:r>
-              <w:rPr>
-                <w:rFonts w:ascii="Times New Roman" w:eastAsia="宋体" w:hAnsi="Times New Roman"/>
-                <w:sz w:val="21"/>
-              </w:rPr>
-              <w:t>22.3%</w:t>
-            </w:r>
-            <w:r>
-              <w:rPr>
-                <w:rFonts w:ascii="Times New Roman" w:eastAsia="宋体" w:hAnsi="Times New Roman"/>
-                <w:sz w:val="21"/>
-              </w:rPr>
-              <w:t>；</w:t>
-            </w:r>
-            <w:r>
-              <w:rPr>
-                <w:rFonts w:ascii="Times New Roman" w:eastAsia="宋体" w:hAnsi="Times New Roman" w:cs="宋体"/>
-                <w:sz w:val="21"/>
-              </w:rPr>
-              <w:t>数据驱动：掌握</w:t>
-            </w:r>
-            <w:r>
-              <w:rPr>
-                <w:rFonts w:ascii="Times New Roman" w:eastAsia="宋体" w:hAnsi="Times New Roman"/>
-                <w:sz w:val="21"/>
-              </w:rPr>
-              <w:t>Python/R/SPSS</w:t>
-            </w:r>
-            <w:r>
-              <w:rPr>
-                <w:rFonts w:ascii="Times New Roman" w:eastAsia="宋体" w:hAnsi="Times New Roman" w:cs="宋体"/>
-                <w:sz w:val="21"/>
-              </w:rPr>
-              <w:t>，累计处理</w:t>
-            </w:r>
-            <w:r>
-              <w:rPr>
-                <w:rFonts w:ascii="Times New Roman" w:eastAsia="宋体" w:hAnsi="Times New Roman"/>
-                <w:sz w:val="21"/>
-              </w:rPr>
-              <w:t>4.5</w:t>
-            </w:r>
-            <w:r>
-              <w:rPr>
-                <w:rFonts w:ascii="Times New Roman" w:eastAsia="宋体" w:hAnsi="Times New Roman" w:cs="宋体"/>
-                <w:sz w:val="21"/>
-              </w:rPr>
-              <w:t>万</w:t>
-            </w:r>
-            <w:r>
-              <w:rPr>
-                <w:rFonts w:ascii="Times New Roman" w:eastAsia="宋体" w:hAnsi="Times New Roman"/>
-                <w:sz w:val="21"/>
-              </w:rPr>
-              <w:t>+</w:t>
-            </w:r>
-            <w:r>
-              <w:rPr>
-                <w:rFonts w:ascii="Times New Roman" w:eastAsia="宋体" w:hAnsi="Times New Roman" w:cs="宋体"/>
-                <w:sz w:val="21"/>
-              </w:rPr>
-              <w:t>条业务数据，能通过数据分析识别运营痛点并输出改进建议</w:t>
-            </w:r>
-            <w:r>
-              <w:rPr>
-                <w:rFonts w:ascii="Times New Roman" w:eastAsia="宋体" w:hAnsi="Times New Roman"/>
-                <w:sz w:val="21"/>
-              </w:rPr>
-              <w:t>；</w:t>
-            </w:r>
-            <w:r>
-              <w:rPr>
-                <w:rFonts w:ascii="Times New Roman" w:eastAsia="宋体" w:hAnsi="Times New Roman" w:cs="宋体"/>
-                <w:sz w:val="21"/>
-              </w:rPr>
-              <w:t>库存与流程：用友</w:t>
-            </w:r>
-            <w:r>
-              <w:rPr>
-                <w:rFonts w:ascii="Times New Roman" w:eastAsia="宋体" w:hAnsi="Times New Roman"/>
-                <w:sz w:val="21"/>
-              </w:rPr>
-              <w:t>U8+ERP</w:t>
-            </w:r>
-            <w:r>
-              <w:rPr>
-                <w:rFonts w:ascii="Times New Roman" w:eastAsia="宋体" w:hAnsi="Times New Roman" w:cs="宋体"/>
-                <w:sz w:val="21"/>
-              </w:rPr>
-              <w:t>库存</w:t>
-            </w:r>
-            <w:r>
-              <w:rPr>
-                <w:rFonts w:ascii="Times New Roman" w:eastAsia="宋体" w:hAnsi="Times New Roman"/>
-                <w:sz w:val="21"/>
-              </w:rPr>
-              <w:t>/</w:t>
-            </w:r>
-            <w:r>
-              <w:rPr>
-                <w:rFonts w:ascii="Times New Roman" w:eastAsia="宋体" w:hAnsi="Times New Roman" w:cs="宋体"/>
-                <w:sz w:val="21"/>
-              </w:rPr>
-              <w:t>采购全流程操作，瑞幸门店原辅料盘点与效期管理经验，</w:t>
-            </w:r>
-            <w:r>
-              <w:rPr>
-                <w:rFonts w:ascii="Times New Roman" w:eastAsia="宋体" w:hAnsi="Times New Roman"/>
-                <w:sz w:val="21"/>
-              </w:rPr>
-              <w:t>3</w:t>
-            </w:r>
-            <w:r>
-              <w:rPr>
-                <w:rFonts w:ascii="Times New Roman" w:eastAsia="宋体" w:hAnsi="Times New Roman" w:cs="宋体"/>
-                <w:sz w:val="21"/>
-              </w:rPr>
-              <w:t>个月项目助理流程标准化经验</w:t>
+              <w:t xml:space="preserve">个人优势：</w:t>
+            </w:r>
+            <w:r>
+              <w:rPr>
+                <w:rFonts w:ascii="Times New Roman" w:eastAsia="宋体" w:hAnsi="Times New Roman" w:cs="宋体"/>
+                <w:sz w:val="21"/>
+              </w:rPr>
+              <w:t xml:space="preserve">运营优化：独立完成社区团购末端网络优化项目，设计弹性布局方案，测算运营成本降低</w:t>
+            </w:r>
+            <w:r>
+              <w:rPr>
+                <w:rFonts w:eastAsia="宋体" w:ascii="Times New Roman" w:hAnsi="Times New Roman"/>
+                <w:sz w:val="21"/>
+              </w:rPr>
+              <w:t xml:space="preserve">18.7%</w:t>
+            </w:r>
+            <w:r>
+              <w:rPr>
+                <w:rFonts w:ascii="Times New Roman" w:eastAsia="宋体" w:hAnsi="Times New Roman" w:cs="宋体"/>
+                <w:sz w:val="21"/>
+              </w:rPr>
+              <w:t xml:space="preserve">、配送效率提升</w:t>
+            </w:r>
+            <w:r>
+              <w:rPr>
+                <w:rFonts w:eastAsia="宋体" w:ascii="Times New Roman" w:hAnsi="Times New Roman"/>
+                <w:sz w:val="21"/>
+              </w:rPr>
+              <w:t xml:space="preserve">22.3%;</w:t>
+            </w:r>
+            <w:r>
+              <w:rPr>
+                <w:rFonts w:ascii="Times New Roman" w:eastAsia="宋体" w:hAnsi="Times New Roman" w:cs="宋体"/>
+                <w:sz w:val="21"/>
+              </w:rPr>
+              <w:t xml:space="preserve">数据驱动：掌握</w:t>
+            </w:r>
+            <w:r>
+              <w:rPr>
+                <w:rFonts w:eastAsia="宋体" w:ascii="Times New Roman" w:hAnsi="Times New Roman"/>
+                <w:sz w:val="21"/>
+              </w:rPr>
+              <w:t xml:space="preserve">Python/R/SPSS</w:t>
+            </w:r>
+            <w:r>
+              <w:rPr>
+                <w:rFonts w:ascii="Times New Roman" w:eastAsia="宋体" w:hAnsi="Times New Roman" w:cs="宋体"/>
+                <w:sz w:val="21"/>
+              </w:rPr>
+              <w:t xml:space="preserve">，累计处理</w:t>
+            </w:r>
+            <w:r>
+              <w:rPr>
+                <w:rFonts w:eastAsia="宋体" w:ascii="Times New Roman" w:hAnsi="Times New Roman"/>
+                <w:sz w:val="21"/>
+              </w:rPr>
+              <w:t xml:space="preserve">4.5</w:t>
+            </w:r>
+            <w:r>
+              <w:rPr>
+                <w:rFonts w:ascii="Times New Roman" w:eastAsia="宋体" w:hAnsi="Times New Roman" w:cs="宋体"/>
+                <w:sz w:val="21"/>
+              </w:rPr>
+              <w:t xml:space="preserve">万</w:t>
+            </w:r>
+            <w:r>
+              <w:rPr>
+                <w:rFonts w:eastAsia="宋体" w:ascii="Times New Roman" w:hAnsi="Times New Roman"/>
+                <w:sz w:val="21"/>
+              </w:rPr>
+              <w:t xml:space="preserve">+</w:t>
+            </w:r>
+            <w:r>
+              <w:rPr>
+                <w:rFonts w:ascii="Times New Roman" w:eastAsia="宋体" w:hAnsi="Times New Roman" w:cs="宋体"/>
+                <w:sz w:val="21"/>
+              </w:rPr>
+              <w:t xml:space="preserve">条业务数据，能通过数据分析识别运营痛点并输出改进建议</w:t>
+            </w:r>
+            <w:r>
+              <w:rPr>
+                <w:rFonts w:eastAsia="宋体" w:ascii="Times New Roman" w:hAnsi="Times New Roman"/>
+                <w:sz w:val="21"/>
+              </w:rPr>
+              <w:t xml:space="preserve">;</w:t>
+            </w:r>
+            <w:r>
+              <w:rPr>
+                <w:rFonts w:ascii="Times New Roman" w:eastAsia="宋体" w:hAnsi="Times New Roman" w:cs="宋体"/>
+                <w:sz w:val="21"/>
+              </w:rPr>
+              <w:t xml:space="preserve">库存与流程：用友</w:t>
+            </w:r>
+            <w:r>
+              <w:rPr>
+                <w:rFonts w:eastAsia="宋体" w:ascii="Times New Roman" w:hAnsi="Times New Roman"/>
+                <w:sz w:val="21"/>
+              </w:rPr>
+              <w:t xml:space="preserve">U8+ERP</w:t>
+            </w:r>
+            <w:r>
+              <w:rPr>
+                <w:rFonts w:ascii="Times New Roman" w:eastAsia="宋体" w:hAnsi="Times New Roman" w:cs="宋体"/>
+                <w:sz w:val="21"/>
+              </w:rPr>
+              <w:t xml:space="preserve">库存</w:t>
+            </w:r>
+            <w:r>
+              <w:rPr>
+                <w:rFonts w:eastAsia="宋体" w:ascii="Times New Roman" w:hAnsi="Times New Roman"/>
+                <w:sz w:val="21"/>
+              </w:rPr>
+              <w:t xml:space="preserve">/</w:t>
+            </w:r>
+            <w:r>
+              <w:rPr>
+                <w:rFonts w:ascii="Times New Roman" w:eastAsia="宋体" w:hAnsi="Times New Roman" w:cs="宋体"/>
+                <w:sz w:val="21"/>
+              </w:rPr>
+              <w:t xml:space="preserve">采购全流程操作，瑞幸门店原辅料盘点与效期管理经验，</w:t>
+            </w:r>
+            <w:r>
+              <w:rPr>
+                <w:rFonts w:eastAsia="宋体" w:ascii="Times New Roman" w:hAnsi="Times New Roman"/>
+                <w:sz w:val="21"/>
+              </w:rPr>
+              <w:t xml:space="preserve">3</w:t>
+            </w:r>
+            <w:r>
+              <w:rPr>
+                <w:rFonts w:ascii="Times New Roman" w:eastAsia="宋体" w:hAnsi="Times New Roman" w:cs="宋体"/>
+                <w:sz w:val="21"/>
+              </w:rPr>
+              <w:t xml:space="preserve">个月项目助理流程标准化经验</w:t>
             </w:r>
           </w:p>
         </w:tc>
@@ -548,18 +521,18 @@
     </w:tbl>
     <w:p>
       <w:pPr>
-        <w:spacing w:line="290" w:lineRule="atLeast"/>
         <w:rPr>
-          <w:rFonts w:hint="default"/>
           <w:vanish/>
           <w:sz w:val="2"/>
         </w:rPr>
+        <w:spacing w:line="290" w:lineRule="atLeast" w:before="0" w:after="0"/>
       </w:pPr>
     </w:p>
     <w:tbl>
       <w:tblPr>
         <w:tblW w:w="0" w:type="auto"/>
         <w:jc w:val="center"/>
+        <w:tblInd w:w="0" w:type="dxa"/>
         <w:tblLayout w:type="fixed"/>
         <w:tblCellMar>
           <w:left w:w="0" w:type="dxa"/>
@@ -594,10 +567,7 @@
           </w:tcPr>
           <w:p>
             <w:pPr>
-              <w:spacing w:line="290" w:lineRule="atLeast"/>
-              <w:rPr>
-                <w:rFonts w:hint="default"/>
-              </w:rPr>
+              <w:spacing w:line="290" w:lineRule="atLeast" w:before="0" w:after="0"/>
             </w:pPr>
             <w:r>
               <w:rPr>
@@ -634,6 +604,7 @@
             <w:tblPr>
               <w:tblpPr w:leftFromText="180" w:rightFromText="180" w:vertAnchor="page" w:horzAnchor="margin" w:tblpY="1"/>
               <w:tblW w:w="10915" w:type="dxa"/>
+              <w:tblInd w:w="0" w:type="dxa"/>
               <w:tblLayout w:type="fixed"/>
               <w:tblCellMar>
                 <w:left w:w="0" w:type="dxa"/>
@@ -667,10 +638,9 @@
                 </w:tcPr>
                 <w:p>
                   <w:pPr>
-                    <w:spacing w:line="290" w:lineRule="atLeast"/>
+                    <w:spacing w:line="290" w:lineRule="atLeast" w:before="0" w:after="0"/>
                     <w:jc w:val="center"/>
                     <w:rPr>
-                      <w:rFonts w:hint="default"/>
                       <w:sz w:val="21"/>
                     </w:rPr>
                   </w:pPr>
@@ -695,9 +665,8 @@
                 </w:tcPr>
                 <w:p>
                   <w:pPr>
-                    <w:spacing w:line="290" w:lineRule="atLeast"/>
+                    <w:spacing w:line="290" w:lineRule="atLeast" w:before="0" w:after="0"/>
                     <w:rPr>
-                      <w:rFonts w:hint="default"/>
                       <w:b/>
                       <w:bCs/>
                       <w:sz w:val="21"/>
@@ -733,9 +702,8 @@
                 </w:tcPr>
                 <w:p>
                   <w:pPr>
-                    <w:spacing w:line="290" w:lineRule="atLeast"/>
+                    <w:spacing w:line="290" w:lineRule="atLeast" w:before="0" w:after="0"/>
                     <w:rPr>
-                      <w:rFonts w:hint="default"/>
                       <w:b/>
                       <w:bCs/>
                       <w:sz w:val="21"/>
@@ -809,7 +777,7 @@
                 </w:tcPr>
                 <w:p>
                   <w:pPr>
-                    <w:spacing w:line="290" w:lineRule="atLeast"/>
+                    <w:spacing w:line="290" w:lineRule="atLeast" w:before="0" w:after="0"/>
                     <w:rPr>
                       <w:rFonts w:ascii="Times New Roman" w:eastAsia="等线" w:hAnsi="Times New Roman" w:hint="default"/>
                       <w:b/>
@@ -832,9 +800,8 @@
           </w:tbl>
           <w:p>
             <w:pPr>
-              <w:spacing w:line="290" w:lineRule="atLeast"/>
-              <w:rPr>
-                <w:rFonts w:hint="default"/>
+              <w:spacing w:line="290" w:lineRule="atLeast" w:before="0" w:after="0"/>
+              <w:rPr>
                 <w:b/>
                 <w:bCs/>
               </w:rPr>
@@ -845,27 +812,26 @@
     </w:tbl>
     <w:p>
       <w:pPr>
-        <w:spacing w:line="290" w:lineRule="atLeast"/>
         <w:rPr>
-          <w:rFonts w:hint="default"/>
           <w:vanish/>
         </w:rPr>
+        <w:spacing w:line="290" w:lineRule="atLeast" w:before="0" w:after="0"/>
       </w:pPr>
     </w:p>
     <w:p>
       <w:pPr>
-        <w:spacing w:line="290" w:lineRule="atLeast"/>
         <w:rPr>
-          <w:rFonts w:hint="default"/>
           <w:vanish/>
           <w:sz w:val="21"/>
         </w:rPr>
+        <w:spacing w:line="290" w:lineRule="atLeast" w:before="0" w:after="0"/>
       </w:pPr>
     </w:p>
     <w:tbl>
       <w:tblPr>
         <w:tblW w:w="0" w:type="auto"/>
         <w:jc w:val="center"/>
+        <w:tblInd w:w="0" w:type="dxa"/>
         <w:tblLayout w:type="fixed"/>
         <w:tblCellMar>
           <w:left w:w="0" w:type="dxa"/>
@@ -900,9 +866,8 @@
           </w:tcPr>
           <w:p>
             <w:pPr>
-              <w:spacing w:line="290" w:lineRule="atLeast"/>
-              <w:rPr>
-                <w:rFonts w:hint="default"/>
+              <w:spacing w:line="290" w:lineRule="atLeast" w:before="0" w:after="0"/>
+              <w:rPr>
                 <w:sz w:val="21"/>
               </w:rPr>
             </w:pPr>
@@ -931,10 +896,9 @@
                 <w:ilvl w:val="0"/>
                 <w:numId w:val="2"/>
               </w:numPr>
-              <w:spacing w:line="290" w:lineRule="atLeast"/>
+              <w:spacing w:line="290" w:lineRule="atLeast" w:before="0" w:after="0"/>
               <w:ind w:left="442" w:hanging="442"/>
               <w:rPr>
-                <w:rFonts w:hint="default"/>
                 <w:sz w:val="21"/>
               </w:rPr>
             </w:pPr>
@@ -945,28 +909,28 @@
                 <w:bCs/>
                 <w:sz w:val="21"/>
               </w:rPr>
-              <w:t>核心课程：</w:t>
-            </w:r>
-            <w:r>
-              <w:rPr>
-                <w:rFonts w:ascii="Times New Roman" w:eastAsia="宋体" w:hAnsi="Times New Roman" w:cs="宋体"/>
-                <w:sz w:val="21"/>
-              </w:rPr>
-              <w:t>供应链建模与仿真、</w:t>
-            </w:r>
-            <w:r>
-              <w:rPr>
-                <w:rFonts w:ascii="Times New Roman" w:eastAsia="宋体" w:hAnsi="Times New Roman"/>
-                <w:sz w:val="21"/>
-              </w:rPr>
-              <w:t>ERP</w:t>
-            </w:r>
-            <w:r>
-              <w:rPr>
-                <w:rFonts w:ascii="Times New Roman" w:eastAsia="宋体" w:hAnsi="Times New Roman" w:cs="宋体"/>
-                <w:sz w:val="21"/>
-              </w:rPr>
-              <w:t>供应链管理综合实验、采购管理、物流管理、供应链成本与绩效管理、统计学</w:t>
+              <w:t xml:space="preserve">核心课程：</w:t>
+            </w:r>
+            <w:r>
+              <w:rPr>
+                <w:rFonts w:ascii="Times New Roman" w:eastAsia="宋体" w:hAnsi="Times New Roman" w:cs="宋体"/>
+                <w:sz w:val="21"/>
+              </w:rPr>
+              <w:t xml:space="preserve">供应链建模与仿真、</w:t>
+            </w:r>
+            <w:r>
+              <w:rPr>
+                <w:rFonts w:eastAsia="宋体" w:ascii="Times New Roman" w:hAnsi="Times New Roman"/>
+                <w:sz w:val="21"/>
+              </w:rPr>
+              <w:t xml:space="preserve">ERP</w:t>
+            </w:r>
+            <w:r>
+              <w:rPr>
+                <w:rFonts w:ascii="Times New Roman" w:eastAsia="宋体" w:hAnsi="Times New Roman" w:cs="宋体"/>
+                <w:sz w:val="21"/>
+              </w:rPr>
+              <w:t xml:space="preserve">供应链管理综合实验、采购管理、物流管理、供应链成本与绩效管理、统计学</w:t>
             </w:r>
           </w:p>
         </w:tc>
@@ -994,9 +958,8 @@
           </w:tcPr>
           <w:p>
             <w:pPr>
-              <w:spacing w:line="290" w:lineRule="atLeast"/>
-              <w:rPr>
-                <w:rFonts w:hint="default"/>
+              <w:spacing w:line="290" w:lineRule="atLeast" w:before="0" w:after="0"/>
+              <w:rPr>
                 <w:sz w:val="21"/>
               </w:rPr>
             </w:pPr>
@@ -1025,9 +988,8 @@
                 <w:ilvl w:val="0"/>
                 <w:numId w:val="2"/>
               </w:numPr>
-              <w:spacing w:line="290" w:lineRule="atLeast"/>
-              <w:rPr>
-                <w:rFonts w:hint="default"/>
+              <w:spacing w:line="290" w:lineRule="atLeast" w:before="0" w:after="0"/>
+              <w:rPr>
                 <w:sz w:val="21"/>
               </w:rPr>
             </w:pPr>
@@ -1038,42 +1000,42 @@
                 <w:bCs/>
                 <w:sz w:val="21"/>
               </w:rPr>
-              <w:t>荣誉奖励：</w:t>
-            </w:r>
-            <w:r>
-              <w:rPr>
-                <w:rFonts w:ascii="Times New Roman" w:eastAsia="宋体" w:hAnsi="Times New Roman" w:cs="宋体"/>
-                <w:sz w:val="21"/>
-              </w:rPr>
-              <w:t>山东大学</w:t>
-            </w:r>
-            <w:r>
-              <w:rPr>
-                <w:rFonts w:ascii="Times New Roman" w:eastAsia="宋体" w:hAnsi="Times New Roman"/>
-                <w:sz w:val="21"/>
-              </w:rPr>
-              <w:t>2024</w:t>
-            </w:r>
-            <w:r>
-              <w:rPr>
-                <w:rFonts w:ascii="Times New Roman" w:eastAsia="宋体" w:hAnsi="Times New Roman" w:cs="宋体"/>
-                <w:sz w:val="21"/>
-              </w:rPr>
-              <w:t>—</w:t>
-            </w:r>
-            <w:r>
-              <w:rPr>
-                <w:rFonts w:ascii="Times New Roman" w:eastAsia="宋体" w:hAnsi="Times New Roman"/>
-                <w:sz w:val="21"/>
-              </w:rPr>
-              <w:t>2025</w:t>
-            </w:r>
-            <w:r>
-              <w:rPr>
-                <w:rFonts w:ascii="Times New Roman" w:eastAsia="宋体" w:hAnsi="Times New Roman" w:cs="宋体"/>
-                <w:sz w:val="21"/>
-              </w:rPr>
-              <w:t>年暑期社会实践专项优秀等级</w:t>
+              <w:t xml:space="preserve">荣誉奖励：</w:t>
+            </w:r>
+            <w:r>
+              <w:rPr>
+                <w:rFonts w:ascii="Times New Roman" w:eastAsia="宋体" w:hAnsi="Times New Roman" w:cs="宋体"/>
+                <w:sz w:val="21"/>
+              </w:rPr>
+              <w:t xml:space="preserve">山东大学</w:t>
+            </w:r>
+            <w:r>
+              <w:rPr>
+                <w:rFonts w:eastAsia="宋体" w:ascii="Times New Roman" w:hAnsi="Times New Roman"/>
+                <w:sz w:val="21"/>
+              </w:rPr>
+              <w:t xml:space="preserve">2024</w:t>
+            </w:r>
+            <w:r>
+              <w:rPr>
+                <w:rFonts w:ascii="Times New Roman" w:eastAsia="宋体" w:hAnsi="Times New Roman" w:cs="宋体"/>
+                <w:sz w:val="21"/>
+              </w:rPr>
+              <w:t xml:space="preserve">—</w:t>
+            </w:r>
+            <w:r>
+              <w:rPr>
+                <w:rFonts w:eastAsia="宋体" w:ascii="Times New Roman" w:hAnsi="Times New Roman"/>
+                <w:sz w:val="21"/>
+              </w:rPr>
+              <w:t xml:space="preserve">2025</w:t>
+            </w:r>
+            <w:r>
+              <w:rPr>
+                <w:rFonts w:ascii="Times New Roman" w:eastAsia="宋体" w:hAnsi="Times New Roman" w:cs="宋体"/>
+                <w:sz w:val="21"/>
+              </w:rPr>
+              <w:t xml:space="preserve">年暑期社会实践专项优秀等级</w:t>
             </w:r>
           </w:p>
         </w:tc>
@@ -1081,67 +1043,62 @@
     </w:tbl>
     <w:p>
       <w:pPr>
-        <w:spacing w:line="290" w:lineRule="atLeast"/>
         <w:rPr>
-          <w:rFonts w:hint="default"/>
           <w:vanish/>
           <w:sz w:val="21"/>
         </w:rPr>
+        <w:spacing w:line="290" w:lineRule="atLeast" w:before="0" w:after="0"/>
       </w:pPr>
     </w:p>
     <w:p>
       <w:pPr>
-        <w:spacing w:line="290" w:lineRule="atLeast"/>
         <w:rPr>
-          <w:rFonts w:hint="default"/>
           <w:vanish/>
           <w:sz w:val="2"/>
         </w:rPr>
+        <w:spacing w:line="290" w:lineRule="atLeast" w:before="0" w:after="0"/>
       </w:pPr>
     </w:p>
     <w:p>
       <w:pPr>
-        <w:spacing w:line="290" w:lineRule="atLeast"/>
         <w:rPr>
-          <w:rFonts w:hint="default"/>
           <w:vanish/>
         </w:rPr>
+        <w:spacing w:line="290" w:lineRule="atLeast" w:before="0" w:after="0"/>
       </w:pPr>
     </w:p>
     <w:p>
       <w:pPr>
-        <w:spacing w:line="290" w:lineRule="atLeast"/>
         <w:rPr>
-          <w:rFonts w:hint="default"/>
           <w:vanish/>
           <w:sz w:val="21"/>
         </w:rPr>
+        <w:spacing w:line="290" w:lineRule="atLeast" w:before="0" w:after="0"/>
       </w:pPr>
     </w:p>
     <w:p>
       <w:pPr>
-        <w:spacing w:line="290" w:lineRule="atLeast"/>
         <w:rPr>
-          <w:rFonts w:hint="default"/>
           <w:vanish/>
           <w:sz w:val="21"/>
         </w:rPr>
+        <w:spacing w:line="290" w:lineRule="atLeast" w:before="0" w:after="0"/>
       </w:pPr>
     </w:p>
     <w:p>
       <w:pPr>
-        <w:spacing w:line="290" w:lineRule="atLeast"/>
         <w:rPr>
-          <w:rFonts w:hint="default"/>
           <w:vanish/>
           <w:sz w:val="2"/>
         </w:rPr>
+        <w:spacing w:line="290" w:lineRule="atLeast" w:before="0" w:after="0"/>
       </w:pPr>
     </w:p>
     <w:tbl>
       <w:tblPr>
         <w:tblW w:w="0" w:type="auto"/>
         <w:jc w:val="center"/>
+        <w:tblInd w:w="0" w:type="dxa"/>
         <w:tblLayout w:type="fixed"/>
         <w:tblCellMar>
           <w:left w:w="0" w:type="dxa"/>
@@ -1151,22 +1108,26 @@
       </w:tblPr>
       <w:tblGrid>
         <w:gridCol w:w="695"/>
-        <w:gridCol w:w="184"/>
-        <w:gridCol w:w="4416"/>
-        <w:gridCol w:w="2693"/>
-        <w:gridCol w:w="2755"/>
-        <w:gridCol w:w="880"/>
+        <w:gridCol w:w="156"/>
+        <w:gridCol w:w="28"/>
+        <w:gridCol w:w="667"/>
+        <w:gridCol w:w="2835"/>
+        <w:gridCol w:w="2189"/>
+        <w:gridCol w:w="504"/>
+        <w:gridCol w:w="3669"/>
+        <w:gridCol w:w="851"/>
+        <w:gridCol w:w="29"/>
       </w:tblGrid>
       <w:tr>
         <w:trPr>
-          <w:gridBefore w:val="2"/>
+          <w:gridBefore w:val="3"/>
           <w:wBefore w:w="879" w:type="dxa"/>
           <w:jc w:val="center"/>
         </w:trPr>
         <w:tc>
           <w:tcPr>
             <w:tcW w:w="10744" w:type="dxa"/>
-            <w:gridSpan w:val="4"/>
+            <w:gridSpan w:val="7"/>
             <w:tcBorders>
               <w:top w:val="nil"/>
               <w:left w:val="nil"/>
@@ -1184,9 +1145,9 @@
           </w:tcPr>
           <w:p>
             <w:pPr>
-              <w:spacing w:line="290" w:lineRule="atLeast"/>
-              <w:rPr>
-                <w:rFonts w:ascii="Times New Roman" w:hAnsi="Times New Roman" w:hint="default"/>
+              <w:spacing w:line="290" w:lineRule="atLeast" w:before="0" w:after="0"/>
+              <w:rPr>
+                <w:rFonts w:ascii="Times New Roman" w:hAnsi="Times New Roman"/>
                 <w:b/>
                 <w:bCs/>
               </w:rPr>
@@ -1212,7 +1173,7 @@
       </w:tr>
       <w:tr>
         <w:trPr>
-          <w:gridAfter w:val="1"/>
+          <w:gridAfter w:val="2"/>
           <w:wAfter w:w="880" w:type="dxa"/>
           <w:jc w:val="center"/>
         </w:trPr>
@@ -1235,9 +1196,9 @@
           </w:tcPr>
           <w:p>
             <w:pPr>
-              <w:spacing w:line="290" w:lineRule="atLeast"/>
-              <w:rPr>
-                <w:rFonts w:ascii="Times New Roman" w:hAnsi="Times New Roman" w:hint="default"/>
+              <w:spacing w:line="290" w:lineRule="atLeast" w:before="0" w:after="0"/>
+              <w:rPr>
+                <w:rFonts w:ascii="Times New Roman" w:hAnsi="Times New Roman"/>
                 <w:sz w:val="21"/>
               </w:rPr>
             </w:pPr>
@@ -1246,7 +1207,7 @@
         <w:tc>
           <w:tcPr>
             <w:tcW w:w="4600" w:type="dxa"/>
-            <w:gridSpan w:val="2"/>
+            <w:gridSpan w:val="4"/>
             <w:tcBorders>
               <w:top w:val="nil"/>
               <w:left w:val="nil"/>
@@ -1263,9 +1224,9 @@
           </w:tcPr>
           <w:p>
             <w:pPr>
-              <w:spacing w:line="290" w:lineRule="atLeast"/>
-              <w:rPr>
-                <w:rFonts w:ascii="Times New Roman" w:hAnsi="Times New Roman" w:hint="default"/>
+              <w:spacing w:line="290" w:lineRule="atLeast" w:before="0" w:after="0"/>
+              <w:rPr>
+                <w:rFonts w:ascii="Times New Roman" w:hAnsi="Times New Roman"/>
                 <w:sz w:val="21"/>
               </w:rPr>
             </w:pPr>
@@ -1276,13 +1237,14 @@
                 <w:bCs/>
                 <w:sz w:val="21"/>
               </w:rPr>
-              <w:t>社区团购自提点布局与配送优化</w:t>
+              <w:t xml:space="preserve">社区团购自提点布局与配送优化</w:t>
             </w:r>
           </w:p>
         </w:tc>
         <w:tc>
           <w:tcPr>
             <w:tcW w:w="2693" w:type="dxa"/>
+            <w:gridSpan w:val="2"/>
             <w:tcBorders>
               <w:top w:val="nil"/>
               <w:left w:val="nil"/>
@@ -1293,9 +1255,9 @@
           </w:tcPr>
           <w:p>
             <w:pPr>
-              <w:spacing w:line="290" w:lineRule="atLeast"/>
-              <w:rPr>
-                <w:rFonts w:ascii="Times New Roman" w:eastAsia="等线" w:hAnsi="Times New Roman" w:hint="default"/>
+              <w:spacing w:line="290" w:lineRule="atLeast" w:before="0" w:after="0"/>
+              <w:rPr>
+                <w:rFonts w:ascii="Times New Roman" w:eastAsia="等线" w:hAnsi="Times New Roman"/>
                 <w:b/>
                 <w:bCs/>
                 <w:sz w:val="21"/>
@@ -1308,7 +1270,7 @@
                 <w:bCs/>
                 <w:sz w:val="21"/>
               </w:rPr>
-              <w:t>个人课程项目</w:t>
+              <w:t xml:space="preserve">个人课程项目</w:t>
             </w:r>
           </w:p>
         </w:tc>
@@ -1325,7 +1287,7 @@
           </w:tcPr>
           <w:p>
             <w:pPr>
-              <w:spacing w:line="290" w:lineRule="atLeast"/>
+              <w:spacing w:line="290" w:lineRule="atLeast" w:before="0" w:after="0"/>
               <w:rPr>
                 <w:rFonts w:ascii="Times New Roman" w:eastAsia="等线" w:hAnsi="Times New Roman" w:hint="default"/>
                 <w:b/>
@@ -1340,14 +1302,14 @@
                 <w:bCs/>
                 <w:sz w:val="21"/>
               </w:rPr>
-              <w:t>2026.03-2026.06</w:t>
+              <w:t xml:space="preserve">2026.03-2026.06</w:t>
             </w:r>
           </w:p>
         </w:tc>
       </w:tr>
       <w:tr>
         <w:trPr>
-          <w:gridAfter w:val="1"/>
+          <w:gridAfter w:val="2"/>
           <w:wAfter w:w="880" w:type="dxa"/>
           <w:jc w:val="center"/>
         </w:trPr>
@@ -1370,9 +1332,9 @@
           </w:tcPr>
           <w:p>
             <w:pPr>
-              <w:spacing w:line="290" w:lineRule="atLeast"/>
-              <w:rPr>
-                <w:rFonts w:ascii="Times New Roman" w:hAnsi="Times New Roman" w:hint="default"/>
+              <w:spacing w:line="290" w:lineRule="atLeast" w:before="0" w:after="0"/>
+              <w:rPr>
+                <w:rFonts w:ascii="Times New Roman" w:hAnsi="Times New Roman"/>
                 <w:sz w:val="21"/>
               </w:rPr>
             </w:pPr>
@@ -1381,7 +1343,7 @@
         <w:tc>
           <w:tcPr>
             <w:tcW w:w="10048" w:type="dxa"/>
-            <w:gridSpan w:val="4"/>
+            <w:gridSpan w:val="7"/>
             <w:tcBorders>
               <w:top w:val="nil"/>
               <w:left w:val="nil"/>
@@ -1402,7 +1364,7 @@
                 <w:ilvl w:val="0"/>
                 <w:numId w:val="9"/>
               </w:numPr>
-              <w:spacing w:line="290" w:lineRule="atLeast"/>
+              <w:spacing w:line="290" w:lineRule="atLeast" w:before="0" w:after="0"/>
               <w:rPr>
                 <w:rFonts w:ascii="Times New Roman" w:eastAsia="宋体" w:hAnsi="Times New Roman" w:cs="宋体" w:hint="default"/>
                 <w:sz w:val="21"/>
@@ -1413,70 +1375,63 @@
                 <w:rFonts w:ascii="Times New Roman" w:eastAsia="宋体" w:hAnsi="Times New Roman" w:cs="宋体"/>
                 <w:sz w:val="21"/>
               </w:rPr>
-              <w:t>针对老龄化小区自提点布局零散、配送效率低的问题，调研</w:t>
-            </w:r>
-            <w:r>
-              <w:rPr>
-                <w:rFonts w:ascii="Times New Roman" w:eastAsia="宋体" w:hAnsi="Times New Roman"/>
-                <w:sz w:val="21"/>
-              </w:rPr>
-              <w:t>15</w:t>
-            </w:r>
-            <w:r>
-              <w:rPr>
-                <w:rFonts w:ascii="Times New Roman" w:eastAsia="宋体" w:hAnsi="Times New Roman" w:cs="宋体"/>
-                <w:sz w:val="21"/>
-              </w:rPr>
-              <w:t>个候选点位与日均</w:t>
-            </w:r>
-            <w:r>
-              <w:rPr>
-                <w:rFonts w:ascii="Times New Roman" w:eastAsia="宋体" w:hAnsi="Times New Roman"/>
-                <w:sz w:val="21"/>
-              </w:rPr>
-              <w:t>345</w:t>
-            </w:r>
-            <w:r>
-              <w:rPr>
-                <w:rFonts w:ascii="Times New Roman" w:eastAsia="宋体" w:hAnsi="Times New Roman" w:cs="宋体"/>
-                <w:sz w:val="21"/>
-              </w:rPr>
-              <w:t>单真实需求，设计</w:t>
-            </w:r>
-            <w:r>
-              <w:rPr>
-                <w:rFonts w:ascii="Times New Roman" w:eastAsia="宋体" w:hAnsi="Times New Roman" w:cs="宋体"/>
-                <w:sz w:val="21"/>
-              </w:rPr>
-              <w:t>“</w:t>
-            </w:r>
-            <w:r>
-              <w:rPr>
-                <w:rFonts w:ascii="Times New Roman" w:eastAsia="宋体" w:hAnsi="Times New Roman"/>
-                <w:sz w:val="21"/>
-              </w:rPr>
-              <w:t>2</w:t>
-            </w:r>
-            <w:r>
-              <w:rPr>
-                <w:rFonts w:ascii="Times New Roman" w:eastAsia="宋体" w:hAnsi="Times New Roman" w:cs="宋体"/>
-                <w:sz w:val="21"/>
-              </w:rPr>
-              <w:t>核心点</w:t>
-            </w:r>
-            <w:r>
-              <w:rPr>
-                <w:rFonts w:ascii="Times New Roman" w:eastAsia="宋体" w:hAnsi="Times New Roman"/>
-                <w:sz w:val="21"/>
-              </w:rPr>
-              <w:t>+4</w:t>
-            </w:r>
-            <w:r>
-              <w:rPr>
-                <w:rFonts w:ascii="Times New Roman" w:eastAsia="宋体" w:hAnsi="Times New Roman" w:cs="宋体"/>
-                <w:sz w:val="21"/>
-              </w:rPr>
-              <w:t>动态临时点”的弹性运营方案</w:t>
+              <w:t xml:space="preserve">针对老龄化小区自提点布局零散、配送效率低的问题，调研</w:t>
+            </w:r>
+            <w:r>
+              <w:rPr>
+                <w:rFonts w:eastAsia="宋体" w:ascii="Times New Roman" w:hAnsi="Times New Roman"/>
+                <w:sz w:val="21"/>
+              </w:rPr>
+              <w:t xml:space="preserve">15</w:t>
+            </w:r>
+            <w:r>
+              <w:rPr>
+                <w:rFonts w:ascii="Times New Roman" w:eastAsia="宋体" w:hAnsi="Times New Roman" w:cs="宋体"/>
+                <w:sz w:val="21"/>
+              </w:rPr>
+              <w:t xml:space="preserve">个候选点位与日均</w:t>
+            </w:r>
+            <w:r>
+              <w:rPr>
+                <w:rFonts w:eastAsia="宋体" w:ascii="Times New Roman" w:hAnsi="Times New Roman"/>
+                <w:sz w:val="21"/>
+              </w:rPr>
+              <w:t xml:space="preserve">345</w:t>
+            </w:r>
+            <w:r>
+              <w:rPr>
+                <w:rFonts w:ascii="Times New Roman" w:eastAsia="宋体" w:hAnsi="Times New Roman" w:cs="宋体"/>
+                <w:sz w:val="21"/>
+              </w:rPr>
+              <w:t xml:space="preserve">单真实需求，设计“</w:t>
+            </w:r>
+            <w:r>
+              <w:rPr>
+                <w:rFonts w:eastAsia="宋体" w:ascii="Times New Roman" w:hAnsi="Times New Roman"/>
+                <w:sz w:val="21"/>
+              </w:rPr>
+              <w:t xml:space="preserve">2</w:t>
+            </w:r>
+            <w:r>
+              <w:rPr>
+                <w:rFonts w:ascii="Times New Roman" w:eastAsia="宋体" w:hAnsi="Times New Roman" w:cs="宋体"/>
+                <w:sz w:val="21"/>
+              </w:rPr>
+              <w:t xml:space="preserve">核心点</w:t>
+            </w:r>
+            <w:r>
+              <w:rPr>
+                <w:rFonts w:eastAsia="宋体" w:ascii="Times New Roman" w:hAnsi="Times New Roman"/>
+                <w:sz w:val="21"/>
+              </w:rPr>
+              <w:t xml:space="preserve">+4</w:t>
+            </w:r>
+            <w:r>
+              <w:rPr>
+                <w:rFonts w:ascii="Times New Roman" w:eastAsia="宋体" w:hAnsi="Times New Roman" w:cs="宋体"/>
+                <w:sz w:val="21"/>
+              </w:rPr>
+              <w:t xml:space="preserve">动态临时点”的弹性运营方案</w:t>
             </w:r>
           </w:p>
           <w:p>
@@ -1485,7 +1440,7 @@
                 <w:ilvl w:val="0"/>
                 <w:numId w:val="9"/>
               </w:numPr>
-              <w:spacing w:line="290" w:lineRule="atLeast"/>
+              <w:spacing w:line="290" w:lineRule="atLeast" w:before="0" w:after="0"/>
               <w:rPr>
                 <w:rFonts w:ascii="Times New Roman" w:eastAsia="宋体" w:hAnsi="Times New Roman" w:cs="宋体" w:hint="default"/>
                 <w:sz w:val="21"/>
@@ -1496,70 +1451,70 @@
                 <w:rFonts w:ascii="Times New Roman" w:eastAsia="宋体" w:hAnsi="Times New Roman" w:cs="宋体"/>
                 <w:sz w:val="21"/>
               </w:rPr>
-              <w:t>将年龄分层服务半径与电梯等待时间纳入优化模型，用</w:t>
-            </w:r>
-            <w:r>
-              <w:rPr>
-                <w:rFonts w:ascii="Times New Roman" w:eastAsia="宋体" w:hAnsi="Times New Roman"/>
-                <w:sz w:val="21"/>
-              </w:rPr>
-              <w:t>Python</w:t>
-            </w:r>
-            <w:r>
-              <w:rPr>
-                <w:rFonts w:ascii="Times New Roman" w:eastAsia="宋体" w:hAnsi="Times New Roman" w:cs="宋体"/>
-                <w:sz w:val="21"/>
-              </w:rPr>
-              <w:t>完成方案测算：模型测算总运营成本降低</w:t>
-            </w:r>
-            <w:r>
-              <w:rPr>
-                <w:rFonts w:ascii="Times New Roman" w:eastAsia="宋体" w:hAnsi="Times New Roman"/>
-                <w:sz w:val="21"/>
-              </w:rPr>
-              <w:t>18.7%</w:t>
-            </w:r>
-            <w:r>
-              <w:rPr>
-                <w:rFonts w:ascii="Times New Roman" w:eastAsia="宋体" w:hAnsi="Times New Roman" w:cs="宋体"/>
-                <w:sz w:val="21"/>
-              </w:rPr>
-              <w:t>，老年人服务覆盖率</w:t>
-            </w:r>
-            <w:r>
-              <w:rPr>
-                <w:rFonts w:ascii="Times New Roman" w:eastAsia="宋体" w:hAnsi="Times New Roman"/>
-                <w:sz w:val="21"/>
-              </w:rPr>
-              <w:t>53.4%</w:t>
-            </w:r>
-            <w:r>
-              <w:rPr>
-                <w:rFonts w:ascii="Times New Roman" w:eastAsia="宋体" w:hAnsi="Times New Roman" w:cs="宋体"/>
-                <w:sz w:val="21"/>
-              </w:rPr>
-              <w:t>→</w:t>
-            </w:r>
-            <w:r>
-              <w:rPr>
-                <w:rFonts w:ascii="Times New Roman" w:eastAsia="宋体" w:hAnsi="Times New Roman"/>
-                <w:sz w:val="21"/>
-              </w:rPr>
-              <w:t>87.3%</w:t>
-            </w:r>
-            <w:r>
-              <w:rPr>
-                <w:rFonts w:ascii="Times New Roman" w:eastAsia="宋体" w:hAnsi="Times New Roman" w:cs="宋体"/>
-                <w:sz w:val="21"/>
-              </w:rPr>
-              <w:t>，平均配送时长缩短</w:t>
-            </w:r>
-            <w:r>
-              <w:rPr>
-                <w:rFonts w:ascii="Times New Roman" w:eastAsia="宋体" w:hAnsi="Times New Roman"/>
-                <w:sz w:val="21"/>
-              </w:rPr>
-              <w:t>22.3%</w:t>
+              <w:t xml:space="preserve">将年龄分层服务半径与电梯等待时间纳入优化模型，用</w:t>
+            </w:r>
+            <w:r>
+              <w:rPr>
+                <w:rFonts w:eastAsia="宋体" w:ascii="Times New Roman" w:hAnsi="Times New Roman"/>
+                <w:sz w:val="21"/>
+              </w:rPr>
+              <w:t xml:space="preserve">Python</w:t>
+            </w:r>
+            <w:r>
+              <w:rPr>
+                <w:rFonts w:ascii="Times New Roman" w:eastAsia="宋体" w:hAnsi="Times New Roman" w:cs="宋体"/>
+                <w:sz w:val="21"/>
+              </w:rPr>
+              <w:t xml:space="preserve">完成方案测算：模型测算总运营成本降低</w:t>
+            </w:r>
+            <w:r>
+              <w:rPr>
+                <w:rFonts w:eastAsia="宋体" w:ascii="Times New Roman" w:hAnsi="Times New Roman"/>
+                <w:sz w:val="21"/>
+              </w:rPr>
+              <w:t xml:space="preserve">18.7%</w:t>
+            </w:r>
+            <w:r>
+              <w:rPr>
+                <w:rFonts w:ascii="Times New Roman" w:eastAsia="宋体" w:hAnsi="Times New Roman" w:cs="宋体"/>
+                <w:sz w:val="21"/>
+              </w:rPr>
+              <w:t xml:space="preserve">，老年人服务覆盖率</w:t>
+            </w:r>
+            <w:r>
+              <w:rPr>
+                <w:rFonts w:eastAsia="宋体" w:ascii="Times New Roman" w:hAnsi="Times New Roman"/>
+                <w:sz w:val="21"/>
+              </w:rPr>
+              <w:t xml:space="preserve">53.4%</w:t>
+            </w:r>
+            <w:r>
+              <w:rPr>
+                <w:rFonts w:ascii="Times New Roman" w:eastAsia="宋体" w:hAnsi="Times New Roman" w:cs="宋体"/>
+                <w:sz w:val="21"/>
+              </w:rPr>
+              <w:t xml:space="preserve">→</w:t>
+            </w:r>
+            <w:r>
+              <w:rPr>
+                <w:rFonts w:eastAsia="宋体" w:ascii="Times New Roman" w:hAnsi="Times New Roman"/>
+                <w:sz w:val="21"/>
+              </w:rPr>
+              <w:t xml:space="preserve">87.3%</w:t>
+            </w:r>
+            <w:r>
+              <w:rPr>
+                <w:rFonts w:ascii="Times New Roman" w:eastAsia="宋体" w:hAnsi="Times New Roman" w:cs="宋体"/>
+                <w:sz w:val="21"/>
+              </w:rPr>
+              <w:t xml:space="preserve">，平均配送时长缩短</w:t>
+            </w:r>
+            <w:r>
+              <w:rPr>
+                <w:rFonts w:eastAsia="宋体" w:ascii="Times New Roman" w:hAnsi="Times New Roman"/>
+                <w:sz w:val="21"/>
+              </w:rPr>
+              <w:t xml:space="preserve">22.3%</w:t>
             </w:r>
           </w:p>
           <w:p>
@@ -1568,7 +1523,7 @@
                 <w:ilvl w:val="0"/>
                 <w:numId w:val="9"/>
               </w:numPr>
-              <w:spacing w:line="290" w:lineRule="atLeast"/>
+              <w:spacing w:line="290" w:lineRule="atLeast" w:before="0" w:after="0"/>
               <w:rPr>
                 <w:rFonts w:ascii="Times New Roman" w:eastAsia="宋体" w:hAnsi="Times New Roman" w:cs="宋体" w:hint="default"/>
                 <w:sz w:val="21"/>
@@ -1579,42 +1534,42 @@
                 <w:rFonts w:ascii="Times New Roman" w:eastAsia="宋体" w:hAnsi="Times New Roman" w:cs="宋体"/>
                 <w:sz w:val="21"/>
               </w:rPr>
-              <w:t>方案可快速响应周末</w:t>
-            </w:r>
-            <w:r>
-              <w:rPr>
-                <w:rFonts w:ascii="Times New Roman" w:eastAsia="宋体" w:hAnsi="Times New Roman"/>
-                <w:sz w:val="21"/>
-              </w:rPr>
-              <w:t>29.9%</w:t>
-            </w:r>
-            <w:r>
-              <w:rPr>
-                <w:rFonts w:ascii="Times New Roman" w:eastAsia="宋体" w:hAnsi="Times New Roman" w:cs="宋体"/>
-                <w:sz w:val="21"/>
-              </w:rPr>
-              <w:t>、促销日</w:t>
-            </w:r>
-            <w:r>
-              <w:rPr>
-                <w:rFonts w:ascii="Times New Roman" w:eastAsia="宋体" w:hAnsi="Times New Roman"/>
-                <w:sz w:val="21"/>
-              </w:rPr>
-              <w:t>50.7%</w:t>
-            </w:r>
-            <w:r>
-              <w:rPr>
-                <w:rFonts w:ascii="Times New Roman" w:eastAsia="宋体" w:hAnsi="Times New Roman" w:cs="宋体"/>
-                <w:sz w:val="21"/>
-              </w:rPr>
-              <w:t>的需求波动，为社区团购末端运营提供可落地的优化思路</w:t>
+              <w:t xml:space="preserve">方案可快速响应周末</w:t>
+            </w:r>
+            <w:r>
+              <w:rPr>
+                <w:rFonts w:eastAsia="宋体" w:ascii="Times New Roman" w:hAnsi="Times New Roman"/>
+                <w:sz w:val="21"/>
+              </w:rPr>
+              <w:t xml:space="preserve">29.9%</w:t>
+            </w:r>
+            <w:r>
+              <w:rPr>
+                <w:rFonts w:ascii="Times New Roman" w:eastAsia="宋体" w:hAnsi="Times New Roman" w:cs="宋体"/>
+                <w:sz w:val="21"/>
+              </w:rPr>
+              <w:t xml:space="preserve">、促销日</w:t>
+            </w:r>
+            <w:r>
+              <w:rPr>
+                <w:rFonts w:eastAsia="宋体" w:ascii="Times New Roman" w:hAnsi="Times New Roman"/>
+                <w:sz w:val="21"/>
+              </w:rPr>
+              <w:t xml:space="preserve">50.7%</w:t>
+            </w:r>
+            <w:r>
+              <w:rPr>
+                <w:rFonts w:ascii="Times New Roman" w:eastAsia="宋体" w:hAnsi="Times New Roman" w:cs="宋体"/>
+                <w:sz w:val="21"/>
+              </w:rPr>
+              <w:t xml:space="preserve">的需求波动，为社区团购末端运营提供可落地的优化思路</w:t>
             </w:r>
           </w:p>
         </w:tc>
       </w:tr>
       <w:tr>
         <w:trPr>
-          <w:gridAfter w:val="1"/>
+          <w:gridAfter w:val="2"/>
           <w:wAfter w:w="880" w:type="dxa"/>
           <w:jc w:val="center"/>
         </w:trPr>
@@ -1637,9 +1592,9 @@
           </w:tcPr>
           <w:p>
             <w:pPr>
-              <w:spacing w:line="290" w:lineRule="atLeast"/>
-              <w:rPr>
-                <w:rFonts w:ascii="Times New Roman" w:hAnsi="Times New Roman" w:hint="default"/>
+              <w:spacing w:line="290" w:lineRule="atLeast" w:before="0" w:after="0"/>
+              <w:rPr>
+                <w:rFonts w:ascii="Times New Roman" w:hAnsi="Times New Roman"/>
                 <w:sz w:val="21"/>
               </w:rPr>
             </w:pPr>
@@ -1648,7 +1603,7 @@
         <w:tc>
           <w:tcPr>
             <w:tcW w:w="4600" w:type="dxa"/>
-            <w:gridSpan w:val="2"/>
+            <w:gridSpan w:val="4"/>
             <w:tcBorders>
               <w:top w:val="nil"/>
               <w:left w:val="nil"/>
@@ -1665,9 +1620,9 @@
           </w:tcPr>
           <w:p>
             <w:pPr>
-              <w:spacing w:line="290" w:lineRule="atLeast"/>
-              <w:rPr>
-                <w:rFonts w:ascii="Times New Roman" w:hAnsi="Times New Roman" w:hint="default"/>
+              <w:spacing w:line="290" w:lineRule="atLeast" w:before="0" w:after="0"/>
+              <w:rPr>
+                <w:rFonts w:ascii="Times New Roman" w:hAnsi="Times New Roman"/>
                 <w:sz w:val="21"/>
               </w:rPr>
             </w:pPr>
@@ -1678,13 +1633,14 @@
                 <w:bCs/>
                 <w:sz w:val="21"/>
               </w:rPr>
-              <w:t>电商用户行为分析与运营策略研究</w:t>
+              <w:t xml:space="preserve">电商用户行为分析与运营策略研究</w:t>
             </w:r>
           </w:p>
         </w:tc>
         <w:tc>
           <w:tcPr>
             <w:tcW w:w="2693" w:type="dxa"/>
+            <w:gridSpan w:val="2"/>
             <w:tcBorders>
               <w:top w:val="nil"/>
               <w:left w:val="nil"/>
@@ -1695,9 +1651,9 @@
           </w:tcPr>
           <w:p>
             <w:pPr>
-              <w:spacing w:line="290" w:lineRule="atLeast"/>
-              <w:rPr>
-                <w:rFonts w:ascii="Times New Roman" w:eastAsia="等线" w:hAnsi="Times New Roman" w:hint="default"/>
+              <w:spacing w:line="290" w:lineRule="atLeast" w:before="0" w:after="0"/>
+              <w:rPr>
+                <w:rFonts w:ascii="Times New Roman" w:eastAsia="等线" w:hAnsi="Times New Roman"/>
                 <w:b/>
                 <w:bCs/>
                 <w:sz w:val="21"/>
@@ -1710,7 +1666,7 @@
                 <w:bCs/>
                 <w:sz w:val="21"/>
               </w:rPr>
-              <w:t>个人课程项目</w:t>
+              <w:t xml:space="preserve">个人课程项目</w:t>
             </w:r>
           </w:p>
         </w:tc>
@@ -1727,7 +1683,7 @@
           </w:tcPr>
           <w:p>
             <w:pPr>
-              <w:spacing w:line="290" w:lineRule="atLeast"/>
+              <w:spacing w:line="290" w:lineRule="atLeast" w:before="0" w:after="0"/>
               <w:rPr>
                 <w:rFonts w:ascii="Times New Roman" w:eastAsia="等线" w:hAnsi="Times New Roman" w:hint="default"/>
                 <w:b/>
@@ -1742,14 +1698,14 @@
                 <w:bCs/>
                 <w:sz w:val="21"/>
               </w:rPr>
-              <w:t>2025.10-2025.12</w:t>
+              <w:t xml:space="preserve">2025.10-2025.12</w:t>
             </w:r>
           </w:p>
         </w:tc>
       </w:tr>
       <w:tr>
         <w:trPr>
-          <w:gridAfter w:val="1"/>
+          <w:gridAfter w:val="2"/>
           <w:wAfter w:w="880" w:type="dxa"/>
           <w:jc w:val="center"/>
         </w:trPr>
@@ -1772,9 +1728,9 @@
           </w:tcPr>
           <w:p>
             <w:pPr>
-              <w:spacing w:line="290" w:lineRule="atLeast"/>
-              <w:rPr>
-                <w:rFonts w:ascii="Times New Roman" w:hAnsi="Times New Roman" w:hint="default"/>
+              <w:spacing w:line="290" w:lineRule="atLeast" w:before="0" w:after="0"/>
+              <w:rPr>
+                <w:rFonts w:ascii="Times New Roman" w:hAnsi="Times New Roman"/>
                 <w:sz w:val="21"/>
               </w:rPr>
             </w:pPr>
@@ -1783,7 +1739,7 @@
         <w:tc>
           <w:tcPr>
             <w:tcW w:w="10048" w:type="dxa"/>
-            <w:gridSpan w:val="4"/>
+            <w:gridSpan w:val="7"/>
             <w:tcBorders>
               <w:top w:val="nil"/>
               <w:left w:val="nil"/>
@@ -1804,7 +1760,7 @@
                 <w:ilvl w:val="0"/>
                 <w:numId w:val="9"/>
               </w:numPr>
-              <w:spacing w:line="290" w:lineRule="atLeast"/>
+              <w:spacing w:line="290" w:lineRule="atLeast" w:before="0" w:after="0"/>
               <w:rPr>
                 <w:rFonts w:ascii="Times New Roman" w:eastAsia="宋体" w:hAnsi="Times New Roman" w:cs="宋体" w:hint="default"/>
                 <w:sz w:val="21"/>
@@ -1815,140 +1771,119 @@
                 <w:rFonts w:ascii="Times New Roman" w:eastAsia="宋体" w:hAnsi="Times New Roman" w:cs="宋体"/>
                 <w:sz w:val="21"/>
               </w:rPr>
-              <w:t>基于</w:t>
-            </w:r>
-            <w:r>
-              <w:rPr>
-                <w:rFonts w:ascii="Times New Roman" w:eastAsia="宋体" w:hAnsi="Times New Roman"/>
-                <w:sz w:val="21"/>
-              </w:rPr>
-              <w:t>TAM</w:t>
-            </w:r>
-            <w:r>
-              <w:rPr>
-                <w:rFonts w:ascii="Times New Roman" w:eastAsia="宋体" w:hAnsi="Times New Roman" w:cs="宋体"/>
-                <w:sz w:val="21"/>
-              </w:rPr>
-              <w:t>模型设计</w:t>
-            </w:r>
-            <w:r>
-              <w:rPr>
-                <w:rFonts w:ascii="Times New Roman" w:eastAsia="宋体" w:hAnsi="Times New Roman"/>
-                <w:sz w:val="21"/>
-              </w:rPr>
-              <w:t>7</w:t>
-            </w:r>
-            <w:r>
-              <w:rPr>
-                <w:rFonts w:ascii="Times New Roman" w:eastAsia="宋体" w:hAnsi="Times New Roman" w:cs="宋体"/>
-                <w:sz w:val="21"/>
-              </w:rPr>
-              <w:t>点李克特量表问卷，回收</w:t>
-            </w:r>
-            <w:r>
-              <w:rPr>
-                <w:rFonts w:ascii="Times New Roman" w:eastAsia="宋体" w:hAnsi="Times New Roman"/>
-                <w:sz w:val="21"/>
-              </w:rPr>
-              <w:t>328</w:t>
-            </w:r>
-            <w:r>
-              <w:rPr>
-                <w:rFonts w:ascii="Times New Roman" w:eastAsia="宋体" w:hAnsi="Times New Roman" w:cs="宋体"/>
-                <w:sz w:val="21"/>
-              </w:rPr>
-              <w:t>份有效样本，用</w:t>
-            </w:r>
-            <w:r>
-              <w:rPr>
-                <w:rFonts w:ascii="Times New Roman" w:eastAsia="宋体" w:hAnsi="Times New Roman"/>
-                <w:sz w:val="21"/>
-              </w:rPr>
-              <w:t>SPSS</w:t>
-            </w:r>
-            <w:r>
-              <w:rPr>
-                <w:rFonts w:ascii="Times New Roman" w:eastAsia="宋体" w:hAnsi="Times New Roman" w:cs="宋体"/>
-                <w:sz w:val="21"/>
-              </w:rPr>
-              <w:t>和</w:t>
-            </w:r>
-            <w:r>
-              <w:rPr>
-                <w:rFonts w:ascii="Times New Roman" w:eastAsia="宋体" w:hAnsi="Times New Roman"/>
-                <w:sz w:val="21"/>
-              </w:rPr>
-              <w:t>Python</w:t>
-            </w:r>
-            <w:r>
-              <w:rPr>
-                <w:rFonts w:ascii="Times New Roman" w:eastAsia="宋体" w:hAnsi="Times New Roman" w:cs="宋体"/>
-                <w:sz w:val="21"/>
-              </w:rPr>
-              <w:t>完成统计分析；验证交互性（</w:t>
-            </w:r>
-            <w:r>
-              <w:rPr>
-                <w:rFonts w:ascii="Times New Roman" w:eastAsia="宋体" w:hAnsi="Times New Roman"/>
-                <w:sz w:val="21"/>
-              </w:rPr>
-              <w:t>β</w:t>
-            </w:r>
-            <w:r>
-              <w:rPr>
-                <w:rFonts w:ascii="Times New Roman" w:eastAsia="宋体" w:hAnsi="Times New Roman"/>
-                <w:sz w:val="21"/>
-              </w:rPr>
-              <w:t>=0.42</w:t>
-            </w:r>
-            <w:r>
-              <w:rPr>
-                <w:rFonts w:ascii="Times New Roman" w:eastAsia="宋体" w:hAnsi="Times New Roman" w:cs="宋体"/>
-                <w:sz w:val="21"/>
-              </w:rPr>
-              <w:t>）、个性化（</w:t>
-            </w:r>
-            <w:r>
-              <w:rPr>
-                <w:rFonts w:ascii="Times New Roman" w:eastAsia="宋体" w:hAnsi="Times New Roman"/>
-                <w:sz w:val="21"/>
-              </w:rPr>
-              <w:t>β</w:t>
-            </w:r>
-            <w:r>
-              <w:rPr>
-                <w:rFonts w:ascii="Times New Roman" w:eastAsia="宋体" w:hAnsi="Times New Roman"/>
-                <w:sz w:val="21"/>
-              </w:rPr>
-              <w:t>=0.38</w:t>
-            </w:r>
-            <w:r>
-              <w:rPr>
-                <w:rFonts w:ascii="Times New Roman" w:eastAsia="宋体" w:hAnsi="Times New Roman" w:cs="宋体"/>
-                <w:sz w:val="21"/>
-              </w:rPr>
-              <w:t>）、自主性（</w:t>
-            </w:r>
-            <w:r>
-              <w:rPr>
-                <w:rFonts w:ascii="Times New Roman" w:eastAsia="宋体" w:hAnsi="Times New Roman"/>
-                <w:sz w:val="21"/>
-              </w:rPr>
-              <w:t>β</w:t>
-            </w:r>
-            <w:r>
-              <w:rPr>
-                <w:rFonts w:ascii="Times New Roman" w:eastAsia="宋体" w:hAnsi="Times New Roman"/>
-                <w:sz w:val="21"/>
-              </w:rPr>
-              <w:t>=0.31</w:t>
-            </w:r>
-            <w:r>
-              <w:rPr>
-                <w:rFonts w:ascii="Times New Roman" w:eastAsia="宋体" w:hAnsi="Times New Roman" w:cs="宋体"/>
-                <w:sz w:val="21"/>
-              </w:rPr>
-              <w:t>）显著正向影响用户感知价值，识别问题识别准确性、智能解决能力为核心影响因素</w:t>
+              <w:t xml:space="preserve">基于</w:t>
+            </w:r>
+            <w:r>
+              <w:rPr>
+                <w:rFonts w:eastAsia="宋体" w:ascii="Times New Roman" w:hAnsi="Times New Roman"/>
+                <w:sz w:val="21"/>
+              </w:rPr>
+              <w:t xml:space="preserve">TAM</w:t>
+            </w:r>
+            <w:r>
+              <w:rPr>
+                <w:rFonts w:ascii="Times New Roman" w:eastAsia="宋体" w:hAnsi="Times New Roman" w:cs="宋体"/>
+                <w:sz w:val="21"/>
+              </w:rPr>
+              <w:t xml:space="preserve">模型设计</w:t>
+            </w:r>
+            <w:r>
+              <w:rPr>
+                <w:rFonts w:eastAsia="宋体" w:ascii="Times New Roman" w:hAnsi="Times New Roman"/>
+                <w:sz w:val="21"/>
+              </w:rPr>
+              <w:t xml:space="preserve">7</w:t>
+            </w:r>
+            <w:r>
+              <w:rPr>
+                <w:rFonts w:ascii="Times New Roman" w:eastAsia="宋体" w:hAnsi="Times New Roman" w:cs="宋体"/>
+                <w:sz w:val="21"/>
+              </w:rPr>
+              <w:t xml:space="preserve">点李克特量表问卷，回收</w:t>
+            </w:r>
+            <w:r>
+              <w:rPr>
+                <w:rFonts w:eastAsia="宋体" w:ascii="Times New Roman" w:hAnsi="Times New Roman"/>
+                <w:sz w:val="21"/>
+              </w:rPr>
+              <w:t xml:space="preserve">328</w:t>
+            </w:r>
+            <w:r>
+              <w:rPr>
+                <w:rFonts w:ascii="Times New Roman" w:eastAsia="宋体" w:hAnsi="Times New Roman" w:cs="宋体"/>
+                <w:sz w:val="21"/>
+              </w:rPr>
+              <w:t xml:space="preserve">份有效样本，用</w:t>
+            </w:r>
+            <w:r>
+              <w:rPr>
+                <w:rFonts w:eastAsia="宋体" w:ascii="Times New Roman" w:hAnsi="Times New Roman"/>
+                <w:sz w:val="21"/>
+              </w:rPr>
+              <w:t xml:space="preserve">SPSS</w:t>
+            </w:r>
+            <w:r>
+              <w:rPr>
+                <w:rFonts w:ascii="Times New Roman" w:eastAsia="宋体" w:hAnsi="Times New Roman" w:cs="宋体"/>
+                <w:sz w:val="21"/>
+              </w:rPr>
+              <w:t xml:space="preserve">和</w:t>
+            </w:r>
+            <w:r>
+              <w:rPr>
+                <w:rFonts w:eastAsia="宋体" w:ascii="Times New Roman" w:hAnsi="Times New Roman"/>
+                <w:sz w:val="21"/>
+              </w:rPr>
+              <w:t xml:space="preserve">Python</w:t>
+            </w:r>
+            <w:r>
+              <w:rPr>
+                <w:rFonts w:ascii="Times New Roman" w:eastAsia="宋体" w:hAnsi="Times New Roman" w:cs="宋体"/>
+                <w:sz w:val="21"/>
+              </w:rPr>
+              <w:t xml:space="preserve">完成统计分析；验证交互性（</w:t>
+            </w:r>
+            <w:r>
+              <w:rPr>
+                <w:rFonts w:eastAsia="宋体" w:ascii="Times New Roman" w:hAnsi="Times New Roman"/>
+                <w:sz w:val="21"/>
+              </w:rPr>
+              <w:t xml:space="preserve">β=0.42</w:t>
+            </w:r>
+            <w:r>
+              <w:rPr>
+                <w:rFonts w:ascii="Times New Roman" w:eastAsia="宋体" w:hAnsi="Times New Roman" w:cs="宋体"/>
+                <w:sz w:val="21"/>
+              </w:rPr>
+              <w:t xml:space="preserve">）、个性化（</w:t>
+            </w:r>
+            <w:r>
+              <w:rPr>
+                <w:rFonts w:eastAsia="宋体" w:ascii="Times New Roman" w:hAnsi="Times New Roman"/>
+                <w:sz w:val="21"/>
+              </w:rPr>
+              <w:t xml:space="preserve">β=0.38</w:t>
+            </w:r>
+            <w:r>
+              <w:rPr>
+                <w:rFonts w:ascii="Times New Roman" w:eastAsia="宋体" w:hAnsi="Times New Roman" w:cs="宋体"/>
+                <w:sz w:val="21"/>
+              </w:rPr>
+              <w:t xml:space="preserve">）、自主性（</w:t>
+            </w:r>
+            <w:r>
+              <w:rPr>
+                <w:rFonts w:eastAsia="宋体" w:ascii="Times New Roman" w:hAnsi="Times New Roman"/>
+                <w:sz w:val="21"/>
+              </w:rPr>
+              <w:t xml:space="preserve">β=0.31</w:t>
+            </w:r>
+            <w:r>
+              <w:rPr>
+                <w:rFonts w:ascii="Times New Roman" w:eastAsia="宋体" w:hAnsi="Times New Roman" w:cs="宋体"/>
+                <w:sz w:val="21"/>
+              </w:rPr>
+              <w:t xml:space="preserve">）显著正向影响用户感知价值，识别问题识别准确性、智能解决能力为核心影响因素</w:t>
             </w:r>
           </w:p>
           <w:p>
@@ -1957,7 +1892,7 @@
                 <w:ilvl w:val="0"/>
                 <w:numId w:val="9"/>
               </w:numPr>
-              <w:spacing w:line="290" w:lineRule="atLeast"/>
+              <w:spacing w:line="290" w:lineRule="atLeast" w:before="0" w:after="0"/>
               <w:rPr>
                 <w:rFonts w:ascii="Times New Roman" w:eastAsia="宋体" w:hAnsi="Times New Roman" w:cs="宋体" w:hint="default"/>
                 <w:sz w:val="21"/>
@@ -1968,56 +1903,56 @@
                 <w:rFonts w:ascii="Times New Roman" w:eastAsia="宋体" w:hAnsi="Times New Roman" w:cs="宋体"/>
                 <w:sz w:val="21"/>
               </w:rPr>
-              <w:t>发现用户智能体验起关键中介作用，感知增强维度贡献率</w:t>
-            </w:r>
-            <w:r>
-              <w:rPr>
-                <w:rFonts w:ascii="Times New Roman" w:eastAsia="宋体" w:hAnsi="Times New Roman"/>
-                <w:sz w:val="21"/>
-              </w:rPr>
-              <w:t>63%</w:t>
-            </w:r>
-            <w:r>
-              <w:rPr>
-                <w:rFonts w:ascii="Times New Roman" w:eastAsia="宋体" w:hAnsi="Times New Roman" w:cs="宋体"/>
-                <w:sz w:val="21"/>
-              </w:rPr>
-              <w:t>；高复杂度场景下信任阈值提高</w:t>
-            </w:r>
-            <w:r>
-              <w:rPr>
-                <w:rFonts w:ascii="Times New Roman" w:eastAsia="宋体" w:hAnsi="Times New Roman"/>
-                <w:sz w:val="21"/>
-              </w:rPr>
-              <w:t>32%</w:t>
-            </w:r>
-            <w:r>
-              <w:rPr>
-                <w:rFonts w:ascii="Times New Roman" w:eastAsia="宋体" w:hAnsi="Times New Roman" w:cs="宋体"/>
-                <w:sz w:val="21"/>
-              </w:rPr>
-              <w:t>，为电商</w:t>
-            </w:r>
-            <w:r>
-              <w:rPr>
-                <w:rFonts w:ascii="Times New Roman" w:eastAsia="宋体" w:hAnsi="Times New Roman"/>
-                <w:sz w:val="21"/>
-              </w:rPr>
-              <w:t>AI</w:t>
-            </w:r>
-            <w:r>
-              <w:rPr>
-                <w:rFonts w:ascii="Times New Roman" w:eastAsia="宋体" w:hAnsi="Times New Roman" w:cs="宋体"/>
-                <w:sz w:val="21"/>
-              </w:rPr>
-              <w:t>客服优化提供参考</w:t>
+              <w:t xml:space="preserve">发现用户智能体验起关键中介作用，感知增强维度贡献率</w:t>
+            </w:r>
+            <w:r>
+              <w:rPr>
+                <w:rFonts w:eastAsia="宋体" w:ascii="Times New Roman" w:hAnsi="Times New Roman"/>
+                <w:sz w:val="21"/>
+              </w:rPr>
+              <w:t xml:space="preserve">63%</w:t>
+            </w:r>
+            <w:r>
+              <w:rPr>
+                <w:rFonts w:ascii="Times New Roman" w:eastAsia="宋体" w:hAnsi="Times New Roman" w:cs="宋体"/>
+                <w:sz w:val="21"/>
+              </w:rPr>
+              <w:t xml:space="preserve">；高复杂度场景下信任阈值提高</w:t>
+            </w:r>
+            <w:r>
+              <w:rPr>
+                <w:rFonts w:eastAsia="宋体" w:ascii="Times New Roman" w:hAnsi="Times New Roman"/>
+                <w:sz w:val="21"/>
+              </w:rPr>
+              <w:t xml:space="preserve">32%</w:t>
+            </w:r>
+            <w:r>
+              <w:rPr>
+                <w:rFonts w:ascii="Times New Roman" w:eastAsia="宋体" w:hAnsi="Times New Roman" w:cs="宋体"/>
+                <w:sz w:val="21"/>
+              </w:rPr>
+              <w:t xml:space="preserve">，为电商</w:t>
+            </w:r>
+            <w:r>
+              <w:rPr>
+                <w:rFonts w:eastAsia="宋体" w:ascii="Times New Roman" w:hAnsi="Times New Roman"/>
+                <w:sz w:val="21"/>
+              </w:rPr>
+              <w:t xml:space="preserve">AI</w:t>
+            </w:r>
+            <w:r>
+              <w:rPr>
+                <w:rFonts w:ascii="Times New Roman" w:eastAsia="宋体" w:hAnsi="Times New Roman" w:cs="宋体"/>
+                <w:sz w:val="21"/>
+              </w:rPr>
+              <w:t xml:space="preserve">客服优化提供参考</w:t>
             </w:r>
           </w:p>
         </w:tc>
       </w:tr>
       <w:tr>
         <w:trPr>
-          <w:gridAfter w:val="1"/>
+          <w:gridAfter w:val="2"/>
           <w:wAfter w:w="880" w:type="dxa"/>
           <w:jc w:val="center"/>
         </w:trPr>
@@ -2040,9 +1975,9 @@
           </w:tcPr>
           <w:p>
             <w:pPr>
-              <w:spacing w:line="290" w:lineRule="atLeast"/>
-              <w:rPr>
-                <w:rFonts w:ascii="Times New Roman" w:hAnsi="Times New Roman" w:hint="default"/>
+              <w:spacing w:line="290" w:lineRule="atLeast" w:before="0" w:after="0"/>
+              <w:rPr>
+                <w:rFonts w:ascii="Times New Roman" w:hAnsi="Times New Roman"/>
                 <w:sz w:val="21"/>
               </w:rPr>
             </w:pPr>
@@ -2051,7 +1986,7 @@
         <w:tc>
           <w:tcPr>
             <w:tcW w:w="4600" w:type="dxa"/>
-            <w:gridSpan w:val="2"/>
+            <w:gridSpan w:val="4"/>
             <w:tcBorders>
               <w:top w:val="nil"/>
               <w:left w:val="nil"/>
@@ -2068,9 +2003,9 @@
           </w:tcPr>
           <w:p>
             <w:pPr>
-              <w:spacing w:line="290" w:lineRule="atLeast"/>
-              <w:rPr>
-                <w:rFonts w:ascii="Times New Roman" w:hAnsi="Times New Roman" w:hint="default"/>
+              <w:spacing w:line="290" w:lineRule="atLeast" w:before="0" w:after="0"/>
+              <w:rPr>
+                <w:rFonts w:ascii="Times New Roman" w:hAnsi="Times New Roman"/>
                 <w:sz w:val="21"/>
               </w:rPr>
             </w:pPr>
@@ -2081,13 +2016,14 @@
                 <w:bCs/>
                 <w:sz w:val="21"/>
               </w:rPr>
-              <w:t>银行营销客户分层与转化分析</w:t>
+              <w:t xml:space="preserve">银行营销客户分层与转化分析</w:t>
             </w:r>
           </w:p>
         </w:tc>
         <w:tc>
           <w:tcPr>
             <w:tcW w:w="2693" w:type="dxa"/>
+            <w:gridSpan w:val="2"/>
             <w:tcBorders>
               <w:top w:val="nil"/>
               <w:left w:val="nil"/>
@@ -2098,9 +2034,9 @@
           </w:tcPr>
           <w:p>
             <w:pPr>
-              <w:spacing w:line="290" w:lineRule="atLeast"/>
-              <w:rPr>
-                <w:rFonts w:ascii="Times New Roman" w:eastAsia="等线" w:hAnsi="Times New Roman" w:hint="default"/>
+              <w:spacing w:line="290" w:lineRule="atLeast" w:before="0" w:after="0"/>
+              <w:rPr>
+                <w:rFonts w:ascii="Times New Roman" w:eastAsia="等线" w:hAnsi="Times New Roman"/>
                 <w:b/>
                 <w:bCs/>
                 <w:sz w:val="21"/>
@@ -2113,7 +2049,7 @@
                 <w:bCs/>
                 <w:sz w:val="21"/>
               </w:rPr>
-              <w:t>个人课程项目</w:t>
+              <w:t xml:space="preserve">个人课程项目</w:t>
             </w:r>
           </w:p>
         </w:tc>
@@ -2130,7 +2066,7 @@
           </w:tcPr>
           <w:p>
             <w:pPr>
-              <w:spacing w:line="290" w:lineRule="atLeast"/>
+              <w:spacing w:line="290" w:lineRule="atLeast" w:before="0" w:after="0"/>
               <w:rPr>
                 <w:rFonts w:ascii="Times New Roman" w:eastAsia="等线" w:hAnsi="Times New Roman" w:hint="default"/>
                 <w:b/>
@@ -2145,14 +2081,14 @@
                 <w:bCs/>
                 <w:sz w:val="21"/>
               </w:rPr>
-              <w:t>2026.04-2026.06</w:t>
+              <w:t xml:space="preserve">2026.04-2026.06</w:t>
             </w:r>
           </w:p>
         </w:tc>
       </w:tr>
       <w:tr>
         <w:trPr>
-          <w:gridAfter w:val="1"/>
+          <w:gridAfter w:val="2"/>
           <w:wAfter w:w="880" w:type="dxa"/>
           <w:jc w:val="center"/>
         </w:trPr>
@@ -2175,9 +2111,9 @@
           </w:tcPr>
           <w:p>
             <w:pPr>
-              <w:spacing w:line="290" w:lineRule="atLeast"/>
-              <w:rPr>
-                <w:rFonts w:ascii="Times New Roman" w:hAnsi="Times New Roman" w:hint="default"/>
+              <w:spacing w:line="290" w:lineRule="atLeast" w:before="0" w:after="0"/>
+              <w:rPr>
+                <w:rFonts w:ascii="Times New Roman" w:hAnsi="Times New Roman"/>
                 <w:sz w:val="21"/>
               </w:rPr>
             </w:pPr>
@@ -2186,7 +2122,7 @@
         <w:tc>
           <w:tcPr>
             <w:tcW w:w="10048" w:type="dxa"/>
-            <w:gridSpan w:val="4"/>
+            <w:gridSpan w:val="7"/>
             <w:tcBorders>
               <w:top w:val="nil"/>
               <w:left w:val="nil"/>
@@ -2207,7 +2143,7 @@
                 <w:ilvl w:val="0"/>
                 <w:numId w:val="9"/>
               </w:numPr>
-              <w:spacing w:line="290" w:lineRule="atLeast"/>
+              <w:spacing w:line="290" w:lineRule="atLeast" w:before="0" w:after="0"/>
               <w:rPr>
                 <w:rFonts w:ascii="Times New Roman" w:eastAsia="宋体" w:hAnsi="Times New Roman" w:cs="宋体" w:hint="default"/>
                 <w:sz w:val="21"/>
@@ -2218,35 +2154,35 @@
                 <w:rFonts w:ascii="Times New Roman" w:eastAsia="宋体" w:hAnsi="Times New Roman" w:cs="宋体"/>
                 <w:sz w:val="21"/>
               </w:rPr>
-              <w:t>基于</w:t>
-            </w:r>
-            <w:r>
-              <w:rPr>
-                <w:rFonts w:ascii="Times New Roman" w:eastAsia="宋体" w:hAnsi="Times New Roman"/>
-                <w:sz w:val="21"/>
-              </w:rPr>
-              <w:t>45211</w:t>
-            </w:r>
-            <w:r>
-              <w:rPr>
-                <w:rFonts w:ascii="Times New Roman" w:eastAsia="宋体" w:hAnsi="Times New Roman" w:cs="宋体"/>
-                <w:sz w:val="21"/>
-              </w:rPr>
-              <w:t>条银行营销数据，用</w:t>
-            </w:r>
-            <w:r>
-              <w:rPr>
-                <w:rFonts w:ascii="Times New Roman" w:eastAsia="宋体" w:hAnsi="Times New Roman"/>
-                <w:sz w:val="21"/>
-              </w:rPr>
-              <w:t>R</w:t>
-            </w:r>
-            <w:r>
-              <w:rPr>
-                <w:rFonts w:ascii="Times New Roman" w:eastAsia="宋体" w:hAnsi="Times New Roman" w:cs="宋体"/>
-                <w:sz w:val="21"/>
-              </w:rPr>
-              <w:t>完成数据清洗与多维度分层统计，通过帕累托分析识别高价值客群特征，用转化瀑布图定位营销流失关键环节</w:t>
+              <w:t xml:space="preserve">基于</w:t>
+            </w:r>
+            <w:r>
+              <w:rPr>
+                <w:rFonts w:eastAsia="宋体" w:ascii="Times New Roman" w:hAnsi="Times New Roman"/>
+                <w:sz w:val="21"/>
+              </w:rPr>
+              <w:t xml:space="preserve">45211</w:t>
+            </w:r>
+            <w:r>
+              <w:rPr>
+                <w:rFonts w:ascii="Times New Roman" w:eastAsia="宋体" w:hAnsi="Times New Roman" w:cs="宋体"/>
+                <w:sz w:val="21"/>
+              </w:rPr>
+              <w:t xml:space="preserve">条银行营销数据，用</w:t>
+            </w:r>
+            <w:r>
+              <w:rPr>
+                <w:rFonts w:eastAsia="宋体" w:ascii="Times New Roman" w:hAnsi="Times New Roman"/>
+                <w:sz w:val="21"/>
+              </w:rPr>
+              <w:t xml:space="preserve">R</w:t>
+            </w:r>
+            <w:r>
+              <w:rPr>
+                <w:rFonts w:ascii="Times New Roman" w:eastAsia="宋体" w:hAnsi="Times New Roman" w:cs="宋体"/>
+                <w:sz w:val="21"/>
+              </w:rPr>
+              <w:t xml:space="preserve">完成数据清洗与多维度分层统计，通过帕累托分析识别高价值客群特征，用转化瀑布图定位营销流失关键环节</w:t>
             </w:r>
           </w:p>
           <w:p>
@@ -2255,7 +2191,7 @@
                 <w:ilvl w:val="0"/>
                 <w:numId w:val="9"/>
               </w:numPr>
-              <w:spacing w:line="290" w:lineRule="atLeast"/>
+              <w:spacing w:line="290" w:lineRule="atLeast" w:before="0" w:after="0"/>
               <w:rPr>
                 <w:rFonts w:ascii="Times New Roman" w:eastAsia="宋体" w:hAnsi="Times New Roman" w:cs="宋体" w:hint="default"/>
                 <w:sz w:val="21"/>
@@ -2266,14 +2202,14 @@
                 <w:rFonts w:ascii="Times New Roman" w:eastAsia="宋体" w:hAnsi="Times New Roman" w:cs="宋体"/>
                 <w:sz w:val="21"/>
               </w:rPr>
-              <w:t>通过帕累托分析呈现高价值客群分布特征，用转化瀑布图定位营销流失关键环节，为精准营销与运营效率提升提供数据支撑</w:t>
+              <w:t xml:space="preserve">通过帕累托分析呈现高价值客群分布特征，用转化瀑布图定位营销流失关键环节，为精准营销与运营效率提升提供数据支撑</w:t>
             </w:r>
           </w:p>
         </w:tc>
       </w:tr>
       <w:tr>
         <w:trPr>
-          <w:gridAfter w:val="1"/>
+          <w:gridAfter w:val="2"/>
           <w:wAfter w:w="880" w:type="dxa"/>
           <w:jc w:val="center"/>
         </w:trPr>
@@ -2296,9 +2232,9 @@
           </w:tcPr>
           <w:p>
             <w:pPr>
-              <w:spacing w:line="290" w:lineRule="atLeast"/>
-              <w:rPr>
-                <w:rFonts w:ascii="Times New Roman" w:hAnsi="Times New Roman" w:hint="default"/>
+              <w:spacing w:line="290" w:lineRule="atLeast" w:before="0" w:after="0"/>
+              <w:rPr>
+                <w:rFonts w:ascii="Times New Roman" w:hAnsi="Times New Roman"/>
                 <w:sz w:val="21"/>
               </w:rPr>
             </w:pPr>
@@ -2307,7 +2243,7 @@
         <w:tc>
           <w:tcPr>
             <w:tcW w:w="4600" w:type="dxa"/>
-            <w:gridSpan w:val="2"/>
+            <w:gridSpan w:val="4"/>
             <w:tcBorders>
               <w:top w:val="nil"/>
               <w:left w:val="nil"/>
@@ -2324,9 +2260,9 @@
           </w:tcPr>
           <w:p>
             <w:pPr>
-              <w:spacing w:line="290" w:lineRule="atLeast"/>
-              <w:rPr>
-                <w:rFonts w:ascii="Times New Roman" w:hAnsi="Times New Roman" w:hint="default"/>
+              <w:spacing w:line="290" w:lineRule="atLeast" w:before="0" w:after="0"/>
+              <w:rPr>
+                <w:rFonts w:ascii="Times New Roman" w:hAnsi="Times New Roman"/>
                 <w:sz w:val="21"/>
               </w:rPr>
             </w:pPr>
@@ -2337,7 +2273,7 @@
                 <w:bCs/>
                 <w:sz w:val="21"/>
               </w:rPr>
-              <w:t>ERP</w:t>
+              <w:t xml:space="preserve">ERP</w:t>
             </w:r>
             <w:r>
               <w:rPr>
@@ -2346,13 +2282,14 @@
                 <w:bCs/>
                 <w:sz w:val="21"/>
               </w:rPr>
-              <w:t>供应链全流程模拟操作</w:t>
+              <w:t xml:space="preserve">供应链全流程模拟操作</w:t>
             </w:r>
           </w:p>
         </w:tc>
         <w:tc>
           <w:tcPr>
             <w:tcW w:w="2693" w:type="dxa"/>
+            <w:gridSpan w:val="2"/>
             <w:tcBorders>
               <w:top w:val="nil"/>
               <w:left w:val="nil"/>
@@ -2363,9 +2300,9 @@
           </w:tcPr>
           <w:p>
             <w:pPr>
-              <w:spacing w:line="290" w:lineRule="atLeast"/>
-              <w:rPr>
-                <w:rFonts w:ascii="Times New Roman" w:eastAsia="等线" w:hAnsi="Times New Roman" w:hint="default"/>
+              <w:spacing w:line="290" w:lineRule="atLeast" w:before="0" w:after="0"/>
+              <w:rPr>
+                <w:rFonts w:ascii="Times New Roman" w:eastAsia="等线" w:hAnsi="Times New Roman"/>
                 <w:b/>
                 <w:bCs/>
                 <w:sz w:val="21"/>
@@ -2378,7 +2315,7 @@
                 <w:bCs/>
                 <w:sz w:val="21"/>
               </w:rPr>
-              <w:t>课程实验・账套主管</w:t>
+              <w:t xml:space="preserve">课程实验・账套主管</w:t>
             </w:r>
           </w:p>
         </w:tc>
@@ -2395,7 +2332,7 @@
           </w:tcPr>
           <w:p>
             <w:pPr>
-              <w:spacing w:line="290" w:lineRule="atLeast"/>
+              <w:spacing w:line="290" w:lineRule="atLeast" w:before="0" w:after="0"/>
               <w:rPr>
                 <w:rFonts w:ascii="Times New Roman" w:eastAsia="等线" w:hAnsi="Times New Roman" w:hint="default"/>
                 <w:b/>
@@ -2410,14 +2347,14 @@
                 <w:bCs/>
                 <w:sz w:val="21"/>
               </w:rPr>
-              <w:t>2025.03-2025.07</w:t>
+              <w:t xml:space="preserve">2025.03-2025.07</w:t>
             </w:r>
           </w:p>
         </w:tc>
       </w:tr>
       <w:tr>
         <w:trPr>
-          <w:gridAfter w:val="1"/>
+          <w:gridAfter w:val="2"/>
           <w:wAfter w:w="880" w:type="dxa"/>
           <w:jc w:val="center"/>
         </w:trPr>
@@ -2440,9 +2377,9 @@
           </w:tcPr>
           <w:p>
             <w:pPr>
-              <w:spacing w:line="290" w:lineRule="atLeast"/>
-              <w:rPr>
-                <w:rFonts w:ascii="Times New Roman" w:hAnsi="Times New Roman" w:hint="default"/>
+              <w:spacing w:line="290" w:lineRule="atLeast" w:before="0" w:after="0"/>
+              <w:rPr>
+                <w:rFonts w:ascii="Times New Roman" w:hAnsi="Times New Roman"/>
                 <w:sz w:val="21"/>
               </w:rPr>
             </w:pPr>
@@ -2451,7 +2388,7 @@
         <w:tc>
           <w:tcPr>
             <w:tcW w:w="10048" w:type="dxa"/>
-            <w:gridSpan w:val="4"/>
+            <w:gridSpan w:val="7"/>
             <w:tcBorders>
               <w:top w:val="nil"/>
               <w:left w:val="nil"/>
@@ -2472,7 +2409,7 @@
                 <w:ilvl w:val="0"/>
                 <w:numId w:val="9"/>
               </w:numPr>
-              <w:spacing w:line="290" w:lineRule="atLeast"/>
+              <w:spacing w:line="290" w:lineRule="atLeast" w:before="0" w:after="0"/>
               <w:rPr>
                 <w:rFonts w:ascii="Times New Roman" w:eastAsia="宋体" w:hAnsi="Times New Roman" w:cs="宋体" w:hint="default"/>
                 <w:sz w:val="21"/>
@@ -2483,21 +2420,21 @@
                 <w:rFonts w:ascii="Times New Roman" w:eastAsia="宋体" w:hAnsi="Times New Roman" w:cs="宋体"/>
                 <w:sz w:val="21"/>
               </w:rPr>
-              <w:t>以账套主管角色使用用友</w:t>
-            </w:r>
-            <w:r>
-              <w:rPr>
-                <w:rFonts w:ascii="Times New Roman" w:eastAsia="宋体" w:hAnsi="Times New Roman"/>
-                <w:sz w:val="21"/>
-              </w:rPr>
-              <w:t>U8+ ERP</w:t>
-            </w:r>
-            <w:r>
-              <w:rPr>
-                <w:rFonts w:ascii="Times New Roman" w:eastAsia="宋体" w:hAnsi="Times New Roman" w:cs="宋体"/>
-                <w:sz w:val="21"/>
-              </w:rPr>
-              <w:t>系统，以模拟箱包贸易企业为对象，独立完成采购订单→到货入库→销售订单→发货出库→库存调拨→盘点→存货核算→收付款凭证全流程运营操作</w:t>
+              <w:t xml:space="preserve">以账套主管角色使用用友</w:t>
+            </w:r>
+            <w:r>
+              <w:rPr>
+                <w:rFonts w:eastAsia="宋体" w:ascii="Times New Roman" w:hAnsi="Times New Roman"/>
+                <w:sz w:val="21"/>
+              </w:rPr>
+              <w:t xml:space="preserve">U8+ ERP</w:t>
+            </w:r>
+            <w:r>
+              <w:rPr>
+                <w:rFonts w:ascii="Times New Roman" w:eastAsia="宋体" w:hAnsi="Times New Roman" w:cs="宋体"/>
+                <w:sz w:val="21"/>
+              </w:rPr>
+              <w:t xml:space="preserve">系统，以模拟箱包贸易企业为对象，独立完成采购订单→到货入库→销售订单→发货出库→库存调拨→盘点→存货核算→收付款凭证全流程运营操作</w:t>
             </w:r>
           </w:p>
           <w:p>
@@ -2506,7 +2443,7 @@
                 <w:ilvl w:val="0"/>
                 <w:numId w:val="9"/>
               </w:numPr>
-              <w:spacing w:line="290" w:lineRule="atLeast"/>
+              <w:spacing w:line="290" w:lineRule="atLeast" w:before="0" w:after="0"/>
               <w:rPr>
                 <w:rFonts w:ascii="Times New Roman" w:eastAsia="宋体" w:hAnsi="Times New Roman" w:cs="宋体" w:hint="default"/>
                 <w:sz w:val="21"/>
@@ -2517,35 +2454,35 @@
                 <w:rFonts w:ascii="Times New Roman" w:eastAsia="宋体" w:hAnsi="Times New Roman" w:cs="宋体"/>
                 <w:sz w:val="21"/>
               </w:rPr>
-              <w:t>掌握采购、销售、库存、存货、财务五大模块间的数据流转与单据联动逻辑，理解</w:t>
-            </w:r>
-            <w:r>
-              <w:rPr>
-                <w:rFonts w:ascii="Times New Roman" w:eastAsia="宋体" w:hAnsi="Times New Roman"/>
-                <w:sz w:val="21"/>
-              </w:rPr>
-              <w:t>ERP</w:t>
-            </w:r>
-            <w:r>
-              <w:rPr>
-                <w:rFonts w:ascii="Times New Roman" w:eastAsia="宋体" w:hAnsi="Times New Roman" w:cs="宋体"/>
-                <w:sz w:val="21"/>
-              </w:rPr>
-              <w:t>系统中供应链业务从订单到核算的标准化运作机制</w:t>
+              <w:t xml:space="preserve">掌握采购、销售、库存、存货、财务五大模块间的数据流转与单据联动逻辑，理解</w:t>
+            </w:r>
+            <w:r>
+              <w:rPr>
+                <w:rFonts w:eastAsia="宋体" w:ascii="Times New Roman" w:hAnsi="Times New Roman"/>
+                <w:sz w:val="21"/>
+              </w:rPr>
+              <w:t xml:space="preserve">ERP</w:t>
+            </w:r>
+            <w:r>
+              <w:rPr>
+                <w:rFonts w:ascii="Times New Roman" w:eastAsia="宋体" w:hAnsi="Times New Roman" w:cs="宋体"/>
+                <w:sz w:val="21"/>
+              </w:rPr>
+              <w:t xml:space="preserve">系统中供应链业务从订单到核算的标准化运作机制</w:t>
             </w:r>
           </w:p>
         </w:tc>
       </w:tr>
       <w:tr>
         <w:trPr>
-          <w:gridBefore w:val="2"/>
+          <w:gridBefore w:val="3"/>
           <w:wBefore w:w="879" w:type="dxa"/>
           <w:jc w:val="center"/>
         </w:trPr>
         <w:tc>
           <w:tcPr>
             <w:tcW w:w="10744" w:type="dxa"/>
-            <w:gridSpan w:val="4"/>
+            <w:gridSpan w:val="7"/>
             <w:tcBorders>
               <w:top w:val="nil"/>
               <w:left w:val="nil"/>
@@ -2563,10 +2500,7 @@
           </w:tcPr>
           <w:p>
             <w:pPr>
-              <w:spacing w:line="290" w:lineRule="atLeast"/>
-              <w:rPr>
-                <w:rFonts w:hint="default"/>
-              </w:rPr>
+              <w:spacing w:line="290" w:lineRule="atLeast" w:before="0" w:after="0"/>
             </w:pPr>
             <w:r>
               <w:rPr>
@@ -2580,27 +2514,26 @@
     </w:tbl>
     <w:p>
       <w:pPr>
-        <w:spacing w:line="290" w:lineRule="atLeast"/>
         <w:rPr>
-          <w:rFonts w:hint="default"/>
           <w:vanish/>
         </w:rPr>
+        <w:spacing w:line="290" w:lineRule="atLeast" w:before="0" w:after="0"/>
       </w:pPr>
     </w:p>
     <w:p>
       <w:pPr>
-        <w:spacing w:line="290" w:lineRule="atLeast"/>
         <w:rPr>
-          <w:rFonts w:hint="default"/>
           <w:vanish/>
           <w:sz w:val="21"/>
         </w:rPr>
+        <w:spacing w:line="290" w:lineRule="atLeast" w:before="0" w:after="0"/>
       </w:pPr>
     </w:p>
     <w:tbl>
       <w:tblPr>
         <w:tblW w:w="0" w:type="auto"/>
         <w:jc w:val="center"/>
+        <w:tblInd w:w="0" w:type="dxa"/>
         <w:tblLayout w:type="fixed"/>
         <w:tblCellMar>
           <w:left w:w="0" w:type="dxa"/>
@@ -2610,9 +2543,9 @@
       </w:tblPr>
       <w:tblGrid>
         <w:gridCol w:w="695"/>
-        <w:gridCol w:w="4600"/>
+        <w:gridCol w:w="3686"/>
         <w:gridCol w:w="2693"/>
-        <w:gridCol w:w="2755"/>
+        <w:gridCol w:w="3669"/>
       </w:tblGrid>
       <w:tr>
         <w:trPr>
@@ -2637,9 +2570,8 @@
           </w:tcPr>
           <w:p>
             <w:pPr>
-              <w:spacing w:line="290" w:lineRule="atLeast"/>
-              <w:rPr>
-                <w:rFonts w:hint="default"/>
+              <w:spacing w:line="290" w:lineRule="atLeast" w:before="0" w:after="0"/>
+              <w:rPr>
                 <w:sz w:val="21"/>
               </w:rPr>
             </w:pPr>
@@ -2664,9 +2596,8 @@
           </w:tcPr>
           <w:p>
             <w:pPr>
-              <w:spacing w:line="290" w:lineRule="atLeast"/>
-              <w:rPr>
-                <w:rFonts w:hint="default"/>
+              <w:spacing w:line="290" w:lineRule="atLeast" w:before="0" w:after="0"/>
+              <w:rPr>
                 <w:b/>
                 <w:bCs/>
                 <w:sz w:val="21"/>
@@ -2679,7 +2610,7 @@
                 <w:bCs/>
                 <w:sz w:val="21"/>
               </w:rPr>
-              <w:t>山东鱼跃尚成教育有限责任公司</w:t>
+              <w:t xml:space="preserve">山东鱼跃尚成教育有限责任公司</w:t>
             </w:r>
           </w:p>
         </w:tc>
@@ -2696,9 +2627,8 @@
           </w:tcPr>
           <w:p>
             <w:pPr>
-              <w:spacing w:line="290" w:lineRule="atLeast"/>
-              <w:rPr>
-                <w:rFonts w:hint="default"/>
+              <w:spacing w:line="290" w:lineRule="atLeast" w:before="0" w:after="0"/>
+              <w:rPr>
                 <w:b/>
                 <w:bCs/>
                 <w:sz w:val="21"/>
@@ -2711,7 +2641,7 @@
                 <w:bCs/>
                 <w:sz w:val="21"/>
               </w:rPr>
-              <w:t>项目助理（兼职）</w:t>
+              <w:t xml:space="preserve">项目助理（兼职）</w:t>
             </w:r>
           </w:p>
         </w:tc>
@@ -2728,7 +2658,7 @@
           </w:tcPr>
           <w:p>
             <w:pPr>
-              <w:spacing w:line="290" w:lineRule="atLeast"/>
+              <w:spacing w:line="290" w:lineRule="atLeast" w:before="0" w:after="0"/>
               <w:rPr>
                 <w:rFonts w:ascii="Times New Roman" w:eastAsia="等线" w:hAnsi="Times New Roman" w:hint="default"/>
                 <w:b/>
@@ -2743,7 +2673,7 @@
                 <w:bCs/>
                 <w:sz w:val="21"/>
               </w:rPr>
-              <w:t>2026.04 - 2026.07</w:t>
+              <w:t xml:space="preserve">2026.04 - 2026.07</w:t>
             </w:r>
           </w:p>
         </w:tc>
@@ -2771,9 +2701,9 @@
           </w:tcPr>
           <w:p>
             <w:pPr>
-              <w:spacing w:line="290" w:lineRule="atLeast"/>
-              <w:rPr>
-                <w:rFonts w:ascii="Times New Roman" w:hAnsi="Times New Roman" w:hint="default"/>
+              <w:spacing w:line="290" w:lineRule="atLeast" w:before="0" w:after="0"/>
+              <w:rPr>
+                <w:rFonts w:ascii="Times New Roman" w:hAnsi="Times New Roman"/>
                 <w:sz w:val="21"/>
               </w:rPr>
             </w:pPr>
@@ -2803,7 +2733,7 @@
                 <w:ilvl w:val="0"/>
                 <w:numId w:val="6"/>
               </w:numPr>
-              <w:spacing w:line="290" w:lineRule="atLeast"/>
+              <w:spacing w:line="290" w:lineRule="atLeast" w:before="0" w:after="0"/>
               <w:rPr>
                 <w:rFonts w:ascii="Times New Roman" w:eastAsia="宋体" w:hAnsi="Times New Roman" w:cs="宋体" w:hint="default"/>
                 <w:sz w:val="21"/>
@@ -2814,35 +2744,35 @@
                 <w:rFonts w:ascii="Times New Roman" w:eastAsia="宋体" w:hAnsi="Times New Roman" w:cs="宋体"/>
                 <w:sz w:val="21"/>
               </w:rPr>
-              <w:t>统筹</w:t>
-            </w:r>
-            <w:r>
-              <w:rPr>
-                <w:rFonts w:ascii="Times New Roman" w:eastAsia="宋体" w:hAnsi="Times New Roman"/>
-                <w:sz w:val="21"/>
-              </w:rPr>
-              <w:t>200+</w:t>
-            </w:r>
-            <w:r>
-              <w:rPr>
-                <w:rFonts w:ascii="Times New Roman" w:eastAsia="宋体" w:hAnsi="Times New Roman" w:cs="宋体"/>
-                <w:sz w:val="21"/>
-              </w:rPr>
-              <w:t>份申报材料全流程管理，用</w:t>
-            </w:r>
-            <w:r>
-              <w:rPr>
-                <w:rFonts w:ascii="Times New Roman" w:eastAsia="宋体" w:hAnsi="Times New Roman"/>
-                <w:sz w:val="21"/>
-              </w:rPr>
-              <w:t>Excel</w:t>
-            </w:r>
-            <w:r>
-              <w:rPr>
-                <w:rFonts w:ascii="Times New Roman" w:eastAsia="宋体" w:hAnsi="Times New Roman" w:cs="宋体"/>
-                <w:sz w:val="21"/>
-              </w:rPr>
-              <w:t>搭建分类台账，建立三级校验机制实现零差错提交</w:t>
+              <w:t xml:space="preserve">统筹</w:t>
+            </w:r>
+            <w:r>
+              <w:rPr>
+                <w:rFonts w:eastAsia="宋体" w:ascii="Times New Roman" w:hAnsi="Times New Roman"/>
+                <w:sz w:val="21"/>
+              </w:rPr>
+              <w:t xml:space="preserve">200+</w:t>
+            </w:r>
+            <w:r>
+              <w:rPr>
+                <w:rFonts w:ascii="Times New Roman" w:eastAsia="宋体" w:hAnsi="Times New Roman" w:cs="宋体"/>
+                <w:sz w:val="21"/>
+              </w:rPr>
+              <w:t xml:space="preserve">份申报材料全流程管理，用</w:t>
+            </w:r>
+            <w:r>
+              <w:rPr>
+                <w:rFonts w:eastAsia="宋体" w:ascii="Times New Roman" w:hAnsi="Times New Roman"/>
+                <w:sz w:val="21"/>
+              </w:rPr>
+              <w:t xml:space="preserve">Excel</w:t>
+            </w:r>
+            <w:r>
+              <w:rPr>
+                <w:rFonts w:ascii="Times New Roman" w:eastAsia="宋体" w:hAnsi="Times New Roman" w:cs="宋体"/>
+                <w:sz w:val="21"/>
+              </w:rPr>
+              <w:t xml:space="preserve">搭建分类台账，建立三级校验机制实现零差错提交</w:t>
             </w:r>
           </w:p>
           <w:p>
@@ -2851,7 +2781,7 @@
                 <w:ilvl w:val="0"/>
                 <w:numId w:val="6"/>
               </w:numPr>
-              <w:spacing w:line="290" w:lineRule="atLeast"/>
+              <w:spacing w:line="290" w:lineRule="atLeast" w:before="0" w:after="0"/>
               <w:rPr>
                 <w:rFonts w:ascii="Times New Roman" w:eastAsia="宋体" w:hAnsi="Times New Roman" w:cs="宋体" w:hint="default"/>
                 <w:sz w:val="21"/>
@@ -2862,7 +2792,7 @@
                 <w:rFonts w:ascii="Times New Roman" w:eastAsia="宋体" w:hAnsi="Times New Roman" w:cs="宋体"/>
                 <w:sz w:val="21"/>
               </w:rPr>
-              <w:t>梳理并标准化资料审核与报批流程，与各方同步进度，按月汇总数据形成工作小结，提升整体执行效率</w:t>
+              <w:t xml:space="preserve">梳理并标准化资料审核与报批流程，与各方同步进度，按月汇总数据形成工作小结，提升整体执行效率</w:t>
             </w:r>
           </w:p>
         </w:tc>
@@ -2890,9 +2820,8 @@
           </w:tcPr>
           <w:p>
             <w:pPr>
-              <w:spacing w:line="290" w:lineRule="atLeast"/>
-              <w:rPr>
-                <w:rFonts w:hint="default"/>
+              <w:spacing w:line="290" w:lineRule="atLeast" w:before="0" w:after="0"/>
+              <w:rPr>
                 <w:sz w:val="21"/>
               </w:rPr>
             </w:pPr>
@@ -2917,9 +2846,8 @@
           </w:tcPr>
           <w:p>
             <w:pPr>
-              <w:spacing w:line="290" w:lineRule="atLeast"/>
-              <w:rPr>
-                <w:rFonts w:hint="default"/>
+              <w:spacing w:line="290" w:lineRule="atLeast" w:before="0" w:after="0"/>
+              <w:rPr>
                 <w:b/>
                 <w:bCs/>
                 <w:sz w:val="21"/>
@@ -2932,7 +2860,7 @@
                 <w:bCs/>
                 <w:sz w:val="21"/>
               </w:rPr>
-              <w:t>瑞幸咖啡</w:t>
+              <w:t xml:space="preserve">瑞幸咖啡</w:t>
             </w:r>
           </w:p>
         </w:tc>
@@ -2949,9 +2877,8 @@
           </w:tcPr>
           <w:p>
             <w:pPr>
-              <w:spacing w:line="290" w:lineRule="atLeast"/>
-              <w:rPr>
-                <w:rFonts w:hint="default"/>
+              <w:spacing w:line="290" w:lineRule="atLeast" w:before="0" w:after="0"/>
+              <w:rPr>
                 <w:b/>
                 <w:bCs/>
                 <w:sz w:val="21"/>
@@ -2964,7 +2891,7 @@
                 <w:bCs/>
                 <w:sz w:val="21"/>
               </w:rPr>
-              <w:t>咖啡师（兼职）</w:t>
+              <w:t xml:space="preserve">咖啡师（兼职）</w:t>
             </w:r>
           </w:p>
         </w:tc>
@@ -2981,7 +2908,7 @@
           </w:tcPr>
           <w:p>
             <w:pPr>
-              <w:spacing w:line="290" w:lineRule="atLeast"/>
+              <w:spacing w:line="290" w:lineRule="atLeast" w:before="0" w:after="0"/>
               <w:rPr>
                 <w:rFonts w:ascii="Times New Roman" w:eastAsia="等线" w:hAnsi="Times New Roman" w:hint="default"/>
                 <w:b/>
@@ -2996,7 +2923,7 @@
                 <w:bCs/>
                 <w:sz w:val="21"/>
               </w:rPr>
-              <w:t>2023.07 - 2023.09</w:t>
+              <w:t xml:space="preserve">2023.07 - 2023.09</w:t>
             </w:r>
           </w:p>
         </w:tc>
@@ -3024,9 +2951,9 @@
           </w:tcPr>
           <w:p>
             <w:pPr>
-              <w:spacing w:line="290" w:lineRule="atLeast"/>
-              <w:rPr>
-                <w:rFonts w:ascii="Times New Roman" w:hAnsi="Times New Roman" w:hint="default"/>
+              <w:spacing w:line="290" w:lineRule="atLeast" w:before="0" w:after="0"/>
+              <w:rPr>
+                <w:rFonts w:ascii="Times New Roman" w:hAnsi="Times New Roman"/>
                 <w:sz w:val="21"/>
               </w:rPr>
             </w:pPr>
@@ -3056,7 +2983,7 @@
                 <w:ilvl w:val="0"/>
                 <w:numId w:val="6"/>
               </w:numPr>
-              <w:spacing w:line="290" w:lineRule="atLeast"/>
+              <w:spacing w:line="290" w:lineRule="atLeast" w:before="0" w:after="0"/>
               <w:rPr>
                 <w:rFonts w:ascii="Times New Roman" w:eastAsia="宋体" w:hAnsi="Times New Roman" w:cs="宋体" w:hint="default"/>
                 <w:sz w:val="21"/>
@@ -3067,7 +2994,7 @@
                 <w:rFonts w:ascii="Times New Roman" w:eastAsia="宋体" w:hAnsi="Times New Roman" w:cs="宋体"/>
                 <w:sz w:val="21"/>
               </w:rPr>
-              <w:t>负责门店数十种原辅料的日常盘点与效期管理，落实日盘制度，根据消耗规律提醒仓库解冻备货，降低物料损耗与缺货风险；规范物料分区与出入库单据核对，保持交接班库存账实一致；根据销售数据同步补货需求，保障门店日常运营物料供应</w:t>
+              <w:t xml:space="preserve">负责门店数十种原辅料的日常盘点与效期管理，落实日盘制度，根据消耗规律提醒仓库解冻备货，降低物料损耗与缺货风险；规范物料分区与出入库单据核对，保持交接班库存账实一致；根据销售数据同步补货需求，保障门店日常运营物料供应</w:t>
             </w:r>
           </w:p>
         </w:tc>
@@ -3075,67 +3002,68 @@
     </w:tbl>
     <w:p>
       <w:pPr>
-        <w:spacing w:line="290" w:lineRule="atLeast"/>
         <w:rPr>
-          <w:rFonts w:ascii="Times New Roman" w:hAnsi="Times New Roman" w:hint="default"/>
+          <w:rFonts w:ascii="Times New Roman" w:hAnsi="Times New Roman"/>
           <w:vanish/>
           <w:sz w:val="21"/>
         </w:rPr>
+        <w:spacing w:line="290" w:lineRule="atLeast" w:before="0" w:after="0"/>
       </w:pPr>
     </w:p>
     <w:p>
       <w:pPr>
-        <w:spacing w:line="290" w:lineRule="atLeast"/>
         <w:rPr>
-          <w:rFonts w:ascii="Times New Roman" w:hAnsi="Times New Roman" w:hint="default"/>
+          <w:rFonts w:ascii="Times New Roman" w:hAnsi="Times New Roman"/>
           <w:vanish/>
           <w:sz w:val="21"/>
         </w:rPr>
+        <w:spacing w:line="290" w:lineRule="atLeast" w:before="0" w:after="0"/>
       </w:pPr>
     </w:p>
     <w:p>
       <w:pPr>
-        <w:spacing w:line="290" w:lineRule="atLeast"/>
         <w:rPr>
-          <w:rFonts w:ascii="Times New Roman" w:hAnsi="Times New Roman" w:hint="default"/>
+          <w:rFonts w:ascii="Times New Roman" w:hAnsi="Times New Roman"/>
           <w:vanish/>
           <w:sz w:val="21"/>
         </w:rPr>
+        <w:spacing w:line="290" w:lineRule="atLeast" w:before="0" w:after="0"/>
       </w:pPr>
     </w:p>
     <w:p>
       <w:pPr>
-        <w:spacing w:line="290" w:lineRule="atLeast"/>
         <w:rPr>
-          <w:rFonts w:ascii="Times New Roman" w:hAnsi="Times New Roman" w:hint="default"/>
+          <w:rFonts w:ascii="Times New Roman" w:hAnsi="Times New Roman"/>
           <w:vanish/>
           <w:sz w:val="2"/>
         </w:rPr>
+        <w:spacing w:line="290" w:lineRule="atLeast" w:before="0" w:after="0"/>
       </w:pPr>
     </w:p>
     <w:p>
       <w:pPr>
-        <w:spacing w:line="290" w:lineRule="atLeast"/>
         <w:rPr>
-          <w:rFonts w:ascii="Times New Roman" w:hAnsi="Times New Roman" w:hint="default"/>
+          <w:rFonts w:ascii="Times New Roman" w:hAnsi="Times New Roman"/>
           <w:vanish/>
         </w:rPr>
+        <w:spacing w:line="290" w:lineRule="atLeast" w:before="0" w:after="0"/>
       </w:pPr>
     </w:p>
     <w:p>
       <w:pPr>
-        <w:spacing w:line="290" w:lineRule="atLeast"/>
         <w:rPr>
-          <w:rFonts w:ascii="Times New Roman" w:hAnsi="Times New Roman" w:hint="default"/>
+          <w:rFonts w:ascii="Times New Roman" w:hAnsi="Times New Roman"/>
           <w:vanish/>
           <w:sz w:val="21"/>
         </w:rPr>
+        <w:spacing w:line="290" w:lineRule="atLeast" w:before="0" w:after="0"/>
       </w:pPr>
     </w:p>
     <w:tbl>
       <w:tblPr>
         <w:tblW w:w="0" w:type="auto"/>
         <w:jc w:val="center"/>
+        <w:tblInd w:w="0" w:type="dxa"/>
         <w:tblLayout w:type="fixed"/>
         <w:tblCellMar>
           <w:left w:w="0" w:type="dxa"/>
@@ -3170,9 +3098,9 @@
           </w:tcPr>
           <w:p>
             <w:pPr>
-              <w:spacing w:line="290" w:lineRule="atLeast"/>
-              <w:rPr>
-                <w:rFonts w:ascii="Times New Roman" w:hAnsi="Times New Roman" w:hint="default"/>
+              <w:spacing w:before="0" w:after="0" w:line="290" w:lineRule="atLeast"/>
+              <w:rPr>
+                <w:rFonts w:ascii="Times New Roman" w:hAnsi="Times New Roman"/>
               </w:rPr>
             </w:pPr>
             <w:r>
@@ -3181,7 +3109,7 @@
                 <w:b/>
                 <w:bCs/>
               </w:rPr>
-              <w:t>综合技能</w:t>
+              <w:t xml:space="preserve">综合技能</w:t>
             </w:r>
           </w:p>
         </w:tc>
@@ -3189,17 +3117,18 @@
     </w:tbl>
     <w:p>
       <w:pPr>
-        <w:spacing w:line="290" w:lineRule="atLeast"/>
         <w:rPr>
-          <w:rFonts w:ascii="Times New Roman" w:hAnsi="Times New Roman" w:hint="default"/>
+          <w:rFonts w:ascii="Times New Roman" w:hAnsi="Times New Roman"/>
           <w:vanish/>
         </w:rPr>
+        <w:spacing w:line="290" w:lineRule="atLeast" w:before="0" w:after="0"/>
       </w:pPr>
     </w:p>
     <w:tbl>
       <w:tblPr>
         <w:tblW w:w="0" w:type="auto"/>
         <w:jc w:val="center"/>
+        <w:tblInd w:w="0" w:type="dxa"/>
         <w:tblLayout w:type="fixed"/>
         <w:tblCellMar>
           <w:left w:w="0" w:type="dxa"/>
@@ -3235,9 +3164,9 @@
           </w:tcPr>
           <w:p>
             <w:pPr>
-              <w:spacing w:line="290" w:lineRule="atLeast"/>
-              <w:rPr>
-                <w:rFonts w:ascii="Times New Roman" w:hAnsi="Times New Roman" w:hint="default"/>
+              <w:spacing w:before="0" w:after="0" w:line="290" w:lineRule="atLeast"/>
+              <w:rPr>
+                <w:rFonts w:ascii="Times New Roman" w:hAnsi="Times New Roman"/>
                 <w:sz w:val="21"/>
               </w:rPr>
             </w:pPr>
@@ -3262,7 +3191,7 @@
           </w:tcPr>
           <w:p>
             <w:pPr>
-              <w:spacing w:line="290" w:lineRule="atLeast"/>
+              <w:spacing w:line="290" w:lineRule="atLeast" w:before="0" w:after="0"/>
               <w:rPr>
                 <w:rFonts w:ascii="Times New Roman" w:eastAsia="宋体" w:hAnsi="Times New Roman" w:cs="宋体" w:hint="default"/>
                 <w:b/>
@@ -3277,166 +3206,166 @@
                 <w:bCs/>
                 <w:sz w:val="21"/>
               </w:rPr>
-              <w:t>业务系统与数据工具：</w:t>
-            </w:r>
-            <w:r>
-              <w:rPr>
-                <w:rFonts w:ascii="Times New Roman" w:eastAsia="宋体" w:hAnsi="Times New Roman" w:cs="宋体"/>
-                <w:sz w:val="21"/>
-              </w:rPr>
-              <w:t>用友</w:t>
-            </w:r>
-            <w:r>
-              <w:rPr>
-                <w:rFonts w:ascii="Times New Roman" w:eastAsia="宋体" w:hAnsi="Times New Roman"/>
-                <w:sz w:val="21"/>
-              </w:rPr>
-              <w:t>U8+ ERP</w:t>
-            </w:r>
-            <w:r>
-              <w:rPr>
-                <w:rFonts w:ascii="Times New Roman" w:eastAsia="宋体" w:hAnsi="Times New Roman" w:cs="宋体"/>
-                <w:sz w:val="21"/>
-              </w:rPr>
-              <w:t>（采购</w:t>
-            </w:r>
-            <w:r>
-              <w:rPr>
-                <w:rFonts w:ascii="Times New Roman" w:eastAsia="宋体" w:hAnsi="Times New Roman"/>
-                <w:sz w:val="21"/>
-              </w:rPr>
-              <w:t>/</w:t>
-            </w:r>
-            <w:r>
-              <w:rPr>
-                <w:rFonts w:ascii="Times New Roman" w:eastAsia="宋体" w:hAnsi="Times New Roman" w:cs="宋体"/>
-                <w:sz w:val="21"/>
-              </w:rPr>
-              <w:t>销售</w:t>
-            </w:r>
-            <w:r>
-              <w:rPr>
-                <w:rFonts w:ascii="Times New Roman" w:eastAsia="宋体" w:hAnsi="Times New Roman"/>
-                <w:sz w:val="21"/>
-              </w:rPr>
-              <w:t>/</w:t>
-            </w:r>
-            <w:r>
-              <w:rPr>
-                <w:rFonts w:ascii="Times New Roman" w:eastAsia="宋体" w:hAnsi="Times New Roman" w:cs="宋体"/>
-                <w:sz w:val="21"/>
-              </w:rPr>
-              <w:t>库存</w:t>
-            </w:r>
-            <w:r>
-              <w:rPr>
-                <w:rFonts w:ascii="Times New Roman" w:eastAsia="宋体" w:hAnsi="Times New Roman"/>
-                <w:sz w:val="21"/>
-              </w:rPr>
-              <w:t>/</w:t>
-            </w:r>
-            <w:r>
-              <w:rPr>
-                <w:rFonts w:ascii="Times New Roman" w:eastAsia="宋体" w:hAnsi="Times New Roman" w:cs="宋体"/>
-                <w:sz w:val="21"/>
-              </w:rPr>
-              <w:t>核算全流程），</w:t>
-            </w:r>
-            <w:r>
-              <w:rPr>
-                <w:rFonts w:ascii="Times New Roman" w:eastAsia="宋体" w:hAnsi="Times New Roman"/>
-                <w:sz w:val="21"/>
-              </w:rPr>
-              <w:t>Excel</w:t>
-            </w:r>
-            <w:r>
-              <w:rPr>
-                <w:rFonts w:ascii="Times New Roman" w:eastAsia="宋体" w:hAnsi="Times New Roman" w:cs="宋体"/>
-                <w:sz w:val="21"/>
-              </w:rPr>
-              <w:t>（数据透视表、</w:t>
-            </w:r>
-            <w:r>
-              <w:rPr>
-                <w:rFonts w:ascii="Times New Roman" w:eastAsia="宋体" w:hAnsi="Times New Roman"/>
-                <w:sz w:val="21"/>
-              </w:rPr>
-              <w:t>VLOOKUP</w:t>
-            </w:r>
-            <w:r>
-              <w:rPr>
-                <w:rFonts w:ascii="Times New Roman" w:eastAsia="宋体" w:hAnsi="Times New Roman" w:cs="宋体"/>
-                <w:sz w:val="21"/>
-              </w:rPr>
-              <w:t>、函数公式、图表可视化）、</w:t>
-            </w:r>
-            <w:r>
-              <w:rPr>
-                <w:rFonts w:ascii="Times New Roman" w:eastAsia="宋体" w:hAnsi="Times New Roman"/>
-                <w:sz w:val="21"/>
-              </w:rPr>
-              <w:t>Python</w:t>
-            </w:r>
-            <w:r>
-              <w:rPr>
-                <w:rFonts w:ascii="Times New Roman" w:eastAsia="宋体" w:hAnsi="Times New Roman" w:cs="宋体"/>
-                <w:sz w:val="21"/>
-              </w:rPr>
-              <w:t>（</w:t>
-            </w:r>
-            <w:r>
-              <w:rPr>
-                <w:rFonts w:ascii="Times New Roman" w:eastAsia="宋体" w:hAnsi="Times New Roman"/>
-                <w:sz w:val="21"/>
-              </w:rPr>
-              <w:t>pandas</w:t>
-            </w:r>
-            <w:r>
-              <w:rPr>
-                <w:rFonts w:ascii="Times New Roman" w:eastAsia="宋体" w:hAnsi="Times New Roman" w:cs="宋体"/>
-                <w:sz w:val="21"/>
-              </w:rPr>
-              <w:t>数据处理、</w:t>
-            </w:r>
-            <w:r>
-              <w:rPr>
-                <w:rFonts w:ascii="Times New Roman" w:eastAsia="宋体" w:hAnsi="Times New Roman"/>
-                <w:sz w:val="21"/>
-              </w:rPr>
-              <w:t>matplotlib</w:t>
-            </w:r>
-            <w:r>
-              <w:rPr>
-                <w:rFonts w:ascii="Times New Roman" w:eastAsia="宋体" w:hAnsi="Times New Roman" w:cs="宋体"/>
-                <w:sz w:val="21"/>
-              </w:rPr>
-              <w:t>可视化）、</w:t>
-            </w:r>
-            <w:r>
-              <w:rPr>
-                <w:rFonts w:ascii="Times New Roman" w:eastAsia="宋体" w:hAnsi="Times New Roman"/>
-                <w:sz w:val="21"/>
-              </w:rPr>
-              <w:t>R</w:t>
-            </w:r>
-            <w:r>
-              <w:rPr>
-                <w:rFonts w:ascii="Times New Roman" w:eastAsia="宋体" w:hAnsi="Times New Roman" w:cs="宋体"/>
-                <w:sz w:val="21"/>
-              </w:rPr>
-              <w:t>、</w:t>
-            </w:r>
-            <w:r>
-              <w:rPr>
-                <w:rFonts w:ascii="Times New Roman" w:eastAsia="宋体" w:hAnsi="Times New Roman"/>
-                <w:sz w:val="21"/>
-              </w:rPr>
-              <w:t>SPSS</w:t>
-            </w:r>
-          </w:p>
-          <w:p>
-            <w:pPr>
-              <w:spacing w:line="290" w:lineRule="atLeast"/>
+              <w:t xml:space="preserve">业务系统与数据工具：</w:t>
+            </w:r>
+            <w:r>
+              <w:rPr>
+                <w:rFonts w:ascii="Times New Roman" w:eastAsia="宋体" w:hAnsi="Times New Roman" w:cs="宋体"/>
+                <w:sz w:val="21"/>
+              </w:rPr>
+              <w:t xml:space="preserve">用友</w:t>
+            </w:r>
+            <w:r>
+              <w:rPr>
+                <w:rFonts w:eastAsia="宋体" w:ascii="Times New Roman" w:hAnsi="Times New Roman"/>
+                <w:sz w:val="21"/>
+              </w:rPr>
+              <w:t xml:space="preserve">U8+ ERP</w:t>
+            </w:r>
+            <w:r>
+              <w:rPr>
+                <w:rFonts w:ascii="Times New Roman" w:eastAsia="宋体" w:hAnsi="Times New Roman" w:cs="宋体"/>
+                <w:sz w:val="21"/>
+              </w:rPr>
+              <w:t xml:space="preserve">（采购</w:t>
+            </w:r>
+            <w:r>
+              <w:rPr>
+                <w:rFonts w:eastAsia="宋体" w:ascii="Times New Roman" w:hAnsi="Times New Roman"/>
+                <w:sz w:val="21"/>
+              </w:rPr>
+              <w:t xml:space="preserve">/</w:t>
+            </w:r>
+            <w:r>
+              <w:rPr>
+                <w:rFonts w:ascii="Times New Roman" w:eastAsia="宋体" w:hAnsi="Times New Roman" w:cs="宋体"/>
+                <w:sz w:val="21"/>
+              </w:rPr>
+              <w:t xml:space="preserve">销售</w:t>
+            </w:r>
+            <w:r>
+              <w:rPr>
+                <w:rFonts w:eastAsia="宋体" w:ascii="Times New Roman" w:hAnsi="Times New Roman"/>
+                <w:sz w:val="21"/>
+              </w:rPr>
+              <w:t xml:space="preserve">/</w:t>
+            </w:r>
+            <w:r>
+              <w:rPr>
+                <w:rFonts w:ascii="Times New Roman" w:eastAsia="宋体" w:hAnsi="Times New Roman" w:cs="宋体"/>
+                <w:sz w:val="21"/>
+              </w:rPr>
+              <w:t xml:space="preserve">库存</w:t>
+            </w:r>
+            <w:r>
+              <w:rPr>
+                <w:rFonts w:eastAsia="宋体" w:ascii="Times New Roman" w:hAnsi="Times New Roman"/>
+                <w:sz w:val="21"/>
+              </w:rPr>
+              <w:t xml:space="preserve">/</w:t>
+            </w:r>
+            <w:r>
+              <w:rPr>
+                <w:rFonts w:ascii="Times New Roman" w:eastAsia="宋体" w:hAnsi="Times New Roman" w:cs="宋体"/>
+                <w:sz w:val="21"/>
+              </w:rPr>
+              <w:t xml:space="preserve">核算全流程），</w:t>
+            </w:r>
+            <w:r>
+              <w:rPr>
+                <w:rFonts w:eastAsia="宋体" w:ascii="Times New Roman" w:hAnsi="Times New Roman"/>
+                <w:sz w:val="21"/>
+              </w:rPr>
+              <w:t xml:space="preserve">Excel</w:t>
+            </w:r>
+            <w:r>
+              <w:rPr>
+                <w:rFonts w:ascii="Times New Roman" w:eastAsia="宋体" w:hAnsi="Times New Roman" w:cs="宋体"/>
+                <w:sz w:val="21"/>
+              </w:rPr>
+              <w:t xml:space="preserve">（数据透视表、</w:t>
+            </w:r>
+            <w:r>
+              <w:rPr>
+                <w:rFonts w:eastAsia="宋体" w:ascii="Times New Roman" w:hAnsi="Times New Roman"/>
+                <w:sz w:val="21"/>
+              </w:rPr>
+              <w:t xml:space="preserve">VLOOKUP</w:t>
+            </w:r>
+            <w:r>
+              <w:rPr>
+                <w:rFonts w:ascii="Times New Roman" w:eastAsia="宋体" w:hAnsi="Times New Roman" w:cs="宋体"/>
+                <w:sz w:val="21"/>
+              </w:rPr>
+              <w:t xml:space="preserve">、函数公式、图表可视化）、</w:t>
+            </w:r>
+            <w:r>
+              <w:rPr>
+                <w:rFonts w:eastAsia="宋体" w:ascii="Times New Roman" w:hAnsi="Times New Roman"/>
+                <w:sz w:val="21"/>
+              </w:rPr>
+              <w:t xml:space="preserve">Python</w:t>
+            </w:r>
+            <w:r>
+              <w:rPr>
+                <w:rFonts w:ascii="Times New Roman" w:eastAsia="宋体" w:hAnsi="Times New Roman" w:cs="宋体"/>
+                <w:sz w:val="21"/>
+              </w:rPr>
+              <w:t xml:space="preserve">（</w:t>
+            </w:r>
+            <w:r>
+              <w:rPr>
+                <w:rFonts w:eastAsia="宋体" w:ascii="Times New Roman" w:hAnsi="Times New Roman"/>
+                <w:sz w:val="21"/>
+              </w:rPr>
+              <w:t xml:space="preserve">pandas</w:t>
+            </w:r>
+            <w:r>
+              <w:rPr>
+                <w:rFonts w:ascii="Times New Roman" w:eastAsia="宋体" w:hAnsi="Times New Roman" w:cs="宋体"/>
+                <w:sz w:val="21"/>
+              </w:rPr>
+              <w:t xml:space="preserve">数据处理、</w:t>
+            </w:r>
+            <w:r>
+              <w:rPr>
+                <w:rFonts w:eastAsia="宋体" w:ascii="Times New Roman" w:hAnsi="Times New Roman"/>
+                <w:sz w:val="21"/>
+              </w:rPr>
+              <w:t xml:space="preserve">matplotlib</w:t>
+            </w:r>
+            <w:r>
+              <w:rPr>
+                <w:rFonts w:ascii="Times New Roman" w:eastAsia="宋体" w:hAnsi="Times New Roman" w:cs="宋体"/>
+                <w:sz w:val="21"/>
+              </w:rPr>
+              <w:t xml:space="preserve">可视化）、</w:t>
+            </w:r>
+            <w:r>
+              <w:rPr>
+                <w:rFonts w:eastAsia="宋体" w:ascii="Times New Roman" w:hAnsi="Times New Roman"/>
+                <w:sz w:val="21"/>
+              </w:rPr>
+              <w:t xml:space="preserve">R</w:t>
+            </w:r>
+            <w:r>
+              <w:rPr>
+                <w:rFonts w:ascii="Times New Roman" w:eastAsia="宋体" w:hAnsi="Times New Roman" w:cs="宋体"/>
+                <w:sz w:val="21"/>
+              </w:rPr>
+              <w:t xml:space="preserve">、</w:t>
+            </w:r>
+            <w:r>
+              <w:rPr>
+                <w:rFonts w:eastAsia="宋体" w:ascii="Times New Roman" w:hAnsi="Times New Roman"/>
+                <w:sz w:val="21"/>
+              </w:rPr>
+              <w:t xml:space="preserve">SPSS</w:t>
+            </w:r>
+          </w:p>
+          <w:p>
+            <w:pPr>
+              <w:spacing w:line="290" w:lineRule="atLeast" w:before="0" w:after="0"/>
               <w:rPr>
                 <w:rFonts w:ascii="Times New Roman" w:eastAsia="宋体" w:hAnsi="Times New Roman" w:cs="宋体" w:hint="default"/>
                 <w:b/>
@@ -3451,26 +3380,26 @@
                 <w:bCs/>
                 <w:sz w:val="21"/>
               </w:rPr>
-              <w:t>语言能力：</w:t>
-            </w:r>
-            <w:r>
-              <w:rPr>
-                <w:rFonts w:ascii="Times New Roman" w:eastAsia="宋体" w:hAnsi="Times New Roman"/>
-                <w:sz w:val="21"/>
-              </w:rPr>
-              <w:t>CET-4</w:t>
-            </w:r>
-            <w:r>
-              <w:rPr>
-                <w:rFonts w:ascii="Times New Roman" w:eastAsia="宋体" w:hAnsi="Times New Roman" w:cs="宋体"/>
-                <w:sz w:val="21"/>
-              </w:rPr>
-              <w:t>，可阅读英文专业资料与基础商务沟通</w:t>
-            </w:r>
-          </w:p>
-          <w:p>
-            <w:pPr>
-              <w:spacing w:line="290" w:lineRule="atLeast"/>
+              <w:t xml:space="preserve">语言能力：</w:t>
+            </w:r>
+            <w:r>
+              <w:rPr>
+                <w:rFonts w:eastAsia="宋体" w:ascii="Times New Roman" w:hAnsi="Times New Roman"/>
+                <w:sz w:val="21"/>
+              </w:rPr>
+              <w:t xml:space="preserve">CET-4</w:t>
+            </w:r>
+            <w:r>
+              <w:rPr>
+                <w:rFonts w:ascii="Times New Roman" w:eastAsia="宋体" w:hAnsi="Times New Roman" w:cs="宋体"/>
+                <w:sz w:val="21"/>
+              </w:rPr>
+              <w:t xml:space="preserve">，可阅读英文专业资料与基础商务沟通</w:t>
+            </w:r>
+          </w:p>
+          <w:p>
+            <w:pPr>
+              <w:spacing w:line="290" w:lineRule="atLeast" w:before="0" w:after="0"/>
               <w:rPr>
                 <w:rFonts w:ascii="Times New Roman" w:eastAsia="宋体" w:hAnsi="Times New Roman" w:cs="宋体" w:hint="default"/>
                 <w:b/>
@@ -3485,14 +3414,14 @@
                 <w:bCs/>
                 <w:sz w:val="21"/>
               </w:rPr>
-              <w:t>通用能力：</w:t>
-            </w:r>
-            <w:r>
-              <w:rPr>
-                <w:rFonts w:ascii="Times New Roman" w:eastAsia="宋体" w:hAnsi="Times New Roman" w:cs="宋体"/>
-                <w:sz w:val="21"/>
-              </w:rPr>
-              <w:t>流程梳理与标准化、库存与效期管理、跨部门沟通对接、电子台账搭建与文档归档、数据驱动的问题分析与改进建议输出</w:t>
+              <w:t xml:space="preserve">通用能力：</w:t>
+            </w:r>
+            <w:r>
+              <w:rPr>
+                <w:rFonts w:ascii="Times New Roman" w:eastAsia="宋体" w:hAnsi="Times New Roman" w:cs="宋体"/>
+                <w:sz w:val="21"/>
+              </w:rPr>
+              <w:t xml:space="preserve">流程梳理与标准化、库存与效期管理、跨部门沟通对接、电子台账搭建与文档归档、数据驱动的问题分析与改进建议输出</w:t>
             </w:r>
           </w:p>
         </w:tc>
@@ -3500,12 +3429,11 @@
     </w:tbl>
     <w:p>
       <w:pPr>
-        <w:spacing w:line="290" w:lineRule="atLeast"/>
         <w:rPr>
-          <w:rFonts w:hint="default"/>
           <w:vanish/>
           <w:sz w:val="21"/>
         </w:rPr>
+        <w:spacing w:line="290" w:lineRule="atLeast" w:before="0" w:after="0"/>
       </w:pPr>
     </w:p>
     <w:sectPr>
@@ -5115,6 +5043,15 @@
   </w:num>
   <w:num w:numId="13" w16cid:durableId="1101874244">
     <w:abstractNumId w:val="5"/>
+    <w:lvlOverride w:ilvl="0"/>
+    <w:lvlOverride w:ilvl="1"/>
+    <w:lvlOverride w:ilvl="2"/>
+    <w:lvlOverride w:ilvl="3"/>
+    <w:lvlOverride w:ilvl="4"/>
+    <w:lvlOverride w:ilvl="5"/>
+    <w:lvlOverride w:ilvl="6"/>
+    <w:lvlOverride w:ilvl="7"/>
+    <w:lvlOverride w:ilvl="8"/>
   </w:num>
 </w:numbering>
 </file>
@@ -5285,6 +5222,7 @@
     <w:lsdException w:name="Table Web 2" w:semiHidden="1" w:unhideWhenUsed="1"/>
     <w:lsdException w:name="Table Web 3" w:semiHidden="1" w:unhideWhenUsed="1"/>
     <w:lsdException w:name="Balloon Text" w:semiHidden="1" w:unhideWhenUsed="1"/>
+    <w:lsdException w:name="Table Grid" w:semiHidden="1" w:unhideWhenUsed="1"/>
     <w:lsdException w:name="Table Theme" w:semiHidden="1" w:unhideWhenUsed="1"/>
     <w:lsdException w:name="Placeholder Text" w:semiHidden="1" w:uiPriority="99" w:unhideWhenUsed="1"/>
     <w:lsdException w:name="No Spacing" w:uiPriority="99" w:qFormat="1"/>
@@ -5576,16 +5514,14 @@
   </w:style>
   <w:style w:type="character" w:default="1" w:styleId="a0">
     <w:name w:val="Default Paragraph Font"/>
-    <w:uiPriority w:val="1"/>
+    <w:uiPriority w:val="99"/>
     <w:unhideWhenUsed/>
   </w:style>
   <w:style w:type="table" w:default="1" w:styleId="a1">
     <w:name w:val="Normal Table"/>
     <w:uiPriority w:val="99"/>
-    <w:semiHidden/>
     <w:unhideWhenUsed/>
     <w:tblPr>
-      <w:tblInd w:w="0" w:type="dxa"/>
       <w:tblCellMar>
         <w:top w:w="0" w:type="dxa"/>
         <w:left w:w="108" w:type="dxa"/>

--- a/02_定制简历库/通用简历/文雪_山东大学_运营管理方向.docx
+++ b/02_定制简历库/通用简历/文雪_山东大学_运营管理方向.docx
@@ -3142,7 +3142,6 @@
       </w:tblGrid>
       <w:tr>
         <w:trPr>
-          <w:trHeight w:val="1565"/>
           <w:jc w:val="center"/>
         </w:trPr>
         <w:tc>

--- a/02_定制简历库/通用简历/文雪_山东大学_运营管理方向.docx
+++ b/02_定制简历库/通用简历/文雪_山东大学_运营管理方向.docx
@@ -222,7 +222,22 @@
                 <w:rFonts w:ascii="宋体" w:eastAsia="宋体" w:hAnsi="宋体"/>
                 <w:sz w:val="21"/>
               </w:rPr>
-              <w:t xml:space="preserve">  共青团员  |  济南</w:t>
+              <w:t xml:space="preserve">  共青团员  </w:t>
+            </w:r>
+            <w:r>
+              <w:rPr>
+                <w:rFonts w:ascii="宋体" w:eastAsia="宋体" w:hAnsi="宋体"/>
+                <w:sz w:val="21"/>
+                <w:b w:val="1"/>
+              </w:rPr>
+              <w:t xml:space="preserve">|</w:t>
+            </w:r>
+            <w:r>
+              <w:rPr>
+                <w:rFonts w:ascii="宋体" w:eastAsia="宋体" w:hAnsi="宋体"/>
+                <w:sz w:val="21"/>
+              </w:rPr>
+              <w:t xml:space="preserve">  济南</w:t>
             </w:r>
           </w:p>
         </w:tc>

--- a/02_定制简历库/通用简历/文雪_山东大学_运营管理方向.docx
+++ b/02_定制简历库/通用简历/文雪_山东大学_运营管理方向.docx
@@ -157,6 +157,7 @@
                 <w:sz w:val="21"/>
               </w:rPr>
             </w:pPr>
+            <w:proofErr w:type="gramStart"/>
             <w:r>
               <w:rPr>
                 <w:rFonts w:ascii="Times New Roman" w:hAnsi="Times New Roman" w:hint="default"/>
@@ -187,6 +188,7 @@
               </w:rPr>
               <w:t>|</w:t>
             </w:r>
+            <w:proofErr w:type="gramEnd"/>
             <w:r>
               <w:rPr>
                 <w:rFonts w:eastAsia="等线"/>
@@ -194,6 +196,7 @@
               </w:rPr>
               <w:t xml:space="preserve">  </w:t>
             </w:r>
+            <w:proofErr w:type="gramStart"/>
             <w:r>
               <w:rPr>
                 <w:rFonts w:ascii="Times New Roman" w:hAnsi="Times New Roman"/>
@@ -217,21 +220,31 @@
               </w:rPr>
               <w:t>|</w:t>
             </w:r>
+            <w:proofErr w:type="gramEnd"/>
             <w:r>
               <w:rPr>
                 <w:rFonts w:ascii="宋体" w:eastAsia="宋体" w:hAnsi="宋体"/>
                 <w:sz w:val="21"/>
               </w:rPr>
-              <w:t xml:space="preserve">  共青团员  </w:t>
-            </w:r>
+              <w:t xml:space="preserve">  </w:t>
+            </w:r>
+            <w:proofErr w:type="gramStart"/>
             <w:r>
               <w:rPr>
                 <w:rFonts w:ascii="宋体" w:eastAsia="宋体" w:hAnsi="宋体"/>
+                <w:sz w:val="21"/>
+              </w:rPr>
+              <w:t xml:space="preserve">共青团员  </w:t>
+            </w:r>
+            <w:r>
+              <w:rPr>
+                <w:rFonts w:ascii="宋体" w:eastAsia="宋体" w:hAnsi="宋体"/>
                 <w:b/>
                 <w:sz w:val="21"/>
               </w:rPr>
               <w:t>|</w:t>
             </w:r>
+            <w:proofErr w:type="gramEnd"/>
             <w:r>
               <w:rPr>
                 <w:rFonts w:ascii="宋体" w:eastAsia="宋体" w:hAnsi="宋体"/>
@@ -301,13 +314,21 @@
             <w:r>
               <w:rPr>
                 <w:rFonts w:ascii="Times New Roman" w:eastAsia="宋体" w:hAnsi="Times New Roman" w:cs="宋体"/>
-                <w:sz w:val="21"/>
-              </w:rPr>
-              <w:t>运营管培</w:t>
-            </w:r>
-            <w:r>
-              <w:rPr>
-                <w:rFonts w:ascii="Times New Roman" w:eastAsia="宋体" w:hAnsi="Times New Roman" w:cs="宋体"/>
+                <w:bCs/>
+                <w:sz w:val="21"/>
+              </w:rPr>
+              <w:t xml:space="preserve"> </w:t>
+            </w:r>
+            <w:r>
+              <w:rPr>
+                <w:rFonts w:ascii="Times New Roman" w:eastAsia="宋体" w:hAnsi="Times New Roman" w:cs="宋体"/>
+                <w:sz w:val="21"/>
+              </w:rPr>
+              <w:t>供应链运营</w:t>
+            </w:r>
+            <w:r>
+              <w:rPr>
+                <w:rFonts w:ascii="Times New Roman" w:eastAsia="宋体" w:hAnsi="Times New Roman"/>
                 <w:sz w:val="21"/>
               </w:rPr>
               <w:t>/</w:t>
@@ -317,11 +338,11 @@
                 <w:rFonts w:ascii="Times New Roman" w:eastAsia="宋体" w:hAnsi="Times New Roman" w:cs="宋体"/>
                 <w:sz w:val="21"/>
               </w:rPr>
-              <w:t>库存管理</w:t>
-            </w:r>
-            <w:r>
-              <w:rPr>
-                <w:rFonts w:ascii="Times New Roman" w:eastAsia="宋体" w:hAnsi="Times New Roman" w:cs="宋体"/>
+              <w:t>数据分析</w:t>
+            </w:r>
+            <w:r>
+              <w:rPr>
+                <w:rFonts w:ascii="Times New Roman" w:eastAsia="宋体" w:hAnsi="Times New Roman"/>
                 <w:sz w:val="21"/>
               </w:rPr>
               <w:t>/</w:t>
@@ -331,21 +352,7 @@
                 <w:rFonts w:ascii="Times New Roman" w:eastAsia="宋体" w:hAnsi="Times New Roman" w:cs="宋体"/>
                 <w:sz w:val="21"/>
               </w:rPr>
-              <w:t>门店运营</w:t>
-            </w:r>
-            <w:r>
-              <w:rPr>
-                <w:rFonts w:ascii="Times New Roman" w:eastAsia="宋体" w:hAnsi="Times New Roman" w:cs="宋体"/>
-                <w:sz w:val="21"/>
-              </w:rPr>
-              <w:t>/</w:t>
-            </w:r>
-            <w:r>
-              <w:rPr>
-                <w:rFonts w:ascii="Times New Roman" w:eastAsia="宋体" w:hAnsi="Times New Roman" w:cs="宋体"/>
-                <w:sz w:val="21"/>
-              </w:rPr>
-              <w:t>供应链运营</w:t>
+              <w:t>项目管理</w:t>
             </w:r>
           </w:p>
         </w:tc>
@@ -411,49 +418,77 @@
                 <w:rFonts w:ascii="Times New Roman" w:eastAsia="宋体" w:hAnsi="Times New Roman" w:cs="宋体"/>
                 <w:sz w:val="21"/>
               </w:rPr>
-              <w:t>运营落地：</w:t>
-            </w:r>
-            <w:r>
-              <w:rPr>
-                <w:rFonts w:ascii="Times New Roman" w:eastAsia="宋体" w:hAnsi="Times New Roman" w:cs="宋体"/>
-                <w:sz w:val="21"/>
-              </w:rPr>
-              <w:t>3</w:t>
-            </w:r>
-            <w:r>
-              <w:rPr>
-                <w:rFonts w:ascii="Times New Roman" w:eastAsia="宋体" w:hAnsi="Times New Roman" w:cs="宋体"/>
-                <w:sz w:val="21"/>
-              </w:rPr>
-              <w:t>个月项目助理经验，统筹</w:t>
-            </w:r>
-            <w:r>
-              <w:rPr>
-                <w:rFonts w:ascii="Times New Roman" w:eastAsia="宋体" w:hAnsi="Times New Roman" w:cs="宋体"/>
-                <w:sz w:val="21"/>
-              </w:rPr>
-              <w:t>200+</w:t>
-            </w:r>
-            <w:r>
-              <w:rPr>
-                <w:rFonts w:ascii="Times New Roman" w:eastAsia="宋体" w:hAnsi="Times New Roman" w:cs="宋体"/>
-                <w:sz w:val="21"/>
-              </w:rPr>
-              <w:t>份申报材料全流程，建立三级校验机制实现零差错，擅长流程梳理与标准化执行；库存实操：瑞幸门店原辅料日盘与效期管理经验，落实</w:t>
-            </w:r>
-            <w:r>
-              <w:rPr>
-                <w:rFonts w:ascii="Times New Roman" w:eastAsia="宋体" w:hAnsi="Times New Roman" w:cs="宋体"/>
-                <w:sz w:val="21"/>
-              </w:rPr>
-              <w:t>“</w:t>
-            </w:r>
-            <w:r>
-              <w:rPr>
-                <w:rFonts w:ascii="Times New Roman" w:eastAsia="宋体" w:hAnsi="Times New Roman" w:cs="宋体"/>
-                <w:sz w:val="21"/>
-              </w:rPr>
-              <w:t>日盘</w:t>
+              <w:t>供应链建模：独立完成社区团购选址</w:t>
+            </w:r>
+            <w:r>
+              <w:rPr>
+                <w:rFonts w:ascii="Times New Roman" w:eastAsia="宋体" w:hAnsi="Times New Roman" w:cs="宋体"/>
+                <w:sz w:val="21"/>
+              </w:rPr>
+              <w:t>-</w:t>
+            </w:r>
+            <w:r>
+              <w:rPr>
+                <w:rFonts w:ascii="Times New Roman" w:eastAsia="宋体" w:hAnsi="Times New Roman" w:cs="宋体"/>
+                <w:sz w:val="21"/>
+              </w:rPr>
+              <w:t>路径优化，将年龄分层与电梯等待时间纳入模型，</w:t>
+            </w:r>
+            <w:r>
+              <w:rPr>
+                <w:rFonts w:ascii="Times New Roman" w:eastAsia="宋体" w:hAnsi="Times New Roman" w:cs="宋体"/>
+                <w:sz w:val="21"/>
+              </w:rPr>
+              <w:t>Python</w:t>
+            </w:r>
+            <w:r>
+              <w:rPr>
+                <w:rFonts w:ascii="Times New Roman" w:eastAsia="宋体" w:hAnsi="Times New Roman" w:cs="宋体"/>
+                <w:sz w:val="21"/>
+              </w:rPr>
+              <w:t>求解，成本降低</w:t>
+            </w:r>
+            <w:r>
+              <w:rPr>
+                <w:rFonts w:ascii="Times New Roman" w:eastAsia="宋体" w:hAnsi="Times New Roman" w:cs="宋体"/>
+                <w:sz w:val="21"/>
+              </w:rPr>
+              <w:t>18.7%</w:t>
+            </w:r>
+            <w:r>
+              <w:rPr>
+                <w:rFonts w:ascii="Times New Roman" w:eastAsia="宋体" w:hAnsi="Times New Roman" w:cs="宋体"/>
+                <w:sz w:val="21"/>
+              </w:rPr>
+              <w:t>；数据分析：掌握</w:t>
+            </w:r>
+            <w:r>
+              <w:rPr>
+                <w:rFonts w:ascii="Times New Roman" w:eastAsia="宋体" w:hAnsi="Times New Roman" w:cs="宋体"/>
+                <w:sz w:val="21"/>
+              </w:rPr>
+              <w:t>Python/R/SPSS</w:t>
+            </w:r>
+            <w:r>
+              <w:rPr>
+                <w:rFonts w:ascii="Times New Roman" w:eastAsia="宋体" w:hAnsi="Times New Roman" w:cs="宋体"/>
+                <w:sz w:val="21"/>
+              </w:rPr>
+              <w:t>，累计处理</w:t>
+            </w:r>
+            <w:r>
+              <w:rPr>
+                <w:rFonts w:ascii="Times New Roman" w:eastAsia="宋体" w:hAnsi="Times New Roman" w:cs="宋体"/>
+                <w:sz w:val="21"/>
+              </w:rPr>
+              <w:t>4.5</w:t>
+            </w:r>
+            <w:r>
+              <w:rPr>
+                <w:rFonts w:ascii="Times New Roman" w:eastAsia="宋体" w:hAnsi="Times New Roman" w:cs="宋体"/>
+                <w:sz w:val="21"/>
+              </w:rPr>
+              <w:t>万</w:t>
             </w:r>
             <w:r>
               <w:rPr>
@@ -467,63 +502,49 @@
                 <w:rFonts w:ascii="Times New Roman" w:eastAsia="宋体" w:hAnsi="Times New Roman" w:cs="宋体"/>
                 <w:sz w:val="21"/>
               </w:rPr>
-              <w:t>效期预警</w:t>
-            </w:r>
-            <w:r>
-              <w:rPr>
-                <w:rFonts w:ascii="Times New Roman" w:eastAsia="宋体" w:hAnsi="Times New Roman" w:cs="宋体"/>
-                <w:sz w:val="21"/>
-              </w:rPr>
-              <w:t>”</w:t>
-            </w:r>
-            <w:r>
-              <w:rPr>
-                <w:rFonts w:ascii="Times New Roman" w:eastAsia="宋体" w:hAnsi="Times New Roman" w:cs="宋体"/>
-                <w:sz w:val="21"/>
-              </w:rPr>
-              <w:t>机制，保持库存账实一致，理解物料损耗与缺货风险控制；数据驱动：掌握</w:t>
-            </w:r>
-            <w:r>
-              <w:rPr>
-                <w:rFonts w:ascii="Times New Roman" w:eastAsia="宋体" w:hAnsi="Times New Roman" w:cs="宋体"/>
-                <w:sz w:val="21"/>
-              </w:rPr>
-              <w:t>Excel/Python/R/SPSS</w:t>
-            </w:r>
-            <w:r>
-              <w:rPr>
-                <w:rFonts w:ascii="Times New Roman" w:eastAsia="宋体" w:hAnsi="Times New Roman" w:cs="宋体"/>
-                <w:sz w:val="21"/>
-              </w:rPr>
-              <w:t>，处理过</w:t>
-            </w:r>
-            <w:r>
-              <w:rPr>
-                <w:rFonts w:ascii="Times New Roman" w:eastAsia="宋体" w:hAnsi="Times New Roman" w:cs="宋体"/>
-                <w:sz w:val="21"/>
-              </w:rPr>
-              <w:t>4.5</w:t>
-            </w:r>
-            <w:r>
-              <w:rPr>
-                <w:rFonts w:ascii="Times New Roman" w:eastAsia="宋体" w:hAnsi="Times New Roman" w:cs="宋体"/>
-                <w:sz w:val="21"/>
-              </w:rPr>
-              <w:t>万</w:t>
-            </w:r>
-            <w:r>
-              <w:rPr>
-                <w:rFonts w:ascii="Times New Roman" w:eastAsia="宋体" w:hAnsi="Times New Roman" w:cs="宋体"/>
-                <w:sz w:val="21"/>
-              </w:rPr>
-              <w:t>+</w:t>
-            </w:r>
-            <w:r>
-              <w:rPr>
-                <w:rFonts w:ascii="Times New Roman" w:eastAsia="宋体" w:hAnsi="Times New Roman" w:cs="宋体"/>
-                <w:sz w:val="21"/>
-              </w:rPr>
-              <w:t>条业务数据，习惯用数据发现问题、支撑运营决策；细致较真：性格专注，愿意为不擅长的事投入时间，细节把控能力强</w:t>
+              <w:t>条业务数据，完成银行营销客户分层与电商用户体验统计分析；工具落地：熟练使用</w:t>
+            </w:r>
+            <w:r>
+              <w:rPr>
+                <w:rFonts w:ascii="Times New Roman" w:eastAsia="宋体" w:hAnsi="Times New Roman" w:cs="宋体"/>
+                <w:sz w:val="21"/>
+              </w:rPr>
+              <w:t>Excel</w:t>
+            </w:r>
+            <w:r>
+              <w:rPr>
+                <w:rFonts w:ascii="Times New Roman" w:eastAsia="宋体" w:hAnsi="Times New Roman" w:cs="宋体"/>
+                <w:sz w:val="21"/>
+              </w:rPr>
+              <w:t>透视表</w:t>
+            </w:r>
+            <w:r>
+              <w:rPr>
+                <w:rFonts w:ascii="Times New Roman" w:eastAsia="宋体" w:hAnsi="Times New Roman" w:cs="宋体"/>
+                <w:sz w:val="21"/>
+              </w:rPr>
+              <w:t>/VLOOKUP/</w:t>
+            </w:r>
+            <w:r>
+              <w:rPr>
+                <w:rFonts w:ascii="Times New Roman" w:eastAsia="宋体" w:hAnsi="Times New Roman" w:cs="宋体"/>
+                <w:sz w:val="21"/>
+              </w:rPr>
+              <w:t>函数，用友</w:t>
+            </w:r>
+            <w:r>
+              <w:rPr>
+                <w:rFonts w:ascii="Times New Roman" w:eastAsia="宋体" w:hAnsi="Times New Roman" w:cs="宋体"/>
+                <w:sz w:val="21"/>
+              </w:rPr>
+              <w:t>U8+ ERP</w:t>
+            </w:r>
+            <w:r>
+              <w:rPr>
+                <w:rFonts w:ascii="Times New Roman" w:eastAsia="宋体" w:hAnsi="Times New Roman" w:cs="宋体"/>
+                <w:sz w:val="21"/>
+              </w:rPr>
+              <w:t>全流程操作，能快速将分析结果转化为可执行方案</w:t>
             </w:r>
           </w:p>
         </w:tc>
@@ -632,6 +653,9 @@
               <w:gridCol w:w="3827"/>
             </w:tblGrid>
             <w:tr>
+              <w:trPr>
+                <w:trHeight w:val="284"/>
+              </w:trPr>
               <w:tc>
                 <w:tcPr>
                   <w:tcW w:w="709" w:type="dxa"/>
@@ -736,12 +760,12 @@
                   </w:r>
                   <w:r>
                     <w:rPr>
-                      <w:rFonts w:cs="Arial" w:hint="default"/>
+                      <w:rFonts w:eastAsia="等线" w:cs="Arial"/>
                       <w:b/>
                       <w:bCs/>
                       <w:sz w:val="21"/>
                     </w:rPr>
-                    <w:t>—</w:t>
+                    <w:t>-</w:t>
                   </w:r>
                   <w:r>
                     <w:rPr>
@@ -858,7 +882,7 @@
         <w:tblLook w:val="0000" w:firstRow="0" w:lastRow="0" w:firstColumn="0" w:lastColumn="0" w:noHBand="0" w:noVBand="0"/>
       </w:tblPr>
       <w:tblGrid>
-        <w:gridCol w:w="684"/>
+        <w:gridCol w:w="702"/>
         <w:gridCol w:w="10055"/>
       </w:tblGrid>
       <w:tr>
@@ -867,7 +891,7 @@
         </w:trPr>
         <w:tc>
           <w:tcPr>
-            <w:tcW w:w="684" w:type="dxa"/>
+            <w:tcW w:w="702" w:type="dxa"/>
             <w:tcBorders>
               <w:top w:val="nil"/>
               <w:left w:val="nil"/>
@@ -936,7 +960,7 @@
                 <w:rFonts w:ascii="Times New Roman" w:eastAsia="宋体" w:hAnsi="Times New Roman" w:cs="宋体"/>
                 <w:sz w:val="21"/>
               </w:rPr>
-              <w:t>物流管理、库存管理、生产与运作管理、统计学、</w:t>
+              <w:t>统计学、</w:t>
             </w:r>
             <w:r>
               <w:rPr>
@@ -950,7 +974,7 @@
                 <w:rFonts w:ascii="Times New Roman" w:eastAsia="宋体" w:hAnsi="Times New Roman" w:cs="宋体"/>
                 <w:sz w:val="21"/>
               </w:rPr>
-              <w:t>程序设计、</w:t>
+              <w:t>程序设计、供应链建模与仿真、大数据分析与挖掘、运筹学、供应链管理、</w:t>
             </w:r>
             <w:r>
               <w:rPr>
@@ -964,7 +988,7 @@
                 <w:rFonts w:ascii="Times New Roman" w:eastAsia="宋体" w:hAnsi="Times New Roman" w:cs="宋体"/>
                 <w:sz w:val="21"/>
               </w:rPr>
-              <w:t>供应链管理综合实验、供应链管理</w:t>
+              <w:t>供应链管理综合实验</w:t>
             </w:r>
           </w:p>
         </w:tc>
@@ -975,7 +999,7 @@
         </w:trPr>
         <w:tc>
           <w:tcPr>
-            <w:tcW w:w="684" w:type="dxa"/>
+            <w:tcW w:w="702" w:type="dxa"/>
             <w:tcBorders>
               <w:top w:val="nil"/>
               <w:left w:val="nil"/>
@@ -1138,7 +1162,7 @@
     </w:p>
     <w:tbl>
       <w:tblPr>
-        <w:tblW w:w="11662" w:type="dxa"/>
+        <w:tblW w:w="0" w:type="auto"/>
         <w:jc w:val="center"/>
         <w:tblLayout w:type="fixed"/>
         <w:tblCellMar>
@@ -1148,560 +1172,22 @@
         <w:tblLook w:val="0000" w:firstRow="0" w:lastRow="0" w:firstColumn="0" w:lastColumn="0" w:noHBand="0" w:noVBand="0"/>
       </w:tblPr>
       <w:tblGrid>
-        <w:gridCol w:w="678"/>
-        <w:gridCol w:w="254"/>
-        <w:gridCol w:w="7"/>
-        <w:gridCol w:w="4339"/>
+        <w:gridCol w:w="695"/>
+        <w:gridCol w:w="184"/>
+        <w:gridCol w:w="4416"/>
         <w:gridCol w:w="2693"/>
         <w:gridCol w:w="2755"/>
-        <w:gridCol w:w="936"/>
+        <w:gridCol w:w="880"/>
       </w:tblGrid>
       <w:tr>
         <w:trPr>
           <w:gridBefore w:val="2"/>
-          <w:wBefore w:w="932" w:type="dxa"/>
+          <w:wBefore w:w="879" w:type="dxa"/>
           <w:jc w:val="center"/>
         </w:trPr>
         <w:tc>
           <w:tcPr>
-            <w:tcW w:w="10730" w:type="dxa"/>
-            <w:gridSpan w:val="5"/>
-            <w:tcBorders>
-              <w:top w:val="nil"/>
-              <w:left w:val="nil"/>
-              <w:bottom w:val="nil"/>
-              <w:right w:val="nil"/>
-            </w:tcBorders>
-            <w:shd w:val="clear" w:color="auto" w:fill="EEEEEE"/>
-            <w:tcMar>
-              <w:top w:w="0" w:type="dxa"/>
-              <w:left w:w="85" w:type="dxa"/>
-              <w:bottom w:w="0" w:type="dxa"/>
-              <w:right w:w="85" w:type="dxa"/>
-            </w:tcMar>
-            <w:vAlign w:val="center"/>
-          </w:tcPr>
-          <w:p>
-            <w:pPr>
-              <w:spacing w:line="290" w:lineRule="atLeast"/>
-              <w:rPr>
-                <w:rFonts w:ascii="宋体" w:eastAsia="宋体" w:hAnsi="宋体"/>
-              </w:rPr>
-            </w:pPr>
-            <w:r>
-              <w:rPr>
-                <w:rFonts w:ascii="宋体" w:eastAsia="宋体" w:hAnsi="宋体"/>
-                <w:b/>
-              </w:rPr>
-              <w:t>实践经历</w:t>
-            </w:r>
-          </w:p>
-        </w:tc>
-      </w:tr>
-      <w:tr>
-        <w:trPr>
-          <w:gridAfter w:val="1"/>
-          <w:wAfter w:w="936" w:type="dxa"/>
-          <w:jc w:val="center"/>
-        </w:trPr>
-        <w:tc>
-          <w:tcPr>
-            <w:tcW w:w="678" w:type="dxa"/>
-            <w:tcBorders>
-              <w:top w:val="nil"/>
-              <w:left w:val="nil"/>
-              <w:bottom w:val="nil"/>
-              <w:right w:val="nil"/>
-            </w:tcBorders>
-            <w:tcMar>
-              <w:top w:w="0" w:type="dxa"/>
-              <w:left w:w="113" w:type="dxa"/>
-              <w:bottom w:w="0" w:type="dxa"/>
-              <w:right w:w="85" w:type="dxa"/>
-            </w:tcMar>
-            <w:vAlign w:val="center"/>
-          </w:tcPr>
-          <w:p>
-            <w:pPr>
-              <w:spacing w:line="290" w:lineRule="atLeast"/>
-              <w:rPr>
-                <w:rFonts w:hint="default"/>
-                <w:sz w:val="21"/>
-              </w:rPr>
-            </w:pPr>
-          </w:p>
-        </w:tc>
-        <w:tc>
-          <w:tcPr>
-            <w:tcW w:w="4600" w:type="dxa"/>
-            <w:gridSpan w:val="3"/>
-            <w:tcBorders>
-              <w:top w:val="nil"/>
-              <w:left w:val="nil"/>
-              <w:bottom w:val="nil"/>
-              <w:right w:val="nil"/>
-            </w:tcBorders>
-            <w:tcMar>
-              <w:top w:w="0" w:type="dxa"/>
-              <w:left w:w="85" w:type="dxa"/>
-              <w:bottom w:w="0" w:type="dxa"/>
-              <w:right w:w="85" w:type="dxa"/>
-            </w:tcMar>
-            <w:vAlign w:val="center"/>
-          </w:tcPr>
-          <w:p>
-            <w:pPr>
-              <w:spacing w:line="290" w:lineRule="atLeast"/>
-              <w:rPr>
-                <w:rFonts w:hint="default"/>
-                <w:b/>
-                <w:bCs/>
-                <w:sz w:val="21"/>
-              </w:rPr>
-            </w:pPr>
-            <w:r>
-              <w:rPr>
-                <w:rFonts w:ascii="Times New Roman" w:eastAsia="宋体" w:hAnsi="Times New Roman" w:cs="宋体"/>
-                <w:b/>
-                <w:bCs/>
-                <w:sz w:val="21"/>
-              </w:rPr>
-              <w:t>瑞幸咖啡</w:t>
-            </w:r>
-          </w:p>
-        </w:tc>
-        <w:tc>
-          <w:tcPr>
-            <w:tcW w:w="2693" w:type="dxa"/>
-            <w:tcBorders>
-              <w:top w:val="nil"/>
-              <w:left w:val="nil"/>
-              <w:bottom w:val="nil"/>
-              <w:right w:val="nil"/>
-            </w:tcBorders>
-            <w:vAlign w:val="center"/>
-          </w:tcPr>
-          <w:p>
-            <w:pPr>
-              <w:spacing w:line="290" w:lineRule="atLeast"/>
-              <w:rPr>
-                <w:rFonts w:hint="default"/>
-                <w:b/>
-                <w:bCs/>
-                <w:sz w:val="21"/>
-              </w:rPr>
-            </w:pPr>
-            <w:r>
-              <w:rPr>
-                <w:rFonts w:ascii="Times New Roman" w:eastAsia="宋体" w:hAnsi="Times New Roman" w:cs="宋体"/>
-                <w:b/>
-                <w:bCs/>
-                <w:sz w:val="21"/>
-              </w:rPr>
-              <w:t>咖啡师（兼职）</w:t>
-            </w:r>
-          </w:p>
-        </w:tc>
-        <w:tc>
-          <w:tcPr>
-            <w:tcW w:w="2755" w:type="dxa"/>
-            <w:tcBorders>
-              <w:top w:val="nil"/>
-              <w:left w:val="nil"/>
-              <w:bottom w:val="nil"/>
-              <w:right w:val="nil"/>
-            </w:tcBorders>
-            <w:vAlign w:val="center"/>
-          </w:tcPr>
-          <w:p>
-            <w:pPr>
-              <w:spacing w:line="290" w:lineRule="atLeast"/>
-              <w:rPr>
-                <w:rFonts w:ascii="Times New Roman" w:eastAsia="等线" w:hAnsi="Times New Roman" w:hint="default"/>
-                <w:b/>
-                <w:bCs/>
-                <w:sz w:val="21"/>
-              </w:rPr>
-            </w:pPr>
-            <w:r>
-              <w:rPr>
-                <w:rFonts w:ascii="Times New Roman" w:eastAsia="宋体" w:hAnsi="Times New Roman" w:cs="宋体"/>
-                <w:b/>
-                <w:bCs/>
-                <w:sz w:val="21"/>
-              </w:rPr>
-              <w:t>2023.07 - 2023.09</w:t>
-            </w:r>
-          </w:p>
-        </w:tc>
-      </w:tr>
-      <w:tr>
-        <w:trPr>
-          <w:gridAfter w:val="1"/>
-          <w:wAfter w:w="936" w:type="dxa"/>
-          <w:jc w:val="center"/>
-        </w:trPr>
-        <w:tc>
-          <w:tcPr>
-            <w:tcW w:w="678" w:type="dxa"/>
-            <w:tcBorders>
-              <w:top w:val="nil"/>
-              <w:left w:val="nil"/>
-              <w:bottom w:val="nil"/>
-              <w:right w:val="nil"/>
-            </w:tcBorders>
-            <w:tcMar>
-              <w:top w:w="0" w:type="dxa"/>
-              <w:left w:w="113" w:type="dxa"/>
-              <w:bottom w:w="0" w:type="dxa"/>
-              <w:right w:w="85" w:type="dxa"/>
-            </w:tcMar>
-            <w:vAlign w:val="center"/>
-          </w:tcPr>
-          <w:p>
-            <w:pPr>
-              <w:spacing w:line="290" w:lineRule="atLeast"/>
-              <w:rPr>
-                <w:rFonts w:ascii="Times New Roman" w:hAnsi="Times New Roman" w:hint="default"/>
-                <w:sz w:val="21"/>
-              </w:rPr>
-            </w:pPr>
-          </w:p>
-        </w:tc>
-        <w:tc>
-          <w:tcPr>
-            <w:tcW w:w="10048" w:type="dxa"/>
-            <w:gridSpan w:val="5"/>
-            <w:tcBorders>
-              <w:top w:val="nil"/>
-              <w:left w:val="nil"/>
-              <w:bottom w:val="nil"/>
-              <w:right w:val="nil"/>
-            </w:tcBorders>
-            <w:tcMar>
-              <w:top w:w="0" w:type="dxa"/>
-              <w:left w:w="85" w:type="dxa"/>
-              <w:bottom w:w="0" w:type="dxa"/>
-              <w:right w:w="85" w:type="dxa"/>
-            </w:tcMar>
-            <w:vAlign w:val="center"/>
-          </w:tcPr>
-          <w:p>
-            <w:pPr>
-              <w:numPr>
-                <w:ilvl w:val="0"/>
-                <w:numId w:val="6"/>
-              </w:numPr>
-              <w:spacing w:line="290" w:lineRule="atLeast"/>
-              <w:rPr>
-                <w:rFonts w:ascii="Times New Roman" w:eastAsia="宋体" w:hAnsi="Times New Roman" w:cs="宋体" w:hint="default"/>
-                <w:sz w:val="21"/>
-              </w:rPr>
-            </w:pPr>
-            <w:r>
-              <w:rPr>
-                <w:rFonts w:ascii="Times New Roman" w:eastAsia="宋体" w:hAnsi="Times New Roman" w:cs="宋体"/>
-                <w:sz w:val="21"/>
-              </w:rPr>
-              <w:t>库存管理：负责门店数十种原辅料的日常盘点与效期管理，落实日盘制度，根据消耗规律提醒仓库解冻备货，降低物料损耗与缺货风险</w:t>
-            </w:r>
-          </w:p>
-          <w:p>
-            <w:pPr>
-              <w:numPr>
-                <w:ilvl w:val="0"/>
-                <w:numId w:val="6"/>
-              </w:numPr>
-              <w:spacing w:line="290" w:lineRule="atLeast"/>
-              <w:rPr>
-                <w:rFonts w:ascii="Times New Roman" w:eastAsia="宋体" w:hAnsi="Times New Roman" w:cs="宋体" w:hint="default"/>
-                <w:sz w:val="21"/>
-              </w:rPr>
-            </w:pPr>
-            <w:r>
-              <w:rPr>
-                <w:rFonts w:ascii="Times New Roman" w:eastAsia="宋体" w:hAnsi="Times New Roman" w:cs="宋体"/>
-                <w:sz w:val="21"/>
-              </w:rPr>
-              <w:t>单据核对：规范物料分区与出入库单据核对，保持交接班库存账实一致，根据销售数据同步补货需求，保障门店日常运营物料供应</w:t>
-            </w:r>
-          </w:p>
-        </w:tc>
-      </w:tr>
-      <w:tr>
-        <w:trPr>
-          <w:gridAfter w:val="1"/>
-          <w:wAfter w:w="936" w:type="dxa"/>
-          <w:jc w:val="center"/>
-        </w:trPr>
-        <w:tc>
-          <w:tcPr>
-            <w:tcW w:w="678" w:type="dxa"/>
-            <w:tcBorders>
-              <w:top w:val="nil"/>
-              <w:left w:val="nil"/>
-              <w:bottom w:val="nil"/>
-              <w:right w:val="nil"/>
-            </w:tcBorders>
-            <w:tcMar>
-              <w:top w:w="0" w:type="dxa"/>
-              <w:left w:w="113" w:type="dxa"/>
-              <w:bottom w:w="0" w:type="dxa"/>
-              <w:right w:w="85" w:type="dxa"/>
-            </w:tcMar>
-            <w:vAlign w:val="center"/>
-          </w:tcPr>
-          <w:p>
-            <w:pPr>
-              <w:spacing w:line="290" w:lineRule="atLeast"/>
-              <w:rPr>
-                <w:rFonts w:hint="default"/>
-                <w:sz w:val="21"/>
-              </w:rPr>
-            </w:pPr>
-          </w:p>
-        </w:tc>
-        <w:tc>
-          <w:tcPr>
-            <w:tcW w:w="4600" w:type="dxa"/>
-            <w:gridSpan w:val="3"/>
-            <w:tcBorders>
-              <w:top w:val="nil"/>
-              <w:left w:val="nil"/>
-              <w:bottom w:val="nil"/>
-              <w:right w:val="nil"/>
-            </w:tcBorders>
-            <w:tcMar>
-              <w:top w:w="0" w:type="dxa"/>
-              <w:left w:w="85" w:type="dxa"/>
-              <w:bottom w:w="0" w:type="dxa"/>
-              <w:right w:w="85" w:type="dxa"/>
-            </w:tcMar>
-            <w:vAlign w:val="center"/>
-          </w:tcPr>
-          <w:p>
-            <w:pPr>
-              <w:spacing w:line="290" w:lineRule="atLeast"/>
-              <w:rPr>
-                <w:rFonts w:hint="default"/>
-                <w:b/>
-                <w:bCs/>
-                <w:sz w:val="21"/>
-              </w:rPr>
-            </w:pPr>
-            <w:r>
-              <w:rPr>
-                <w:rFonts w:ascii="Times New Roman" w:eastAsia="宋体" w:hAnsi="Times New Roman" w:cs="宋体"/>
-                <w:b/>
-                <w:bCs/>
-                <w:sz w:val="21"/>
-              </w:rPr>
-              <w:t>山东鱼跃尚成教育有限责任公司</w:t>
-            </w:r>
-          </w:p>
-        </w:tc>
-        <w:tc>
-          <w:tcPr>
-            <w:tcW w:w="2693" w:type="dxa"/>
-            <w:tcBorders>
-              <w:top w:val="nil"/>
-              <w:left w:val="nil"/>
-              <w:bottom w:val="nil"/>
-              <w:right w:val="nil"/>
-            </w:tcBorders>
-            <w:vAlign w:val="center"/>
-          </w:tcPr>
-          <w:p>
-            <w:pPr>
-              <w:spacing w:line="290" w:lineRule="atLeast"/>
-              <w:rPr>
-                <w:rFonts w:hint="default"/>
-                <w:b/>
-                <w:bCs/>
-                <w:sz w:val="21"/>
-              </w:rPr>
-            </w:pPr>
-            <w:r>
-              <w:rPr>
-                <w:rFonts w:ascii="Times New Roman" w:eastAsia="宋体" w:hAnsi="Times New Roman" w:cs="宋体"/>
-                <w:b/>
-                <w:bCs/>
-                <w:sz w:val="21"/>
-              </w:rPr>
-              <w:t>项目助理（兼职）</w:t>
-            </w:r>
-          </w:p>
-        </w:tc>
-        <w:tc>
-          <w:tcPr>
-            <w:tcW w:w="2755" w:type="dxa"/>
-            <w:tcBorders>
-              <w:top w:val="nil"/>
-              <w:left w:val="nil"/>
-              <w:bottom w:val="nil"/>
-              <w:right w:val="nil"/>
-            </w:tcBorders>
-            <w:vAlign w:val="center"/>
-          </w:tcPr>
-          <w:p>
-            <w:pPr>
-              <w:spacing w:line="290" w:lineRule="atLeast"/>
-              <w:rPr>
-                <w:rFonts w:ascii="Times New Roman" w:eastAsia="等线" w:hAnsi="Times New Roman" w:hint="default"/>
-                <w:b/>
-                <w:bCs/>
-                <w:sz w:val="21"/>
-              </w:rPr>
-            </w:pPr>
-            <w:r>
-              <w:rPr>
-                <w:rFonts w:ascii="Times New Roman" w:eastAsia="宋体" w:hAnsi="Times New Roman" w:cs="宋体"/>
-                <w:b/>
-                <w:bCs/>
-                <w:sz w:val="21"/>
-              </w:rPr>
-              <w:t>2026.04 - 2026.07</w:t>
-            </w:r>
-          </w:p>
-        </w:tc>
-      </w:tr>
-      <w:tr>
-        <w:trPr>
-          <w:gridAfter w:val="1"/>
-          <w:wAfter w:w="936" w:type="dxa"/>
-          <w:jc w:val="center"/>
-        </w:trPr>
-        <w:tc>
-          <w:tcPr>
-            <w:tcW w:w="678" w:type="dxa"/>
-            <w:tcBorders>
-              <w:top w:val="nil"/>
-              <w:left w:val="nil"/>
-              <w:bottom w:val="nil"/>
-              <w:right w:val="nil"/>
-            </w:tcBorders>
-            <w:tcMar>
-              <w:top w:w="0" w:type="dxa"/>
-              <w:left w:w="113" w:type="dxa"/>
-              <w:bottom w:w="0" w:type="dxa"/>
-              <w:right w:w="85" w:type="dxa"/>
-            </w:tcMar>
-            <w:vAlign w:val="center"/>
-          </w:tcPr>
-          <w:p>
-            <w:pPr>
-              <w:spacing w:line="290" w:lineRule="atLeast"/>
-              <w:rPr>
-                <w:rFonts w:ascii="Times New Roman" w:hAnsi="Times New Roman" w:hint="default"/>
-                <w:sz w:val="21"/>
-              </w:rPr>
-            </w:pPr>
-          </w:p>
-        </w:tc>
-        <w:tc>
-          <w:tcPr>
-            <w:tcW w:w="10048" w:type="dxa"/>
-            <w:gridSpan w:val="5"/>
-            <w:tcBorders>
-              <w:top w:val="nil"/>
-              <w:left w:val="nil"/>
-              <w:bottom w:val="nil"/>
-              <w:right w:val="nil"/>
-            </w:tcBorders>
-            <w:tcMar>
-              <w:top w:w="0" w:type="dxa"/>
-              <w:left w:w="85" w:type="dxa"/>
-              <w:bottom w:w="0" w:type="dxa"/>
-              <w:right w:w="85" w:type="dxa"/>
-            </w:tcMar>
-            <w:vAlign w:val="center"/>
-          </w:tcPr>
-          <w:p>
-            <w:pPr>
-              <w:numPr>
-                <w:ilvl w:val="0"/>
-                <w:numId w:val="6"/>
-              </w:numPr>
-              <w:spacing w:line="290" w:lineRule="atLeast"/>
-              <w:rPr>
-                <w:rFonts w:ascii="Times New Roman" w:eastAsia="宋体" w:hAnsi="Times New Roman" w:cs="宋体" w:hint="default"/>
-                <w:sz w:val="21"/>
-              </w:rPr>
-            </w:pPr>
-            <w:r>
-              <w:rPr>
-                <w:rFonts w:ascii="Times New Roman" w:eastAsia="宋体" w:hAnsi="Times New Roman" w:cs="宋体"/>
-                <w:sz w:val="21"/>
-              </w:rPr>
-              <w:t>材</w:t>
-            </w:r>
-            <w:r>
-              <w:rPr>
-                <w:rFonts w:ascii="Times New Roman" w:eastAsia="宋体" w:hAnsi="Times New Roman" w:cs="宋体"/>
-                <w:sz w:val="21"/>
-              </w:rPr>
-              <w:t>料统筹：统筹</w:t>
-            </w:r>
-            <w:r>
-              <w:rPr>
-                <w:rFonts w:ascii="Times New Roman" w:eastAsia="宋体" w:hAnsi="Times New Roman" w:cs="宋体" w:hint="default"/>
-                <w:sz w:val="21"/>
-              </w:rPr>
-              <w:t>200+</w:t>
-            </w:r>
-            <w:r>
-              <w:rPr>
-                <w:rFonts w:ascii="Times New Roman" w:eastAsia="宋体" w:hAnsi="Times New Roman" w:cs="宋体"/>
-                <w:sz w:val="21"/>
-              </w:rPr>
-              <w:t>份申报材料全流程管理，用</w:t>
-            </w:r>
-            <w:r>
-              <w:rPr>
-                <w:rFonts w:ascii="Times New Roman" w:eastAsia="宋体" w:hAnsi="Times New Roman" w:cs="宋体" w:hint="default"/>
-                <w:sz w:val="21"/>
-              </w:rPr>
-              <w:t>Excel</w:t>
-            </w:r>
-            <w:r>
-              <w:rPr>
-                <w:rFonts w:ascii="Times New Roman" w:eastAsia="宋体" w:hAnsi="Times New Roman" w:cs="宋体"/>
-                <w:sz w:val="21"/>
-              </w:rPr>
-              <w:t>搭建分类台账，建立三级校验机制实现零差错提交</w:t>
-            </w:r>
-          </w:p>
-          <w:p>
-            <w:pPr>
-              <w:numPr>
-                <w:ilvl w:val="0"/>
-                <w:numId w:val="6"/>
-              </w:numPr>
-              <w:spacing w:line="290" w:lineRule="atLeast"/>
-              <w:rPr>
-                <w:rFonts w:ascii="Times New Roman" w:eastAsia="宋体" w:hAnsi="Times New Roman" w:cs="宋体" w:hint="default"/>
-                <w:sz w:val="21"/>
-              </w:rPr>
-            </w:pPr>
-            <w:r>
-              <w:rPr>
-                <w:rFonts w:ascii="Times New Roman" w:eastAsia="宋体" w:hAnsi="Times New Roman" w:cs="宋体"/>
-                <w:sz w:val="21"/>
-              </w:rPr>
-              <w:t>流程优化：梳理并标准化资料审核与报批流程，与各方同步进度，按月汇总数据形成工作小结，提升整体执行效率</w:t>
-            </w:r>
-          </w:p>
-        </w:tc>
-      </w:tr>
-      <w:tr>
-        <w:trPr>
-          <w:gridBefore w:val="3"/>
-          <w:wBefore w:w="939" w:type="dxa"/>
-          <w:jc w:val="center"/>
-        </w:trPr>
-        <w:tc>
-          <w:tcPr>
-            <w:tcW w:w="10723" w:type="dxa"/>
+            <w:tcW w:w="10744" w:type="dxa"/>
             <w:gridSpan w:val="4"/>
             <w:tcBorders>
               <w:top w:val="nil"/>
@@ -1722,14 +1208,14 @@
             <w:pPr>
               <w:spacing w:line="290" w:lineRule="atLeast"/>
               <w:rPr>
-                <w:rFonts w:ascii="宋体" w:eastAsia="宋体" w:hAnsi="宋体"/>
-                <w:b/>
-                <w:bCs/>
-              </w:rPr>
-            </w:pPr>
-            <w:r>
-              <w:rPr>
-                <w:rFonts w:ascii="宋体" w:eastAsia="宋体" w:hAnsi="宋体" w:cs="宋体"/>
+                <w:rFonts w:ascii="Times New Roman" w:hAnsi="Times New Roman" w:hint="default"/>
+                <w:b/>
+                <w:bCs/>
+              </w:rPr>
+            </w:pPr>
+            <w:r>
+              <w:rPr>
+                <w:rFonts w:ascii="Times New Roman" w:eastAsia="宋体" w:hAnsi="Times New Roman" w:cs="宋体"/>
                 <w:b/>
                 <w:bCs/>
               </w:rPr>
@@ -1737,7 +1223,7 @@
             </w:r>
             <w:r>
               <w:rPr>
-                <w:rFonts w:ascii="宋体" w:eastAsia="宋体" w:hAnsi="宋体" w:cs="宋体"/>
+                <w:rFonts w:ascii="Times New Roman" w:eastAsia="宋体" w:hAnsi="Times New Roman" w:cs="宋体"/>
                 <w:b/>
                 <w:bCs/>
               </w:rPr>
@@ -1749,12 +1235,12 @@
       <w:tr>
         <w:trPr>
           <w:gridAfter w:val="1"/>
-          <w:wAfter w:w="936" w:type="dxa"/>
+          <w:wAfter w:w="880" w:type="dxa"/>
           <w:jc w:val="center"/>
         </w:trPr>
         <w:tc>
           <w:tcPr>
-            <w:tcW w:w="678" w:type="dxa"/>
+            <w:tcW w:w="695" w:type="dxa"/>
             <w:tcBorders>
               <w:top w:val="nil"/>
               <w:left w:val="nil"/>
@@ -1782,7 +1268,7 @@
         <w:tc>
           <w:tcPr>
             <w:tcW w:w="4600" w:type="dxa"/>
-            <w:gridSpan w:val="3"/>
+            <w:gridSpan w:val="2"/>
             <w:tcBorders>
               <w:top w:val="nil"/>
               <w:left w:val="nil"/>
@@ -1812,7 +1298,7 @@
                 <w:bCs/>
                 <w:sz w:val="21"/>
               </w:rPr>
-              <w:t>社区团购自提点布局与配送优化</w:t>
+              <w:t>社区团购自提点选址与配送路径优化</w:t>
             </w:r>
           </w:p>
         </w:tc>
@@ -1884,12 +1370,12 @@
       <w:tr>
         <w:trPr>
           <w:gridAfter w:val="1"/>
-          <w:wAfter w:w="936" w:type="dxa"/>
+          <w:wAfter w:w="880" w:type="dxa"/>
           <w:jc w:val="center"/>
         </w:trPr>
         <w:tc>
           <w:tcPr>
-            <w:tcW w:w="678" w:type="dxa"/>
+            <w:tcW w:w="695" w:type="dxa"/>
             <w:tcBorders>
               <w:top w:val="nil"/>
               <w:left w:val="nil"/>
@@ -1917,7 +1403,7 @@
         <w:tc>
           <w:tcPr>
             <w:tcW w:w="10048" w:type="dxa"/>
-            <w:gridSpan w:val="5"/>
+            <w:gridSpan w:val="4"/>
             <w:tcBorders>
               <w:top w:val="nil"/>
               <w:left w:val="nil"/>
@@ -1949,84 +1435,21 @@
                 <w:rFonts w:ascii="Times New Roman" w:eastAsia="宋体" w:hAnsi="Times New Roman" w:cs="宋体"/>
                 <w:sz w:val="21"/>
               </w:rPr>
-              <w:t>问题调研：针对老龄化小区自提点布局零散、配送效率低的问题，调研</w:t>
+              <w:t>问题建模：针对老龄化小区自提点布局零散、配送效率低的痛点，将年龄分层服务半径与电梯等待时间纳入选址</w:t>
             </w:r>
             <w:r>
               <w:rPr>
                 <w:rFonts w:ascii="Times New Roman" w:eastAsia="宋体" w:hAnsi="Times New Roman" w:cs="宋体" w:hint="default"/>
                 <w:sz w:val="21"/>
               </w:rPr>
-              <w:t>15</w:t>
-            </w:r>
-            <w:r>
-              <w:rPr>
-                <w:rFonts w:ascii="Times New Roman" w:eastAsia="宋体" w:hAnsi="Times New Roman" w:cs="宋体"/>
-                <w:sz w:val="21"/>
-              </w:rPr>
-              <w:t>个候选点位与日均</w:t>
-            </w:r>
-            <w:r>
-              <w:rPr>
-                <w:rFonts w:ascii="Times New Roman" w:eastAsia="宋体" w:hAnsi="Times New Roman" w:cs="宋体" w:hint="default"/>
-                <w:sz w:val="21"/>
-              </w:rPr>
-              <w:t>345</w:t>
-            </w:r>
-            <w:r>
-              <w:rPr>
-                <w:rFonts w:ascii="Times New Roman" w:eastAsia="宋体" w:hAnsi="Times New Roman" w:cs="宋体"/>
-                <w:sz w:val="21"/>
-              </w:rPr>
-              <w:t>单真实需求，设计</w:t>
-            </w:r>
-            <w:r>
-              <w:rPr>
-                <w:rFonts w:ascii="Times New Roman" w:eastAsia="宋体" w:hAnsi="Times New Roman" w:cs="宋体"/>
-                <w:sz w:val="21"/>
-              </w:rPr>
-              <w:t>“</w:t>
-            </w:r>
-            <w:r>
-              <w:rPr>
-                <w:rFonts w:ascii="Times New Roman" w:eastAsia="宋体" w:hAnsi="Times New Roman" w:cs="宋体" w:hint="default"/>
-                <w:sz w:val="21"/>
-              </w:rPr>
-              <w:t>2</w:t>
-            </w:r>
-            <w:r>
-              <w:rPr>
-                <w:rFonts w:ascii="Times New Roman" w:eastAsia="宋体" w:hAnsi="Times New Roman" w:cs="宋体"/>
-                <w:sz w:val="21"/>
-              </w:rPr>
-              <w:t>核心点</w:t>
-            </w:r>
-            <w:r>
-              <w:rPr>
-                <w:rFonts w:ascii="Times New Roman" w:eastAsia="宋体" w:hAnsi="Times New Roman" w:cs="宋体" w:hint="default"/>
-                <w:sz w:val="21"/>
-              </w:rPr>
-              <w:t>+4</w:t>
-            </w:r>
-            <w:r>
-              <w:rPr>
-                <w:rFonts w:ascii="Times New Roman" w:eastAsia="宋体" w:hAnsi="Times New Roman" w:cs="宋体"/>
-                <w:sz w:val="21"/>
-              </w:rPr>
-              <w:t>动态临时点</w:t>
-            </w:r>
-            <w:r>
-              <w:rPr>
-                <w:rFonts w:ascii="Times New Roman" w:eastAsia="宋体" w:hAnsi="Times New Roman" w:cs="宋体"/>
-                <w:sz w:val="21"/>
-              </w:rPr>
-              <w:t>”</w:t>
-            </w:r>
-            <w:r>
-              <w:rPr>
-                <w:rFonts w:ascii="Times New Roman" w:eastAsia="宋体" w:hAnsi="Times New Roman" w:cs="宋体"/>
-                <w:sz w:val="21"/>
-              </w:rPr>
-              <w:t>的弹性运营方案</w:t>
+              <w:t>-</w:t>
+            </w:r>
+            <w:r>
+              <w:rPr>
+                <w:rFonts w:ascii="Times New Roman" w:eastAsia="宋体" w:hAnsi="Times New Roman" w:cs="宋体"/>
+                <w:sz w:val="21"/>
+              </w:rPr>
+              <w:t>路径优化模型</w:t>
             </w:r>
           </w:p>
           <w:p>
@@ -2046,13 +1469,41 @@
                 <w:rFonts w:ascii="Times New Roman" w:eastAsia="宋体" w:hAnsi="Times New Roman" w:cs="宋体"/>
                 <w:sz w:val="21"/>
               </w:rPr>
-              <w:t>模型测算：将年龄分层服务半径与电梯等待时间纳入优化模型，用</w:t>
+              <w:t>方案求解：基于</w:t>
             </w:r>
             <w:r>
               <w:rPr>
                 <w:rFonts w:ascii="Times New Roman" w:eastAsia="宋体" w:hAnsi="Times New Roman" w:cs="宋体" w:hint="default"/>
                 <w:sz w:val="21"/>
               </w:rPr>
+              <w:t>15</w:t>
+            </w:r>
+            <w:r>
+              <w:rPr>
+                <w:rFonts w:ascii="Times New Roman" w:eastAsia="宋体" w:hAnsi="Times New Roman" w:cs="宋体"/>
+                <w:sz w:val="21"/>
+              </w:rPr>
+              <w:t>个候选点位、日均</w:t>
+            </w:r>
+            <w:r>
+              <w:rPr>
+                <w:rFonts w:ascii="Times New Roman" w:eastAsia="宋体" w:hAnsi="Times New Roman" w:cs="宋体" w:hint="default"/>
+                <w:sz w:val="21"/>
+              </w:rPr>
+              <w:t>345</w:t>
+            </w:r>
+            <w:r>
+              <w:rPr>
+                <w:rFonts w:ascii="Times New Roman" w:eastAsia="宋体" w:hAnsi="Times New Roman" w:cs="宋体"/>
+                <w:sz w:val="21"/>
+              </w:rPr>
+              <w:t>单数据，用</w:t>
+            </w:r>
+            <w:r>
+              <w:rPr>
+                <w:rFonts w:ascii="Times New Roman" w:eastAsia="宋体" w:hAnsi="Times New Roman" w:cs="宋体" w:hint="default"/>
+                <w:sz w:val="21"/>
+              </w:rPr>
               <w:t>Python</w:t>
             </w:r>
             <w:r>
@@ -2060,56 +1511,56 @@
                 <w:rFonts w:ascii="Times New Roman" w:eastAsia="宋体" w:hAnsi="Times New Roman" w:cs="宋体"/>
                 <w:sz w:val="21"/>
               </w:rPr>
-              <w:t>完成方案测算：总运营成本降低</w:t>
+              <w:t>设计</w:t>
+            </w:r>
+            <w:r>
+              <w:rPr>
+                <w:rFonts w:ascii="Times New Roman" w:eastAsia="宋体" w:hAnsi="Times New Roman" w:cs="宋体"/>
+                <w:sz w:val="21"/>
+              </w:rPr>
+              <w:t>“</w:t>
             </w:r>
             <w:r>
               <w:rPr>
                 <w:rFonts w:ascii="Times New Roman" w:eastAsia="宋体" w:hAnsi="Times New Roman" w:cs="宋体" w:hint="default"/>
                 <w:sz w:val="21"/>
               </w:rPr>
-              <w:t>18.7%</w:t>
-            </w:r>
-            <w:r>
-              <w:rPr>
-                <w:rFonts w:ascii="Times New Roman" w:eastAsia="宋体" w:hAnsi="Times New Roman" w:cs="宋体"/>
-                <w:sz w:val="21"/>
-              </w:rPr>
-              <w:t>，老年人服务覆盖率</w:t>
+              <w:t>2</w:t>
+            </w:r>
+            <w:r>
+              <w:rPr>
+                <w:rFonts w:ascii="Times New Roman" w:eastAsia="宋体" w:hAnsi="Times New Roman" w:cs="宋体"/>
+                <w:sz w:val="21"/>
+              </w:rPr>
+              <w:t>核心点</w:t>
             </w:r>
             <w:r>
               <w:rPr>
                 <w:rFonts w:ascii="Times New Roman" w:eastAsia="宋体" w:hAnsi="Times New Roman" w:cs="宋体" w:hint="default"/>
                 <w:sz w:val="21"/>
               </w:rPr>
-              <w:t>53.4%</w:t>
-            </w:r>
-            <w:r>
-              <w:rPr>
-                <w:rFonts w:ascii="Times New Roman" w:eastAsia="宋体" w:hAnsi="Times New Roman" w:cs="宋体"/>
-                <w:sz w:val="21"/>
-              </w:rPr>
-              <w:t>→</w:t>
-            </w:r>
-            <w:r>
-              <w:rPr>
-                <w:rFonts w:ascii="Times New Roman" w:eastAsia="宋体" w:hAnsi="Times New Roman" w:cs="宋体" w:hint="default"/>
-                <w:sz w:val="21"/>
-              </w:rPr>
-              <w:t>87.3%</w:t>
-            </w:r>
-            <w:r>
-              <w:rPr>
-                <w:rFonts w:ascii="Times New Roman" w:eastAsia="宋体" w:hAnsi="Times New Roman" w:cs="宋体"/>
-                <w:sz w:val="21"/>
-              </w:rPr>
-              <w:t>，平均配送时长缩短</w:t>
-            </w:r>
-            <w:r>
-              <w:rPr>
-                <w:rFonts w:ascii="Times New Roman" w:eastAsia="宋体" w:hAnsi="Times New Roman" w:cs="宋体" w:hint="default"/>
-                <w:sz w:val="21"/>
-              </w:rPr>
-              <w:t>22.3%</w:t>
+              <w:t>+4</w:t>
+            </w:r>
+            <w:r>
+              <w:rPr>
+                <w:rFonts w:ascii="Times New Roman" w:eastAsia="宋体" w:hAnsi="Times New Roman" w:cs="宋体"/>
+                <w:sz w:val="21"/>
+              </w:rPr>
+              <w:t>动态临时点</w:t>
+            </w:r>
+            <w:r>
+              <w:rPr>
+                <w:rFonts w:ascii="Times New Roman" w:eastAsia="宋体" w:hAnsi="Times New Roman" w:cs="宋体"/>
+                <w:sz w:val="21"/>
+              </w:rPr>
+              <w:t>”</w:t>
+            </w:r>
+            <w:r>
+              <w:rPr>
+                <w:rFonts w:ascii="Times New Roman" w:eastAsia="宋体" w:hAnsi="Times New Roman" w:cs="宋体"/>
+                <w:sz w:val="21"/>
+              </w:rPr>
+              <w:t>弹性布局方案</w:t>
             </w:r>
           </w:p>
           <w:p>
@@ -2129,13 +1580,69 @@
                 <w:rFonts w:ascii="Times New Roman" w:eastAsia="宋体" w:hAnsi="Times New Roman" w:cs="宋体"/>
                 <w:sz w:val="21"/>
               </w:rPr>
-              <w:t>方案落地：方案可快速响应周末</w:t>
+              <w:t>成果验证：模型测算总成本降低</w:t>
             </w:r>
             <w:r>
               <w:rPr>
                 <w:rFonts w:ascii="Times New Roman" w:eastAsia="宋体" w:hAnsi="Times New Roman" w:cs="宋体" w:hint="default"/>
                 <w:sz w:val="21"/>
               </w:rPr>
+              <w:t>18.7%</w:t>
+            </w:r>
+            <w:r>
+              <w:rPr>
+                <w:rFonts w:ascii="Times New Roman" w:eastAsia="宋体" w:hAnsi="Times New Roman" w:cs="宋体"/>
+                <w:sz w:val="21"/>
+              </w:rPr>
+              <w:t>，老年覆盖率</w:t>
+            </w:r>
+            <w:r>
+              <w:rPr>
+                <w:rFonts w:ascii="Times New Roman" w:eastAsia="宋体" w:hAnsi="Times New Roman" w:cs="宋体" w:hint="default"/>
+                <w:sz w:val="21"/>
+              </w:rPr>
+              <w:t>53.4%</w:t>
+            </w:r>
+            <w:r>
+              <w:rPr>
+                <w:rFonts w:ascii="Times New Roman" w:eastAsia="宋体" w:hAnsi="Times New Roman" w:cs="宋体"/>
+                <w:sz w:val="21"/>
+              </w:rPr>
+              <w:t>→</w:t>
+            </w:r>
+            <w:r>
+              <w:rPr>
+                <w:rFonts w:ascii="Times New Roman" w:eastAsia="宋体" w:hAnsi="Times New Roman" w:cs="宋体" w:hint="default"/>
+                <w:sz w:val="21"/>
+              </w:rPr>
+              <w:t>87.3%</w:t>
+            </w:r>
+            <w:r>
+              <w:rPr>
+                <w:rFonts w:ascii="Times New Roman" w:eastAsia="宋体" w:hAnsi="Times New Roman" w:cs="宋体"/>
+                <w:sz w:val="21"/>
+              </w:rPr>
+              <w:t>，配送时长缩短</w:t>
+            </w:r>
+            <w:r>
+              <w:rPr>
+                <w:rFonts w:ascii="Times New Roman" w:eastAsia="宋体" w:hAnsi="Times New Roman" w:cs="宋体" w:hint="default"/>
+                <w:sz w:val="21"/>
+              </w:rPr>
+              <w:t>22.3%</w:t>
+            </w:r>
+            <w:r>
+              <w:rPr>
+                <w:rFonts w:ascii="Times New Roman" w:eastAsia="宋体" w:hAnsi="Times New Roman" w:cs="宋体"/>
+                <w:sz w:val="21"/>
+              </w:rPr>
+              <w:t>，可响应周末</w:t>
+            </w:r>
+            <w:r>
+              <w:rPr>
+                <w:rFonts w:ascii="Times New Roman" w:eastAsia="宋体" w:hAnsi="Times New Roman" w:cs="宋体" w:hint="default"/>
+                <w:sz w:val="21"/>
+              </w:rPr>
               <w:t>29.9%</w:t>
             </w:r>
             <w:r>
@@ -2157,7 +1664,7 @@
                 <w:rFonts w:ascii="Times New Roman" w:eastAsia="宋体" w:hAnsi="Times New Roman" w:cs="宋体"/>
                 <w:sz w:val="21"/>
               </w:rPr>
-              <w:t>的需求波动，为社区团购末端运营提供可落地的优化思路</w:t>
+              <w:t>的需求波动</w:t>
             </w:r>
           </w:p>
         </w:tc>
@@ -2165,12 +1672,12 @@
       <w:tr>
         <w:trPr>
           <w:gridAfter w:val="1"/>
-          <w:wAfter w:w="936" w:type="dxa"/>
+          <w:wAfter w:w="880" w:type="dxa"/>
           <w:jc w:val="center"/>
         </w:trPr>
         <w:tc>
           <w:tcPr>
-            <w:tcW w:w="678" w:type="dxa"/>
+            <w:tcW w:w="695" w:type="dxa"/>
             <w:tcBorders>
               <w:top w:val="nil"/>
               <w:left w:val="nil"/>
@@ -2198,7 +1705,7 @@
         <w:tc>
           <w:tcPr>
             <w:tcW w:w="4600" w:type="dxa"/>
-            <w:gridSpan w:val="3"/>
+            <w:gridSpan w:val="2"/>
             <w:tcBorders>
               <w:top w:val="nil"/>
               <w:left w:val="nil"/>
@@ -2292,7 +1799,25 @@
                 <w:bCs/>
                 <w:sz w:val="21"/>
               </w:rPr>
-              <w:t>2026.04-2026.06</w:t>
+              <w:t>2026.04</w:t>
+            </w:r>
+            <w:r>
+              <w:rPr>
+                <w:rFonts w:ascii="Times New Roman" w:eastAsia="宋体" w:hAnsi="Times New Roman" w:cs="宋体"/>
+                <w:b/>
+                <w:bCs/>
+                <w:sz w:val="21"/>
+              </w:rPr>
+              <w:t>—</w:t>
+            </w:r>
+            <w:r>
+              <w:rPr>
+                <w:rFonts w:ascii="Times New Roman" w:eastAsia="宋体" w:hAnsi="Times New Roman" w:cs="宋体"/>
+                <w:b/>
+                <w:bCs/>
+                <w:sz w:val="21"/>
+              </w:rPr>
+              <w:t>2026.06</w:t>
             </w:r>
           </w:p>
         </w:tc>
@@ -2300,12 +1825,12 @@
       <w:tr>
         <w:trPr>
           <w:gridAfter w:val="1"/>
-          <w:wAfter w:w="936" w:type="dxa"/>
+          <w:wAfter w:w="880" w:type="dxa"/>
           <w:jc w:val="center"/>
         </w:trPr>
         <w:tc>
           <w:tcPr>
-            <w:tcW w:w="678" w:type="dxa"/>
+            <w:tcW w:w="695" w:type="dxa"/>
             <w:tcBorders>
               <w:top w:val="nil"/>
               <w:left w:val="nil"/>
@@ -2333,7 +1858,7 @@
         <w:tc>
           <w:tcPr>
             <w:tcW w:w="10048" w:type="dxa"/>
-            <w:gridSpan w:val="5"/>
+            <w:gridSpan w:val="4"/>
             <w:tcBorders>
               <w:top w:val="nil"/>
               <w:left w:val="nil"/>
@@ -2365,7 +1890,7 @@
                 <w:rFonts w:ascii="Times New Roman" w:eastAsia="宋体" w:hAnsi="Times New Roman" w:cs="宋体"/>
                 <w:sz w:val="21"/>
               </w:rPr>
-              <w:t>数据洞察：基于</w:t>
+              <w:t>数据清洗：基于</w:t>
             </w:r>
             <w:r>
               <w:rPr>
@@ -2379,7 +1904,7 @@
                 <w:rFonts w:ascii="Times New Roman" w:eastAsia="宋体" w:hAnsi="Times New Roman" w:cs="宋体"/>
                 <w:sz w:val="21"/>
               </w:rPr>
-              <w:t>条银行营销数据，用</w:t>
+              <w:t>条葡萄牙银行真实营销数据，用</w:t>
             </w:r>
             <w:r>
               <w:rPr>
@@ -2393,7 +1918,7 @@
                 <w:rFonts w:ascii="Times New Roman" w:eastAsia="宋体" w:hAnsi="Times New Roman" w:cs="宋体"/>
                 <w:sz w:val="21"/>
               </w:rPr>
-              <w:t>完成数据清洗与多维度分层统计，通过帕累托分析识别高价值客群特征、用转化瀑布图定位营销流失关键环节</w:t>
+              <w:t>完成缺失值与异常值清洗，对年龄、职业、营销频次等字段做多维度分层统计</w:t>
             </w:r>
           </w:p>
           <w:p>
@@ -2413,7 +1938,27 @@
                 <w:rFonts w:ascii="Times New Roman" w:eastAsia="宋体" w:hAnsi="Times New Roman" w:cs="宋体"/>
                 <w:sz w:val="21"/>
               </w:rPr>
-              <w:t>运营支撑：为精准营销与运营效率提升提供数据支撑，独立交付分析报告</w:t>
+              <w:t>可视化分析：独立绘制帕累托图、相关性热力图、订阅转化率瀑布图，识别高价值客群特征与营销流失关键环节</w:t>
+            </w:r>
+          </w:p>
+          <w:p>
+            <w:pPr>
+              <w:numPr>
+                <w:ilvl w:val="0"/>
+                <w:numId w:val="9"/>
+              </w:numPr>
+              <w:spacing w:line="290" w:lineRule="atLeast"/>
+              <w:rPr>
+                <w:rFonts w:ascii="Times New Roman" w:eastAsia="宋体" w:hAnsi="Times New Roman" w:cs="宋体" w:hint="default"/>
+                <w:sz w:val="21"/>
+              </w:rPr>
+            </w:pPr>
+            <w:r>
+              <w:rPr>
+                <w:rFonts w:ascii="Times New Roman" w:eastAsia="宋体" w:hAnsi="Times New Roman" w:cs="宋体"/>
+                <w:sz w:val="21"/>
+              </w:rPr>
+              <w:t>洞察输出：为客户分群与营销资源分配提供数据支撑，独立交付完整分析报告</w:t>
             </w:r>
           </w:p>
         </w:tc>
@@ -2421,12 +1966,12 @@
       <w:tr>
         <w:trPr>
           <w:gridAfter w:val="1"/>
-          <w:wAfter w:w="936" w:type="dxa"/>
+          <w:wAfter w:w="880" w:type="dxa"/>
           <w:jc w:val="center"/>
         </w:trPr>
         <w:tc>
           <w:tcPr>
-            <w:tcW w:w="678" w:type="dxa"/>
+            <w:tcW w:w="695" w:type="dxa"/>
             <w:tcBorders>
               <w:top w:val="nil"/>
               <w:left w:val="nil"/>
@@ -2454,7 +1999,7 @@
         <w:tc>
           <w:tcPr>
             <w:tcW w:w="4600" w:type="dxa"/>
-            <w:gridSpan w:val="3"/>
+            <w:gridSpan w:val="2"/>
             <w:tcBorders>
               <w:top w:val="nil"/>
               <w:left w:val="nil"/>
@@ -2484,7 +2029,16 @@
                 <w:bCs/>
                 <w:sz w:val="21"/>
               </w:rPr>
-              <w:t>电商用户行为分析与运营策略研究</w:t>
+              <w:t>ERP</w:t>
+            </w:r>
+            <w:r>
+              <w:rPr>
+                <w:rFonts w:ascii="Times New Roman" w:eastAsia="宋体" w:hAnsi="Times New Roman" w:cs="宋体"/>
+                <w:b/>
+                <w:bCs/>
+                <w:sz w:val="21"/>
+              </w:rPr>
+              <w:t>供应链全流程模拟操作</w:t>
             </w:r>
           </w:p>
         </w:tc>
@@ -2516,7 +2070,7 @@
                 <w:bCs/>
                 <w:sz w:val="21"/>
               </w:rPr>
-              <w:t>个人课程项目</w:t>
+              <w:t>课程实验・账套主管</w:t>
             </w:r>
           </w:p>
         </w:tc>
@@ -2548,7 +2102,7 @@
                 <w:bCs/>
                 <w:sz w:val="21"/>
               </w:rPr>
-              <w:t>2025.10-2025.12</w:t>
+              <w:t>2025.03-2025.07</w:t>
             </w:r>
           </w:p>
         </w:tc>
@@ -2556,12 +2110,12 @@
       <w:tr>
         <w:trPr>
           <w:gridAfter w:val="1"/>
-          <w:wAfter w:w="936" w:type="dxa"/>
+          <w:wAfter w:w="880" w:type="dxa"/>
           <w:jc w:val="center"/>
         </w:trPr>
         <w:tc>
           <w:tcPr>
-            <w:tcW w:w="678" w:type="dxa"/>
+            <w:tcW w:w="695" w:type="dxa"/>
             <w:tcBorders>
               <w:top w:val="nil"/>
               <w:left w:val="nil"/>
@@ -2589,7 +2143,7 @@
         <w:tc>
           <w:tcPr>
             <w:tcW w:w="10048" w:type="dxa"/>
-            <w:gridSpan w:val="5"/>
+            <w:gridSpan w:val="4"/>
             <w:tcBorders>
               <w:top w:val="nil"/>
               <w:left w:val="nil"/>
@@ -2621,77 +2175,21 @@
                 <w:rFonts w:ascii="Times New Roman" w:eastAsia="宋体" w:hAnsi="Times New Roman" w:cs="宋体"/>
                 <w:sz w:val="21"/>
               </w:rPr>
-              <w:t>问卷分析：基于</w:t>
+              <w:t>全流程实操：以账套主管角色使用用友</w:t>
             </w:r>
             <w:r>
               <w:rPr>
                 <w:rFonts w:ascii="Times New Roman" w:eastAsia="宋体" w:hAnsi="Times New Roman" w:cs="宋体" w:hint="default"/>
                 <w:sz w:val="21"/>
               </w:rPr>
-              <w:t>TAM</w:t>
-            </w:r>
-            <w:r>
-              <w:rPr>
-                <w:rFonts w:ascii="Times New Roman" w:eastAsia="宋体" w:hAnsi="Times New Roman" w:cs="宋体"/>
-                <w:sz w:val="21"/>
-              </w:rPr>
-              <w:t>模型设计</w:t>
-            </w:r>
-            <w:r>
-              <w:rPr>
-                <w:rFonts w:ascii="Times New Roman" w:eastAsia="宋体" w:hAnsi="Times New Roman" w:cs="宋体" w:hint="default"/>
-                <w:sz w:val="21"/>
-              </w:rPr>
-              <w:t>7</w:t>
-            </w:r>
-            <w:r>
-              <w:rPr>
-                <w:rFonts w:ascii="Times New Roman" w:eastAsia="宋体" w:hAnsi="Times New Roman" w:cs="宋体"/>
-                <w:sz w:val="21"/>
-              </w:rPr>
-              <w:t>点李克特量表问卷，回收</w:t>
-            </w:r>
-            <w:r>
-              <w:rPr>
-                <w:rFonts w:ascii="Times New Roman" w:eastAsia="宋体" w:hAnsi="Times New Roman" w:cs="宋体" w:hint="default"/>
-                <w:sz w:val="21"/>
-              </w:rPr>
-              <w:t>328</w:t>
-            </w:r>
-            <w:r>
-              <w:rPr>
-                <w:rFonts w:ascii="Times New Roman" w:eastAsia="宋体" w:hAnsi="Times New Roman" w:cs="宋体"/>
-                <w:sz w:val="21"/>
-              </w:rPr>
-              <w:t>份有效样本，用</w:t>
-            </w:r>
-            <w:r>
-              <w:rPr>
-                <w:rFonts w:ascii="Times New Roman" w:eastAsia="宋体" w:hAnsi="Times New Roman" w:cs="宋体" w:hint="default"/>
-                <w:sz w:val="21"/>
-              </w:rPr>
-              <w:t>SPSS</w:t>
-            </w:r>
-            <w:r>
-              <w:rPr>
-                <w:rFonts w:ascii="Times New Roman" w:eastAsia="宋体" w:hAnsi="Times New Roman" w:cs="宋体"/>
-                <w:sz w:val="21"/>
-              </w:rPr>
-              <w:t>和</w:t>
-            </w:r>
-            <w:r>
-              <w:rPr>
-                <w:rFonts w:ascii="Times New Roman" w:eastAsia="宋体" w:hAnsi="Times New Roman" w:cs="宋体" w:hint="default"/>
-                <w:sz w:val="21"/>
-              </w:rPr>
-              <w:t>Python</w:t>
-            </w:r>
-            <w:r>
-              <w:rPr>
-                <w:rFonts w:ascii="Times New Roman" w:eastAsia="宋体" w:hAnsi="Times New Roman" w:cs="宋体"/>
-                <w:sz w:val="21"/>
-              </w:rPr>
-              <w:t>完成统计分析</w:t>
+              <w:t>U8+</w:t>
+            </w:r>
+            <w:r>
+              <w:rPr>
+                <w:rFonts w:ascii="Times New Roman" w:eastAsia="宋体" w:hAnsi="Times New Roman" w:cs="宋体"/>
+                <w:sz w:val="21"/>
+              </w:rPr>
+              <w:t>，以模拟箱包贸易企业为对象，独立完成采购订单→到货入库→销售订单→发货出库→库存调拨→盘点→存货核算→收付款凭证全流程操作</w:t>
             </w:r>
           </w:p>
           <w:p>
@@ -2711,224 +2209,35 @@
                 <w:rFonts w:ascii="Times New Roman" w:eastAsia="宋体" w:hAnsi="Times New Roman" w:cs="宋体"/>
                 <w:sz w:val="21"/>
               </w:rPr>
-              <w:t>因素识别：验证交互性（β</w:t>
+              <w:t>模块联动：掌握采购、销售、库存、存货、财务五大模块间的数据流转与单据联动逻辑，理解</w:t>
             </w:r>
             <w:r>
               <w:rPr>
                 <w:rFonts w:ascii="Times New Roman" w:eastAsia="宋体" w:hAnsi="Times New Roman" w:cs="宋体" w:hint="default"/>
                 <w:sz w:val="21"/>
               </w:rPr>
-              <w:t>=0.42</w:t>
-            </w:r>
-            <w:r>
-              <w:rPr>
-                <w:rFonts w:ascii="Times New Roman" w:eastAsia="宋体" w:hAnsi="Times New Roman" w:cs="宋体"/>
-                <w:sz w:val="21"/>
-              </w:rPr>
-              <w:t>）、个性化（β</w:t>
-            </w:r>
-            <w:r>
-              <w:rPr>
-                <w:rFonts w:ascii="Times New Roman" w:eastAsia="宋体" w:hAnsi="Times New Roman" w:cs="宋体" w:hint="default"/>
-                <w:sz w:val="21"/>
-              </w:rPr>
-              <w:t>=0.38</w:t>
-            </w:r>
-            <w:r>
-              <w:rPr>
-                <w:rFonts w:ascii="Times New Roman" w:eastAsia="宋体" w:hAnsi="Times New Roman" w:cs="宋体"/>
-                <w:sz w:val="21"/>
-              </w:rPr>
-              <w:t>）、自主性（β</w:t>
-            </w:r>
-            <w:r>
-              <w:rPr>
-                <w:rFonts w:ascii="Times New Roman" w:eastAsia="宋体" w:hAnsi="Times New Roman" w:cs="宋体" w:hint="default"/>
-                <w:sz w:val="21"/>
-              </w:rPr>
-              <w:t>=0.31</w:t>
-            </w:r>
-            <w:r>
-              <w:rPr>
-                <w:rFonts w:ascii="Times New Roman" w:eastAsia="宋体" w:hAnsi="Times New Roman" w:cs="宋体"/>
-                <w:sz w:val="21"/>
-              </w:rPr>
-              <w:t>）显著正向影响用户感知价值，识别问题识别准确性、智能解决能力为核心影响因素</w:t>
-            </w:r>
-          </w:p>
-          <w:p>
-            <w:pPr>
-              <w:numPr>
-                <w:ilvl w:val="0"/>
-                <w:numId w:val="9"/>
-              </w:numPr>
-              <w:spacing w:line="290" w:lineRule="atLeast"/>
-              <w:rPr>
-                <w:rFonts w:ascii="Times New Roman" w:eastAsia="宋体" w:hAnsi="Times New Roman" w:cs="宋体" w:hint="default"/>
-                <w:sz w:val="21"/>
-              </w:rPr>
-            </w:pPr>
-            <w:r>
-              <w:rPr>
-                <w:rFonts w:ascii="Times New Roman" w:eastAsia="宋体" w:hAnsi="Times New Roman" w:cs="宋体"/>
-                <w:sz w:val="21"/>
-              </w:rPr>
-              <w:t>运营建议：发现用户智能体验起关键中介作用，感知增强维度贡献率</w:t>
-            </w:r>
-            <w:r>
-              <w:rPr>
-                <w:rFonts w:ascii="Times New Roman" w:eastAsia="宋体" w:hAnsi="Times New Roman" w:cs="宋体" w:hint="default"/>
-                <w:sz w:val="21"/>
-              </w:rPr>
-              <w:t>63%</w:t>
-            </w:r>
-            <w:r>
-              <w:rPr>
-                <w:rFonts w:ascii="Times New Roman" w:eastAsia="宋体" w:hAnsi="Times New Roman" w:cs="宋体"/>
-                <w:sz w:val="21"/>
-              </w:rPr>
-              <w:t>，高复杂度场景下信任阈值提高</w:t>
-            </w:r>
-            <w:r>
-              <w:rPr>
-                <w:rFonts w:ascii="Times New Roman" w:eastAsia="宋体" w:hAnsi="Times New Roman" w:cs="宋体" w:hint="default"/>
-                <w:sz w:val="21"/>
-              </w:rPr>
-              <w:t>32%</w:t>
-            </w:r>
-            <w:r>
-              <w:rPr>
-                <w:rFonts w:ascii="Times New Roman" w:eastAsia="宋体" w:hAnsi="Times New Roman" w:cs="宋体"/>
-                <w:sz w:val="21"/>
-              </w:rPr>
-              <w:t>，为电商</w:t>
-            </w:r>
-            <w:r>
-              <w:rPr>
-                <w:rFonts w:ascii="Times New Roman" w:eastAsia="宋体" w:hAnsi="Times New Roman" w:cs="宋体" w:hint="default"/>
-                <w:sz w:val="21"/>
-              </w:rPr>
-              <w:t>AI</w:t>
-            </w:r>
-            <w:r>
-              <w:rPr>
-                <w:rFonts w:ascii="Times New Roman" w:eastAsia="宋体" w:hAnsi="Times New Roman" w:cs="宋体"/>
-                <w:sz w:val="21"/>
-              </w:rPr>
-              <w:t>客服优化提供参考</w:t>
+              <w:t>ERP</w:t>
+            </w:r>
+            <w:r>
+              <w:rPr>
+                <w:rFonts w:ascii="Times New Roman" w:eastAsia="宋体" w:hAnsi="Times New Roman" w:cs="宋体"/>
+                <w:sz w:val="21"/>
+              </w:rPr>
+              <w:t>系统中供应链业务从订单到核算的标准化运作机制</w:t>
             </w:r>
           </w:p>
         </w:tc>
       </w:tr>
-    </w:tbl>
-    <w:p>
-      <w:pPr>
-        <w:spacing w:line="290" w:lineRule="atLeast"/>
-        <w:rPr>
-          <w:rFonts w:hint="default"/>
-          <w:vanish/>
-        </w:rPr>
-      </w:pPr>
-    </w:p>
-    <w:p>
-      <w:pPr>
-        <w:spacing w:line="290" w:lineRule="atLeast"/>
-        <w:rPr>
-          <w:rFonts w:hint="default"/>
-          <w:vanish/>
-          <w:sz w:val="21"/>
-        </w:rPr>
-      </w:pPr>
-    </w:p>
-    <w:p>
-      <w:pPr>
-        <w:spacing w:line="290" w:lineRule="atLeast"/>
-        <w:rPr>
-          <w:rFonts w:ascii="Times New Roman" w:hAnsi="Times New Roman" w:hint="default"/>
-          <w:vanish/>
-          <w:sz w:val="21"/>
-        </w:rPr>
-      </w:pPr>
-    </w:p>
-    <w:p>
-      <w:pPr>
-        <w:spacing w:line="290" w:lineRule="atLeast"/>
-        <w:rPr>
-          <w:rFonts w:ascii="Times New Roman" w:hAnsi="Times New Roman" w:hint="default"/>
-          <w:vanish/>
-          <w:sz w:val="21"/>
-        </w:rPr>
-      </w:pPr>
-    </w:p>
-    <w:p>
-      <w:pPr>
-        <w:spacing w:line="290" w:lineRule="atLeast"/>
-        <w:rPr>
-          <w:rFonts w:ascii="Times New Roman" w:hAnsi="Times New Roman" w:hint="default"/>
-          <w:vanish/>
-          <w:sz w:val="21"/>
-        </w:rPr>
-      </w:pPr>
-    </w:p>
-    <w:p>
-      <w:pPr>
-        <w:spacing w:line="290" w:lineRule="atLeast"/>
-        <w:rPr>
-          <w:rFonts w:ascii="Times New Roman" w:hAnsi="Times New Roman" w:hint="default"/>
-          <w:vanish/>
-          <w:sz w:val="2"/>
-        </w:rPr>
-      </w:pPr>
-    </w:p>
-    <w:p>
-      <w:pPr>
-        <w:spacing w:line="290" w:lineRule="atLeast"/>
-        <w:rPr>
-          <w:rFonts w:ascii="Times New Roman" w:hAnsi="Times New Roman" w:hint="default"/>
-          <w:vanish/>
-        </w:rPr>
-      </w:pPr>
-    </w:p>
-    <w:p>
-      <w:pPr>
-        <w:spacing w:line="290" w:lineRule="atLeast"/>
-        <w:rPr>
-          <w:rFonts w:ascii="Times New Roman" w:hAnsi="Times New Roman" w:hint="default"/>
-          <w:vanish/>
-          <w:sz w:val="21"/>
-        </w:rPr>
-      </w:pPr>
-    </w:p>
-    <w:tbl>
-      <w:tblPr>
-        <w:tblW w:w="0" w:type="auto"/>
-        <w:jc w:val="center"/>
-        <w:tblLayout w:type="fixed"/>
-        <w:tblCellMar>
-          <w:left w:w="0" w:type="dxa"/>
-          <w:right w:w="0" w:type="dxa"/>
-        </w:tblCellMar>
-        <w:tblLook w:val="0000" w:firstRow="0" w:lastRow="0" w:firstColumn="0" w:lastColumn="0" w:noHBand="0" w:noVBand="0"/>
-      </w:tblPr>
-      <w:tblGrid>
-        <w:gridCol w:w="32"/>
-        <w:gridCol w:w="21"/>
-        <w:gridCol w:w="617"/>
-        <w:gridCol w:w="4600"/>
-        <w:gridCol w:w="2693"/>
-        <w:gridCol w:w="2755"/>
-        <w:gridCol w:w="57"/>
-      </w:tblGrid>
       <w:tr>
         <w:trPr>
           <w:gridBefore w:val="2"/>
-          <w:wBefore w:w="53" w:type="dxa"/>
+          <w:wBefore w:w="879" w:type="dxa"/>
           <w:jc w:val="center"/>
         </w:trPr>
         <w:tc>
           <w:tcPr>
-            <w:tcW w:w="10722" w:type="dxa"/>
-            <w:gridSpan w:val="5"/>
+            <w:tcW w:w="10744" w:type="dxa"/>
+            <w:gridSpan w:val="4"/>
             <w:tcBorders>
               <w:top w:val="nil"/>
               <w:left w:val="nil"/>
@@ -2948,312 +2257,15 @@
             <w:pPr>
               <w:spacing w:line="290" w:lineRule="atLeast"/>
               <w:rPr>
-                <w:rFonts w:ascii="Times New Roman" w:eastAsia="宋体" w:hAnsi="Times New Roman" w:cs="宋体" w:hint="default"/>
-                <w:b/>
-                <w:bCs/>
-              </w:rPr>
-            </w:pPr>
-            <w:r>
-              <w:rPr>
-                <w:rFonts w:ascii="Times New Roman" w:eastAsia="宋体" w:hAnsi="Times New Roman" w:cs="宋体"/>
-                <w:b/>
-                <w:bCs/>
-              </w:rPr>
-              <w:t>校园经历</w:t>
-            </w:r>
-          </w:p>
-        </w:tc>
-      </w:tr>
-      <w:tr>
-        <w:trPr>
-          <w:gridAfter w:val="1"/>
-          <w:wAfter w:w="57" w:type="dxa"/>
-          <w:jc w:val="center"/>
-        </w:trPr>
-        <w:tc>
-          <w:tcPr>
-            <w:tcW w:w="670" w:type="dxa"/>
-            <w:gridSpan w:val="3"/>
-            <w:tcBorders>
-              <w:top w:val="nil"/>
-              <w:left w:val="nil"/>
-              <w:bottom w:val="nil"/>
-              <w:right w:val="nil"/>
-            </w:tcBorders>
-            <w:tcMar>
-              <w:top w:w="0" w:type="dxa"/>
-              <w:left w:w="113" w:type="dxa"/>
-              <w:bottom w:w="0" w:type="dxa"/>
-              <w:right w:w="85" w:type="dxa"/>
-            </w:tcMar>
-            <w:vAlign w:val="center"/>
-          </w:tcPr>
-          <w:p>
-            <w:pPr>
-              <w:spacing w:line="290" w:lineRule="atLeast"/>
-              <w:rPr>
-                <w:rFonts w:hint="default"/>
-                <w:sz w:val="21"/>
-              </w:rPr>
-            </w:pPr>
-          </w:p>
-        </w:tc>
-        <w:tc>
-          <w:tcPr>
-            <w:tcW w:w="4600" w:type="dxa"/>
-            <w:tcBorders>
-              <w:top w:val="nil"/>
-              <w:left w:val="nil"/>
-              <w:bottom w:val="nil"/>
-              <w:right w:val="nil"/>
-            </w:tcBorders>
-            <w:tcMar>
-              <w:top w:w="0" w:type="dxa"/>
-              <w:left w:w="85" w:type="dxa"/>
-              <w:bottom w:w="0" w:type="dxa"/>
-              <w:right w:w="85" w:type="dxa"/>
-            </w:tcMar>
-            <w:vAlign w:val="center"/>
-          </w:tcPr>
-          <w:p>
-            <w:pPr>
-              <w:spacing w:line="290" w:lineRule="atLeast"/>
-              <w:rPr>
-                <w:rFonts w:ascii="Times New Roman" w:eastAsia="宋体" w:hAnsi="Times New Roman" w:cs="宋体" w:hint="default"/>
-                <w:b/>
-                <w:bCs/>
-                <w:sz w:val="21"/>
-              </w:rPr>
-            </w:pPr>
-            <w:r>
-              <w:rPr>
-                <w:rFonts w:ascii="Times New Roman" w:eastAsia="宋体" w:hAnsi="Times New Roman" w:cs="宋体"/>
-                <w:b/>
-                <w:bCs/>
-                <w:sz w:val="21"/>
-              </w:rPr>
-              <w:t>山东大学管理学院宣传部</w:t>
-            </w:r>
-          </w:p>
-        </w:tc>
-        <w:tc>
-          <w:tcPr>
-            <w:tcW w:w="2693" w:type="dxa"/>
-            <w:tcBorders>
-              <w:top w:val="nil"/>
-              <w:left w:val="nil"/>
-              <w:bottom w:val="nil"/>
-              <w:right w:val="nil"/>
-            </w:tcBorders>
-            <w:vAlign w:val="center"/>
-          </w:tcPr>
-          <w:p>
-            <w:pPr>
-              <w:spacing w:line="290" w:lineRule="atLeast"/>
-              <w:rPr>
-                <w:rFonts w:ascii="Times New Roman" w:eastAsia="宋体" w:hAnsi="Times New Roman" w:cs="宋体" w:hint="default"/>
-                <w:b/>
-                <w:bCs/>
-                <w:sz w:val="21"/>
-              </w:rPr>
-            </w:pPr>
-            <w:r>
-              <w:rPr>
-                <w:rFonts w:ascii="Times New Roman" w:eastAsia="宋体" w:hAnsi="Times New Roman" w:cs="宋体"/>
-                <w:b/>
-                <w:bCs/>
-                <w:sz w:val="21"/>
-              </w:rPr>
-              <w:t>干事</w:t>
-            </w:r>
-          </w:p>
-        </w:tc>
-        <w:tc>
-          <w:tcPr>
-            <w:tcW w:w="2755" w:type="dxa"/>
-            <w:tcBorders>
-              <w:top w:val="nil"/>
-              <w:left w:val="nil"/>
-              <w:bottom w:val="nil"/>
-              <w:right w:val="nil"/>
-            </w:tcBorders>
-            <w:vAlign w:val="center"/>
-          </w:tcPr>
-          <w:p>
-            <w:pPr>
-              <w:spacing w:line="290" w:lineRule="atLeast"/>
-              <w:rPr>
-                <w:rFonts w:ascii="Times New Roman" w:eastAsia="宋体" w:hAnsi="Times New Roman" w:cs="宋体" w:hint="default"/>
-                <w:b/>
-                <w:bCs/>
-                <w:sz w:val="21"/>
-              </w:rPr>
-            </w:pPr>
-            <w:r>
-              <w:rPr>
-                <w:rFonts w:ascii="Times New Roman" w:eastAsia="宋体" w:hAnsi="Times New Roman" w:cs="宋体"/>
-                <w:b/>
-                <w:bCs/>
-                <w:sz w:val="21"/>
-              </w:rPr>
-              <w:t>2024.09 - 2025.06</w:t>
-            </w:r>
-          </w:p>
-        </w:tc>
-      </w:tr>
-      <w:tr>
-        <w:trPr>
-          <w:gridAfter w:val="1"/>
-          <w:wAfter w:w="57" w:type="dxa"/>
-          <w:jc w:val="center"/>
-        </w:trPr>
-        <w:tc>
-          <w:tcPr>
-            <w:tcW w:w="670" w:type="dxa"/>
-            <w:gridSpan w:val="3"/>
-            <w:tcBorders>
-              <w:top w:val="nil"/>
-              <w:left w:val="nil"/>
-              <w:bottom w:val="nil"/>
-              <w:right w:val="nil"/>
-            </w:tcBorders>
-            <w:tcMar>
-              <w:top w:w="0" w:type="dxa"/>
-              <w:left w:w="113" w:type="dxa"/>
-              <w:bottom w:w="0" w:type="dxa"/>
-              <w:right w:w="85" w:type="dxa"/>
-            </w:tcMar>
-            <w:vAlign w:val="center"/>
-          </w:tcPr>
-          <w:p>
-            <w:pPr>
-              <w:spacing w:line="290" w:lineRule="atLeast"/>
-              <w:rPr>
-                <w:rFonts w:ascii="Times New Roman" w:hAnsi="Times New Roman" w:hint="default"/>
-                <w:sz w:val="21"/>
-              </w:rPr>
-            </w:pPr>
-          </w:p>
-        </w:tc>
-        <w:tc>
-          <w:tcPr>
-            <w:tcW w:w="10048" w:type="dxa"/>
-            <w:gridSpan w:val="3"/>
-            <w:tcBorders>
-              <w:top w:val="nil"/>
-              <w:left w:val="nil"/>
-              <w:bottom w:val="nil"/>
-              <w:right w:val="nil"/>
-            </w:tcBorders>
-            <w:tcMar>
-              <w:top w:w="0" w:type="dxa"/>
-              <w:left w:w="85" w:type="dxa"/>
-              <w:bottom w:w="0" w:type="dxa"/>
-              <w:right w:w="85" w:type="dxa"/>
-            </w:tcMar>
-            <w:vAlign w:val="center"/>
-          </w:tcPr>
-          <w:p>
-            <w:pPr>
-              <w:numPr>
-                <w:ilvl w:val="0"/>
-                <w:numId w:val="6"/>
-              </w:numPr>
-              <w:spacing w:line="290" w:lineRule="atLeast"/>
-              <w:rPr>
-                <w:rFonts w:ascii="Times New Roman" w:eastAsia="宋体" w:hAnsi="Times New Roman" w:cs="宋体" w:hint="default"/>
-                <w:sz w:val="21"/>
-              </w:rPr>
-            </w:pPr>
-            <w:r>
-              <w:rPr>
-                <w:rFonts w:ascii="Times New Roman" w:eastAsia="宋体" w:hAnsi="Times New Roman" w:cs="宋体"/>
-                <w:sz w:val="21"/>
-              </w:rPr>
-              <w:t>物资统筹：统筹院级活动物资申领、出入库登记与台账记录，按需调度物料，保障活动后勤落地</w:t>
-            </w:r>
-          </w:p>
-          <w:p>
-            <w:pPr>
-              <w:numPr>
-                <w:ilvl w:val="0"/>
-                <w:numId w:val="6"/>
-              </w:numPr>
-              <w:spacing w:line="290" w:lineRule="atLeast"/>
-              <w:rPr>
-                <w:rFonts w:ascii="Times New Roman" w:eastAsia="宋体" w:hAnsi="Times New Roman" w:cs="宋体" w:hint="default"/>
-                <w:sz w:val="21"/>
-              </w:rPr>
-            </w:pPr>
-            <w:r>
-              <w:rPr>
-                <w:rFonts w:ascii="Times New Roman" w:eastAsia="宋体" w:hAnsi="Times New Roman" w:cs="宋体"/>
-                <w:sz w:val="21"/>
-              </w:rPr>
-              <w:t>会务支持：完成活动会务支持，包括通知下发、现场秩序维护、物料布置等</w:t>
-            </w:r>
-          </w:p>
-          <w:p>
-            <w:pPr>
-              <w:numPr>
-                <w:ilvl w:val="0"/>
-                <w:numId w:val="6"/>
-              </w:numPr>
-              <w:spacing w:line="290" w:lineRule="atLeast"/>
-              <w:rPr>
-                <w:rFonts w:ascii="Times New Roman" w:eastAsia="宋体" w:hAnsi="Times New Roman" w:cs="宋体" w:hint="default"/>
-                <w:sz w:val="21"/>
-              </w:rPr>
-            </w:pPr>
-            <w:r>
-              <w:rPr>
-                <w:rFonts w:ascii="Times New Roman" w:eastAsia="宋体" w:hAnsi="Times New Roman" w:cs="宋体"/>
-                <w:sz w:val="21"/>
-              </w:rPr>
-              <w:t>文案宣传：撰写活动宣传文案，整理活动存档资料，对接全院师生协调相关需求</w:t>
-            </w:r>
-          </w:p>
-        </w:tc>
-      </w:tr>
-      <w:tr>
-        <w:trPr>
-          <w:gridBefore w:val="1"/>
-          <w:wBefore w:w="32" w:type="dxa"/>
-          <w:jc w:val="center"/>
-        </w:trPr>
-        <w:tc>
-          <w:tcPr>
-            <w:tcW w:w="10743" w:type="dxa"/>
-            <w:gridSpan w:val="6"/>
-            <w:tcBorders>
-              <w:top w:val="nil"/>
-              <w:left w:val="nil"/>
-              <w:bottom w:val="nil"/>
-              <w:right w:val="nil"/>
-            </w:tcBorders>
-            <w:shd w:val="clear" w:color="auto" w:fill="EEEEEE"/>
-            <w:tcMar>
-              <w:top w:w="0" w:type="dxa"/>
-              <w:left w:w="85" w:type="dxa"/>
-              <w:bottom w:w="0" w:type="dxa"/>
-              <w:right w:w="85" w:type="dxa"/>
-            </w:tcMar>
-            <w:vAlign w:val="center"/>
-          </w:tcPr>
-          <w:p>
-            <w:pPr>
-              <w:spacing w:line="290" w:lineRule="atLeast"/>
-              <w:rPr>
-                <w:rFonts w:ascii="Times New Roman" w:hAnsi="Times New Roman" w:hint="default"/>
-              </w:rPr>
-            </w:pPr>
-            <w:r>
-              <w:rPr>
-                <w:rFonts w:ascii="Times New Roman" w:eastAsia="宋体" w:hAnsi="Times New Roman" w:cs="宋体"/>
-                <w:b/>
-                <w:bCs/>
-              </w:rPr>
-              <w:t>综合技能</w:t>
+                <w:rFonts w:ascii="宋体" w:eastAsia="宋体" w:hAnsi="宋体"/>
+              </w:rPr>
+            </w:pPr>
+            <w:r>
+              <w:rPr>
+                <w:rFonts w:ascii="宋体" w:eastAsia="宋体" w:hAnsi="宋体"/>
+                <w:b/>
+              </w:rPr>
+              <w:t>实践经历</w:t>
             </w:r>
           </w:p>
         </w:tc>
@@ -3263,8 +2275,18 @@
       <w:pPr>
         <w:spacing w:line="290" w:lineRule="atLeast"/>
         <w:rPr>
-          <w:rFonts w:ascii="Times New Roman" w:hAnsi="Times New Roman" w:hint="default"/>
+          <w:rFonts w:hint="default"/>
           <w:vanish/>
+        </w:rPr>
+      </w:pPr>
+    </w:p>
+    <w:p>
+      <w:pPr>
+        <w:spacing w:line="290" w:lineRule="atLeast"/>
+        <w:rPr>
+          <w:rFonts w:hint="default"/>
+          <w:vanish/>
+          <w:sz w:val="21"/>
         </w:rPr>
       </w:pPr>
     </w:p>
@@ -3281,7 +2303,9 @@
       </w:tblPr>
       <w:tblGrid>
         <w:gridCol w:w="695"/>
-        <w:gridCol w:w="10048"/>
+        <w:gridCol w:w="4600"/>
+        <w:gridCol w:w="2693"/>
+        <w:gridCol w:w="2755"/>
       </w:tblGrid>
       <w:tr>
         <w:trPr>
@@ -3308,6 +2332,1002 @@
             <w:pPr>
               <w:spacing w:line="290" w:lineRule="atLeast"/>
               <w:rPr>
+                <w:rFonts w:hint="default"/>
+                <w:sz w:val="21"/>
+              </w:rPr>
+            </w:pPr>
+          </w:p>
+        </w:tc>
+        <w:tc>
+          <w:tcPr>
+            <w:tcW w:w="4600" w:type="dxa"/>
+            <w:tcBorders>
+              <w:top w:val="nil"/>
+              <w:left w:val="nil"/>
+              <w:bottom w:val="nil"/>
+              <w:right w:val="nil"/>
+            </w:tcBorders>
+            <w:tcMar>
+              <w:top w:w="0" w:type="dxa"/>
+              <w:left w:w="85" w:type="dxa"/>
+              <w:bottom w:w="0" w:type="dxa"/>
+              <w:right w:w="85" w:type="dxa"/>
+            </w:tcMar>
+            <w:vAlign w:val="center"/>
+          </w:tcPr>
+          <w:p>
+            <w:pPr>
+              <w:spacing w:line="290" w:lineRule="atLeast"/>
+              <w:rPr>
+                <w:rFonts w:hint="default"/>
+                <w:b/>
+                <w:bCs/>
+                <w:sz w:val="21"/>
+              </w:rPr>
+            </w:pPr>
+            <w:r>
+              <w:rPr>
+                <w:rFonts w:ascii="Times New Roman" w:eastAsia="宋体" w:hAnsi="Times New Roman" w:cs="宋体"/>
+                <w:b/>
+                <w:bCs/>
+                <w:sz w:val="21"/>
+              </w:rPr>
+              <w:t>瑞幸咖啡</w:t>
+            </w:r>
+          </w:p>
+        </w:tc>
+        <w:tc>
+          <w:tcPr>
+            <w:tcW w:w="2693" w:type="dxa"/>
+            <w:tcBorders>
+              <w:top w:val="nil"/>
+              <w:left w:val="nil"/>
+              <w:bottom w:val="nil"/>
+              <w:right w:val="nil"/>
+            </w:tcBorders>
+            <w:vAlign w:val="center"/>
+          </w:tcPr>
+          <w:p>
+            <w:pPr>
+              <w:spacing w:line="290" w:lineRule="atLeast"/>
+              <w:rPr>
+                <w:rFonts w:hint="default"/>
+                <w:b/>
+                <w:bCs/>
+                <w:sz w:val="21"/>
+              </w:rPr>
+            </w:pPr>
+            <w:r>
+              <w:rPr>
+                <w:rFonts w:ascii="Times New Roman" w:eastAsia="宋体" w:hAnsi="Times New Roman" w:cs="宋体"/>
+                <w:b/>
+                <w:bCs/>
+                <w:sz w:val="21"/>
+              </w:rPr>
+              <w:t>咖啡师（兼职）</w:t>
+            </w:r>
+          </w:p>
+        </w:tc>
+        <w:tc>
+          <w:tcPr>
+            <w:tcW w:w="2755" w:type="dxa"/>
+            <w:tcBorders>
+              <w:top w:val="nil"/>
+              <w:left w:val="nil"/>
+              <w:bottom w:val="nil"/>
+              <w:right w:val="nil"/>
+            </w:tcBorders>
+            <w:vAlign w:val="center"/>
+          </w:tcPr>
+          <w:p>
+            <w:pPr>
+              <w:spacing w:line="290" w:lineRule="atLeast"/>
+              <w:rPr>
+                <w:rFonts w:ascii="Times New Roman" w:eastAsia="等线" w:hAnsi="Times New Roman" w:hint="default"/>
+                <w:b/>
+                <w:bCs/>
+                <w:sz w:val="21"/>
+              </w:rPr>
+            </w:pPr>
+            <w:r>
+              <w:rPr>
+                <w:rFonts w:ascii="Times New Roman" w:eastAsia="宋体" w:hAnsi="Times New Roman" w:cs="宋体"/>
+                <w:b/>
+                <w:bCs/>
+                <w:sz w:val="21"/>
+              </w:rPr>
+              <w:t>2023.07 - 2023.09</w:t>
+            </w:r>
+          </w:p>
+        </w:tc>
+      </w:tr>
+      <w:tr>
+        <w:trPr>
+          <w:jc w:val="center"/>
+        </w:trPr>
+        <w:tc>
+          <w:tcPr>
+            <w:tcW w:w="695" w:type="dxa"/>
+            <w:tcBorders>
+              <w:top w:val="nil"/>
+              <w:left w:val="nil"/>
+              <w:bottom w:val="nil"/>
+              <w:right w:val="nil"/>
+            </w:tcBorders>
+            <w:tcMar>
+              <w:top w:w="0" w:type="dxa"/>
+              <w:left w:w="113" w:type="dxa"/>
+              <w:bottom w:w="0" w:type="dxa"/>
+              <w:right w:w="85" w:type="dxa"/>
+            </w:tcMar>
+            <w:vAlign w:val="center"/>
+          </w:tcPr>
+          <w:p>
+            <w:pPr>
+              <w:spacing w:line="290" w:lineRule="atLeast"/>
+              <w:rPr>
+                <w:rFonts w:ascii="Times New Roman" w:hAnsi="Times New Roman" w:hint="default"/>
+                <w:sz w:val="21"/>
+              </w:rPr>
+            </w:pPr>
+          </w:p>
+        </w:tc>
+        <w:tc>
+          <w:tcPr>
+            <w:tcW w:w="10048" w:type="dxa"/>
+            <w:gridSpan w:val="3"/>
+            <w:tcBorders>
+              <w:top w:val="nil"/>
+              <w:left w:val="nil"/>
+              <w:bottom w:val="nil"/>
+              <w:right w:val="nil"/>
+            </w:tcBorders>
+            <w:tcMar>
+              <w:top w:w="0" w:type="dxa"/>
+              <w:left w:w="85" w:type="dxa"/>
+              <w:bottom w:w="0" w:type="dxa"/>
+              <w:right w:w="85" w:type="dxa"/>
+            </w:tcMar>
+            <w:vAlign w:val="center"/>
+          </w:tcPr>
+          <w:p>
+            <w:pPr>
+              <w:numPr>
+                <w:ilvl w:val="0"/>
+                <w:numId w:val="6"/>
+              </w:numPr>
+              <w:spacing w:line="290" w:lineRule="atLeast"/>
+              <w:rPr>
+                <w:rFonts w:ascii="Times New Roman" w:eastAsia="宋体" w:hAnsi="Times New Roman" w:cs="宋体" w:hint="default"/>
+                <w:sz w:val="21"/>
+              </w:rPr>
+            </w:pPr>
+            <w:r>
+              <w:rPr>
+                <w:rFonts w:ascii="Times New Roman" w:eastAsia="宋体" w:hAnsi="Times New Roman" w:cs="宋体"/>
+                <w:sz w:val="21"/>
+              </w:rPr>
+              <w:t>库存管理：落实门店原辅料日盘与效期管理流程，每日核对食材有效期并打印失效单据，保持库存账实一致</w:t>
+            </w:r>
+          </w:p>
+          <w:p>
+            <w:pPr>
+              <w:numPr>
+                <w:ilvl w:val="0"/>
+                <w:numId w:val="6"/>
+              </w:numPr>
+              <w:spacing w:line="290" w:lineRule="atLeast"/>
+              <w:rPr>
+                <w:rFonts w:ascii="Times New Roman" w:eastAsia="宋体" w:hAnsi="Times New Roman" w:cs="宋体" w:hint="default"/>
+                <w:sz w:val="21"/>
+              </w:rPr>
+            </w:pPr>
+            <w:r>
+              <w:rPr>
+                <w:rFonts w:ascii="Times New Roman" w:eastAsia="宋体" w:hAnsi="Times New Roman" w:cs="宋体"/>
+                <w:sz w:val="21"/>
+              </w:rPr>
+              <w:t>需求</w:t>
+            </w:r>
+            <w:r>
+              <w:rPr>
+                <w:rFonts w:ascii="Times New Roman" w:eastAsia="宋体" w:hAnsi="Times New Roman" w:cs="宋体"/>
+                <w:sz w:val="21"/>
+              </w:rPr>
+              <w:t>准备</w:t>
+            </w:r>
+            <w:r>
+              <w:rPr>
+                <w:rFonts w:ascii="Times New Roman" w:eastAsia="宋体" w:hAnsi="Times New Roman" w:cs="宋体"/>
+                <w:sz w:val="21"/>
+              </w:rPr>
+              <w:t>：依据销售消耗规律提醒仓库解冻备货、同步门店补货需求，降低物料损耗与缺货风险</w:t>
+            </w:r>
+          </w:p>
+        </w:tc>
+      </w:tr>
+      <w:tr>
+        <w:trPr>
+          <w:jc w:val="center"/>
+        </w:trPr>
+        <w:tc>
+          <w:tcPr>
+            <w:tcW w:w="695" w:type="dxa"/>
+            <w:tcBorders>
+              <w:top w:val="nil"/>
+              <w:left w:val="nil"/>
+              <w:bottom w:val="nil"/>
+              <w:right w:val="nil"/>
+            </w:tcBorders>
+            <w:tcMar>
+              <w:top w:w="0" w:type="dxa"/>
+              <w:left w:w="113" w:type="dxa"/>
+              <w:bottom w:w="0" w:type="dxa"/>
+              <w:right w:w="85" w:type="dxa"/>
+            </w:tcMar>
+            <w:vAlign w:val="center"/>
+          </w:tcPr>
+          <w:p>
+            <w:pPr>
+              <w:spacing w:line="290" w:lineRule="atLeast"/>
+              <w:rPr>
+                <w:rFonts w:hint="default"/>
+                <w:sz w:val="21"/>
+              </w:rPr>
+            </w:pPr>
+          </w:p>
+        </w:tc>
+        <w:tc>
+          <w:tcPr>
+            <w:tcW w:w="4600" w:type="dxa"/>
+            <w:tcBorders>
+              <w:top w:val="nil"/>
+              <w:left w:val="nil"/>
+              <w:bottom w:val="nil"/>
+              <w:right w:val="nil"/>
+            </w:tcBorders>
+            <w:tcMar>
+              <w:top w:w="0" w:type="dxa"/>
+              <w:left w:w="85" w:type="dxa"/>
+              <w:bottom w:w="0" w:type="dxa"/>
+              <w:right w:w="85" w:type="dxa"/>
+            </w:tcMar>
+            <w:vAlign w:val="center"/>
+          </w:tcPr>
+          <w:p>
+            <w:pPr>
+              <w:spacing w:line="290" w:lineRule="atLeast"/>
+              <w:rPr>
+                <w:rFonts w:hint="default"/>
+                <w:b/>
+                <w:bCs/>
+                <w:sz w:val="21"/>
+              </w:rPr>
+            </w:pPr>
+            <w:r>
+              <w:rPr>
+                <w:rFonts w:ascii="Times New Roman" w:eastAsia="宋体" w:hAnsi="Times New Roman" w:cs="宋体"/>
+                <w:b/>
+                <w:bCs/>
+                <w:sz w:val="21"/>
+              </w:rPr>
+              <w:t>山东鱼跃尚成教育有限责任公司</w:t>
+            </w:r>
+          </w:p>
+        </w:tc>
+        <w:tc>
+          <w:tcPr>
+            <w:tcW w:w="2693" w:type="dxa"/>
+            <w:tcBorders>
+              <w:top w:val="nil"/>
+              <w:left w:val="nil"/>
+              <w:bottom w:val="nil"/>
+              <w:right w:val="nil"/>
+            </w:tcBorders>
+            <w:vAlign w:val="center"/>
+          </w:tcPr>
+          <w:p>
+            <w:pPr>
+              <w:spacing w:line="290" w:lineRule="atLeast"/>
+              <w:rPr>
+                <w:rFonts w:hint="default"/>
+                <w:b/>
+                <w:bCs/>
+                <w:sz w:val="21"/>
+              </w:rPr>
+            </w:pPr>
+            <w:r>
+              <w:rPr>
+                <w:rFonts w:ascii="Times New Roman" w:eastAsia="宋体" w:hAnsi="Times New Roman" w:cs="宋体"/>
+                <w:b/>
+                <w:bCs/>
+                <w:sz w:val="21"/>
+              </w:rPr>
+              <w:t>项目助理（兼职）</w:t>
+            </w:r>
+          </w:p>
+        </w:tc>
+        <w:tc>
+          <w:tcPr>
+            <w:tcW w:w="2755" w:type="dxa"/>
+            <w:tcBorders>
+              <w:top w:val="nil"/>
+              <w:left w:val="nil"/>
+              <w:bottom w:val="nil"/>
+              <w:right w:val="nil"/>
+            </w:tcBorders>
+            <w:vAlign w:val="center"/>
+          </w:tcPr>
+          <w:p>
+            <w:pPr>
+              <w:spacing w:line="290" w:lineRule="atLeast"/>
+              <w:rPr>
+                <w:rFonts w:ascii="Times New Roman" w:eastAsia="等线" w:hAnsi="Times New Roman" w:hint="default"/>
+                <w:b/>
+                <w:bCs/>
+                <w:sz w:val="21"/>
+              </w:rPr>
+            </w:pPr>
+            <w:r>
+              <w:rPr>
+                <w:rFonts w:ascii="Times New Roman" w:eastAsia="宋体" w:hAnsi="Times New Roman" w:cs="宋体"/>
+                <w:b/>
+                <w:bCs/>
+                <w:sz w:val="21"/>
+              </w:rPr>
+              <w:t>2026.04 - 2026.07</w:t>
+            </w:r>
+          </w:p>
+        </w:tc>
+      </w:tr>
+      <w:tr>
+        <w:trPr>
+          <w:jc w:val="center"/>
+        </w:trPr>
+        <w:tc>
+          <w:tcPr>
+            <w:tcW w:w="695" w:type="dxa"/>
+            <w:tcBorders>
+              <w:top w:val="nil"/>
+              <w:left w:val="nil"/>
+              <w:bottom w:val="nil"/>
+              <w:right w:val="nil"/>
+            </w:tcBorders>
+            <w:tcMar>
+              <w:top w:w="0" w:type="dxa"/>
+              <w:left w:w="113" w:type="dxa"/>
+              <w:bottom w:w="0" w:type="dxa"/>
+              <w:right w:w="85" w:type="dxa"/>
+            </w:tcMar>
+            <w:vAlign w:val="center"/>
+          </w:tcPr>
+          <w:p>
+            <w:pPr>
+              <w:spacing w:line="290" w:lineRule="atLeast"/>
+              <w:rPr>
+                <w:rFonts w:ascii="Times New Roman" w:hAnsi="Times New Roman" w:hint="default"/>
+                <w:sz w:val="21"/>
+              </w:rPr>
+            </w:pPr>
+          </w:p>
+        </w:tc>
+        <w:tc>
+          <w:tcPr>
+            <w:tcW w:w="10048" w:type="dxa"/>
+            <w:gridSpan w:val="3"/>
+            <w:tcBorders>
+              <w:top w:val="nil"/>
+              <w:left w:val="nil"/>
+              <w:bottom w:val="nil"/>
+              <w:right w:val="nil"/>
+            </w:tcBorders>
+            <w:tcMar>
+              <w:top w:w="0" w:type="dxa"/>
+              <w:left w:w="85" w:type="dxa"/>
+              <w:bottom w:w="0" w:type="dxa"/>
+              <w:right w:w="85" w:type="dxa"/>
+            </w:tcMar>
+            <w:vAlign w:val="center"/>
+          </w:tcPr>
+          <w:p>
+            <w:pPr>
+              <w:numPr>
+                <w:ilvl w:val="0"/>
+                <w:numId w:val="6"/>
+              </w:numPr>
+              <w:spacing w:line="290" w:lineRule="atLeast"/>
+              <w:rPr>
+                <w:rFonts w:ascii="Times New Roman" w:eastAsia="宋体" w:hAnsi="Times New Roman" w:cs="宋体" w:hint="default"/>
+                <w:sz w:val="21"/>
+              </w:rPr>
+            </w:pPr>
+            <w:r>
+              <w:rPr>
+                <w:rFonts w:ascii="Times New Roman" w:eastAsia="宋体" w:hAnsi="Times New Roman" w:cs="宋体"/>
+                <w:sz w:val="21"/>
+              </w:rPr>
+              <w:t>材料统筹：统筹</w:t>
+            </w:r>
+            <w:r>
+              <w:rPr>
+                <w:rFonts w:ascii="Times New Roman" w:eastAsia="宋体" w:hAnsi="Times New Roman" w:cs="宋体" w:hint="default"/>
+                <w:sz w:val="21"/>
+              </w:rPr>
+              <w:t>200+</w:t>
+            </w:r>
+            <w:r>
+              <w:rPr>
+                <w:rFonts w:ascii="Times New Roman" w:eastAsia="宋体" w:hAnsi="Times New Roman" w:cs="宋体"/>
+                <w:sz w:val="21"/>
+              </w:rPr>
+              <w:t>份申报材料全流程管理，用</w:t>
+            </w:r>
+            <w:r>
+              <w:rPr>
+                <w:rFonts w:ascii="Times New Roman" w:eastAsia="宋体" w:hAnsi="Times New Roman" w:cs="宋体" w:hint="default"/>
+                <w:sz w:val="21"/>
+              </w:rPr>
+              <w:t>Excel</w:t>
+            </w:r>
+            <w:r>
+              <w:rPr>
+                <w:rFonts w:ascii="Times New Roman" w:eastAsia="宋体" w:hAnsi="Times New Roman" w:cs="宋体"/>
+                <w:sz w:val="21"/>
+              </w:rPr>
+              <w:t>搭建分类台账，建立</w:t>
+            </w:r>
+            <w:r>
+              <w:rPr>
+                <w:rFonts w:ascii="Times New Roman" w:eastAsia="宋体" w:hAnsi="Times New Roman" w:cs="宋体"/>
+                <w:sz w:val="21"/>
+              </w:rPr>
+              <w:t>“</w:t>
+            </w:r>
+            <w:r>
+              <w:rPr>
+                <w:rFonts w:ascii="Times New Roman" w:eastAsia="宋体" w:hAnsi="Times New Roman" w:cs="宋体"/>
+                <w:sz w:val="21"/>
+              </w:rPr>
+              <w:t>录入</w:t>
+            </w:r>
+            <w:r>
+              <w:rPr>
+                <w:rFonts w:ascii="Times New Roman" w:eastAsia="宋体" w:hAnsi="Times New Roman" w:cs="宋体" w:hint="default"/>
+                <w:sz w:val="21"/>
+              </w:rPr>
+              <w:t>-</w:t>
+            </w:r>
+            <w:r>
+              <w:rPr>
+                <w:rFonts w:ascii="Times New Roman" w:eastAsia="宋体" w:hAnsi="Times New Roman" w:cs="宋体"/>
+                <w:sz w:val="21"/>
+              </w:rPr>
+              <w:t>核对</w:t>
+            </w:r>
+            <w:r>
+              <w:rPr>
+                <w:rFonts w:ascii="Times New Roman" w:eastAsia="宋体" w:hAnsi="Times New Roman" w:cs="宋体" w:hint="default"/>
+                <w:sz w:val="21"/>
+              </w:rPr>
+              <w:t>-</w:t>
+            </w:r>
+            <w:r>
+              <w:rPr>
+                <w:rFonts w:ascii="Times New Roman" w:eastAsia="宋体" w:hAnsi="Times New Roman" w:cs="宋体"/>
+                <w:sz w:val="21"/>
+              </w:rPr>
+              <w:t>提交</w:t>
+            </w:r>
+            <w:r>
+              <w:rPr>
+                <w:rFonts w:ascii="Times New Roman" w:eastAsia="宋体" w:hAnsi="Times New Roman" w:cs="宋体"/>
+                <w:sz w:val="21"/>
+              </w:rPr>
+              <w:t>”</w:t>
+            </w:r>
+            <w:r>
+              <w:rPr>
+                <w:rFonts w:ascii="Times New Roman" w:eastAsia="宋体" w:hAnsi="Times New Roman" w:cs="宋体"/>
+                <w:sz w:val="21"/>
+              </w:rPr>
+              <w:t>三级校验机制，实现零差错提交</w:t>
+            </w:r>
+          </w:p>
+          <w:p>
+            <w:pPr>
+              <w:numPr>
+                <w:ilvl w:val="0"/>
+                <w:numId w:val="6"/>
+              </w:numPr>
+              <w:spacing w:line="290" w:lineRule="atLeast"/>
+              <w:rPr>
+                <w:rFonts w:ascii="Times New Roman" w:eastAsia="宋体" w:hAnsi="Times New Roman" w:cs="宋体" w:hint="default"/>
+                <w:sz w:val="21"/>
+              </w:rPr>
+            </w:pPr>
+            <w:r>
+              <w:rPr>
+                <w:rFonts w:ascii="Times New Roman" w:eastAsia="宋体" w:hAnsi="Times New Roman" w:cs="宋体"/>
+                <w:sz w:val="21"/>
+              </w:rPr>
+              <w:t>流程优化：梳理并标准化资料审核与报批流程，与各方同步进度，按月汇总数据形成工作小结，提升整体执行效率</w:t>
+            </w:r>
+          </w:p>
+        </w:tc>
+      </w:tr>
+    </w:tbl>
+    <w:p>
+      <w:pPr>
+        <w:spacing w:line="290" w:lineRule="atLeast"/>
+        <w:rPr>
+          <w:rFonts w:ascii="Times New Roman" w:hAnsi="Times New Roman" w:hint="default"/>
+          <w:vanish/>
+          <w:sz w:val="21"/>
+        </w:rPr>
+      </w:pPr>
+    </w:p>
+    <w:p>
+      <w:pPr>
+        <w:spacing w:line="290" w:lineRule="atLeast"/>
+        <w:rPr>
+          <w:rFonts w:ascii="Times New Roman" w:hAnsi="Times New Roman" w:hint="default"/>
+          <w:vanish/>
+          <w:sz w:val="2"/>
+        </w:rPr>
+      </w:pPr>
+    </w:p>
+    <w:tbl>
+      <w:tblPr>
+        <w:tblW w:w="0" w:type="auto"/>
+        <w:jc w:val="center"/>
+        <w:tblLayout w:type="fixed"/>
+        <w:tblCellMar>
+          <w:left w:w="0" w:type="dxa"/>
+          <w:right w:w="0" w:type="dxa"/>
+        </w:tblCellMar>
+        <w:tblLook w:val="0000" w:firstRow="0" w:lastRow="0" w:firstColumn="0" w:lastColumn="0" w:noHBand="0" w:noVBand="0"/>
+      </w:tblPr>
+      <w:tblGrid>
+        <w:gridCol w:w="695"/>
+        <w:gridCol w:w="4600"/>
+        <w:gridCol w:w="2693"/>
+        <w:gridCol w:w="2756"/>
+      </w:tblGrid>
+      <w:tr>
+        <w:trPr>
+          <w:jc w:val="center"/>
+        </w:trPr>
+        <w:tc>
+          <w:tcPr>
+            <w:tcW w:w="10744" w:type="dxa"/>
+            <w:gridSpan w:val="4"/>
+            <w:tcBorders>
+              <w:top w:val="nil"/>
+              <w:left w:val="nil"/>
+              <w:bottom w:val="nil"/>
+              <w:right w:val="nil"/>
+            </w:tcBorders>
+            <w:shd w:val="clear" w:color="auto" w:fill="EEEEEE"/>
+            <w:tcMar>
+              <w:top w:w="0" w:type="dxa"/>
+              <w:left w:w="85" w:type="dxa"/>
+              <w:bottom w:w="0" w:type="dxa"/>
+              <w:right w:w="85" w:type="dxa"/>
+            </w:tcMar>
+            <w:vAlign w:val="center"/>
+          </w:tcPr>
+          <w:p>
+            <w:pPr>
+              <w:spacing w:line="290" w:lineRule="atLeast"/>
+              <w:rPr>
+                <w:rFonts w:ascii="宋体" w:eastAsia="宋体" w:hAnsi="宋体" w:cs="宋体"/>
+                <w:b/>
+                <w:bCs/>
+              </w:rPr>
+            </w:pPr>
+            <w:r>
+              <w:rPr>
+                <w:rFonts w:ascii="宋体" w:eastAsia="宋体" w:hAnsi="宋体" w:cs="宋体"/>
+                <w:b/>
+                <w:bCs/>
+              </w:rPr>
+              <w:t>校园</w:t>
+            </w:r>
+            <w:r>
+              <w:rPr>
+                <w:rFonts w:ascii="宋体" w:eastAsia="宋体" w:hAnsi="宋体" w:cs="宋体"/>
+                <w:b/>
+                <w:bCs/>
+              </w:rPr>
+              <w:t>经历</w:t>
+            </w:r>
+          </w:p>
+        </w:tc>
+      </w:tr>
+      <w:tr>
+        <w:tblPrEx>
+          <w:tblLook w:val="04A0" w:firstRow="1" w:lastRow="0" w:firstColumn="1" w:lastColumn="0" w:noHBand="0" w:noVBand="1"/>
+        </w:tblPrEx>
+        <w:trPr>
+          <w:jc w:val="center"/>
+        </w:trPr>
+        <w:tc>
+          <w:tcPr>
+            <w:tcW w:w="695" w:type="dxa"/>
+            <w:tcMar>
+              <w:top w:w="0" w:type="dxa"/>
+              <w:left w:w="113" w:type="dxa"/>
+              <w:bottom w:w="0" w:type="dxa"/>
+              <w:right w:w="85" w:type="dxa"/>
+            </w:tcMar>
+            <w:vAlign w:val="center"/>
+          </w:tcPr>
+          <w:p>
+            <w:pPr>
+              <w:spacing w:line="290" w:lineRule="atLeast"/>
+              <w:rPr>
+                <w:rFonts w:ascii="Times New Roman" w:hAnsi="Times New Roman" w:hint="default"/>
+                <w:sz w:val="21"/>
+              </w:rPr>
+            </w:pPr>
+          </w:p>
+        </w:tc>
+        <w:tc>
+          <w:tcPr>
+            <w:tcW w:w="4600" w:type="dxa"/>
+            <w:tcMar>
+              <w:top w:w="0" w:type="dxa"/>
+              <w:left w:w="85" w:type="dxa"/>
+              <w:bottom w:w="0" w:type="dxa"/>
+              <w:right w:w="85" w:type="dxa"/>
+            </w:tcMar>
+            <w:vAlign w:val="center"/>
+            <w:hideMark/>
+          </w:tcPr>
+          <w:p>
+            <w:pPr>
+              <w:spacing w:line="290" w:lineRule="atLeast"/>
+              <w:rPr>
+                <w:rFonts w:ascii="Times New Roman" w:hAnsi="Times New Roman" w:hint="default"/>
+                <w:b/>
+                <w:bCs/>
+                <w:sz w:val="21"/>
+              </w:rPr>
+            </w:pPr>
+            <w:r>
+              <w:rPr>
+                <w:rFonts w:ascii="Times New Roman" w:eastAsia="宋体" w:hAnsi="Times New Roman" w:cs="宋体"/>
+                <w:b/>
+                <w:bCs/>
+                <w:sz w:val="21"/>
+              </w:rPr>
+              <w:t>山东大学管理学院宣传部</w:t>
+            </w:r>
+          </w:p>
+        </w:tc>
+        <w:tc>
+          <w:tcPr>
+            <w:tcW w:w="2693" w:type="dxa"/>
+            <w:vAlign w:val="center"/>
+            <w:hideMark/>
+          </w:tcPr>
+          <w:p>
+            <w:pPr>
+              <w:spacing w:line="290" w:lineRule="atLeast"/>
+              <w:rPr>
+                <w:rFonts w:ascii="Times New Roman" w:hAnsi="Times New Roman" w:hint="default"/>
+                <w:b/>
+                <w:bCs/>
+                <w:sz w:val="21"/>
+              </w:rPr>
+            </w:pPr>
+            <w:r>
+              <w:rPr>
+                <w:rFonts w:ascii="Times New Roman" w:eastAsia="宋体" w:hAnsi="Times New Roman" w:cs="宋体"/>
+                <w:b/>
+                <w:bCs/>
+                <w:sz w:val="21"/>
+              </w:rPr>
+              <w:t>干事</w:t>
+            </w:r>
+          </w:p>
+        </w:tc>
+        <w:tc>
+          <w:tcPr>
+            <w:tcW w:w="2755" w:type="dxa"/>
+            <w:vAlign w:val="center"/>
+            <w:hideMark/>
+          </w:tcPr>
+          <w:p>
+            <w:pPr>
+              <w:spacing w:line="290" w:lineRule="atLeast"/>
+              <w:rPr>
+                <w:rFonts w:ascii="Times New Roman" w:hAnsi="Times New Roman" w:hint="default"/>
+                <w:b/>
+                <w:bCs/>
+                <w:sz w:val="21"/>
+              </w:rPr>
+            </w:pPr>
+            <w:r>
+              <w:rPr>
+                <w:rFonts w:ascii="Times New Roman" w:eastAsia="宋体" w:hAnsi="Times New Roman" w:cs="宋体"/>
+                <w:b/>
+                <w:bCs/>
+                <w:sz w:val="21"/>
+              </w:rPr>
+              <w:t>2024.09 - 2025.06</w:t>
+            </w:r>
+          </w:p>
+        </w:tc>
+      </w:tr>
+      <w:tr>
+        <w:tblPrEx>
+          <w:tblLook w:val="04A0" w:firstRow="1" w:lastRow="0" w:firstColumn="1" w:lastColumn="0" w:noHBand="0" w:noVBand="1"/>
+        </w:tblPrEx>
+        <w:trPr>
+          <w:jc w:val="center"/>
+        </w:trPr>
+        <w:tc>
+          <w:tcPr>
+            <w:tcW w:w="695" w:type="dxa"/>
+            <w:tcMar>
+              <w:top w:w="0" w:type="dxa"/>
+              <w:left w:w="113" w:type="dxa"/>
+              <w:bottom w:w="0" w:type="dxa"/>
+              <w:right w:w="85" w:type="dxa"/>
+            </w:tcMar>
+            <w:vAlign w:val="center"/>
+          </w:tcPr>
+          <w:p>
+            <w:pPr>
+              <w:spacing w:line="290" w:lineRule="atLeast"/>
+              <w:rPr>
+                <w:rFonts w:ascii="Times New Roman" w:hAnsi="Times New Roman" w:hint="default"/>
+                <w:sz w:val="21"/>
+              </w:rPr>
+            </w:pPr>
+          </w:p>
+        </w:tc>
+        <w:tc>
+          <w:tcPr>
+            <w:tcW w:w="10049" w:type="dxa"/>
+            <w:gridSpan w:val="3"/>
+            <w:tcMar>
+              <w:top w:w="0" w:type="dxa"/>
+              <w:left w:w="85" w:type="dxa"/>
+              <w:bottom w:w="0" w:type="dxa"/>
+              <w:right w:w="85" w:type="dxa"/>
+            </w:tcMar>
+            <w:vAlign w:val="center"/>
+            <w:hideMark/>
+          </w:tcPr>
+          <w:p>
+            <w:pPr>
+              <w:numPr>
+                <w:ilvl w:val="0"/>
+                <w:numId w:val="13"/>
+              </w:numPr>
+              <w:spacing w:line="290" w:lineRule="atLeast"/>
+              <w:rPr>
+                <w:rFonts w:ascii="Times New Roman" w:eastAsia="宋体" w:hAnsi="Times New Roman" w:cs="宋体" w:hint="default"/>
+                <w:sz w:val="21"/>
+              </w:rPr>
+            </w:pPr>
+            <w:r>
+              <w:rPr>
+                <w:rFonts w:ascii="Times New Roman" w:eastAsia="宋体" w:hAnsi="Times New Roman" w:cs="宋体"/>
+                <w:sz w:val="21"/>
+              </w:rPr>
+              <w:t>物资统筹：统筹院级活动物资申领、出入库登记与台账记录，按需调度物料，保障活动后勤落地</w:t>
+            </w:r>
+          </w:p>
+          <w:p>
+            <w:pPr>
+              <w:numPr>
+                <w:ilvl w:val="0"/>
+                <w:numId w:val="13"/>
+              </w:numPr>
+              <w:spacing w:line="290" w:lineRule="atLeast"/>
+              <w:rPr>
+                <w:rFonts w:ascii="Times New Roman" w:eastAsia="宋体" w:hAnsi="Times New Roman" w:cs="宋体" w:hint="default"/>
+                <w:sz w:val="21"/>
+              </w:rPr>
+            </w:pPr>
+            <w:r>
+              <w:rPr>
+                <w:rFonts w:ascii="Times New Roman" w:eastAsia="宋体" w:hAnsi="Times New Roman" w:cs="宋体"/>
+                <w:sz w:val="21"/>
+              </w:rPr>
+              <w:t>会务支持：完成活动会务支持，包括通知下发、现场秩序维护、物料布置等</w:t>
+            </w:r>
+          </w:p>
+          <w:p>
+            <w:pPr>
+              <w:numPr>
+                <w:ilvl w:val="0"/>
+                <w:numId w:val="13"/>
+              </w:numPr>
+              <w:spacing w:line="290" w:lineRule="atLeast"/>
+              <w:rPr>
+                <w:rFonts w:ascii="Times New Roman" w:eastAsia="宋体" w:hAnsi="Times New Roman" w:cs="宋体" w:hint="default"/>
+                <w:sz w:val="21"/>
+              </w:rPr>
+            </w:pPr>
+            <w:r>
+              <w:rPr>
+                <w:rFonts w:ascii="Times New Roman" w:eastAsia="宋体" w:hAnsi="Times New Roman" w:cs="宋体"/>
+                <w:sz w:val="21"/>
+              </w:rPr>
+              <w:t>文案宣传：撰写活动宣传文案，整理活动存档资料，对接全院师生协调相关需求</w:t>
+            </w:r>
+          </w:p>
+        </w:tc>
+      </w:tr>
+    </w:tbl>
+    <w:p>
+      <w:pPr>
+        <w:spacing w:line="290" w:lineRule="atLeast"/>
+        <w:rPr>
+          <w:rFonts w:ascii="Times New Roman" w:hAnsi="Times New Roman" w:hint="default"/>
+          <w:vanish/>
+          <w:sz w:val="21"/>
+        </w:rPr>
+      </w:pPr>
+    </w:p>
+    <w:p>
+      <w:pPr>
+        <w:spacing w:line="290" w:lineRule="atLeast"/>
+        <w:rPr>
+          <w:rFonts w:ascii="Times New Roman" w:hAnsi="Times New Roman" w:hint="default"/>
+          <w:vanish/>
+          <w:sz w:val="21"/>
+        </w:rPr>
+      </w:pPr>
+    </w:p>
+    <w:p>
+      <w:pPr>
+        <w:spacing w:line="290" w:lineRule="atLeast"/>
+        <w:rPr>
+          <w:rFonts w:ascii="Times New Roman" w:hAnsi="Times New Roman" w:hint="default"/>
+          <w:vanish/>
+          <w:sz w:val="21"/>
+        </w:rPr>
+      </w:pPr>
+    </w:p>
+    <w:p>
+      <w:pPr>
+        <w:spacing w:line="290" w:lineRule="atLeast"/>
+        <w:rPr>
+          <w:rFonts w:ascii="Times New Roman" w:hAnsi="Times New Roman" w:hint="default"/>
+          <w:vanish/>
+          <w:sz w:val="2"/>
+        </w:rPr>
+      </w:pPr>
+    </w:p>
+    <w:p>
+      <w:pPr>
+        <w:spacing w:line="290" w:lineRule="atLeast"/>
+        <w:rPr>
+          <w:rFonts w:ascii="Times New Roman" w:hAnsi="Times New Roman" w:hint="default"/>
+          <w:vanish/>
+        </w:rPr>
+      </w:pPr>
+    </w:p>
+    <w:p>
+      <w:pPr>
+        <w:spacing w:line="290" w:lineRule="atLeast"/>
+        <w:rPr>
+          <w:rFonts w:ascii="Times New Roman" w:hAnsi="Times New Roman" w:hint="default"/>
+          <w:vanish/>
+          <w:sz w:val="21"/>
+        </w:rPr>
+      </w:pPr>
+    </w:p>
+    <w:tbl>
+      <w:tblPr>
+        <w:tblW w:w="0" w:type="auto"/>
+        <w:jc w:val="center"/>
+        <w:tblLayout w:type="fixed"/>
+        <w:tblCellMar>
+          <w:left w:w="0" w:type="dxa"/>
+          <w:right w:w="0" w:type="dxa"/>
+        </w:tblCellMar>
+        <w:tblLook w:val="0000" w:firstRow="0" w:lastRow="0" w:firstColumn="0" w:lastColumn="0" w:noHBand="0" w:noVBand="0"/>
+      </w:tblPr>
+      <w:tblGrid>
+        <w:gridCol w:w="10744"/>
+      </w:tblGrid>
+      <w:tr>
+        <w:trPr>
+          <w:jc w:val="center"/>
+        </w:trPr>
+        <w:tc>
+          <w:tcPr>
+            <w:tcW w:w="10744" w:type="dxa"/>
+            <w:tcBorders>
+              <w:top w:val="nil"/>
+              <w:left w:val="nil"/>
+              <w:bottom w:val="nil"/>
+              <w:right w:val="nil"/>
+            </w:tcBorders>
+            <w:shd w:val="clear" w:color="auto" w:fill="EEEEEE"/>
+            <w:tcMar>
+              <w:top w:w="0" w:type="dxa"/>
+              <w:left w:w="85" w:type="dxa"/>
+              <w:bottom w:w="0" w:type="dxa"/>
+              <w:right w:w="85" w:type="dxa"/>
+            </w:tcMar>
+            <w:vAlign w:val="center"/>
+          </w:tcPr>
+          <w:p>
+            <w:pPr>
+              <w:spacing w:line="290" w:lineRule="atLeast"/>
+              <w:rPr>
+                <w:rFonts w:ascii="Times New Roman" w:hAnsi="Times New Roman" w:hint="default"/>
+              </w:rPr>
+            </w:pPr>
+            <w:r>
+              <w:rPr>
+                <w:rFonts w:ascii="Times New Roman" w:eastAsia="宋体" w:hAnsi="Times New Roman" w:cs="宋体"/>
+                <w:b/>
+                <w:bCs/>
+              </w:rPr>
+              <w:t>综合技能</w:t>
+            </w:r>
+          </w:p>
+        </w:tc>
+      </w:tr>
+    </w:tbl>
+    <w:p>
+      <w:pPr>
+        <w:spacing w:line="290" w:lineRule="atLeast"/>
+        <w:rPr>
+          <w:rFonts w:ascii="Times New Roman" w:hAnsi="Times New Roman" w:hint="default"/>
+          <w:vanish/>
+        </w:rPr>
+      </w:pPr>
+    </w:p>
+    <w:tbl>
+      <w:tblPr>
+        <w:tblW w:w="0" w:type="auto"/>
+        <w:jc w:val="center"/>
+        <w:tblLayout w:type="fixed"/>
+        <w:tblCellMar>
+          <w:left w:w="0" w:type="dxa"/>
+          <w:right w:w="0" w:type="dxa"/>
+        </w:tblCellMar>
+        <w:tblLook w:val="0000" w:firstRow="0" w:lastRow="0" w:firstColumn="0" w:lastColumn="0" w:noHBand="0" w:noVBand="0"/>
+      </w:tblPr>
+      <w:tblGrid>
+        <w:gridCol w:w="700"/>
+        <w:gridCol w:w="10048"/>
+      </w:tblGrid>
+      <w:tr>
+        <w:trPr>
+          <w:trHeight w:val="1253"/>
+          <w:jc w:val="center"/>
+        </w:trPr>
+        <w:tc>
+          <w:tcPr>
+            <w:tcW w:w="700" w:type="dxa"/>
+            <w:tcBorders>
+              <w:top w:val="nil"/>
+              <w:left w:val="nil"/>
+              <w:bottom w:val="nil"/>
+              <w:right w:val="nil"/>
+            </w:tcBorders>
+            <w:tcMar>
+              <w:top w:w="0" w:type="dxa"/>
+              <w:left w:w="113" w:type="dxa"/>
+              <w:bottom w:w="0" w:type="dxa"/>
+              <w:right w:w="85" w:type="dxa"/>
+            </w:tcMar>
+            <w:vAlign w:val="center"/>
+          </w:tcPr>
+          <w:p>
+            <w:pPr>
+              <w:spacing w:line="290" w:lineRule="atLeast"/>
+              <w:rPr>
                 <w:rFonts w:ascii="Times New Roman" w:hAnsi="Times New Roman" w:hint="default"/>
                 <w:sz w:val="21"/>
               </w:rPr>
@@ -3336,6 +3356,112 @@
               <w:spacing w:line="290" w:lineRule="atLeast"/>
               <w:rPr>
                 <w:rFonts w:ascii="Times New Roman" w:eastAsia="宋体" w:hAnsi="Times New Roman" w:cs="宋体" w:hint="default"/>
+                <w:b/>
+                <w:bCs/>
+                <w:sz w:val="21"/>
+              </w:rPr>
+            </w:pPr>
+            <w:r>
+              <w:rPr>
+                <w:rFonts w:ascii="Times New Roman" w:eastAsia="宋体" w:hAnsi="Times New Roman" w:cs="宋体"/>
+                <w:b/>
+                <w:bCs/>
+                <w:sz w:val="21"/>
+              </w:rPr>
+              <w:t>数据分析：</w:t>
+            </w:r>
+            <w:r>
+              <w:rPr>
+                <w:rFonts w:ascii="Times New Roman" w:eastAsia="宋体" w:hAnsi="Times New Roman" w:cs="宋体" w:hint="default"/>
+                <w:sz w:val="21"/>
+              </w:rPr>
+              <w:t>Python</w:t>
+            </w:r>
+            <w:r>
+              <w:rPr>
+                <w:rFonts w:ascii="Times New Roman" w:eastAsia="宋体" w:hAnsi="Times New Roman" w:cs="宋体"/>
+                <w:sz w:val="21"/>
+              </w:rPr>
+              <w:t>（</w:t>
+            </w:r>
+            <w:r>
+              <w:rPr>
+                <w:rFonts w:ascii="Times New Roman" w:eastAsia="宋体" w:hAnsi="Times New Roman" w:cs="宋体" w:hint="default"/>
+                <w:sz w:val="21"/>
+              </w:rPr>
+              <w:t>pandas</w:t>
+            </w:r>
+            <w:r>
+              <w:rPr>
+                <w:rFonts w:ascii="Times New Roman" w:eastAsia="宋体" w:hAnsi="Times New Roman" w:cs="宋体"/>
+                <w:sz w:val="21"/>
+              </w:rPr>
+              <w:t>数据处理）、</w:t>
+            </w:r>
+            <w:r>
+              <w:rPr>
+                <w:rFonts w:ascii="Times New Roman" w:eastAsia="宋体" w:hAnsi="Times New Roman" w:cs="宋体" w:hint="default"/>
+                <w:sz w:val="21"/>
+              </w:rPr>
+              <w:t>R</w:t>
+            </w:r>
+            <w:r>
+              <w:rPr>
+                <w:rFonts w:ascii="Times New Roman" w:eastAsia="宋体" w:hAnsi="Times New Roman" w:cs="宋体"/>
+                <w:sz w:val="21"/>
+              </w:rPr>
+              <w:t>（统计分析）、</w:t>
+            </w:r>
+            <w:r>
+              <w:rPr>
+                <w:rFonts w:ascii="Times New Roman" w:eastAsia="宋体" w:hAnsi="Times New Roman" w:cs="宋体" w:hint="default"/>
+                <w:sz w:val="21"/>
+              </w:rPr>
+              <w:t>SPSS</w:t>
+            </w:r>
+            <w:r>
+              <w:rPr>
+                <w:rFonts w:ascii="Times New Roman" w:eastAsia="宋体" w:hAnsi="Times New Roman" w:cs="宋体"/>
+                <w:sz w:val="21"/>
+              </w:rPr>
+              <w:t>（问卷分析），累计处理</w:t>
+            </w:r>
+            <w:r>
+              <w:rPr>
+                <w:rFonts w:ascii="Times New Roman" w:eastAsia="宋体" w:hAnsi="Times New Roman" w:cs="宋体" w:hint="default"/>
+                <w:sz w:val="21"/>
+              </w:rPr>
+              <w:t>4.5</w:t>
+            </w:r>
+            <w:r>
+              <w:rPr>
+                <w:rFonts w:ascii="Times New Roman" w:eastAsia="宋体" w:hAnsi="Times New Roman" w:cs="宋体"/>
+                <w:sz w:val="21"/>
+              </w:rPr>
+              <w:t>万</w:t>
+            </w:r>
+            <w:r>
+              <w:rPr>
+                <w:rFonts w:ascii="Times New Roman" w:eastAsia="宋体" w:hAnsi="Times New Roman" w:cs="宋体" w:hint="default"/>
+                <w:sz w:val="21"/>
+              </w:rPr>
+              <w:t>+</w:t>
+            </w:r>
+            <w:r>
+              <w:rPr>
+                <w:rFonts w:ascii="Times New Roman" w:eastAsia="宋体" w:hAnsi="Times New Roman" w:cs="宋体"/>
+                <w:sz w:val="21"/>
+              </w:rPr>
+              <w:t>条业务数据</w:t>
+            </w:r>
+          </w:p>
+          <w:p>
+            <w:pPr>
+              <w:spacing w:line="290" w:lineRule="atLeast"/>
+              <w:rPr>
+                <w:rFonts w:ascii="Times New Roman" w:eastAsia="宋体" w:hAnsi="Times New Roman" w:cs="宋体" w:hint="default"/>
+                <w:b/>
+                <w:bCs/>
                 <w:sz w:val="21"/>
               </w:rPr>
             </w:pPr>
@@ -3415,200 +3541,96 @@
                 <w:bCs/>
                 <w:sz w:val="21"/>
               </w:rPr>
-              <w:t>数据工具：</w:t>
+              <w:t>业务系统：</w:t>
+            </w:r>
+            <w:r>
+              <w:rPr>
+                <w:rFonts w:ascii="Times New Roman" w:eastAsia="宋体" w:hAnsi="Times New Roman" w:cs="宋体"/>
+                <w:sz w:val="21"/>
+              </w:rPr>
+              <w:t>用友</w:t>
             </w:r>
             <w:r>
               <w:rPr>
                 <w:rFonts w:ascii="Times New Roman" w:eastAsia="宋体" w:hAnsi="Times New Roman" w:cs="宋体" w:hint="default"/>
                 <w:sz w:val="21"/>
               </w:rPr>
-              <w:t>Python</w:t>
-            </w:r>
-            <w:r>
-              <w:rPr>
-                <w:rFonts w:ascii="Times New Roman" w:eastAsia="宋体" w:hAnsi="Times New Roman" w:cs="宋体"/>
-                <w:sz w:val="21"/>
-              </w:rPr>
-              <w:t>（</w:t>
+              <w:t>U8+ ERP</w:t>
+            </w:r>
+            <w:r>
+              <w:rPr>
+                <w:rFonts w:ascii="Times New Roman" w:eastAsia="宋体" w:hAnsi="Times New Roman" w:cs="宋体"/>
+                <w:sz w:val="21"/>
+              </w:rPr>
+              <w:t>（采购</w:t>
             </w:r>
             <w:r>
               <w:rPr>
                 <w:rFonts w:ascii="Times New Roman" w:eastAsia="宋体" w:hAnsi="Times New Roman" w:cs="宋体" w:hint="default"/>
                 <w:sz w:val="21"/>
               </w:rPr>
-              <w:t>pandas</w:t>
-            </w:r>
-            <w:r>
-              <w:rPr>
-                <w:rFonts w:ascii="Times New Roman" w:eastAsia="宋体" w:hAnsi="Times New Roman" w:cs="宋体"/>
-                <w:sz w:val="21"/>
-              </w:rPr>
-              <w:t>数据处理）、</w:t>
+              <w:t>/</w:t>
+            </w:r>
+            <w:r>
+              <w:rPr>
+                <w:rFonts w:ascii="Times New Roman" w:eastAsia="宋体" w:hAnsi="Times New Roman" w:cs="宋体"/>
+                <w:sz w:val="21"/>
+              </w:rPr>
+              <w:t>销售</w:t>
             </w:r>
             <w:r>
               <w:rPr>
                 <w:rFonts w:ascii="Times New Roman" w:eastAsia="宋体" w:hAnsi="Times New Roman" w:cs="宋体" w:hint="default"/>
                 <w:sz w:val="21"/>
               </w:rPr>
-              <w:t>R</w:t>
-            </w:r>
-            <w:r>
-              <w:rPr>
-                <w:rFonts w:ascii="Times New Roman" w:eastAsia="宋体" w:hAnsi="Times New Roman" w:cs="宋体"/>
-                <w:sz w:val="21"/>
-              </w:rPr>
-              <w:t>（统计分析）、</w:t>
+              <w:t>/</w:t>
+            </w:r>
+            <w:r>
+              <w:rPr>
+                <w:rFonts w:ascii="Times New Roman" w:eastAsia="宋体" w:hAnsi="Times New Roman" w:cs="宋体"/>
+                <w:sz w:val="21"/>
+              </w:rPr>
+              <w:t>库存</w:t>
             </w:r>
             <w:r>
               <w:rPr>
                 <w:rFonts w:ascii="Times New Roman" w:eastAsia="宋体" w:hAnsi="Times New Roman" w:cs="宋体" w:hint="default"/>
                 <w:sz w:val="21"/>
               </w:rPr>
-              <w:t>SPSS</w:t>
-            </w:r>
-            <w:r>
-              <w:rPr>
-                <w:rFonts w:ascii="Times New Roman" w:eastAsia="宋体" w:hAnsi="Times New Roman" w:cs="宋体"/>
-                <w:sz w:val="21"/>
-              </w:rPr>
-              <w:t>（问卷分析），累计处理</w:t>
-            </w:r>
-            <w:r>
+              <w:t>/</w:t>
+            </w:r>
+            <w:r>
+              <w:rPr>
+                <w:rFonts w:ascii="Times New Roman" w:eastAsia="宋体" w:hAnsi="Times New Roman" w:cs="宋体"/>
+                <w:sz w:val="21"/>
+              </w:rPr>
+              <w:t>存货核算全流程操作，熟悉单据流转与模块联动）</w:t>
+            </w:r>
+          </w:p>
+          <w:p>
+            <w:pPr>
+              <w:spacing w:line="290" w:lineRule="atLeast"/>
               <w:rPr>
                 <w:rFonts w:ascii="Times New Roman" w:eastAsia="宋体" w:hAnsi="Times New Roman" w:cs="宋体" w:hint="default"/>
-                <w:sz w:val="21"/>
-              </w:rPr>
-              <w:t>4.5</w:t>
-            </w:r>
-            <w:r>
-              <w:rPr>
-                <w:rFonts w:ascii="Times New Roman" w:eastAsia="宋体" w:hAnsi="Times New Roman" w:cs="宋体"/>
-                <w:sz w:val="21"/>
-              </w:rPr>
-              <w:t>万</w:t>
+                <w:b/>
+                <w:bCs/>
+                <w:sz w:val="21"/>
+              </w:rPr>
+            </w:pPr>
+            <w:r>
+              <w:rPr>
+                <w:rFonts w:ascii="Times New Roman" w:eastAsia="宋体" w:hAnsi="Times New Roman" w:cs="宋体"/>
+                <w:b/>
+                <w:bCs/>
+                <w:sz w:val="21"/>
+              </w:rPr>
+              <w:t>语言能力：</w:t>
             </w:r>
             <w:r>
               <w:rPr>
                 <w:rFonts w:ascii="Times New Roman" w:eastAsia="宋体" w:hAnsi="Times New Roman" w:cs="宋体" w:hint="default"/>
                 <w:sz w:val="21"/>
               </w:rPr>
-              <w:t>+</w:t>
-            </w:r>
-            <w:r>
-              <w:rPr>
-                <w:rFonts w:ascii="Times New Roman" w:eastAsia="宋体" w:hAnsi="Times New Roman" w:cs="宋体"/>
-                <w:sz w:val="21"/>
-              </w:rPr>
-              <w:t>条业务数据</w:t>
-            </w:r>
-          </w:p>
-          <w:p>
-            <w:pPr>
-              <w:spacing w:line="290" w:lineRule="atLeast"/>
-              <w:rPr>
-                <w:rFonts w:ascii="Times New Roman" w:eastAsia="宋体" w:hAnsi="Times New Roman" w:cs="宋体" w:hint="default"/>
-                <w:b/>
-                <w:bCs/>
-                <w:sz w:val="21"/>
-              </w:rPr>
-            </w:pPr>
-            <w:r>
-              <w:rPr>
-                <w:rFonts w:ascii="Times New Roman" w:eastAsia="宋体" w:hAnsi="Times New Roman" w:cs="宋体"/>
-                <w:b/>
-                <w:bCs/>
-                <w:sz w:val="21"/>
-              </w:rPr>
-              <w:t>业务系统：</w:t>
-            </w:r>
-            <w:r>
-              <w:rPr>
-                <w:rFonts w:ascii="Times New Roman" w:eastAsia="宋体" w:hAnsi="Times New Roman" w:cs="宋体"/>
-                <w:sz w:val="21"/>
-              </w:rPr>
-              <w:t>用友</w:t>
-            </w:r>
-            <w:r>
-              <w:rPr>
-                <w:rFonts w:ascii="Times New Roman" w:eastAsia="宋体" w:hAnsi="Times New Roman" w:cs="宋体" w:hint="default"/>
-                <w:sz w:val="21"/>
-              </w:rPr>
-              <w:t>U8+ ERP</w:t>
-            </w:r>
-            <w:r>
-              <w:rPr>
-                <w:rFonts w:ascii="Times New Roman" w:eastAsia="宋体" w:hAnsi="Times New Roman" w:cs="宋体"/>
-                <w:sz w:val="21"/>
-              </w:rPr>
-              <w:t>（采购</w:t>
-            </w:r>
-            <w:r>
-              <w:rPr>
-                <w:rFonts w:ascii="Times New Roman" w:eastAsia="宋体" w:hAnsi="Times New Roman" w:cs="宋体" w:hint="default"/>
-                <w:sz w:val="21"/>
-              </w:rPr>
-              <w:t>/</w:t>
-            </w:r>
-            <w:r>
-              <w:rPr>
-                <w:rFonts w:ascii="Times New Roman" w:eastAsia="宋体" w:hAnsi="Times New Roman" w:cs="宋体"/>
-                <w:sz w:val="21"/>
-              </w:rPr>
-              <w:t>销售</w:t>
-            </w:r>
-            <w:r>
-              <w:rPr>
-                <w:rFonts w:ascii="Times New Roman" w:eastAsia="宋体" w:hAnsi="Times New Roman" w:cs="宋体" w:hint="default"/>
-                <w:sz w:val="21"/>
-              </w:rPr>
-              <w:t>/</w:t>
-            </w:r>
-            <w:r>
-              <w:rPr>
-                <w:rFonts w:ascii="Times New Roman" w:eastAsia="宋体" w:hAnsi="Times New Roman" w:cs="宋体"/>
-                <w:sz w:val="21"/>
-              </w:rPr>
-              <w:t>库存</w:t>
-            </w:r>
-            <w:r>
-              <w:rPr>
-                <w:rFonts w:ascii="Times New Roman" w:eastAsia="宋体" w:hAnsi="Times New Roman" w:cs="宋体" w:hint="default"/>
-                <w:sz w:val="21"/>
-              </w:rPr>
-              <w:t>/</w:t>
-            </w:r>
-            <w:r>
-              <w:rPr>
-                <w:rFonts w:ascii="Times New Roman" w:eastAsia="宋体" w:hAnsi="Times New Roman" w:cs="宋体"/>
-                <w:sz w:val="21"/>
-              </w:rPr>
-              <w:t>存货核算全流程操作，熟悉单据流转与模块联动）</w:t>
-            </w:r>
-          </w:p>
-          <w:p>
-            <w:pPr>
-              <w:spacing w:line="290" w:lineRule="atLeast"/>
-              <w:rPr>
-                <w:rFonts w:ascii="Times New Roman" w:eastAsia="宋体" w:hAnsi="Times New Roman" w:cs="宋体" w:hint="default"/>
-                <w:b/>
-                <w:bCs/>
-                <w:sz w:val="21"/>
-              </w:rPr>
-            </w:pPr>
-            <w:r>
-              <w:rPr>
-                <w:rFonts w:ascii="Times New Roman" w:eastAsia="宋体" w:hAnsi="Times New Roman" w:cs="宋体"/>
-                <w:b/>
-                <w:bCs/>
-                <w:sz w:val="21"/>
-              </w:rPr>
-              <w:t>语言能力：</w:t>
-            </w:r>
-            <w:r>
-              <w:rPr>
-                <w:rFonts w:ascii="Times New Roman" w:eastAsia="宋体" w:hAnsi="Times New Roman" w:cs="宋体" w:hint="default"/>
-                <w:sz w:val="21"/>
-              </w:rPr>
               <w:t>CET-4</w:t>
             </w:r>
             <w:r>
@@ -3617,33 +3639,6 @@
                 <w:sz w:val="21"/>
               </w:rPr>
               <w:t>，可阅读英文专业资料</w:t>
-            </w:r>
-          </w:p>
-          <w:p>
-            <w:pPr>
-              <w:spacing w:line="290" w:lineRule="atLeast"/>
-              <w:rPr>
-                <w:rFonts w:ascii="Times New Roman" w:eastAsia="宋体" w:hAnsi="Times New Roman" w:cs="宋体" w:hint="default"/>
-                <w:b/>
-                <w:bCs/>
-                <w:sz w:val="21"/>
-              </w:rPr>
-            </w:pPr>
-            <w:r>
-              <w:rPr>
-                <w:rFonts w:ascii="Times New Roman" w:eastAsia="宋体" w:hAnsi="Times New Roman" w:cs="宋体"/>
-                <w:b/>
-                <w:bCs/>
-                <w:sz w:val="21"/>
-              </w:rPr>
-              <w:t>通用能力：</w:t>
-            </w:r>
-            <w:r>
-              <w:rPr>
-                <w:rFonts w:ascii="Times New Roman" w:eastAsia="宋体" w:hAnsi="Times New Roman" w:cs="宋体"/>
-                <w:sz w:val="21"/>
-              </w:rPr>
-              <w:t>执行力与细节把控、跨部门沟通协作、流程梳理与标准化、文档与台账管理</w:t>
             </w:r>
           </w:p>
         </w:tc>

--- a/02_定制简历库/通用简历/文雪_山东大学_运营管理方向.docx
+++ b/02_定制简历库/通用简历/文雪_山东大学_运营管理方向.docx
@@ -1162,7 +1162,7 @@
     </w:p>
     <w:tbl>
       <w:tblPr>
-        <w:tblW w:w="0" w:type="auto"/>
+        <w:tblW w:w="11751" w:type="dxa"/>
         <w:jc w:val="center"/>
         <w:tblLayout w:type="fixed"/>
         <w:tblCellMar>
@@ -1173,22 +1173,23 @@
       </w:tblPr>
       <w:tblGrid>
         <w:gridCol w:w="695"/>
-        <w:gridCol w:w="184"/>
-        <w:gridCol w:w="4416"/>
+        <w:gridCol w:w="305"/>
+        <w:gridCol w:w="9"/>
+        <w:gridCol w:w="4286"/>
         <w:gridCol w:w="2693"/>
         <w:gridCol w:w="2755"/>
-        <w:gridCol w:w="880"/>
+        <w:gridCol w:w="1008"/>
       </w:tblGrid>
       <w:tr>
         <w:trPr>
           <w:gridBefore w:val="2"/>
-          <w:wBefore w:w="879" w:type="dxa"/>
+          <w:wBefore w:w="1000" w:type="dxa"/>
           <w:jc w:val="center"/>
         </w:trPr>
         <w:tc>
           <w:tcPr>
-            <w:tcW w:w="10744" w:type="dxa"/>
-            <w:gridSpan w:val="4"/>
+            <w:tcW w:w="10751" w:type="dxa"/>
+            <w:gridSpan w:val="5"/>
             <w:tcBorders>
               <w:top w:val="nil"/>
               <w:left w:val="nil"/>
@@ -1208,26 +1209,15 @@
             <w:pPr>
               <w:spacing w:line="290" w:lineRule="atLeast"/>
               <w:rPr>
-                <w:rFonts w:ascii="Times New Roman" w:hAnsi="Times New Roman" w:hint="default"/>
-                <w:b/>
-                <w:bCs/>
-              </w:rPr>
-            </w:pPr>
-            <w:r>
-              <w:rPr>
-                <w:rFonts w:ascii="Times New Roman" w:eastAsia="宋体" w:hAnsi="Times New Roman" w:cs="宋体"/>
-                <w:b/>
-                <w:bCs/>
-              </w:rPr>
-              <w:t>项目</w:t>
-            </w:r>
-            <w:r>
-              <w:rPr>
-                <w:rFonts w:ascii="Times New Roman" w:eastAsia="宋体" w:hAnsi="Times New Roman" w:cs="宋体"/>
-                <w:b/>
-                <w:bCs/>
-              </w:rPr>
-              <w:t>经历</w:t>
+                <w:rFonts w:ascii="宋体" w:eastAsia="宋体" w:hAnsi="宋体"/>
+              </w:rPr>
+            </w:pPr>
+            <w:r>
+              <w:rPr>
+                <w:rFonts w:ascii="宋体" w:eastAsia="宋体" w:hAnsi="宋体"/>
+                <w:b/>
+              </w:rPr>
+              <w:t>实践经历</w:t>
             </w:r>
           </w:p>
         </w:tc>
@@ -1235,7 +1225,7 @@
       <w:tr>
         <w:trPr>
           <w:gridAfter w:val="1"/>
-          <w:wAfter w:w="880" w:type="dxa"/>
+          <w:wAfter w:w="1008" w:type="dxa"/>
           <w:jc w:val="center"/>
         </w:trPr>
         <w:tc>
@@ -1259,7 +1249,7 @@
             <w:pPr>
               <w:spacing w:line="290" w:lineRule="atLeast"/>
               <w:rPr>
-                <w:rFonts w:ascii="Times New Roman" w:hAnsi="Times New Roman" w:hint="default"/>
+                <w:rFonts w:hint="default"/>
                 <w:sz w:val="21"/>
               </w:rPr>
             </w:pPr>
@@ -1268,7 +1258,7 @@
         <w:tc>
           <w:tcPr>
             <w:tcW w:w="4600" w:type="dxa"/>
-            <w:gridSpan w:val="2"/>
+            <w:gridSpan w:val="3"/>
             <w:tcBorders>
               <w:top w:val="nil"/>
               <w:left w:val="nil"/>
@@ -1287,18 +1277,20 @@
             <w:pPr>
               <w:spacing w:line="290" w:lineRule="atLeast"/>
               <w:rPr>
-                <w:rFonts w:ascii="Times New Roman" w:hAnsi="Times New Roman" w:hint="default"/>
-                <w:sz w:val="21"/>
-              </w:rPr>
-            </w:pPr>
-            <w:r>
-              <w:rPr>
-                <w:rFonts w:ascii="Times New Roman" w:eastAsia="宋体" w:hAnsi="Times New Roman" w:cs="宋体"/>
-                <w:b/>
-                <w:bCs/>
-                <w:sz w:val="21"/>
-              </w:rPr>
-              <w:t>社区团购自提点选址与配送路径优化</w:t>
+                <w:rFonts w:hint="default"/>
+                <w:b/>
+                <w:bCs/>
+                <w:sz w:val="21"/>
+              </w:rPr>
+            </w:pPr>
+            <w:r>
+              <w:rPr>
+                <w:rFonts w:ascii="Times New Roman" w:eastAsia="宋体" w:hAnsi="Times New Roman" w:cs="宋体"/>
+                <w:b/>
+                <w:bCs/>
+                <w:sz w:val="21"/>
+              </w:rPr>
+              <w:t>瑞幸咖啡</w:t>
             </w:r>
           </w:p>
         </w:tc>
@@ -1317,20 +1309,20 @@
             <w:pPr>
               <w:spacing w:line="290" w:lineRule="atLeast"/>
               <w:rPr>
-                <w:rFonts w:ascii="Times New Roman" w:eastAsia="等线" w:hAnsi="Times New Roman" w:hint="default"/>
-                <w:b/>
-                <w:bCs/>
-                <w:sz w:val="21"/>
-              </w:rPr>
-            </w:pPr>
-            <w:r>
-              <w:rPr>
-                <w:rFonts w:ascii="Times New Roman" w:eastAsia="宋体" w:hAnsi="Times New Roman" w:cs="宋体"/>
-                <w:b/>
-                <w:bCs/>
-                <w:sz w:val="21"/>
-              </w:rPr>
-              <w:t>个人课程项目</w:t>
+                <w:rFonts w:hint="default"/>
+                <w:b/>
+                <w:bCs/>
+                <w:sz w:val="21"/>
+              </w:rPr>
+            </w:pPr>
+            <w:r>
+              <w:rPr>
+                <w:rFonts w:ascii="Times New Roman" w:eastAsia="宋体" w:hAnsi="Times New Roman" w:cs="宋体"/>
+                <w:b/>
+                <w:bCs/>
+                <w:sz w:val="21"/>
+              </w:rPr>
+              <w:t>咖啡师（兼职）</w:t>
             </w:r>
           </w:p>
         </w:tc>
@@ -1362,7 +1354,7 @@
                 <w:bCs/>
                 <w:sz w:val="21"/>
               </w:rPr>
-              <w:t>2026.03-2026.06</w:t>
+              <w:t>2023.07 - 2023.09</w:t>
             </w:r>
           </w:p>
         </w:tc>
@@ -1370,7 +1362,7 @@
       <w:tr>
         <w:trPr>
           <w:gridAfter w:val="1"/>
-          <w:wAfter w:w="880" w:type="dxa"/>
+          <w:wAfter w:w="1008" w:type="dxa"/>
           <w:jc w:val="center"/>
         </w:trPr>
         <w:tc>
@@ -1403,7 +1395,7 @@
         <w:tc>
           <w:tcPr>
             <w:tcW w:w="10048" w:type="dxa"/>
-            <w:gridSpan w:val="4"/>
+            <w:gridSpan w:val="5"/>
             <w:tcBorders>
               <w:top w:val="nil"/>
               <w:left w:val="nil"/>
@@ -1422,7 +1414,7 @@
             <w:pPr>
               <w:numPr>
                 <w:ilvl w:val="0"/>
-                <w:numId w:val="9"/>
+                <w:numId w:val="6"/>
               </w:numPr>
               <w:spacing w:line="290" w:lineRule="atLeast"/>
               <w:rPr>
@@ -1435,28 +1427,14 @@
                 <w:rFonts w:ascii="Times New Roman" w:eastAsia="宋体" w:hAnsi="Times New Roman" w:cs="宋体"/>
                 <w:sz w:val="21"/>
               </w:rPr>
-              <w:t>问题建模：针对老龄化小区自提点布局零散、配送效率低的痛点，将年龄分层服务半径与电梯等待时间纳入选址</w:t>
-            </w:r>
-            <w:r>
-              <w:rPr>
-                <w:rFonts w:ascii="Times New Roman" w:eastAsia="宋体" w:hAnsi="Times New Roman" w:cs="宋体" w:hint="default"/>
-                <w:sz w:val="21"/>
-              </w:rPr>
-              <w:t>-</w:t>
-            </w:r>
-            <w:r>
-              <w:rPr>
-                <w:rFonts w:ascii="Times New Roman" w:eastAsia="宋体" w:hAnsi="Times New Roman" w:cs="宋体"/>
-                <w:sz w:val="21"/>
-              </w:rPr>
-              <w:t>路径优化模型</w:t>
+              <w:t>库存管理：落实门店原辅料日盘与效期管理流程，每日核对食材有效期并打印失效单据，保持库存账实一致</w:t>
             </w:r>
           </w:p>
           <w:p>
             <w:pPr>
               <w:numPr>
                 <w:ilvl w:val="0"/>
-                <w:numId w:val="9"/>
+                <w:numId w:val="6"/>
               </w:numPr>
               <w:spacing w:line="290" w:lineRule="atLeast"/>
               <w:rPr>
@@ -1469,202 +1447,7 @@
                 <w:rFonts w:ascii="Times New Roman" w:eastAsia="宋体" w:hAnsi="Times New Roman" w:cs="宋体"/>
                 <w:sz w:val="21"/>
               </w:rPr>
-              <w:t>方案求解：基于</w:t>
-            </w:r>
-            <w:r>
-              <w:rPr>
-                <w:rFonts w:ascii="Times New Roman" w:eastAsia="宋体" w:hAnsi="Times New Roman" w:cs="宋体" w:hint="default"/>
-                <w:sz w:val="21"/>
-              </w:rPr>
-              <w:t>15</w:t>
-            </w:r>
-            <w:r>
-              <w:rPr>
-                <w:rFonts w:ascii="Times New Roman" w:eastAsia="宋体" w:hAnsi="Times New Roman" w:cs="宋体"/>
-                <w:sz w:val="21"/>
-              </w:rPr>
-              <w:t>个候选点位、日均</w:t>
-            </w:r>
-            <w:r>
-              <w:rPr>
-                <w:rFonts w:ascii="Times New Roman" w:eastAsia="宋体" w:hAnsi="Times New Roman" w:cs="宋体" w:hint="default"/>
-                <w:sz w:val="21"/>
-              </w:rPr>
-              <w:t>345</w:t>
-            </w:r>
-            <w:r>
-              <w:rPr>
-                <w:rFonts w:ascii="Times New Roman" w:eastAsia="宋体" w:hAnsi="Times New Roman" w:cs="宋体"/>
-                <w:sz w:val="21"/>
-              </w:rPr>
-              <w:t>单数据，用</w:t>
-            </w:r>
-            <w:r>
-              <w:rPr>
-                <w:rFonts w:ascii="Times New Roman" w:eastAsia="宋体" w:hAnsi="Times New Roman" w:cs="宋体" w:hint="default"/>
-                <w:sz w:val="21"/>
-              </w:rPr>
-              <w:t>Python</w:t>
-            </w:r>
-            <w:r>
-              <w:rPr>
-                <w:rFonts w:ascii="Times New Roman" w:eastAsia="宋体" w:hAnsi="Times New Roman" w:cs="宋体"/>
-                <w:sz w:val="21"/>
-              </w:rPr>
-              <w:t>设计</w:t>
-            </w:r>
-            <w:r>
-              <w:rPr>
-                <w:rFonts w:ascii="Times New Roman" w:eastAsia="宋体" w:hAnsi="Times New Roman" w:cs="宋体"/>
-                <w:sz w:val="21"/>
-              </w:rPr>
-              <w:t>“</w:t>
-            </w:r>
-            <w:r>
-              <w:rPr>
-                <w:rFonts w:ascii="Times New Roman" w:eastAsia="宋体" w:hAnsi="Times New Roman" w:cs="宋体" w:hint="default"/>
-                <w:sz w:val="21"/>
-              </w:rPr>
-              <w:t>2</w:t>
-            </w:r>
-            <w:r>
-              <w:rPr>
-                <w:rFonts w:ascii="Times New Roman" w:eastAsia="宋体" w:hAnsi="Times New Roman" w:cs="宋体"/>
-                <w:sz w:val="21"/>
-              </w:rPr>
-              <w:t>核心点</w:t>
-            </w:r>
-            <w:r>
-              <w:rPr>
-                <w:rFonts w:ascii="Times New Roman" w:eastAsia="宋体" w:hAnsi="Times New Roman" w:cs="宋体" w:hint="default"/>
-                <w:sz w:val="21"/>
-              </w:rPr>
-              <w:t>+4</w:t>
-            </w:r>
-            <w:r>
-              <w:rPr>
-                <w:rFonts w:ascii="Times New Roman" w:eastAsia="宋体" w:hAnsi="Times New Roman" w:cs="宋体"/>
-                <w:sz w:val="21"/>
-              </w:rPr>
-              <w:t>动态临时点</w:t>
-            </w:r>
-            <w:r>
-              <w:rPr>
-                <w:rFonts w:ascii="Times New Roman" w:eastAsia="宋体" w:hAnsi="Times New Roman" w:cs="宋体"/>
-                <w:sz w:val="21"/>
-              </w:rPr>
-              <w:t>”</w:t>
-            </w:r>
-            <w:r>
-              <w:rPr>
-                <w:rFonts w:ascii="Times New Roman" w:eastAsia="宋体" w:hAnsi="Times New Roman" w:cs="宋体"/>
-                <w:sz w:val="21"/>
-              </w:rPr>
-              <w:t>弹性布局方案</w:t>
-            </w:r>
-          </w:p>
-          <w:p>
-            <w:pPr>
-              <w:numPr>
-                <w:ilvl w:val="0"/>
-                <w:numId w:val="9"/>
-              </w:numPr>
-              <w:spacing w:line="290" w:lineRule="atLeast"/>
-              <w:rPr>
-                <w:rFonts w:ascii="Times New Roman" w:eastAsia="宋体" w:hAnsi="Times New Roman" w:cs="宋体" w:hint="default"/>
-                <w:sz w:val="21"/>
-              </w:rPr>
-            </w:pPr>
-            <w:r>
-              <w:rPr>
-                <w:rFonts w:ascii="Times New Roman" w:eastAsia="宋体" w:hAnsi="Times New Roman" w:cs="宋体"/>
-                <w:sz w:val="21"/>
-              </w:rPr>
-              <w:t>成果验证：模型测算总成本降低</w:t>
-            </w:r>
-            <w:r>
-              <w:rPr>
-                <w:rFonts w:ascii="Times New Roman" w:eastAsia="宋体" w:hAnsi="Times New Roman" w:cs="宋体" w:hint="default"/>
-                <w:sz w:val="21"/>
-              </w:rPr>
-              <w:t>18.7%</w:t>
-            </w:r>
-            <w:r>
-              <w:rPr>
-                <w:rFonts w:ascii="Times New Roman" w:eastAsia="宋体" w:hAnsi="Times New Roman" w:cs="宋体"/>
-                <w:sz w:val="21"/>
-              </w:rPr>
-              <w:t>，老年覆盖率</w:t>
-            </w:r>
-            <w:r>
-              <w:rPr>
-                <w:rFonts w:ascii="Times New Roman" w:eastAsia="宋体" w:hAnsi="Times New Roman" w:cs="宋体" w:hint="default"/>
-                <w:sz w:val="21"/>
-              </w:rPr>
-              <w:t>53.4%</w:t>
-            </w:r>
-            <w:r>
-              <w:rPr>
-                <w:rFonts w:ascii="Times New Roman" w:eastAsia="宋体" w:hAnsi="Times New Roman" w:cs="宋体"/>
-                <w:sz w:val="21"/>
-              </w:rPr>
-              <w:t>→</w:t>
-            </w:r>
-            <w:r>
-              <w:rPr>
-                <w:rFonts w:ascii="Times New Roman" w:eastAsia="宋体" w:hAnsi="Times New Roman" w:cs="宋体" w:hint="default"/>
-                <w:sz w:val="21"/>
-              </w:rPr>
-              <w:t>87.3%</w:t>
-            </w:r>
-            <w:r>
-              <w:rPr>
-                <w:rFonts w:ascii="Times New Roman" w:eastAsia="宋体" w:hAnsi="Times New Roman" w:cs="宋体"/>
-                <w:sz w:val="21"/>
-              </w:rPr>
-              <w:t>，配送时长缩短</w:t>
-            </w:r>
-            <w:r>
-              <w:rPr>
-                <w:rFonts w:ascii="Times New Roman" w:eastAsia="宋体" w:hAnsi="Times New Roman" w:cs="宋体" w:hint="default"/>
-                <w:sz w:val="21"/>
-              </w:rPr>
-              <w:t>22.3%</w:t>
-            </w:r>
-            <w:r>
-              <w:rPr>
-                <w:rFonts w:ascii="Times New Roman" w:eastAsia="宋体" w:hAnsi="Times New Roman" w:cs="宋体"/>
-                <w:sz w:val="21"/>
-              </w:rPr>
-              <w:t>，可响应周末</w:t>
-            </w:r>
-            <w:r>
-              <w:rPr>
-                <w:rFonts w:ascii="Times New Roman" w:eastAsia="宋体" w:hAnsi="Times New Roman" w:cs="宋体" w:hint="default"/>
-                <w:sz w:val="21"/>
-              </w:rPr>
-              <w:t>29.9%</w:t>
-            </w:r>
-            <w:r>
-              <w:rPr>
-                <w:rFonts w:ascii="Times New Roman" w:eastAsia="宋体" w:hAnsi="Times New Roman" w:cs="宋体"/>
-                <w:sz w:val="21"/>
-              </w:rPr>
-              <w:t>、促销日</w:t>
-            </w:r>
-            <w:r>
-              <w:rPr>
-                <w:rFonts w:ascii="Times New Roman" w:eastAsia="宋体" w:hAnsi="Times New Roman" w:cs="宋体" w:hint="default"/>
-                <w:sz w:val="21"/>
-              </w:rPr>
-              <w:t>50.7%</w:t>
-            </w:r>
-            <w:r>
-              <w:rPr>
-                <w:rFonts w:ascii="Times New Roman" w:eastAsia="宋体" w:hAnsi="Times New Roman" w:cs="宋体"/>
-                <w:sz w:val="21"/>
-              </w:rPr>
-              <w:t>的需求波动</w:t>
+              <w:t>需求准备：依据销售消耗规律提醒仓库解冻备货、同步门店补货需求，降低物料损耗与缺货风险</w:t>
             </w:r>
           </w:p>
         </w:tc>
@@ -1672,7 +1455,7 @@
       <w:tr>
         <w:trPr>
           <w:gridAfter w:val="1"/>
-          <w:wAfter w:w="880" w:type="dxa"/>
+          <w:wAfter w:w="1008" w:type="dxa"/>
           <w:jc w:val="center"/>
         </w:trPr>
         <w:tc>
@@ -1696,7 +1479,7 @@
             <w:pPr>
               <w:spacing w:line="290" w:lineRule="atLeast"/>
               <w:rPr>
-                <w:rFonts w:ascii="Times New Roman" w:hAnsi="Times New Roman" w:hint="default"/>
+                <w:rFonts w:hint="default"/>
                 <w:sz w:val="21"/>
               </w:rPr>
             </w:pPr>
@@ -1705,7 +1488,7 @@
         <w:tc>
           <w:tcPr>
             <w:tcW w:w="4600" w:type="dxa"/>
-            <w:gridSpan w:val="2"/>
+            <w:gridSpan w:val="3"/>
             <w:tcBorders>
               <w:top w:val="nil"/>
               <w:left w:val="nil"/>
@@ -1724,18 +1507,20 @@
             <w:pPr>
               <w:spacing w:line="290" w:lineRule="atLeast"/>
               <w:rPr>
-                <w:rFonts w:ascii="Times New Roman" w:hAnsi="Times New Roman" w:hint="default"/>
-                <w:sz w:val="21"/>
-              </w:rPr>
-            </w:pPr>
-            <w:r>
-              <w:rPr>
-                <w:rFonts w:ascii="Times New Roman" w:eastAsia="宋体" w:hAnsi="Times New Roman" w:cs="宋体"/>
-                <w:b/>
-                <w:bCs/>
-                <w:sz w:val="21"/>
-              </w:rPr>
-              <w:t>银行营销客户分层与转化分析</w:t>
+                <w:rFonts w:hint="default"/>
+                <w:b/>
+                <w:bCs/>
+                <w:sz w:val="21"/>
+              </w:rPr>
+            </w:pPr>
+            <w:r>
+              <w:rPr>
+                <w:rFonts w:ascii="Times New Roman" w:eastAsia="宋体" w:hAnsi="Times New Roman" w:cs="宋体"/>
+                <w:b/>
+                <w:bCs/>
+                <w:sz w:val="21"/>
+              </w:rPr>
+              <w:t>山东鱼跃尚成教育有限责任公司</w:t>
             </w:r>
           </w:p>
         </w:tc>
@@ -1754,20 +1539,20 @@
             <w:pPr>
               <w:spacing w:line="290" w:lineRule="atLeast"/>
               <w:rPr>
-                <w:rFonts w:ascii="Times New Roman" w:eastAsia="等线" w:hAnsi="Times New Roman" w:hint="default"/>
-                <w:b/>
-                <w:bCs/>
-                <w:sz w:val="21"/>
-              </w:rPr>
-            </w:pPr>
-            <w:r>
-              <w:rPr>
-                <w:rFonts w:ascii="Times New Roman" w:eastAsia="宋体" w:hAnsi="Times New Roman" w:cs="宋体"/>
-                <w:b/>
-                <w:bCs/>
-                <w:sz w:val="21"/>
-              </w:rPr>
-              <w:t>个人课程项目</w:t>
+                <w:rFonts w:hint="default"/>
+                <w:b/>
+                <w:bCs/>
+                <w:sz w:val="21"/>
+              </w:rPr>
+            </w:pPr>
+            <w:r>
+              <w:rPr>
+                <w:rFonts w:ascii="Times New Roman" w:eastAsia="宋体" w:hAnsi="Times New Roman" w:cs="宋体"/>
+                <w:b/>
+                <w:bCs/>
+                <w:sz w:val="21"/>
+              </w:rPr>
+              <w:t>项目助理（兼职）</w:t>
             </w:r>
           </w:p>
         </w:tc>
@@ -1799,25 +1584,7 @@
                 <w:bCs/>
                 <w:sz w:val="21"/>
               </w:rPr>
-              <w:t>2026.04</w:t>
-            </w:r>
-            <w:r>
-              <w:rPr>
-                <w:rFonts w:ascii="Times New Roman" w:eastAsia="宋体" w:hAnsi="Times New Roman" w:cs="宋体"/>
-                <w:b/>
-                <w:bCs/>
-                <w:sz w:val="21"/>
-              </w:rPr>
-              <w:t>—</w:t>
-            </w:r>
-            <w:r>
-              <w:rPr>
-                <w:rFonts w:ascii="Times New Roman" w:eastAsia="宋体" w:hAnsi="Times New Roman" w:cs="宋体"/>
-                <w:b/>
-                <w:bCs/>
-                <w:sz w:val="21"/>
-              </w:rPr>
-              <w:t>2026.06</w:t>
+              <w:t>2026.04 - 2026.07</w:t>
             </w:r>
           </w:p>
         </w:tc>
@@ -1825,7 +1592,7 @@
       <w:tr>
         <w:trPr>
           <w:gridAfter w:val="1"/>
-          <w:wAfter w:w="880" w:type="dxa"/>
+          <w:wAfter w:w="1008" w:type="dxa"/>
           <w:jc w:val="center"/>
         </w:trPr>
         <w:tc>
@@ -1858,7 +1625,7 @@
         <w:tc>
           <w:tcPr>
             <w:tcW w:w="10048" w:type="dxa"/>
-            <w:gridSpan w:val="4"/>
+            <w:gridSpan w:val="5"/>
             <w:tcBorders>
               <w:top w:val="nil"/>
               <w:left w:val="nil"/>
@@ -1877,7 +1644,7 @@
             <w:pPr>
               <w:numPr>
                 <w:ilvl w:val="0"/>
-                <w:numId w:val="9"/>
+                <w:numId w:val="6"/>
               </w:numPr>
               <w:spacing w:line="290" w:lineRule="atLeast"/>
               <w:rPr>
@@ -1890,42 +1657,98 @@
                 <w:rFonts w:ascii="Times New Roman" w:eastAsia="宋体" w:hAnsi="Times New Roman" w:cs="宋体"/>
                 <w:sz w:val="21"/>
               </w:rPr>
-              <w:t>数据清洗：基于</w:t>
+              <w:t>材料统筹：统筹</w:t>
             </w:r>
             <w:r>
               <w:rPr>
                 <w:rFonts w:ascii="Times New Roman" w:eastAsia="宋体" w:hAnsi="Times New Roman" w:cs="宋体" w:hint="default"/>
                 <w:sz w:val="21"/>
               </w:rPr>
-              <w:t>45211</w:t>
-            </w:r>
-            <w:r>
-              <w:rPr>
-                <w:rFonts w:ascii="Times New Roman" w:eastAsia="宋体" w:hAnsi="Times New Roman" w:cs="宋体"/>
-                <w:sz w:val="21"/>
-              </w:rPr>
-              <w:t>条葡萄牙银行真实营销数据，用</w:t>
+              <w:t>200+</w:t>
+            </w:r>
+            <w:r>
+              <w:rPr>
+                <w:rFonts w:ascii="Times New Roman" w:eastAsia="宋体" w:hAnsi="Times New Roman" w:cs="宋体"/>
+                <w:sz w:val="21"/>
+              </w:rPr>
+              <w:t>份申报材料全流程管理，用</w:t>
             </w:r>
             <w:r>
               <w:rPr>
                 <w:rFonts w:ascii="Times New Roman" w:eastAsia="宋体" w:hAnsi="Times New Roman" w:cs="宋体" w:hint="default"/>
                 <w:sz w:val="21"/>
               </w:rPr>
-              <w:t>R</w:t>
-            </w:r>
-            <w:r>
-              <w:rPr>
-                <w:rFonts w:ascii="Times New Roman" w:eastAsia="宋体" w:hAnsi="Times New Roman" w:cs="宋体"/>
-                <w:sz w:val="21"/>
-              </w:rPr>
-              <w:t>完成缺失值与异常值清洗，对年龄、职业、营销频次等字段做多维度分层统计</w:t>
+              <w:t>Excel</w:t>
+            </w:r>
+            <w:r>
+              <w:rPr>
+                <w:rFonts w:ascii="Times New Roman" w:eastAsia="宋体" w:hAnsi="Times New Roman" w:cs="宋体"/>
+                <w:sz w:val="21"/>
+              </w:rPr>
+              <w:t>搭建分类台账，建立</w:t>
+            </w:r>
+            <w:r>
+              <w:rPr>
+                <w:rFonts w:ascii="Times New Roman" w:eastAsia="宋体" w:hAnsi="Times New Roman" w:cs="宋体"/>
+                <w:sz w:val="21"/>
+              </w:rPr>
+              <w:t>“</w:t>
+            </w:r>
+            <w:r>
+              <w:rPr>
+                <w:rFonts w:ascii="Times New Roman" w:eastAsia="宋体" w:hAnsi="Times New Roman" w:cs="宋体"/>
+                <w:sz w:val="21"/>
+              </w:rPr>
+              <w:t>录入</w:t>
+            </w:r>
+            <w:r>
+              <w:rPr>
+                <w:rFonts w:ascii="Times New Roman" w:eastAsia="宋体" w:hAnsi="Times New Roman" w:cs="宋体" w:hint="default"/>
+                <w:sz w:val="21"/>
+              </w:rPr>
+              <w:t>-</w:t>
+            </w:r>
+            <w:r>
+              <w:rPr>
+                <w:rFonts w:ascii="Times New Roman" w:eastAsia="宋体" w:hAnsi="Times New Roman" w:cs="宋体"/>
+                <w:sz w:val="21"/>
+              </w:rPr>
+              <w:t>核对</w:t>
+            </w:r>
+            <w:r>
+              <w:rPr>
+                <w:rFonts w:ascii="Times New Roman" w:eastAsia="宋体" w:hAnsi="Times New Roman" w:cs="宋体" w:hint="default"/>
+                <w:sz w:val="21"/>
+              </w:rPr>
+              <w:t>-</w:t>
+            </w:r>
+            <w:r>
+              <w:rPr>
+                <w:rFonts w:ascii="Times New Roman" w:eastAsia="宋体" w:hAnsi="Times New Roman" w:cs="宋体"/>
+                <w:sz w:val="21"/>
+              </w:rPr>
+              <w:t>提交</w:t>
+            </w:r>
+            <w:r>
+              <w:rPr>
+                <w:rFonts w:ascii="Times New Roman" w:eastAsia="宋体" w:hAnsi="Times New Roman" w:cs="宋体"/>
+                <w:sz w:val="21"/>
+              </w:rPr>
+              <w:t>”</w:t>
+            </w:r>
+            <w:r>
+              <w:rPr>
+                <w:rFonts w:ascii="Times New Roman" w:eastAsia="宋体" w:hAnsi="Times New Roman" w:cs="宋体"/>
+                <w:sz w:val="21"/>
+              </w:rPr>
+              <w:t>三级校验机制，实现零差错提交</w:t>
             </w:r>
           </w:p>
           <w:p>
             <w:pPr>
               <w:numPr>
                 <w:ilvl w:val="0"/>
-                <w:numId w:val="9"/>
+                <w:numId w:val="6"/>
               </w:numPr>
               <w:spacing w:line="290" w:lineRule="atLeast"/>
               <w:rPr>
@@ -1938,27 +1761,60 @@
                 <w:rFonts w:ascii="Times New Roman" w:eastAsia="宋体" w:hAnsi="Times New Roman" w:cs="宋体"/>
                 <w:sz w:val="21"/>
               </w:rPr>
-              <w:t>可视化分析：独立绘制帕累托图、相关性热力图、订阅转化率瀑布图，识别高价值客群特征与营销流失关键环节</w:t>
-            </w:r>
-          </w:p>
-          <w:p>
-            <w:pPr>
-              <w:numPr>
-                <w:ilvl w:val="0"/>
-                <w:numId w:val="9"/>
-              </w:numPr>
-              <w:spacing w:line="290" w:lineRule="atLeast"/>
-              <w:rPr>
-                <w:rFonts w:ascii="Times New Roman" w:eastAsia="宋体" w:hAnsi="Times New Roman" w:cs="宋体" w:hint="default"/>
-                <w:sz w:val="21"/>
-              </w:rPr>
-            </w:pPr>
-            <w:r>
-              <w:rPr>
-                <w:rFonts w:ascii="Times New Roman" w:eastAsia="宋体" w:hAnsi="Times New Roman" w:cs="宋体"/>
-                <w:sz w:val="21"/>
-              </w:rPr>
-              <w:t>洞察输出：为客户分群与营销资源分配提供数据支撑，独立交付完整分析报告</w:t>
+              <w:t>流程优化：梳理并标准化资料审核与报批流程，与各方同步进度，按月汇总数据形成工作小结，提升整体执行效率</w:t>
+            </w:r>
+          </w:p>
+        </w:tc>
+      </w:tr>
+      <w:tr>
+        <w:trPr>
+          <w:gridBefore w:val="3"/>
+          <w:wBefore w:w="1009" w:type="dxa"/>
+          <w:jc w:val="center"/>
+        </w:trPr>
+        <w:tc>
+          <w:tcPr>
+            <w:tcW w:w="10742" w:type="dxa"/>
+            <w:gridSpan w:val="4"/>
+            <w:tcBorders>
+              <w:top w:val="nil"/>
+              <w:left w:val="nil"/>
+              <w:bottom w:val="nil"/>
+              <w:right w:val="nil"/>
+            </w:tcBorders>
+            <w:shd w:val="clear" w:color="auto" w:fill="EEEEEE"/>
+            <w:tcMar>
+              <w:top w:w="0" w:type="dxa"/>
+              <w:left w:w="85" w:type="dxa"/>
+              <w:bottom w:w="0" w:type="dxa"/>
+              <w:right w:w="85" w:type="dxa"/>
+            </w:tcMar>
+            <w:vAlign w:val="center"/>
+          </w:tcPr>
+          <w:p>
+            <w:pPr>
+              <w:spacing w:line="290" w:lineRule="atLeast"/>
+              <w:rPr>
+                <w:rFonts w:ascii="Times New Roman" w:hAnsi="Times New Roman" w:hint="default"/>
+                <w:b/>
+                <w:bCs/>
+              </w:rPr>
+            </w:pPr>
+            <w:r>
+              <w:rPr>
+                <w:rFonts w:ascii="Times New Roman" w:eastAsia="宋体" w:hAnsi="Times New Roman" w:cs="宋体"/>
+                <w:b/>
+                <w:bCs/>
+              </w:rPr>
+              <w:t>项目</w:t>
+            </w:r>
+            <w:r>
+              <w:rPr>
+                <w:rFonts w:ascii="Times New Roman" w:eastAsia="宋体" w:hAnsi="Times New Roman" w:cs="宋体"/>
+                <w:b/>
+                <w:bCs/>
+              </w:rPr>
+              <w:t>经历</w:t>
             </w:r>
           </w:p>
         </w:tc>
@@ -1966,7 +1822,7 @@
       <w:tr>
         <w:trPr>
           <w:gridAfter w:val="1"/>
-          <w:wAfter w:w="880" w:type="dxa"/>
+          <w:wAfter w:w="1008" w:type="dxa"/>
           <w:jc w:val="center"/>
         </w:trPr>
         <w:tc>
@@ -1999,7 +1855,7 @@
         <w:tc>
           <w:tcPr>
             <w:tcW w:w="4600" w:type="dxa"/>
-            <w:gridSpan w:val="2"/>
+            <w:gridSpan w:val="3"/>
             <w:tcBorders>
               <w:top w:val="nil"/>
               <w:left w:val="nil"/>
@@ -2029,16 +1885,7 @@
                 <w:bCs/>
                 <w:sz w:val="21"/>
               </w:rPr>
-              <w:t>ERP</w:t>
-            </w:r>
-            <w:r>
-              <w:rPr>
-                <w:rFonts w:ascii="Times New Roman" w:eastAsia="宋体" w:hAnsi="Times New Roman" w:cs="宋体"/>
-                <w:b/>
-                <w:bCs/>
-                <w:sz w:val="21"/>
-              </w:rPr>
-              <w:t>供应链全流程模拟操作</w:t>
+              <w:t>社区团购自提点选址与配送路径优化</w:t>
             </w:r>
           </w:p>
         </w:tc>
@@ -2070,7 +1917,7 @@
                 <w:bCs/>
                 <w:sz w:val="21"/>
               </w:rPr>
-              <w:t>课程实验・账套主管</w:t>
+              <w:t>个人课程项目</w:t>
             </w:r>
           </w:p>
         </w:tc>
@@ -2102,7 +1949,7 @@
                 <w:bCs/>
                 <w:sz w:val="21"/>
               </w:rPr>
-              <w:t>2025.03-2025.07</w:t>
+              <w:t>2026.03-2026.06</w:t>
             </w:r>
           </w:p>
         </w:tc>
@@ -2110,7 +1957,7 @@
       <w:tr>
         <w:trPr>
           <w:gridAfter w:val="1"/>
-          <w:wAfter w:w="880" w:type="dxa"/>
+          <w:wAfter w:w="1008" w:type="dxa"/>
           <w:jc w:val="center"/>
         </w:trPr>
         <w:tc>
@@ -2143,7 +1990,7 @@
         <w:tc>
           <w:tcPr>
             <w:tcW w:w="10048" w:type="dxa"/>
-            <w:gridSpan w:val="4"/>
+            <w:gridSpan w:val="5"/>
             <w:tcBorders>
               <w:top w:val="nil"/>
               <w:left w:val="nil"/>
@@ -2175,21 +2022,21 @@
                 <w:rFonts w:ascii="Times New Roman" w:eastAsia="宋体" w:hAnsi="Times New Roman" w:cs="宋体"/>
                 <w:sz w:val="21"/>
               </w:rPr>
-              <w:t>全流程实操：以账套主管角色使用用友</w:t>
+              <w:t>问题建模：针对老龄化小区自提点布局零散、配送效率低的痛点，将年龄分层服务半径与电梯等待时间纳入选址</w:t>
             </w:r>
             <w:r>
               <w:rPr>
                 <w:rFonts w:ascii="Times New Roman" w:eastAsia="宋体" w:hAnsi="Times New Roman" w:cs="宋体" w:hint="default"/>
                 <w:sz w:val="21"/>
               </w:rPr>
-              <w:t>U8+</w:t>
-            </w:r>
-            <w:r>
-              <w:rPr>
-                <w:rFonts w:ascii="Times New Roman" w:eastAsia="宋体" w:hAnsi="Times New Roman" w:cs="宋体"/>
-                <w:sz w:val="21"/>
-              </w:rPr>
-              <w:t>，以模拟箱包贸易企业为对象，独立完成采购订单→到货入库→销售订单→发货出库→库存调拨→盘点→存货核算→收付款凭证全流程操作</w:t>
+              <w:t>-</w:t>
+            </w:r>
+            <w:r>
+              <w:rPr>
+                <w:rFonts w:ascii="Times New Roman" w:eastAsia="宋体" w:hAnsi="Times New Roman" w:cs="宋体"/>
+                <w:sz w:val="21"/>
+              </w:rPr>
+              <w:t>路径优化模型</w:t>
             </w:r>
           </w:p>
           <w:p>
@@ -2209,106 +2056,210 @@
                 <w:rFonts w:ascii="Times New Roman" w:eastAsia="宋体" w:hAnsi="Times New Roman" w:cs="宋体"/>
                 <w:sz w:val="21"/>
               </w:rPr>
-              <w:t>模块联动：掌握采购、销售、库存、存货、财务五大模块间的数据流转与单据联动逻辑，理解</w:t>
+              <w:t>方案求解：基于</w:t>
             </w:r>
             <w:r>
               <w:rPr>
                 <w:rFonts w:ascii="Times New Roman" w:eastAsia="宋体" w:hAnsi="Times New Roman" w:cs="宋体" w:hint="default"/>
                 <w:sz w:val="21"/>
               </w:rPr>
-              <w:t>ERP</w:t>
-            </w:r>
-            <w:r>
-              <w:rPr>
-                <w:rFonts w:ascii="Times New Roman" w:eastAsia="宋体" w:hAnsi="Times New Roman" w:cs="宋体"/>
-                <w:sz w:val="21"/>
-              </w:rPr>
-              <w:t>系统中供应链业务从订单到核算的标准化运作机制</w:t>
+              <w:t>15</w:t>
+            </w:r>
+            <w:r>
+              <w:rPr>
+                <w:rFonts w:ascii="Times New Roman" w:eastAsia="宋体" w:hAnsi="Times New Roman" w:cs="宋体"/>
+                <w:sz w:val="21"/>
+              </w:rPr>
+              <w:t>个候选点位、日均</w:t>
+            </w:r>
+            <w:r>
+              <w:rPr>
+                <w:rFonts w:ascii="Times New Roman" w:eastAsia="宋体" w:hAnsi="Times New Roman" w:cs="宋体" w:hint="default"/>
+                <w:sz w:val="21"/>
+              </w:rPr>
+              <w:t>345</w:t>
+            </w:r>
+            <w:r>
+              <w:rPr>
+                <w:rFonts w:ascii="Times New Roman" w:eastAsia="宋体" w:hAnsi="Times New Roman" w:cs="宋体"/>
+                <w:sz w:val="21"/>
+              </w:rPr>
+              <w:t>单数据，用</w:t>
+            </w:r>
+            <w:r>
+              <w:rPr>
+                <w:rFonts w:ascii="Times New Roman" w:eastAsia="宋体" w:hAnsi="Times New Roman" w:cs="宋体" w:hint="default"/>
+                <w:sz w:val="21"/>
+              </w:rPr>
+              <w:t>Python</w:t>
+            </w:r>
+            <w:r>
+              <w:rPr>
+                <w:rFonts w:ascii="Times New Roman" w:eastAsia="宋体" w:hAnsi="Times New Roman" w:cs="宋体"/>
+                <w:sz w:val="21"/>
+              </w:rPr>
+              <w:t>设计</w:t>
+            </w:r>
+            <w:r>
+              <w:rPr>
+                <w:rFonts w:ascii="Times New Roman" w:eastAsia="宋体" w:hAnsi="Times New Roman" w:cs="宋体"/>
+                <w:sz w:val="21"/>
+              </w:rPr>
+              <w:t>“</w:t>
+            </w:r>
+            <w:r>
+              <w:rPr>
+                <w:rFonts w:ascii="Times New Roman" w:eastAsia="宋体" w:hAnsi="Times New Roman" w:cs="宋体" w:hint="default"/>
+                <w:sz w:val="21"/>
+              </w:rPr>
+              <w:t>2</w:t>
+            </w:r>
+            <w:r>
+              <w:rPr>
+                <w:rFonts w:ascii="Times New Roman" w:eastAsia="宋体" w:hAnsi="Times New Roman" w:cs="宋体"/>
+                <w:sz w:val="21"/>
+              </w:rPr>
+              <w:t>核心点</w:t>
+            </w:r>
+            <w:r>
+              <w:rPr>
+                <w:rFonts w:ascii="Times New Roman" w:eastAsia="宋体" w:hAnsi="Times New Roman" w:cs="宋体" w:hint="default"/>
+                <w:sz w:val="21"/>
+              </w:rPr>
+              <w:t>+4</w:t>
+            </w:r>
+            <w:r>
+              <w:rPr>
+                <w:rFonts w:ascii="Times New Roman" w:eastAsia="宋体" w:hAnsi="Times New Roman" w:cs="宋体"/>
+                <w:sz w:val="21"/>
+              </w:rPr>
+              <w:t>动态临时点</w:t>
+            </w:r>
+            <w:r>
+              <w:rPr>
+                <w:rFonts w:ascii="Times New Roman" w:eastAsia="宋体" w:hAnsi="Times New Roman" w:cs="宋体"/>
+                <w:sz w:val="21"/>
+              </w:rPr>
+              <w:t>”</w:t>
+            </w:r>
+            <w:r>
+              <w:rPr>
+                <w:rFonts w:ascii="Times New Roman" w:eastAsia="宋体" w:hAnsi="Times New Roman" w:cs="宋体"/>
+                <w:sz w:val="21"/>
+              </w:rPr>
+              <w:t>弹性布局方案</w:t>
+            </w:r>
+          </w:p>
+          <w:p>
+            <w:pPr>
+              <w:numPr>
+                <w:ilvl w:val="0"/>
+                <w:numId w:val="9"/>
+              </w:numPr>
+              <w:spacing w:line="290" w:lineRule="atLeast"/>
+              <w:rPr>
+                <w:rFonts w:ascii="Times New Roman" w:eastAsia="宋体" w:hAnsi="Times New Roman" w:cs="宋体" w:hint="default"/>
+                <w:sz w:val="21"/>
+              </w:rPr>
+            </w:pPr>
+            <w:r>
+              <w:rPr>
+                <w:rFonts w:ascii="Times New Roman" w:eastAsia="宋体" w:hAnsi="Times New Roman" w:cs="宋体"/>
+                <w:sz w:val="21"/>
+              </w:rPr>
+              <w:t>成果验证：模型测算总成本降低</w:t>
+            </w:r>
+            <w:r>
+              <w:rPr>
+                <w:rFonts w:ascii="Times New Roman" w:eastAsia="宋体" w:hAnsi="Times New Roman" w:cs="宋体" w:hint="default"/>
+                <w:sz w:val="21"/>
+              </w:rPr>
+              <w:t>18.7%</w:t>
+            </w:r>
+            <w:r>
+              <w:rPr>
+                <w:rFonts w:ascii="Times New Roman" w:eastAsia="宋体" w:hAnsi="Times New Roman" w:cs="宋体"/>
+                <w:sz w:val="21"/>
+              </w:rPr>
+              <w:t>，老年覆盖率</w:t>
+            </w:r>
+            <w:r>
+              <w:rPr>
+                <w:rFonts w:ascii="Times New Roman" w:eastAsia="宋体" w:hAnsi="Times New Roman" w:cs="宋体" w:hint="default"/>
+                <w:sz w:val="21"/>
+              </w:rPr>
+              <w:t>53.4%</w:t>
+            </w:r>
+            <w:r>
+              <w:rPr>
+                <w:rFonts w:ascii="Times New Roman" w:eastAsia="宋体" w:hAnsi="Times New Roman" w:cs="宋体"/>
+                <w:sz w:val="21"/>
+              </w:rPr>
+              <w:t>→</w:t>
+            </w:r>
+            <w:r>
+              <w:rPr>
+                <w:rFonts w:ascii="Times New Roman" w:eastAsia="宋体" w:hAnsi="Times New Roman" w:cs="宋体" w:hint="default"/>
+                <w:sz w:val="21"/>
+              </w:rPr>
+              <w:t>87.3%</w:t>
+            </w:r>
+            <w:r>
+              <w:rPr>
+                <w:rFonts w:ascii="Times New Roman" w:eastAsia="宋体" w:hAnsi="Times New Roman" w:cs="宋体"/>
+                <w:sz w:val="21"/>
+              </w:rPr>
+              <w:t>，配送时长缩短</w:t>
+            </w:r>
+            <w:r>
+              <w:rPr>
+                <w:rFonts w:ascii="Times New Roman" w:eastAsia="宋体" w:hAnsi="Times New Roman" w:cs="宋体" w:hint="default"/>
+                <w:sz w:val="21"/>
+              </w:rPr>
+              <w:t>22.3%</w:t>
+            </w:r>
+            <w:r>
+              <w:rPr>
+                <w:rFonts w:ascii="Times New Roman" w:eastAsia="宋体" w:hAnsi="Times New Roman" w:cs="宋体"/>
+                <w:sz w:val="21"/>
+              </w:rPr>
+              <w:t>，可响应周末</w:t>
+            </w:r>
+            <w:r>
+              <w:rPr>
+                <w:rFonts w:ascii="Times New Roman" w:eastAsia="宋体" w:hAnsi="Times New Roman" w:cs="宋体" w:hint="default"/>
+                <w:sz w:val="21"/>
+              </w:rPr>
+              <w:t>29.9%</w:t>
+            </w:r>
+            <w:r>
+              <w:rPr>
+                <w:rFonts w:ascii="Times New Roman" w:eastAsia="宋体" w:hAnsi="Times New Roman" w:cs="宋体"/>
+                <w:sz w:val="21"/>
+              </w:rPr>
+              <w:t>、促销日</w:t>
+            </w:r>
+            <w:r>
+              <w:rPr>
+                <w:rFonts w:ascii="Times New Roman" w:eastAsia="宋体" w:hAnsi="Times New Roman" w:cs="宋体" w:hint="default"/>
+                <w:sz w:val="21"/>
+              </w:rPr>
+              <w:t>50.7%</w:t>
+            </w:r>
+            <w:r>
+              <w:rPr>
+                <w:rFonts w:ascii="Times New Roman" w:eastAsia="宋体" w:hAnsi="Times New Roman" w:cs="宋体"/>
+                <w:sz w:val="21"/>
+              </w:rPr>
+              <w:t>的需求波动</w:t>
             </w:r>
           </w:p>
         </w:tc>
       </w:tr>
       <w:tr>
         <w:trPr>
-          <w:gridBefore w:val="2"/>
-          <w:wBefore w:w="879" w:type="dxa"/>
-          <w:jc w:val="center"/>
-        </w:trPr>
-        <w:tc>
-          <w:tcPr>
-            <w:tcW w:w="10744" w:type="dxa"/>
-            <w:gridSpan w:val="4"/>
-            <w:tcBorders>
-              <w:top w:val="nil"/>
-              <w:left w:val="nil"/>
-              <w:bottom w:val="nil"/>
-              <w:right w:val="nil"/>
-            </w:tcBorders>
-            <w:shd w:val="clear" w:color="auto" w:fill="EEEEEE"/>
-            <w:tcMar>
-              <w:top w:w="0" w:type="dxa"/>
-              <w:left w:w="85" w:type="dxa"/>
-              <w:bottom w:w="0" w:type="dxa"/>
-              <w:right w:w="85" w:type="dxa"/>
-            </w:tcMar>
-            <w:vAlign w:val="center"/>
-          </w:tcPr>
-          <w:p>
-            <w:pPr>
-              <w:spacing w:line="290" w:lineRule="atLeast"/>
-              <w:rPr>
-                <w:rFonts w:ascii="宋体" w:eastAsia="宋体" w:hAnsi="宋体"/>
-              </w:rPr>
-            </w:pPr>
-            <w:r>
-              <w:rPr>
-                <w:rFonts w:ascii="宋体" w:eastAsia="宋体" w:hAnsi="宋体"/>
-                <w:b/>
-              </w:rPr>
-              <w:t>实践经历</w:t>
-            </w:r>
-          </w:p>
-        </w:tc>
-      </w:tr>
-    </w:tbl>
-    <w:p>
-      <w:pPr>
-        <w:spacing w:line="290" w:lineRule="atLeast"/>
-        <w:rPr>
-          <w:rFonts w:hint="default"/>
-          <w:vanish/>
-        </w:rPr>
-      </w:pPr>
-    </w:p>
-    <w:p>
-      <w:pPr>
-        <w:spacing w:line="290" w:lineRule="atLeast"/>
-        <w:rPr>
-          <w:rFonts w:hint="default"/>
-          <w:vanish/>
-          <w:sz w:val="21"/>
-        </w:rPr>
-      </w:pPr>
-    </w:p>
-    <w:tbl>
-      <w:tblPr>
-        <w:tblW w:w="0" w:type="auto"/>
-        <w:jc w:val="center"/>
-        <w:tblLayout w:type="fixed"/>
-        <w:tblCellMar>
-          <w:left w:w="0" w:type="dxa"/>
-          <w:right w:w="0" w:type="dxa"/>
-        </w:tblCellMar>
-        <w:tblLook w:val="0000" w:firstRow="0" w:lastRow="0" w:firstColumn="0" w:lastColumn="0" w:noHBand="0" w:noVBand="0"/>
-      </w:tblPr>
-      <w:tblGrid>
-        <w:gridCol w:w="695"/>
-        <w:gridCol w:w="4600"/>
-        <w:gridCol w:w="2693"/>
-        <w:gridCol w:w="2755"/>
-      </w:tblGrid>
-      <w:tr>
-        <w:trPr>
+          <w:gridAfter w:val="1"/>
+          <w:wAfter w:w="1008" w:type="dxa"/>
           <w:jc w:val="center"/>
         </w:trPr>
         <w:tc>
@@ -2332,7 +2283,7 @@
             <w:pPr>
               <w:spacing w:line="290" w:lineRule="atLeast"/>
               <w:rPr>
-                <w:rFonts w:hint="default"/>
+                <w:rFonts w:ascii="Times New Roman" w:hAnsi="Times New Roman" w:hint="default"/>
                 <w:sz w:val="21"/>
               </w:rPr>
             </w:pPr>
@@ -2341,6 +2292,7 @@
         <w:tc>
           <w:tcPr>
             <w:tcW w:w="4600" w:type="dxa"/>
+            <w:gridSpan w:val="3"/>
             <w:tcBorders>
               <w:top w:val="nil"/>
               <w:left w:val="nil"/>
@@ -2359,20 +2311,18 @@
             <w:pPr>
               <w:spacing w:line="290" w:lineRule="atLeast"/>
               <w:rPr>
-                <w:rFonts w:hint="default"/>
-                <w:b/>
-                <w:bCs/>
-                <w:sz w:val="21"/>
-              </w:rPr>
-            </w:pPr>
-            <w:r>
-              <w:rPr>
-                <w:rFonts w:ascii="Times New Roman" w:eastAsia="宋体" w:hAnsi="Times New Roman" w:cs="宋体"/>
-                <w:b/>
-                <w:bCs/>
-                <w:sz w:val="21"/>
-              </w:rPr>
-              <w:t>瑞幸咖啡</w:t>
+                <w:rFonts w:ascii="Times New Roman" w:hAnsi="Times New Roman" w:hint="default"/>
+                <w:sz w:val="21"/>
+              </w:rPr>
+            </w:pPr>
+            <w:r>
+              <w:rPr>
+                <w:rFonts w:ascii="Times New Roman" w:eastAsia="宋体" w:hAnsi="Times New Roman" w:cs="宋体"/>
+                <w:b/>
+                <w:bCs/>
+                <w:sz w:val="21"/>
+              </w:rPr>
+              <w:t>银行营销客户分层与转化分析</w:t>
             </w:r>
           </w:p>
         </w:tc>
@@ -2391,20 +2341,20 @@
             <w:pPr>
               <w:spacing w:line="290" w:lineRule="atLeast"/>
               <w:rPr>
-                <w:rFonts w:hint="default"/>
-                <w:b/>
-                <w:bCs/>
-                <w:sz w:val="21"/>
-              </w:rPr>
-            </w:pPr>
-            <w:r>
-              <w:rPr>
-                <w:rFonts w:ascii="Times New Roman" w:eastAsia="宋体" w:hAnsi="Times New Roman" w:cs="宋体"/>
-                <w:b/>
-                <w:bCs/>
-                <w:sz w:val="21"/>
-              </w:rPr>
-              <w:t>咖啡师（兼职）</w:t>
+                <w:rFonts w:ascii="Times New Roman" w:eastAsia="等线" w:hAnsi="Times New Roman" w:hint="default"/>
+                <w:b/>
+                <w:bCs/>
+                <w:sz w:val="21"/>
+              </w:rPr>
+            </w:pPr>
+            <w:r>
+              <w:rPr>
+                <w:rFonts w:ascii="Times New Roman" w:eastAsia="宋体" w:hAnsi="Times New Roman" w:cs="宋体"/>
+                <w:b/>
+                <w:bCs/>
+                <w:sz w:val="21"/>
+              </w:rPr>
+              <w:t>个人课程项目</w:t>
             </w:r>
           </w:p>
         </w:tc>
@@ -2436,13 +2386,33 @@
                 <w:bCs/>
                 <w:sz w:val="21"/>
               </w:rPr>
-              <w:t>2023.07 - 2023.09</w:t>
+              <w:t>2026.04</w:t>
+            </w:r>
+            <w:r>
+              <w:rPr>
+                <w:rFonts w:ascii="Times New Roman" w:eastAsia="宋体" w:hAnsi="Times New Roman" w:cs="宋体"/>
+                <w:b/>
+                <w:bCs/>
+                <w:sz w:val="21"/>
+              </w:rPr>
+              <w:t>—</w:t>
+            </w:r>
+            <w:r>
+              <w:rPr>
+                <w:rFonts w:ascii="Times New Roman" w:eastAsia="宋体" w:hAnsi="Times New Roman" w:cs="宋体"/>
+                <w:b/>
+                <w:bCs/>
+                <w:sz w:val="21"/>
+              </w:rPr>
+              <w:t>2026.06</w:t>
             </w:r>
           </w:p>
         </w:tc>
       </w:tr>
       <w:tr>
         <w:trPr>
+          <w:gridAfter w:val="1"/>
+          <w:wAfter w:w="1008" w:type="dxa"/>
           <w:jc w:val="center"/>
         </w:trPr>
         <w:tc>
@@ -2475,7 +2445,7 @@
         <w:tc>
           <w:tcPr>
             <w:tcW w:w="10048" w:type="dxa"/>
-            <w:gridSpan w:val="3"/>
+            <w:gridSpan w:val="5"/>
             <w:tcBorders>
               <w:top w:val="nil"/>
               <w:left w:val="nil"/>
@@ -2494,7 +2464,7 @@
             <w:pPr>
               <w:numPr>
                 <w:ilvl w:val="0"/>
-                <w:numId w:val="6"/>
+                <w:numId w:val="9"/>
               </w:numPr>
               <w:spacing w:line="290" w:lineRule="atLeast"/>
               <w:rPr>
@@ -2507,14 +2477,42 @@
                 <w:rFonts w:ascii="Times New Roman" w:eastAsia="宋体" w:hAnsi="Times New Roman" w:cs="宋体"/>
                 <w:sz w:val="21"/>
               </w:rPr>
-              <w:t>库存管理：落实门店原辅料日盘与效期管理流程，每日核对食材有效期并打印失效单据，保持库存账实一致</w:t>
+              <w:t>数据清洗：基于</w:t>
+            </w:r>
+            <w:r>
+              <w:rPr>
+                <w:rFonts w:ascii="Times New Roman" w:eastAsia="宋体" w:hAnsi="Times New Roman" w:cs="宋体" w:hint="default"/>
+                <w:sz w:val="21"/>
+              </w:rPr>
+              <w:t>45211</w:t>
+            </w:r>
+            <w:r>
+              <w:rPr>
+                <w:rFonts w:ascii="Times New Roman" w:eastAsia="宋体" w:hAnsi="Times New Roman" w:cs="宋体"/>
+                <w:sz w:val="21"/>
+              </w:rPr>
+              <w:t>条葡萄牙银行真实营销数据，用</w:t>
+            </w:r>
+            <w:r>
+              <w:rPr>
+                <w:rFonts w:ascii="Times New Roman" w:eastAsia="宋体" w:hAnsi="Times New Roman" w:cs="宋体" w:hint="default"/>
+                <w:sz w:val="21"/>
+              </w:rPr>
+              <w:t>R</w:t>
+            </w:r>
+            <w:r>
+              <w:rPr>
+                <w:rFonts w:ascii="Times New Roman" w:eastAsia="宋体" w:hAnsi="Times New Roman" w:cs="宋体"/>
+                <w:sz w:val="21"/>
+              </w:rPr>
+              <w:t>完成缺失值与异常值清洗，对年龄、职业、营销频次等字段做多维度分层统计</w:t>
             </w:r>
           </w:p>
           <w:p>
             <w:pPr>
               <w:numPr>
                 <w:ilvl w:val="0"/>
-                <w:numId w:val="6"/>
+                <w:numId w:val="9"/>
               </w:numPr>
               <w:spacing w:line="290" w:lineRule="atLeast"/>
               <w:rPr>
@@ -2527,27 +2525,35 @@
                 <w:rFonts w:ascii="Times New Roman" w:eastAsia="宋体" w:hAnsi="Times New Roman" w:cs="宋体"/>
                 <w:sz w:val="21"/>
               </w:rPr>
-              <w:t>需求</w:t>
-            </w:r>
-            <w:r>
-              <w:rPr>
-                <w:rFonts w:ascii="Times New Roman" w:eastAsia="宋体" w:hAnsi="Times New Roman" w:cs="宋体"/>
-                <w:sz w:val="21"/>
-              </w:rPr>
-              <w:t>准备</w:t>
-            </w:r>
-            <w:r>
-              <w:rPr>
-                <w:rFonts w:ascii="Times New Roman" w:eastAsia="宋体" w:hAnsi="Times New Roman" w:cs="宋体"/>
-                <w:sz w:val="21"/>
-              </w:rPr>
-              <w:t>：依据销售消耗规律提醒仓库解冻备货、同步门店补货需求，降低物料损耗与缺货风险</w:t>
+              <w:t>可视化分析：独立绘制帕累托图、相关性热力图、订阅转化率瀑布图，识别高价值客群特征与营销流失关键环节</w:t>
+            </w:r>
+          </w:p>
+          <w:p>
+            <w:pPr>
+              <w:numPr>
+                <w:ilvl w:val="0"/>
+                <w:numId w:val="9"/>
+              </w:numPr>
+              <w:spacing w:line="290" w:lineRule="atLeast"/>
+              <w:rPr>
+                <w:rFonts w:ascii="Times New Roman" w:eastAsia="宋体" w:hAnsi="Times New Roman" w:cs="宋体" w:hint="default"/>
+                <w:sz w:val="21"/>
+              </w:rPr>
+            </w:pPr>
+            <w:r>
+              <w:rPr>
+                <w:rFonts w:ascii="Times New Roman" w:eastAsia="宋体" w:hAnsi="Times New Roman" w:cs="宋体"/>
+                <w:sz w:val="21"/>
+              </w:rPr>
+              <w:t>洞察输出：为客户分群与营销资源分配提供数据支撑，独立交付完整分析报告</w:t>
             </w:r>
           </w:p>
         </w:tc>
       </w:tr>
       <w:tr>
         <w:trPr>
+          <w:gridAfter w:val="1"/>
+          <w:wAfter w:w="1008" w:type="dxa"/>
           <w:jc w:val="center"/>
         </w:trPr>
         <w:tc>
@@ -2571,7 +2577,7 @@
             <w:pPr>
               <w:spacing w:line="290" w:lineRule="atLeast"/>
               <w:rPr>
-                <w:rFonts w:hint="default"/>
+                <w:rFonts w:ascii="Times New Roman" w:hAnsi="Times New Roman" w:hint="default"/>
                 <w:sz w:val="21"/>
               </w:rPr>
             </w:pPr>
@@ -2580,6 +2586,7 @@
         <w:tc>
           <w:tcPr>
             <w:tcW w:w="4600" w:type="dxa"/>
+            <w:gridSpan w:val="3"/>
             <w:tcBorders>
               <w:top w:val="nil"/>
               <w:left w:val="nil"/>
@@ -2598,20 +2605,27 @@
             <w:pPr>
               <w:spacing w:line="290" w:lineRule="atLeast"/>
               <w:rPr>
-                <w:rFonts w:hint="default"/>
-                <w:b/>
-                <w:bCs/>
-                <w:sz w:val="21"/>
-              </w:rPr>
-            </w:pPr>
-            <w:r>
-              <w:rPr>
-                <w:rFonts w:ascii="Times New Roman" w:eastAsia="宋体" w:hAnsi="Times New Roman" w:cs="宋体"/>
-                <w:b/>
-                <w:bCs/>
-                <w:sz w:val="21"/>
-              </w:rPr>
-              <w:t>山东鱼跃尚成教育有限责任公司</w:t>
+                <w:rFonts w:ascii="Times New Roman" w:hAnsi="Times New Roman" w:hint="default"/>
+                <w:sz w:val="21"/>
+              </w:rPr>
+            </w:pPr>
+            <w:r>
+              <w:rPr>
+                <w:rFonts w:ascii="Times New Roman" w:eastAsia="宋体" w:hAnsi="Times New Roman" w:cs="宋体"/>
+                <w:b/>
+                <w:bCs/>
+                <w:sz w:val="21"/>
+              </w:rPr>
+              <w:t>ERP</w:t>
+            </w:r>
+            <w:r>
+              <w:rPr>
+                <w:rFonts w:ascii="Times New Roman" w:eastAsia="宋体" w:hAnsi="Times New Roman" w:cs="宋体"/>
+                <w:b/>
+                <w:bCs/>
+                <w:sz w:val="21"/>
+              </w:rPr>
+              <w:t>供应链全流程模拟操作</w:t>
             </w:r>
           </w:p>
         </w:tc>
@@ -2630,20 +2644,20 @@
             <w:pPr>
               <w:spacing w:line="290" w:lineRule="atLeast"/>
               <w:rPr>
-                <w:rFonts w:hint="default"/>
-                <w:b/>
-                <w:bCs/>
-                <w:sz w:val="21"/>
-              </w:rPr>
-            </w:pPr>
-            <w:r>
-              <w:rPr>
-                <w:rFonts w:ascii="Times New Roman" w:eastAsia="宋体" w:hAnsi="Times New Roman" w:cs="宋体"/>
-                <w:b/>
-                <w:bCs/>
-                <w:sz w:val="21"/>
-              </w:rPr>
-              <w:t>项目助理（兼职）</w:t>
+                <w:rFonts w:ascii="Times New Roman" w:eastAsia="等线" w:hAnsi="Times New Roman" w:hint="default"/>
+                <w:b/>
+                <w:bCs/>
+                <w:sz w:val="21"/>
+              </w:rPr>
+            </w:pPr>
+            <w:r>
+              <w:rPr>
+                <w:rFonts w:ascii="Times New Roman" w:eastAsia="宋体" w:hAnsi="Times New Roman" w:cs="宋体"/>
+                <w:b/>
+                <w:bCs/>
+                <w:sz w:val="21"/>
+              </w:rPr>
+              <w:t>课程实验・账套主管</w:t>
             </w:r>
           </w:p>
         </w:tc>
@@ -2675,13 +2689,15 @@
                 <w:bCs/>
                 <w:sz w:val="21"/>
               </w:rPr>
-              <w:t>2026.04 - 2026.07</w:t>
+              <w:t>2025.03-2025.07</w:t>
             </w:r>
           </w:p>
         </w:tc>
       </w:tr>
       <w:tr>
         <w:trPr>
+          <w:gridAfter w:val="1"/>
+          <w:wAfter w:w="1008" w:type="dxa"/>
           <w:jc w:val="center"/>
         </w:trPr>
         <w:tc>
@@ -2714,7 +2730,7 @@
         <w:tc>
           <w:tcPr>
             <w:tcW w:w="10048" w:type="dxa"/>
-            <w:gridSpan w:val="3"/>
+            <w:gridSpan w:val="5"/>
             <w:tcBorders>
               <w:top w:val="nil"/>
               <w:left w:val="nil"/>
@@ -2733,7 +2749,7 @@
             <w:pPr>
               <w:numPr>
                 <w:ilvl w:val="0"/>
-                <w:numId w:val="6"/>
+                <w:numId w:val="9"/>
               </w:numPr>
               <w:spacing w:line="290" w:lineRule="atLeast"/>
               <w:rPr>
@@ -2746,98 +2762,28 @@
                 <w:rFonts w:ascii="Times New Roman" w:eastAsia="宋体" w:hAnsi="Times New Roman" w:cs="宋体"/>
                 <w:sz w:val="21"/>
               </w:rPr>
-              <w:t>材料统筹：统筹</w:t>
+              <w:t>全流程实操：以账套主管角色使用用友</w:t>
             </w:r>
             <w:r>
               <w:rPr>
                 <w:rFonts w:ascii="Times New Roman" w:eastAsia="宋体" w:hAnsi="Times New Roman" w:cs="宋体" w:hint="default"/>
                 <w:sz w:val="21"/>
               </w:rPr>
-              <w:t>200+</w:t>
-            </w:r>
-            <w:r>
-              <w:rPr>
-                <w:rFonts w:ascii="Times New Roman" w:eastAsia="宋体" w:hAnsi="Times New Roman" w:cs="宋体"/>
-                <w:sz w:val="21"/>
-              </w:rPr>
-              <w:t>份申报材料全流程管理，用</w:t>
-            </w:r>
-            <w:r>
-              <w:rPr>
-                <w:rFonts w:ascii="Times New Roman" w:eastAsia="宋体" w:hAnsi="Times New Roman" w:cs="宋体" w:hint="default"/>
-                <w:sz w:val="21"/>
-              </w:rPr>
-              <w:t>Excel</w:t>
-            </w:r>
-            <w:r>
-              <w:rPr>
-                <w:rFonts w:ascii="Times New Roman" w:eastAsia="宋体" w:hAnsi="Times New Roman" w:cs="宋体"/>
-                <w:sz w:val="21"/>
-              </w:rPr>
-              <w:t>搭建分类台账，建立</w:t>
-            </w:r>
-            <w:r>
-              <w:rPr>
-                <w:rFonts w:ascii="Times New Roman" w:eastAsia="宋体" w:hAnsi="Times New Roman" w:cs="宋体"/>
-                <w:sz w:val="21"/>
-              </w:rPr>
-              <w:t>“</w:t>
-            </w:r>
-            <w:r>
-              <w:rPr>
-                <w:rFonts w:ascii="Times New Roman" w:eastAsia="宋体" w:hAnsi="Times New Roman" w:cs="宋体"/>
-                <w:sz w:val="21"/>
-              </w:rPr>
-              <w:t>录入</w:t>
-            </w:r>
-            <w:r>
-              <w:rPr>
-                <w:rFonts w:ascii="Times New Roman" w:eastAsia="宋体" w:hAnsi="Times New Roman" w:cs="宋体" w:hint="default"/>
-                <w:sz w:val="21"/>
-              </w:rPr>
-              <w:t>-</w:t>
-            </w:r>
-            <w:r>
-              <w:rPr>
-                <w:rFonts w:ascii="Times New Roman" w:eastAsia="宋体" w:hAnsi="Times New Roman" w:cs="宋体"/>
-                <w:sz w:val="21"/>
-              </w:rPr>
-              <w:t>核对</w:t>
-            </w:r>
-            <w:r>
-              <w:rPr>
-                <w:rFonts w:ascii="Times New Roman" w:eastAsia="宋体" w:hAnsi="Times New Roman" w:cs="宋体" w:hint="default"/>
-                <w:sz w:val="21"/>
-              </w:rPr>
-              <w:t>-</w:t>
-            </w:r>
-            <w:r>
-              <w:rPr>
-                <w:rFonts w:ascii="Times New Roman" w:eastAsia="宋体" w:hAnsi="Times New Roman" w:cs="宋体"/>
-                <w:sz w:val="21"/>
-              </w:rPr>
-              <w:t>提交</w:t>
-            </w:r>
-            <w:r>
-              <w:rPr>
-                <w:rFonts w:ascii="Times New Roman" w:eastAsia="宋体" w:hAnsi="Times New Roman" w:cs="宋体"/>
-                <w:sz w:val="21"/>
-              </w:rPr>
-              <w:t>”</w:t>
-            </w:r>
-            <w:r>
-              <w:rPr>
-                <w:rFonts w:ascii="Times New Roman" w:eastAsia="宋体" w:hAnsi="Times New Roman" w:cs="宋体"/>
-                <w:sz w:val="21"/>
-              </w:rPr>
-              <w:t>三级校验机制，实现零差错提交</w:t>
+              <w:t>U8+</w:t>
+            </w:r>
+            <w:r>
+              <w:rPr>
+                <w:rFonts w:ascii="Times New Roman" w:eastAsia="宋体" w:hAnsi="Times New Roman" w:cs="宋体"/>
+                <w:sz w:val="21"/>
+              </w:rPr>
+              <w:t>，以模拟箱包贸易企业为对象，独立完成采购订单→到货入库→销售订单→发货出库→库存调拨→盘点→存货核算→收付款凭证全流程操作</w:t>
             </w:r>
           </w:p>
           <w:p>
             <w:pPr>
               <w:numPr>
                 <w:ilvl w:val="0"/>
-                <w:numId w:val="6"/>
+                <w:numId w:val="9"/>
               </w:numPr>
               <w:spacing w:line="290" w:lineRule="atLeast"/>
               <w:rPr>
@@ -2850,12 +2796,45 @@
                 <w:rFonts w:ascii="Times New Roman" w:eastAsia="宋体" w:hAnsi="Times New Roman" w:cs="宋体"/>
                 <w:sz w:val="21"/>
               </w:rPr>
-              <w:t>流程优化：梳理并标准化资料审核与报批流程，与各方同步进度，按月汇总数据形成工作小结，提升整体执行效率</w:t>
+              <w:t>模块联动：掌握采购、销售、库存、存货、财务五大模块间的数据流转与单据联动逻辑，理解</w:t>
+            </w:r>
+            <w:r>
+              <w:rPr>
+                <w:rFonts w:ascii="Times New Roman" w:eastAsia="宋体" w:hAnsi="Times New Roman" w:cs="宋体" w:hint="default"/>
+                <w:sz w:val="21"/>
+              </w:rPr>
+              <w:t>ERP</w:t>
+            </w:r>
+            <w:r>
+              <w:rPr>
+                <w:rFonts w:ascii="Times New Roman" w:eastAsia="宋体" w:hAnsi="Times New Roman" w:cs="宋体"/>
+                <w:sz w:val="21"/>
+              </w:rPr>
+              <w:t>系统中供应链业务从订单到核算的标准化运作机制</w:t>
             </w:r>
           </w:p>
         </w:tc>
       </w:tr>
     </w:tbl>
+    <w:p>
+      <w:pPr>
+        <w:spacing w:line="290" w:lineRule="atLeast"/>
+        <w:rPr>
+          <w:rFonts w:hint="default"/>
+          <w:vanish/>
+        </w:rPr>
+      </w:pPr>
+    </w:p>
+    <w:p>
+      <w:pPr>
+        <w:spacing w:line="290" w:lineRule="atLeast"/>
+        <w:rPr>
+          <w:rFonts w:hint="default"/>
+          <w:vanish/>
+          <w:sz w:val="21"/>
+        </w:rPr>
+      </w:pPr>
+    </w:p>
     <w:p>
       <w:pPr>
         <w:spacing w:line="290" w:lineRule="atLeast"/>

--- a/02_定制简历库/通用简历/文雪_山东大学_运营管理方向.docx
+++ b/02_定制简历库/通用简历/文雪_山东大学_运营管理方向.docx
@@ -157,7 +157,6 @@
                 <w:sz w:val="21"/>
               </w:rPr>
             </w:pPr>
-            <w:proofErr w:type="gramStart"/>
             <w:r>
               <w:rPr>
                 <w:rFonts w:ascii="Times New Roman" w:hAnsi="Times New Roman" w:hint="default"/>
@@ -188,7 +187,6 @@
               </w:rPr>
               <w:t>|</w:t>
             </w:r>
-            <w:proofErr w:type="gramEnd"/>
             <w:r>
               <w:rPr>
                 <w:rFonts w:eastAsia="等线"/>
@@ -196,7 +194,6 @@
               </w:rPr>
               <w:t xml:space="preserve">  </w:t>
             </w:r>
-            <w:proofErr w:type="gramStart"/>
             <w:r>
               <w:rPr>
                 <w:rFonts w:ascii="Times New Roman" w:hAnsi="Times New Roman"/>
@@ -220,31 +217,21 @@
               </w:rPr>
               <w:t>|</w:t>
             </w:r>
-            <w:proofErr w:type="gramEnd"/>
             <w:r>
               <w:rPr>
                 <w:rFonts w:ascii="宋体" w:eastAsia="宋体" w:hAnsi="宋体"/>
                 <w:sz w:val="21"/>
               </w:rPr>
-              <w:t xml:space="preserve">  </w:t>
-            </w:r>
-            <w:proofErr w:type="gramStart"/>
+              <w:t xml:space="preserve">  共青团员  </w:t>
+            </w:r>
             <w:r>
               <w:rPr>
                 <w:rFonts w:ascii="宋体" w:eastAsia="宋体" w:hAnsi="宋体"/>
-                <w:sz w:val="21"/>
-              </w:rPr>
-              <w:t xml:space="preserve">共青团员  </w:t>
-            </w:r>
-            <w:r>
-              <w:rPr>
-                <w:rFonts w:ascii="宋体" w:eastAsia="宋体" w:hAnsi="宋体"/>
                 <w:b/>
                 <w:sz w:val="21"/>
               </w:rPr>
               <w:t>|</w:t>
             </w:r>
-            <w:proofErr w:type="gramEnd"/>
             <w:r>
               <w:rPr>
                 <w:rFonts w:ascii="宋体" w:eastAsia="宋体" w:hAnsi="宋体"/>
@@ -310,14 +297,6 @@
                 <w:sz w:val="21"/>
               </w:rPr>
               <w:t>求职意向：</w:t>
-            </w:r>
-            <w:r>
-              <w:rPr>
-                <w:rFonts w:ascii="Times New Roman" w:eastAsia="宋体" w:hAnsi="Times New Roman" w:cs="宋体"/>
-                <w:bCs/>
-                <w:sz w:val="21"/>
-              </w:rPr>
-              <w:t xml:space="preserve"> </w:t>
             </w:r>
             <w:r>
               <w:rPr>
